--- a/Interna struktura i organizacija indeksa kod Postgres baze podataka.docx
+++ b/Interna struktura i organizacija indeksa kod Postgres baze podataka.docx
@@ -19,7 +19,7 @@
           <w:noProof/>
         </w:rPr>
         <w:drawing>
-          <wp:anchor distT="114300" distB="114300" distL="114300" distR="114300" simplePos="0" relativeHeight="251659264" behindDoc="1" locked="0" layoutInCell="1" allowOverlap="1" wp14:anchorId="53E2288F" wp14:editId="2416D669">
+          <wp:anchor distT="114300" distB="114300" distL="114300" distR="114300" simplePos="0" relativeHeight="251659264" behindDoc="1" locked="0" layoutInCell="1" allowOverlap="1" wp14:anchorId="53E2288F" wp14:editId="493C8898">
             <wp:simplePos x="0" y="0"/>
             <wp:positionH relativeFrom="margin">
               <wp:align>right</wp:align>
@@ -332,27 +332,7 @@
           <w:sz w:val="40"/>
           <w:szCs w:val="40"/>
         </w:rPr>
-        <w:t xml:space="preserve">INTERNA STRUKTURA I ORGANIZACIJA INDEKSA KOD </w:t>
-      </w:r>
-      <w:r>
-        <w:rPr>
-          <w:rFonts w:cs="Times New Roman"/>
-          <w:b/>
-          <w:bCs/>
-          <w:sz w:val="40"/>
-          <w:szCs w:val="40"/>
-        </w:rPr>
-        <w:t>POSTGRE</w:t>
-      </w:r>
-      <w:r>
-        <w:rPr>
-          <w:rFonts w:cs="Times New Roman"/>
-          <w:b/>
-          <w:bCs/>
-          <w:sz w:val="40"/>
-          <w:szCs w:val="40"/>
-        </w:rPr>
-        <w:t xml:space="preserve"> BAZE PODATAKA</w:t>
+        <w:t>INTERNA STRUKTURA I ORGANIZACIJA INDEKSA KOD POSTGRE BAZE PODATAKA</w:t>
       </w:r>
     </w:p>
     <w:bookmarkEnd w:id="1"/>
@@ -1584,7 +1564,6 @@
           <w:szCs w:val="32"/>
         </w:rPr>
       </w:pPr>
-      <w:proofErr w:type="spellStart"/>
       <w:r>
         <w:rPr>
           <w:rFonts w:ascii="Times New Roman" w:hAnsi="Times New Roman" w:cs="Times New Roman"/>
@@ -1593,69 +1572,8 @@
           <w:szCs w:val="32"/>
         </w:rPr>
         <w:lastRenderedPageBreak/>
-        <w:t>Osnovni</w:t>
-      </w:r>
-      <w:proofErr w:type="spellEnd"/>
-      <w:r>
-        <w:rPr>
-          <w:rFonts w:ascii="Times New Roman" w:hAnsi="Times New Roman" w:cs="Times New Roman"/>
-          <w:color w:val="000000" w:themeColor="text1"/>
-          <w:sz w:val="32"/>
-          <w:szCs w:val="32"/>
-        </w:rPr>
-        <w:t xml:space="preserve"> </w:t>
-      </w:r>
-      <w:proofErr w:type="spellStart"/>
-      <w:r>
-        <w:rPr>
-          <w:rFonts w:ascii="Times New Roman" w:hAnsi="Times New Roman" w:cs="Times New Roman"/>
-          <w:color w:val="000000" w:themeColor="text1"/>
-          <w:sz w:val="32"/>
-          <w:szCs w:val="32"/>
-        </w:rPr>
-        <w:t>koncepti</w:t>
-      </w:r>
-      <w:proofErr w:type="spellEnd"/>
-      <w:r>
-        <w:rPr>
-          <w:rFonts w:ascii="Times New Roman" w:hAnsi="Times New Roman" w:cs="Times New Roman"/>
-          <w:color w:val="000000" w:themeColor="text1"/>
-          <w:sz w:val="32"/>
-          <w:szCs w:val="32"/>
-        </w:rPr>
-        <w:t xml:space="preserve"> </w:t>
-      </w:r>
-      <w:proofErr w:type="spellStart"/>
-      <w:r>
-        <w:rPr>
-          <w:rFonts w:ascii="Times New Roman" w:hAnsi="Times New Roman" w:cs="Times New Roman"/>
-          <w:color w:val="000000" w:themeColor="text1"/>
-          <w:sz w:val="32"/>
-          <w:szCs w:val="32"/>
-        </w:rPr>
-        <w:t>organizacije</w:t>
-      </w:r>
-      <w:proofErr w:type="spellEnd"/>
-      <w:r>
-        <w:rPr>
-          <w:rFonts w:ascii="Times New Roman" w:hAnsi="Times New Roman" w:cs="Times New Roman"/>
-          <w:color w:val="000000" w:themeColor="text1"/>
-          <w:sz w:val="32"/>
-          <w:szCs w:val="32"/>
-        </w:rPr>
-        <w:t xml:space="preserve"> </w:t>
-      </w:r>
-      <w:proofErr w:type="spellStart"/>
-      <w:r>
-        <w:rPr>
-          <w:rFonts w:ascii="Times New Roman" w:hAnsi="Times New Roman" w:cs="Times New Roman"/>
-          <w:color w:val="000000" w:themeColor="text1"/>
-          <w:sz w:val="32"/>
-          <w:szCs w:val="32"/>
-        </w:rPr>
-        <w:t>podataka</w:t>
-      </w:r>
-      <w:proofErr w:type="spellEnd"/>
+        <w:t>Osnovni koncepti organizacije podataka</w:t>
+      </w:r>
     </w:p>
     <w:p>
       <w:pPr>
@@ -5679,6 +5597,7 @@
       </w:pPr>
       <w:r>
         <w:rPr>
+          <w:noProof/>
           <w:lang w:val="en-GB"/>
         </w:rPr>
         <w:drawing>
@@ -7629,14 +7548,5435 @@
     </w:p>
     <w:p>
       <w:pPr>
+        <w:pStyle w:val="Heading1"/>
+        <w:rPr>
+          <w:lang w:val="en-US"/>
+        </w:rPr>
+      </w:pPr>
+      <w:proofErr w:type="spellStart"/>
+      <w:r>
+        <w:rPr>
+          <w:lang w:val="en-US"/>
+        </w:rPr>
+        <w:lastRenderedPageBreak/>
+        <w:t>Indeksi</w:t>
+      </w:r>
+      <w:proofErr w:type="spellEnd"/>
+    </w:p>
+    <w:p>
+      <w:pPr>
+        <w:rPr>
+          <w:lang w:val="en-US"/>
+        </w:rPr>
+      </w:pPr>
+    </w:p>
+    <w:p>
+      <w:pPr>
+        <w:pStyle w:val="Heading2"/>
+        <w:ind w:left="810" w:firstLine="0"/>
+        <w:rPr>
+          <w:rFonts w:ascii="Times New Roman" w:hAnsi="Times New Roman" w:cs="Times New Roman"/>
+          <w:color w:val="000000" w:themeColor="text1"/>
+          <w:lang w:val="en-GB"/>
+        </w:rPr>
+      </w:pPr>
+      <w:r>
+        <w:rPr>
+          <w:rFonts w:ascii="Times New Roman" w:hAnsi="Times New Roman" w:cs="Times New Roman"/>
+          <w:color w:val="000000" w:themeColor="text1"/>
+          <w:lang w:val="en-US"/>
+        </w:rPr>
+        <w:t>3.2</w:t>
+      </w:r>
+      <w:r>
+        <w:rPr>
+          <w:color w:val="000000" w:themeColor="text1"/>
+          <w:lang w:val="en-US"/>
+        </w:rPr>
+        <w:t xml:space="preserve"> </w:t>
+      </w:r>
+      <w:proofErr w:type="spellStart"/>
+      <w:r>
+        <w:rPr>
+          <w:rFonts w:ascii="Times New Roman" w:hAnsi="Times New Roman" w:cs="Times New Roman"/>
+          <w:color w:val="000000" w:themeColor="text1"/>
+          <w:lang w:val="en-GB"/>
+        </w:rPr>
+        <w:t>Invertovani</w:t>
+      </w:r>
+      <w:proofErr w:type="spellEnd"/>
+      <w:r>
+        <w:rPr>
+          <w:rFonts w:ascii="Times New Roman" w:hAnsi="Times New Roman" w:cs="Times New Roman"/>
+          <w:color w:val="000000" w:themeColor="text1"/>
+          <w:lang w:val="en-GB"/>
+        </w:rPr>
+        <w:t xml:space="preserve"> </w:t>
+      </w:r>
+      <w:proofErr w:type="spellStart"/>
+      <w:r>
+        <w:rPr>
+          <w:rFonts w:ascii="Times New Roman" w:hAnsi="Times New Roman" w:cs="Times New Roman"/>
+          <w:color w:val="000000" w:themeColor="text1"/>
+          <w:lang w:val="en-GB"/>
+        </w:rPr>
+        <w:t>indeks</w:t>
+      </w:r>
+      <w:proofErr w:type="spellEnd"/>
+    </w:p>
+    <w:p>
+      <w:pPr>
         <w:ind w:firstLine="0"/>
         <w:rPr>
+          <w:lang w:val="en-GB"/>
+        </w:rPr>
+      </w:pPr>
+    </w:p>
+    <w:p>
+      <w:pPr>
+        <w:ind w:firstLine="0"/>
+      </w:pPr>
+      <w:r>
+        <w:t>Invertovani indeks predstavlja jednu od ključnih struktura podataka u oblasti pretrage informacija, čija je osnovna namena efikasno pronalaženje dokumenata koji sadrže određene termine. U savremenim informacionim sistemima, gde se obrađuju velike količine tekstualnih podataka, linearno pretraživanje svih dokumenata postaje neefikasno i vremenski zahtevno. Upravo zbog toga se koristi invertovani indeks, koji omogućava direktan pristup relevantnim dokumentima.</w:t>
+      </w:r>
+    </w:p>
+    <w:p>
+      <w:pPr>
+        <w:ind w:firstLine="0"/>
+      </w:pPr>
+    </w:p>
+    <w:p>
+      <w:pPr>
+        <w:ind w:firstLine="0"/>
+        <w:rPr>
+          <w:lang w:val="en-GB"/>
+        </w:rPr>
+      </w:pPr>
+      <w:r>
+        <w:rPr>
+          <w:lang w:val="en-GB"/>
+        </w:rPr>
+        <w:t xml:space="preserve">U </w:t>
+      </w:r>
+      <w:proofErr w:type="spellStart"/>
+      <w:r>
+        <w:rPr>
+          <w:lang w:val="en-GB"/>
+        </w:rPr>
+        <w:t>svojoj</w:t>
+      </w:r>
+      <w:proofErr w:type="spellEnd"/>
+      <w:r>
+        <w:rPr>
+          <w:lang w:val="en-GB"/>
+        </w:rPr>
+        <w:t xml:space="preserve"> </w:t>
+      </w:r>
+      <w:proofErr w:type="spellStart"/>
+      <w:r>
+        <w:rPr>
+          <w:lang w:val="en-GB"/>
+        </w:rPr>
+        <w:t>suštini</w:t>
+      </w:r>
+      <w:proofErr w:type="spellEnd"/>
+      <w:r>
+        <w:rPr>
+          <w:lang w:val="en-GB"/>
+        </w:rPr>
+        <w:t xml:space="preserve">, </w:t>
+      </w:r>
+      <w:proofErr w:type="spellStart"/>
+      <w:r>
+        <w:rPr>
+          <w:lang w:val="en-GB"/>
+        </w:rPr>
+        <w:t>invertovani</w:t>
+      </w:r>
+      <w:proofErr w:type="spellEnd"/>
+      <w:r>
+        <w:rPr>
+          <w:lang w:val="en-GB"/>
+        </w:rPr>
+        <w:t xml:space="preserve"> </w:t>
+      </w:r>
+      <w:proofErr w:type="spellStart"/>
+      <w:r>
+        <w:rPr>
+          <w:lang w:val="en-GB"/>
+        </w:rPr>
+        <w:t>indeks</w:t>
+      </w:r>
+      <w:proofErr w:type="spellEnd"/>
+      <w:r>
+        <w:rPr>
+          <w:lang w:val="en-GB"/>
+        </w:rPr>
+        <w:t xml:space="preserve"> </w:t>
+      </w:r>
+      <w:proofErr w:type="spellStart"/>
+      <w:r>
+        <w:rPr>
+          <w:lang w:val="en-GB"/>
+        </w:rPr>
+        <w:t>predstavlja</w:t>
+      </w:r>
+      <w:proofErr w:type="spellEnd"/>
+      <w:r>
+        <w:rPr>
+          <w:lang w:val="en-GB"/>
+        </w:rPr>
+        <w:t xml:space="preserve"> </w:t>
+      </w:r>
+      <w:proofErr w:type="spellStart"/>
+      <w:r>
+        <w:rPr>
+          <w:lang w:val="en-GB"/>
+        </w:rPr>
+        <w:t>mapiranje</w:t>
+      </w:r>
+      <w:proofErr w:type="spellEnd"/>
+      <w:r>
+        <w:rPr>
+          <w:lang w:val="en-GB"/>
+        </w:rPr>
+        <w:t xml:space="preserve"> </w:t>
+      </w:r>
+      <w:proofErr w:type="spellStart"/>
+      <w:r>
+        <w:rPr>
+          <w:lang w:val="en-GB"/>
+        </w:rPr>
+        <w:t>između</w:t>
+      </w:r>
+      <w:proofErr w:type="spellEnd"/>
+      <w:r>
+        <w:rPr>
+          <w:lang w:val="en-GB"/>
+        </w:rPr>
+        <w:t xml:space="preserve"> termina </w:t>
+      </w:r>
+      <w:proofErr w:type="spellStart"/>
+      <w:r>
+        <w:rPr>
+          <w:lang w:val="en-GB"/>
+        </w:rPr>
+        <w:t>i</w:t>
+      </w:r>
+      <w:proofErr w:type="spellEnd"/>
+      <w:r>
+        <w:rPr>
+          <w:lang w:val="en-GB"/>
+        </w:rPr>
+        <w:t xml:space="preserve"> </w:t>
+      </w:r>
+      <w:proofErr w:type="spellStart"/>
+      <w:r>
+        <w:rPr>
+          <w:lang w:val="en-GB"/>
+        </w:rPr>
+        <w:t>dokumenata</w:t>
+      </w:r>
+      <w:proofErr w:type="spellEnd"/>
+      <w:r>
+        <w:rPr>
+          <w:lang w:val="en-GB"/>
+        </w:rPr>
+        <w:t xml:space="preserve"> u </w:t>
+      </w:r>
+      <w:proofErr w:type="spellStart"/>
+      <w:r>
+        <w:rPr>
+          <w:lang w:val="en-GB"/>
+        </w:rPr>
+        <w:t>kojima</w:t>
+      </w:r>
+      <w:proofErr w:type="spellEnd"/>
+      <w:r>
+        <w:rPr>
+          <w:lang w:val="en-GB"/>
+        </w:rPr>
+        <w:t xml:space="preserve"> se </w:t>
+      </w:r>
+      <w:proofErr w:type="spellStart"/>
+      <w:r>
+        <w:rPr>
+          <w:lang w:val="en-GB"/>
+        </w:rPr>
+        <w:t>ti</w:t>
+      </w:r>
+      <w:proofErr w:type="spellEnd"/>
+      <w:r>
+        <w:rPr>
+          <w:lang w:val="en-GB"/>
+        </w:rPr>
+        <w:t xml:space="preserve"> termini </w:t>
+      </w:r>
+      <w:proofErr w:type="spellStart"/>
+      <w:r>
+        <w:rPr>
+          <w:lang w:val="en-GB"/>
+        </w:rPr>
+        <w:t>pojavljuju</w:t>
+      </w:r>
+      <w:proofErr w:type="spellEnd"/>
+      <w:r>
+        <w:rPr>
+          <w:lang w:val="en-GB"/>
+        </w:rPr>
+        <w:t xml:space="preserve">. </w:t>
+      </w:r>
+      <w:proofErr w:type="spellStart"/>
+      <w:r>
+        <w:rPr>
+          <w:lang w:val="en-GB"/>
+        </w:rPr>
+        <w:t>Drugim</w:t>
+      </w:r>
+      <w:proofErr w:type="spellEnd"/>
+      <w:r>
+        <w:rPr>
+          <w:lang w:val="en-GB"/>
+        </w:rPr>
+        <w:t xml:space="preserve"> </w:t>
+      </w:r>
+      <w:proofErr w:type="spellStart"/>
+      <w:r>
+        <w:rPr>
+          <w:lang w:val="en-GB"/>
+        </w:rPr>
+        <w:t>rečima</w:t>
+      </w:r>
+      <w:proofErr w:type="spellEnd"/>
+      <w:r>
+        <w:rPr>
+          <w:lang w:val="en-GB"/>
+        </w:rPr>
+        <w:t xml:space="preserve">, za </w:t>
+      </w:r>
+      <w:proofErr w:type="spellStart"/>
+      <w:r>
+        <w:rPr>
+          <w:lang w:val="en-GB"/>
+        </w:rPr>
+        <w:t>svaki</w:t>
+      </w:r>
+      <w:proofErr w:type="spellEnd"/>
+      <w:r>
+        <w:rPr>
+          <w:lang w:val="en-GB"/>
+        </w:rPr>
+        <w:t xml:space="preserve"> </w:t>
+      </w:r>
+      <w:proofErr w:type="spellStart"/>
+      <w:r>
+        <w:rPr>
+          <w:lang w:val="en-GB"/>
+        </w:rPr>
+        <w:t>termin</w:t>
+      </w:r>
+      <w:proofErr w:type="spellEnd"/>
+      <w:r>
+        <w:rPr>
+          <w:lang w:val="en-GB"/>
+        </w:rPr>
+        <w:t xml:space="preserve"> </w:t>
+      </w:r>
+      <w:proofErr w:type="spellStart"/>
+      <w:r>
+        <w:rPr>
+          <w:lang w:val="en-GB"/>
+        </w:rPr>
+        <w:t>čuva</w:t>
+      </w:r>
+      <w:proofErr w:type="spellEnd"/>
+      <w:r>
+        <w:rPr>
+          <w:lang w:val="en-GB"/>
+        </w:rPr>
+        <w:t xml:space="preserve"> se </w:t>
+      </w:r>
+      <w:proofErr w:type="spellStart"/>
+      <w:r>
+        <w:rPr>
+          <w:lang w:val="en-GB"/>
+        </w:rPr>
+        <w:t>lista</w:t>
+      </w:r>
+      <w:proofErr w:type="spellEnd"/>
+      <w:r>
+        <w:rPr>
+          <w:lang w:val="en-GB"/>
+        </w:rPr>
+        <w:t xml:space="preserve"> </w:t>
+      </w:r>
+      <w:proofErr w:type="spellStart"/>
+      <w:r>
+        <w:rPr>
+          <w:lang w:val="en-GB"/>
+        </w:rPr>
+        <w:t>referenci</w:t>
+      </w:r>
+      <w:proofErr w:type="spellEnd"/>
+      <w:r>
+        <w:rPr>
+          <w:lang w:val="en-GB"/>
+        </w:rPr>
+        <w:t xml:space="preserve"> </w:t>
+      </w:r>
+      <w:proofErr w:type="spellStart"/>
+      <w:r>
+        <w:rPr>
+          <w:lang w:val="en-GB"/>
+        </w:rPr>
+        <w:t>na</w:t>
+      </w:r>
+      <w:proofErr w:type="spellEnd"/>
+      <w:r>
+        <w:rPr>
+          <w:lang w:val="en-GB"/>
+        </w:rPr>
+        <w:t xml:space="preserve"> </w:t>
+      </w:r>
+      <w:proofErr w:type="spellStart"/>
+      <w:r>
+        <w:rPr>
+          <w:lang w:val="en-GB"/>
+        </w:rPr>
+        <w:t>dokumente</w:t>
+      </w:r>
+      <w:proofErr w:type="spellEnd"/>
+      <w:r>
+        <w:rPr>
+          <w:lang w:val="en-GB"/>
+        </w:rPr>
+        <w:t xml:space="preserve"> koji </w:t>
+      </w:r>
+      <w:proofErr w:type="spellStart"/>
+      <w:r>
+        <w:rPr>
+          <w:lang w:val="en-GB"/>
+        </w:rPr>
+        <w:t>sadrže</w:t>
+      </w:r>
+      <w:proofErr w:type="spellEnd"/>
+      <w:r>
+        <w:rPr>
+          <w:lang w:val="en-GB"/>
+        </w:rPr>
+        <w:t xml:space="preserve"> taj </w:t>
+      </w:r>
+      <w:proofErr w:type="spellStart"/>
+      <w:r>
+        <w:rPr>
+          <w:lang w:val="en-GB"/>
+        </w:rPr>
+        <w:t>termin</w:t>
+      </w:r>
+      <w:proofErr w:type="spellEnd"/>
+      <w:r>
+        <w:rPr>
+          <w:lang w:val="en-GB"/>
+        </w:rPr>
+        <w:t xml:space="preserve">. </w:t>
+      </w:r>
+      <w:proofErr w:type="spellStart"/>
+      <w:r>
+        <w:rPr>
+          <w:lang w:val="en-GB"/>
+        </w:rPr>
+        <w:t>Ovakva</w:t>
+      </w:r>
+      <w:proofErr w:type="spellEnd"/>
+      <w:r>
+        <w:rPr>
+          <w:lang w:val="en-GB"/>
+        </w:rPr>
+        <w:t xml:space="preserve"> </w:t>
+      </w:r>
+      <w:proofErr w:type="spellStart"/>
+      <w:r>
+        <w:rPr>
+          <w:lang w:val="en-GB"/>
+        </w:rPr>
+        <w:t>organizacija</w:t>
+      </w:r>
+      <w:proofErr w:type="spellEnd"/>
+      <w:r>
+        <w:rPr>
+          <w:lang w:val="en-GB"/>
+        </w:rPr>
+        <w:t xml:space="preserve"> </w:t>
+      </w:r>
+      <w:proofErr w:type="spellStart"/>
+      <w:r>
+        <w:rPr>
+          <w:lang w:val="en-GB"/>
+        </w:rPr>
+        <w:t>podataka</w:t>
+      </w:r>
+      <w:proofErr w:type="spellEnd"/>
+      <w:r>
+        <w:rPr>
+          <w:lang w:val="en-GB"/>
+        </w:rPr>
+        <w:t xml:space="preserve"> </w:t>
+      </w:r>
+      <w:proofErr w:type="spellStart"/>
+      <w:r>
+        <w:rPr>
+          <w:lang w:val="en-GB"/>
+        </w:rPr>
+        <w:t>značajno</w:t>
+      </w:r>
+      <w:proofErr w:type="spellEnd"/>
+      <w:r>
+        <w:rPr>
+          <w:lang w:val="en-GB"/>
+        </w:rPr>
+        <w:t xml:space="preserve"> </w:t>
+      </w:r>
+      <w:proofErr w:type="spellStart"/>
+      <w:r>
+        <w:rPr>
+          <w:lang w:val="en-GB"/>
+        </w:rPr>
+        <w:t>ubrzava</w:t>
+      </w:r>
+      <w:proofErr w:type="spellEnd"/>
+      <w:r>
+        <w:rPr>
+          <w:lang w:val="en-GB"/>
+        </w:rPr>
+        <w:t xml:space="preserve"> </w:t>
+      </w:r>
+      <w:proofErr w:type="spellStart"/>
+      <w:r>
+        <w:rPr>
+          <w:lang w:val="en-GB"/>
+        </w:rPr>
+        <w:t>proces</w:t>
+      </w:r>
+      <w:proofErr w:type="spellEnd"/>
+      <w:r>
+        <w:rPr>
+          <w:lang w:val="en-GB"/>
+        </w:rPr>
+        <w:t xml:space="preserve"> </w:t>
+      </w:r>
+      <w:proofErr w:type="spellStart"/>
+      <w:r>
+        <w:rPr>
+          <w:lang w:val="en-GB"/>
+        </w:rPr>
+        <w:t>pretrage</w:t>
+      </w:r>
+      <w:proofErr w:type="spellEnd"/>
+      <w:r>
+        <w:rPr>
+          <w:lang w:val="en-GB"/>
+        </w:rPr>
+        <w:t xml:space="preserve">, </w:t>
+      </w:r>
+      <w:proofErr w:type="spellStart"/>
+      <w:r>
+        <w:rPr>
+          <w:lang w:val="en-GB"/>
+        </w:rPr>
+        <w:t>jer</w:t>
+      </w:r>
+      <w:proofErr w:type="spellEnd"/>
+      <w:r>
+        <w:rPr>
+          <w:lang w:val="en-GB"/>
+        </w:rPr>
+        <w:t xml:space="preserve"> se </w:t>
+      </w:r>
+      <w:proofErr w:type="spellStart"/>
+      <w:r>
+        <w:rPr>
+          <w:lang w:val="en-GB"/>
+        </w:rPr>
+        <w:t>umesto</w:t>
+      </w:r>
+      <w:proofErr w:type="spellEnd"/>
+      <w:r>
+        <w:rPr>
+          <w:lang w:val="en-GB"/>
+        </w:rPr>
+        <w:t xml:space="preserve"> </w:t>
+      </w:r>
+      <w:proofErr w:type="spellStart"/>
+      <w:r>
+        <w:rPr>
+          <w:lang w:val="en-GB"/>
+        </w:rPr>
+        <w:t>prolaska</w:t>
+      </w:r>
+      <w:proofErr w:type="spellEnd"/>
+      <w:r>
+        <w:rPr>
+          <w:lang w:val="en-GB"/>
+        </w:rPr>
+        <w:t xml:space="preserve"> </w:t>
+      </w:r>
+      <w:proofErr w:type="spellStart"/>
+      <w:r>
+        <w:rPr>
+          <w:lang w:val="en-GB"/>
+        </w:rPr>
+        <w:t>kroz</w:t>
+      </w:r>
+      <w:proofErr w:type="spellEnd"/>
+      <w:r>
+        <w:rPr>
+          <w:lang w:val="en-GB"/>
+        </w:rPr>
+        <w:t xml:space="preserve"> </w:t>
+      </w:r>
+      <w:proofErr w:type="spellStart"/>
+      <w:r>
+        <w:rPr>
+          <w:lang w:val="en-GB"/>
+        </w:rPr>
+        <w:t>sve</w:t>
+      </w:r>
+      <w:proofErr w:type="spellEnd"/>
+      <w:r>
+        <w:rPr>
+          <w:lang w:val="en-GB"/>
+        </w:rPr>
+        <w:t xml:space="preserve"> </w:t>
+      </w:r>
+      <w:proofErr w:type="spellStart"/>
+      <w:r>
+        <w:rPr>
+          <w:lang w:val="en-GB"/>
+        </w:rPr>
+        <w:t>dokumente</w:t>
+      </w:r>
+      <w:proofErr w:type="spellEnd"/>
+      <w:r>
+        <w:rPr>
+          <w:lang w:val="en-GB"/>
+        </w:rPr>
+        <w:t xml:space="preserve">, </w:t>
+      </w:r>
+      <w:proofErr w:type="spellStart"/>
+      <w:r>
+        <w:rPr>
+          <w:lang w:val="en-GB"/>
+        </w:rPr>
+        <w:t>pretraga</w:t>
+      </w:r>
+      <w:proofErr w:type="spellEnd"/>
+      <w:r>
+        <w:rPr>
+          <w:lang w:val="en-GB"/>
+        </w:rPr>
+        <w:t xml:space="preserve"> </w:t>
+      </w:r>
+      <w:proofErr w:type="spellStart"/>
+      <w:r>
+        <w:rPr>
+          <w:lang w:val="en-GB"/>
+        </w:rPr>
+        <w:t>svodi</w:t>
+      </w:r>
+      <w:proofErr w:type="spellEnd"/>
+      <w:r>
+        <w:rPr>
+          <w:lang w:val="en-GB"/>
+        </w:rPr>
+        <w:t xml:space="preserve"> </w:t>
+      </w:r>
+      <w:proofErr w:type="spellStart"/>
+      <w:r>
+        <w:rPr>
+          <w:lang w:val="en-GB"/>
+        </w:rPr>
+        <w:t>na</w:t>
+      </w:r>
+      <w:proofErr w:type="spellEnd"/>
+      <w:r>
+        <w:rPr>
+          <w:lang w:val="en-GB"/>
+        </w:rPr>
+        <w:t xml:space="preserve"> </w:t>
+      </w:r>
+      <w:proofErr w:type="spellStart"/>
+      <w:r>
+        <w:rPr>
+          <w:lang w:val="en-GB"/>
+        </w:rPr>
+        <w:t>pronalaženje</w:t>
+      </w:r>
+      <w:proofErr w:type="spellEnd"/>
+      <w:r>
+        <w:rPr>
+          <w:lang w:val="en-GB"/>
+        </w:rPr>
+        <w:t xml:space="preserve"> termina u </w:t>
+      </w:r>
+      <w:proofErr w:type="spellStart"/>
+      <w:r>
+        <w:rPr>
+          <w:lang w:val="en-GB"/>
+        </w:rPr>
+        <w:t>indeksu</w:t>
+      </w:r>
+      <w:proofErr w:type="spellEnd"/>
+      <w:r>
+        <w:rPr>
+          <w:lang w:val="en-GB"/>
+        </w:rPr>
+        <w:t xml:space="preserve"> </w:t>
+      </w:r>
+      <w:proofErr w:type="spellStart"/>
+      <w:r>
+        <w:rPr>
+          <w:lang w:val="en-GB"/>
+        </w:rPr>
+        <w:t>i</w:t>
+      </w:r>
+      <w:proofErr w:type="spellEnd"/>
+      <w:r>
+        <w:rPr>
+          <w:lang w:val="en-GB"/>
+        </w:rPr>
+        <w:t xml:space="preserve"> </w:t>
+      </w:r>
+      <w:proofErr w:type="spellStart"/>
+      <w:r>
+        <w:rPr>
+          <w:lang w:val="en-GB"/>
+        </w:rPr>
+        <w:t>čitanje</w:t>
+      </w:r>
+      <w:proofErr w:type="spellEnd"/>
+      <w:r>
+        <w:rPr>
+          <w:lang w:val="en-GB"/>
+        </w:rPr>
+        <w:t xml:space="preserve"> </w:t>
+      </w:r>
+      <w:proofErr w:type="spellStart"/>
+      <w:r>
+        <w:rPr>
+          <w:lang w:val="en-GB"/>
+        </w:rPr>
+        <w:t>već</w:t>
+      </w:r>
+      <w:proofErr w:type="spellEnd"/>
+      <w:r>
+        <w:rPr>
+          <w:lang w:val="en-GB"/>
+        </w:rPr>
+        <w:t xml:space="preserve"> </w:t>
+      </w:r>
+      <w:proofErr w:type="spellStart"/>
+      <w:r>
+        <w:rPr>
+          <w:lang w:val="en-GB"/>
+        </w:rPr>
+        <w:t>pripremljene</w:t>
+      </w:r>
+      <w:proofErr w:type="spellEnd"/>
+      <w:r>
+        <w:rPr>
+          <w:lang w:val="en-GB"/>
+        </w:rPr>
+        <w:t xml:space="preserve"> </w:t>
+      </w:r>
+      <w:proofErr w:type="spellStart"/>
+      <w:r>
+        <w:rPr>
+          <w:lang w:val="en-GB"/>
+        </w:rPr>
+        <w:t>liste</w:t>
+      </w:r>
+      <w:proofErr w:type="spellEnd"/>
+      <w:r>
+        <w:rPr>
+          <w:lang w:val="en-GB"/>
+        </w:rPr>
+        <w:t xml:space="preserve"> </w:t>
+      </w:r>
+      <w:proofErr w:type="spellStart"/>
+      <w:r>
+        <w:rPr>
+          <w:lang w:val="en-GB"/>
+        </w:rPr>
+        <w:t>dokumenata</w:t>
+      </w:r>
+      <w:proofErr w:type="spellEnd"/>
+      <w:r>
+        <w:rPr>
+          <w:lang w:val="en-GB"/>
+        </w:rPr>
+        <w:t>.</w:t>
+      </w:r>
+    </w:p>
+    <w:p>
+      <w:pPr>
+        <w:ind w:firstLine="0"/>
+        <w:rPr>
+          <w:lang w:val="en-GB"/>
+        </w:rPr>
+      </w:pPr>
+    </w:p>
+    <w:p>
+      <w:pPr>
+        <w:ind w:firstLine="0"/>
+        <w:rPr>
+          <w:lang w:val="en-GB"/>
+        </w:rPr>
+      </w:pPr>
+      <w:proofErr w:type="spellStart"/>
+      <w:r>
+        <w:rPr>
+          <w:lang w:val="en-GB"/>
+        </w:rPr>
+        <w:t>Naziv</w:t>
+      </w:r>
+      <w:proofErr w:type="spellEnd"/>
+      <w:r>
+        <w:rPr>
+          <w:lang w:val="en-GB"/>
+        </w:rPr>
+        <w:t xml:space="preserve"> „</w:t>
+      </w:r>
+      <w:proofErr w:type="spellStart"/>
+      <w:proofErr w:type="gramStart"/>
+      <w:r>
+        <w:rPr>
+          <w:lang w:val="en-GB"/>
+        </w:rPr>
+        <w:t>invertovani</w:t>
+      </w:r>
+      <w:proofErr w:type="spellEnd"/>
+      <w:r>
+        <w:rPr>
+          <w:lang w:val="en-GB"/>
+        </w:rPr>
+        <w:t xml:space="preserve">“ </w:t>
+      </w:r>
+      <w:proofErr w:type="spellStart"/>
+      <w:r>
+        <w:rPr>
+          <w:lang w:val="en-GB"/>
+        </w:rPr>
+        <w:t>potiče</w:t>
+      </w:r>
+      <w:proofErr w:type="spellEnd"/>
+      <w:proofErr w:type="gramEnd"/>
+      <w:r>
+        <w:rPr>
+          <w:lang w:val="en-GB"/>
+        </w:rPr>
+        <w:t xml:space="preserve"> od </w:t>
+      </w:r>
+      <w:proofErr w:type="spellStart"/>
+      <w:r>
+        <w:rPr>
+          <w:lang w:val="en-GB"/>
+        </w:rPr>
+        <w:t>činjenice</w:t>
+      </w:r>
+      <w:proofErr w:type="spellEnd"/>
+      <w:r>
+        <w:rPr>
+          <w:lang w:val="en-GB"/>
+        </w:rPr>
+        <w:t xml:space="preserve"> da ova </w:t>
+      </w:r>
+      <w:proofErr w:type="spellStart"/>
+      <w:r>
+        <w:rPr>
+          <w:lang w:val="en-GB"/>
+        </w:rPr>
+        <w:t>struktura</w:t>
+      </w:r>
+      <w:proofErr w:type="spellEnd"/>
+      <w:r>
+        <w:rPr>
+          <w:lang w:val="en-GB"/>
+        </w:rPr>
+        <w:t xml:space="preserve"> </w:t>
+      </w:r>
+      <w:proofErr w:type="spellStart"/>
+      <w:r>
+        <w:rPr>
+          <w:lang w:val="en-GB"/>
+        </w:rPr>
+        <w:t>predstavlja</w:t>
+      </w:r>
+      <w:proofErr w:type="spellEnd"/>
+      <w:r>
+        <w:rPr>
+          <w:lang w:val="en-GB"/>
+        </w:rPr>
+        <w:t xml:space="preserve"> </w:t>
+      </w:r>
+      <w:proofErr w:type="spellStart"/>
+      <w:r>
+        <w:rPr>
+          <w:lang w:val="en-GB"/>
+        </w:rPr>
+        <w:t>obrnutu</w:t>
+      </w:r>
+      <w:proofErr w:type="spellEnd"/>
+      <w:r>
+        <w:rPr>
+          <w:lang w:val="en-GB"/>
+        </w:rPr>
+        <w:t xml:space="preserve">, </w:t>
+      </w:r>
+      <w:proofErr w:type="spellStart"/>
+      <w:r>
+        <w:rPr>
+          <w:lang w:val="en-GB"/>
+        </w:rPr>
+        <w:t>odnosno</w:t>
+      </w:r>
+      <w:proofErr w:type="spellEnd"/>
+      <w:r>
+        <w:rPr>
+          <w:lang w:val="en-GB"/>
+        </w:rPr>
+        <w:t xml:space="preserve"> </w:t>
+      </w:r>
+      <w:proofErr w:type="spellStart"/>
+      <w:r>
+        <w:rPr>
+          <w:lang w:val="en-GB"/>
+        </w:rPr>
+        <w:t>invertovanu</w:t>
+      </w:r>
+      <w:proofErr w:type="spellEnd"/>
+      <w:r>
+        <w:rPr>
+          <w:lang w:val="en-GB"/>
+        </w:rPr>
+        <w:t xml:space="preserve"> </w:t>
+      </w:r>
+      <w:proofErr w:type="spellStart"/>
+      <w:r>
+        <w:rPr>
+          <w:lang w:val="en-GB"/>
+        </w:rPr>
+        <w:t>verziju</w:t>
+      </w:r>
+      <w:proofErr w:type="spellEnd"/>
+      <w:r>
+        <w:rPr>
+          <w:lang w:val="en-GB"/>
+        </w:rPr>
+        <w:t xml:space="preserve"> </w:t>
+      </w:r>
+      <w:proofErr w:type="spellStart"/>
+      <w:r>
+        <w:rPr>
+          <w:lang w:val="en-GB"/>
+        </w:rPr>
+        <w:t>uobičajenog</w:t>
+      </w:r>
+      <w:proofErr w:type="spellEnd"/>
+      <w:r>
+        <w:rPr>
+          <w:lang w:val="en-GB"/>
+        </w:rPr>
+        <w:t xml:space="preserve"> </w:t>
+      </w:r>
+      <w:proofErr w:type="spellStart"/>
+      <w:r>
+        <w:rPr>
+          <w:lang w:val="en-GB"/>
+        </w:rPr>
+        <w:t>načina</w:t>
+      </w:r>
+      <w:proofErr w:type="spellEnd"/>
+      <w:r>
+        <w:rPr>
+          <w:lang w:val="en-GB"/>
+        </w:rPr>
+        <w:t xml:space="preserve"> </w:t>
+      </w:r>
+      <w:proofErr w:type="spellStart"/>
+      <w:r>
+        <w:rPr>
+          <w:lang w:val="en-GB"/>
+        </w:rPr>
+        <w:t>organizacije</w:t>
+      </w:r>
+      <w:proofErr w:type="spellEnd"/>
+      <w:r>
+        <w:rPr>
+          <w:lang w:val="en-GB"/>
+        </w:rPr>
+        <w:t xml:space="preserve"> </w:t>
+      </w:r>
+      <w:proofErr w:type="spellStart"/>
+      <w:r>
+        <w:rPr>
+          <w:lang w:val="en-GB"/>
+        </w:rPr>
+        <w:t>podataka</w:t>
+      </w:r>
+      <w:proofErr w:type="spellEnd"/>
+      <w:r>
+        <w:rPr>
+          <w:lang w:val="en-GB"/>
+        </w:rPr>
+        <w:t xml:space="preserve">. U </w:t>
+      </w:r>
+      <w:proofErr w:type="spellStart"/>
+      <w:r>
+        <w:rPr>
+          <w:lang w:val="en-GB"/>
+        </w:rPr>
+        <w:t>standardnom</w:t>
+      </w:r>
+      <w:proofErr w:type="spellEnd"/>
+      <w:r>
+        <w:rPr>
+          <w:lang w:val="en-GB"/>
+        </w:rPr>
+        <w:t xml:space="preserve"> </w:t>
+      </w:r>
+      <w:proofErr w:type="spellStart"/>
+      <w:r>
+        <w:rPr>
+          <w:lang w:val="en-GB"/>
+        </w:rPr>
+        <w:t>pristupu</w:t>
+      </w:r>
+      <w:proofErr w:type="spellEnd"/>
+      <w:r>
+        <w:rPr>
+          <w:lang w:val="en-GB"/>
+        </w:rPr>
+        <w:t xml:space="preserve">, </w:t>
+      </w:r>
+      <w:proofErr w:type="spellStart"/>
+      <w:r>
+        <w:rPr>
+          <w:lang w:val="en-GB"/>
+        </w:rPr>
+        <w:t>dokumenti</w:t>
+      </w:r>
+      <w:proofErr w:type="spellEnd"/>
+      <w:r>
+        <w:rPr>
+          <w:lang w:val="en-GB"/>
+        </w:rPr>
+        <w:t xml:space="preserve"> </w:t>
+      </w:r>
+      <w:proofErr w:type="spellStart"/>
+      <w:r>
+        <w:rPr>
+          <w:lang w:val="en-GB"/>
+        </w:rPr>
+        <w:t>su</w:t>
+      </w:r>
+      <w:proofErr w:type="spellEnd"/>
+      <w:r>
+        <w:rPr>
+          <w:lang w:val="en-GB"/>
+        </w:rPr>
+        <w:t xml:space="preserve"> </w:t>
+      </w:r>
+      <w:proofErr w:type="spellStart"/>
+      <w:r>
+        <w:rPr>
+          <w:lang w:val="en-GB"/>
+        </w:rPr>
+        <w:t>povezani</w:t>
+      </w:r>
+      <w:proofErr w:type="spellEnd"/>
+      <w:r>
+        <w:rPr>
+          <w:lang w:val="en-GB"/>
+        </w:rPr>
+        <w:t xml:space="preserve"> </w:t>
+      </w:r>
+      <w:proofErr w:type="spellStart"/>
+      <w:r>
+        <w:rPr>
+          <w:lang w:val="en-GB"/>
+        </w:rPr>
+        <w:t>sa</w:t>
+      </w:r>
+      <w:proofErr w:type="spellEnd"/>
+      <w:r>
+        <w:rPr>
+          <w:lang w:val="en-GB"/>
+        </w:rPr>
+        <w:t xml:space="preserve"> </w:t>
+      </w:r>
+      <w:proofErr w:type="spellStart"/>
+      <w:r>
+        <w:rPr>
+          <w:lang w:val="en-GB"/>
+        </w:rPr>
+        <w:t>rečima</w:t>
+      </w:r>
+      <w:proofErr w:type="spellEnd"/>
+      <w:r>
+        <w:rPr>
+          <w:lang w:val="en-GB"/>
+        </w:rPr>
+        <w:t xml:space="preserve"> </w:t>
+      </w:r>
+      <w:proofErr w:type="spellStart"/>
+      <w:r>
+        <w:rPr>
+          <w:lang w:val="en-GB"/>
+        </w:rPr>
+        <w:t>koje</w:t>
+      </w:r>
+      <w:proofErr w:type="spellEnd"/>
+      <w:r>
+        <w:rPr>
+          <w:lang w:val="en-GB"/>
+        </w:rPr>
+        <w:t xml:space="preserve"> </w:t>
+      </w:r>
+      <w:proofErr w:type="spellStart"/>
+      <w:r>
+        <w:rPr>
+          <w:lang w:val="en-GB"/>
+        </w:rPr>
+        <w:t>sadrže</w:t>
+      </w:r>
+      <w:proofErr w:type="spellEnd"/>
+      <w:r>
+        <w:rPr>
+          <w:lang w:val="en-GB"/>
+        </w:rPr>
+        <w:t xml:space="preserve">, </w:t>
+      </w:r>
+      <w:proofErr w:type="spellStart"/>
+      <w:r>
+        <w:rPr>
+          <w:lang w:val="en-GB"/>
+        </w:rPr>
+        <w:t>što</w:t>
+      </w:r>
+      <w:proofErr w:type="spellEnd"/>
+      <w:r>
+        <w:rPr>
+          <w:lang w:val="en-GB"/>
+        </w:rPr>
+        <w:t xml:space="preserve"> </w:t>
+      </w:r>
+      <w:proofErr w:type="spellStart"/>
+      <w:r>
+        <w:rPr>
+          <w:lang w:val="en-GB"/>
+        </w:rPr>
+        <w:t>znači</w:t>
+      </w:r>
+      <w:proofErr w:type="spellEnd"/>
+      <w:r>
+        <w:rPr>
+          <w:lang w:val="en-GB"/>
+        </w:rPr>
+        <w:t xml:space="preserve"> da </w:t>
+      </w:r>
+      <w:proofErr w:type="spellStart"/>
+      <w:r>
+        <w:rPr>
+          <w:lang w:val="en-GB"/>
+        </w:rPr>
+        <w:t>postoji</w:t>
+      </w:r>
+      <w:proofErr w:type="spellEnd"/>
+      <w:r>
+        <w:rPr>
+          <w:lang w:val="en-GB"/>
+        </w:rPr>
+        <w:t xml:space="preserve"> </w:t>
+      </w:r>
+      <w:proofErr w:type="spellStart"/>
+      <w:r>
+        <w:rPr>
+          <w:lang w:val="en-GB"/>
+        </w:rPr>
+        <w:t>mapiranje</w:t>
+      </w:r>
+      <w:proofErr w:type="spellEnd"/>
+      <w:r>
+        <w:rPr>
+          <w:lang w:val="en-GB"/>
+        </w:rPr>
+        <w:t xml:space="preserve"> </w:t>
+      </w:r>
+      <w:proofErr w:type="spellStart"/>
+      <w:r>
+        <w:rPr>
+          <w:lang w:val="en-GB"/>
+        </w:rPr>
+        <w:t>oblika</w:t>
+      </w:r>
+      <w:proofErr w:type="spellEnd"/>
+      <w:r>
+        <w:rPr>
+          <w:lang w:val="en-GB"/>
+        </w:rPr>
+        <w:t xml:space="preserve"> </w:t>
+      </w:r>
+      <w:proofErr w:type="spellStart"/>
+      <w:r>
+        <w:rPr>
+          <w:lang w:val="en-GB"/>
+        </w:rPr>
+        <w:t>dokument</w:t>
+      </w:r>
+      <w:proofErr w:type="spellEnd"/>
+      <w:r>
+        <w:rPr>
+          <w:lang w:val="en-GB"/>
+        </w:rPr>
+        <w:t xml:space="preserve"> → </w:t>
+      </w:r>
+      <w:proofErr w:type="spellStart"/>
+      <w:r>
+        <w:rPr>
+          <w:lang w:val="en-GB"/>
+        </w:rPr>
+        <w:t>skup</w:t>
+      </w:r>
+      <w:proofErr w:type="spellEnd"/>
+      <w:r>
+        <w:rPr>
+          <w:lang w:val="en-GB"/>
+        </w:rPr>
+        <w:t xml:space="preserve"> termina. </w:t>
+      </w:r>
+      <w:proofErr w:type="spellStart"/>
+      <w:r>
+        <w:rPr>
+          <w:lang w:val="en-GB"/>
+        </w:rPr>
+        <w:t>Nasuprot</w:t>
+      </w:r>
+      <w:proofErr w:type="spellEnd"/>
+      <w:r>
+        <w:rPr>
+          <w:lang w:val="en-GB"/>
+        </w:rPr>
+        <w:t xml:space="preserve"> tome, </w:t>
+      </w:r>
+      <w:proofErr w:type="spellStart"/>
+      <w:r>
+        <w:rPr>
+          <w:lang w:val="en-GB"/>
+        </w:rPr>
+        <w:t>invertovani</w:t>
+      </w:r>
+      <w:proofErr w:type="spellEnd"/>
+      <w:r>
+        <w:rPr>
+          <w:lang w:val="en-GB"/>
+        </w:rPr>
+        <w:t xml:space="preserve"> </w:t>
+      </w:r>
+      <w:proofErr w:type="spellStart"/>
+      <w:r>
+        <w:rPr>
+          <w:lang w:val="en-GB"/>
+        </w:rPr>
+        <w:t>indeks</w:t>
+      </w:r>
+      <w:proofErr w:type="spellEnd"/>
+      <w:r>
+        <w:rPr>
+          <w:lang w:val="en-GB"/>
+        </w:rPr>
+        <w:t xml:space="preserve"> </w:t>
+      </w:r>
+      <w:proofErr w:type="spellStart"/>
+      <w:r>
+        <w:rPr>
+          <w:lang w:val="en-GB"/>
+        </w:rPr>
+        <w:t>obrće</w:t>
+      </w:r>
+      <w:proofErr w:type="spellEnd"/>
+      <w:r>
+        <w:rPr>
+          <w:lang w:val="en-GB"/>
+        </w:rPr>
+        <w:t xml:space="preserve"> </w:t>
+      </w:r>
+      <w:proofErr w:type="spellStart"/>
+      <w:r>
+        <w:rPr>
+          <w:lang w:val="en-GB"/>
+        </w:rPr>
+        <w:t>ovu</w:t>
+      </w:r>
+      <w:proofErr w:type="spellEnd"/>
+      <w:r>
+        <w:rPr>
+          <w:lang w:val="en-GB"/>
+        </w:rPr>
+        <w:t xml:space="preserve"> </w:t>
+      </w:r>
+      <w:proofErr w:type="spellStart"/>
+      <w:r>
+        <w:rPr>
+          <w:lang w:val="en-GB"/>
+        </w:rPr>
+        <w:t>relaciju</w:t>
+      </w:r>
+      <w:proofErr w:type="spellEnd"/>
+      <w:r>
+        <w:rPr>
+          <w:lang w:val="en-GB"/>
+        </w:rPr>
+        <w:t xml:space="preserve"> </w:t>
+      </w:r>
+      <w:proofErr w:type="spellStart"/>
+      <w:r>
+        <w:rPr>
+          <w:lang w:val="en-GB"/>
+        </w:rPr>
+        <w:t>i</w:t>
+      </w:r>
+      <w:proofErr w:type="spellEnd"/>
+      <w:r>
+        <w:rPr>
+          <w:lang w:val="en-GB"/>
+        </w:rPr>
+        <w:t xml:space="preserve"> </w:t>
+      </w:r>
+      <w:proofErr w:type="spellStart"/>
+      <w:r>
+        <w:rPr>
+          <w:lang w:val="en-GB"/>
+        </w:rPr>
+        <w:t>uvodi</w:t>
+      </w:r>
+      <w:proofErr w:type="spellEnd"/>
+      <w:r>
+        <w:rPr>
+          <w:lang w:val="en-GB"/>
+        </w:rPr>
+        <w:t xml:space="preserve"> </w:t>
+      </w:r>
+      <w:proofErr w:type="spellStart"/>
+      <w:r>
+        <w:rPr>
+          <w:lang w:val="en-GB"/>
+        </w:rPr>
+        <w:t>mapiranje</w:t>
+      </w:r>
+      <w:proofErr w:type="spellEnd"/>
+      <w:r>
+        <w:rPr>
+          <w:lang w:val="en-GB"/>
+        </w:rPr>
+        <w:t xml:space="preserve"> </w:t>
+      </w:r>
+      <w:proofErr w:type="spellStart"/>
+      <w:r>
+        <w:rPr>
+          <w:lang w:val="en-GB"/>
+        </w:rPr>
+        <w:t>termin</w:t>
+      </w:r>
+      <w:proofErr w:type="spellEnd"/>
+      <w:r>
+        <w:rPr>
+          <w:lang w:val="en-GB"/>
+        </w:rPr>
+        <w:t xml:space="preserve"> → </w:t>
+      </w:r>
+      <w:proofErr w:type="spellStart"/>
+      <w:r>
+        <w:rPr>
+          <w:lang w:val="en-GB"/>
+        </w:rPr>
+        <w:t>skup</w:t>
+      </w:r>
+      <w:proofErr w:type="spellEnd"/>
+      <w:r>
+        <w:rPr>
+          <w:lang w:val="en-GB"/>
+        </w:rPr>
+        <w:t xml:space="preserve"> </w:t>
+      </w:r>
+      <w:proofErr w:type="spellStart"/>
+      <w:r>
+        <w:rPr>
+          <w:lang w:val="en-GB"/>
+        </w:rPr>
+        <w:t>dokumenata</w:t>
+      </w:r>
+      <w:proofErr w:type="spellEnd"/>
+      <w:r>
+        <w:rPr>
+          <w:lang w:val="en-GB"/>
+        </w:rPr>
+        <w:t xml:space="preserve">. </w:t>
+      </w:r>
+      <w:proofErr w:type="spellStart"/>
+      <w:r>
+        <w:rPr>
+          <w:lang w:val="en-GB"/>
+        </w:rPr>
+        <w:t>Upravo</w:t>
+      </w:r>
+      <w:proofErr w:type="spellEnd"/>
+      <w:r>
+        <w:rPr>
+          <w:lang w:val="en-GB"/>
+        </w:rPr>
+        <w:t xml:space="preserve"> ova </w:t>
+      </w:r>
+      <w:proofErr w:type="spellStart"/>
+      <w:r>
+        <w:rPr>
+          <w:lang w:val="en-GB"/>
+        </w:rPr>
+        <w:t>inverzija</w:t>
+      </w:r>
+      <w:proofErr w:type="spellEnd"/>
+      <w:r>
+        <w:rPr>
+          <w:lang w:val="en-GB"/>
+        </w:rPr>
+        <w:t xml:space="preserve"> </w:t>
+      </w:r>
+      <w:proofErr w:type="spellStart"/>
+      <w:r>
+        <w:rPr>
+          <w:lang w:val="en-GB"/>
+        </w:rPr>
+        <w:t>omogućava</w:t>
+      </w:r>
+      <w:proofErr w:type="spellEnd"/>
+      <w:r>
+        <w:rPr>
+          <w:lang w:val="en-GB"/>
+        </w:rPr>
+        <w:t xml:space="preserve"> </w:t>
+      </w:r>
+      <w:proofErr w:type="spellStart"/>
+      <w:r>
+        <w:rPr>
+          <w:lang w:val="en-GB"/>
+        </w:rPr>
+        <w:t>efikasniju</w:t>
+      </w:r>
+      <w:proofErr w:type="spellEnd"/>
+      <w:r>
+        <w:rPr>
+          <w:lang w:val="en-GB"/>
+        </w:rPr>
+        <w:t xml:space="preserve"> </w:t>
+      </w:r>
+      <w:proofErr w:type="spellStart"/>
+      <w:r>
+        <w:rPr>
+          <w:lang w:val="en-GB"/>
+        </w:rPr>
+        <w:t>pretragu</w:t>
+      </w:r>
+      <w:proofErr w:type="spellEnd"/>
+      <w:r>
+        <w:rPr>
+          <w:lang w:val="en-GB"/>
+        </w:rPr>
+        <w:t xml:space="preserve">, </w:t>
+      </w:r>
+      <w:proofErr w:type="spellStart"/>
+      <w:r>
+        <w:rPr>
+          <w:lang w:val="en-GB"/>
+        </w:rPr>
+        <w:t>jer</w:t>
+      </w:r>
+      <w:proofErr w:type="spellEnd"/>
+      <w:r>
+        <w:rPr>
+          <w:lang w:val="en-GB"/>
+        </w:rPr>
+        <w:t xml:space="preserve"> se </w:t>
+      </w:r>
+      <w:proofErr w:type="spellStart"/>
+      <w:r>
+        <w:rPr>
+          <w:lang w:val="en-GB"/>
+        </w:rPr>
+        <w:t>fokus</w:t>
+      </w:r>
+      <w:proofErr w:type="spellEnd"/>
+      <w:r>
+        <w:rPr>
+          <w:lang w:val="en-GB"/>
+        </w:rPr>
+        <w:t xml:space="preserve"> </w:t>
+      </w:r>
+      <w:proofErr w:type="spellStart"/>
+      <w:r>
+        <w:rPr>
+          <w:lang w:val="en-GB"/>
+        </w:rPr>
+        <w:t>premešta</w:t>
+      </w:r>
+      <w:proofErr w:type="spellEnd"/>
+      <w:r>
+        <w:rPr>
+          <w:lang w:val="en-GB"/>
+        </w:rPr>
+        <w:t xml:space="preserve"> </w:t>
+      </w:r>
+      <w:proofErr w:type="spellStart"/>
+      <w:r>
+        <w:rPr>
+          <w:lang w:val="en-GB"/>
+        </w:rPr>
+        <w:t>sa</w:t>
+      </w:r>
+      <w:proofErr w:type="spellEnd"/>
+      <w:r>
+        <w:rPr>
+          <w:lang w:val="en-GB"/>
+        </w:rPr>
+        <w:t xml:space="preserve"> </w:t>
+      </w:r>
+      <w:proofErr w:type="spellStart"/>
+      <w:r>
+        <w:rPr>
+          <w:lang w:val="en-GB"/>
+        </w:rPr>
+        <w:t>dokumenata</w:t>
+      </w:r>
+      <w:proofErr w:type="spellEnd"/>
+      <w:r>
+        <w:rPr>
+          <w:lang w:val="en-GB"/>
+        </w:rPr>
+        <w:t xml:space="preserve"> </w:t>
+      </w:r>
+      <w:proofErr w:type="spellStart"/>
+      <w:r>
+        <w:rPr>
+          <w:lang w:val="en-GB"/>
+        </w:rPr>
+        <w:t>na</w:t>
+      </w:r>
+      <w:proofErr w:type="spellEnd"/>
+      <w:r>
+        <w:rPr>
+          <w:lang w:val="en-GB"/>
+        </w:rPr>
+        <w:t xml:space="preserve"> </w:t>
+      </w:r>
+      <w:proofErr w:type="spellStart"/>
+      <w:r>
+        <w:rPr>
+          <w:lang w:val="en-GB"/>
+        </w:rPr>
+        <w:t>termine</w:t>
+      </w:r>
+      <w:proofErr w:type="spellEnd"/>
+      <w:r>
+        <w:rPr>
+          <w:lang w:val="en-GB"/>
+        </w:rPr>
+        <w:t xml:space="preserve"> koji </w:t>
+      </w:r>
+      <w:proofErr w:type="spellStart"/>
+      <w:r>
+        <w:rPr>
+          <w:lang w:val="en-GB"/>
+        </w:rPr>
+        <w:t>su</w:t>
+      </w:r>
+      <w:proofErr w:type="spellEnd"/>
+      <w:r>
+        <w:rPr>
+          <w:lang w:val="en-GB"/>
+        </w:rPr>
+        <w:t xml:space="preserve"> </w:t>
+      </w:r>
+      <w:proofErr w:type="spellStart"/>
+      <w:r>
+        <w:rPr>
+          <w:lang w:val="en-GB"/>
+        </w:rPr>
+        <w:t>predmet</w:t>
+      </w:r>
+      <w:proofErr w:type="spellEnd"/>
+      <w:r>
+        <w:rPr>
+          <w:lang w:val="en-GB"/>
+        </w:rPr>
+        <w:t xml:space="preserve"> </w:t>
+      </w:r>
+      <w:proofErr w:type="spellStart"/>
+      <w:r>
+        <w:rPr>
+          <w:lang w:val="en-GB"/>
+        </w:rPr>
+        <w:t>upita</w:t>
+      </w:r>
+      <w:proofErr w:type="spellEnd"/>
+      <w:r>
+        <w:rPr>
+          <w:lang w:val="en-GB"/>
+        </w:rPr>
+        <w:t>.</w:t>
+      </w:r>
+    </w:p>
+    <w:p>
+      <w:pPr>
+        <w:ind w:firstLine="0"/>
+        <w:rPr>
+          <w:lang w:val="en-GB"/>
+        </w:rPr>
+      </w:pPr>
+    </w:p>
+    <w:p>
+      <w:pPr>
+        <w:ind w:firstLine="0"/>
+        <w:rPr>
+          <w:lang w:val="en-GB"/>
+        </w:rPr>
+      </w:pPr>
+      <w:proofErr w:type="spellStart"/>
+      <w:r>
+        <w:rPr>
+          <w:lang w:val="en-GB"/>
+        </w:rPr>
+        <w:t>Proces</w:t>
+      </w:r>
+      <w:proofErr w:type="spellEnd"/>
+      <w:r>
+        <w:rPr>
+          <w:lang w:val="en-GB"/>
+        </w:rPr>
+        <w:t xml:space="preserve"> </w:t>
+      </w:r>
+      <w:proofErr w:type="spellStart"/>
+      <w:r>
+        <w:rPr>
+          <w:lang w:val="en-GB"/>
+        </w:rPr>
+        <w:t>izgradnje</w:t>
+      </w:r>
+      <w:proofErr w:type="spellEnd"/>
+      <w:r>
+        <w:rPr>
+          <w:lang w:val="en-GB"/>
+        </w:rPr>
+        <w:t xml:space="preserve"> </w:t>
+      </w:r>
+      <w:proofErr w:type="spellStart"/>
+      <w:r>
+        <w:rPr>
+          <w:lang w:val="en-GB"/>
+        </w:rPr>
+        <w:t>invertovanog</w:t>
+      </w:r>
+      <w:proofErr w:type="spellEnd"/>
+      <w:r>
+        <w:rPr>
+          <w:lang w:val="en-GB"/>
+        </w:rPr>
+        <w:t xml:space="preserve"> </w:t>
+      </w:r>
+      <w:proofErr w:type="spellStart"/>
+      <w:r>
+        <w:rPr>
+          <w:lang w:val="en-GB"/>
+        </w:rPr>
+        <w:t>indeksa</w:t>
+      </w:r>
+      <w:proofErr w:type="spellEnd"/>
+      <w:r>
+        <w:rPr>
+          <w:lang w:val="en-GB"/>
+        </w:rPr>
+        <w:t xml:space="preserve"> </w:t>
+      </w:r>
+      <w:proofErr w:type="spellStart"/>
+      <w:r>
+        <w:rPr>
+          <w:lang w:val="en-GB"/>
+        </w:rPr>
+        <w:t>sastoji</w:t>
+      </w:r>
+      <w:proofErr w:type="spellEnd"/>
+      <w:r>
+        <w:rPr>
+          <w:lang w:val="en-GB"/>
+        </w:rPr>
+        <w:t xml:space="preserve"> se </w:t>
+      </w:r>
+      <w:proofErr w:type="spellStart"/>
+      <w:r>
+        <w:rPr>
+          <w:lang w:val="en-GB"/>
+        </w:rPr>
+        <w:t>iz</w:t>
+      </w:r>
+      <w:proofErr w:type="spellEnd"/>
+      <w:r>
+        <w:rPr>
+          <w:lang w:val="en-GB"/>
+        </w:rPr>
+        <w:t xml:space="preserve"> </w:t>
+      </w:r>
+      <w:proofErr w:type="spellStart"/>
+      <w:r>
+        <w:rPr>
+          <w:lang w:val="en-GB"/>
+        </w:rPr>
+        <w:t>nekoliko</w:t>
+      </w:r>
+      <w:proofErr w:type="spellEnd"/>
+      <w:r>
+        <w:rPr>
+          <w:lang w:val="en-GB"/>
+        </w:rPr>
+        <w:t xml:space="preserve"> </w:t>
+      </w:r>
+      <w:proofErr w:type="spellStart"/>
+      <w:r>
+        <w:rPr>
+          <w:lang w:val="en-GB"/>
+        </w:rPr>
+        <w:t>koraka</w:t>
+      </w:r>
+      <w:proofErr w:type="spellEnd"/>
+      <w:r>
+        <w:rPr>
+          <w:lang w:val="en-GB"/>
+        </w:rPr>
+        <w:t xml:space="preserve">. </w:t>
+      </w:r>
+      <w:proofErr w:type="spellStart"/>
+      <w:r>
+        <w:rPr>
+          <w:lang w:val="en-GB"/>
+        </w:rPr>
+        <w:t>Najpre</w:t>
+      </w:r>
+      <w:proofErr w:type="spellEnd"/>
+      <w:r>
+        <w:rPr>
+          <w:lang w:val="en-GB"/>
+        </w:rPr>
+        <w:t xml:space="preserve"> se </w:t>
+      </w:r>
+      <w:proofErr w:type="spellStart"/>
+      <w:r>
+        <w:rPr>
+          <w:lang w:val="en-GB"/>
+        </w:rPr>
+        <w:t>vrši</w:t>
+      </w:r>
+      <w:proofErr w:type="spellEnd"/>
+      <w:r>
+        <w:rPr>
+          <w:lang w:val="en-GB"/>
+        </w:rPr>
+        <w:t xml:space="preserve"> </w:t>
+      </w:r>
+      <w:proofErr w:type="spellStart"/>
+      <w:r>
+        <w:rPr>
+          <w:lang w:val="en-GB"/>
+        </w:rPr>
+        <w:t>tokenizacija</w:t>
+      </w:r>
+      <w:proofErr w:type="spellEnd"/>
+      <w:r>
+        <w:rPr>
+          <w:lang w:val="en-GB"/>
+        </w:rPr>
+        <w:t xml:space="preserve">, </w:t>
+      </w:r>
+      <w:proofErr w:type="spellStart"/>
+      <w:r>
+        <w:rPr>
+          <w:lang w:val="en-GB"/>
+        </w:rPr>
+        <w:t>odnosno</w:t>
+      </w:r>
+      <w:proofErr w:type="spellEnd"/>
+      <w:r>
+        <w:rPr>
+          <w:lang w:val="en-GB"/>
+        </w:rPr>
+        <w:t xml:space="preserve"> </w:t>
+      </w:r>
+      <w:proofErr w:type="spellStart"/>
+      <w:r>
+        <w:rPr>
+          <w:lang w:val="en-GB"/>
+        </w:rPr>
+        <w:t>razlaganje</w:t>
+      </w:r>
+      <w:proofErr w:type="spellEnd"/>
+      <w:r>
+        <w:rPr>
+          <w:lang w:val="en-GB"/>
+        </w:rPr>
+        <w:t xml:space="preserve"> </w:t>
+      </w:r>
+      <w:proofErr w:type="spellStart"/>
+      <w:r>
+        <w:rPr>
+          <w:lang w:val="en-GB"/>
+        </w:rPr>
+        <w:t>teksta</w:t>
+      </w:r>
+      <w:proofErr w:type="spellEnd"/>
+      <w:r>
+        <w:rPr>
+          <w:lang w:val="en-GB"/>
+        </w:rPr>
+        <w:t xml:space="preserve"> </w:t>
+      </w:r>
+      <w:proofErr w:type="spellStart"/>
+      <w:r>
+        <w:rPr>
+          <w:lang w:val="en-GB"/>
+        </w:rPr>
+        <w:t>na</w:t>
+      </w:r>
+      <w:proofErr w:type="spellEnd"/>
+      <w:r>
+        <w:rPr>
+          <w:lang w:val="en-GB"/>
+        </w:rPr>
+        <w:t xml:space="preserve"> </w:t>
+      </w:r>
+      <w:proofErr w:type="spellStart"/>
+      <w:r>
+        <w:rPr>
+          <w:lang w:val="en-GB"/>
+        </w:rPr>
+        <w:t>pojedinačne</w:t>
+      </w:r>
+      <w:proofErr w:type="spellEnd"/>
+      <w:r>
+        <w:rPr>
+          <w:lang w:val="en-GB"/>
+        </w:rPr>
+        <w:t xml:space="preserve"> </w:t>
+      </w:r>
+      <w:proofErr w:type="spellStart"/>
+      <w:r>
+        <w:rPr>
+          <w:lang w:val="en-GB"/>
+        </w:rPr>
+        <w:t>termine</w:t>
+      </w:r>
+      <w:proofErr w:type="spellEnd"/>
+      <w:r>
+        <w:rPr>
+          <w:lang w:val="en-GB"/>
+        </w:rPr>
+        <w:t xml:space="preserve">. </w:t>
+      </w:r>
+      <w:proofErr w:type="spellStart"/>
+      <w:r>
+        <w:rPr>
+          <w:lang w:val="en-GB"/>
+        </w:rPr>
+        <w:t>Nakon</w:t>
+      </w:r>
+      <w:proofErr w:type="spellEnd"/>
+      <w:r>
+        <w:rPr>
+          <w:lang w:val="en-GB"/>
+        </w:rPr>
+        <w:t xml:space="preserve"> toga </w:t>
+      </w:r>
+      <w:proofErr w:type="spellStart"/>
+      <w:r>
+        <w:rPr>
+          <w:lang w:val="en-GB"/>
+        </w:rPr>
+        <w:t>sledi</w:t>
+      </w:r>
+      <w:proofErr w:type="spellEnd"/>
+      <w:r>
+        <w:rPr>
+          <w:lang w:val="en-GB"/>
+        </w:rPr>
+        <w:t xml:space="preserve"> </w:t>
+      </w:r>
+      <w:proofErr w:type="spellStart"/>
+      <w:r>
+        <w:rPr>
+          <w:lang w:val="en-GB"/>
+        </w:rPr>
+        <w:t>normalizacija</w:t>
+      </w:r>
+      <w:proofErr w:type="spellEnd"/>
+      <w:r>
+        <w:rPr>
+          <w:lang w:val="en-GB"/>
+        </w:rPr>
+        <w:t xml:space="preserve">, </w:t>
+      </w:r>
+      <w:proofErr w:type="spellStart"/>
+      <w:r>
+        <w:rPr>
+          <w:lang w:val="en-GB"/>
+        </w:rPr>
+        <w:t>koja</w:t>
+      </w:r>
+      <w:proofErr w:type="spellEnd"/>
+      <w:r>
+        <w:rPr>
+          <w:lang w:val="en-GB"/>
+        </w:rPr>
+        <w:t xml:space="preserve"> </w:t>
+      </w:r>
+      <w:proofErr w:type="spellStart"/>
+      <w:r>
+        <w:rPr>
+          <w:lang w:val="en-GB"/>
+        </w:rPr>
+        <w:t>podrazumeva</w:t>
+      </w:r>
+      <w:proofErr w:type="spellEnd"/>
+      <w:r>
+        <w:rPr>
+          <w:lang w:val="en-GB"/>
+        </w:rPr>
+        <w:t xml:space="preserve"> </w:t>
+      </w:r>
+      <w:proofErr w:type="spellStart"/>
+      <w:r>
+        <w:rPr>
+          <w:lang w:val="en-GB"/>
+        </w:rPr>
+        <w:t>pretvaranje</w:t>
+      </w:r>
+      <w:proofErr w:type="spellEnd"/>
+      <w:r>
+        <w:rPr>
+          <w:lang w:val="en-GB"/>
+        </w:rPr>
+        <w:t xml:space="preserve"> </w:t>
+      </w:r>
+      <w:proofErr w:type="spellStart"/>
+      <w:r>
+        <w:rPr>
+          <w:lang w:val="en-GB"/>
+        </w:rPr>
+        <w:t>reči</w:t>
+      </w:r>
+      <w:proofErr w:type="spellEnd"/>
+      <w:r>
+        <w:rPr>
+          <w:lang w:val="en-GB"/>
+        </w:rPr>
+        <w:t xml:space="preserve"> u </w:t>
+      </w:r>
+      <w:proofErr w:type="spellStart"/>
+      <w:r>
+        <w:rPr>
+          <w:lang w:val="en-GB"/>
+        </w:rPr>
+        <w:t>standardni</w:t>
+      </w:r>
+      <w:proofErr w:type="spellEnd"/>
+      <w:r>
+        <w:rPr>
+          <w:lang w:val="en-GB"/>
+        </w:rPr>
+        <w:t xml:space="preserve"> </w:t>
+      </w:r>
+      <w:proofErr w:type="spellStart"/>
+      <w:r>
+        <w:rPr>
+          <w:lang w:val="en-GB"/>
+        </w:rPr>
+        <w:t>oblik</w:t>
+      </w:r>
+      <w:proofErr w:type="spellEnd"/>
+      <w:r>
+        <w:rPr>
+          <w:lang w:val="en-GB"/>
+        </w:rPr>
+        <w:t xml:space="preserve">, </w:t>
+      </w:r>
+      <w:proofErr w:type="spellStart"/>
+      <w:r>
+        <w:rPr>
+          <w:lang w:val="en-GB"/>
+        </w:rPr>
+        <w:t>kao</w:t>
+      </w:r>
+      <w:proofErr w:type="spellEnd"/>
+      <w:r>
+        <w:rPr>
+          <w:lang w:val="en-GB"/>
+        </w:rPr>
+        <w:t xml:space="preserve"> </w:t>
+      </w:r>
+      <w:proofErr w:type="spellStart"/>
+      <w:r>
+        <w:rPr>
+          <w:lang w:val="en-GB"/>
+        </w:rPr>
+        <w:t>što</w:t>
+      </w:r>
+      <w:proofErr w:type="spellEnd"/>
+      <w:r>
+        <w:rPr>
+          <w:lang w:val="en-GB"/>
+        </w:rPr>
+        <w:t xml:space="preserve"> je </w:t>
+      </w:r>
+      <w:proofErr w:type="spellStart"/>
+      <w:r>
+        <w:rPr>
+          <w:lang w:val="en-GB"/>
+        </w:rPr>
+        <w:t>konverzija</w:t>
+      </w:r>
+      <w:proofErr w:type="spellEnd"/>
+      <w:r>
+        <w:rPr>
+          <w:lang w:val="en-GB"/>
+        </w:rPr>
+        <w:t xml:space="preserve"> u mala </w:t>
+      </w:r>
+      <w:proofErr w:type="spellStart"/>
+      <w:r>
+        <w:rPr>
+          <w:lang w:val="en-GB"/>
+        </w:rPr>
+        <w:t>slova</w:t>
+      </w:r>
+      <w:proofErr w:type="spellEnd"/>
+      <w:r>
+        <w:rPr>
+          <w:lang w:val="en-GB"/>
+        </w:rPr>
+        <w:t xml:space="preserve"> </w:t>
+      </w:r>
+      <w:proofErr w:type="spellStart"/>
+      <w:r>
+        <w:rPr>
+          <w:lang w:val="en-GB"/>
+        </w:rPr>
+        <w:t>ili</w:t>
+      </w:r>
+      <w:proofErr w:type="spellEnd"/>
+      <w:r>
+        <w:rPr>
+          <w:lang w:val="en-GB"/>
+        </w:rPr>
+        <w:t xml:space="preserve"> </w:t>
+      </w:r>
+      <w:proofErr w:type="spellStart"/>
+      <w:r>
+        <w:rPr>
+          <w:lang w:val="en-GB"/>
+        </w:rPr>
+        <w:t>uklanjanje</w:t>
+      </w:r>
+      <w:proofErr w:type="spellEnd"/>
+      <w:r>
+        <w:rPr>
+          <w:lang w:val="en-GB"/>
+        </w:rPr>
+        <w:t xml:space="preserve"> </w:t>
+      </w:r>
+      <w:proofErr w:type="spellStart"/>
+      <w:r>
+        <w:rPr>
+          <w:lang w:val="en-GB"/>
+        </w:rPr>
+        <w:t>interpunkcijskih</w:t>
+      </w:r>
+      <w:proofErr w:type="spellEnd"/>
+      <w:r>
+        <w:rPr>
+          <w:lang w:val="en-GB"/>
+        </w:rPr>
+        <w:t xml:space="preserve"> </w:t>
+      </w:r>
+      <w:proofErr w:type="spellStart"/>
+      <w:r>
+        <w:rPr>
+          <w:lang w:val="en-GB"/>
+        </w:rPr>
+        <w:t>znakova</w:t>
+      </w:r>
+      <w:proofErr w:type="spellEnd"/>
+      <w:r>
+        <w:rPr>
+          <w:lang w:val="en-GB"/>
+        </w:rPr>
+        <w:t xml:space="preserve">. U </w:t>
+      </w:r>
+      <w:proofErr w:type="spellStart"/>
+      <w:r>
+        <w:rPr>
+          <w:lang w:val="en-GB"/>
+        </w:rPr>
+        <w:t>nekim</w:t>
+      </w:r>
+      <w:proofErr w:type="spellEnd"/>
+      <w:r>
+        <w:rPr>
+          <w:lang w:val="en-GB"/>
+        </w:rPr>
+        <w:t xml:space="preserve"> </w:t>
+      </w:r>
+      <w:proofErr w:type="spellStart"/>
+      <w:r>
+        <w:rPr>
+          <w:lang w:val="en-GB"/>
+        </w:rPr>
+        <w:t>slučajevima</w:t>
+      </w:r>
+      <w:proofErr w:type="spellEnd"/>
+      <w:r>
+        <w:rPr>
+          <w:lang w:val="en-GB"/>
+        </w:rPr>
+        <w:t xml:space="preserve"> </w:t>
+      </w:r>
+      <w:proofErr w:type="spellStart"/>
+      <w:r>
+        <w:rPr>
+          <w:lang w:val="en-GB"/>
+        </w:rPr>
+        <w:t>primenjuju</w:t>
+      </w:r>
+      <w:proofErr w:type="spellEnd"/>
+      <w:r>
+        <w:rPr>
+          <w:lang w:val="en-GB"/>
+        </w:rPr>
+        <w:t xml:space="preserve"> se </w:t>
+      </w:r>
+      <w:proofErr w:type="spellStart"/>
+      <w:r>
+        <w:rPr>
+          <w:lang w:val="en-GB"/>
+        </w:rPr>
+        <w:t>i</w:t>
+      </w:r>
+      <w:proofErr w:type="spellEnd"/>
+      <w:r>
+        <w:rPr>
+          <w:lang w:val="en-GB"/>
+        </w:rPr>
+        <w:t xml:space="preserve"> </w:t>
+      </w:r>
+      <w:proofErr w:type="spellStart"/>
+      <w:r>
+        <w:rPr>
+          <w:lang w:val="en-GB"/>
+        </w:rPr>
+        <w:t>dodatne</w:t>
+      </w:r>
+      <w:proofErr w:type="spellEnd"/>
+      <w:r>
+        <w:rPr>
+          <w:lang w:val="en-GB"/>
+        </w:rPr>
+        <w:t xml:space="preserve"> </w:t>
+      </w:r>
+      <w:proofErr w:type="spellStart"/>
+      <w:r>
+        <w:rPr>
+          <w:lang w:val="en-GB"/>
+        </w:rPr>
+        <w:t>tehnike</w:t>
+      </w:r>
+      <w:proofErr w:type="spellEnd"/>
+      <w:r>
+        <w:rPr>
+          <w:lang w:val="en-GB"/>
+        </w:rPr>
+        <w:t xml:space="preserve">, </w:t>
+      </w:r>
+      <w:proofErr w:type="spellStart"/>
+      <w:r>
+        <w:rPr>
+          <w:lang w:val="en-GB"/>
+        </w:rPr>
+        <w:t>poput</w:t>
+      </w:r>
+      <w:proofErr w:type="spellEnd"/>
+      <w:r>
+        <w:rPr>
+          <w:lang w:val="en-GB"/>
+        </w:rPr>
+        <w:t xml:space="preserve"> stemming-</w:t>
+      </w:r>
+      <w:proofErr w:type="gramStart"/>
+      <w:r>
+        <w:rPr>
+          <w:lang w:val="en-GB"/>
+        </w:rPr>
+        <w:t>a</w:t>
+      </w:r>
+      <w:proofErr w:type="gramEnd"/>
+      <w:r>
+        <w:rPr>
+          <w:lang w:val="en-GB"/>
+        </w:rPr>
+        <w:t xml:space="preserve"> </w:t>
+      </w:r>
+      <w:proofErr w:type="spellStart"/>
+      <w:r>
+        <w:rPr>
+          <w:lang w:val="en-GB"/>
+        </w:rPr>
+        <w:t>ili</w:t>
+      </w:r>
+      <w:proofErr w:type="spellEnd"/>
+      <w:r>
+        <w:rPr>
+          <w:lang w:val="en-GB"/>
+        </w:rPr>
+        <w:t xml:space="preserve"> </w:t>
+      </w:r>
+      <w:proofErr w:type="spellStart"/>
+      <w:r>
+        <w:rPr>
+          <w:lang w:val="en-GB"/>
+        </w:rPr>
+        <w:t>lematizacije</w:t>
+      </w:r>
+      <w:proofErr w:type="spellEnd"/>
+      <w:r>
+        <w:rPr>
+          <w:lang w:val="en-GB"/>
+        </w:rPr>
+        <w:t xml:space="preserve">, </w:t>
+      </w:r>
+      <w:proofErr w:type="spellStart"/>
+      <w:r>
+        <w:rPr>
+          <w:lang w:val="en-GB"/>
+        </w:rPr>
+        <w:t>kako</w:t>
+      </w:r>
+      <w:proofErr w:type="spellEnd"/>
+      <w:r>
+        <w:rPr>
+          <w:lang w:val="en-GB"/>
+        </w:rPr>
+        <w:t xml:space="preserve"> bi se </w:t>
+      </w:r>
+      <w:proofErr w:type="spellStart"/>
+      <w:r>
+        <w:rPr>
+          <w:lang w:val="en-GB"/>
+        </w:rPr>
+        <w:t>različiti</w:t>
+      </w:r>
+      <w:proofErr w:type="spellEnd"/>
+      <w:r>
+        <w:rPr>
+          <w:lang w:val="en-GB"/>
+        </w:rPr>
+        <w:t xml:space="preserve"> </w:t>
+      </w:r>
+      <w:proofErr w:type="spellStart"/>
+      <w:r>
+        <w:rPr>
+          <w:lang w:val="en-GB"/>
+        </w:rPr>
+        <w:t>oblici</w:t>
+      </w:r>
+      <w:proofErr w:type="spellEnd"/>
+      <w:r>
+        <w:rPr>
+          <w:lang w:val="en-GB"/>
+        </w:rPr>
+        <w:t xml:space="preserve"> </w:t>
+      </w:r>
+      <w:proofErr w:type="spellStart"/>
+      <w:r>
+        <w:rPr>
+          <w:lang w:val="en-GB"/>
+        </w:rPr>
+        <w:t>iste</w:t>
+      </w:r>
+      <w:proofErr w:type="spellEnd"/>
+      <w:r>
+        <w:rPr>
+          <w:lang w:val="en-GB"/>
+        </w:rPr>
+        <w:t xml:space="preserve"> </w:t>
+      </w:r>
+      <w:proofErr w:type="spellStart"/>
+      <w:r>
+        <w:rPr>
+          <w:lang w:val="en-GB"/>
+        </w:rPr>
+        <w:t>reči</w:t>
+      </w:r>
+      <w:proofErr w:type="spellEnd"/>
+      <w:r>
+        <w:rPr>
+          <w:lang w:val="en-GB"/>
+        </w:rPr>
+        <w:t xml:space="preserve"> </w:t>
+      </w:r>
+      <w:proofErr w:type="spellStart"/>
+      <w:r>
+        <w:rPr>
+          <w:lang w:val="en-GB"/>
+        </w:rPr>
+        <w:t>sveli</w:t>
+      </w:r>
+      <w:proofErr w:type="spellEnd"/>
+      <w:r>
+        <w:rPr>
+          <w:lang w:val="en-GB"/>
+        </w:rPr>
+        <w:t xml:space="preserve"> </w:t>
+      </w:r>
+      <w:proofErr w:type="spellStart"/>
+      <w:r>
+        <w:rPr>
+          <w:lang w:val="en-GB"/>
+        </w:rPr>
+        <w:t>na</w:t>
+      </w:r>
+      <w:proofErr w:type="spellEnd"/>
+      <w:r>
+        <w:rPr>
+          <w:lang w:val="en-GB"/>
+        </w:rPr>
+        <w:t xml:space="preserve"> </w:t>
+      </w:r>
+      <w:proofErr w:type="spellStart"/>
+      <w:r>
+        <w:rPr>
+          <w:lang w:val="en-GB"/>
+        </w:rPr>
+        <w:t>zajednički</w:t>
+      </w:r>
+      <w:proofErr w:type="spellEnd"/>
+      <w:r>
+        <w:rPr>
+          <w:lang w:val="en-GB"/>
+        </w:rPr>
+        <w:t xml:space="preserve"> </w:t>
+      </w:r>
+      <w:proofErr w:type="spellStart"/>
+      <w:r>
+        <w:rPr>
+          <w:lang w:val="en-GB"/>
+        </w:rPr>
+        <w:t>koren</w:t>
+      </w:r>
+      <w:proofErr w:type="spellEnd"/>
+      <w:r>
+        <w:rPr>
+          <w:lang w:val="en-GB"/>
+        </w:rPr>
+        <w:t xml:space="preserve">. Na </w:t>
+      </w:r>
+      <w:proofErr w:type="spellStart"/>
+      <w:r>
+        <w:rPr>
+          <w:lang w:val="en-GB"/>
+        </w:rPr>
+        <w:t>kraju</w:t>
+      </w:r>
+      <w:proofErr w:type="spellEnd"/>
+      <w:r>
+        <w:rPr>
+          <w:lang w:val="en-GB"/>
+        </w:rPr>
+        <w:t xml:space="preserve">, </w:t>
+      </w:r>
+      <w:proofErr w:type="spellStart"/>
+      <w:r>
+        <w:rPr>
+          <w:lang w:val="en-GB"/>
+        </w:rPr>
+        <w:t>vrši</w:t>
+      </w:r>
+      <w:proofErr w:type="spellEnd"/>
+      <w:r>
+        <w:rPr>
+          <w:lang w:val="en-GB"/>
+        </w:rPr>
+        <w:t xml:space="preserve"> se </w:t>
+      </w:r>
+      <w:proofErr w:type="spellStart"/>
+      <w:r>
+        <w:rPr>
+          <w:lang w:val="en-GB"/>
+        </w:rPr>
+        <w:t>indeksiranje</w:t>
+      </w:r>
+      <w:proofErr w:type="spellEnd"/>
+      <w:r>
+        <w:rPr>
+          <w:lang w:val="en-GB"/>
+        </w:rPr>
+        <w:t xml:space="preserve">, </w:t>
+      </w:r>
+      <w:proofErr w:type="spellStart"/>
+      <w:r>
+        <w:rPr>
+          <w:lang w:val="en-GB"/>
+        </w:rPr>
+        <w:t>gde</w:t>
+      </w:r>
+      <w:proofErr w:type="spellEnd"/>
+      <w:r>
+        <w:rPr>
+          <w:lang w:val="en-GB"/>
+        </w:rPr>
+        <w:t xml:space="preserve"> se za </w:t>
+      </w:r>
+      <w:proofErr w:type="spellStart"/>
+      <w:r>
+        <w:rPr>
+          <w:lang w:val="en-GB"/>
+        </w:rPr>
+        <w:t>svaki</w:t>
+      </w:r>
+      <w:proofErr w:type="spellEnd"/>
+      <w:r>
+        <w:rPr>
+          <w:lang w:val="en-GB"/>
+        </w:rPr>
+        <w:t xml:space="preserve"> </w:t>
+      </w:r>
+      <w:proofErr w:type="spellStart"/>
+      <w:r>
+        <w:rPr>
+          <w:lang w:val="en-GB"/>
+        </w:rPr>
+        <w:t>termin</w:t>
+      </w:r>
+      <w:proofErr w:type="spellEnd"/>
+      <w:r>
+        <w:rPr>
+          <w:lang w:val="en-GB"/>
+        </w:rPr>
+        <w:t xml:space="preserve"> </w:t>
+      </w:r>
+      <w:proofErr w:type="spellStart"/>
+      <w:r>
+        <w:rPr>
+          <w:lang w:val="en-GB"/>
+        </w:rPr>
+        <w:t>formira</w:t>
+      </w:r>
+      <w:proofErr w:type="spellEnd"/>
+      <w:r>
+        <w:rPr>
+          <w:lang w:val="en-GB"/>
+        </w:rPr>
+        <w:t xml:space="preserve"> </w:t>
+      </w:r>
+      <w:proofErr w:type="spellStart"/>
+      <w:r>
+        <w:rPr>
+          <w:lang w:val="en-GB"/>
+        </w:rPr>
+        <w:t>lista</w:t>
+      </w:r>
+      <w:proofErr w:type="spellEnd"/>
+      <w:r>
+        <w:rPr>
+          <w:lang w:val="en-GB"/>
+        </w:rPr>
+        <w:t xml:space="preserve"> </w:t>
+      </w:r>
+      <w:proofErr w:type="spellStart"/>
+      <w:r>
+        <w:rPr>
+          <w:lang w:val="en-GB"/>
+        </w:rPr>
+        <w:t>dokumenata</w:t>
+      </w:r>
+      <w:proofErr w:type="spellEnd"/>
+      <w:r>
+        <w:rPr>
+          <w:lang w:val="en-GB"/>
+        </w:rPr>
+        <w:t xml:space="preserve"> u </w:t>
+      </w:r>
+      <w:proofErr w:type="spellStart"/>
+      <w:r>
+        <w:rPr>
+          <w:lang w:val="en-GB"/>
+        </w:rPr>
+        <w:t>kojima</w:t>
+      </w:r>
+      <w:proofErr w:type="spellEnd"/>
+      <w:r>
+        <w:rPr>
+          <w:lang w:val="en-GB"/>
+        </w:rPr>
+        <w:t xml:space="preserve"> se on </w:t>
+      </w:r>
+      <w:proofErr w:type="spellStart"/>
+      <w:r>
+        <w:rPr>
+          <w:lang w:val="en-GB"/>
+        </w:rPr>
+        <w:t>pojavljuje</w:t>
+      </w:r>
+      <w:proofErr w:type="spellEnd"/>
+      <w:r>
+        <w:rPr>
+          <w:lang w:val="en-GB"/>
+        </w:rPr>
+        <w:t>.</w:t>
+      </w:r>
+    </w:p>
+    <w:p>
+      <w:pPr>
+        <w:ind w:firstLine="0"/>
+        <w:rPr>
+          <w:lang w:val="en-GB"/>
+        </w:rPr>
+      </w:pPr>
+    </w:p>
+    <w:p>
+      <w:pPr>
+        <w:ind w:firstLine="0"/>
+        <w:rPr>
+          <w:lang w:val="en-GB"/>
+        </w:rPr>
+      </w:pPr>
+      <w:proofErr w:type="spellStart"/>
+      <w:r>
+        <w:rPr>
+          <w:lang w:val="en-GB"/>
+        </w:rPr>
+        <w:t>Postoje</w:t>
+      </w:r>
+      <w:proofErr w:type="spellEnd"/>
+      <w:r>
+        <w:rPr>
+          <w:lang w:val="en-GB"/>
+        </w:rPr>
+        <w:t xml:space="preserve"> </w:t>
+      </w:r>
+      <w:proofErr w:type="spellStart"/>
+      <w:r>
+        <w:rPr>
+          <w:lang w:val="en-GB"/>
+        </w:rPr>
+        <w:t>dva</w:t>
+      </w:r>
+      <w:proofErr w:type="spellEnd"/>
+      <w:r>
+        <w:rPr>
+          <w:lang w:val="en-GB"/>
+        </w:rPr>
+        <w:t xml:space="preserve"> </w:t>
+      </w:r>
+      <w:proofErr w:type="spellStart"/>
+      <w:r>
+        <w:rPr>
+          <w:lang w:val="en-GB"/>
+        </w:rPr>
+        <w:t>osnovna</w:t>
+      </w:r>
+      <w:proofErr w:type="spellEnd"/>
+      <w:r>
+        <w:rPr>
+          <w:lang w:val="en-GB"/>
+        </w:rPr>
+        <w:t xml:space="preserve"> </w:t>
+      </w:r>
+      <w:proofErr w:type="spellStart"/>
+      <w:r>
+        <w:rPr>
+          <w:lang w:val="en-GB"/>
+        </w:rPr>
+        <w:t>tipa</w:t>
+      </w:r>
+      <w:proofErr w:type="spellEnd"/>
+      <w:r>
+        <w:rPr>
+          <w:lang w:val="en-GB"/>
+        </w:rPr>
+        <w:t xml:space="preserve"> </w:t>
+      </w:r>
+      <w:proofErr w:type="spellStart"/>
+      <w:r>
+        <w:rPr>
+          <w:lang w:val="en-GB"/>
+        </w:rPr>
+        <w:t>invertovanih</w:t>
+      </w:r>
+      <w:proofErr w:type="spellEnd"/>
+      <w:r>
+        <w:rPr>
+          <w:lang w:val="en-GB"/>
+        </w:rPr>
+        <w:t xml:space="preserve"> </w:t>
+      </w:r>
+      <w:proofErr w:type="spellStart"/>
+      <w:r>
+        <w:rPr>
+          <w:lang w:val="en-GB"/>
+        </w:rPr>
+        <w:t>indeksa</w:t>
+      </w:r>
+      <w:proofErr w:type="spellEnd"/>
+      <w:r>
+        <w:rPr>
+          <w:lang w:val="en-GB"/>
+        </w:rPr>
+        <w:t xml:space="preserve">. </w:t>
+      </w:r>
+      <w:proofErr w:type="spellStart"/>
+      <w:r>
+        <w:rPr>
+          <w:lang w:val="en-GB"/>
+        </w:rPr>
+        <w:t>Prvi</w:t>
+      </w:r>
+      <w:proofErr w:type="spellEnd"/>
+      <w:r>
+        <w:rPr>
+          <w:lang w:val="en-GB"/>
+        </w:rPr>
+        <w:t xml:space="preserve"> tip je record-level </w:t>
+      </w:r>
+      <w:proofErr w:type="spellStart"/>
+      <w:r>
+        <w:rPr>
+          <w:lang w:val="en-GB"/>
+        </w:rPr>
+        <w:t>invertovani</w:t>
+      </w:r>
+      <w:proofErr w:type="spellEnd"/>
+      <w:r>
+        <w:rPr>
+          <w:lang w:val="en-GB"/>
+        </w:rPr>
+        <w:t xml:space="preserve"> </w:t>
+      </w:r>
+      <w:proofErr w:type="spellStart"/>
+      <w:r>
+        <w:rPr>
+          <w:lang w:val="en-GB"/>
+        </w:rPr>
+        <w:t>indeks</w:t>
+      </w:r>
+      <w:proofErr w:type="spellEnd"/>
+      <w:r>
+        <w:rPr>
+          <w:lang w:val="en-GB"/>
+        </w:rPr>
+        <w:t xml:space="preserve">, koji za </w:t>
+      </w:r>
+      <w:proofErr w:type="spellStart"/>
+      <w:r>
+        <w:rPr>
+          <w:lang w:val="en-GB"/>
+        </w:rPr>
+        <w:t>svaki</w:t>
+      </w:r>
+      <w:proofErr w:type="spellEnd"/>
+      <w:r>
+        <w:rPr>
+          <w:lang w:val="en-GB"/>
+        </w:rPr>
+        <w:t xml:space="preserve"> </w:t>
+      </w:r>
+      <w:proofErr w:type="spellStart"/>
+      <w:r>
+        <w:rPr>
+          <w:lang w:val="en-GB"/>
+        </w:rPr>
+        <w:t>termin</w:t>
+      </w:r>
+      <w:proofErr w:type="spellEnd"/>
+      <w:r>
+        <w:rPr>
+          <w:lang w:val="en-GB"/>
+        </w:rPr>
+        <w:t xml:space="preserve"> </w:t>
+      </w:r>
+      <w:proofErr w:type="spellStart"/>
+      <w:r>
+        <w:rPr>
+          <w:lang w:val="en-GB"/>
+        </w:rPr>
+        <w:t>čuva</w:t>
+      </w:r>
+      <w:proofErr w:type="spellEnd"/>
+      <w:r>
+        <w:rPr>
+          <w:lang w:val="en-GB"/>
+        </w:rPr>
+        <w:t xml:space="preserve"> </w:t>
+      </w:r>
+      <w:proofErr w:type="spellStart"/>
+      <w:r>
+        <w:rPr>
+          <w:lang w:val="en-GB"/>
+        </w:rPr>
+        <w:t>samo</w:t>
+      </w:r>
+      <w:proofErr w:type="spellEnd"/>
+      <w:r>
+        <w:rPr>
+          <w:lang w:val="en-GB"/>
+        </w:rPr>
+        <w:t xml:space="preserve"> </w:t>
+      </w:r>
+      <w:proofErr w:type="spellStart"/>
+      <w:r>
+        <w:rPr>
+          <w:lang w:val="en-GB"/>
+        </w:rPr>
+        <w:t>informaciju</w:t>
+      </w:r>
+      <w:proofErr w:type="spellEnd"/>
+      <w:r>
+        <w:rPr>
+          <w:lang w:val="en-GB"/>
+        </w:rPr>
+        <w:t xml:space="preserve"> o </w:t>
+      </w:r>
+      <w:proofErr w:type="spellStart"/>
+      <w:r>
+        <w:rPr>
+          <w:lang w:val="en-GB"/>
+        </w:rPr>
+        <w:t>dokumentima</w:t>
+      </w:r>
+      <w:proofErr w:type="spellEnd"/>
+      <w:r>
+        <w:rPr>
+          <w:lang w:val="en-GB"/>
+        </w:rPr>
+        <w:t xml:space="preserve"> u </w:t>
+      </w:r>
+      <w:proofErr w:type="spellStart"/>
+      <w:r>
+        <w:rPr>
+          <w:lang w:val="en-GB"/>
+        </w:rPr>
+        <w:t>kojima</w:t>
+      </w:r>
+      <w:proofErr w:type="spellEnd"/>
+      <w:r>
+        <w:rPr>
+          <w:lang w:val="en-GB"/>
+        </w:rPr>
+        <w:t xml:space="preserve"> se taj </w:t>
+      </w:r>
+      <w:proofErr w:type="spellStart"/>
+      <w:r>
+        <w:rPr>
+          <w:lang w:val="en-GB"/>
+        </w:rPr>
+        <w:t>termin</w:t>
+      </w:r>
+      <w:proofErr w:type="spellEnd"/>
+      <w:r>
+        <w:rPr>
+          <w:lang w:val="en-GB"/>
+        </w:rPr>
+        <w:t xml:space="preserve"> </w:t>
+      </w:r>
+      <w:proofErr w:type="spellStart"/>
+      <w:r>
+        <w:rPr>
+          <w:lang w:val="en-GB"/>
+        </w:rPr>
+        <w:t>pojavljuje</w:t>
+      </w:r>
+      <w:proofErr w:type="spellEnd"/>
+      <w:r>
+        <w:rPr>
+          <w:lang w:val="en-GB"/>
+        </w:rPr>
+        <w:t xml:space="preserve">. </w:t>
+      </w:r>
+      <w:proofErr w:type="spellStart"/>
+      <w:r>
+        <w:rPr>
+          <w:lang w:val="en-GB"/>
+        </w:rPr>
+        <w:t>Drugi</w:t>
+      </w:r>
+      <w:proofErr w:type="spellEnd"/>
+      <w:r>
+        <w:rPr>
+          <w:lang w:val="en-GB"/>
+        </w:rPr>
+        <w:t xml:space="preserve"> tip je word-level </w:t>
+      </w:r>
+      <w:proofErr w:type="spellStart"/>
+      <w:r>
+        <w:rPr>
+          <w:lang w:val="en-GB"/>
+        </w:rPr>
+        <w:t>invertovani</w:t>
+      </w:r>
+      <w:proofErr w:type="spellEnd"/>
+      <w:r>
+        <w:rPr>
+          <w:lang w:val="en-GB"/>
+        </w:rPr>
+        <w:t xml:space="preserve"> </w:t>
+      </w:r>
+      <w:proofErr w:type="spellStart"/>
+      <w:r>
+        <w:rPr>
+          <w:lang w:val="en-GB"/>
+        </w:rPr>
+        <w:t>indeks</w:t>
+      </w:r>
+      <w:proofErr w:type="spellEnd"/>
+      <w:r>
+        <w:rPr>
+          <w:lang w:val="en-GB"/>
+        </w:rPr>
+        <w:t xml:space="preserve">, koji pored </w:t>
+      </w:r>
+      <w:proofErr w:type="spellStart"/>
+      <w:r>
+        <w:rPr>
+          <w:lang w:val="en-GB"/>
+        </w:rPr>
+        <w:t>identifikatora</w:t>
+      </w:r>
+      <w:proofErr w:type="spellEnd"/>
+      <w:r>
+        <w:rPr>
+          <w:lang w:val="en-GB"/>
+        </w:rPr>
+        <w:t xml:space="preserve"> </w:t>
+      </w:r>
+      <w:proofErr w:type="spellStart"/>
+      <w:r>
+        <w:rPr>
+          <w:lang w:val="en-GB"/>
+        </w:rPr>
+        <w:t>dokumenata</w:t>
+      </w:r>
+      <w:proofErr w:type="spellEnd"/>
+      <w:r>
+        <w:rPr>
+          <w:lang w:val="en-GB"/>
+        </w:rPr>
+        <w:t xml:space="preserve"> </w:t>
+      </w:r>
+      <w:proofErr w:type="spellStart"/>
+      <w:r>
+        <w:rPr>
+          <w:lang w:val="en-GB"/>
+        </w:rPr>
+        <w:t>beleži</w:t>
+      </w:r>
+      <w:proofErr w:type="spellEnd"/>
+      <w:r>
+        <w:rPr>
+          <w:lang w:val="en-GB"/>
+        </w:rPr>
+        <w:t xml:space="preserve"> </w:t>
+      </w:r>
+      <w:proofErr w:type="spellStart"/>
+      <w:r>
+        <w:rPr>
+          <w:lang w:val="en-GB"/>
+        </w:rPr>
+        <w:t>i</w:t>
+      </w:r>
+      <w:proofErr w:type="spellEnd"/>
+      <w:r>
+        <w:rPr>
+          <w:lang w:val="en-GB"/>
+        </w:rPr>
+        <w:t xml:space="preserve"> </w:t>
+      </w:r>
+      <w:proofErr w:type="spellStart"/>
+      <w:r>
+        <w:rPr>
+          <w:lang w:val="en-GB"/>
+        </w:rPr>
+        <w:t>pozicije</w:t>
+      </w:r>
+      <w:proofErr w:type="spellEnd"/>
+      <w:r>
+        <w:rPr>
+          <w:lang w:val="en-GB"/>
+        </w:rPr>
+        <w:t xml:space="preserve"> </w:t>
+      </w:r>
+      <w:proofErr w:type="spellStart"/>
+      <w:r>
+        <w:rPr>
+          <w:lang w:val="en-GB"/>
+        </w:rPr>
+        <w:t>pojavljivanja</w:t>
+      </w:r>
+      <w:proofErr w:type="spellEnd"/>
+      <w:r>
+        <w:rPr>
+          <w:lang w:val="en-GB"/>
+        </w:rPr>
+        <w:t xml:space="preserve"> termina </w:t>
+      </w:r>
+      <w:proofErr w:type="spellStart"/>
+      <w:r>
+        <w:rPr>
+          <w:lang w:val="en-GB"/>
+        </w:rPr>
+        <w:t>unutar</w:t>
+      </w:r>
+      <w:proofErr w:type="spellEnd"/>
+      <w:r>
+        <w:rPr>
+          <w:lang w:val="en-GB"/>
+        </w:rPr>
+        <w:t xml:space="preserve"> </w:t>
+      </w:r>
+      <w:proofErr w:type="spellStart"/>
+      <w:r>
+        <w:rPr>
+          <w:lang w:val="en-GB"/>
+        </w:rPr>
+        <w:t>dokumenta</w:t>
+      </w:r>
+      <w:proofErr w:type="spellEnd"/>
+      <w:r>
+        <w:rPr>
+          <w:lang w:val="en-GB"/>
+        </w:rPr>
+        <w:t xml:space="preserve">. </w:t>
+      </w:r>
+      <w:proofErr w:type="spellStart"/>
+      <w:r>
+        <w:rPr>
+          <w:lang w:val="en-GB"/>
+        </w:rPr>
+        <w:t>Ovaj</w:t>
+      </w:r>
+      <w:proofErr w:type="spellEnd"/>
+      <w:r>
+        <w:rPr>
+          <w:lang w:val="en-GB"/>
+        </w:rPr>
+        <w:t xml:space="preserve"> </w:t>
+      </w:r>
+      <w:proofErr w:type="spellStart"/>
+      <w:r>
+        <w:rPr>
+          <w:lang w:val="en-GB"/>
+        </w:rPr>
+        <w:t>napredniji</w:t>
+      </w:r>
+      <w:proofErr w:type="spellEnd"/>
+      <w:r>
+        <w:rPr>
+          <w:lang w:val="en-GB"/>
+        </w:rPr>
+        <w:t xml:space="preserve"> </w:t>
+      </w:r>
+      <w:proofErr w:type="spellStart"/>
+      <w:r>
+        <w:rPr>
+          <w:lang w:val="en-GB"/>
+        </w:rPr>
+        <w:t>oblik</w:t>
+      </w:r>
+      <w:proofErr w:type="spellEnd"/>
+      <w:r>
+        <w:rPr>
+          <w:lang w:val="en-GB"/>
+        </w:rPr>
+        <w:t xml:space="preserve"> </w:t>
+      </w:r>
+      <w:proofErr w:type="spellStart"/>
+      <w:r>
+        <w:rPr>
+          <w:lang w:val="en-GB"/>
+        </w:rPr>
+        <w:t>omogućava</w:t>
+      </w:r>
+      <w:proofErr w:type="spellEnd"/>
+      <w:r>
+        <w:rPr>
+          <w:lang w:val="en-GB"/>
+        </w:rPr>
+        <w:t xml:space="preserve"> </w:t>
+      </w:r>
+      <w:proofErr w:type="spellStart"/>
+      <w:r>
+        <w:rPr>
+          <w:lang w:val="en-GB"/>
+        </w:rPr>
+        <w:t>dodatne</w:t>
+      </w:r>
+      <w:proofErr w:type="spellEnd"/>
+      <w:r>
+        <w:rPr>
+          <w:lang w:val="en-GB"/>
+        </w:rPr>
+        <w:t xml:space="preserve"> </w:t>
+      </w:r>
+      <w:proofErr w:type="spellStart"/>
+      <w:r>
+        <w:rPr>
+          <w:lang w:val="en-GB"/>
+        </w:rPr>
+        <w:t>funkcionalnosti</w:t>
+      </w:r>
+      <w:proofErr w:type="spellEnd"/>
+      <w:r>
+        <w:rPr>
+          <w:lang w:val="en-GB"/>
+        </w:rPr>
+        <w:t xml:space="preserve">, </w:t>
+      </w:r>
+      <w:proofErr w:type="spellStart"/>
+      <w:r>
+        <w:rPr>
+          <w:lang w:val="en-GB"/>
+        </w:rPr>
+        <w:t>kao</w:t>
+      </w:r>
+      <w:proofErr w:type="spellEnd"/>
+      <w:r>
+        <w:rPr>
+          <w:lang w:val="en-GB"/>
+        </w:rPr>
+        <w:t xml:space="preserve"> </w:t>
+      </w:r>
+      <w:proofErr w:type="spellStart"/>
+      <w:r>
+        <w:rPr>
+          <w:lang w:val="en-GB"/>
+        </w:rPr>
+        <w:t>što</w:t>
+      </w:r>
+      <w:proofErr w:type="spellEnd"/>
+      <w:r>
+        <w:rPr>
+          <w:lang w:val="en-GB"/>
+        </w:rPr>
+        <w:t xml:space="preserve"> je </w:t>
+      </w:r>
+      <w:proofErr w:type="spellStart"/>
+      <w:r>
+        <w:rPr>
+          <w:lang w:val="en-GB"/>
+        </w:rPr>
+        <w:t>pretraga</w:t>
+      </w:r>
+      <w:proofErr w:type="spellEnd"/>
+      <w:r>
+        <w:rPr>
+          <w:lang w:val="en-GB"/>
+        </w:rPr>
+        <w:t xml:space="preserve"> </w:t>
+      </w:r>
+      <w:proofErr w:type="spellStart"/>
+      <w:r>
+        <w:rPr>
+          <w:lang w:val="en-GB"/>
+        </w:rPr>
+        <w:t>fraza</w:t>
+      </w:r>
+      <w:proofErr w:type="spellEnd"/>
+      <w:r>
+        <w:rPr>
+          <w:lang w:val="en-GB"/>
+        </w:rPr>
+        <w:t xml:space="preserve"> </w:t>
+      </w:r>
+      <w:proofErr w:type="spellStart"/>
+      <w:r>
+        <w:rPr>
+          <w:lang w:val="en-GB"/>
+        </w:rPr>
+        <w:t>i</w:t>
+      </w:r>
+      <w:proofErr w:type="spellEnd"/>
+      <w:r>
+        <w:rPr>
+          <w:lang w:val="en-GB"/>
+        </w:rPr>
+        <w:t xml:space="preserve"> </w:t>
+      </w:r>
+      <w:proofErr w:type="spellStart"/>
+      <w:r>
+        <w:rPr>
+          <w:lang w:val="en-GB"/>
+        </w:rPr>
+        <w:t>preciznije</w:t>
+      </w:r>
+      <w:proofErr w:type="spellEnd"/>
+      <w:r>
+        <w:rPr>
+          <w:lang w:val="en-GB"/>
+        </w:rPr>
+        <w:t xml:space="preserve"> </w:t>
+      </w:r>
+      <w:proofErr w:type="spellStart"/>
+      <w:r>
+        <w:rPr>
+          <w:lang w:val="en-GB"/>
+        </w:rPr>
+        <w:t>rangiranje</w:t>
+      </w:r>
+      <w:proofErr w:type="spellEnd"/>
+      <w:r>
+        <w:rPr>
+          <w:lang w:val="en-GB"/>
+        </w:rPr>
+        <w:t xml:space="preserve"> </w:t>
+      </w:r>
+      <w:proofErr w:type="spellStart"/>
+      <w:r>
+        <w:rPr>
+          <w:lang w:val="en-GB"/>
+        </w:rPr>
+        <w:t>rezultata</w:t>
+      </w:r>
+      <w:proofErr w:type="spellEnd"/>
+      <w:r>
+        <w:rPr>
+          <w:lang w:val="en-GB"/>
+        </w:rPr>
+        <w:t xml:space="preserve">, </w:t>
+      </w:r>
+      <w:proofErr w:type="spellStart"/>
+      <w:r>
+        <w:rPr>
+          <w:lang w:val="en-GB"/>
+        </w:rPr>
+        <w:t>ali</w:t>
+      </w:r>
+      <w:proofErr w:type="spellEnd"/>
+      <w:r>
+        <w:rPr>
+          <w:lang w:val="en-GB"/>
+        </w:rPr>
+        <w:t xml:space="preserve"> </w:t>
+      </w:r>
+      <w:proofErr w:type="spellStart"/>
+      <w:r>
+        <w:rPr>
+          <w:lang w:val="en-GB"/>
+        </w:rPr>
+        <w:t>zahteva</w:t>
+      </w:r>
+      <w:proofErr w:type="spellEnd"/>
+      <w:r>
+        <w:rPr>
+          <w:lang w:val="en-GB"/>
+        </w:rPr>
+        <w:t xml:space="preserve"> </w:t>
+      </w:r>
+      <w:proofErr w:type="spellStart"/>
+      <w:r>
+        <w:rPr>
+          <w:lang w:val="en-GB"/>
+        </w:rPr>
+        <w:t>više</w:t>
+      </w:r>
+      <w:proofErr w:type="spellEnd"/>
+      <w:r>
+        <w:rPr>
+          <w:lang w:val="en-GB"/>
+        </w:rPr>
+        <w:t xml:space="preserve"> </w:t>
+      </w:r>
+      <w:proofErr w:type="spellStart"/>
+      <w:r>
+        <w:rPr>
+          <w:lang w:val="en-GB"/>
+        </w:rPr>
+        <w:t>memorijskih</w:t>
+      </w:r>
+      <w:proofErr w:type="spellEnd"/>
+      <w:r>
+        <w:rPr>
+          <w:lang w:val="en-GB"/>
+        </w:rPr>
+        <w:t xml:space="preserve"> </w:t>
+      </w:r>
+      <w:proofErr w:type="spellStart"/>
+      <w:r>
+        <w:rPr>
+          <w:lang w:val="en-GB"/>
+        </w:rPr>
+        <w:t>i</w:t>
+      </w:r>
+      <w:proofErr w:type="spellEnd"/>
+      <w:r>
+        <w:rPr>
+          <w:lang w:val="en-GB"/>
+        </w:rPr>
+        <w:t xml:space="preserve"> </w:t>
+      </w:r>
+      <w:proofErr w:type="spellStart"/>
+      <w:r>
+        <w:rPr>
+          <w:lang w:val="en-GB"/>
+        </w:rPr>
+        <w:t>procesorskih</w:t>
+      </w:r>
+      <w:proofErr w:type="spellEnd"/>
+      <w:r>
+        <w:rPr>
+          <w:lang w:val="en-GB"/>
+        </w:rPr>
+        <w:t xml:space="preserve"> </w:t>
+      </w:r>
+      <w:proofErr w:type="spellStart"/>
+      <w:r>
+        <w:rPr>
+          <w:lang w:val="en-GB"/>
+        </w:rPr>
+        <w:t>resursa</w:t>
+      </w:r>
+      <w:proofErr w:type="spellEnd"/>
+      <w:r>
+        <w:rPr>
+          <w:lang w:val="en-GB"/>
+        </w:rPr>
+        <w:t>.</w:t>
+      </w:r>
+    </w:p>
+    <w:p>
+      <w:pPr>
+        <w:ind w:firstLine="0"/>
+        <w:rPr>
+          <w:lang w:val="en-GB"/>
+        </w:rPr>
+      </w:pPr>
+    </w:p>
+    <w:p>
+      <w:pPr>
+        <w:ind w:firstLine="0"/>
+      </w:pPr>
+      <w:r>
+        <w:t>Tokom procesa pretrage, sistem koristi invertovani indeks tako što za svaki termin iz korisničkog upita pronalazi odgovarajuće liste dokumenata, a zatim primenjuje operacije poput preseka ili unije nad tim listama, u zavisnosti od tipa upita. Nakon toga, rezultati se mogu dodatno rangirati na osnovu različitih kriterijuma, kao što su učestalost pojavljivanja termina ili statističke mere značaja termina u dokumentu.</w:t>
+      </w:r>
+    </w:p>
+    <w:p>
+      <w:pPr>
+        <w:ind w:firstLine="0"/>
+      </w:pPr>
+    </w:p>
+    <w:p>
+      <w:pPr>
+        <w:ind w:firstLine="0"/>
+        <w:rPr>
+          <w:lang w:val="en-GB"/>
+        </w:rPr>
+      </w:pPr>
+      <w:r>
+        <w:t>Invertovani indeksi imaju široku primenu u različitim sistemima, uključujući internet pretraživače poput Google, sisteme za pretragu teksta kao što je Elasticsearch</w:t>
+      </w:r>
+      <w:r>
+        <w:t>.</w:t>
+      </w:r>
+    </w:p>
+    <w:p>
+      <w:pPr>
+        <w:ind w:firstLine="0"/>
+        <w:rPr>
+          <w:lang w:val="en-US"/>
+        </w:rPr>
+      </w:pPr>
+    </w:p>
+    <w:p>
+      <w:pPr>
+        <w:pStyle w:val="Heading2"/>
+        <w:ind w:left="810" w:firstLine="0"/>
+        <w:rPr>
+          <w:rFonts w:ascii="Times New Roman" w:hAnsi="Times New Roman" w:cs="Times New Roman"/>
+          <w:color w:val="000000" w:themeColor="text1"/>
+          <w:lang w:val="en-GB"/>
+        </w:rPr>
+      </w:pPr>
+      <w:r>
+        <w:rPr>
+          <w:rFonts w:ascii="Times New Roman" w:hAnsi="Times New Roman" w:cs="Times New Roman"/>
+          <w:color w:val="000000" w:themeColor="text1"/>
+          <w:lang w:val="en-US"/>
+        </w:rPr>
+        <w:lastRenderedPageBreak/>
+        <w:t>3.</w:t>
+      </w:r>
+      <w:r>
+        <w:rPr>
+          <w:rFonts w:ascii="Times New Roman" w:hAnsi="Times New Roman" w:cs="Times New Roman"/>
+          <w:color w:val="000000" w:themeColor="text1"/>
+          <w:lang w:val="en-US"/>
+        </w:rPr>
+        <w:t>3</w:t>
+      </w:r>
+      <w:r>
+        <w:rPr>
+          <w:color w:val="000000" w:themeColor="text1"/>
+          <w:lang w:val="en-US"/>
+        </w:rPr>
+        <w:t xml:space="preserve"> </w:t>
+      </w:r>
+      <w:r>
+        <w:rPr>
+          <w:rFonts w:ascii="Times New Roman" w:hAnsi="Times New Roman" w:cs="Times New Roman"/>
+          <w:color w:val="000000" w:themeColor="text1"/>
+          <w:lang w:val="en-GB"/>
+        </w:rPr>
+        <w:t xml:space="preserve">Bitmap </w:t>
+      </w:r>
+      <w:proofErr w:type="spellStart"/>
+      <w:r>
+        <w:rPr>
+          <w:rFonts w:ascii="Times New Roman" w:hAnsi="Times New Roman" w:cs="Times New Roman"/>
+          <w:color w:val="000000" w:themeColor="text1"/>
+          <w:lang w:val="en-GB"/>
+        </w:rPr>
+        <w:t>indeksi</w:t>
+      </w:r>
+      <w:proofErr w:type="spellEnd"/>
+    </w:p>
+    <w:p>
+      <w:pPr>
+        <w:ind w:firstLine="0"/>
+        <w:rPr>
+          <w:lang w:val="en-GB"/>
+        </w:rPr>
+      </w:pPr>
+    </w:p>
+    <w:p>
+      <w:pPr>
+        <w:ind w:firstLine="0"/>
+        <w:rPr>
+          <w:lang w:val="en-GB"/>
+        </w:rPr>
+      </w:pPr>
+      <w:r>
+        <w:rPr>
+          <w:lang w:val="en-GB"/>
+        </w:rPr>
+        <w:t xml:space="preserve">Bitmap </w:t>
+      </w:r>
+      <w:proofErr w:type="spellStart"/>
+      <w:r>
+        <w:rPr>
+          <w:lang w:val="en-GB"/>
+        </w:rPr>
+        <w:t>indeks</w:t>
+      </w:r>
+      <w:proofErr w:type="spellEnd"/>
+      <w:r>
+        <w:rPr>
+          <w:lang w:val="en-GB"/>
+        </w:rPr>
+        <w:t xml:space="preserve"> </w:t>
+      </w:r>
+      <w:proofErr w:type="spellStart"/>
+      <w:r>
+        <w:rPr>
+          <w:lang w:val="en-GB"/>
+        </w:rPr>
+        <w:t>predstavlja</w:t>
+      </w:r>
+      <w:proofErr w:type="spellEnd"/>
+      <w:r>
+        <w:rPr>
+          <w:lang w:val="en-GB"/>
+        </w:rPr>
+        <w:t xml:space="preserve"> </w:t>
+      </w:r>
+      <w:proofErr w:type="spellStart"/>
+      <w:r>
+        <w:rPr>
+          <w:lang w:val="en-GB"/>
+        </w:rPr>
+        <w:t>specijalizovanu</w:t>
+      </w:r>
+      <w:proofErr w:type="spellEnd"/>
+      <w:r>
+        <w:rPr>
+          <w:lang w:val="en-GB"/>
+        </w:rPr>
+        <w:t xml:space="preserve"> </w:t>
+      </w:r>
+      <w:proofErr w:type="spellStart"/>
+      <w:r>
+        <w:rPr>
+          <w:lang w:val="en-GB"/>
+        </w:rPr>
+        <w:t>strukturu</w:t>
+      </w:r>
+      <w:proofErr w:type="spellEnd"/>
+      <w:r>
+        <w:rPr>
+          <w:lang w:val="en-GB"/>
+        </w:rPr>
+        <w:t xml:space="preserve"> </w:t>
+      </w:r>
+      <w:proofErr w:type="spellStart"/>
+      <w:r>
+        <w:rPr>
+          <w:lang w:val="en-GB"/>
+        </w:rPr>
+        <w:t>podataka</w:t>
+      </w:r>
+      <w:proofErr w:type="spellEnd"/>
+      <w:r>
+        <w:rPr>
+          <w:lang w:val="en-GB"/>
+        </w:rPr>
+        <w:t xml:space="preserve"> </w:t>
+      </w:r>
+      <w:proofErr w:type="spellStart"/>
+      <w:r>
+        <w:rPr>
+          <w:lang w:val="en-GB"/>
+        </w:rPr>
+        <w:t>koja</w:t>
+      </w:r>
+      <w:proofErr w:type="spellEnd"/>
+      <w:r>
+        <w:rPr>
+          <w:lang w:val="en-GB"/>
+        </w:rPr>
+        <w:t xml:space="preserve"> se </w:t>
+      </w:r>
+      <w:proofErr w:type="spellStart"/>
+      <w:r>
+        <w:rPr>
+          <w:lang w:val="en-GB"/>
+        </w:rPr>
+        <w:t>koristi</w:t>
+      </w:r>
+      <w:proofErr w:type="spellEnd"/>
+      <w:r>
+        <w:rPr>
+          <w:lang w:val="en-GB"/>
+        </w:rPr>
+        <w:t xml:space="preserve"> u </w:t>
+      </w:r>
+      <w:proofErr w:type="spellStart"/>
+      <w:r>
+        <w:rPr>
+          <w:lang w:val="en-GB"/>
+        </w:rPr>
+        <w:t>bazama</w:t>
+      </w:r>
+      <w:proofErr w:type="spellEnd"/>
+      <w:r>
+        <w:rPr>
+          <w:lang w:val="en-GB"/>
+        </w:rPr>
+        <w:t xml:space="preserve"> </w:t>
+      </w:r>
+      <w:proofErr w:type="spellStart"/>
+      <w:r>
+        <w:rPr>
+          <w:lang w:val="en-GB"/>
+        </w:rPr>
+        <w:t>podataka</w:t>
+      </w:r>
+      <w:proofErr w:type="spellEnd"/>
+      <w:r>
+        <w:rPr>
+          <w:lang w:val="en-GB"/>
+        </w:rPr>
+        <w:t xml:space="preserve"> </w:t>
+      </w:r>
+      <w:proofErr w:type="spellStart"/>
+      <w:r>
+        <w:rPr>
+          <w:lang w:val="en-GB"/>
+        </w:rPr>
+        <w:t>radi</w:t>
+      </w:r>
+      <w:proofErr w:type="spellEnd"/>
+      <w:r>
+        <w:rPr>
+          <w:lang w:val="en-GB"/>
+        </w:rPr>
+        <w:t xml:space="preserve"> </w:t>
+      </w:r>
+      <w:proofErr w:type="spellStart"/>
+      <w:r>
+        <w:rPr>
+          <w:lang w:val="en-GB"/>
+        </w:rPr>
+        <w:t>efikasnog</w:t>
+      </w:r>
+      <w:proofErr w:type="spellEnd"/>
+      <w:r>
+        <w:rPr>
+          <w:lang w:val="en-GB"/>
+        </w:rPr>
+        <w:t xml:space="preserve"> </w:t>
+      </w:r>
+      <w:proofErr w:type="spellStart"/>
+      <w:r>
+        <w:rPr>
+          <w:lang w:val="en-GB"/>
+        </w:rPr>
+        <w:t>filtriranja</w:t>
+      </w:r>
+      <w:proofErr w:type="spellEnd"/>
+      <w:r>
+        <w:rPr>
+          <w:lang w:val="en-GB"/>
+        </w:rPr>
+        <w:t xml:space="preserve"> </w:t>
+      </w:r>
+      <w:proofErr w:type="spellStart"/>
+      <w:r>
+        <w:rPr>
+          <w:lang w:val="en-GB"/>
+        </w:rPr>
+        <w:t>i</w:t>
+      </w:r>
+      <w:proofErr w:type="spellEnd"/>
+      <w:r>
+        <w:rPr>
+          <w:lang w:val="en-GB"/>
+        </w:rPr>
+        <w:t xml:space="preserve"> </w:t>
+      </w:r>
+      <w:proofErr w:type="spellStart"/>
+      <w:r>
+        <w:rPr>
+          <w:lang w:val="en-GB"/>
+        </w:rPr>
+        <w:t>pretrage</w:t>
+      </w:r>
+      <w:proofErr w:type="spellEnd"/>
+      <w:r>
+        <w:rPr>
+          <w:lang w:val="en-GB"/>
+        </w:rPr>
+        <w:t xml:space="preserve"> </w:t>
+      </w:r>
+      <w:proofErr w:type="spellStart"/>
+      <w:r>
+        <w:rPr>
+          <w:lang w:val="en-GB"/>
+        </w:rPr>
+        <w:t>podataka</w:t>
+      </w:r>
+      <w:proofErr w:type="spellEnd"/>
+      <w:r>
+        <w:rPr>
+          <w:lang w:val="en-GB"/>
+        </w:rPr>
+        <w:t xml:space="preserve">, </w:t>
+      </w:r>
+      <w:proofErr w:type="spellStart"/>
+      <w:r>
+        <w:rPr>
+          <w:lang w:val="en-GB"/>
+        </w:rPr>
+        <w:t>naročito</w:t>
+      </w:r>
+      <w:proofErr w:type="spellEnd"/>
+      <w:r>
+        <w:rPr>
+          <w:lang w:val="en-GB"/>
+        </w:rPr>
+        <w:t xml:space="preserve"> u </w:t>
+      </w:r>
+      <w:proofErr w:type="spellStart"/>
+      <w:r>
+        <w:rPr>
+          <w:lang w:val="en-GB"/>
+        </w:rPr>
+        <w:t>kolonama</w:t>
+      </w:r>
+      <w:proofErr w:type="spellEnd"/>
+      <w:r>
+        <w:rPr>
+          <w:lang w:val="en-GB"/>
+        </w:rPr>
+        <w:t xml:space="preserve"> </w:t>
+      </w:r>
+      <w:proofErr w:type="spellStart"/>
+      <w:r>
+        <w:rPr>
+          <w:lang w:val="en-GB"/>
+        </w:rPr>
+        <w:t>sa</w:t>
+      </w:r>
+      <w:proofErr w:type="spellEnd"/>
+      <w:r>
+        <w:rPr>
+          <w:lang w:val="en-GB"/>
+        </w:rPr>
+        <w:t xml:space="preserve"> </w:t>
+      </w:r>
+      <w:proofErr w:type="spellStart"/>
+      <w:r>
+        <w:rPr>
+          <w:lang w:val="en-GB"/>
+        </w:rPr>
+        <w:t>malim</w:t>
+      </w:r>
+      <w:proofErr w:type="spellEnd"/>
+      <w:r>
+        <w:rPr>
+          <w:lang w:val="en-GB"/>
+        </w:rPr>
+        <w:t xml:space="preserve"> </w:t>
+      </w:r>
+      <w:proofErr w:type="spellStart"/>
+      <w:r>
+        <w:rPr>
+          <w:lang w:val="en-GB"/>
+        </w:rPr>
+        <w:t>brojem</w:t>
+      </w:r>
+      <w:proofErr w:type="spellEnd"/>
+      <w:r>
+        <w:rPr>
+          <w:lang w:val="en-GB"/>
+        </w:rPr>
+        <w:t xml:space="preserve"> </w:t>
+      </w:r>
+      <w:proofErr w:type="spellStart"/>
+      <w:r>
+        <w:rPr>
+          <w:lang w:val="en-GB"/>
+        </w:rPr>
+        <w:t>različitih</w:t>
+      </w:r>
+      <w:proofErr w:type="spellEnd"/>
+      <w:r>
+        <w:rPr>
+          <w:lang w:val="en-GB"/>
+        </w:rPr>
+        <w:t xml:space="preserve"> </w:t>
+      </w:r>
+      <w:proofErr w:type="spellStart"/>
+      <w:r>
+        <w:rPr>
+          <w:lang w:val="en-GB"/>
+        </w:rPr>
+        <w:t>vrednosti</w:t>
+      </w:r>
+      <w:proofErr w:type="spellEnd"/>
+      <w:r>
+        <w:rPr>
+          <w:lang w:val="en-GB"/>
+        </w:rPr>
+        <w:t xml:space="preserve"> (</w:t>
+      </w:r>
+      <w:proofErr w:type="spellStart"/>
+      <w:r>
+        <w:rPr>
+          <w:lang w:val="en-GB"/>
+        </w:rPr>
+        <w:t>npr</w:t>
+      </w:r>
+      <w:proofErr w:type="spellEnd"/>
+      <w:r>
+        <w:rPr>
+          <w:lang w:val="en-GB"/>
+        </w:rPr>
+        <w:t xml:space="preserve">. pol, status, tip). </w:t>
+      </w:r>
+      <w:proofErr w:type="spellStart"/>
+      <w:r>
+        <w:rPr>
+          <w:lang w:val="en-GB"/>
+        </w:rPr>
+        <w:t>Osnovna</w:t>
+      </w:r>
+      <w:proofErr w:type="spellEnd"/>
+      <w:r>
+        <w:rPr>
+          <w:lang w:val="en-GB"/>
+        </w:rPr>
+        <w:t xml:space="preserve"> </w:t>
+      </w:r>
+      <w:proofErr w:type="spellStart"/>
+      <w:r>
+        <w:rPr>
+          <w:lang w:val="en-GB"/>
+        </w:rPr>
+        <w:t>ideja</w:t>
+      </w:r>
+      <w:proofErr w:type="spellEnd"/>
+      <w:r>
+        <w:rPr>
+          <w:lang w:val="en-GB"/>
+        </w:rPr>
+        <w:t xml:space="preserve"> bitmap </w:t>
+      </w:r>
+      <w:proofErr w:type="spellStart"/>
+      <w:r>
+        <w:rPr>
+          <w:lang w:val="en-GB"/>
+        </w:rPr>
+        <w:t>indeksa</w:t>
+      </w:r>
+      <w:proofErr w:type="spellEnd"/>
+      <w:r>
+        <w:rPr>
+          <w:lang w:val="en-GB"/>
+        </w:rPr>
+        <w:t xml:space="preserve"> </w:t>
+      </w:r>
+      <w:proofErr w:type="spellStart"/>
+      <w:r>
+        <w:rPr>
+          <w:lang w:val="en-GB"/>
+        </w:rPr>
+        <w:t>zasniva</w:t>
+      </w:r>
+      <w:proofErr w:type="spellEnd"/>
+      <w:r>
+        <w:rPr>
+          <w:lang w:val="en-GB"/>
+        </w:rPr>
+        <w:t xml:space="preserve"> se </w:t>
+      </w:r>
+      <w:proofErr w:type="spellStart"/>
+      <w:r>
+        <w:rPr>
+          <w:lang w:val="en-GB"/>
+        </w:rPr>
+        <w:t>na</w:t>
+      </w:r>
+      <w:proofErr w:type="spellEnd"/>
+      <w:r>
+        <w:rPr>
+          <w:lang w:val="en-GB"/>
+        </w:rPr>
+        <w:t xml:space="preserve"> </w:t>
+      </w:r>
+      <w:proofErr w:type="spellStart"/>
+      <w:r>
+        <w:rPr>
+          <w:lang w:val="en-GB"/>
+        </w:rPr>
+        <w:t>korišćenju</w:t>
+      </w:r>
+      <w:proofErr w:type="spellEnd"/>
+      <w:r>
+        <w:rPr>
+          <w:lang w:val="en-GB"/>
+        </w:rPr>
+        <w:t xml:space="preserve"> </w:t>
+      </w:r>
+      <w:proofErr w:type="spellStart"/>
+      <w:r>
+        <w:rPr>
+          <w:lang w:val="en-GB"/>
+        </w:rPr>
+        <w:t>bitova</w:t>
+      </w:r>
+      <w:proofErr w:type="spellEnd"/>
+      <w:r>
+        <w:rPr>
+          <w:lang w:val="en-GB"/>
+        </w:rPr>
+        <w:t xml:space="preserve"> (0 </w:t>
+      </w:r>
+      <w:proofErr w:type="spellStart"/>
+      <w:r>
+        <w:rPr>
+          <w:lang w:val="en-GB"/>
+        </w:rPr>
+        <w:t>i</w:t>
+      </w:r>
+      <w:proofErr w:type="spellEnd"/>
+      <w:r>
+        <w:rPr>
+          <w:lang w:val="en-GB"/>
+        </w:rPr>
+        <w:t xml:space="preserve"> 1) za </w:t>
+      </w:r>
+      <w:proofErr w:type="spellStart"/>
+      <w:r>
+        <w:rPr>
+          <w:lang w:val="en-GB"/>
+        </w:rPr>
+        <w:t>predstavljanje</w:t>
+      </w:r>
+      <w:proofErr w:type="spellEnd"/>
+      <w:r>
+        <w:rPr>
+          <w:lang w:val="en-GB"/>
+        </w:rPr>
+        <w:t xml:space="preserve"> </w:t>
+      </w:r>
+      <w:proofErr w:type="spellStart"/>
+      <w:r>
+        <w:rPr>
+          <w:lang w:val="en-GB"/>
+        </w:rPr>
+        <w:t>prisustva</w:t>
+      </w:r>
+      <w:proofErr w:type="spellEnd"/>
+      <w:r>
+        <w:rPr>
+          <w:lang w:val="en-GB"/>
+        </w:rPr>
+        <w:t xml:space="preserve"> </w:t>
+      </w:r>
+      <w:proofErr w:type="spellStart"/>
+      <w:r>
+        <w:rPr>
+          <w:lang w:val="en-GB"/>
+        </w:rPr>
+        <w:t>određene</w:t>
+      </w:r>
+      <w:proofErr w:type="spellEnd"/>
+      <w:r>
+        <w:rPr>
+          <w:lang w:val="en-GB"/>
+        </w:rPr>
+        <w:t xml:space="preserve"> </w:t>
+      </w:r>
+      <w:proofErr w:type="spellStart"/>
+      <w:r>
+        <w:rPr>
+          <w:lang w:val="en-GB"/>
+        </w:rPr>
+        <w:t>vrednosti</w:t>
+      </w:r>
+      <w:proofErr w:type="spellEnd"/>
+      <w:r>
+        <w:rPr>
+          <w:lang w:val="en-GB"/>
+        </w:rPr>
+        <w:t xml:space="preserve"> u </w:t>
+      </w:r>
+      <w:proofErr w:type="spellStart"/>
+      <w:r>
+        <w:rPr>
+          <w:lang w:val="en-GB"/>
+        </w:rPr>
+        <w:t>redovima</w:t>
+      </w:r>
+      <w:proofErr w:type="spellEnd"/>
+      <w:r>
+        <w:rPr>
+          <w:lang w:val="en-GB"/>
+        </w:rPr>
+        <w:t xml:space="preserve"> </w:t>
+      </w:r>
+      <w:proofErr w:type="spellStart"/>
+      <w:r>
+        <w:rPr>
+          <w:lang w:val="en-GB"/>
+        </w:rPr>
+        <w:t>tabele</w:t>
+      </w:r>
+      <w:proofErr w:type="spellEnd"/>
+      <w:r>
+        <w:rPr>
+          <w:lang w:val="en-GB"/>
+        </w:rPr>
+        <w:t>.</w:t>
+      </w:r>
+    </w:p>
+    <w:p>
+      <w:pPr>
+        <w:ind w:firstLine="0"/>
+        <w:rPr>
+          <w:lang w:val="en-GB"/>
+        </w:rPr>
+      </w:pPr>
+    </w:p>
+    <w:p>
+      <w:pPr>
+        <w:ind w:firstLine="0"/>
+        <w:rPr>
+          <w:lang w:val="en-GB"/>
+        </w:rPr>
+      </w:pPr>
+      <w:r>
+        <w:rPr>
+          <w:lang w:val="en-GB"/>
+        </w:rPr>
+        <w:t xml:space="preserve">U bitmap </w:t>
+      </w:r>
+      <w:proofErr w:type="spellStart"/>
+      <w:r>
+        <w:rPr>
+          <w:lang w:val="en-GB"/>
+        </w:rPr>
+        <w:t>indeksu</w:t>
+      </w:r>
+      <w:proofErr w:type="spellEnd"/>
+      <w:r>
+        <w:rPr>
+          <w:lang w:val="en-GB"/>
+        </w:rPr>
+        <w:t xml:space="preserve">, za </w:t>
+      </w:r>
+      <w:proofErr w:type="spellStart"/>
+      <w:r>
+        <w:rPr>
+          <w:lang w:val="en-GB"/>
+        </w:rPr>
+        <w:t>svaku</w:t>
+      </w:r>
+      <w:proofErr w:type="spellEnd"/>
+      <w:r>
+        <w:rPr>
+          <w:lang w:val="en-GB"/>
+        </w:rPr>
+        <w:t xml:space="preserve"> </w:t>
+      </w:r>
+      <w:proofErr w:type="spellStart"/>
+      <w:r>
+        <w:rPr>
+          <w:lang w:val="en-GB"/>
+        </w:rPr>
+        <w:t>jedinstvenu</w:t>
+      </w:r>
+      <w:proofErr w:type="spellEnd"/>
+      <w:r>
+        <w:rPr>
+          <w:lang w:val="en-GB"/>
+        </w:rPr>
+        <w:t xml:space="preserve"> </w:t>
+      </w:r>
+      <w:proofErr w:type="spellStart"/>
+      <w:r>
+        <w:rPr>
+          <w:lang w:val="en-GB"/>
+        </w:rPr>
+        <w:t>vrednost</w:t>
+      </w:r>
+      <w:proofErr w:type="spellEnd"/>
+      <w:r>
+        <w:rPr>
+          <w:lang w:val="en-GB"/>
+        </w:rPr>
+        <w:t xml:space="preserve"> u </w:t>
+      </w:r>
+      <w:proofErr w:type="spellStart"/>
+      <w:r>
+        <w:rPr>
+          <w:lang w:val="en-GB"/>
+        </w:rPr>
+        <w:t>koloni</w:t>
+      </w:r>
+      <w:proofErr w:type="spellEnd"/>
+      <w:r>
+        <w:rPr>
+          <w:lang w:val="en-GB"/>
+        </w:rPr>
+        <w:t xml:space="preserve"> </w:t>
+      </w:r>
+      <w:proofErr w:type="spellStart"/>
+      <w:r>
+        <w:rPr>
+          <w:lang w:val="en-GB"/>
+        </w:rPr>
+        <w:t>kreira</w:t>
+      </w:r>
+      <w:proofErr w:type="spellEnd"/>
+      <w:r>
+        <w:rPr>
+          <w:lang w:val="en-GB"/>
+        </w:rPr>
+        <w:t xml:space="preserve"> se </w:t>
+      </w:r>
+      <w:proofErr w:type="spellStart"/>
+      <w:r>
+        <w:rPr>
+          <w:lang w:val="en-GB"/>
+        </w:rPr>
+        <w:t>posebna</w:t>
+      </w:r>
+      <w:proofErr w:type="spellEnd"/>
+      <w:r>
+        <w:rPr>
+          <w:lang w:val="en-GB"/>
+        </w:rPr>
+        <w:t xml:space="preserve"> bit-</w:t>
+      </w:r>
+      <w:proofErr w:type="spellStart"/>
+      <w:r>
+        <w:rPr>
+          <w:lang w:val="en-GB"/>
+        </w:rPr>
+        <w:t>mapa</w:t>
+      </w:r>
+      <w:proofErr w:type="spellEnd"/>
+      <w:r>
+        <w:rPr>
+          <w:lang w:val="en-GB"/>
+        </w:rPr>
+        <w:t xml:space="preserve"> (</w:t>
+      </w:r>
+      <w:proofErr w:type="spellStart"/>
+      <w:r>
+        <w:rPr>
+          <w:lang w:val="en-GB"/>
+        </w:rPr>
+        <w:t>niz</w:t>
+      </w:r>
+      <w:proofErr w:type="spellEnd"/>
+      <w:r>
+        <w:rPr>
+          <w:lang w:val="en-GB"/>
+        </w:rPr>
+        <w:t xml:space="preserve"> </w:t>
+      </w:r>
+      <w:proofErr w:type="spellStart"/>
+      <w:r>
+        <w:rPr>
+          <w:lang w:val="en-GB"/>
+        </w:rPr>
+        <w:t>bitova</w:t>
+      </w:r>
+      <w:proofErr w:type="spellEnd"/>
+      <w:r>
+        <w:rPr>
+          <w:lang w:val="en-GB"/>
+        </w:rPr>
+        <w:t xml:space="preserve">), </w:t>
+      </w:r>
+      <w:proofErr w:type="spellStart"/>
+      <w:r>
+        <w:rPr>
+          <w:lang w:val="en-GB"/>
+        </w:rPr>
+        <w:t>gde</w:t>
+      </w:r>
+      <w:proofErr w:type="spellEnd"/>
+      <w:r>
+        <w:rPr>
+          <w:lang w:val="en-GB"/>
+        </w:rPr>
+        <w:t xml:space="preserve"> </w:t>
+      </w:r>
+      <w:proofErr w:type="spellStart"/>
+      <w:r>
+        <w:rPr>
+          <w:lang w:val="en-GB"/>
+        </w:rPr>
+        <w:t>svaki</w:t>
+      </w:r>
+      <w:proofErr w:type="spellEnd"/>
+      <w:r>
+        <w:rPr>
+          <w:lang w:val="en-GB"/>
+        </w:rPr>
+        <w:t xml:space="preserve"> bit </w:t>
+      </w:r>
+      <w:proofErr w:type="spellStart"/>
+      <w:r>
+        <w:rPr>
+          <w:lang w:val="en-GB"/>
+        </w:rPr>
+        <w:t>odgovara</w:t>
+      </w:r>
+      <w:proofErr w:type="spellEnd"/>
+      <w:r>
+        <w:rPr>
+          <w:lang w:val="en-GB"/>
+        </w:rPr>
+        <w:t xml:space="preserve"> </w:t>
+      </w:r>
+      <w:proofErr w:type="spellStart"/>
+      <w:r>
+        <w:rPr>
+          <w:lang w:val="en-GB"/>
+        </w:rPr>
+        <w:t>jednom</w:t>
+      </w:r>
+      <w:proofErr w:type="spellEnd"/>
+      <w:r>
+        <w:rPr>
+          <w:lang w:val="en-GB"/>
+        </w:rPr>
+        <w:t xml:space="preserve"> </w:t>
+      </w:r>
+      <w:proofErr w:type="spellStart"/>
+      <w:r>
+        <w:rPr>
+          <w:lang w:val="en-GB"/>
+        </w:rPr>
+        <w:t>redu</w:t>
+      </w:r>
+      <w:proofErr w:type="spellEnd"/>
+      <w:r>
+        <w:rPr>
+          <w:lang w:val="en-GB"/>
+        </w:rPr>
+        <w:t xml:space="preserve"> u </w:t>
+      </w:r>
+      <w:proofErr w:type="spellStart"/>
+      <w:r>
+        <w:rPr>
+          <w:lang w:val="en-GB"/>
+        </w:rPr>
+        <w:t>tabeli</w:t>
+      </w:r>
+      <w:proofErr w:type="spellEnd"/>
+      <w:r>
+        <w:rPr>
+          <w:lang w:val="en-GB"/>
+        </w:rPr>
+        <w:t xml:space="preserve">. </w:t>
+      </w:r>
+      <w:proofErr w:type="spellStart"/>
+      <w:r>
+        <w:rPr>
+          <w:lang w:val="en-GB"/>
+        </w:rPr>
+        <w:t>Ako</w:t>
+      </w:r>
+      <w:proofErr w:type="spellEnd"/>
+      <w:r>
+        <w:rPr>
+          <w:lang w:val="en-GB"/>
+        </w:rPr>
+        <w:t xml:space="preserve"> red </w:t>
+      </w:r>
+      <w:proofErr w:type="spellStart"/>
+      <w:r>
+        <w:rPr>
+          <w:lang w:val="en-GB"/>
+        </w:rPr>
+        <w:t>sadrži</w:t>
+      </w:r>
+      <w:proofErr w:type="spellEnd"/>
+      <w:r>
+        <w:rPr>
+          <w:lang w:val="en-GB"/>
+        </w:rPr>
+        <w:t xml:space="preserve"> </w:t>
+      </w:r>
+      <w:proofErr w:type="spellStart"/>
+      <w:r>
+        <w:rPr>
+          <w:lang w:val="en-GB"/>
+        </w:rPr>
+        <w:t>datu</w:t>
+      </w:r>
+      <w:proofErr w:type="spellEnd"/>
+      <w:r>
+        <w:rPr>
+          <w:lang w:val="en-GB"/>
+        </w:rPr>
+        <w:t xml:space="preserve"> </w:t>
+      </w:r>
+      <w:proofErr w:type="spellStart"/>
+      <w:r>
+        <w:rPr>
+          <w:lang w:val="en-GB"/>
+        </w:rPr>
+        <w:t>vrednost</w:t>
+      </w:r>
+      <w:proofErr w:type="spellEnd"/>
+      <w:r>
+        <w:rPr>
+          <w:lang w:val="en-GB"/>
+        </w:rPr>
+        <w:t xml:space="preserve">, </w:t>
+      </w:r>
+      <w:proofErr w:type="spellStart"/>
+      <w:r>
+        <w:rPr>
+          <w:lang w:val="en-GB"/>
+        </w:rPr>
+        <w:t>na</w:t>
+      </w:r>
+      <w:proofErr w:type="spellEnd"/>
+      <w:r>
+        <w:rPr>
+          <w:lang w:val="en-GB"/>
+        </w:rPr>
+        <w:t xml:space="preserve"> </w:t>
+      </w:r>
+      <w:proofErr w:type="spellStart"/>
+      <w:r>
+        <w:rPr>
+          <w:lang w:val="en-GB"/>
+        </w:rPr>
+        <w:t>odgovarajućoj</w:t>
+      </w:r>
+      <w:proofErr w:type="spellEnd"/>
+      <w:r>
+        <w:rPr>
+          <w:lang w:val="en-GB"/>
+        </w:rPr>
+        <w:t xml:space="preserve"> </w:t>
+      </w:r>
+      <w:proofErr w:type="spellStart"/>
+      <w:r>
+        <w:rPr>
+          <w:lang w:val="en-GB"/>
+        </w:rPr>
+        <w:t>poziciji</w:t>
+      </w:r>
+      <w:proofErr w:type="spellEnd"/>
+      <w:r>
+        <w:rPr>
+          <w:lang w:val="en-GB"/>
+        </w:rPr>
+        <w:t xml:space="preserve"> se </w:t>
+      </w:r>
+      <w:proofErr w:type="spellStart"/>
+      <w:r>
+        <w:rPr>
+          <w:lang w:val="en-GB"/>
+        </w:rPr>
+        <w:t>postavlja</w:t>
+      </w:r>
+      <w:proofErr w:type="spellEnd"/>
+      <w:r>
+        <w:rPr>
+          <w:lang w:val="en-GB"/>
+        </w:rPr>
+        <w:t xml:space="preserve"> 1, u </w:t>
+      </w:r>
+      <w:proofErr w:type="spellStart"/>
+      <w:r>
+        <w:rPr>
+          <w:lang w:val="en-GB"/>
+        </w:rPr>
+        <w:t>suprotnom</w:t>
+      </w:r>
+      <w:proofErr w:type="spellEnd"/>
+      <w:r>
+        <w:rPr>
+          <w:lang w:val="en-GB"/>
+        </w:rPr>
+        <w:t xml:space="preserve"> 0. </w:t>
+      </w:r>
+    </w:p>
+    <w:p>
+      <w:pPr>
+        <w:ind w:firstLine="0"/>
+        <w:rPr>
+          <w:lang w:val="en-GB"/>
+        </w:rPr>
+      </w:pPr>
+      <w:r>
+        <w:rPr>
+          <w:lang w:val="en-GB"/>
+        </w:rPr>
+        <w:drawing>
+          <wp:inline distT="0" distB="0" distL="0" distR="0" wp14:anchorId="65C6897B" wp14:editId="0C9518EA">
+            <wp:extent cx="4801270" cy="4201111"/>
+            <wp:effectExtent l="0" t="0" r="0" b="9525"/>
+            <wp:docPr id="3" name="Picture 3"/>
+            <wp:cNvGraphicFramePr>
+              <a:graphicFrameLocks xmlns:a="http://schemas.openxmlformats.org/drawingml/2006/main" noChangeAspect="1"/>
+            </wp:cNvGraphicFramePr>
+            <a:graphic xmlns:a="http://schemas.openxmlformats.org/drawingml/2006/main">
+              <a:graphicData uri="http://schemas.openxmlformats.org/drawingml/2006/picture">
+                <pic:pic xmlns:pic="http://schemas.openxmlformats.org/drawingml/2006/picture">
+                  <pic:nvPicPr>
+                    <pic:cNvPr id="1" name=""/>
+                    <pic:cNvPicPr/>
+                  </pic:nvPicPr>
+                  <pic:blipFill>
+                    <a:blip r:embed="rId12"/>
+                    <a:stretch>
+                      <a:fillRect/>
+                    </a:stretch>
+                  </pic:blipFill>
+                  <pic:spPr>
+                    <a:xfrm>
+                      <a:off x="0" y="0"/>
+                      <a:ext cx="4801270" cy="4201111"/>
+                    </a:xfrm>
+                    <a:prstGeom prst="rect">
+                      <a:avLst/>
+                    </a:prstGeom>
+                  </pic:spPr>
+                </pic:pic>
+              </a:graphicData>
+            </a:graphic>
+          </wp:inline>
+        </w:drawing>
+      </w:r>
+    </w:p>
+    <w:p>
+      <w:pPr>
+        <w:ind w:firstLine="0"/>
+        <w:rPr>
+          <w:lang w:val="en-GB"/>
+        </w:rPr>
+      </w:pPr>
+      <w:proofErr w:type="spellStart"/>
+      <w:r>
+        <w:rPr>
+          <w:lang w:val="en-GB"/>
+        </w:rPr>
+        <w:t>Glavna</w:t>
+      </w:r>
+      <w:proofErr w:type="spellEnd"/>
+      <w:r>
+        <w:rPr>
+          <w:lang w:val="en-GB"/>
+        </w:rPr>
+        <w:t xml:space="preserve"> </w:t>
+      </w:r>
+      <w:proofErr w:type="spellStart"/>
+      <w:r>
+        <w:rPr>
+          <w:lang w:val="en-GB"/>
+        </w:rPr>
+        <w:t>prednost</w:t>
+      </w:r>
+      <w:proofErr w:type="spellEnd"/>
+      <w:r>
+        <w:rPr>
+          <w:lang w:val="en-GB"/>
+        </w:rPr>
+        <w:t xml:space="preserve"> bitmap </w:t>
+      </w:r>
+      <w:proofErr w:type="spellStart"/>
+      <w:r>
+        <w:rPr>
+          <w:lang w:val="en-GB"/>
+        </w:rPr>
+        <w:t>indeksa</w:t>
+      </w:r>
+      <w:proofErr w:type="spellEnd"/>
+      <w:r>
+        <w:rPr>
+          <w:lang w:val="en-GB"/>
+        </w:rPr>
+        <w:t xml:space="preserve"> je u tome </w:t>
+      </w:r>
+      <w:proofErr w:type="spellStart"/>
+      <w:r>
+        <w:rPr>
+          <w:lang w:val="en-GB"/>
+        </w:rPr>
+        <w:t>što</w:t>
+      </w:r>
+      <w:proofErr w:type="spellEnd"/>
+      <w:r>
+        <w:rPr>
+          <w:lang w:val="en-GB"/>
+        </w:rPr>
+        <w:t xml:space="preserve"> </w:t>
+      </w:r>
+      <w:proofErr w:type="spellStart"/>
+      <w:r>
+        <w:rPr>
+          <w:lang w:val="en-GB"/>
+        </w:rPr>
+        <w:t>omogućava</w:t>
+      </w:r>
+      <w:proofErr w:type="spellEnd"/>
+      <w:r>
+        <w:rPr>
+          <w:lang w:val="en-GB"/>
+        </w:rPr>
+        <w:t xml:space="preserve"> </w:t>
+      </w:r>
+      <w:proofErr w:type="spellStart"/>
+      <w:r>
+        <w:rPr>
+          <w:lang w:val="en-GB"/>
+        </w:rPr>
+        <w:t>veoma</w:t>
+      </w:r>
+      <w:proofErr w:type="spellEnd"/>
+      <w:r>
+        <w:rPr>
+          <w:lang w:val="en-GB"/>
+        </w:rPr>
+        <w:t xml:space="preserve"> </w:t>
+      </w:r>
+      <w:proofErr w:type="spellStart"/>
+      <w:r>
+        <w:rPr>
+          <w:lang w:val="en-GB"/>
+        </w:rPr>
+        <w:t>brzu</w:t>
+      </w:r>
+      <w:proofErr w:type="spellEnd"/>
+      <w:r>
+        <w:rPr>
+          <w:lang w:val="en-GB"/>
+        </w:rPr>
+        <w:t xml:space="preserve"> </w:t>
+      </w:r>
+      <w:proofErr w:type="spellStart"/>
+      <w:r>
+        <w:rPr>
+          <w:lang w:val="en-GB"/>
+        </w:rPr>
+        <w:t>obradu</w:t>
+      </w:r>
+      <w:proofErr w:type="spellEnd"/>
+      <w:r>
+        <w:rPr>
+          <w:lang w:val="en-GB"/>
+        </w:rPr>
+        <w:t xml:space="preserve"> </w:t>
+      </w:r>
+      <w:proofErr w:type="spellStart"/>
+      <w:r>
+        <w:rPr>
+          <w:lang w:val="en-GB"/>
+        </w:rPr>
+        <w:t>složenih</w:t>
+      </w:r>
+      <w:proofErr w:type="spellEnd"/>
+      <w:r>
+        <w:rPr>
+          <w:lang w:val="en-GB"/>
+        </w:rPr>
+        <w:t xml:space="preserve"> </w:t>
+      </w:r>
+      <w:proofErr w:type="spellStart"/>
+      <w:r>
+        <w:rPr>
+          <w:lang w:val="en-GB"/>
+        </w:rPr>
+        <w:t>upita</w:t>
+      </w:r>
+      <w:proofErr w:type="spellEnd"/>
+      <w:r>
+        <w:rPr>
+          <w:lang w:val="en-GB"/>
+        </w:rPr>
+        <w:t xml:space="preserve"> </w:t>
+      </w:r>
+      <w:proofErr w:type="spellStart"/>
+      <w:r>
+        <w:rPr>
+          <w:lang w:val="en-GB"/>
+        </w:rPr>
+        <w:t>korišćenjem</w:t>
+      </w:r>
+      <w:proofErr w:type="spellEnd"/>
+      <w:r>
+        <w:rPr>
+          <w:lang w:val="en-GB"/>
+        </w:rPr>
+        <w:t xml:space="preserve"> </w:t>
+      </w:r>
+      <w:proofErr w:type="spellStart"/>
+      <w:r>
+        <w:rPr>
+          <w:lang w:val="en-GB"/>
+        </w:rPr>
+        <w:t>bitovskih</w:t>
+      </w:r>
+      <w:proofErr w:type="spellEnd"/>
+      <w:r>
+        <w:rPr>
+          <w:lang w:val="en-GB"/>
+        </w:rPr>
+        <w:t xml:space="preserve"> </w:t>
+      </w:r>
+      <w:proofErr w:type="spellStart"/>
+      <w:r>
+        <w:rPr>
+          <w:lang w:val="en-GB"/>
+        </w:rPr>
+        <w:t>operacija</w:t>
+      </w:r>
+      <w:proofErr w:type="spellEnd"/>
+      <w:r>
+        <w:rPr>
+          <w:lang w:val="en-GB"/>
+        </w:rPr>
+        <w:t xml:space="preserve"> </w:t>
+      </w:r>
+      <w:proofErr w:type="spellStart"/>
+      <w:r>
+        <w:rPr>
+          <w:lang w:val="en-GB"/>
+        </w:rPr>
+        <w:t>kao</w:t>
+      </w:r>
+      <w:proofErr w:type="spellEnd"/>
+      <w:r>
+        <w:rPr>
+          <w:lang w:val="en-GB"/>
+        </w:rPr>
+        <w:t xml:space="preserve"> </w:t>
+      </w:r>
+      <w:proofErr w:type="spellStart"/>
+      <w:r>
+        <w:rPr>
+          <w:lang w:val="en-GB"/>
+        </w:rPr>
+        <w:t>što</w:t>
+      </w:r>
+      <w:proofErr w:type="spellEnd"/>
+      <w:r>
+        <w:rPr>
+          <w:lang w:val="en-GB"/>
+        </w:rPr>
+        <w:t xml:space="preserve"> </w:t>
+      </w:r>
+      <w:proofErr w:type="spellStart"/>
+      <w:r>
+        <w:rPr>
+          <w:lang w:val="en-GB"/>
+        </w:rPr>
+        <w:t>su</w:t>
+      </w:r>
+      <w:proofErr w:type="spellEnd"/>
+      <w:r>
+        <w:rPr>
+          <w:lang w:val="en-GB"/>
+        </w:rPr>
+        <w:t xml:space="preserve"> AND, OR </w:t>
+      </w:r>
+      <w:proofErr w:type="spellStart"/>
+      <w:r>
+        <w:rPr>
+          <w:lang w:val="en-GB"/>
+        </w:rPr>
+        <w:t>i</w:t>
+      </w:r>
+      <w:proofErr w:type="spellEnd"/>
+      <w:r>
+        <w:rPr>
+          <w:lang w:val="en-GB"/>
+        </w:rPr>
+        <w:t xml:space="preserve"> NOT. Na </w:t>
+      </w:r>
+      <w:proofErr w:type="spellStart"/>
+      <w:r>
+        <w:rPr>
+          <w:lang w:val="en-GB"/>
+        </w:rPr>
+        <w:t>ovaj</w:t>
+      </w:r>
+      <w:proofErr w:type="spellEnd"/>
+      <w:r>
+        <w:rPr>
+          <w:lang w:val="en-GB"/>
+        </w:rPr>
+        <w:t xml:space="preserve"> </w:t>
+      </w:r>
+      <w:proofErr w:type="spellStart"/>
+      <w:r>
+        <w:rPr>
+          <w:lang w:val="en-GB"/>
+        </w:rPr>
+        <w:t>način</w:t>
+      </w:r>
+      <w:proofErr w:type="spellEnd"/>
+      <w:r>
+        <w:rPr>
+          <w:lang w:val="en-GB"/>
+        </w:rPr>
+        <w:t xml:space="preserve">, </w:t>
+      </w:r>
+      <w:proofErr w:type="spellStart"/>
+      <w:r>
+        <w:rPr>
+          <w:lang w:val="en-GB"/>
+        </w:rPr>
+        <w:t>filtriranje</w:t>
+      </w:r>
+      <w:proofErr w:type="spellEnd"/>
+      <w:r>
+        <w:rPr>
+          <w:lang w:val="en-GB"/>
+        </w:rPr>
+        <w:t xml:space="preserve"> </w:t>
+      </w:r>
+      <w:proofErr w:type="spellStart"/>
+      <w:r>
+        <w:rPr>
+          <w:lang w:val="en-GB"/>
+        </w:rPr>
+        <w:t>podataka</w:t>
+      </w:r>
+      <w:proofErr w:type="spellEnd"/>
+      <w:r>
+        <w:rPr>
+          <w:lang w:val="en-GB"/>
+        </w:rPr>
+        <w:t xml:space="preserve"> </w:t>
+      </w:r>
+      <w:proofErr w:type="spellStart"/>
+      <w:r>
+        <w:rPr>
+          <w:lang w:val="en-GB"/>
+        </w:rPr>
+        <w:t>može</w:t>
+      </w:r>
+      <w:proofErr w:type="spellEnd"/>
+      <w:r>
+        <w:rPr>
+          <w:lang w:val="en-GB"/>
+        </w:rPr>
+        <w:t xml:space="preserve"> se </w:t>
+      </w:r>
+      <w:proofErr w:type="spellStart"/>
+      <w:r>
+        <w:rPr>
+          <w:lang w:val="en-GB"/>
+        </w:rPr>
+        <w:t>izvršiti</w:t>
+      </w:r>
+      <w:proofErr w:type="spellEnd"/>
+      <w:r>
+        <w:rPr>
+          <w:lang w:val="en-GB"/>
+        </w:rPr>
+        <w:t xml:space="preserve"> </w:t>
+      </w:r>
+      <w:proofErr w:type="spellStart"/>
+      <w:r>
+        <w:rPr>
+          <w:lang w:val="en-GB"/>
+        </w:rPr>
+        <w:t>izuzetno</w:t>
+      </w:r>
+      <w:proofErr w:type="spellEnd"/>
+      <w:r>
+        <w:rPr>
+          <w:lang w:val="en-GB"/>
+        </w:rPr>
+        <w:t xml:space="preserve"> </w:t>
+      </w:r>
+      <w:proofErr w:type="spellStart"/>
+      <w:r>
+        <w:rPr>
+          <w:lang w:val="en-GB"/>
+        </w:rPr>
+        <w:t>efikasno</w:t>
+      </w:r>
+      <w:proofErr w:type="spellEnd"/>
+      <w:r>
+        <w:rPr>
+          <w:lang w:val="en-GB"/>
+        </w:rPr>
+        <w:t xml:space="preserve">, </w:t>
+      </w:r>
+      <w:proofErr w:type="spellStart"/>
+      <w:r>
+        <w:rPr>
+          <w:lang w:val="en-GB"/>
+        </w:rPr>
+        <w:t>čak</w:t>
+      </w:r>
+      <w:proofErr w:type="spellEnd"/>
+      <w:r>
+        <w:rPr>
+          <w:lang w:val="en-GB"/>
+        </w:rPr>
+        <w:t xml:space="preserve"> </w:t>
+      </w:r>
+      <w:proofErr w:type="spellStart"/>
+      <w:r>
+        <w:rPr>
+          <w:lang w:val="en-GB"/>
+        </w:rPr>
+        <w:t>i</w:t>
+      </w:r>
+      <w:proofErr w:type="spellEnd"/>
+      <w:r>
+        <w:rPr>
+          <w:lang w:val="en-GB"/>
+        </w:rPr>
+        <w:t xml:space="preserve"> </w:t>
+      </w:r>
+      <w:proofErr w:type="spellStart"/>
+      <w:r>
+        <w:rPr>
+          <w:lang w:val="en-GB"/>
+        </w:rPr>
+        <w:t>nad</w:t>
+      </w:r>
+      <w:proofErr w:type="spellEnd"/>
+      <w:r>
+        <w:rPr>
+          <w:lang w:val="en-GB"/>
+        </w:rPr>
+        <w:t xml:space="preserve"> </w:t>
+      </w:r>
+      <w:proofErr w:type="spellStart"/>
+      <w:r>
+        <w:rPr>
+          <w:lang w:val="en-GB"/>
+        </w:rPr>
+        <w:t>velikim</w:t>
+      </w:r>
+      <w:proofErr w:type="spellEnd"/>
+      <w:r>
+        <w:rPr>
+          <w:lang w:val="en-GB"/>
+        </w:rPr>
+        <w:t xml:space="preserve"> </w:t>
+      </w:r>
+      <w:proofErr w:type="spellStart"/>
+      <w:r>
+        <w:rPr>
+          <w:lang w:val="en-GB"/>
+        </w:rPr>
+        <w:t>skupovima</w:t>
+      </w:r>
+      <w:proofErr w:type="spellEnd"/>
+      <w:r>
+        <w:rPr>
+          <w:lang w:val="en-GB"/>
+        </w:rPr>
+        <w:t xml:space="preserve"> </w:t>
+      </w:r>
+      <w:proofErr w:type="spellStart"/>
+      <w:r>
+        <w:rPr>
+          <w:lang w:val="en-GB"/>
+        </w:rPr>
+        <w:t>podataka</w:t>
+      </w:r>
+      <w:proofErr w:type="spellEnd"/>
+      <w:r>
+        <w:rPr>
+          <w:lang w:val="en-GB"/>
+        </w:rPr>
+        <w:t xml:space="preserve">. </w:t>
+      </w:r>
+      <w:proofErr w:type="spellStart"/>
+      <w:r>
+        <w:rPr>
+          <w:lang w:val="en-GB"/>
+        </w:rPr>
+        <w:t>Zbog</w:t>
+      </w:r>
+      <w:proofErr w:type="spellEnd"/>
+      <w:r>
+        <w:rPr>
+          <w:lang w:val="en-GB"/>
+        </w:rPr>
+        <w:t xml:space="preserve"> toga se bitmap </w:t>
+      </w:r>
+      <w:proofErr w:type="spellStart"/>
+      <w:r>
+        <w:rPr>
+          <w:lang w:val="en-GB"/>
+        </w:rPr>
+        <w:t>indeksi</w:t>
+      </w:r>
+      <w:proofErr w:type="spellEnd"/>
+      <w:r>
+        <w:rPr>
+          <w:lang w:val="en-GB"/>
+        </w:rPr>
+        <w:t xml:space="preserve"> </w:t>
+      </w:r>
+      <w:proofErr w:type="spellStart"/>
+      <w:r>
+        <w:rPr>
+          <w:lang w:val="en-GB"/>
+        </w:rPr>
+        <w:t>često</w:t>
+      </w:r>
+      <w:proofErr w:type="spellEnd"/>
+      <w:r>
+        <w:rPr>
+          <w:lang w:val="en-GB"/>
+        </w:rPr>
+        <w:t xml:space="preserve"> </w:t>
+      </w:r>
+      <w:proofErr w:type="spellStart"/>
+      <w:r>
+        <w:rPr>
+          <w:lang w:val="en-GB"/>
+        </w:rPr>
+        <w:t>koriste</w:t>
+      </w:r>
+      <w:proofErr w:type="spellEnd"/>
+      <w:r>
+        <w:rPr>
+          <w:lang w:val="en-GB"/>
+        </w:rPr>
+        <w:t xml:space="preserve"> u </w:t>
+      </w:r>
+      <w:proofErr w:type="spellStart"/>
+      <w:r>
+        <w:rPr>
+          <w:lang w:val="en-GB"/>
+        </w:rPr>
+        <w:t>analitičkim</w:t>
+      </w:r>
+      <w:proofErr w:type="spellEnd"/>
+      <w:r>
+        <w:rPr>
+          <w:lang w:val="en-GB"/>
+        </w:rPr>
+        <w:t xml:space="preserve"> </w:t>
+      </w:r>
+      <w:proofErr w:type="spellStart"/>
+      <w:r>
+        <w:rPr>
+          <w:lang w:val="en-GB"/>
+        </w:rPr>
+        <w:t>sistemima</w:t>
+      </w:r>
+      <w:proofErr w:type="spellEnd"/>
+      <w:r>
+        <w:rPr>
+          <w:lang w:val="en-GB"/>
+        </w:rPr>
+        <w:t xml:space="preserve"> </w:t>
+      </w:r>
+      <w:proofErr w:type="spellStart"/>
+      <w:r>
+        <w:rPr>
+          <w:lang w:val="en-GB"/>
+        </w:rPr>
+        <w:t>i</w:t>
+      </w:r>
+      <w:proofErr w:type="spellEnd"/>
+      <w:r>
+        <w:rPr>
+          <w:lang w:val="en-GB"/>
+        </w:rPr>
+        <w:t xml:space="preserve"> data warehouse </w:t>
+      </w:r>
+      <w:proofErr w:type="spellStart"/>
+      <w:r>
+        <w:rPr>
+          <w:lang w:val="en-GB"/>
+        </w:rPr>
+        <w:t>okruženjima</w:t>
+      </w:r>
+      <w:proofErr w:type="spellEnd"/>
+      <w:r>
+        <w:rPr>
+          <w:lang w:val="en-GB"/>
+        </w:rPr>
+        <w:t>.</w:t>
+      </w:r>
+    </w:p>
+    <w:p>
+      <w:pPr>
+        <w:ind w:firstLine="0"/>
+        <w:rPr>
+          <w:lang w:val="en-GB"/>
+        </w:rPr>
+      </w:pPr>
+    </w:p>
+    <w:p>
+      <w:pPr>
+        <w:ind w:firstLine="0"/>
+        <w:rPr>
+          <w:lang w:val="en-GB"/>
+        </w:rPr>
+      </w:pPr>
+      <w:proofErr w:type="spellStart"/>
+      <w:r>
+        <w:rPr>
+          <w:lang w:val="en-GB"/>
+        </w:rPr>
+        <w:t>Međutim</w:t>
+      </w:r>
+      <w:proofErr w:type="spellEnd"/>
+      <w:r>
+        <w:rPr>
+          <w:lang w:val="en-GB"/>
+        </w:rPr>
+        <w:t xml:space="preserve">, bitmap </w:t>
+      </w:r>
+      <w:proofErr w:type="spellStart"/>
+      <w:r>
+        <w:rPr>
+          <w:lang w:val="en-GB"/>
+        </w:rPr>
+        <w:t>indeksi</w:t>
+      </w:r>
+      <w:proofErr w:type="spellEnd"/>
+      <w:r>
+        <w:rPr>
+          <w:lang w:val="en-GB"/>
+        </w:rPr>
+        <w:t xml:space="preserve"> </w:t>
+      </w:r>
+      <w:proofErr w:type="spellStart"/>
+      <w:r>
+        <w:rPr>
+          <w:lang w:val="en-GB"/>
+        </w:rPr>
+        <w:t>nisu</w:t>
+      </w:r>
+      <w:proofErr w:type="spellEnd"/>
+      <w:r>
+        <w:rPr>
+          <w:lang w:val="en-GB"/>
+        </w:rPr>
+        <w:t xml:space="preserve"> </w:t>
+      </w:r>
+      <w:proofErr w:type="spellStart"/>
+      <w:r>
+        <w:rPr>
+          <w:lang w:val="en-GB"/>
+        </w:rPr>
+        <w:t>pogodni</w:t>
+      </w:r>
+      <w:proofErr w:type="spellEnd"/>
+      <w:r>
+        <w:rPr>
+          <w:lang w:val="en-GB"/>
+        </w:rPr>
+        <w:t xml:space="preserve"> za </w:t>
+      </w:r>
+      <w:proofErr w:type="spellStart"/>
+      <w:r>
+        <w:rPr>
+          <w:lang w:val="en-GB"/>
+        </w:rPr>
+        <w:t>sve</w:t>
+      </w:r>
+      <w:proofErr w:type="spellEnd"/>
+      <w:r>
+        <w:rPr>
+          <w:lang w:val="en-GB"/>
+        </w:rPr>
+        <w:t xml:space="preserve"> </w:t>
+      </w:r>
+      <w:proofErr w:type="spellStart"/>
+      <w:r>
+        <w:rPr>
+          <w:lang w:val="en-GB"/>
+        </w:rPr>
+        <w:t>scenarije</w:t>
+      </w:r>
+      <w:proofErr w:type="spellEnd"/>
+      <w:r>
+        <w:rPr>
+          <w:lang w:val="en-GB"/>
+        </w:rPr>
+        <w:t xml:space="preserve">. </w:t>
+      </w:r>
+      <w:proofErr w:type="spellStart"/>
+      <w:r>
+        <w:rPr>
+          <w:lang w:val="en-GB"/>
+        </w:rPr>
+        <w:t>Njihova</w:t>
+      </w:r>
+      <w:proofErr w:type="spellEnd"/>
+      <w:r>
+        <w:rPr>
+          <w:lang w:val="en-GB"/>
+        </w:rPr>
+        <w:t xml:space="preserve"> </w:t>
+      </w:r>
+      <w:proofErr w:type="spellStart"/>
+      <w:r>
+        <w:rPr>
+          <w:lang w:val="en-GB"/>
+        </w:rPr>
+        <w:t>efikasnost</w:t>
+      </w:r>
+      <w:proofErr w:type="spellEnd"/>
+      <w:r>
+        <w:rPr>
+          <w:lang w:val="en-GB"/>
+        </w:rPr>
+        <w:t xml:space="preserve"> </w:t>
+      </w:r>
+      <w:proofErr w:type="spellStart"/>
+      <w:r>
+        <w:rPr>
+          <w:lang w:val="en-GB"/>
+        </w:rPr>
+        <w:t>opada</w:t>
+      </w:r>
+      <w:proofErr w:type="spellEnd"/>
+      <w:r>
+        <w:rPr>
+          <w:lang w:val="en-GB"/>
+        </w:rPr>
+        <w:t xml:space="preserve"> </w:t>
+      </w:r>
+      <w:proofErr w:type="spellStart"/>
+      <w:r>
+        <w:rPr>
+          <w:lang w:val="en-GB"/>
+        </w:rPr>
+        <w:t>kod</w:t>
+      </w:r>
+      <w:proofErr w:type="spellEnd"/>
+      <w:r>
+        <w:rPr>
+          <w:lang w:val="en-GB"/>
+        </w:rPr>
+        <w:t xml:space="preserve"> </w:t>
+      </w:r>
+      <w:proofErr w:type="spellStart"/>
+      <w:r>
+        <w:rPr>
+          <w:lang w:val="en-GB"/>
+        </w:rPr>
+        <w:t>kolona</w:t>
+      </w:r>
+      <w:proofErr w:type="spellEnd"/>
+      <w:r>
+        <w:rPr>
+          <w:lang w:val="en-GB"/>
+        </w:rPr>
+        <w:t xml:space="preserve"> </w:t>
+      </w:r>
+      <w:proofErr w:type="spellStart"/>
+      <w:r>
+        <w:rPr>
+          <w:lang w:val="en-GB"/>
+        </w:rPr>
+        <w:t>sa</w:t>
+      </w:r>
+      <w:proofErr w:type="spellEnd"/>
+      <w:r>
+        <w:rPr>
+          <w:lang w:val="en-GB"/>
+        </w:rPr>
+        <w:t xml:space="preserve"> </w:t>
+      </w:r>
+      <w:proofErr w:type="spellStart"/>
+      <w:r>
+        <w:rPr>
+          <w:lang w:val="en-GB"/>
+        </w:rPr>
+        <w:t>velikim</w:t>
+      </w:r>
+      <w:proofErr w:type="spellEnd"/>
+      <w:r>
+        <w:rPr>
+          <w:lang w:val="en-GB"/>
+        </w:rPr>
+        <w:t xml:space="preserve"> </w:t>
+      </w:r>
+      <w:proofErr w:type="spellStart"/>
+      <w:r>
+        <w:rPr>
+          <w:lang w:val="en-GB"/>
+        </w:rPr>
+        <w:t>brojem</w:t>
+      </w:r>
+      <w:proofErr w:type="spellEnd"/>
+      <w:r>
+        <w:rPr>
+          <w:lang w:val="en-GB"/>
+        </w:rPr>
+        <w:t xml:space="preserve"> </w:t>
+      </w:r>
+      <w:proofErr w:type="spellStart"/>
+      <w:r>
+        <w:rPr>
+          <w:lang w:val="en-GB"/>
+        </w:rPr>
+        <w:t>različitih</w:t>
+      </w:r>
+      <w:proofErr w:type="spellEnd"/>
+      <w:r>
+        <w:rPr>
+          <w:lang w:val="en-GB"/>
+        </w:rPr>
+        <w:t xml:space="preserve"> </w:t>
+      </w:r>
+      <w:proofErr w:type="spellStart"/>
+      <w:r>
+        <w:rPr>
+          <w:lang w:val="en-GB"/>
+        </w:rPr>
+        <w:t>vrednosti</w:t>
+      </w:r>
+      <w:proofErr w:type="spellEnd"/>
+      <w:r>
+        <w:rPr>
+          <w:lang w:val="en-GB"/>
+        </w:rPr>
+        <w:t xml:space="preserve"> (</w:t>
+      </w:r>
+      <w:proofErr w:type="spellStart"/>
+      <w:r>
+        <w:rPr>
+          <w:lang w:val="en-GB"/>
+        </w:rPr>
+        <w:t>visoka</w:t>
+      </w:r>
+      <w:proofErr w:type="spellEnd"/>
+      <w:r>
+        <w:rPr>
+          <w:lang w:val="en-GB"/>
+        </w:rPr>
+        <w:t xml:space="preserve"> </w:t>
+      </w:r>
+      <w:proofErr w:type="spellStart"/>
+      <w:r>
+        <w:rPr>
+          <w:lang w:val="en-GB"/>
+        </w:rPr>
+        <w:t>kardinalnost</w:t>
+      </w:r>
+      <w:proofErr w:type="spellEnd"/>
+      <w:r>
+        <w:rPr>
+          <w:lang w:val="en-GB"/>
+        </w:rPr>
+        <w:t xml:space="preserve">), </w:t>
+      </w:r>
+      <w:proofErr w:type="spellStart"/>
+      <w:r>
+        <w:rPr>
+          <w:lang w:val="en-GB"/>
+        </w:rPr>
+        <w:t>jer</w:t>
+      </w:r>
+      <w:proofErr w:type="spellEnd"/>
+      <w:r>
+        <w:rPr>
+          <w:lang w:val="en-GB"/>
+        </w:rPr>
+        <w:t xml:space="preserve"> </w:t>
+      </w:r>
+      <w:proofErr w:type="spellStart"/>
+      <w:r>
+        <w:rPr>
+          <w:lang w:val="en-GB"/>
+        </w:rPr>
+        <w:t>tada</w:t>
+      </w:r>
+      <w:proofErr w:type="spellEnd"/>
+      <w:r>
+        <w:rPr>
+          <w:lang w:val="en-GB"/>
+        </w:rPr>
+        <w:t xml:space="preserve"> </w:t>
+      </w:r>
+      <w:proofErr w:type="spellStart"/>
+      <w:r>
+        <w:rPr>
+          <w:lang w:val="en-GB"/>
+        </w:rPr>
+        <w:t>broj</w:t>
+      </w:r>
+      <w:proofErr w:type="spellEnd"/>
+      <w:r>
+        <w:rPr>
+          <w:lang w:val="en-GB"/>
+        </w:rPr>
+        <w:t xml:space="preserve"> bit-</w:t>
+      </w:r>
+      <w:proofErr w:type="spellStart"/>
+      <w:r>
+        <w:rPr>
+          <w:lang w:val="en-GB"/>
+        </w:rPr>
+        <w:t>mapa</w:t>
+      </w:r>
+      <w:proofErr w:type="spellEnd"/>
+      <w:r>
+        <w:rPr>
+          <w:lang w:val="en-GB"/>
+        </w:rPr>
+        <w:t xml:space="preserve"> </w:t>
+      </w:r>
+      <w:proofErr w:type="spellStart"/>
+      <w:r>
+        <w:rPr>
+          <w:lang w:val="en-GB"/>
+        </w:rPr>
+        <w:t>značajno</w:t>
+      </w:r>
+      <w:proofErr w:type="spellEnd"/>
+      <w:r>
+        <w:rPr>
+          <w:lang w:val="en-GB"/>
+        </w:rPr>
+        <w:t xml:space="preserve"> </w:t>
+      </w:r>
+      <w:proofErr w:type="spellStart"/>
+      <w:r>
+        <w:rPr>
+          <w:lang w:val="en-GB"/>
+        </w:rPr>
+        <w:t>raste</w:t>
+      </w:r>
+      <w:proofErr w:type="spellEnd"/>
+      <w:r>
+        <w:rPr>
+          <w:lang w:val="en-GB"/>
+        </w:rPr>
+        <w:t xml:space="preserve">. </w:t>
+      </w:r>
+      <w:proofErr w:type="spellStart"/>
+      <w:r>
+        <w:rPr>
+          <w:lang w:val="en-GB"/>
+        </w:rPr>
+        <w:t>Takođe</w:t>
+      </w:r>
+      <w:proofErr w:type="spellEnd"/>
+      <w:r>
+        <w:rPr>
+          <w:lang w:val="en-GB"/>
+        </w:rPr>
+        <w:t xml:space="preserve">, </w:t>
+      </w:r>
+      <w:proofErr w:type="spellStart"/>
+      <w:r>
+        <w:rPr>
+          <w:lang w:val="en-GB"/>
+        </w:rPr>
+        <w:t>nisu</w:t>
+      </w:r>
+      <w:proofErr w:type="spellEnd"/>
+      <w:r>
+        <w:rPr>
+          <w:lang w:val="en-GB"/>
+        </w:rPr>
+        <w:t xml:space="preserve"> </w:t>
+      </w:r>
+      <w:proofErr w:type="spellStart"/>
+      <w:r>
+        <w:rPr>
+          <w:lang w:val="en-GB"/>
+        </w:rPr>
+        <w:t>optimalni</w:t>
+      </w:r>
+      <w:proofErr w:type="spellEnd"/>
+      <w:r>
+        <w:rPr>
+          <w:lang w:val="en-GB"/>
+        </w:rPr>
+        <w:t xml:space="preserve"> za </w:t>
+      </w:r>
+      <w:proofErr w:type="spellStart"/>
+      <w:r>
+        <w:rPr>
+          <w:lang w:val="en-GB"/>
+        </w:rPr>
+        <w:t>sisteme</w:t>
+      </w:r>
+      <w:proofErr w:type="spellEnd"/>
+      <w:r>
+        <w:rPr>
+          <w:lang w:val="en-GB"/>
+        </w:rPr>
+        <w:t xml:space="preserve"> </w:t>
+      </w:r>
+      <w:proofErr w:type="spellStart"/>
+      <w:r>
+        <w:rPr>
+          <w:lang w:val="en-GB"/>
+        </w:rPr>
+        <w:t>sa</w:t>
+      </w:r>
+      <w:proofErr w:type="spellEnd"/>
+      <w:r>
+        <w:rPr>
+          <w:lang w:val="en-GB"/>
+        </w:rPr>
+        <w:t xml:space="preserve"> </w:t>
+      </w:r>
+      <w:proofErr w:type="spellStart"/>
+      <w:r>
+        <w:rPr>
+          <w:lang w:val="en-GB"/>
+        </w:rPr>
+        <w:t>čestim</w:t>
+      </w:r>
+      <w:proofErr w:type="spellEnd"/>
+      <w:r>
+        <w:rPr>
+          <w:lang w:val="en-GB"/>
+        </w:rPr>
+        <w:t xml:space="preserve"> </w:t>
+      </w:r>
+      <w:proofErr w:type="spellStart"/>
+      <w:r>
+        <w:rPr>
+          <w:lang w:val="en-GB"/>
+        </w:rPr>
+        <w:t>izmenama</w:t>
+      </w:r>
+      <w:proofErr w:type="spellEnd"/>
+      <w:r>
+        <w:rPr>
+          <w:lang w:val="en-GB"/>
+        </w:rPr>
+        <w:t xml:space="preserve"> </w:t>
+      </w:r>
+      <w:proofErr w:type="spellStart"/>
+      <w:r>
+        <w:rPr>
+          <w:lang w:val="en-GB"/>
+        </w:rPr>
+        <w:t>podataka</w:t>
+      </w:r>
+      <w:proofErr w:type="spellEnd"/>
+      <w:r>
+        <w:rPr>
+          <w:lang w:val="en-GB"/>
+        </w:rPr>
+        <w:t xml:space="preserve"> (INSERT, UPDATE, DELETE), </w:t>
+      </w:r>
+      <w:proofErr w:type="spellStart"/>
+      <w:r>
+        <w:rPr>
+          <w:lang w:val="en-GB"/>
+        </w:rPr>
+        <w:t>jer</w:t>
+      </w:r>
+      <w:proofErr w:type="spellEnd"/>
+      <w:r>
+        <w:rPr>
+          <w:lang w:val="en-GB"/>
+        </w:rPr>
+        <w:t xml:space="preserve"> </w:t>
+      </w:r>
+      <w:proofErr w:type="spellStart"/>
+      <w:r>
+        <w:rPr>
+          <w:lang w:val="en-GB"/>
+        </w:rPr>
+        <w:t>održavanje</w:t>
+      </w:r>
+      <w:proofErr w:type="spellEnd"/>
+      <w:r>
+        <w:rPr>
+          <w:lang w:val="en-GB"/>
+        </w:rPr>
+        <w:t xml:space="preserve"> bitmap </w:t>
+      </w:r>
+      <w:proofErr w:type="spellStart"/>
+      <w:r>
+        <w:rPr>
+          <w:lang w:val="en-GB"/>
+        </w:rPr>
+        <w:t>strukture</w:t>
+      </w:r>
+      <w:proofErr w:type="spellEnd"/>
+      <w:r>
+        <w:rPr>
+          <w:lang w:val="en-GB"/>
+        </w:rPr>
+        <w:t xml:space="preserve"> </w:t>
+      </w:r>
+      <w:proofErr w:type="spellStart"/>
+      <w:r>
+        <w:rPr>
+          <w:lang w:val="en-GB"/>
+        </w:rPr>
+        <w:t>može</w:t>
+      </w:r>
+      <w:proofErr w:type="spellEnd"/>
+      <w:r>
+        <w:rPr>
+          <w:lang w:val="en-GB"/>
+        </w:rPr>
+        <w:t xml:space="preserve"> </w:t>
+      </w:r>
+      <w:proofErr w:type="spellStart"/>
+      <w:r>
+        <w:rPr>
+          <w:lang w:val="en-GB"/>
+        </w:rPr>
+        <w:t>biti</w:t>
+      </w:r>
+      <w:proofErr w:type="spellEnd"/>
+      <w:r>
+        <w:rPr>
+          <w:lang w:val="en-GB"/>
+        </w:rPr>
+        <w:t xml:space="preserve"> </w:t>
+      </w:r>
+      <w:proofErr w:type="spellStart"/>
+      <w:r>
+        <w:rPr>
+          <w:lang w:val="en-GB"/>
+        </w:rPr>
+        <w:t>skupo</w:t>
+      </w:r>
+      <w:proofErr w:type="spellEnd"/>
+      <w:r>
+        <w:rPr>
+          <w:lang w:val="en-GB"/>
+        </w:rPr>
+        <w:t>.</w:t>
+      </w:r>
+    </w:p>
+    <w:p>
+      <w:pPr>
+        <w:ind w:firstLine="0"/>
+        <w:rPr>
+          <w:lang w:val="en-GB"/>
+        </w:rPr>
+      </w:pPr>
+    </w:p>
+    <w:p>
+      <w:pPr>
+        <w:ind w:firstLine="0"/>
+        <w:rPr>
+          <w:lang w:val="en-US"/>
+        </w:rPr>
+      </w:pPr>
+    </w:p>
+    <w:p>
+      <w:pPr>
+        <w:ind w:firstLine="0"/>
+        <w:rPr>
+          <w:lang w:val="en-US"/>
+        </w:rPr>
+      </w:pPr>
+    </w:p>
+    <w:p>
+      <w:pPr>
+        <w:ind w:firstLine="0"/>
+        <w:rPr>
+          <w:lang w:val="en-US"/>
+        </w:rPr>
+      </w:pPr>
+    </w:p>
+    <w:p>
+      <w:pPr>
+        <w:ind w:firstLine="0"/>
+        <w:rPr>
+          <w:lang w:val="en-US"/>
+        </w:rPr>
+      </w:pPr>
+    </w:p>
+    <w:p>
+      <w:pPr>
+        <w:ind w:firstLine="0"/>
+        <w:rPr>
+          <w:lang w:val="en-US"/>
+        </w:rPr>
+      </w:pPr>
+    </w:p>
+    <w:p>
+      <w:pPr>
+        <w:ind w:firstLine="0"/>
+        <w:rPr>
           <w:lang w:val="en-US"/>
         </w:rPr>
       </w:pPr>
     </w:p>
     <w:sectPr>
-      <w:footerReference w:type="default" r:id="rId12"/>
+      <w:footerReference w:type="default" r:id="rId13"/>
       <w:pgSz w:w="11906" w:h="16838"/>
       <w:pgMar w:top="1440" w:right="1440" w:bottom="1440" w:left="1440" w:header="708" w:footer="708" w:gutter="0"/>
       <w:cols w:space="708"/>
@@ -8239,449 +13579,9 @@
     </w:lvl>
   </w:abstractNum>
   <w:abstractNum w:abstractNumId="4" w15:restartNumberingAfterBreak="0">
-    <w:nsid w:val="2E035B16"/>
-    <w:multiLevelType w:val="hybridMultilevel"/>
-    <w:tmpl w:val="53F8AF56"/>
-    <w:lvl w:ilvl="0" w:tplc="4B64A0AC">
-      <w:start w:val="1"/>
-      <w:numFmt w:val="decimal"/>
-      <w:lvlText w:val="%1."/>
-      <w:lvlJc w:val="left"/>
-      <w:pPr>
-        <w:ind w:left="1080" w:hanging="360"/>
-      </w:pPr>
-      <w:rPr>
-        <w:rFonts w:hint="default"/>
-      </w:rPr>
-    </w:lvl>
-    <w:lvl w:ilvl="1" w:tplc="08090019" w:tentative="1">
-      <w:start w:val="1"/>
-      <w:numFmt w:val="lowerLetter"/>
-      <w:lvlText w:val="%2."/>
-      <w:lvlJc w:val="left"/>
-      <w:pPr>
-        <w:ind w:left="1800" w:hanging="360"/>
-      </w:pPr>
-    </w:lvl>
-    <w:lvl w:ilvl="2" w:tplc="0809001B" w:tentative="1">
-      <w:start w:val="1"/>
-      <w:numFmt w:val="lowerRoman"/>
-      <w:lvlText w:val="%3."/>
-      <w:lvlJc w:val="right"/>
-      <w:pPr>
-        <w:ind w:left="2520" w:hanging="180"/>
-      </w:pPr>
-    </w:lvl>
-    <w:lvl w:ilvl="3" w:tplc="0809000F" w:tentative="1">
-      <w:start w:val="1"/>
-      <w:numFmt w:val="decimal"/>
-      <w:lvlText w:val="%4."/>
-      <w:lvlJc w:val="left"/>
-      <w:pPr>
-        <w:ind w:left="3240" w:hanging="360"/>
-      </w:pPr>
-    </w:lvl>
-    <w:lvl w:ilvl="4" w:tplc="08090019" w:tentative="1">
-      <w:start w:val="1"/>
-      <w:numFmt w:val="lowerLetter"/>
-      <w:lvlText w:val="%5."/>
-      <w:lvlJc w:val="left"/>
-      <w:pPr>
-        <w:ind w:left="3960" w:hanging="360"/>
-      </w:pPr>
-    </w:lvl>
-    <w:lvl w:ilvl="5" w:tplc="0809001B" w:tentative="1">
-      <w:start w:val="1"/>
-      <w:numFmt w:val="lowerRoman"/>
-      <w:lvlText w:val="%6."/>
-      <w:lvlJc w:val="right"/>
-      <w:pPr>
-        <w:ind w:left="4680" w:hanging="180"/>
-      </w:pPr>
-    </w:lvl>
-    <w:lvl w:ilvl="6" w:tplc="0809000F" w:tentative="1">
-      <w:start w:val="1"/>
-      <w:numFmt w:val="decimal"/>
-      <w:lvlText w:val="%7."/>
-      <w:lvlJc w:val="left"/>
-      <w:pPr>
-        <w:ind w:left="5400" w:hanging="360"/>
-      </w:pPr>
-    </w:lvl>
-    <w:lvl w:ilvl="7" w:tplc="08090019" w:tentative="1">
-      <w:start w:val="1"/>
-      <w:numFmt w:val="lowerLetter"/>
-      <w:lvlText w:val="%8."/>
-      <w:lvlJc w:val="left"/>
-      <w:pPr>
-        <w:ind w:left="6120" w:hanging="360"/>
-      </w:pPr>
-    </w:lvl>
-    <w:lvl w:ilvl="8" w:tplc="0809001B" w:tentative="1">
-      <w:start w:val="1"/>
-      <w:numFmt w:val="lowerRoman"/>
-      <w:lvlText w:val="%9."/>
-      <w:lvlJc w:val="right"/>
-      <w:pPr>
-        <w:ind w:left="6840" w:hanging="180"/>
-      </w:pPr>
-    </w:lvl>
-  </w:abstractNum>
-  <w:abstractNum w:abstractNumId="5" w15:restartNumberingAfterBreak="0">
-    <w:nsid w:val="328A02D0"/>
-    <w:multiLevelType w:val="hybridMultilevel"/>
-    <w:tmpl w:val="3C0CFEE6"/>
-    <w:lvl w:ilvl="0" w:tplc="FFFFFFFF">
-      <w:start w:val="1"/>
-      <w:numFmt w:val="decimal"/>
-      <w:lvlText w:val="%1."/>
-      <w:lvlJc w:val="left"/>
-      <w:pPr>
-        <w:ind w:left="720" w:hanging="360"/>
-      </w:pPr>
-      <w:rPr>
-        <w:rFonts w:hint="default"/>
-      </w:rPr>
-    </w:lvl>
-    <w:lvl w:ilvl="1" w:tplc="FFFFFFFF" w:tentative="1">
-      <w:start w:val="1"/>
-      <w:numFmt w:val="lowerLetter"/>
-      <w:lvlText w:val="%2."/>
-      <w:lvlJc w:val="left"/>
-      <w:pPr>
-        <w:ind w:left="1440" w:hanging="360"/>
-      </w:pPr>
-    </w:lvl>
-    <w:lvl w:ilvl="2" w:tplc="FFFFFFFF" w:tentative="1">
-      <w:start w:val="1"/>
-      <w:numFmt w:val="lowerRoman"/>
-      <w:lvlText w:val="%3."/>
-      <w:lvlJc w:val="right"/>
-      <w:pPr>
-        <w:ind w:left="2160" w:hanging="180"/>
-      </w:pPr>
-    </w:lvl>
-    <w:lvl w:ilvl="3" w:tplc="FFFFFFFF" w:tentative="1">
-      <w:start w:val="1"/>
-      <w:numFmt w:val="decimal"/>
-      <w:lvlText w:val="%4."/>
-      <w:lvlJc w:val="left"/>
-      <w:pPr>
-        <w:ind w:left="2880" w:hanging="360"/>
-      </w:pPr>
-    </w:lvl>
-    <w:lvl w:ilvl="4" w:tplc="FFFFFFFF" w:tentative="1">
-      <w:start w:val="1"/>
-      <w:numFmt w:val="lowerLetter"/>
-      <w:lvlText w:val="%5."/>
-      <w:lvlJc w:val="left"/>
-      <w:pPr>
-        <w:ind w:left="3600" w:hanging="360"/>
-      </w:pPr>
-    </w:lvl>
-    <w:lvl w:ilvl="5" w:tplc="FFFFFFFF" w:tentative="1">
-      <w:start w:val="1"/>
-      <w:numFmt w:val="lowerRoman"/>
-      <w:lvlText w:val="%6."/>
-      <w:lvlJc w:val="right"/>
-      <w:pPr>
-        <w:ind w:left="4320" w:hanging="180"/>
-      </w:pPr>
-    </w:lvl>
-    <w:lvl w:ilvl="6" w:tplc="FFFFFFFF" w:tentative="1">
-      <w:start w:val="1"/>
-      <w:numFmt w:val="decimal"/>
-      <w:lvlText w:val="%7."/>
-      <w:lvlJc w:val="left"/>
-      <w:pPr>
-        <w:ind w:left="5040" w:hanging="360"/>
-      </w:pPr>
-    </w:lvl>
-    <w:lvl w:ilvl="7" w:tplc="FFFFFFFF" w:tentative="1">
-      <w:start w:val="1"/>
-      <w:numFmt w:val="lowerLetter"/>
-      <w:lvlText w:val="%8."/>
-      <w:lvlJc w:val="left"/>
-      <w:pPr>
-        <w:ind w:left="5760" w:hanging="360"/>
-      </w:pPr>
-    </w:lvl>
-    <w:lvl w:ilvl="8" w:tplc="FFFFFFFF" w:tentative="1">
-      <w:start w:val="1"/>
-      <w:numFmt w:val="lowerRoman"/>
-      <w:lvlText w:val="%9."/>
-      <w:lvlJc w:val="right"/>
-      <w:pPr>
-        <w:ind w:left="6480" w:hanging="180"/>
-      </w:pPr>
-    </w:lvl>
-  </w:abstractNum>
-  <w:abstractNum w:abstractNumId="6" w15:restartNumberingAfterBreak="0">
-    <w:nsid w:val="5F797752"/>
+    <w:nsid w:val="2AA407D2"/>
     <w:multiLevelType w:val="multilevel"/>
-    <w:tmpl w:val="BD66A04A"/>
-    <w:lvl w:ilvl="0">
-      <w:start w:val="1"/>
-      <w:numFmt w:val="bullet"/>
-      <w:lvlText w:val=""/>
-      <w:lvlJc w:val="left"/>
-      <w:pPr>
-        <w:tabs>
-          <w:tab w:val="num" w:pos="720"/>
-        </w:tabs>
-        <w:ind w:left="720" w:hanging="360"/>
-      </w:pPr>
-      <w:rPr>
-        <w:rFonts w:ascii="Symbol" w:hAnsi="Symbol" w:hint="default"/>
-        <w:sz w:val="20"/>
-      </w:rPr>
-    </w:lvl>
-    <w:lvl w:ilvl="1" w:tentative="1">
-      <w:start w:val="1"/>
-      <w:numFmt w:val="bullet"/>
-      <w:lvlText w:val="o"/>
-      <w:lvlJc w:val="left"/>
-      <w:pPr>
-        <w:tabs>
-          <w:tab w:val="num" w:pos="1440"/>
-        </w:tabs>
-        <w:ind w:left="1440" w:hanging="360"/>
-      </w:pPr>
-      <w:rPr>
-        <w:rFonts w:ascii="Courier New" w:hAnsi="Courier New" w:hint="default"/>
-        <w:sz w:val="20"/>
-      </w:rPr>
-    </w:lvl>
-    <w:lvl w:ilvl="2" w:tentative="1">
-      <w:start w:val="1"/>
-      <w:numFmt w:val="bullet"/>
-      <w:lvlText w:val=""/>
-      <w:lvlJc w:val="left"/>
-      <w:pPr>
-        <w:tabs>
-          <w:tab w:val="num" w:pos="2160"/>
-        </w:tabs>
-        <w:ind w:left="2160" w:hanging="360"/>
-      </w:pPr>
-      <w:rPr>
-        <w:rFonts w:ascii="Wingdings" w:hAnsi="Wingdings" w:hint="default"/>
-        <w:sz w:val="20"/>
-      </w:rPr>
-    </w:lvl>
-    <w:lvl w:ilvl="3" w:tentative="1">
-      <w:start w:val="1"/>
-      <w:numFmt w:val="bullet"/>
-      <w:lvlText w:val=""/>
-      <w:lvlJc w:val="left"/>
-      <w:pPr>
-        <w:tabs>
-          <w:tab w:val="num" w:pos="2880"/>
-        </w:tabs>
-        <w:ind w:left="2880" w:hanging="360"/>
-      </w:pPr>
-      <w:rPr>
-        <w:rFonts w:ascii="Wingdings" w:hAnsi="Wingdings" w:hint="default"/>
-        <w:sz w:val="20"/>
-      </w:rPr>
-    </w:lvl>
-    <w:lvl w:ilvl="4" w:tentative="1">
-      <w:start w:val="1"/>
-      <w:numFmt w:val="bullet"/>
-      <w:lvlText w:val=""/>
-      <w:lvlJc w:val="left"/>
-      <w:pPr>
-        <w:tabs>
-          <w:tab w:val="num" w:pos="3600"/>
-        </w:tabs>
-        <w:ind w:left="3600" w:hanging="360"/>
-      </w:pPr>
-      <w:rPr>
-        <w:rFonts w:ascii="Wingdings" w:hAnsi="Wingdings" w:hint="default"/>
-        <w:sz w:val="20"/>
-      </w:rPr>
-    </w:lvl>
-    <w:lvl w:ilvl="5" w:tentative="1">
-      <w:start w:val="1"/>
-      <w:numFmt w:val="bullet"/>
-      <w:lvlText w:val=""/>
-      <w:lvlJc w:val="left"/>
-      <w:pPr>
-        <w:tabs>
-          <w:tab w:val="num" w:pos="4320"/>
-        </w:tabs>
-        <w:ind w:left="4320" w:hanging="360"/>
-      </w:pPr>
-      <w:rPr>
-        <w:rFonts w:ascii="Wingdings" w:hAnsi="Wingdings" w:hint="default"/>
-        <w:sz w:val="20"/>
-      </w:rPr>
-    </w:lvl>
-    <w:lvl w:ilvl="6" w:tentative="1">
-      <w:start w:val="1"/>
-      <w:numFmt w:val="bullet"/>
-      <w:lvlText w:val=""/>
-      <w:lvlJc w:val="left"/>
-      <w:pPr>
-        <w:tabs>
-          <w:tab w:val="num" w:pos="5040"/>
-        </w:tabs>
-        <w:ind w:left="5040" w:hanging="360"/>
-      </w:pPr>
-      <w:rPr>
-        <w:rFonts w:ascii="Wingdings" w:hAnsi="Wingdings" w:hint="default"/>
-        <w:sz w:val="20"/>
-      </w:rPr>
-    </w:lvl>
-    <w:lvl w:ilvl="7" w:tentative="1">
-      <w:start w:val="1"/>
-      <w:numFmt w:val="bullet"/>
-      <w:lvlText w:val=""/>
-      <w:lvlJc w:val="left"/>
-      <w:pPr>
-        <w:tabs>
-          <w:tab w:val="num" w:pos="5760"/>
-        </w:tabs>
-        <w:ind w:left="5760" w:hanging="360"/>
-      </w:pPr>
-      <w:rPr>
-        <w:rFonts w:ascii="Wingdings" w:hAnsi="Wingdings" w:hint="default"/>
-        <w:sz w:val="20"/>
-      </w:rPr>
-    </w:lvl>
-    <w:lvl w:ilvl="8" w:tentative="1">
-      <w:start w:val="1"/>
-      <w:numFmt w:val="bullet"/>
-      <w:lvlText w:val=""/>
-      <w:lvlJc w:val="left"/>
-      <w:pPr>
-        <w:tabs>
-          <w:tab w:val="num" w:pos="6480"/>
-        </w:tabs>
-        <w:ind w:left="6480" w:hanging="360"/>
-      </w:pPr>
-      <w:rPr>
-        <w:rFonts w:ascii="Wingdings" w:hAnsi="Wingdings" w:hint="default"/>
-        <w:sz w:val="20"/>
-      </w:rPr>
-    </w:lvl>
-  </w:abstractNum>
-  <w:abstractNum w:abstractNumId="7" w15:restartNumberingAfterBreak="0">
-    <w:nsid w:val="6A1F073F"/>
-    <w:multiLevelType w:val="hybridMultilevel"/>
-    <w:tmpl w:val="615A0EE6"/>
-    <w:lvl w:ilvl="0" w:tplc="08090001">
-      <w:start w:val="1"/>
-      <w:numFmt w:val="bullet"/>
-      <w:lvlText w:val=""/>
-      <w:lvlJc w:val="left"/>
-      <w:pPr>
-        <w:ind w:left="1440" w:hanging="360"/>
-      </w:pPr>
-      <w:rPr>
-        <w:rFonts w:ascii="Symbol" w:hAnsi="Symbol" w:hint="default"/>
-      </w:rPr>
-    </w:lvl>
-    <w:lvl w:ilvl="1" w:tplc="08090003" w:tentative="1">
-      <w:start w:val="1"/>
-      <w:numFmt w:val="bullet"/>
-      <w:lvlText w:val="o"/>
-      <w:lvlJc w:val="left"/>
-      <w:pPr>
-        <w:ind w:left="2160" w:hanging="360"/>
-      </w:pPr>
-      <w:rPr>
-        <w:rFonts w:ascii="Courier New" w:hAnsi="Courier New" w:cs="Courier New" w:hint="default"/>
-      </w:rPr>
-    </w:lvl>
-    <w:lvl w:ilvl="2" w:tplc="08090005" w:tentative="1">
-      <w:start w:val="1"/>
-      <w:numFmt w:val="bullet"/>
-      <w:lvlText w:val=""/>
-      <w:lvlJc w:val="left"/>
-      <w:pPr>
-        <w:ind w:left="2880" w:hanging="360"/>
-      </w:pPr>
-      <w:rPr>
-        <w:rFonts w:ascii="Wingdings" w:hAnsi="Wingdings" w:hint="default"/>
-      </w:rPr>
-    </w:lvl>
-    <w:lvl w:ilvl="3" w:tplc="08090001" w:tentative="1">
-      <w:start w:val="1"/>
-      <w:numFmt w:val="bullet"/>
-      <w:lvlText w:val=""/>
-      <w:lvlJc w:val="left"/>
-      <w:pPr>
-        <w:ind w:left="3600" w:hanging="360"/>
-      </w:pPr>
-      <w:rPr>
-        <w:rFonts w:ascii="Symbol" w:hAnsi="Symbol" w:hint="default"/>
-      </w:rPr>
-    </w:lvl>
-    <w:lvl w:ilvl="4" w:tplc="08090003" w:tentative="1">
-      <w:start w:val="1"/>
-      <w:numFmt w:val="bullet"/>
-      <w:lvlText w:val="o"/>
-      <w:lvlJc w:val="left"/>
-      <w:pPr>
-        <w:ind w:left="4320" w:hanging="360"/>
-      </w:pPr>
-      <w:rPr>
-        <w:rFonts w:ascii="Courier New" w:hAnsi="Courier New" w:cs="Courier New" w:hint="default"/>
-      </w:rPr>
-    </w:lvl>
-    <w:lvl w:ilvl="5" w:tplc="08090005" w:tentative="1">
-      <w:start w:val="1"/>
-      <w:numFmt w:val="bullet"/>
-      <w:lvlText w:val=""/>
-      <w:lvlJc w:val="left"/>
-      <w:pPr>
-        <w:ind w:left="5040" w:hanging="360"/>
-      </w:pPr>
-      <w:rPr>
-        <w:rFonts w:ascii="Wingdings" w:hAnsi="Wingdings" w:hint="default"/>
-      </w:rPr>
-    </w:lvl>
-    <w:lvl w:ilvl="6" w:tplc="08090001" w:tentative="1">
-      <w:start w:val="1"/>
-      <w:numFmt w:val="bullet"/>
-      <w:lvlText w:val=""/>
-      <w:lvlJc w:val="left"/>
-      <w:pPr>
-        <w:ind w:left="5760" w:hanging="360"/>
-      </w:pPr>
-      <w:rPr>
-        <w:rFonts w:ascii="Symbol" w:hAnsi="Symbol" w:hint="default"/>
-      </w:rPr>
-    </w:lvl>
-    <w:lvl w:ilvl="7" w:tplc="08090003" w:tentative="1">
-      <w:start w:val="1"/>
-      <w:numFmt w:val="bullet"/>
-      <w:lvlText w:val="o"/>
-      <w:lvlJc w:val="left"/>
-      <w:pPr>
-        <w:ind w:left="6480" w:hanging="360"/>
-      </w:pPr>
-      <w:rPr>
-        <w:rFonts w:ascii="Courier New" w:hAnsi="Courier New" w:cs="Courier New" w:hint="default"/>
-      </w:rPr>
-    </w:lvl>
-    <w:lvl w:ilvl="8" w:tplc="08090005" w:tentative="1">
-      <w:start w:val="1"/>
-      <w:numFmt w:val="bullet"/>
-      <w:lvlText w:val=""/>
-      <w:lvlJc w:val="left"/>
-      <w:pPr>
-        <w:ind w:left="7200" w:hanging="360"/>
-      </w:pPr>
-      <w:rPr>
-        <w:rFonts w:ascii="Wingdings" w:hAnsi="Wingdings" w:hint="default"/>
-      </w:rPr>
-    </w:lvl>
-  </w:abstractNum>
-  <w:abstractNum w:abstractNumId="8" w15:restartNumberingAfterBreak="0">
-    <w:nsid w:val="724928E0"/>
-    <w:multiLevelType w:val="multilevel"/>
-    <w:tmpl w:val="116848DE"/>
+    <w:tmpl w:val="F5101CD4"/>
     <w:lvl w:ilvl="0">
       <w:start w:val="1"/>
       <w:numFmt w:val="decimal"/>
@@ -8706,6 +13606,7 @@
       </w:pPr>
       <w:rPr>
         <w:rFonts w:hint="default"/>
+        <w:color w:val="000000" w:themeColor="text1"/>
       </w:rPr>
     </w:lvl>
     <w:lvl w:ilvl="2">
@@ -8800,20 +13701,705 @@
       </w:rPr>
     </w:lvl>
   </w:abstractNum>
+  <w:abstractNum w:abstractNumId="5" w15:restartNumberingAfterBreak="0">
+    <w:nsid w:val="2E035B16"/>
+    <w:multiLevelType w:val="hybridMultilevel"/>
+    <w:tmpl w:val="53F8AF56"/>
+    <w:lvl w:ilvl="0" w:tplc="4B64A0AC">
+      <w:start w:val="1"/>
+      <w:numFmt w:val="decimal"/>
+      <w:lvlText w:val="%1."/>
+      <w:lvlJc w:val="left"/>
+      <w:pPr>
+        <w:ind w:left="1080" w:hanging="360"/>
+      </w:pPr>
+      <w:rPr>
+        <w:rFonts w:hint="default"/>
+      </w:rPr>
+    </w:lvl>
+    <w:lvl w:ilvl="1" w:tplc="08090019" w:tentative="1">
+      <w:start w:val="1"/>
+      <w:numFmt w:val="lowerLetter"/>
+      <w:lvlText w:val="%2."/>
+      <w:lvlJc w:val="left"/>
+      <w:pPr>
+        <w:ind w:left="1800" w:hanging="360"/>
+      </w:pPr>
+    </w:lvl>
+    <w:lvl w:ilvl="2" w:tplc="0809001B" w:tentative="1">
+      <w:start w:val="1"/>
+      <w:numFmt w:val="lowerRoman"/>
+      <w:lvlText w:val="%3."/>
+      <w:lvlJc w:val="right"/>
+      <w:pPr>
+        <w:ind w:left="2520" w:hanging="180"/>
+      </w:pPr>
+    </w:lvl>
+    <w:lvl w:ilvl="3" w:tplc="0809000F" w:tentative="1">
+      <w:start w:val="1"/>
+      <w:numFmt w:val="decimal"/>
+      <w:lvlText w:val="%4."/>
+      <w:lvlJc w:val="left"/>
+      <w:pPr>
+        <w:ind w:left="3240" w:hanging="360"/>
+      </w:pPr>
+    </w:lvl>
+    <w:lvl w:ilvl="4" w:tplc="08090019" w:tentative="1">
+      <w:start w:val="1"/>
+      <w:numFmt w:val="lowerLetter"/>
+      <w:lvlText w:val="%5."/>
+      <w:lvlJc w:val="left"/>
+      <w:pPr>
+        <w:ind w:left="3960" w:hanging="360"/>
+      </w:pPr>
+    </w:lvl>
+    <w:lvl w:ilvl="5" w:tplc="0809001B" w:tentative="1">
+      <w:start w:val="1"/>
+      <w:numFmt w:val="lowerRoman"/>
+      <w:lvlText w:val="%6."/>
+      <w:lvlJc w:val="right"/>
+      <w:pPr>
+        <w:ind w:left="4680" w:hanging="180"/>
+      </w:pPr>
+    </w:lvl>
+    <w:lvl w:ilvl="6" w:tplc="0809000F" w:tentative="1">
+      <w:start w:val="1"/>
+      <w:numFmt w:val="decimal"/>
+      <w:lvlText w:val="%7."/>
+      <w:lvlJc w:val="left"/>
+      <w:pPr>
+        <w:ind w:left="5400" w:hanging="360"/>
+      </w:pPr>
+    </w:lvl>
+    <w:lvl w:ilvl="7" w:tplc="08090019" w:tentative="1">
+      <w:start w:val="1"/>
+      <w:numFmt w:val="lowerLetter"/>
+      <w:lvlText w:val="%8."/>
+      <w:lvlJc w:val="left"/>
+      <w:pPr>
+        <w:ind w:left="6120" w:hanging="360"/>
+      </w:pPr>
+    </w:lvl>
+    <w:lvl w:ilvl="8" w:tplc="0809001B" w:tentative="1">
+      <w:start w:val="1"/>
+      <w:numFmt w:val="lowerRoman"/>
+      <w:lvlText w:val="%9."/>
+      <w:lvlJc w:val="right"/>
+      <w:pPr>
+        <w:ind w:left="6840" w:hanging="180"/>
+      </w:pPr>
+    </w:lvl>
+  </w:abstractNum>
+  <w:abstractNum w:abstractNumId="6" w15:restartNumberingAfterBreak="0">
+    <w:nsid w:val="328A02D0"/>
+    <w:multiLevelType w:val="hybridMultilevel"/>
+    <w:tmpl w:val="3C0CFEE6"/>
+    <w:lvl w:ilvl="0" w:tplc="FFFFFFFF">
+      <w:start w:val="1"/>
+      <w:numFmt w:val="decimal"/>
+      <w:lvlText w:val="%1."/>
+      <w:lvlJc w:val="left"/>
+      <w:pPr>
+        <w:ind w:left="720" w:hanging="360"/>
+      </w:pPr>
+      <w:rPr>
+        <w:rFonts w:hint="default"/>
+      </w:rPr>
+    </w:lvl>
+    <w:lvl w:ilvl="1" w:tplc="FFFFFFFF" w:tentative="1">
+      <w:start w:val="1"/>
+      <w:numFmt w:val="lowerLetter"/>
+      <w:lvlText w:val="%2."/>
+      <w:lvlJc w:val="left"/>
+      <w:pPr>
+        <w:ind w:left="1440" w:hanging="360"/>
+      </w:pPr>
+    </w:lvl>
+    <w:lvl w:ilvl="2" w:tplc="FFFFFFFF" w:tentative="1">
+      <w:start w:val="1"/>
+      <w:numFmt w:val="lowerRoman"/>
+      <w:lvlText w:val="%3."/>
+      <w:lvlJc w:val="right"/>
+      <w:pPr>
+        <w:ind w:left="2160" w:hanging="180"/>
+      </w:pPr>
+    </w:lvl>
+    <w:lvl w:ilvl="3" w:tplc="FFFFFFFF" w:tentative="1">
+      <w:start w:val="1"/>
+      <w:numFmt w:val="decimal"/>
+      <w:lvlText w:val="%4."/>
+      <w:lvlJc w:val="left"/>
+      <w:pPr>
+        <w:ind w:left="2880" w:hanging="360"/>
+      </w:pPr>
+    </w:lvl>
+    <w:lvl w:ilvl="4" w:tplc="FFFFFFFF" w:tentative="1">
+      <w:start w:val="1"/>
+      <w:numFmt w:val="lowerLetter"/>
+      <w:lvlText w:val="%5."/>
+      <w:lvlJc w:val="left"/>
+      <w:pPr>
+        <w:ind w:left="3600" w:hanging="360"/>
+      </w:pPr>
+    </w:lvl>
+    <w:lvl w:ilvl="5" w:tplc="FFFFFFFF" w:tentative="1">
+      <w:start w:val="1"/>
+      <w:numFmt w:val="lowerRoman"/>
+      <w:lvlText w:val="%6."/>
+      <w:lvlJc w:val="right"/>
+      <w:pPr>
+        <w:ind w:left="4320" w:hanging="180"/>
+      </w:pPr>
+    </w:lvl>
+    <w:lvl w:ilvl="6" w:tplc="FFFFFFFF" w:tentative="1">
+      <w:start w:val="1"/>
+      <w:numFmt w:val="decimal"/>
+      <w:lvlText w:val="%7."/>
+      <w:lvlJc w:val="left"/>
+      <w:pPr>
+        <w:ind w:left="5040" w:hanging="360"/>
+      </w:pPr>
+    </w:lvl>
+    <w:lvl w:ilvl="7" w:tplc="FFFFFFFF" w:tentative="1">
+      <w:start w:val="1"/>
+      <w:numFmt w:val="lowerLetter"/>
+      <w:lvlText w:val="%8."/>
+      <w:lvlJc w:val="left"/>
+      <w:pPr>
+        <w:ind w:left="5760" w:hanging="360"/>
+      </w:pPr>
+    </w:lvl>
+    <w:lvl w:ilvl="8" w:tplc="FFFFFFFF" w:tentative="1">
+      <w:start w:val="1"/>
+      <w:numFmt w:val="lowerRoman"/>
+      <w:lvlText w:val="%9."/>
+      <w:lvlJc w:val="right"/>
+      <w:pPr>
+        <w:ind w:left="6480" w:hanging="180"/>
+      </w:pPr>
+    </w:lvl>
+  </w:abstractNum>
+  <w:abstractNum w:abstractNumId="7" w15:restartNumberingAfterBreak="0">
+    <w:nsid w:val="4F552E14"/>
+    <w:multiLevelType w:val="multilevel"/>
+    <w:tmpl w:val="F5101CD4"/>
+    <w:lvl w:ilvl="0">
+      <w:start w:val="1"/>
+      <w:numFmt w:val="decimal"/>
+      <w:lvlText w:val="%1."/>
+      <w:lvlJc w:val="left"/>
+      <w:pPr>
+        <w:ind w:left="810" w:hanging="360"/>
+      </w:pPr>
+      <w:rPr>
+        <w:rFonts w:hint="default"/>
+        <w:color w:val="000000" w:themeColor="text1"/>
+      </w:rPr>
+    </w:lvl>
+    <w:lvl w:ilvl="1">
+      <w:start w:val="1"/>
+      <w:numFmt w:val="decimal"/>
+      <w:isLgl/>
+      <w:lvlText w:val="%1.%2."/>
+      <w:lvlJc w:val="left"/>
+      <w:pPr>
+        <w:ind w:left="810" w:hanging="360"/>
+      </w:pPr>
+      <w:rPr>
+        <w:rFonts w:hint="default"/>
+        <w:color w:val="000000" w:themeColor="text1"/>
+      </w:rPr>
+    </w:lvl>
+    <w:lvl w:ilvl="2">
+      <w:start w:val="1"/>
+      <w:numFmt w:val="decimal"/>
+      <w:isLgl/>
+      <w:lvlText w:val="%1.%2.%3."/>
+      <w:lvlJc w:val="left"/>
+      <w:pPr>
+        <w:ind w:left="1170" w:hanging="720"/>
+      </w:pPr>
+      <w:rPr>
+        <w:rFonts w:hint="default"/>
+      </w:rPr>
+    </w:lvl>
+    <w:lvl w:ilvl="3">
+      <w:start w:val="1"/>
+      <w:numFmt w:val="decimal"/>
+      <w:isLgl/>
+      <w:lvlText w:val="%1.%2.%3.%4."/>
+      <w:lvlJc w:val="left"/>
+      <w:pPr>
+        <w:ind w:left="1170" w:hanging="720"/>
+      </w:pPr>
+      <w:rPr>
+        <w:rFonts w:hint="default"/>
+      </w:rPr>
+    </w:lvl>
+    <w:lvl w:ilvl="4">
+      <w:start w:val="1"/>
+      <w:numFmt w:val="decimal"/>
+      <w:isLgl/>
+      <w:lvlText w:val="%1.%2.%3.%4.%5."/>
+      <w:lvlJc w:val="left"/>
+      <w:pPr>
+        <w:ind w:left="1530" w:hanging="1080"/>
+      </w:pPr>
+      <w:rPr>
+        <w:rFonts w:hint="default"/>
+      </w:rPr>
+    </w:lvl>
+    <w:lvl w:ilvl="5">
+      <w:start w:val="1"/>
+      <w:numFmt w:val="decimal"/>
+      <w:isLgl/>
+      <w:lvlText w:val="%1.%2.%3.%4.%5.%6."/>
+      <w:lvlJc w:val="left"/>
+      <w:pPr>
+        <w:ind w:left="1530" w:hanging="1080"/>
+      </w:pPr>
+      <w:rPr>
+        <w:rFonts w:hint="default"/>
+      </w:rPr>
+    </w:lvl>
+    <w:lvl w:ilvl="6">
+      <w:start w:val="1"/>
+      <w:numFmt w:val="decimal"/>
+      <w:isLgl/>
+      <w:lvlText w:val="%1.%2.%3.%4.%5.%6.%7."/>
+      <w:lvlJc w:val="left"/>
+      <w:pPr>
+        <w:ind w:left="1890" w:hanging="1440"/>
+      </w:pPr>
+      <w:rPr>
+        <w:rFonts w:hint="default"/>
+      </w:rPr>
+    </w:lvl>
+    <w:lvl w:ilvl="7">
+      <w:start w:val="1"/>
+      <w:numFmt w:val="decimal"/>
+      <w:isLgl/>
+      <w:lvlText w:val="%1.%2.%3.%4.%5.%6.%7.%8."/>
+      <w:lvlJc w:val="left"/>
+      <w:pPr>
+        <w:ind w:left="1890" w:hanging="1440"/>
+      </w:pPr>
+      <w:rPr>
+        <w:rFonts w:hint="default"/>
+      </w:rPr>
+    </w:lvl>
+    <w:lvl w:ilvl="8">
+      <w:start w:val="1"/>
+      <w:numFmt w:val="decimal"/>
+      <w:isLgl/>
+      <w:lvlText w:val="%1.%2.%3.%4.%5.%6.%7.%8.%9."/>
+      <w:lvlJc w:val="left"/>
+      <w:pPr>
+        <w:ind w:left="2250" w:hanging="1800"/>
+      </w:pPr>
+      <w:rPr>
+        <w:rFonts w:hint="default"/>
+      </w:rPr>
+    </w:lvl>
+  </w:abstractNum>
+  <w:abstractNum w:abstractNumId="8" w15:restartNumberingAfterBreak="0">
+    <w:nsid w:val="5F797752"/>
+    <w:multiLevelType w:val="multilevel"/>
+    <w:tmpl w:val="BD66A04A"/>
+    <w:lvl w:ilvl="0">
+      <w:start w:val="1"/>
+      <w:numFmt w:val="bullet"/>
+      <w:lvlText w:val=""/>
+      <w:lvlJc w:val="left"/>
+      <w:pPr>
+        <w:tabs>
+          <w:tab w:val="num" w:pos="720"/>
+        </w:tabs>
+        <w:ind w:left="720" w:hanging="360"/>
+      </w:pPr>
+      <w:rPr>
+        <w:rFonts w:ascii="Symbol" w:hAnsi="Symbol" w:hint="default"/>
+        <w:sz w:val="20"/>
+      </w:rPr>
+    </w:lvl>
+    <w:lvl w:ilvl="1" w:tentative="1">
+      <w:start w:val="1"/>
+      <w:numFmt w:val="bullet"/>
+      <w:lvlText w:val="o"/>
+      <w:lvlJc w:val="left"/>
+      <w:pPr>
+        <w:tabs>
+          <w:tab w:val="num" w:pos="1440"/>
+        </w:tabs>
+        <w:ind w:left="1440" w:hanging="360"/>
+      </w:pPr>
+      <w:rPr>
+        <w:rFonts w:ascii="Courier New" w:hAnsi="Courier New" w:hint="default"/>
+        <w:sz w:val="20"/>
+      </w:rPr>
+    </w:lvl>
+    <w:lvl w:ilvl="2" w:tentative="1">
+      <w:start w:val="1"/>
+      <w:numFmt w:val="bullet"/>
+      <w:lvlText w:val=""/>
+      <w:lvlJc w:val="left"/>
+      <w:pPr>
+        <w:tabs>
+          <w:tab w:val="num" w:pos="2160"/>
+        </w:tabs>
+        <w:ind w:left="2160" w:hanging="360"/>
+      </w:pPr>
+      <w:rPr>
+        <w:rFonts w:ascii="Wingdings" w:hAnsi="Wingdings" w:hint="default"/>
+        <w:sz w:val="20"/>
+      </w:rPr>
+    </w:lvl>
+    <w:lvl w:ilvl="3" w:tentative="1">
+      <w:start w:val="1"/>
+      <w:numFmt w:val="bullet"/>
+      <w:lvlText w:val=""/>
+      <w:lvlJc w:val="left"/>
+      <w:pPr>
+        <w:tabs>
+          <w:tab w:val="num" w:pos="2880"/>
+        </w:tabs>
+        <w:ind w:left="2880" w:hanging="360"/>
+      </w:pPr>
+      <w:rPr>
+        <w:rFonts w:ascii="Wingdings" w:hAnsi="Wingdings" w:hint="default"/>
+        <w:sz w:val="20"/>
+      </w:rPr>
+    </w:lvl>
+    <w:lvl w:ilvl="4" w:tentative="1">
+      <w:start w:val="1"/>
+      <w:numFmt w:val="bullet"/>
+      <w:lvlText w:val=""/>
+      <w:lvlJc w:val="left"/>
+      <w:pPr>
+        <w:tabs>
+          <w:tab w:val="num" w:pos="3600"/>
+        </w:tabs>
+        <w:ind w:left="3600" w:hanging="360"/>
+      </w:pPr>
+      <w:rPr>
+        <w:rFonts w:ascii="Wingdings" w:hAnsi="Wingdings" w:hint="default"/>
+        <w:sz w:val="20"/>
+      </w:rPr>
+    </w:lvl>
+    <w:lvl w:ilvl="5" w:tentative="1">
+      <w:start w:val="1"/>
+      <w:numFmt w:val="bullet"/>
+      <w:lvlText w:val=""/>
+      <w:lvlJc w:val="left"/>
+      <w:pPr>
+        <w:tabs>
+          <w:tab w:val="num" w:pos="4320"/>
+        </w:tabs>
+        <w:ind w:left="4320" w:hanging="360"/>
+      </w:pPr>
+      <w:rPr>
+        <w:rFonts w:ascii="Wingdings" w:hAnsi="Wingdings" w:hint="default"/>
+        <w:sz w:val="20"/>
+      </w:rPr>
+    </w:lvl>
+    <w:lvl w:ilvl="6" w:tentative="1">
+      <w:start w:val="1"/>
+      <w:numFmt w:val="bullet"/>
+      <w:lvlText w:val=""/>
+      <w:lvlJc w:val="left"/>
+      <w:pPr>
+        <w:tabs>
+          <w:tab w:val="num" w:pos="5040"/>
+        </w:tabs>
+        <w:ind w:left="5040" w:hanging="360"/>
+      </w:pPr>
+      <w:rPr>
+        <w:rFonts w:ascii="Wingdings" w:hAnsi="Wingdings" w:hint="default"/>
+        <w:sz w:val="20"/>
+      </w:rPr>
+    </w:lvl>
+    <w:lvl w:ilvl="7" w:tentative="1">
+      <w:start w:val="1"/>
+      <w:numFmt w:val="bullet"/>
+      <w:lvlText w:val=""/>
+      <w:lvlJc w:val="left"/>
+      <w:pPr>
+        <w:tabs>
+          <w:tab w:val="num" w:pos="5760"/>
+        </w:tabs>
+        <w:ind w:left="5760" w:hanging="360"/>
+      </w:pPr>
+      <w:rPr>
+        <w:rFonts w:ascii="Wingdings" w:hAnsi="Wingdings" w:hint="default"/>
+        <w:sz w:val="20"/>
+      </w:rPr>
+    </w:lvl>
+    <w:lvl w:ilvl="8" w:tentative="1">
+      <w:start w:val="1"/>
+      <w:numFmt w:val="bullet"/>
+      <w:lvlText w:val=""/>
+      <w:lvlJc w:val="left"/>
+      <w:pPr>
+        <w:tabs>
+          <w:tab w:val="num" w:pos="6480"/>
+        </w:tabs>
+        <w:ind w:left="6480" w:hanging="360"/>
+      </w:pPr>
+      <w:rPr>
+        <w:rFonts w:ascii="Wingdings" w:hAnsi="Wingdings" w:hint="default"/>
+        <w:sz w:val="20"/>
+      </w:rPr>
+    </w:lvl>
+  </w:abstractNum>
+  <w:abstractNum w:abstractNumId="9" w15:restartNumberingAfterBreak="0">
+    <w:nsid w:val="6A1F073F"/>
+    <w:multiLevelType w:val="hybridMultilevel"/>
+    <w:tmpl w:val="615A0EE6"/>
+    <w:lvl w:ilvl="0" w:tplc="08090001">
+      <w:start w:val="1"/>
+      <w:numFmt w:val="bullet"/>
+      <w:lvlText w:val=""/>
+      <w:lvlJc w:val="left"/>
+      <w:pPr>
+        <w:ind w:left="1440" w:hanging="360"/>
+      </w:pPr>
+      <w:rPr>
+        <w:rFonts w:ascii="Symbol" w:hAnsi="Symbol" w:hint="default"/>
+      </w:rPr>
+    </w:lvl>
+    <w:lvl w:ilvl="1" w:tplc="08090003" w:tentative="1">
+      <w:start w:val="1"/>
+      <w:numFmt w:val="bullet"/>
+      <w:lvlText w:val="o"/>
+      <w:lvlJc w:val="left"/>
+      <w:pPr>
+        <w:ind w:left="2160" w:hanging="360"/>
+      </w:pPr>
+      <w:rPr>
+        <w:rFonts w:ascii="Courier New" w:hAnsi="Courier New" w:cs="Courier New" w:hint="default"/>
+      </w:rPr>
+    </w:lvl>
+    <w:lvl w:ilvl="2" w:tplc="08090005" w:tentative="1">
+      <w:start w:val="1"/>
+      <w:numFmt w:val="bullet"/>
+      <w:lvlText w:val=""/>
+      <w:lvlJc w:val="left"/>
+      <w:pPr>
+        <w:ind w:left="2880" w:hanging="360"/>
+      </w:pPr>
+      <w:rPr>
+        <w:rFonts w:ascii="Wingdings" w:hAnsi="Wingdings" w:hint="default"/>
+      </w:rPr>
+    </w:lvl>
+    <w:lvl w:ilvl="3" w:tplc="08090001" w:tentative="1">
+      <w:start w:val="1"/>
+      <w:numFmt w:val="bullet"/>
+      <w:lvlText w:val=""/>
+      <w:lvlJc w:val="left"/>
+      <w:pPr>
+        <w:ind w:left="3600" w:hanging="360"/>
+      </w:pPr>
+      <w:rPr>
+        <w:rFonts w:ascii="Symbol" w:hAnsi="Symbol" w:hint="default"/>
+      </w:rPr>
+    </w:lvl>
+    <w:lvl w:ilvl="4" w:tplc="08090003" w:tentative="1">
+      <w:start w:val="1"/>
+      <w:numFmt w:val="bullet"/>
+      <w:lvlText w:val="o"/>
+      <w:lvlJc w:val="left"/>
+      <w:pPr>
+        <w:ind w:left="4320" w:hanging="360"/>
+      </w:pPr>
+      <w:rPr>
+        <w:rFonts w:ascii="Courier New" w:hAnsi="Courier New" w:cs="Courier New" w:hint="default"/>
+      </w:rPr>
+    </w:lvl>
+    <w:lvl w:ilvl="5" w:tplc="08090005" w:tentative="1">
+      <w:start w:val="1"/>
+      <w:numFmt w:val="bullet"/>
+      <w:lvlText w:val=""/>
+      <w:lvlJc w:val="left"/>
+      <w:pPr>
+        <w:ind w:left="5040" w:hanging="360"/>
+      </w:pPr>
+      <w:rPr>
+        <w:rFonts w:ascii="Wingdings" w:hAnsi="Wingdings" w:hint="default"/>
+      </w:rPr>
+    </w:lvl>
+    <w:lvl w:ilvl="6" w:tplc="08090001" w:tentative="1">
+      <w:start w:val="1"/>
+      <w:numFmt w:val="bullet"/>
+      <w:lvlText w:val=""/>
+      <w:lvlJc w:val="left"/>
+      <w:pPr>
+        <w:ind w:left="5760" w:hanging="360"/>
+      </w:pPr>
+      <w:rPr>
+        <w:rFonts w:ascii="Symbol" w:hAnsi="Symbol" w:hint="default"/>
+      </w:rPr>
+    </w:lvl>
+    <w:lvl w:ilvl="7" w:tplc="08090003" w:tentative="1">
+      <w:start w:val="1"/>
+      <w:numFmt w:val="bullet"/>
+      <w:lvlText w:val="o"/>
+      <w:lvlJc w:val="left"/>
+      <w:pPr>
+        <w:ind w:left="6480" w:hanging="360"/>
+      </w:pPr>
+      <w:rPr>
+        <w:rFonts w:ascii="Courier New" w:hAnsi="Courier New" w:cs="Courier New" w:hint="default"/>
+      </w:rPr>
+    </w:lvl>
+    <w:lvl w:ilvl="8" w:tplc="08090005" w:tentative="1">
+      <w:start w:val="1"/>
+      <w:numFmt w:val="bullet"/>
+      <w:lvlText w:val=""/>
+      <w:lvlJc w:val="left"/>
+      <w:pPr>
+        <w:ind w:left="7200" w:hanging="360"/>
+      </w:pPr>
+      <w:rPr>
+        <w:rFonts w:ascii="Wingdings" w:hAnsi="Wingdings" w:hint="default"/>
+      </w:rPr>
+    </w:lvl>
+  </w:abstractNum>
+  <w:abstractNum w:abstractNumId="10" w15:restartNumberingAfterBreak="0">
+    <w:nsid w:val="724928E0"/>
+    <w:multiLevelType w:val="multilevel"/>
+    <w:tmpl w:val="116848DE"/>
+    <w:lvl w:ilvl="0">
+      <w:start w:val="1"/>
+      <w:numFmt w:val="decimal"/>
+      <w:lvlText w:val="%1."/>
+      <w:lvlJc w:val="left"/>
+      <w:pPr>
+        <w:ind w:left="810" w:hanging="360"/>
+      </w:pPr>
+      <w:rPr>
+        <w:rFonts w:hint="default"/>
+        <w:color w:val="000000" w:themeColor="text1"/>
+      </w:rPr>
+    </w:lvl>
+    <w:lvl w:ilvl="1">
+      <w:start w:val="1"/>
+      <w:numFmt w:val="decimal"/>
+      <w:isLgl/>
+      <w:lvlText w:val="%1.%2."/>
+      <w:lvlJc w:val="left"/>
+      <w:pPr>
+        <w:ind w:left="810" w:hanging="360"/>
+      </w:pPr>
+      <w:rPr>
+        <w:rFonts w:hint="default"/>
+      </w:rPr>
+    </w:lvl>
+    <w:lvl w:ilvl="2">
+      <w:start w:val="1"/>
+      <w:numFmt w:val="decimal"/>
+      <w:isLgl/>
+      <w:lvlText w:val="%1.%2.%3."/>
+      <w:lvlJc w:val="left"/>
+      <w:pPr>
+        <w:ind w:left="1170" w:hanging="720"/>
+      </w:pPr>
+      <w:rPr>
+        <w:rFonts w:hint="default"/>
+      </w:rPr>
+    </w:lvl>
+    <w:lvl w:ilvl="3">
+      <w:start w:val="1"/>
+      <w:numFmt w:val="decimal"/>
+      <w:isLgl/>
+      <w:lvlText w:val="%1.%2.%3.%4."/>
+      <w:lvlJc w:val="left"/>
+      <w:pPr>
+        <w:ind w:left="1170" w:hanging="720"/>
+      </w:pPr>
+      <w:rPr>
+        <w:rFonts w:hint="default"/>
+      </w:rPr>
+    </w:lvl>
+    <w:lvl w:ilvl="4">
+      <w:start w:val="1"/>
+      <w:numFmt w:val="decimal"/>
+      <w:isLgl/>
+      <w:lvlText w:val="%1.%2.%3.%4.%5."/>
+      <w:lvlJc w:val="left"/>
+      <w:pPr>
+        <w:ind w:left="1530" w:hanging="1080"/>
+      </w:pPr>
+      <w:rPr>
+        <w:rFonts w:hint="default"/>
+      </w:rPr>
+    </w:lvl>
+    <w:lvl w:ilvl="5">
+      <w:start w:val="1"/>
+      <w:numFmt w:val="decimal"/>
+      <w:isLgl/>
+      <w:lvlText w:val="%1.%2.%3.%4.%5.%6."/>
+      <w:lvlJc w:val="left"/>
+      <w:pPr>
+        <w:ind w:left="1530" w:hanging="1080"/>
+      </w:pPr>
+      <w:rPr>
+        <w:rFonts w:hint="default"/>
+      </w:rPr>
+    </w:lvl>
+    <w:lvl w:ilvl="6">
+      <w:start w:val="1"/>
+      <w:numFmt w:val="decimal"/>
+      <w:isLgl/>
+      <w:lvlText w:val="%1.%2.%3.%4.%5.%6.%7."/>
+      <w:lvlJc w:val="left"/>
+      <w:pPr>
+        <w:ind w:left="1890" w:hanging="1440"/>
+      </w:pPr>
+      <w:rPr>
+        <w:rFonts w:hint="default"/>
+      </w:rPr>
+    </w:lvl>
+    <w:lvl w:ilvl="7">
+      <w:start w:val="1"/>
+      <w:numFmt w:val="decimal"/>
+      <w:isLgl/>
+      <w:lvlText w:val="%1.%2.%3.%4.%5.%6.%7.%8."/>
+      <w:lvlJc w:val="left"/>
+      <w:pPr>
+        <w:ind w:left="1890" w:hanging="1440"/>
+      </w:pPr>
+      <w:rPr>
+        <w:rFonts w:hint="default"/>
+      </w:rPr>
+    </w:lvl>
+    <w:lvl w:ilvl="8">
+      <w:start w:val="1"/>
+      <w:numFmt w:val="decimal"/>
+      <w:isLgl/>
+      <w:lvlText w:val="%1.%2.%3.%4.%5.%6.%7.%8.%9."/>
+      <w:lvlJc w:val="left"/>
+      <w:pPr>
+        <w:ind w:left="2250" w:hanging="1800"/>
+      </w:pPr>
+      <w:rPr>
+        <w:rFonts w:hint="default"/>
+      </w:rPr>
+    </w:lvl>
+  </w:abstractNum>
   <w:num w:numId="1" w16cid:durableId="874775772">
-    <w:abstractNumId w:val="4"/>
+    <w:abstractNumId w:val="5"/>
   </w:num>
   <w:num w:numId="2" w16cid:durableId="200673344">
     <w:abstractNumId w:val="3"/>
   </w:num>
   <w:num w:numId="3" w16cid:durableId="404300880">
-    <w:abstractNumId w:val="5"/>
+    <w:abstractNumId w:val="6"/>
   </w:num>
   <w:num w:numId="4" w16cid:durableId="1705322885">
-    <w:abstractNumId w:val="8"/>
+    <w:abstractNumId w:val="10"/>
   </w:num>
   <w:num w:numId="5" w16cid:durableId="1072890321">
-    <w:abstractNumId w:val="7"/>
+    <w:abstractNumId w:val="9"/>
   </w:num>
   <w:num w:numId="6" w16cid:durableId="708535264">
     <w:abstractNumId w:val="1"/>
@@ -8822,10 +14408,16 @@
     <w:abstractNumId w:val="0"/>
   </w:num>
   <w:num w:numId="8" w16cid:durableId="1682586750">
-    <w:abstractNumId w:val="6"/>
+    <w:abstractNumId w:val="8"/>
   </w:num>
   <w:num w:numId="9" w16cid:durableId="624123181">
     <w:abstractNumId w:val="2"/>
+  </w:num>
+  <w:num w:numId="10" w16cid:durableId="885064436">
+    <w:abstractNumId w:val="4"/>
+  </w:num>
+  <w:num w:numId="11" w16cid:durableId="2057386929">
+    <w:abstractNumId w:val="7"/>
   </w:num>
 </w:numbering>
 </file>
@@ -9630,6 +15222,7 @@
       <w:numPr>
         <w:ilvl w:val="1"/>
       </w:numPr>
+      <w:ind w:firstLine="720"/>
     </w:pPr>
     <w:rPr>
       <w:rFonts w:eastAsiaTheme="majorEastAsia" w:cstheme="majorBidi"/>

--- a/Interna struktura i organizacija indeksa kod Postgres baze podataka.docx
+++ b/Interna struktura i organizacija indeksa kod Postgres baze podataka.docx
@@ -19,7 +19,7 @@
           <w:noProof/>
         </w:rPr>
         <w:drawing>
-          <wp:anchor distT="114300" distB="114300" distL="114300" distR="114300" simplePos="0" relativeHeight="251659264" behindDoc="1" locked="0" layoutInCell="1" allowOverlap="1" wp14:anchorId="53E2288F" wp14:editId="5DF24073">
+          <wp:anchor distT="114300" distB="114300" distL="114300" distR="114300" simplePos="0" relativeHeight="251659264" behindDoc="1" locked="0" layoutInCell="1" allowOverlap="1" wp14:anchorId="53E2288F" wp14:editId="220C1646">
             <wp:simplePos x="0" y="0"/>
             <wp:positionH relativeFrom="margin">
               <wp:align>right</wp:align>
@@ -899,7 +899,7 @@
           <w:r>
             <w:fldChar w:fldCharType="separate"/>
           </w:r>
-          <w:hyperlink w:anchor="_Toc225792202" w:history="1">
+          <w:hyperlink w:anchor="_Toc225971378" w:history="1">
             <w:r>
               <w:rPr>
                 <w:rStyle w:val="Hyperlink"/>
@@ -948,7 +948,7 @@
                 <w:noProof/>
                 <w:webHidden/>
               </w:rPr>
-              <w:instrText xml:space="preserve"> PAGEREF _Toc225792202 \h </w:instrText>
+              <w:instrText xml:space="preserve"> PAGEREF _Toc225971378 \h </w:instrText>
             </w:r>
             <w:r>
               <w:rPr>
@@ -995,7 +995,7 @@
               <w14:ligatures w14:val="standardContextual"/>
             </w:rPr>
           </w:pPr>
-          <w:hyperlink w:anchor="_Toc225792203" w:history="1">
+          <w:hyperlink w:anchor="_Toc225971379" w:history="1">
             <w:r>
               <w:rPr>
                 <w:rStyle w:val="Hyperlink"/>
@@ -1052,7 +1052,7 @@
                 <w:noProof/>
                 <w:webHidden/>
               </w:rPr>
-              <w:instrText xml:space="preserve"> PAGEREF _Toc225792203 \h </w:instrText>
+              <w:instrText xml:space="preserve"> PAGEREF _Toc225971379 \h </w:instrText>
             </w:r>
             <w:r>
               <w:rPr>
@@ -1099,7 +1099,7 @@
               <w14:ligatures w14:val="standardContextual"/>
             </w:rPr>
           </w:pPr>
-          <w:hyperlink w:anchor="_Toc225792204" w:history="1">
+          <w:hyperlink w:anchor="_Toc225971380" w:history="1">
             <w:r>
               <w:rPr>
                 <w:rStyle w:val="Hyperlink"/>
@@ -1146,7 +1146,7 @@
                 <w:noProof/>
                 <w:webHidden/>
               </w:rPr>
-              <w:instrText xml:space="preserve"> PAGEREF _Toc225792204 \h </w:instrText>
+              <w:instrText xml:space="preserve"> PAGEREF _Toc225971380 \h </w:instrText>
             </w:r>
             <w:r>
               <w:rPr>
@@ -1193,7 +1193,7 @@
               <w14:ligatures w14:val="standardContextual"/>
             </w:rPr>
           </w:pPr>
-          <w:hyperlink w:anchor="_Toc225792205" w:history="1">
+          <w:hyperlink w:anchor="_Toc225971381" w:history="1">
             <w:r>
               <w:rPr>
                 <w:rStyle w:val="Hyperlink"/>
@@ -1240,7 +1240,7 @@
                 <w:noProof/>
                 <w:webHidden/>
               </w:rPr>
-              <w:instrText xml:space="preserve"> PAGEREF _Toc225792205 \h </w:instrText>
+              <w:instrText xml:space="preserve"> PAGEREF _Toc225971381 \h </w:instrText>
             </w:r>
             <w:r>
               <w:rPr>
@@ -1287,7 +1287,7 @@
               <w14:ligatures w14:val="standardContextual"/>
             </w:rPr>
           </w:pPr>
-          <w:hyperlink w:anchor="_Toc225792206" w:history="1">
+          <w:hyperlink w:anchor="_Toc225971382" w:history="1">
             <w:r>
               <w:rPr>
                 <w:rStyle w:val="Hyperlink"/>
@@ -1336,7 +1336,7 @@
                 <w:noProof/>
                 <w:webHidden/>
               </w:rPr>
-              <w:instrText xml:space="preserve"> PAGEREF _Toc225792206 \h </w:instrText>
+              <w:instrText xml:space="preserve"> PAGEREF _Toc225971382 \h </w:instrText>
             </w:r>
             <w:r>
               <w:rPr>
@@ -1383,7 +1383,7 @@
               <w14:ligatures w14:val="standardContextual"/>
             </w:rPr>
           </w:pPr>
-          <w:hyperlink w:anchor="_Toc225792207" w:history="1">
+          <w:hyperlink w:anchor="_Toc225971383" w:history="1">
             <w:r>
               <w:rPr>
                 <w:rStyle w:val="Hyperlink"/>
@@ -1441,7 +1441,7 @@
                 <w:noProof/>
                 <w:webHidden/>
               </w:rPr>
-              <w:instrText xml:space="preserve"> PAGEREF _Toc225792207 \h </w:instrText>
+              <w:instrText xml:space="preserve"> PAGEREF _Toc225971383 \h </w:instrText>
             </w:r>
             <w:r>
               <w:rPr>
@@ -1488,7 +1488,7 @@
               <w14:ligatures w14:val="standardContextual"/>
             </w:rPr>
           </w:pPr>
-          <w:hyperlink w:anchor="_Toc225792208" w:history="1">
+          <w:hyperlink w:anchor="_Toc225971384" w:history="1">
             <w:r>
               <w:rPr>
                 <w:rStyle w:val="Hyperlink"/>
@@ -1537,7 +1537,7 @@
                 <w:noProof/>
                 <w:webHidden/>
               </w:rPr>
-              <w:instrText xml:space="preserve"> PAGEREF _Toc225792208 \h </w:instrText>
+              <w:instrText xml:space="preserve"> PAGEREF _Toc225971384 \h </w:instrText>
             </w:r>
             <w:r>
               <w:rPr>
@@ -1584,7 +1584,7 @@
               <w14:ligatures w14:val="standardContextual"/>
             </w:rPr>
           </w:pPr>
-          <w:hyperlink w:anchor="_Toc225792209" w:history="1">
+          <w:hyperlink w:anchor="_Toc225971385" w:history="1">
             <w:r>
               <w:rPr>
                 <w:rStyle w:val="Hyperlink"/>
@@ -1631,7 +1631,7 @@
                 <w:noProof/>
                 <w:webHidden/>
               </w:rPr>
-              <w:instrText xml:space="preserve"> PAGEREF _Toc225792209 \h </w:instrText>
+              <w:instrText xml:space="preserve"> PAGEREF _Toc225971385 \h </w:instrText>
             </w:r>
             <w:r>
               <w:rPr>
@@ -1678,7 +1678,7 @@
               <w14:ligatures w14:val="standardContextual"/>
             </w:rPr>
           </w:pPr>
-          <w:hyperlink w:anchor="_Toc225792210" w:history="1">
+          <w:hyperlink w:anchor="_Toc225971386" w:history="1">
             <w:r>
               <w:rPr>
                 <w:rStyle w:val="Hyperlink"/>
@@ -1727,7 +1727,7 @@
                 <w:noProof/>
                 <w:webHidden/>
               </w:rPr>
-              <w:instrText xml:space="preserve"> PAGEREF _Toc225792210 \h </w:instrText>
+              <w:instrText xml:space="preserve"> PAGEREF _Toc225971386 \h </w:instrText>
             </w:r>
             <w:r>
               <w:rPr>
@@ -1747,7 +1747,7 @@
                 <w:noProof/>
                 <w:webHidden/>
               </w:rPr>
-              <w:t>10</w:t>
+              <w:t>9</w:t>
             </w:r>
             <w:r>
               <w:rPr>
@@ -1774,7 +1774,7 @@
               <w14:ligatures w14:val="standardContextual"/>
             </w:rPr>
           </w:pPr>
-          <w:hyperlink w:anchor="_Toc225792211" w:history="1">
+          <w:hyperlink w:anchor="_Toc225971387" w:history="1">
             <w:r>
               <w:rPr>
                 <w:rStyle w:val="Hyperlink"/>
@@ -1823,7 +1823,7 @@
                 <w:noProof/>
                 <w:webHidden/>
               </w:rPr>
-              <w:instrText xml:space="preserve"> PAGEREF _Toc225792211 \h </w:instrText>
+              <w:instrText xml:space="preserve"> PAGEREF _Toc225971387 \h </w:instrText>
             </w:r>
             <w:r>
               <w:rPr>
@@ -1843,7 +1843,7 @@
                 <w:noProof/>
                 <w:webHidden/>
               </w:rPr>
-              <w:t>11</w:t>
+              <w:t>10</w:t>
             </w:r>
             <w:r>
               <w:rPr>
@@ -1870,7 +1870,7 @@
               <w14:ligatures w14:val="standardContextual"/>
             </w:rPr>
           </w:pPr>
-          <w:hyperlink w:anchor="_Toc225792212" w:history="1">
+          <w:hyperlink w:anchor="_Toc225971388" w:history="1">
             <w:r>
               <w:rPr>
                 <w:rStyle w:val="Hyperlink"/>
@@ -1898,7 +1898,7 @@
                 <w:noProof/>
                 <w:lang w:val="en-GB"/>
               </w:rPr>
-              <w:t>B stabla</w:t>
+              <w:t>B/B+ stabla</w:t>
             </w:r>
             <w:r>
               <w:rPr>
@@ -1919,7 +1919,7 @@
                 <w:noProof/>
                 <w:webHidden/>
               </w:rPr>
-              <w:instrText xml:space="preserve"> PAGEREF _Toc225792212 \h </w:instrText>
+              <w:instrText xml:space="preserve"> PAGEREF _Toc225971388 \h </w:instrText>
             </w:r>
             <w:r>
               <w:rPr>
@@ -1952,9 +1952,8 @@
         </w:p>
         <w:p>
           <w:pPr>
-            <w:pStyle w:val="TOC2"/>
+            <w:pStyle w:val="TOC3"/>
             <w:tabs>
-              <w:tab w:val="left" w:pos="1680"/>
               <w:tab w:val="right" w:leader="dot" w:pos="9016"/>
             </w:tabs>
             <w:rPr>
@@ -1966,35 +1965,21 @@
               <w14:ligatures w14:val="standardContextual"/>
             </w:rPr>
           </w:pPr>
-          <w:hyperlink w:anchor="_Toc225792213" w:history="1">
+          <w:hyperlink w:anchor="_Toc225971389" w:history="1">
             <w:r>
               <w:rPr>
                 <w:rStyle w:val="Hyperlink"/>
-                <w:rFonts w:cs="Times New Roman"/>
                 <w:noProof/>
                 <w:lang w:val="en-GB"/>
               </w:rPr>
-              <w:t>4.5.</w:t>
-            </w:r>
-            <w:r>
-              <w:rPr>
-                <w:rFonts w:asciiTheme="minorHAnsi" w:eastAsiaTheme="minorEastAsia" w:hAnsiTheme="minorHAnsi"/>
-                <w:noProof/>
-                <w:kern w:val="2"/>
-                <w:szCs w:val="24"/>
-                <w:lang w:val="en-GB" w:eastAsia="en-GB"/>
-                <w14:ligatures w14:val="standardContextual"/>
-              </w:rPr>
-              <w:tab/>
+              <w:t>4.4.1. Razlika izme</w:t>
             </w:r>
             <w:r>
               <w:rPr>
                 <w:rStyle w:val="Hyperlink"/>
-                <w:rFonts w:cs="Times New Roman"/>
                 <w:noProof/>
-                <w:lang w:val="en-GB"/>
               </w:rPr>
-              <w:t>B+ stabla</w:t>
+              <w:t>đu B i B+ stabla</w:t>
             </w:r>
             <w:r>
               <w:rPr>
@@ -2015,82 +2000,7 @@
                 <w:noProof/>
                 <w:webHidden/>
               </w:rPr>
-              <w:instrText xml:space="preserve"> PAGEREF _Toc225792213 \h </w:instrText>
-            </w:r>
-            <w:r>
-              <w:rPr>
-                <w:noProof/>
-                <w:webHidden/>
-              </w:rPr>
-            </w:r>
-            <w:r>
-              <w:rPr>
-                <w:noProof/>
-                <w:webHidden/>
-              </w:rPr>
-              <w:fldChar w:fldCharType="separate"/>
-            </w:r>
-            <w:r>
-              <w:rPr>
-                <w:noProof/>
-                <w:webHidden/>
-              </w:rPr>
-              <w:t>13</w:t>
-            </w:r>
-            <w:r>
-              <w:rPr>
-                <w:noProof/>
-                <w:webHidden/>
-              </w:rPr>
-              <w:fldChar w:fldCharType="end"/>
-            </w:r>
-          </w:hyperlink>
-        </w:p>
-        <w:p>
-          <w:pPr>
-            <w:pStyle w:val="TOC2"/>
-            <w:tabs>
-              <w:tab w:val="right" w:leader="dot" w:pos="9016"/>
-            </w:tabs>
-            <w:rPr>
-              <w:rFonts w:asciiTheme="minorHAnsi" w:eastAsiaTheme="minorEastAsia" w:hAnsiTheme="minorHAnsi"/>
-              <w:noProof/>
-              <w:kern w:val="2"/>
-              <w:szCs w:val="24"/>
-              <w:lang w:val="en-GB" w:eastAsia="en-GB"/>
-              <w14:ligatures w14:val="standardContextual"/>
-            </w:rPr>
-          </w:pPr>
-          <w:hyperlink w:anchor="_Toc225792214" w:history="1">
-            <w:r>
-              <w:rPr>
-                <w:rStyle w:val="Hyperlink"/>
-                <w:rFonts w:cs="Times New Roman"/>
-                <w:noProof/>
-                <w:lang w:val="en-US"/>
-              </w:rPr>
-              <w:t>4.6. R stabla</w:t>
-            </w:r>
-            <w:r>
-              <w:rPr>
-                <w:noProof/>
-                <w:webHidden/>
-              </w:rPr>
-              <w:tab/>
-            </w:r>
-            <w:r>
-              <w:rPr>
-                <w:noProof/>
-                <w:webHidden/>
-              </w:rPr>
-              <w:fldChar w:fldCharType="begin"/>
-            </w:r>
-            <w:r>
-              <w:rPr>
-                <w:noProof/>
-                <w:webHidden/>
-              </w:rPr>
-              <w:instrText xml:space="preserve"> PAGEREF _Toc225792214 \h </w:instrText>
+              <w:instrText xml:space="preserve"> PAGEREF _Toc225971389 \h </w:instrText>
             </w:r>
             <w:r>
               <w:rPr>
@@ -2123,6 +2033,81 @@
         </w:p>
         <w:p>
           <w:pPr>
+            <w:pStyle w:val="TOC2"/>
+            <w:tabs>
+              <w:tab w:val="right" w:leader="dot" w:pos="9016"/>
+            </w:tabs>
+            <w:rPr>
+              <w:rFonts w:asciiTheme="minorHAnsi" w:eastAsiaTheme="minorEastAsia" w:hAnsiTheme="minorHAnsi"/>
+              <w:noProof/>
+              <w:kern w:val="2"/>
+              <w:szCs w:val="24"/>
+              <w:lang w:val="en-GB" w:eastAsia="en-GB"/>
+              <w14:ligatures w14:val="standardContextual"/>
+            </w:rPr>
+          </w:pPr>
+          <w:hyperlink w:anchor="_Toc225971390" w:history="1">
+            <w:r>
+              <w:rPr>
+                <w:rStyle w:val="Hyperlink"/>
+                <w:rFonts w:cs="Times New Roman"/>
+                <w:noProof/>
+                <w:lang w:val="en-US"/>
+              </w:rPr>
+              <w:t>4.6. R stabla</w:t>
+            </w:r>
+            <w:r>
+              <w:rPr>
+                <w:noProof/>
+                <w:webHidden/>
+              </w:rPr>
+              <w:tab/>
+            </w:r>
+            <w:r>
+              <w:rPr>
+                <w:noProof/>
+                <w:webHidden/>
+              </w:rPr>
+              <w:fldChar w:fldCharType="begin"/>
+            </w:r>
+            <w:r>
+              <w:rPr>
+                <w:noProof/>
+                <w:webHidden/>
+              </w:rPr>
+              <w:instrText xml:space="preserve"> PAGEREF _Toc225971390 \h </w:instrText>
+            </w:r>
+            <w:r>
+              <w:rPr>
+                <w:noProof/>
+                <w:webHidden/>
+              </w:rPr>
+            </w:r>
+            <w:r>
+              <w:rPr>
+                <w:noProof/>
+                <w:webHidden/>
+              </w:rPr>
+              <w:fldChar w:fldCharType="separate"/>
+            </w:r>
+            <w:r>
+              <w:rPr>
+                <w:noProof/>
+                <w:webHidden/>
+              </w:rPr>
+              <w:t>15</w:t>
+            </w:r>
+            <w:r>
+              <w:rPr>
+                <w:noProof/>
+                <w:webHidden/>
+              </w:rPr>
+              <w:fldChar w:fldCharType="end"/>
+            </w:r>
+          </w:hyperlink>
+        </w:p>
+        <w:p>
+          <w:pPr>
             <w:pStyle w:val="TOC1"/>
             <w:tabs>
               <w:tab w:val="left" w:pos="1200"/>
@@ -2137,7 +2122,7 @@
               <w14:ligatures w14:val="standardContextual"/>
             </w:rPr>
           </w:pPr>
-          <w:hyperlink w:anchor="_Toc225792215" w:history="1">
+          <w:hyperlink w:anchor="_Toc225971391" w:history="1">
             <w:r>
               <w:rPr>
                 <w:rStyle w:val="Hyperlink"/>
@@ -2186,7 +2171,7 @@
                 <w:noProof/>
                 <w:webHidden/>
               </w:rPr>
-              <w:instrText xml:space="preserve"> PAGEREF _Toc225792215 \h </w:instrText>
+              <w:instrText xml:space="preserve"> PAGEREF _Toc225971391 \h </w:instrText>
             </w:r>
             <w:r>
               <w:rPr>
@@ -2206,7 +2191,7 @@
                 <w:noProof/>
                 <w:webHidden/>
               </w:rPr>
-              <w:t>15</w:t>
+              <w:t>17</w:t>
             </w:r>
             <w:r>
               <w:rPr>
@@ -2232,7 +2217,7 @@
               <w14:ligatures w14:val="standardContextual"/>
             </w:rPr>
           </w:pPr>
-          <w:hyperlink w:anchor="_Toc225792216" w:history="1">
+          <w:hyperlink w:anchor="_Toc225971392" w:history="1">
             <w:r>
               <w:rPr>
                 <w:rStyle w:val="Hyperlink"/>
@@ -2261,7 +2246,7 @@
                 <w:noProof/>
                 <w:webHidden/>
               </w:rPr>
-              <w:instrText xml:space="preserve"> PAGEREF _Toc225792216 \h </w:instrText>
+              <w:instrText xml:space="preserve"> PAGEREF _Toc225971392 \h </w:instrText>
             </w:r>
             <w:r>
               <w:rPr>
@@ -2281,7 +2266,7 @@
                 <w:noProof/>
                 <w:webHidden/>
               </w:rPr>
-              <w:t>15</w:t>
+              <w:t>17</w:t>
             </w:r>
             <w:r>
               <w:rPr>
@@ -2307,7 +2292,7 @@
               <w14:ligatures w14:val="standardContextual"/>
             </w:rPr>
           </w:pPr>
-          <w:hyperlink w:anchor="_Toc225792217" w:history="1">
+          <w:hyperlink w:anchor="_Toc225971393" w:history="1">
             <w:r>
               <w:rPr>
                 <w:rStyle w:val="Hyperlink"/>
@@ -2315,7 +2300,7 @@
                 <w:noProof/>
                 <w:lang w:val="en-US"/>
               </w:rPr>
-              <w:t>4.2. B-stablo</w:t>
+              <w:t>5.2. B stablo</w:t>
             </w:r>
             <w:r>
               <w:rPr>
@@ -2336,7 +2321,7 @@
                 <w:noProof/>
                 <w:webHidden/>
               </w:rPr>
-              <w:instrText xml:space="preserve"> PAGEREF _Toc225792217 \h </w:instrText>
+              <w:instrText xml:space="preserve"> PAGEREF _Toc225971393 \h </w:instrText>
             </w:r>
             <w:r>
               <w:rPr>
@@ -2356,7 +2341,82 @@
                 <w:noProof/>
                 <w:webHidden/>
               </w:rPr>
-              <w:t>20</w:t>
+              <w:t>21</w:t>
+            </w:r>
+            <w:r>
+              <w:rPr>
+                <w:noProof/>
+                <w:webHidden/>
+              </w:rPr>
+              <w:fldChar w:fldCharType="end"/>
+            </w:r>
+          </w:hyperlink>
+        </w:p>
+        <w:p>
+          <w:pPr>
+            <w:pStyle w:val="TOC2"/>
+            <w:tabs>
+              <w:tab w:val="right" w:leader="dot" w:pos="9016"/>
+            </w:tabs>
+            <w:rPr>
+              <w:rFonts w:asciiTheme="minorHAnsi" w:eastAsiaTheme="minorEastAsia" w:hAnsiTheme="minorHAnsi"/>
+              <w:noProof/>
+              <w:kern w:val="2"/>
+              <w:szCs w:val="24"/>
+              <w:lang w:val="en-GB" w:eastAsia="en-GB"/>
+              <w14:ligatures w14:val="standardContextual"/>
+            </w:rPr>
+          </w:pPr>
+          <w:hyperlink w:anchor="_Toc225971394" w:history="1">
+            <w:r>
+              <w:rPr>
+                <w:rStyle w:val="Hyperlink"/>
+                <w:rFonts w:cs="Times New Roman"/>
+                <w:noProof/>
+                <w:lang w:val="en-US"/>
+              </w:rPr>
+              <w:t>5.1. R stablo</w:t>
+            </w:r>
+            <w:r>
+              <w:rPr>
+                <w:noProof/>
+                <w:webHidden/>
+              </w:rPr>
+              <w:tab/>
+            </w:r>
+            <w:r>
+              <w:rPr>
+                <w:noProof/>
+                <w:webHidden/>
+              </w:rPr>
+              <w:fldChar w:fldCharType="begin"/>
+            </w:r>
+            <w:r>
+              <w:rPr>
+                <w:noProof/>
+                <w:webHidden/>
+              </w:rPr>
+              <w:instrText xml:space="preserve"> PAGEREF _Toc225971394 \h </w:instrText>
+            </w:r>
+            <w:r>
+              <w:rPr>
+                <w:noProof/>
+                <w:webHidden/>
+              </w:rPr>
+            </w:r>
+            <w:r>
+              <w:rPr>
+                <w:noProof/>
+                <w:webHidden/>
+              </w:rPr>
+              <w:fldChar w:fldCharType="separate"/>
+            </w:r>
+            <w:r>
+              <w:rPr>
+                <w:noProof/>
+                <w:webHidden/>
+              </w:rPr>
+              <w:t>23</w:t>
             </w:r>
             <w:r>
               <w:rPr>
@@ -2432,7 +2492,7 @@
           <w:lang w:val="en-US"/>
         </w:rPr>
       </w:pPr>
-      <w:bookmarkStart w:id="3" w:name="_Toc225792202"/>
+      <w:bookmarkStart w:id="3" w:name="_Toc225971378"/>
       <w:proofErr w:type="spellStart"/>
       <w:r>
         <w:rPr>
@@ -2611,7 +2671,7 @@
           <w:lang w:val="sr-Latn-BA"/>
         </w:rPr>
       </w:pPr>
-      <w:bookmarkStart w:id="4" w:name="_Toc225792203"/>
+      <w:bookmarkStart w:id="4" w:name="_Toc225971379"/>
       <w:r>
         <w:rPr>
           <w:rFonts w:ascii="Times New Roman" w:hAnsi="Times New Roman" w:cs="Times New Roman"/>
@@ -4333,7 +4393,7 @@
           <w:szCs w:val="32"/>
         </w:rPr>
       </w:pPr>
-      <w:bookmarkStart w:id="5" w:name="_Toc225792204"/>
+      <w:bookmarkStart w:id="5" w:name="_Toc225971380"/>
       <w:r>
         <w:rPr>
           <w:rFonts w:ascii="Times New Roman" w:hAnsi="Times New Roman" w:cs="Times New Roman"/>
@@ -4447,7 +4507,7 @@
           <w:color w:val="000000" w:themeColor="text1"/>
         </w:rPr>
       </w:pPr>
-      <w:bookmarkStart w:id="6" w:name="_Toc225792205"/>
+      <w:bookmarkStart w:id="6" w:name="_Toc225971381"/>
       <w:r>
         <w:rPr>
           <w:rFonts w:ascii="Times New Roman" w:hAnsi="Times New Roman" w:cs="Times New Roman"/>
@@ -6581,7 +6641,6 @@
         <w:rPr>
           <w:noProof/>
         </w:rPr>
-        <w:lastRenderedPageBreak/>
         <w:drawing>
           <wp:inline distT="0" distB="0" distL="0" distR="0" wp14:anchorId="527E3FA8" wp14:editId="3541DC08">
             <wp:extent cx="5731510" cy="4733925"/>
@@ -6676,7 +6735,7 @@
           <w:lang w:val="en-US"/>
         </w:rPr>
       </w:pPr>
-      <w:bookmarkStart w:id="7" w:name="_Toc225792206"/>
+      <w:bookmarkStart w:id="7" w:name="_Toc225971382"/>
       <w:proofErr w:type="spellStart"/>
       <w:r>
         <w:rPr>
@@ -8355,6 +8414,7 @@
           <w:bCs/>
           <w:lang w:val="en-GB"/>
         </w:rPr>
+        <w:lastRenderedPageBreak/>
         <w:t>Ključ</w:t>
       </w:r>
       <w:proofErr w:type="spellEnd"/>
@@ -8502,7 +8562,6 @@
           <w:bCs/>
           <w:lang w:val="en-GB"/>
         </w:rPr>
-        <w:lastRenderedPageBreak/>
         <w:t>Pokazivač</w:t>
       </w:r>
       <w:proofErr w:type="spellEnd"/>
@@ -10986,7 +11045,7 @@
           <w:lang w:val="sr-Latn-BA"/>
         </w:rPr>
       </w:pPr>
-      <w:bookmarkStart w:id="8" w:name="_Toc225792207"/>
+      <w:bookmarkStart w:id="8" w:name="_Toc225971383"/>
       <w:proofErr w:type="spellStart"/>
       <w:r>
         <w:rPr>
@@ -11188,7 +11247,7 @@
           <w:lang w:val="en-US"/>
         </w:rPr>
       </w:pPr>
-      <w:bookmarkStart w:id="9" w:name="_Toc225792208"/>
+      <w:bookmarkStart w:id="9" w:name="_Toc225971384"/>
       <w:proofErr w:type="spellStart"/>
       <w:r>
         <w:rPr>
@@ -11222,7 +11281,7 @@
         </w:rPr>
         <w:t xml:space="preserve"> </w:t>
       </w:r>
-      <w:bookmarkStart w:id="10" w:name="_Toc225792209"/>
+      <w:bookmarkStart w:id="10" w:name="_Toc225971385"/>
       <w:r>
         <w:rPr>
           <w:rStyle w:val="Heading2Char"/>
@@ -15628,7 +15687,7 @@
         </w:rPr>
         <w:t xml:space="preserve"> </w:t>
       </w:r>
-      <w:bookmarkStart w:id="11" w:name="_Toc225792210"/>
+      <w:bookmarkStart w:id="11" w:name="_Toc225971386"/>
       <w:proofErr w:type="spellStart"/>
       <w:r>
         <w:rPr>
@@ -18868,7 +18927,7 @@
         </w:rPr>
         <w:t xml:space="preserve"> </w:t>
       </w:r>
-      <w:bookmarkStart w:id="12" w:name="_Toc225792211"/>
+      <w:bookmarkStart w:id="12" w:name="_Toc225971387"/>
       <w:r>
         <w:rPr>
           <w:rFonts w:ascii="Times New Roman" w:hAnsi="Times New Roman" w:cs="Times New Roman"/>
@@ -20922,21 +20981,7 @@
         <w:rPr>
           <w:lang w:val="en-GB"/>
         </w:rPr>
-        <w:t xml:space="preserve"> </w:t>
-      </w:r>
-      <w:proofErr w:type="spellStart"/>
-      <w:r>
-        <w:rPr>
-          <w:lang w:val="en-GB"/>
-        </w:rPr>
-        <w:t>biti</w:t>
-      </w:r>
-      <w:proofErr w:type="spellEnd"/>
-      <w:r>
-        <w:rPr>
-          <w:lang w:val="en-GB"/>
-        </w:rPr>
-        <w:t xml:space="preserve"> </w:t>
+        <w:t xml:space="preserve"> biti </w:t>
       </w:r>
       <w:proofErr w:type="spellStart"/>
       <w:r>
@@ -21046,7 +21091,7 @@
         <w:lastRenderedPageBreak/>
         <w:t xml:space="preserve"> </w:t>
       </w:r>
-      <w:bookmarkStart w:id="13" w:name="_Toc225792212"/>
+      <w:bookmarkStart w:id="13" w:name="_Toc225971388"/>
       <w:r>
         <w:rPr>
           <w:rFonts w:ascii="Times New Roman" w:hAnsi="Times New Roman" w:cs="Times New Roman"/>
@@ -24887,6 +24932,7 @@
       </w:pPr>
       <w:r>
         <w:rPr>
+          <w:noProof/>
           <w:lang w:val="en-GB"/>
         </w:rPr>
         <w:drawing>
@@ -28275,6 +28321,7 @@
           <w:color w:val="auto"/>
         </w:rPr>
       </w:pPr>
+      <w:bookmarkStart w:id="14" w:name="_Toc225971389"/>
       <w:r>
         <w:rPr>
           <w:color w:val="auto"/>
@@ -28320,6 +28367,7 @@
         </w:rPr>
         <w:t>đu B i B+ stabla</w:t>
       </w:r>
+      <w:bookmarkEnd w:id="14"/>
     </w:p>
     <w:p>
       <w:pPr>
@@ -30550,7 +30598,7 @@
           <w:lang w:val="en-GB"/>
         </w:rPr>
       </w:pPr>
-      <w:bookmarkStart w:id="14" w:name="_Toc225792214"/>
+      <w:bookmarkStart w:id="15" w:name="_Toc225971390"/>
       <w:r>
         <w:rPr>
           <w:rFonts w:ascii="Times New Roman" w:hAnsi="Times New Roman" w:cs="Times New Roman"/>
@@ -30584,7 +30632,7 @@
         </w:rPr>
         <w:t>stabla</w:t>
       </w:r>
-      <w:bookmarkEnd w:id="14"/>
+      <w:bookmarkEnd w:id="15"/>
       <w:proofErr w:type="spellEnd"/>
     </w:p>
     <w:p>
@@ -31529,13 +31577,7 @@
         <w:rPr>
           <w:lang w:val="en-GB"/>
         </w:rPr>
-        <w:t xml:space="preserve"> m &lt;= M/2</w:t>
-      </w:r>
-      <w:r>
-        <w:rPr>
-          <w:lang w:val="en-GB"/>
-        </w:rPr>
-        <w:t xml:space="preserve">, </w:t>
+        <w:t xml:space="preserve"> m &lt;= M/2, </w:t>
       </w:r>
       <w:proofErr w:type="spellStart"/>
       <w:r>
@@ -32868,6 +32910,7 @@
       </w:pPr>
       <w:r>
         <w:rPr>
+          <w:noProof/>
           <w:lang w:val="en-GB"/>
         </w:rPr>
         <w:drawing>
@@ -32976,7 +33019,7 @@
           <w:lang w:val="en-US"/>
         </w:rPr>
       </w:pPr>
-      <w:bookmarkStart w:id="15" w:name="_Toc225792215"/>
+      <w:bookmarkStart w:id="16" w:name="_Toc225971391"/>
       <w:proofErr w:type="spellStart"/>
       <w:r>
         <w:rPr>
@@ -33022,7 +33065,7 @@
         </w:rPr>
         <w:t>podataka</w:t>
       </w:r>
-      <w:bookmarkEnd w:id="15"/>
+      <w:bookmarkEnd w:id="16"/>
       <w:proofErr w:type="spellEnd"/>
     </w:p>
     <w:p>
@@ -33041,7 +33084,7 @@
           <w:lang w:val="en-US"/>
         </w:rPr>
       </w:pPr>
-      <w:bookmarkStart w:id="16" w:name="_Toc225792216"/>
+      <w:bookmarkStart w:id="17" w:name="_Toc225971392"/>
       <w:r>
         <w:rPr>
           <w:rFonts w:ascii="Times New Roman" w:hAnsi="Times New Roman" w:cs="Times New Roman"/>
@@ -33067,7 +33110,7 @@
         </w:rPr>
         <w:t>indeks</w:t>
       </w:r>
-      <w:bookmarkEnd w:id="16"/>
+      <w:bookmarkEnd w:id="17"/>
       <w:proofErr w:type="spellEnd"/>
     </w:p>
     <w:p>
@@ -38123,17 +38166,17 @@
         <w:rPr>
           <w:rFonts w:ascii="Times New Roman" w:hAnsi="Times New Roman" w:cs="Times New Roman"/>
           <w:color w:val="000000" w:themeColor="text1"/>
-          <w:lang w:val="en-GB"/>
-        </w:rPr>
-      </w:pPr>
-      <w:bookmarkStart w:id="17" w:name="_Toc225792217"/>
+          <w:lang w:val="en-US"/>
+        </w:rPr>
+      </w:pPr>
+      <w:bookmarkStart w:id="18" w:name="_Toc225971393"/>
       <w:r>
         <w:rPr>
           <w:rFonts w:ascii="Times New Roman" w:hAnsi="Times New Roman" w:cs="Times New Roman"/>
           <w:color w:val="000000" w:themeColor="text1"/>
           <w:lang w:val="en-US"/>
         </w:rPr>
-        <w:t>4.</w:t>
+        <w:t>5</w:t>
       </w:r>
       <w:r>
         <w:rPr>
@@ -38141,7 +38184,7 @@
           <w:color w:val="000000" w:themeColor="text1"/>
           <w:lang w:val="en-US"/>
         </w:rPr>
-        <w:t>2</w:t>
+        <w:t>.</w:t>
       </w:r>
       <w:r>
         <w:rPr>
@@ -38149,7 +38192,7 @@
           <w:color w:val="000000" w:themeColor="text1"/>
           <w:lang w:val="en-US"/>
         </w:rPr>
-        <w:t xml:space="preserve">. </w:t>
+        <w:t>2</w:t>
       </w:r>
       <w:r>
         <w:rPr>
@@ -38157,18 +38200,26 @@
           <w:color w:val="000000" w:themeColor="text1"/>
           <w:lang w:val="en-US"/>
         </w:rPr>
-        <w:t>B-</w:t>
-      </w:r>
-      <w:proofErr w:type="spellStart"/>
+        <w:t xml:space="preserve">. </w:t>
+      </w:r>
       <w:r>
         <w:rPr>
           <w:rFonts w:ascii="Times New Roman" w:hAnsi="Times New Roman" w:cs="Times New Roman"/>
           <w:color w:val="000000" w:themeColor="text1"/>
           <w:lang w:val="en-US"/>
         </w:rPr>
+        <w:t xml:space="preserve">B </w:t>
+      </w:r>
+      <w:proofErr w:type="spellStart"/>
+      <w:r>
+        <w:rPr>
+          <w:rFonts w:ascii="Times New Roman" w:hAnsi="Times New Roman" w:cs="Times New Roman"/>
+          <w:color w:val="000000" w:themeColor="text1"/>
+          <w:lang w:val="en-US"/>
+        </w:rPr>
         <w:t>stablo</w:t>
       </w:r>
-      <w:bookmarkEnd w:id="17"/>
+      <w:bookmarkEnd w:id="18"/>
       <w:proofErr w:type="spellEnd"/>
     </w:p>
     <w:p>
@@ -39679,6 +39730,32 @@
       <w:pPr>
         <w:ind w:firstLine="0"/>
       </w:pPr>
+    </w:p>
+    <w:p>
+      <w:pPr>
+        <w:ind w:firstLine="0"/>
+        <w:rPr>
+          <w:lang w:val="en-US"/>
+        </w:rPr>
+      </w:pPr>
+    </w:p>
+    <w:p>
+      <w:pPr>
+        <w:ind w:firstLine="0"/>
+        <w:rPr>
+          <w:lang w:val="en-US"/>
+        </w:rPr>
+      </w:pPr>
+    </w:p>
+    <w:p>
+      <w:pPr>
+        <w:ind w:firstLine="0"/>
+      </w:pPr>
+    </w:p>
+    <w:p>
+      <w:pPr>
+        <w:ind w:firstLine="0"/>
+      </w:pPr>
       <w:r>
         <w:rPr>
           <w:noProof/>
@@ -39923,6 +40000,14 @@
         </w:tabs>
         <w:ind w:firstLine="0"/>
       </w:pPr>
+    </w:p>
+    <w:p>
+      <w:pPr>
+        <w:tabs>
+          <w:tab w:val="left" w:pos="1995"/>
+        </w:tabs>
+        <w:ind w:firstLine="0"/>
+      </w:pPr>
       <w:r>
         <w:rPr>
           <w:noProof/>
@@ -39964,8 +40049,4739 @@
         </w:drawing>
       </w:r>
     </w:p>
+    <w:p>
+      <w:pPr>
+        <w:tabs>
+          <w:tab w:val="left" w:pos="1995"/>
+        </w:tabs>
+        <w:ind w:firstLine="0"/>
+      </w:pPr>
+    </w:p>
+    <w:p>
+      <w:pPr>
+        <w:tabs>
+          <w:tab w:val="left" w:pos="1995"/>
+        </w:tabs>
+        <w:ind w:firstLine="0"/>
+      </w:pPr>
+    </w:p>
+    <w:p>
+      <w:pPr>
+        <w:tabs>
+          <w:tab w:val="left" w:pos="1995"/>
+        </w:tabs>
+        <w:ind w:firstLine="0"/>
+      </w:pPr>
+    </w:p>
+    <w:p>
+      <w:pPr>
+        <w:tabs>
+          <w:tab w:val="left" w:pos="1995"/>
+        </w:tabs>
+        <w:ind w:firstLine="0"/>
+      </w:pPr>
+    </w:p>
+    <w:p>
+      <w:pPr>
+        <w:tabs>
+          <w:tab w:val="left" w:pos="1995"/>
+        </w:tabs>
+        <w:ind w:firstLine="0"/>
+      </w:pPr>
+    </w:p>
+    <w:p>
+      <w:pPr>
+        <w:pStyle w:val="Heading2"/>
+        <w:ind w:firstLine="0"/>
+        <w:rPr>
+          <w:rFonts w:ascii="Times New Roman" w:hAnsi="Times New Roman" w:cs="Times New Roman"/>
+          <w:color w:val="000000" w:themeColor="text1"/>
+          <w:lang w:val="en-US"/>
+        </w:rPr>
+      </w:pPr>
+      <w:bookmarkStart w:id="19" w:name="_Toc225971394"/>
+      <w:r>
+        <w:rPr>
+          <w:rFonts w:ascii="Times New Roman" w:hAnsi="Times New Roman" w:cs="Times New Roman"/>
+          <w:color w:val="000000" w:themeColor="text1"/>
+          <w:lang w:val="en-US"/>
+        </w:rPr>
+        <w:lastRenderedPageBreak/>
+        <w:t>5</w:t>
+      </w:r>
+      <w:r>
+        <w:rPr>
+          <w:rFonts w:ascii="Times New Roman" w:hAnsi="Times New Roman" w:cs="Times New Roman"/>
+          <w:color w:val="000000" w:themeColor="text1"/>
+          <w:lang w:val="en-US"/>
+        </w:rPr>
+        <w:t>.</w:t>
+      </w:r>
+      <w:r>
+        <w:rPr>
+          <w:rFonts w:ascii="Times New Roman" w:hAnsi="Times New Roman" w:cs="Times New Roman"/>
+          <w:color w:val="000000" w:themeColor="text1"/>
+          <w:lang w:val="en-US"/>
+        </w:rPr>
+        <w:t>3</w:t>
+      </w:r>
+      <w:r>
+        <w:rPr>
+          <w:rFonts w:ascii="Times New Roman" w:hAnsi="Times New Roman" w:cs="Times New Roman"/>
+          <w:color w:val="000000" w:themeColor="text1"/>
+          <w:lang w:val="en-US"/>
+        </w:rPr>
+        <w:t xml:space="preserve">. </w:t>
+      </w:r>
+      <w:bookmarkEnd w:id="19"/>
+      <w:r>
+        <w:rPr>
+          <w:rFonts w:ascii="Times New Roman" w:hAnsi="Times New Roman" w:cs="Times New Roman"/>
+          <w:color w:val="000000" w:themeColor="text1"/>
+          <w:lang w:val="en-US"/>
+        </w:rPr>
+        <w:t>GIST</w:t>
+      </w:r>
+    </w:p>
+    <w:p>
+      <w:pPr>
+        <w:ind w:firstLine="0"/>
+        <w:rPr>
+          <w:lang w:val="en-US"/>
+        </w:rPr>
+      </w:pPr>
+    </w:p>
+    <w:p>
+      <w:pPr>
+        <w:ind w:firstLine="0"/>
+      </w:pPr>
+      <w:r>
+        <w:rPr>
+          <w:b/>
+          <w:bCs/>
+        </w:rPr>
+        <w:t>GiST (Generalized Search Tree)</w:t>
+      </w:r>
+      <w:r>
+        <w:t xml:space="preserve"> je metod pristupa u PostgreSQL koji predstavlja generalizaciju balansiranih stabala pretrage. Za razliku od B-tree indeksa, koji su ograničeni na podatke nad kojima postoje klasične relacione operacije poređenja (&lt;, &gt;), GiST omogućava definisanje proizvoljnih kriterijuma za organizaciju podataka u stablu putem operator klasa. Na taj način, GiST može implementirati različite strukture kao što su R</w:t>
+      </w:r>
+      <w:r>
+        <w:t xml:space="preserve"> stablo</w:t>
+      </w:r>
+      <w:r>
+        <w:t xml:space="preserve"> za prostorne podatke</w:t>
+      </w:r>
+      <w:r>
+        <w:t>.</w:t>
+      </w:r>
+    </w:p>
+    <w:p>
+      <w:pPr>
+        <w:ind w:firstLine="0"/>
+      </w:pPr>
+    </w:p>
+    <w:p>
+      <w:pPr>
+        <w:ind w:firstLine="0"/>
+        <w:rPr>
+          <w:lang w:val="en-GB"/>
+        </w:rPr>
+      </w:pPr>
+      <w:r>
+        <w:rPr>
+          <w:lang w:val="en-GB"/>
+        </w:rPr>
+        <w:t xml:space="preserve">U </w:t>
+      </w:r>
+      <w:proofErr w:type="spellStart"/>
+      <w:r>
+        <w:rPr>
+          <w:lang w:val="en-GB"/>
+        </w:rPr>
+        <w:t>GiST</w:t>
+      </w:r>
+      <w:proofErr w:type="spellEnd"/>
+      <w:r>
+        <w:rPr>
+          <w:lang w:val="en-GB"/>
+        </w:rPr>
+        <w:t xml:space="preserve"> </w:t>
+      </w:r>
+      <w:proofErr w:type="spellStart"/>
+      <w:r>
+        <w:rPr>
+          <w:lang w:val="en-GB"/>
+        </w:rPr>
+        <w:t>stablu</w:t>
+      </w:r>
+      <w:proofErr w:type="spellEnd"/>
+      <w:r>
+        <w:rPr>
+          <w:lang w:val="en-GB"/>
+        </w:rPr>
+        <w:t xml:space="preserve">, </w:t>
+      </w:r>
+      <w:proofErr w:type="spellStart"/>
+      <w:r>
+        <w:rPr>
+          <w:lang w:val="en-GB"/>
+        </w:rPr>
+        <w:t>svaki</w:t>
+      </w:r>
+      <w:proofErr w:type="spellEnd"/>
+      <w:r>
+        <w:rPr>
+          <w:lang w:val="en-GB"/>
+        </w:rPr>
+        <w:t xml:space="preserve"> </w:t>
+      </w:r>
+      <w:proofErr w:type="spellStart"/>
+      <w:r>
+        <w:rPr>
+          <w:lang w:val="en-GB"/>
+        </w:rPr>
+        <w:t>čvor</w:t>
+      </w:r>
+      <w:proofErr w:type="spellEnd"/>
+      <w:r>
+        <w:rPr>
+          <w:lang w:val="en-GB"/>
+        </w:rPr>
+        <w:t xml:space="preserve"> </w:t>
+      </w:r>
+      <w:proofErr w:type="spellStart"/>
+      <w:r>
+        <w:rPr>
+          <w:lang w:val="en-GB"/>
+        </w:rPr>
+        <w:t>sadrži</w:t>
+      </w:r>
+      <w:proofErr w:type="spellEnd"/>
+      <w:r>
+        <w:rPr>
+          <w:lang w:val="en-GB"/>
+        </w:rPr>
+        <w:t xml:space="preserve"> </w:t>
+      </w:r>
+      <w:proofErr w:type="spellStart"/>
+      <w:r>
+        <w:rPr>
+          <w:lang w:val="en-GB"/>
+        </w:rPr>
+        <w:t>logički</w:t>
+      </w:r>
+      <w:proofErr w:type="spellEnd"/>
+      <w:r>
+        <w:rPr>
+          <w:lang w:val="en-GB"/>
+        </w:rPr>
+        <w:t xml:space="preserve"> </w:t>
+      </w:r>
+      <w:proofErr w:type="spellStart"/>
+      <w:r>
+        <w:rPr>
+          <w:lang w:val="en-GB"/>
+        </w:rPr>
+        <w:t>uslov</w:t>
+      </w:r>
+      <w:proofErr w:type="spellEnd"/>
+      <w:r>
+        <w:rPr>
+          <w:lang w:val="en-GB"/>
+        </w:rPr>
+        <w:t xml:space="preserve"> (predicate). U </w:t>
+      </w:r>
+      <w:proofErr w:type="spellStart"/>
+      <w:r>
+        <w:rPr>
+          <w:lang w:val="en-GB"/>
+        </w:rPr>
+        <w:t>listovima</w:t>
+      </w:r>
+      <w:proofErr w:type="spellEnd"/>
+      <w:r>
+        <w:rPr>
+          <w:lang w:val="en-GB"/>
+        </w:rPr>
+        <w:t xml:space="preserve">, </w:t>
+      </w:r>
+      <w:proofErr w:type="spellStart"/>
+      <w:r>
+        <w:rPr>
+          <w:lang w:val="en-GB"/>
+        </w:rPr>
+        <w:t>svaki</w:t>
+      </w:r>
+      <w:proofErr w:type="spellEnd"/>
+      <w:r>
+        <w:rPr>
+          <w:lang w:val="en-GB"/>
+        </w:rPr>
+        <w:t xml:space="preserve"> </w:t>
+      </w:r>
+      <w:proofErr w:type="spellStart"/>
+      <w:r>
+        <w:rPr>
+          <w:lang w:val="en-GB"/>
+        </w:rPr>
+        <w:t>zapis</w:t>
+      </w:r>
+      <w:proofErr w:type="spellEnd"/>
+      <w:r>
+        <w:rPr>
+          <w:lang w:val="en-GB"/>
+        </w:rPr>
+        <w:t xml:space="preserve"> se </w:t>
+      </w:r>
+      <w:proofErr w:type="spellStart"/>
+      <w:r>
+        <w:rPr>
+          <w:lang w:val="en-GB"/>
+        </w:rPr>
+        <w:t>sastoji</w:t>
+      </w:r>
+      <w:proofErr w:type="spellEnd"/>
+      <w:r>
+        <w:rPr>
+          <w:lang w:val="en-GB"/>
+        </w:rPr>
+        <w:t xml:space="preserve"> </w:t>
+      </w:r>
+      <w:proofErr w:type="spellStart"/>
+      <w:r>
+        <w:rPr>
+          <w:lang w:val="en-GB"/>
+        </w:rPr>
+        <w:t>od</w:t>
+      </w:r>
+      <w:proofErr w:type="spellEnd"/>
+      <w:r>
+        <w:rPr>
+          <w:lang w:val="en-GB"/>
+        </w:rPr>
+        <w:t xml:space="preserve"> </w:t>
+      </w:r>
+      <w:proofErr w:type="spellStart"/>
+      <w:r>
+        <w:rPr>
+          <w:lang w:val="en-GB"/>
+        </w:rPr>
+        <w:t>uslova</w:t>
+      </w:r>
+      <w:proofErr w:type="spellEnd"/>
+      <w:r>
+        <w:rPr>
+          <w:lang w:val="en-GB"/>
+        </w:rPr>
+        <w:t xml:space="preserve"> </w:t>
+      </w:r>
+      <w:proofErr w:type="spellStart"/>
+      <w:r>
+        <w:rPr>
+          <w:lang w:val="en-GB"/>
+        </w:rPr>
+        <w:t>i</w:t>
+      </w:r>
+      <w:proofErr w:type="spellEnd"/>
+      <w:r>
+        <w:rPr>
+          <w:lang w:val="en-GB"/>
+        </w:rPr>
+        <w:t xml:space="preserve"> </w:t>
+      </w:r>
+      <w:proofErr w:type="spellStart"/>
+      <w:r>
+        <w:rPr>
+          <w:lang w:val="en-GB"/>
+        </w:rPr>
+        <w:t>pokazivača</w:t>
+      </w:r>
+      <w:proofErr w:type="spellEnd"/>
+      <w:r>
+        <w:rPr>
+          <w:lang w:val="en-GB"/>
+        </w:rPr>
+        <w:t xml:space="preserve"> </w:t>
+      </w:r>
+      <w:proofErr w:type="spellStart"/>
+      <w:r>
+        <w:rPr>
+          <w:lang w:val="en-GB"/>
+        </w:rPr>
+        <w:t>na</w:t>
+      </w:r>
+      <w:proofErr w:type="spellEnd"/>
+      <w:r>
+        <w:rPr>
+          <w:lang w:val="en-GB"/>
+        </w:rPr>
+        <w:t xml:space="preserve"> red u </w:t>
+      </w:r>
+      <w:proofErr w:type="spellStart"/>
+      <w:r>
+        <w:rPr>
+          <w:lang w:val="en-GB"/>
+        </w:rPr>
+        <w:t>tabeli</w:t>
+      </w:r>
+      <w:proofErr w:type="spellEnd"/>
+      <w:r>
+        <w:rPr>
+          <w:lang w:val="en-GB"/>
+        </w:rPr>
+        <w:t xml:space="preserve">, </w:t>
+      </w:r>
+      <w:proofErr w:type="spellStart"/>
+      <w:r>
+        <w:rPr>
+          <w:lang w:val="en-GB"/>
+        </w:rPr>
+        <w:t>pri</w:t>
+      </w:r>
+      <w:proofErr w:type="spellEnd"/>
+      <w:r>
+        <w:rPr>
+          <w:lang w:val="en-GB"/>
+        </w:rPr>
+        <w:t xml:space="preserve"> </w:t>
+      </w:r>
+      <w:proofErr w:type="spellStart"/>
+      <w:r>
+        <w:rPr>
+          <w:lang w:val="en-GB"/>
+        </w:rPr>
+        <w:t>čemu</w:t>
+      </w:r>
+      <w:proofErr w:type="spellEnd"/>
+      <w:r>
+        <w:rPr>
+          <w:lang w:val="en-GB"/>
+        </w:rPr>
+        <w:t xml:space="preserve"> </w:t>
+      </w:r>
+      <w:proofErr w:type="spellStart"/>
+      <w:r>
+        <w:rPr>
+          <w:lang w:val="en-GB"/>
+        </w:rPr>
+        <w:t>indeksirani</w:t>
+      </w:r>
+      <w:proofErr w:type="spellEnd"/>
+      <w:r>
+        <w:rPr>
+          <w:lang w:val="en-GB"/>
+        </w:rPr>
+        <w:t xml:space="preserve"> </w:t>
+      </w:r>
+      <w:proofErr w:type="spellStart"/>
+      <w:r>
+        <w:rPr>
+          <w:lang w:val="en-GB"/>
+        </w:rPr>
+        <w:t>podatak</w:t>
+      </w:r>
+      <w:proofErr w:type="spellEnd"/>
+      <w:r>
+        <w:rPr>
+          <w:lang w:val="en-GB"/>
+        </w:rPr>
+        <w:t xml:space="preserve"> mora </w:t>
+      </w:r>
+      <w:proofErr w:type="spellStart"/>
+      <w:r>
+        <w:rPr>
+          <w:lang w:val="en-GB"/>
+        </w:rPr>
+        <w:t>zadovoljiti</w:t>
+      </w:r>
+      <w:proofErr w:type="spellEnd"/>
+      <w:r>
+        <w:rPr>
+          <w:lang w:val="en-GB"/>
+        </w:rPr>
+        <w:t xml:space="preserve"> taj </w:t>
+      </w:r>
+      <w:proofErr w:type="spellStart"/>
+      <w:r>
+        <w:rPr>
+          <w:lang w:val="en-GB"/>
+        </w:rPr>
+        <w:t>uslov</w:t>
+      </w:r>
+      <w:proofErr w:type="spellEnd"/>
+      <w:r>
+        <w:rPr>
+          <w:lang w:val="en-GB"/>
+        </w:rPr>
+        <w:t xml:space="preserve">. </w:t>
+      </w:r>
+      <w:proofErr w:type="spellStart"/>
+      <w:r>
+        <w:rPr>
+          <w:lang w:val="en-GB"/>
+        </w:rPr>
+        <w:t>Unutrašnji</w:t>
+      </w:r>
+      <w:proofErr w:type="spellEnd"/>
+      <w:r>
+        <w:rPr>
+          <w:lang w:val="en-GB"/>
+        </w:rPr>
+        <w:t xml:space="preserve"> </w:t>
+      </w:r>
+      <w:proofErr w:type="spellStart"/>
+      <w:r>
+        <w:rPr>
+          <w:lang w:val="en-GB"/>
+        </w:rPr>
+        <w:t>čvorovi</w:t>
+      </w:r>
+      <w:proofErr w:type="spellEnd"/>
+      <w:r>
+        <w:rPr>
+          <w:lang w:val="en-GB"/>
+        </w:rPr>
+        <w:t xml:space="preserve"> </w:t>
+      </w:r>
+      <w:proofErr w:type="spellStart"/>
+      <w:r>
+        <w:rPr>
+          <w:lang w:val="en-GB"/>
+        </w:rPr>
+        <w:t>takođe</w:t>
+      </w:r>
+      <w:proofErr w:type="spellEnd"/>
+      <w:r>
+        <w:rPr>
+          <w:lang w:val="en-GB"/>
+        </w:rPr>
+        <w:t xml:space="preserve"> </w:t>
+      </w:r>
+      <w:proofErr w:type="spellStart"/>
+      <w:r>
+        <w:rPr>
+          <w:lang w:val="en-GB"/>
+        </w:rPr>
+        <w:t>sadrže</w:t>
+      </w:r>
+      <w:proofErr w:type="spellEnd"/>
+      <w:r>
+        <w:rPr>
+          <w:lang w:val="en-GB"/>
+        </w:rPr>
+        <w:t xml:space="preserve"> </w:t>
+      </w:r>
+      <w:proofErr w:type="spellStart"/>
+      <w:r>
+        <w:rPr>
+          <w:lang w:val="en-GB"/>
+        </w:rPr>
+        <w:t>uslov</w:t>
+      </w:r>
+      <w:proofErr w:type="spellEnd"/>
+      <w:r>
+        <w:rPr>
+          <w:lang w:val="en-GB"/>
+        </w:rPr>
+        <w:t xml:space="preserve"> </w:t>
+      </w:r>
+      <w:proofErr w:type="spellStart"/>
+      <w:r>
+        <w:rPr>
+          <w:lang w:val="en-GB"/>
+        </w:rPr>
+        <w:t>i</w:t>
+      </w:r>
+      <w:proofErr w:type="spellEnd"/>
+      <w:r>
+        <w:rPr>
+          <w:lang w:val="en-GB"/>
+        </w:rPr>
+        <w:t xml:space="preserve"> </w:t>
+      </w:r>
+      <w:proofErr w:type="spellStart"/>
+      <w:r>
+        <w:rPr>
+          <w:lang w:val="en-GB"/>
+        </w:rPr>
+        <w:t>pokazivač</w:t>
+      </w:r>
+      <w:proofErr w:type="spellEnd"/>
+      <w:r>
+        <w:rPr>
+          <w:lang w:val="en-GB"/>
+        </w:rPr>
+        <w:t xml:space="preserve"> </w:t>
+      </w:r>
+      <w:proofErr w:type="spellStart"/>
+      <w:r>
+        <w:rPr>
+          <w:lang w:val="en-GB"/>
+        </w:rPr>
+        <w:t>na</w:t>
+      </w:r>
+      <w:proofErr w:type="spellEnd"/>
+      <w:r>
+        <w:rPr>
+          <w:lang w:val="en-GB"/>
+        </w:rPr>
+        <w:t xml:space="preserve"> </w:t>
+      </w:r>
+      <w:proofErr w:type="spellStart"/>
+      <w:r>
+        <w:rPr>
+          <w:lang w:val="en-GB"/>
+        </w:rPr>
+        <w:t>potomka</w:t>
+      </w:r>
+      <w:proofErr w:type="spellEnd"/>
+      <w:r>
+        <w:rPr>
+          <w:lang w:val="en-GB"/>
+        </w:rPr>
+        <w:t xml:space="preserve">, </w:t>
+      </w:r>
+      <w:proofErr w:type="spellStart"/>
+      <w:r>
+        <w:rPr>
+          <w:lang w:val="en-GB"/>
+        </w:rPr>
+        <w:t>pri</w:t>
+      </w:r>
+      <w:proofErr w:type="spellEnd"/>
+      <w:r>
+        <w:rPr>
+          <w:lang w:val="en-GB"/>
+        </w:rPr>
+        <w:t xml:space="preserve"> </w:t>
+      </w:r>
+      <w:proofErr w:type="spellStart"/>
+      <w:r>
+        <w:rPr>
+          <w:lang w:val="en-GB"/>
+        </w:rPr>
+        <w:t>čemu</w:t>
+      </w:r>
+      <w:proofErr w:type="spellEnd"/>
+      <w:r>
+        <w:rPr>
+          <w:lang w:val="en-GB"/>
+        </w:rPr>
+        <w:t xml:space="preserve"> </w:t>
+      </w:r>
+      <w:proofErr w:type="spellStart"/>
+      <w:r>
+        <w:rPr>
+          <w:lang w:val="en-GB"/>
+        </w:rPr>
+        <w:t>njihov</w:t>
+      </w:r>
+      <w:proofErr w:type="spellEnd"/>
+      <w:r>
+        <w:rPr>
+          <w:lang w:val="en-GB"/>
+        </w:rPr>
+        <w:t xml:space="preserve"> </w:t>
+      </w:r>
+      <w:proofErr w:type="spellStart"/>
+      <w:r>
+        <w:rPr>
+          <w:lang w:val="en-GB"/>
+        </w:rPr>
+        <w:t>uslov</w:t>
+      </w:r>
+      <w:proofErr w:type="spellEnd"/>
+      <w:r>
+        <w:rPr>
+          <w:lang w:val="en-GB"/>
+        </w:rPr>
+        <w:t xml:space="preserve"> </w:t>
+      </w:r>
+      <w:proofErr w:type="spellStart"/>
+      <w:r>
+        <w:rPr>
+          <w:lang w:val="en-GB"/>
+        </w:rPr>
+        <w:t>predstavlja</w:t>
+      </w:r>
+      <w:proofErr w:type="spellEnd"/>
+      <w:r>
+        <w:rPr>
+          <w:lang w:val="en-GB"/>
+        </w:rPr>
+        <w:t xml:space="preserve"> </w:t>
+      </w:r>
+      <w:proofErr w:type="spellStart"/>
+      <w:r>
+        <w:rPr>
+          <w:lang w:val="en-GB"/>
+        </w:rPr>
+        <w:t>uniju</w:t>
+      </w:r>
+      <w:proofErr w:type="spellEnd"/>
+      <w:r>
+        <w:rPr>
+          <w:lang w:val="en-GB"/>
+        </w:rPr>
+        <w:t xml:space="preserve"> </w:t>
+      </w:r>
+      <w:proofErr w:type="spellStart"/>
+      <w:r>
+        <w:rPr>
+          <w:lang w:val="en-GB"/>
+        </w:rPr>
+        <w:t>uslova</w:t>
+      </w:r>
+      <w:proofErr w:type="spellEnd"/>
+      <w:r>
+        <w:rPr>
+          <w:lang w:val="en-GB"/>
+        </w:rPr>
+        <w:t xml:space="preserve"> </w:t>
+      </w:r>
+      <w:proofErr w:type="spellStart"/>
+      <w:r>
+        <w:rPr>
+          <w:lang w:val="en-GB"/>
+        </w:rPr>
+        <w:t>svih</w:t>
+      </w:r>
+      <w:proofErr w:type="spellEnd"/>
+      <w:r>
+        <w:rPr>
+          <w:lang w:val="en-GB"/>
+        </w:rPr>
+        <w:t xml:space="preserve"> </w:t>
+      </w:r>
+      <w:proofErr w:type="spellStart"/>
+      <w:r>
+        <w:rPr>
+          <w:lang w:val="en-GB"/>
+        </w:rPr>
+        <w:t>potomaka</w:t>
+      </w:r>
+      <w:proofErr w:type="spellEnd"/>
+      <w:r>
+        <w:rPr>
+          <w:lang w:val="en-GB"/>
+        </w:rPr>
+        <w:t>.</w:t>
+      </w:r>
+    </w:p>
+    <w:p>
+      <w:pPr>
+        <w:ind w:firstLine="0"/>
+        <w:rPr>
+          <w:lang w:val="en-GB"/>
+        </w:rPr>
+      </w:pPr>
+    </w:p>
+    <w:p>
+      <w:pPr>
+        <w:ind w:firstLine="0"/>
+        <w:rPr>
+          <w:lang w:val="en-GB"/>
+        </w:rPr>
+      </w:pPr>
+      <w:proofErr w:type="spellStart"/>
+      <w:r>
+        <w:rPr>
+          <w:lang w:val="en-GB"/>
+        </w:rPr>
+        <w:t>Pretraga</w:t>
+      </w:r>
+      <w:proofErr w:type="spellEnd"/>
+      <w:r>
+        <w:rPr>
+          <w:lang w:val="en-GB"/>
+        </w:rPr>
+        <w:t xml:space="preserve"> u </w:t>
+      </w:r>
+      <w:proofErr w:type="spellStart"/>
+      <w:r>
+        <w:rPr>
+          <w:lang w:val="en-GB"/>
+        </w:rPr>
+        <w:t>GiST</w:t>
+      </w:r>
+      <w:proofErr w:type="spellEnd"/>
+      <w:r>
+        <w:rPr>
+          <w:lang w:val="en-GB"/>
+        </w:rPr>
+        <w:t xml:space="preserve"> </w:t>
+      </w:r>
+      <w:proofErr w:type="spellStart"/>
+      <w:r>
+        <w:rPr>
+          <w:lang w:val="en-GB"/>
+        </w:rPr>
+        <w:t>stablu</w:t>
+      </w:r>
+      <w:proofErr w:type="spellEnd"/>
+      <w:r>
+        <w:rPr>
+          <w:lang w:val="en-GB"/>
+        </w:rPr>
+        <w:t xml:space="preserve"> </w:t>
+      </w:r>
+      <w:proofErr w:type="spellStart"/>
+      <w:r>
+        <w:rPr>
+          <w:lang w:val="en-GB"/>
+        </w:rPr>
+        <w:t>zasniva</w:t>
+      </w:r>
+      <w:proofErr w:type="spellEnd"/>
+      <w:r>
+        <w:rPr>
+          <w:lang w:val="en-GB"/>
+        </w:rPr>
+        <w:t xml:space="preserve"> se </w:t>
+      </w:r>
+      <w:proofErr w:type="spellStart"/>
+      <w:r>
+        <w:rPr>
+          <w:lang w:val="en-GB"/>
+        </w:rPr>
+        <w:t>na</w:t>
+      </w:r>
+      <w:proofErr w:type="spellEnd"/>
+      <w:r>
+        <w:rPr>
+          <w:lang w:val="en-GB"/>
+        </w:rPr>
+        <w:t xml:space="preserve"> </w:t>
+      </w:r>
+      <w:proofErr w:type="spellStart"/>
+      <w:r>
+        <w:rPr>
+          <w:lang w:val="en-GB"/>
+        </w:rPr>
+        <w:t>funkciji</w:t>
+      </w:r>
+      <w:proofErr w:type="spellEnd"/>
+      <w:r>
+        <w:rPr>
+          <w:lang w:val="en-GB"/>
+        </w:rPr>
+        <w:t xml:space="preserve"> </w:t>
+      </w:r>
+      <w:proofErr w:type="spellStart"/>
+      <w:r>
+        <w:rPr>
+          <w:lang w:val="en-GB"/>
+        </w:rPr>
+        <w:t>konzistentnosti</w:t>
+      </w:r>
+      <w:proofErr w:type="spellEnd"/>
+      <w:r>
+        <w:rPr>
+          <w:lang w:val="en-GB"/>
+        </w:rPr>
+        <w:t xml:space="preserve"> (consistency function), </w:t>
+      </w:r>
+      <w:proofErr w:type="spellStart"/>
+      <w:r>
+        <w:rPr>
+          <w:lang w:val="en-GB"/>
+        </w:rPr>
+        <w:t>koja</w:t>
+      </w:r>
+      <w:proofErr w:type="spellEnd"/>
+      <w:r>
+        <w:rPr>
+          <w:lang w:val="en-GB"/>
+        </w:rPr>
+        <w:t xml:space="preserve"> </w:t>
+      </w:r>
+      <w:proofErr w:type="spellStart"/>
+      <w:r>
+        <w:rPr>
+          <w:lang w:val="en-GB"/>
+        </w:rPr>
+        <w:t>određuje</w:t>
+      </w:r>
+      <w:proofErr w:type="spellEnd"/>
+      <w:r>
+        <w:rPr>
+          <w:lang w:val="en-GB"/>
+        </w:rPr>
+        <w:t xml:space="preserve"> da li </w:t>
+      </w:r>
+      <w:proofErr w:type="spellStart"/>
+      <w:r>
+        <w:rPr>
+          <w:lang w:val="en-GB"/>
+        </w:rPr>
+        <w:t>dati</w:t>
+      </w:r>
+      <w:proofErr w:type="spellEnd"/>
+      <w:r>
+        <w:rPr>
+          <w:lang w:val="en-GB"/>
+        </w:rPr>
+        <w:t xml:space="preserve"> </w:t>
+      </w:r>
+      <w:proofErr w:type="spellStart"/>
+      <w:r>
+        <w:rPr>
+          <w:lang w:val="en-GB"/>
+        </w:rPr>
+        <w:t>čvor</w:t>
+      </w:r>
+      <w:proofErr w:type="spellEnd"/>
+      <w:r>
+        <w:rPr>
+          <w:lang w:val="en-GB"/>
+        </w:rPr>
+        <w:t xml:space="preserve"> </w:t>
+      </w:r>
+      <w:proofErr w:type="spellStart"/>
+      <w:r>
+        <w:rPr>
+          <w:lang w:val="en-GB"/>
+        </w:rPr>
+        <w:t>može</w:t>
+      </w:r>
+      <w:proofErr w:type="spellEnd"/>
+      <w:r>
+        <w:rPr>
+          <w:lang w:val="en-GB"/>
+        </w:rPr>
+        <w:t xml:space="preserve"> </w:t>
+      </w:r>
+      <w:proofErr w:type="spellStart"/>
+      <w:r>
+        <w:rPr>
+          <w:lang w:val="en-GB"/>
+        </w:rPr>
+        <w:t>sadržati</w:t>
+      </w:r>
+      <w:proofErr w:type="spellEnd"/>
+      <w:r>
+        <w:rPr>
+          <w:lang w:val="en-GB"/>
+        </w:rPr>
+        <w:t xml:space="preserve"> </w:t>
+      </w:r>
+      <w:proofErr w:type="spellStart"/>
+      <w:r>
+        <w:rPr>
+          <w:lang w:val="en-GB"/>
+        </w:rPr>
+        <w:t>rezultat</w:t>
+      </w:r>
+      <w:proofErr w:type="spellEnd"/>
+      <w:r>
+        <w:rPr>
+          <w:lang w:val="en-GB"/>
+        </w:rPr>
+        <w:t xml:space="preserve"> </w:t>
+      </w:r>
+      <w:proofErr w:type="spellStart"/>
+      <w:r>
+        <w:rPr>
+          <w:lang w:val="en-GB"/>
+        </w:rPr>
+        <w:t>upita</w:t>
+      </w:r>
+      <w:proofErr w:type="spellEnd"/>
+      <w:r>
+        <w:rPr>
+          <w:lang w:val="en-GB"/>
+        </w:rPr>
+        <w:t xml:space="preserve">. </w:t>
+      </w:r>
+      <w:proofErr w:type="spellStart"/>
+      <w:r>
+        <w:rPr>
+          <w:lang w:val="en-GB"/>
+        </w:rPr>
+        <w:t>Pretraga</w:t>
+      </w:r>
+      <w:proofErr w:type="spellEnd"/>
+      <w:r>
+        <w:rPr>
+          <w:lang w:val="en-GB"/>
+        </w:rPr>
+        <w:t xml:space="preserve"> </w:t>
+      </w:r>
+      <w:proofErr w:type="spellStart"/>
+      <w:r>
+        <w:rPr>
+          <w:lang w:val="en-GB"/>
+        </w:rPr>
+        <w:t>počinje</w:t>
+      </w:r>
+      <w:proofErr w:type="spellEnd"/>
+      <w:r>
+        <w:rPr>
+          <w:lang w:val="en-GB"/>
+        </w:rPr>
+        <w:t xml:space="preserve"> </w:t>
+      </w:r>
+      <w:proofErr w:type="spellStart"/>
+      <w:r>
+        <w:rPr>
+          <w:lang w:val="en-GB"/>
+        </w:rPr>
+        <w:t>od</w:t>
+      </w:r>
+      <w:proofErr w:type="spellEnd"/>
+      <w:r>
+        <w:rPr>
+          <w:lang w:val="en-GB"/>
+        </w:rPr>
+        <w:t xml:space="preserve"> </w:t>
+      </w:r>
+      <w:proofErr w:type="spellStart"/>
+      <w:r>
+        <w:rPr>
+          <w:lang w:val="en-GB"/>
+        </w:rPr>
+        <w:t>korena</w:t>
+      </w:r>
+      <w:proofErr w:type="spellEnd"/>
+      <w:r>
+        <w:rPr>
+          <w:lang w:val="en-GB"/>
+        </w:rPr>
+        <w:t xml:space="preserve"> </w:t>
+      </w:r>
+      <w:proofErr w:type="spellStart"/>
+      <w:r>
+        <w:rPr>
+          <w:lang w:val="en-GB"/>
+        </w:rPr>
+        <w:t>i</w:t>
+      </w:r>
+      <w:proofErr w:type="spellEnd"/>
+      <w:r>
+        <w:rPr>
+          <w:lang w:val="en-GB"/>
+        </w:rPr>
+        <w:t xml:space="preserve"> </w:t>
+      </w:r>
+      <w:proofErr w:type="spellStart"/>
+      <w:r>
+        <w:rPr>
+          <w:lang w:val="en-GB"/>
+        </w:rPr>
+        <w:t>može</w:t>
+      </w:r>
+      <w:proofErr w:type="spellEnd"/>
+      <w:r>
+        <w:rPr>
+          <w:lang w:val="en-GB"/>
+        </w:rPr>
+        <w:t xml:space="preserve"> se </w:t>
+      </w:r>
+      <w:proofErr w:type="spellStart"/>
+      <w:r>
+        <w:rPr>
+          <w:lang w:val="en-GB"/>
+        </w:rPr>
+        <w:t>granati</w:t>
+      </w:r>
+      <w:proofErr w:type="spellEnd"/>
+      <w:r>
+        <w:rPr>
+          <w:lang w:val="en-GB"/>
+        </w:rPr>
+        <w:t xml:space="preserve"> u </w:t>
+      </w:r>
+      <w:proofErr w:type="spellStart"/>
+      <w:r>
+        <w:rPr>
+          <w:lang w:val="en-GB"/>
+        </w:rPr>
+        <w:t>više</w:t>
+      </w:r>
+      <w:proofErr w:type="spellEnd"/>
+      <w:r>
+        <w:rPr>
+          <w:lang w:val="en-GB"/>
+        </w:rPr>
+        <w:t xml:space="preserve"> </w:t>
+      </w:r>
+      <w:proofErr w:type="spellStart"/>
+      <w:r>
+        <w:rPr>
+          <w:lang w:val="en-GB"/>
+        </w:rPr>
+        <w:t>podstabala</w:t>
+      </w:r>
+      <w:proofErr w:type="spellEnd"/>
+      <w:r>
+        <w:rPr>
+          <w:lang w:val="en-GB"/>
+        </w:rPr>
+        <w:t xml:space="preserve">, za </w:t>
+      </w:r>
+      <w:proofErr w:type="spellStart"/>
+      <w:r>
+        <w:rPr>
+          <w:lang w:val="en-GB"/>
+        </w:rPr>
+        <w:t>razliku</w:t>
+      </w:r>
+      <w:proofErr w:type="spellEnd"/>
+      <w:r>
+        <w:rPr>
+          <w:lang w:val="en-GB"/>
+        </w:rPr>
+        <w:t xml:space="preserve"> od B-tree </w:t>
+      </w:r>
+      <w:proofErr w:type="spellStart"/>
+      <w:r>
+        <w:rPr>
+          <w:lang w:val="en-GB"/>
+        </w:rPr>
+        <w:t>strukture</w:t>
+      </w:r>
+      <w:proofErr w:type="spellEnd"/>
+      <w:r>
+        <w:rPr>
+          <w:lang w:val="en-GB"/>
+        </w:rPr>
+        <w:t xml:space="preserve">. </w:t>
+      </w:r>
+      <w:proofErr w:type="spellStart"/>
+      <w:r>
+        <w:rPr>
+          <w:lang w:val="en-GB"/>
+        </w:rPr>
+        <w:t>Algoritam</w:t>
+      </w:r>
+      <w:proofErr w:type="spellEnd"/>
+      <w:r>
+        <w:rPr>
+          <w:lang w:val="en-GB"/>
+        </w:rPr>
+        <w:t xml:space="preserve"> </w:t>
+      </w:r>
+      <w:proofErr w:type="spellStart"/>
+      <w:r>
+        <w:rPr>
+          <w:lang w:val="en-GB"/>
+        </w:rPr>
+        <w:t>koristi</w:t>
+      </w:r>
+      <w:proofErr w:type="spellEnd"/>
+      <w:r>
+        <w:rPr>
+          <w:lang w:val="en-GB"/>
+        </w:rPr>
+        <w:t xml:space="preserve"> </w:t>
+      </w:r>
+      <w:proofErr w:type="spellStart"/>
+      <w:r>
+        <w:rPr>
+          <w:lang w:val="en-GB"/>
+        </w:rPr>
+        <w:t>dubinsku</w:t>
+      </w:r>
+      <w:proofErr w:type="spellEnd"/>
+      <w:r>
+        <w:rPr>
+          <w:lang w:val="en-GB"/>
+        </w:rPr>
+        <w:t xml:space="preserve"> </w:t>
+      </w:r>
+      <w:proofErr w:type="spellStart"/>
+      <w:r>
+        <w:rPr>
+          <w:lang w:val="en-GB"/>
+        </w:rPr>
+        <w:t>pretragu</w:t>
+      </w:r>
+      <w:proofErr w:type="spellEnd"/>
+      <w:r>
+        <w:rPr>
+          <w:lang w:val="en-GB"/>
+        </w:rPr>
+        <w:t xml:space="preserve"> (depth-first), </w:t>
+      </w:r>
+      <w:proofErr w:type="spellStart"/>
+      <w:r>
+        <w:rPr>
+          <w:lang w:val="en-GB"/>
+        </w:rPr>
+        <w:t>što</w:t>
+      </w:r>
+      <w:proofErr w:type="spellEnd"/>
+      <w:r>
+        <w:rPr>
+          <w:lang w:val="en-GB"/>
+        </w:rPr>
+        <w:t xml:space="preserve"> </w:t>
+      </w:r>
+      <w:proofErr w:type="spellStart"/>
+      <w:r>
+        <w:rPr>
+          <w:lang w:val="en-GB"/>
+        </w:rPr>
+        <w:t>omogućava</w:t>
+      </w:r>
+      <w:proofErr w:type="spellEnd"/>
+      <w:r>
+        <w:rPr>
+          <w:lang w:val="en-GB"/>
+        </w:rPr>
+        <w:t xml:space="preserve"> </w:t>
+      </w:r>
+      <w:proofErr w:type="spellStart"/>
+      <w:r>
+        <w:rPr>
+          <w:lang w:val="en-GB"/>
+        </w:rPr>
+        <w:t>brzo</w:t>
+      </w:r>
+      <w:proofErr w:type="spellEnd"/>
+      <w:r>
+        <w:rPr>
+          <w:lang w:val="en-GB"/>
+        </w:rPr>
+        <w:t xml:space="preserve"> </w:t>
+      </w:r>
+      <w:proofErr w:type="spellStart"/>
+      <w:r>
+        <w:rPr>
+          <w:lang w:val="en-GB"/>
+        </w:rPr>
+        <w:t>dobijanje</w:t>
+      </w:r>
+      <w:proofErr w:type="spellEnd"/>
+      <w:r>
+        <w:rPr>
+          <w:lang w:val="en-GB"/>
+        </w:rPr>
+        <w:t xml:space="preserve"> </w:t>
+      </w:r>
+      <w:proofErr w:type="spellStart"/>
+      <w:r>
+        <w:rPr>
+          <w:lang w:val="en-GB"/>
+        </w:rPr>
+        <w:t>prvih</w:t>
+      </w:r>
+      <w:proofErr w:type="spellEnd"/>
+      <w:r>
+        <w:rPr>
+          <w:lang w:val="en-GB"/>
+        </w:rPr>
+        <w:t xml:space="preserve"> </w:t>
+      </w:r>
+      <w:proofErr w:type="spellStart"/>
+      <w:r>
+        <w:rPr>
+          <w:lang w:val="en-GB"/>
+        </w:rPr>
+        <w:t>rezultata</w:t>
+      </w:r>
+      <w:proofErr w:type="spellEnd"/>
+      <w:r>
+        <w:rPr>
+          <w:lang w:val="en-GB"/>
+        </w:rPr>
+        <w:t>.</w:t>
+      </w:r>
+    </w:p>
+    <w:p>
+      <w:pPr>
+        <w:ind w:firstLine="0"/>
+        <w:rPr>
+          <w:lang w:val="en-GB"/>
+        </w:rPr>
+      </w:pPr>
+    </w:p>
+    <w:p>
+      <w:pPr>
+        <w:ind w:firstLine="0"/>
+        <w:rPr>
+          <w:lang w:val="en-GB"/>
+        </w:rPr>
+      </w:pPr>
+      <w:proofErr w:type="spellStart"/>
+      <w:r>
+        <w:rPr>
+          <w:lang w:val="en-GB"/>
+        </w:rPr>
+        <w:t>Prilikom</w:t>
+      </w:r>
+      <w:proofErr w:type="spellEnd"/>
+      <w:r>
+        <w:rPr>
+          <w:lang w:val="en-GB"/>
+        </w:rPr>
+        <w:t xml:space="preserve"> </w:t>
+      </w:r>
+      <w:proofErr w:type="spellStart"/>
+      <w:r>
+        <w:rPr>
+          <w:lang w:val="en-GB"/>
+        </w:rPr>
+        <w:t>umetanja</w:t>
+      </w:r>
+      <w:proofErr w:type="spellEnd"/>
+      <w:r>
+        <w:rPr>
+          <w:lang w:val="en-GB"/>
+        </w:rPr>
+        <w:t xml:space="preserve">, </w:t>
+      </w:r>
+      <w:proofErr w:type="spellStart"/>
+      <w:r>
+        <w:rPr>
+          <w:lang w:val="en-GB"/>
+        </w:rPr>
+        <w:t>koristi</w:t>
+      </w:r>
+      <w:proofErr w:type="spellEnd"/>
+      <w:r>
+        <w:rPr>
+          <w:lang w:val="en-GB"/>
+        </w:rPr>
+        <w:t xml:space="preserve"> se </w:t>
+      </w:r>
+      <w:proofErr w:type="spellStart"/>
+      <w:r>
+        <w:rPr>
+          <w:lang w:val="en-GB"/>
+        </w:rPr>
+        <w:t>funkcija</w:t>
+      </w:r>
+      <w:proofErr w:type="spellEnd"/>
+      <w:r>
+        <w:rPr>
+          <w:lang w:val="en-GB"/>
+        </w:rPr>
+        <w:t xml:space="preserve"> </w:t>
+      </w:r>
+      <w:proofErr w:type="spellStart"/>
+      <w:r>
+        <w:rPr>
+          <w:lang w:val="en-GB"/>
+        </w:rPr>
+        <w:t>kazne</w:t>
+      </w:r>
+      <w:proofErr w:type="spellEnd"/>
+      <w:r>
+        <w:rPr>
+          <w:lang w:val="en-GB"/>
+        </w:rPr>
+        <w:t xml:space="preserve"> (penalty function) </w:t>
+      </w:r>
+      <w:proofErr w:type="spellStart"/>
+      <w:r>
+        <w:rPr>
+          <w:lang w:val="en-GB"/>
+        </w:rPr>
+        <w:t>kako</w:t>
+      </w:r>
+      <w:proofErr w:type="spellEnd"/>
+      <w:r>
+        <w:rPr>
+          <w:lang w:val="en-GB"/>
+        </w:rPr>
+        <w:t xml:space="preserve"> bi se </w:t>
+      </w:r>
+      <w:proofErr w:type="spellStart"/>
+      <w:r>
+        <w:rPr>
+          <w:lang w:val="en-GB"/>
+        </w:rPr>
+        <w:t>izabrao</w:t>
+      </w:r>
+      <w:proofErr w:type="spellEnd"/>
+      <w:r>
+        <w:rPr>
+          <w:lang w:val="en-GB"/>
+        </w:rPr>
+        <w:t xml:space="preserve"> </w:t>
+      </w:r>
+      <w:proofErr w:type="spellStart"/>
+      <w:r>
+        <w:rPr>
+          <w:lang w:val="en-GB"/>
+        </w:rPr>
+        <w:t>podčvor</w:t>
+      </w:r>
+      <w:proofErr w:type="spellEnd"/>
+      <w:r>
+        <w:rPr>
+          <w:lang w:val="en-GB"/>
+        </w:rPr>
+        <w:t xml:space="preserve"> </w:t>
+      </w:r>
+      <w:proofErr w:type="spellStart"/>
+      <w:r>
+        <w:rPr>
+          <w:lang w:val="en-GB"/>
+        </w:rPr>
+        <w:t>sa</w:t>
+      </w:r>
+      <w:proofErr w:type="spellEnd"/>
+      <w:r>
+        <w:rPr>
+          <w:lang w:val="en-GB"/>
+        </w:rPr>
+        <w:t xml:space="preserve"> </w:t>
+      </w:r>
+      <w:proofErr w:type="spellStart"/>
+      <w:r>
+        <w:rPr>
+          <w:lang w:val="en-GB"/>
+        </w:rPr>
+        <w:t>minimalnim</w:t>
+      </w:r>
+      <w:proofErr w:type="spellEnd"/>
+      <w:r>
+        <w:rPr>
+          <w:lang w:val="en-GB"/>
+        </w:rPr>
+        <w:t xml:space="preserve"> </w:t>
+      </w:r>
+      <w:proofErr w:type="spellStart"/>
+      <w:r>
+        <w:rPr>
+          <w:lang w:val="en-GB"/>
+        </w:rPr>
+        <w:t>troškom</w:t>
+      </w:r>
+      <w:proofErr w:type="spellEnd"/>
+      <w:r>
+        <w:rPr>
+          <w:lang w:val="en-GB"/>
+        </w:rPr>
+        <w:t xml:space="preserve"> </w:t>
+      </w:r>
+      <w:proofErr w:type="spellStart"/>
+      <w:r>
+        <w:rPr>
+          <w:lang w:val="en-GB"/>
+        </w:rPr>
+        <w:t>proširenja</w:t>
+      </w:r>
+      <w:proofErr w:type="spellEnd"/>
+      <w:r>
+        <w:rPr>
+          <w:lang w:val="en-GB"/>
+        </w:rPr>
+        <w:t xml:space="preserve">. U </w:t>
+      </w:r>
+      <w:proofErr w:type="spellStart"/>
+      <w:r>
+        <w:rPr>
+          <w:lang w:val="en-GB"/>
+        </w:rPr>
+        <w:t>slučaju</w:t>
+      </w:r>
+      <w:proofErr w:type="spellEnd"/>
+      <w:r>
+        <w:rPr>
+          <w:lang w:val="en-GB"/>
+        </w:rPr>
+        <w:t xml:space="preserve"> </w:t>
+      </w:r>
+      <w:proofErr w:type="spellStart"/>
+      <w:r>
+        <w:rPr>
+          <w:lang w:val="en-GB"/>
+        </w:rPr>
+        <w:t>nedostatka</w:t>
+      </w:r>
+      <w:proofErr w:type="spellEnd"/>
+      <w:r>
+        <w:rPr>
+          <w:lang w:val="en-GB"/>
+        </w:rPr>
+        <w:t xml:space="preserve"> </w:t>
+      </w:r>
+      <w:proofErr w:type="spellStart"/>
+      <w:r>
+        <w:rPr>
+          <w:lang w:val="en-GB"/>
+        </w:rPr>
+        <w:t>prostora</w:t>
+      </w:r>
+      <w:proofErr w:type="spellEnd"/>
+      <w:r>
+        <w:rPr>
+          <w:lang w:val="en-GB"/>
+        </w:rPr>
+        <w:t xml:space="preserve"> </w:t>
+      </w:r>
+      <w:proofErr w:type="spellStart"/>
+      <w:r>
+        <w:rPr>
+          <w:lang w:val="en-GB"/>
+        </w:rPr>
+        <w:t>dolazi</w:t>
+      </w:r>
+      <w:proofErr w:type="spellEnd"/>
+      <w:r>
+        <w:rPr>
+          <w:lang w:val="en-GB"/>
+        </w:rPr>
+        <w:t xml:space="preserve"> do </w:t>
+      </w:r>
+      <w:proofErr w:type="spellStart"/>
+      <w:r>
+        <w:rPr>
+          <w:lang w:val="en-GB"/>
+        </w:rPr>
+        <w:t>podele</w:t>
+      </w:r>
+      <w:proofErr w:type="spellEnd"/>
+      <w:r>
+        <w:rPr>
+          <w:lang w:val="en-GB"/>
+        </w:rPr>
+        <w:t xml:space="preserve"> </w:t>
+      </w:r>
+      <w:proofErr w:type="spellStart"/>
+      <w:r>
+        <w:rPr>
+          <w:lang w:val="en-GB"/>
+        </w:rPr>
+        <w:t>čvora</w:t>
+      </w:r>
+      <w:proofErr w:type="spellEnd"/>
+      <w:r>
+        <w:rPr>
+          <w:lang w:val="en-GB"/>
+        </w:rPr>
+        <w:t xml:space="preserve"> (split), </w:t>
+      </w:r>
+      <w:proofErr w:type="spellStart"/>
+      <w:r>
+        <w:rPr>
+          <w:lang w:val="en-GB"/>
+        </w:rPr>
+        <w:t>pri</w:t>
+      </w:r>
+      <w:proofErr w:type="spellEnd"/>
+      <w:r>
+        <w:rPr>
+          <w:lang w:val="en-GB"/>
+        </w:rPr>
+        <w:t xml:space="preserve"> </w:t>
+      </w:r>
+      <w:proofErr w:type="spellStart"/>
+      <w:r>
+        <w:rPr>
+          <w:lang w:val="en-GB"/>
+        </w:rPr>
+        <w:t>čemu</w:t>
+      </w:r>
+      <w:proofErr w:type="spellEnd"/>
+      <w:r>
+        <w:rPr>
+          <w:lang w:val="en-GB"/>
+        </w:rPr>
+        <w:t xml:space="preserve"> se </w:t>
+      </w:r>
+      <w:proofErr w:type="spellStart"/>
+      <w:r>
+        <w:rPr>
+          <w:lang w:val="en-GB"/>
+        </w:rPr>
+        <w:t>ažuriraju</w:t>
+      </w:r>
+      <w:proofErr w:type="spellEnd"/>
+      <w:r>
+        <w:rPr>
+          <w:lang w:val="en-GB"/>
+        </w:rPr>
+        <w:t xml:space="preserve"> </w:t>
+      </w:r>
+      <w:proofErr w:type="spellStart"/>
+      <w:r>
+        <w:rPr>
+          <w:lang w:val="en-GB"/>
+        </w:rPr>
+        <w:t>uslovi</w:t>
+      </w:r>
+      <w:proofErr w:type="spellEnd"/>
+      <w:r>
+        <w:rPr>
+          <w:lang w:val="en-GB"/>
+        </w:rPr>
+        <w:t xml:space="preserve"> </w:t>
+      </w:r>
+      <w:proofErr w:type="spellStart"/>
+      <w:r>
+        <w:rPr>
+          <w:lang w:val="en-GB"/>
+        </w:rPr>
+        <w:t>roditeljskog</w:t>
+      </w:r>
+      <w:proofErr w:type="spellEnd"/>
+      <w:r>
+        <w:rPr>
+          <w:lang w:val="en-GB"/>
+        </w:rPr>
+        <w:t xml:space="preserve"> </w:t>
+      </w:r>
+      <w:proofErr w:type="spellStart"/>
+      <w:r>
+        <w:rPr>
+          <w:lang w:val="en-GB"/>
+        </w:rPr>
+        <w:t>čvora</w:t>
+      </w:r>
+      <w:proofErr w:type="spellEnd"/>
+      <w:r>
+        <w:rPr>
+          <w:lang w:val="en-GB"/>
+        </w:rPr>
+        <w:t>.</w:t>
+      </w:r>
+    </w:p>
+    <w:p>
+      <w:pPr>
+        <w:ind w:firstLine="0"/>
+        <w:rPr>
+          <w:lang w:val="en-US"/>
+        </w:rPr>
+      </w:pPr>
+    </w:p>
+    <w:p>
+      <w:pPr>
+        <w:ind w:firstLine="0"/>
+      </w:pPr>
+      <w:r>
+        <w:t>Naredni upit prikazuje skup funkcija podrške koje definišu ponašanje GIST indeksa za prostorne tipove podataka — od načina poređenja i pretrage do strategije umetanja novih vrednosti u stablo:</w:t>
+      </w:r>
+    </w:p>
+    <w:p>
+      <w:pPr>
+        <w:ind w:firstLine="0"/>
+      </w:pPr>
+    </w:p>
+    <w:p>
+      <w:pPr>
+        <w:ind w:firstLine="0"/>
+        <w:rPr>
+          <w:lang w:val="en-US"/>
+        </w:rPr>
+      </w:pPr>
+      <w:r>
+        <w:rPr>
+          <w:lang w:val="en-US"/>
+        </w:rPr>
+        <w:drawing>
+          <wp:inline distT="0" distB="0" distL="0" distR="0" wp14:anchorId="7F9F9365" wp14:editId="3820EE56">
+            <wp:extent cx="4429125" cy="3390900"/>
+            <wp:effectExtent l="0" t="0" r="9525" b="0"/>
+            <wp:docPr id="27" name="Picture 27"/>
+            <wp:cNvGraphicFramePr>
+              <a:graphicFrameLocks xmlns:a="http://schemas.openxmlformats.org/drawingml/2006/main" noChangeAspect="1"/>
+            </wp:cNvGraphicFramePr>
+            <a:graphic xmlns:a="http://schemas.openxmlformats.org/drawingml/2006/main">
+              <a:graphicData uri="http://schemas.openxmlformats.org/drawingml/2006/picture">
+                <pic:pic xmlns:pic="http://schemas.openxmlformats.org/drawingml/2006/picture">
+                  <pic:nvPicPr>
+                    <pic:cNvPr id="1" name=""/>
+                    <pic:cNvPicPr/>
+                  </pic:nvPicPr>
+                  <pic:blipFill>
+                    <a:blip r:embed="rId32"/>
+                    <a:stretch>
+                      <a:fillRect/>
+                    </a:stretch>
+                  </pic:blipFill>
+                  <pic:spPr>
+                    <a:xfrm>
+                      <a:off x="0" y="0"/>
+                      <a:ext cx="4429744" cy="3391374"/>
+                    </a:xfrm>
+                    <a:prstGeom prst="rect">
+                      <a:avLst/>
+                    </a:prstGeom>
+                  </pic:spPr>
+                </pic:pic>
+              </a:graphicData>
+            </a:graphic>
+          </wp:inline>
+        </w:drawing>
+      </w:r>
+    </w:p>
+    <w:p>
+      <w:pPr>
+        <w:ind w:firstLine="0"/>
+        <w:rPr>
+          <w:lang w:val="en-US"/>
+        </w:rPr>
+      </w:pPr>
+    </w:p>
+    <w:p>
+      <w:pPr>
+        <w:ind w:firstLine="0"/>
+        <w:rPr>
+          <w:lang w:val="en-US"/>
+        </w:rPr>
+      </w:pPr>
+    </w:p>
+    <w:p>
+      <w:pPr>
+        <w:ind w:firstLine="0"/>
+        <w:rPr>
+          <w:lang w:val="en-US"/>
+        </w:rPr>
+      </w:pPr>
+    </w:p>
+    <w:p>
+      <w:pPr>
+        <w:ind w:firstLine="0"/>
+        <w:rPr>
+          <w:lang w:val="en-US"/>
+        </w:rPr>
+      </w:pPr>
+      <w:proofErr w:type="spellStart"/>
+      <w:r>
+        <w:rPr>
+          <w:lang w:val="en-US"/>
+        </w:rPr>
+        <w:lastRenderedPageBreak/>
+        <w:t>Najbitnije</w:t>
+      </w:r>
+      <w:proofErr w:type="spellEnd"/>
+      <w:r>
+        <w:rPr>
+          <w:lang w:val="en-US"/>
+        </w:rPr>
+        <w:t xml:space="preserve"> </w:t>
+      </w:r>
+      <w:proofErr w:type="spellStart"/>
+      <w:r>
+        <w:rPr>
+          <w:lang w:val="en-US"/>
+        </w:rPr>
+        <w:t>funkcije</w:t>
+      </w:r>
+      <w:proofErr w:type="spellEnd"/>
+      <w:r>
+        <w:rPr>
+          <w:lang w:val="en-US"/>
+        </w:rPr>
+        <w:t xml:space="preserve"> </w:t>
+      </w:r>
+      <w:proofErr w:type="spellStart"/>
+      <w:r>
+        <w:rPr>
+          <w:lang w:val="en-US"/>
+        </w:rPr>
+        <w:t>su</w:t>
+      </w:r>
+      <w:proofErr w:type="spellEnd"/>
+      <w:r>
+        <w:rPr>
+          <w:lang w:val="en-US"/>
+        </w:rPr>
+        <w:t>:</w:t>
+      </w:r>
+    </w:p>
+    <w:p>
+      <w:pPr>
+        <w:numPr>
+          <w:ilvl w:val="0"/>
+          <w:numId w:val="37"/>
+        </w:numPr>
+        <w:rPr>
+          <w:lang w:val="en-GB"/>
+        </w:rPr>
+      </w:pPr>
+      <w:r>
+        <w:rPr>
+          <w:b/>
+          <w:bCs/>
+          <w:lang w:val="en-GB"/>
+        </w:rPr>
+        <w:t>Consistency</w:t>
+      </w:r>
+      <w:r>
+        <w:rPr>
+          <w:lang w:val="en-GB"/>
+        </w:rPr>
+        <w:t xml:space="preserve"> — </w:t>
+      </w:r>
+      <w:proofErr w:type="spellStart"/>
+      <w:r>
+        <w:rPr>
+          <w:lang w:val="en-GB"/>
+        </w:rPr>
+        <w:t>koristi</w:t>
+      </w:r>
+      <w:proofErr w:type="spellEnd"/>
+      <w:r>
+        <w:rPr>
+          <w:lang w:val="en-GB"/>
+        </w:rPr>
+        <w:t xml:space="preserve"> se </w:t>
+      </w:r>
+      <w:proofErr w:type="spellStart"/>
+      <w:r>
+        <w:rPr>
+          <w:lang w:val="en-GB"/>
+        </w:rPr>
+        <w:t>prilikom</w:t>
+      </w:r>
+      <w:proofErr w:type="spellEnd"/>
+      <w:r>
+        <w:rPr>
+          <w:lang w:val="en-GB"/>
+        </w:rPr>
+        <w:t xml:space="preserve"> </w:t>
+      </w:r>
+      <w:proofErr w:type="spellStart"/>
+      <w:r>
+        <w:rPr>
+          <w:lang w:val="en-GB"/>
+        </w:rPr>
+        <w:t>pretrage</w:t>
+      </w:r>
+      <w:proofErr w:type="spellEnd"/>
+      <w:r>
+        <w:rPr>
+          <w:lang w:val="en-GB"/>
+        </w:rPr>
+        <w:t xml:space="preserve"> </w:t>
+      </w:r>
+      <w:proofErr w:type="spellStart"/>
+      <w:r>
+        <w:rPr>
+          <w:lang w:val="en-GB"/>
+        </w:rPr>
+        <w:t>stabla</w:t>
+      </w:r>
+      <w:proofErr w:type="spellEnd"/>
+      <w:r>
+        <w:rPr>
+          <w:lang w:val="en-GB"/>
+        </w:rPr>
+        <w:t xml:space="preserve">; za </w:t>
+      </w:r>
+      <w:proofErr w:type="spellStart"/>
+      <w:r>
+        <w:rPr>
+          <w:lang w:val="en-GB"/>
+        </w:rPr>
+        <w:t>svaki</w:t>
+      </w:r>
+      <w:proofErr w:type="spellEnd"/>
+      <w:r>
+        <w:rPr>
+          <w:lang w:val="en-GB"/>
+        </w:rPr>
+        <w:t xml:space="preserve"> </w:t>
+      </w:r>
+      <w:proofErr w:type="spellStart"/>
+      <w:r>
+        <w:rPr>
+          <w:lang w:val="en-GB"/>
+        </w:rPr>
+        <w:t>čvor</w:t>
+      </w:r>
+      <w:proofErr w:type="spellEnd"/>
+      <w:r>
+        <w:rPr>
+          <w:lang w:val="en-GB"/>
+        </w:rPr>
+        <w:t xml:space="preserve"> </w:t>
+      </w:r>
+      <w:proofErr w:type="spellStart"/>
+      <w:r>
+        <w:rPr>
+          <w:lang w:val="en-GB"/>
+        </w:rPr>
+        <w:t>proverava</w:t>
+      </w:r>
+      <w:proofErr w:type="spellEnd"/>
+      <w:r>
+        <w:rPr>
+          <w:lang w:val="en-GB"/>
+        </w:rPr>
+        <w:t xml:space="preserve"> da li bounding box </w:t>
+      </w:r>
+      <w:proofErr w:type="spellStart"/>
+      <w:r>
+        <w:rPr>
+          <w:lang w:val="en-GB"/>
+        </w:rPr>
+        <w:t>čvora</w:t>
+      </w:r>
+      <w:proofErr w:type="spellEnd"/>
+      <w:r>
+        <w:rPr>
+          <w:lang w:val="en-GB"/>
+        </w:rPr>
+        <w:t xml:space="preserve"> </w:t>
+      </w:r>
+      <w:proofErr w:type="spellStart"/>
+      <w:r>
+        <w:rPr>
+          <w:lang w:val="en-GB"/>
+        </w:rPr>
+        <w:t>može</w:t>
+      </w:r>
+      <w:proofErr w:type="spellEnd"/>
+      <w:r>
+        <w:rPr>
+          <w:lang w:val="en-GB"/>
+        </w:rPr>
+        <w:t xml:space="preserve"> da </w:t>
+      </w:r>
+      <w:proofErr w:type="spellStart"/>
+      <w:r>
+        <w:rPr>
+          <w:lang w:val="en-GB"/>
+        </w:rPr>
+        <w:t>sadrži</w:t>
+      </w:r>
+      <w:proofErr w:type="spellEnd"/>
+      <w:r>
+        <w:rPr>
+          <w:lang w:val="en-GB"/>
+        </w:rPr>
+        <w:t xml:space="preserve"> </w:t>
+      </w:r>
+      <w:proofErr w:type="spellStart"/>
+      <w:r>
+        <w:rPr>
+          <w:lang w:val="en-GB"/>
+        </w:rPr>
+        <w:t>traženu</w:t>
+      </w:r>
+      <w:proofErr w:type="spellEnd"/>
+      <w:r>
+        <w:rPr>
+          <w:lang w:val="en-GB"/>
+        </w:rPr>
+        <w:t xml:space="preserve"> </w:t>
+      </w:r>
+      <w:proofErr w:type="spellStart"/>
+      <w:r>
+        <w:rPr>
+          <w:lang w:val="en-GB"/>
+        </w:rPr>
+        <w:t>vrednost</w:t>
+      </w:r>
+      <w:proofErr w:type="spellEnd"/>
+      <w:r>
+        <w:rPr>
+          <w:lang w:val="en-GB"/>
+        </w:rPr>
+        <w:t xml:space="preserve"> </w:t>
+      </w:r>
+      <w:proofErr w:type="spellStart"/>
+      <w:r>
+        <w:rPr>
+          <w:lang w:val="en-GB"/>
+        </w:rPr>
+        <w:t>i</w:t>
+      </w:r>
+      <w:proofErr w:type="spellEnd"/>
+      <w:r>
+        <w:rPr>
+          <w:lang w:val="en-GB"/>
+        </w:rPr>
+        <w:t xml:space="preserve"> </w:t>
+      </w:r>
+      <w:proofErr w:type="spellStart"/>
+      <w:r>
+        <w:rPr>
+          <w:lang w:val="en-GB"/>
+        </w:rPr>
+        <w:t>na</w:t>
+      </w:r>
+      <w:proofErr w:type="spellEnd"/>
+      <w:r>
+        <w:rPr>
+          <w:lang w:val="en-GB"/>
+        </w:rPr>
+        <w:t xml:space="preserve"> </w:t>
+      </w:r>
+      <w:proofErr w:type="spellStart"/>
+      <w:r>
+        <w:rPr>
+          <w:lang w:val="en-GB"/>
+        </w:rPr>
+        <w:t>osnovu</w:t>
+      </w:r>
+      <w:proofErr w:type="spellEnd"/>
+      <w:r>
+        <w:rPr>
+          <w:lang w:val="en-GB"/>
+        </w:rPr>
+        <w:t xml:space="preserve"> toga </w:t>
+      </w:r>
+      <w:proofErr w:type="spellStart"/>
+      <w:r>
+        <w:rPr>
+          <w:lang w:val="en-GB"/>
+        </w:rPr>
+        <w:t>odlučuje</w:t>
+      </w:r>
+      <w:proofErr w:type="spellEnd"/>
+      <w:r>
+        <w:rPr>
+          <w:lang w:val="en-GB"/>
+        </w:rPr>
+        <w:t xml:space="preserve"> da li da </w:t>
+      </w:r>
+      <w:proofErr w:type="spellStart"/>
+      <w:r>
+        <w:rPr>
+          <w:lang w:val="en-GB"/>
+        </w:rPr>
+        <w:t>nastavi</w:t>
+      </w:r>
+      <w:proofErr w:type="spellEnd"/>
+      <w:r>
+        <w:rPr>
+          <w:lang w:val="en-GB"/>
+        </w:rPr>
+        <w:t xml:space="preserve"> </w:t>
+      </w:r>
+      <w:proofErr w:type="spellStart"/>
+      <w:r>
+        <w:rPr>
+          <w:lang w:val="en-GB"/>
+        </w:rPr>
+        <w:t>pretragu</w:t>
+      </w:r>
+      <w:proofErr w:type="spellEnd"/>
+      <w:r>
+        <w:rPr>
+          <w:lang w:val="en-GB"/>
+        </w:rPr>
+        <w:t xml:space="preserve"> u tom </w:t>
+      </w:r>
+      <w:proofErr w:type="spellStart"/>
+      <w:r>
+        <w:rPr>
+          <w:lang w:val="en-GB"/>
+        </w:rPr>
+        <w:t>podstablu</w:t>
+      </w:r>
+      <w:proofErr w:type="spellEnd"/>
+    </w:p>
+    <w:p>
+      <w:pPr>
+        <w:numPr>
+          <w:ilvl w:val="0"/>
+          <w:numId w:val="37"/>
+        </w:numPr>
+        <w:rPr>
+          <w:lang w:val="en-GB"/>
+        </w:rPr>
+      </w:pPr>
+      <w:r>
+        <w:rPr>
+          <w:b/>
+          <w:bCs/>
+          <w:lang w:val="en-GB"/>
+        </w:rPr>
+        <w:t>Union</w:t>
+      </w:r>
+      <w:r>
+        <w:rPr>
+          <w:lang w:val="en-GB"/>
+        </w:rPr>
+        <w:t xml:space="preserve"> — </w:t>
+      </w:r>
+      <w:proofErr w:type="spellStart"/>
+      <w:r>
+        <w:rPr>
+          <w:lang w:val="en-GB"/>
+        </w:rPr>
+        <w:t>spaja</w:t>
+      </w:r>
+      <w:proofErr w:type="spellEnd"/>
+      <w:r>
+        <w:rPr>
+          <w:lang w:val="en-GB"/>
+        </w:rPr>
+        <w:t xml:space="preserve"> bounding box-eve </w:t>
+      </w:r>
+      <w:proofErr w:type="spellStart"/>
+      <w:r>
+        <w:rPr>
+          <w:lang w:val="en-GB"/>
+        </w:rPr>
+        <w:t>više</w:t>
+      </w:r>
+      <w:proofErr w:type="spellEnd"/>
+      <w:r>
+        <w:rPr>
+          <w:lang w:val="en-GB"/>
+        </w:rPr>
+        <w:t xml:space="preserve"> </w:t>
+      </w:r>
+      <w:proofErr w:type="spellStart"/>
+      <w:r>
+        <w:rPr>
+          <w:lang w:val="en-GB"/>
+        </w:rPr>
+        <w:t>čvorova</w:t>
+      </w:r>
+      <w:proofErr w:type="spellEnd"/>
+      <w:r>
+        <w:rPr>
+          <w:lang w:val="en-GB"/>
+        </w:rPr>
+        <w:t xml:space="preserve"> u </w:t>
+      </w:r>
+      <w:proofErr w:type="spellStart"/>
+      <w:r>
+        <w:rPr>
+          <w:lang w:val="en-GB"/>
+        </w:rPr>
+        <w:t>jedan</w:t>
+      </w:r>
+      <w:proofErr w:type="spellEnd"/>
+      <w:r>
+        <w:rPr>
+          <w:lang w:val="en-GB"/>
+        </w:rPr>
+        <w:t xml:space="preserve"> koji </w:t>
+      </w:r>
+      <w:proofErr w:type="spellStart"/>
+      <w:r>
+        <w:rPr>
+          <w:lang w:val="en-GB"/>
+        </w:rPr>
+        <w:t>ih</w:t>
+      </w:r>
+      <w:proofErr w:type="spellEnd"/>
+      <w:r>
+        <w:rPr>
+          <w:lang w:val="en-GB"/>
+        </w:rPr>
+        <w:t xml:space="preserve"> </w:t>
+      </w:r>
+      <w:proofErr w:type="spellStart"/>
+      <w:r>
+        <w:rPr>
+          <w:lang w:val="en-GB"/>
+        </w:rPr>
+        <w:t>sve</w:t>
+      </w:r>
+      <w:proofErr w:type="spellEnd"/>
+      <w:r>
+        <w:rPr>
+          <w:lang w:val="en-GB"/>
+        </w:rPr>
+        <w:t xml:space="preserve"> </w:t>
+      </w:r>
+      <w:proofErr w:type="spellStart"/>
+      <w:r>
+        <w:rPr>
+          <w:lang w:val="en-GB"/>
+        </w:rPr>
+        <w:t>obuhvata</w:t>
+      </w:r>
+      <w:proofErr w:type="spellEnd"/>
+      <w:r>
+        <w:rPr>
+          <w:lang w:val="en-GB"/>
+        </w:rPr>
+        <w:t xml:space="preserve">; </w:t>
+      </w:r>
+      <w:proofErr w:type="spellStart"/>
+      <w:r>
+        <w:rPr>
+          <w:lang w:val="en-GB"/>
+        </w:rPr>
+        <w:t>koristi</w:t>
+      </w:r>
+      <w:proofErr w:type="spellEnd"/>
+      <w:r>
+        <w:rPr>
+          <w:lang w:val="en-GB"/>
+        </w:rPr>
+        <w:t xml:space="preserve"> se </w:t>
+      </w:r>
+      <w:proofErr w:type="spellStart"/>
+      <w:r>
+        <w:rPr>
+          <w:lang w:val="en-GB"/>
+        </w:rPr>
+        <w:t>pri</w:t>
+      </w:r>
+      <w:proofErr w:type="spellEnd"/>
+      <w:r>
+        <w:rPr>
+          <w:lang w:val="en-GB"/>
+        </w:rPr>
+        <w:t xml:space="preserve"> </w:t>
+      </w:r>
+      <w:proofErr w:type="spellStart"/>
+      <w:r>
+        <w:rPr>
+          <w:lang w:val="en-GB"/>
+        </w:rPr>
+        <w:t>umetanju</w:t>
+      </w:r>
+      <w:proofErr w:type="spellEnd"/>
+      <w:r>
+        <w:rPr>
+          <w:lang w:val="en-GB"/>
+        </w:rPr>
+        <w:t xml:space="preserve"> </w:t>
+      </w:r>
+      <w:proofErr w:type="spellStart"/>
+      <w:r>
+        <w:rPr>
+          <w:lang w:val="en-GB"/>
+        </w:rPr>
+        <w:t>i</w:t>
+      </w:r>
+      <w:proofErr w:type="spellEnd"/>
+      <w:r>
+        <w:rPr>
+          <w:lang w:val="en-GB"/>
+        </w:rPr>
+        <w:t xml:space="preserve"> </w:t>
+      </w:r>
+      <w:proofErr w:type="spellStart"/>
+      <w:r>
+        <w:rPr>
+          <w:lang w:val="en-GB"/>
+        </w:rPr>
+        <w:t>reorganizaciji</w:t>
+      </w:r>
+      <w:proofErr w:type="spellEnd"/>
+      <w:r>
+        <w:rPr>
+          <w:lang w:val="en-GB"/>
+        </w:rPr>
+        <w:t xml:space="preserve"> </w:t>
+      </w:r>
+      <w:proofErr w:type="spellStart"/>
+      <w:r>
+        <w:rPr>
+          <w:lang w:val="en-GB"/>
+        </w:rPr>
+        <w:t>stabla</w:t>
+      </w:r>
+      <w:proofErr w:type="spellEnd"/>
+    </w:p>
+    <w:p>
+      <w:pPr>
+        <w:numPr>
+          <w:ilvl w:val="0"/>
+          <w:numId w:val="37"/>
+        </w:numPr>
+        <w:rPr>
+          <w:lang w:val="en-GB"/>
+        </w:rPr>
+      </w:pPr>
+      <w:r>
+        <w:rPr>
+          <w:b/>
+          <w:bCs/>
+          <w:lang w:val="en-GB"/>
+        </w:rPr>
+        <w:t>Penalty</w:t>
+      </w:r>
+      <w:r>
+        <w:rPr>
+          <w:lang w:val="en-GB"/>
+        </w:rPr>
+        <w:t xml:space="preserve"> — </w:t>
+      </w:r>
+      <w:proofErr w:type="spellStart"/>
+      <w:r>
+        <w:rPr>
+          <w:lang w:val="en-GB"/>
+        </w:rPr>
+        <w:t>pri</w:t>
+      </w:r>
+      <w:proofErr w:type="spellEnd"/>
+      <w:r>
+        <w:rPr>
+          <w:lang w:val="en-GB"/>
+        </w:rPr>
+        <w:t xml:space="preserve"> </w:t>
+      </w:r>
+      <w:proofErr w:type="spellStart"/>
+      <w:r>
+        <w:rPr>
+          <w:lang w:val="en-GB"/>
+        </w:rPr>
+        <w:t>umetanju</w:t>
+      </w:r>
+      <w:proofErr w:type="spellEnd"/>
+      <w:r>
+        <w:rPr>
+          <w:lang w:val="en-GB"/>
+        </w:rPr>
+        <w:t xml:space="preserve"> </w:t>
+      </w:r>
+      <w:proofErr w:type="spellStart"/>
+      <w:r>
+        <w:rPr>
+          <w:lang w:val="en-GB"/>
+        </w:rPr>
+        <w:t>novog</w:t>
+      </w:r>
+      <w:proofErr w:type="spellEnd"/>
+      <w:r>
+        <w:rPr>
+          <w:lang w:val="en-GB"/>
+        </w:rPr>
+        <w:t xml:space="preserve"> </w:t>
+      </w:r>
+      <w:proofErr w:type="spellStart"/>
+      <w:r>
+        <w:rPr>
+          <w:lang w:val="en-GB"/>
+        </w:rPr>
+        <w:t>unosa</w:t>
+      </w:r>
+      <w:proofErr w:type="spellEnd"/>
+      <w:r>
+        <w:rPr>
+          <w:lang w:val="en-GB"/>
+        </w:rPr>
+        <w:t xml:space="preserve"> </w:t>
+      </w:r>
+      <w:proofErr w:type="spellStart"/>
+      <w:r>
+        <w:rPr>
+          <w:lang w:val="en-GB"/>
+        </w:rPr>
+        <w:t>procenjuje</w:t>
+      </w:r>
+      <w:proofErr w:type="spellEnd"/>
+      <w:r>
+        <w:rPr>
+          <w:lang w:val="en-GB"/>
+        </w:rPr>
+        <w:t xml:space="preserve"> "</w:t>
+      </w:r>
+      <w:proofErr w:type="spellStart"/>
+      <w:r>
+        <w:rPr>
+          <w:lang w:val="en-GB"/>
+        </w:rPr>
+        <w:t>cenu</w:t>
+      </w:r>
+      <w:proofErr w:type="spellEnd"/>
+      <w:r>
+        <w:rPr>
+          <w:lang w:val="en-GB"/>
+        </w:rPr>
+        <w:t xml:space="preserve">" </w:t>
+      </w:r>
+      <w:proofErr w:type="spellStart"/>
+      <w:r>
+        <w:rPr>
+          <w:lang w:val="en-GB"/>
+        </w:rPr>
+        <w:t>dodavanja</w:t>
+      </w:r>
+      <w:proofErr w:type="spellEnd"/>
+      <w:r>
+        <w:rPr>
+          <w:lang w:val="en-GB"/>
+        </w:rPr>
+        <w:t xml:space="preserve"> u </w:t>
+      </w:r>
+      <w:proofErr w:type="spellStart"/>
+      <w:r>
+        <w:rPr>
+          <w:lang w:val="en-GB"/>
+        </w:rPr>
+        <w:t>svako</w:t>
+      </w:r>
+      <w:proofErr w:type="spellEnd"/>
+      <w:r>
+        <w:rPr>
+          <w:lang w:val="en-GB"/>
+        </w:rPr>
+        <w:t xml:space="preserve"> </w:t>
+      </w:r>
+      <w:proofErr w:type="spellStart"/>
+      <w:r>
+        <w:rPr>
+          <w:lang w:val="en-GB"/>
+        </w:rPr>
+        <w:t>od</w:t>
+      </w:r>
+      <w:proofErr w:type="spellEnd"/>
+      <w:r>
+        <w:rPr>
+          <w:lang w:val="en-GB"/>
+        </w:rPr>
+        <w:t xml:space="preserve"> </w:t>
+      </w:r>
+      <w:proofErr w:type="spellStart"/>
+      <w:r>
+        <w:rPr>
+          <w:lang w:val="en-GB"/>
+        </w:rPr>
+        <w:t>podstabala</w:t>
+      </w:r>
+      <w:proofErr w:type="spellEnd"/>
+      <w:r>
+        <w:rPr>
+          <w:lang w:val="en-GB"/>
+        </w:rPr>
+        <w:t xml:space="preserve"> </w:t>
+      </w:r>
+      <w:proofErr w:type="spellStart"/>
+      <w:r>
+        <w:rPr>
+          <w:lang w:val="en-GB"/>
+        </w:rPr>
+        <w:t>i</w:t>
+      </w:r>
+      <w:proofErr w:type="spellEnd"/>
+      <w:r>
+        <w:rPr>
+          <w:lang w:val="en-GB"/>
+        </w:rPr>
+        <w:t xml:space="preserve"> </w:t>
+      </w:r>
+      <w:proofErr w:type="spellStart"/>
+      <w:r>
+        <w:rPr>
+          <w:lang w:val="en-GB"/>
+        </w:rPr>
+        <w:t>bira</w:t>
+      </w:r>
+      <w:proofErr w:type="spellEnd"/>
+      <w:r>
+        <w:rPr>
+          <w:lang w:val="en-GB"/>
+        </w:rPr>
+        <w:t xml:space="preserve"> ono </w:t>
+      </w:r>
+      <w:proofErr w:type="spellStart"/>
+      <w:r>
+        <w:rPr>
+          <w:lang w:val="en-GB"/>
+        </w:rPr>
+        <w:t>koje</w:t>
+      </w:r>
+      <w:proofErr w:type="spellEnd"/>
+      <w:r>
+        <w:rPr>
+          <w:lang w:val="en-GB"/>
+        </w:rPr>
+        <w:t xml:space="preserve"> </w:t>
+      </w:r>
+      <w:proofErr w:type="spellStart"/>
+      <w:r>
+        <w:rPr>
+          <w:lang w:val="en-GB"/>
+        </w:rPr>
+        <w:t>zahteva</w:t>
+      </w:r>
+      <w:proofErr w:type="spellEnd"/>
+      <w:r>
+        <w:rPr>
+          <w:lang w:val="en-GB"/>
+        </w:rPr>
+        <w:t xml:space="preserve"> </w:t>
+      </w:r>
+      <w:proofErr w:type="spellStart"/>
+      <w:r>
+        <w:rPr>
+          <w:lang w:val="en-GB"/>
+        </w:rPr>
+        <w:t>najmanje</w:t>
+      </w:r>
+      <w:proofErr w:type="spellEnd"/>
+      <w:r>
+        <w:rPr>
+          <w:lang w:val="en-GB"/>
+        </w:rPr>
+        <w:t xml:space="preserve"> </w:t>
+      </w:r>
+      <w:proofErr w:type="spellStart"/>
+      <w:r>
+        <w:rPr>
+          <w:lang w:val="en-GB"/>
+        </w:rPr>
+        <w:t>proširenje</w:t>
+      </w:r>
+      <w:proofErr w:type="spellEnd"/>
+      <w:r>
+        <w:rPr>
+          <w:lang w:val="en-GB"/>
+        </w:rPr>
+        <w:t xml:space="preserve"> bounding box-a</w:t>
+      </w:r>
+    </w:p>
+    <w:p>
+      <w:pPr>
+        <w:numPr>
+          <w:ilvl w:val="0"/>
+          <w:numId w:val="37"/>
+        </w:numPr>
+        <w:rPr>
+          <w:lang w:val="en-GB"/>
+        </w:rPr>
+      </w:pPr>
+      <w:proofErr w:type="spellStart"/>
+      <w:r>
+        <w:rPr>
+          <w:b/>
+          <w:bCs/>
+          <w:lang w:val="en-GB"/>
+        </w:rPr>
+        <w:t>Picksplit</w:t>
+      </w:r>
+      <w:proofErr w:type="spellEnd"/>
+      <w:r>
+        <w:rPr>
+          <w:lang w:val="en-GB"/>
+        </w:rPr>
+        <w:t xml:space="preserve"> — </w:t>
+      </w:r>
+      <w:proofErr w:type="spellStart"/>
+      <w:r>
+        <w:rPr>
+          <w:lang w:val="en-GB"/>
+        </w:rPr>
+        <w:t>kada</w:t>
+      </w:r>
+      <w:proofErr w:type="spellEnd"/>
+      <w:r>
+        <w:rPr>
+          <w:lang w:val="en-GB"/>
+        </w:rPr>
+        <w:t xml:space="preserve"> se </w:t>
+      </w:r>
+      <w:proofErr w:type="spellStart"/>
+      <w:r>
+        <w:rPr>
+          <w:lang w:val="en-GB"/>
+        </w:rPr>
+        <w:t>stranica</w:t>
+      </w:r>
+      <w:proofErr w:type="spellEnd"/>
+      <w:r>
+        <w:rPr>
+          <w:lang w:val="en-GB"/>
+        </w:rPr>
+        <w:t xml:space="preserve"> </w:t>
+      </w:r>
+      <w:proofErr w:type="spellStart"/>
+      <w:r>
+        <w:rPr>
+          <w:lang w:val="en-GB"/>
+        </w:rPr>
+        <w:t>napuni</w:t>
+      </w:r>
+      <w:proofErr w:type="spellEnd"/>
+      <w:r>
+        <w:rPr>
+          <w:lang w:val="en-GB"/>
+        </w:rPr>
+        <w:t xml:space="preserve">, ova </w:t>
+      </w:r>
+      <w:proofErr w:type="spellStart"/>
+      <w:r>
+        <w:rPr>
+          <w:lang w:val="en-GB"/>
+        </w:rPr>
+        <w:t>funkcija</w:t>
+      </w:r>
+      <w:proofErr w:type="spellEnd"/>
+      <w:r>
+        <w:rPr>
+          <w:lang w:val="en-GB"/>
+        </w:rPr>
+        <w:t xml:space="preserve"> deli </w:t>
+      </w:r>
+      <w:proofErr w:type="spellStart"/>
+      <w:r>
+        <w:rPr>
+          <w:lang w:val="en-GB"/>
+        </w:rPr>
+        <w:t>unose</w:t>
+      </w:r>
+      <w:proofErr w:type="spellEnd"/>
+      <w:r>
+        <w:rPr>
+          <w:lang w:val="en-GB"/>
+        </w:rPr>
+        <w:t xml:space="preserve"> </w:t>
+      </w:r>
+      <w:proofErr w:type="spellStart"/>
+      <w:r>
+        <w:rPr>
+          <w:lang w:val="en-GB"/>
+        </w:rPr>
+        <w:t>između</w:t>
+      </w:r>
+      <w:proofErr w:type="spellEnd"/>
+      <w:r>
+        <w:rPr>
+          <w:lang w:val="en-GB"/>
+        </w:rPr>
+        <w:t xml:space="preserve"> </w:t>
+      </w:r>
+      <w:proofErr w:type="spellStart"/>
+      <w:r>
+        <w:rPr>
+          <w:lang w:val="en-GB"/>
+        </w:rPr>
+        <w:t>dve</w:t>
+      </w:r>
+      <w:proofErr w:type="spellEnd"/>
+      <w:r>
+        <w:rPr>
+          <w:lang w:val="en-GB"/>
+        </w:rPr>
+        <w:t xml:space="preserve"> </w:t>
+      </w:r>
+      <w:proofErr w:type="spellStart"/>
+      <w:r>
+        <w:rPr>
+          <w:lang w:val="en-GB"/>
+        </w:rPr>
+        <w:t>nove</w:t>
+      </w:r>
+      <w:proofErr w:type="spellEnd"/>
+      <w:r>
+        <w:rPr>
+          <w:lang w:val="en-GB"/>
+        </w:rPr>
+        <w:t xml:space="preserve"> </w:t>
+      </w:r>
+      <w:proofErr w:type="spellStart"/>
+      <w:r>
+        <w:rPr>
+          <w:lang w:val="en-GB"/>
+        </w:rPr>
+        <w:t>stranice</w:t>
+      </w:r>
+      <w:proofErr w:type="spellEnd"/>
+      <w:r>
+        <w:rPr>
+          <w:lang w:val="en-GB"/>
+        </w:rPr>
+        <w:t xml:space="preserve"> </w:t>
+      </w:r>
+      <w:proofErr w:type="spellStart"/>
+      <w:r>
+        <w:rPr>
+          <w:lang w:val="en-GB"/>
+        </w:rPr>
+        <w:t>na</w:t>
+      </w:r>
+      <w:proofErr w:type="spellEnd"/>
+      <w:r>
+        <w:rPr>
+          <w:lang w:val="en-GB"/>
+        </w:rPr>
+        <w:t xml:space="preserve"> </w:t>
+      </w:r>
+      <w:proofErr w:type="spellStart"/>
+      <w:r>
+        <w:rPr>
+          <w:lang w:val="en-GB"/>
+        </w:rPr>
+        <w:t>što</w:t>
+      </w:r>
+      <w:proofErr w:type="spellEnd"/>
+      <w:r>
+        <w:rPr>
+          <w:lang w:val="en-GB"/>
+        </w:rPr>
+        <w:t xml:space="preserve"> </w:t>
+      </w:r>
+      <w:proofErr w:type="spellStart"/>
+      <w:r>
+        <w:rPr>
+          <w:lang w:val="en-GB"/>
+        </w:rPr>
+        <w:t>efikasniji</w:t>
+      </w:r>
+      <w:proofErr w:type="spellEnd"/>
+      <w:r>
+        <w:rPr>
+          <w:lang w:val="en-GB"/>
+        </w:rPr>
+        <w:t xml:space="preserve"> </w:t>
+      </w:r>
+      <w:proofErr w:type="spellStart"/>
+      <w:r>
+        <w:rPr>
+          <w:lang w:val="en-GB"/>
+        </w:rPr>
+        <w:t>način</w:t>
+      </w:r>
+      <w:proofErr w:type="spellEnd"/>
+      <w:r>
+        <w:rPr>
+          <w:lang w:val="en-GB"/>
+        </w:rPr>
+        <w:t xml:space="preserve">, </w:t>
+      </w:r>
+      <w:proofErr w:type="spellStart"/>
+      <w:r>
+        <w:rPr>
+          <w:lang w:val="en-GB"/>
+        </w:rPr>
+        <w:t>minimizujući</w:t>
+      </w:r>
+      <w:proofErr w:type="spellEnd"/>
+      <w:r>
+        <w:rPr>
+          <w:lang w:val="en-GB"/>
+        </w:rPr>
+        <w:t xml:space="preserve"> </w:t>
+      </w:r>
+      <w:proofErr w:type="spellStart"/>
+      <w:r>
+        <w:rPr>
+          <w:lang w:val="en-GB"/>
+        </w:rPr>
+        <w:t>preklapanje</w:t>
+      </w:r>
+      <w:proofErr w:type="spellEnd"/>
+      <w:r>
+        <w:rPr>
+          <w:lang w:val="en-GB"/>
+        </w:rPr>
+        <w:t xml:space="preserve"> bounding box-</w:t>
+      </w:r>
+      <w:proofErr w:type="spellStart"/>
+      <w:r>
+        <w:rPr>
+          <w:lang w:val="en-GB"/>
+        </w:rPr>
+        <w:t>eva</w:t>
+      </w:r>
+      <w:proofErr w:type="spellEnd"/>
+    </w:p>
+    <w:p>
+      <w:pPr>
+        <w:numPr>
+          <w:ilvl w:val="0"/>
+          <w:numId w:val="37"/>
+        </w:numPr>
+        <w:rPr>
+          <w:lang w:val="en-GB"/>
+        </w:rPr>
+      </w:pPr>
+      <w:r>
+        <w:rPr>
+          <w:b/>
+          <w:bCs/>
+          <w:lang w:val="en-GB"/>
+        </w:rPr>
+        <w:t>Same</w:t>
+      </w:r>
+      <w:r>
+        <w:rPr>
+          <w:lang w:val="en-GB"/>
+        </w:rPr>
+        <w:t xml:space="preserve"> — </w:t>
+      </w:r>
+      <w:proofErr w:type="spellStart"/>
+      <w:r>
+        <w:rPr>
+          <w:lang w:val="en-GB"/>
+        </w:rPr>
+        <w:t>proverava</w:t>
+      </w:r>
+      <w:proofErr w:type="spellEnd"/>
+      <w:r>
+        <w:rPr>
+          <w:lang w:val="en-GB"/>
+        </w:rPr>
+        <w:t xml:space="preserve"> da li </w:t>
+      </w:r>
+      <w:proofErr w:type="spellStart"/>
+      <w:r>
+        <w:rPr>
+          <w:lang w:val="en-GB"/>
+        </w:rPr>
+        <w:t>su</w:t>
+      </w:r>
+      <w:proofErr w:type="spellEnd"/>
+      <w:r>
+        <w:rPr>
+          <w:lang w:val="en-GB"/>
+        </w:rPr>
+        <w:t xml:space="preserve"> </w:t>
+      </w:r>
+      <w:proofErr w:type="spellStart"/>
+      <w:r>
+        <w:rPr>
+          <w:lang w:val="en-GB"/>
+        </w:rPr>
+        <w:t>dva</w:t>
+      </w:r>
+      <w:proofErr w:type="spellEnd"/>
+      <w:r>
+        <w:rPr>
+          <w:lang w:val="en-GB"/>
+        </w:rPr>
+        <w:t xml:space="preserve"> </w:t>
+      </w:r>
+      <w:proofErr w:type="spellStart"/>
+      <w:r>
+        <w:rPr>
+          <w:lang w:val="en-GB"/>
+        </w:rPr>
+        <w:t>ključa</w:t>
+      </w:r>
+      <w:proofErr w:type="spellEnd"/>
+      <w:r>
+        <w:rPr>
+          <w:lang w:val="en-GB"/>
+        </w:rPr>
+        <w:t xml:space="preserve"> </w:t>
+      </w:r>
+      <w:proofErr w:type="spellStart"/>
+      <w:r>
+        <w:rPr>
+          <w:lang w:val="en-GB"/>
+        </w:rPr>
+        <w:t>međusobno</w:t>
+      </w:r>
+      <w:proofErr w:type="spellEnd"/>
+      <w:r>
+        <w:rPr>
+          <w:lang w:val="en-GB"/>
+        </w:rPr>
+        <w:t xml:space="preserve"> </w:t>
+      </w:r>
+      <w:proofErr w:type="spellStart"/>
+      <w:r>
+        <w:rPr>
+          <w:lang w:val="en-GB"/>
+        </w:rPr>
+        <w:t>jednaka</w:t>
+      </w:r>
+      <w:proofErr w:type="spellEnd"/>
+      <w:r>
+        <w:rPr>
+          <w:lang w:val="en-GB"/>
+        </w:rPr>
+        <w:t xml:space="preserve">; </w:t>
+      </w:r>
+      <w:proofErr w:type="spellStart"/>
+      <w:r>
+        <w:rPr>
+          <w:lang w:val="en-GB"/>
+        </w:rPr>
+        <w:t>koristi</w:t>
+      </w:r>
+      <w:proofErr w:type="spellEnd"/>
+      <w:r>
+        <w:rPr>
+          <w:lang w:val="en-GB"/>
+        </w:rPr>
+        <w:t xml:space="preserve"> se </w:t>
+      </w:r>
+      <w:proofErr w:type="spellStart"/>
+      <w:r>
+        <w:rPr>
+          <w:lang w:val="en-GB"/>
+        </w:rPr>
+        <w:t>pri</w:t>
+      </w:r>
+      <w:proofErr w:type="spellEnd"/>
+      <w:r>
+        <w:rPr>
+          <w:lang w:val="en-GB"/>
+        </w:rPr>
+        <w:t xml:space="preserve"> </w:t>
+      </w:r>
+      <w:proofErr w:type="spellStart"/>
+      <w:r>
+        <w:rPr>
+          <w:lang w:val="en-GB"/>
+        </w:rPr>
+        <w:t>traženju</w:t>
+      </w:r>
+      <w:proofErr w:type="spellEnd"/>
+      <w:r>
+        <w:rPr>
+          <w:lang w:val="en-GB"/>
+        </w:rPr>
+        <w:t xml:space="preserve"> </w:t>
+      </w:r>
+      <w:proofErr w:type="spellStart"/>
+      <w:r>
+        <w:rPr>
+          <w:lang w:val="en-GB"/>
+        </w:rPr>
+        <w:t>duplikata</w:t>
+      </w:r>
+      <w:proofErr w:type="spellEnd"/>
+      <w:r>
+        <w:rPr>
+          <w:lang w:val="en-GB"/>
+        </w:rPr>
+        <w:t xml:space="preserve"> </w:t>
+      </w:r>
+      <w:proofErr w:type="spellStart"/>
+      <w:r>
+        <w:rPr>
+          <w:lang w:val="en-GB"/>
+        </w:rPr>
+        <w:t>i</w:t>
+      </w:r>
+      <w:proofErr w:type="spellEnd"/>
+      <w:r>
+        <w:rPr>
+          <w:lang w:val="en-GB"/>
+        </w:rPr>
+        <w:t xml:space="preserve"> </w:t>
+      </w:r>
+      <w:proofErr w:type="spellStart"/>
+      <w:r>
+        <w:rPr>
+          <w:lang w:val="en-GB"/>
+        </w:rPr>
+        <w:t>proveri</w:t>
+      </w:r>
+      <w:proofErr w:type="spellEnd"/>
+      <w:r>
+        <w:rPr>
+          <w:lang w:val="en-GB"/>
+        </w:rPr>
+        <w:t xml:space="preserve"> </w:t>
+      </w:r>
+      <w:proofErr w:type="spellStart"/>
+      <w:r>
+        <w:rPr>
+          <w:lang w:val="en-GB"/>
+        </w:rPr>
+        <w:t>konzistentnosti</w:t>
+      </w:r>
+      <w:proofErr w:type="spellEnd"/>
+      <w:r>
+        <w:rPr>
+          <w:lang w:val="en-GB"/>
+        </w:rPr>
+        <w:t xml:space="preserve"> </w:t>
+      </w:r>
+      <w:proofErr w:type="spellStart"/>
+      <w:r>
+        <w:rPr>
+          <w:lang w:val="en-GB"/>
+        </w:rPr>
+        <w:t>indeksa</w:t>
+      </w:r>
+      <w:proofErr w:type="spellEnd"/>
+    </w:p>
+    <w:p>
+      <w:pPr>
+        <w:ind w:firstLine="0"/>
+        <w:rPr>
+          <w:lang w:val="en-US"/>
+        </w:rPr>
+      </w:pPr>
+    </w:p>
+    <w:p>
+      <w:pPr>
+        <w:ind w:firstLine="0"/>
+        <w:rPr>
+          <w:lang w:val="en-US"/>
+        </w:rPr>
+      </w:pPr>
+      <w:proofErr w:type="spellStart"/>
+      <w:r>
+        <w:rPr>
+          <w:lang w:val="en-US"/>
+        </w:rPr>
+        <w:t>Klasa</w:t>
+      </w:r>
+      <w:proofErr w:type="spellEnd"/>
+      <w:r>
+        <w:rPr>
+          <w:lang w:val="en-US"/>
+        </w:rPr>
+        <w:t xml:space="preserve"> </w:t>
+      </w:r>
+      <w:proofErr w:type="spellStart"/>
+      <w:r>
+        <w:rPr>
+          <w:lang w:val="en-US"/>
+        </w:rPr>
+        <w:t>operatora</w:t>
+      </w:r>
+      <w:proofErr w:type="spellEnd"/>
+      <w:r>
+        <w:rPr>
+          <w:lang w:val="en-US"/>
+        </w:rPr>
+        <w:t xml:space="preserve"> </w:t>
+      </w:r>
+      <w:proofErr w:type="spellStart"/>
+      <w:r>
+        <w:rPr>
+          <w:lang w:val="en-US"/>
+        </w:rPr>
+        <w:t>points_ops</w:t>
+      </w:r>
+      <w:proofErr w:type="spellEnd"/>
+      <w:r>
+        <w:rPr>
+          <w:lang w:val="en-US"/>
+        </w:rPr>
+        <w:t xml:space="preserve"> </w:t>
+      </w:r>
+      <w:proofErr w:type="spellStart"/>
+      <w:r>
+        <w:rPr>
+          <w:lang w:val="en-US"/>
+        </w:rPr>
+        <w:t>uključuje</w:t>
+      </w:r>
+      <w:proofErr w:type="spellEnd"/>
+      <w:r>
+        <w:rPr>
+          <w:lang w:val="en-US"/>
+        </w:rPr>
+        <w:t xml:space="preserve"> </w:t>
+      </w:r>
+      <w:proofErr w:type="spellStart"/>
+      <w:r>
+        <w:rPr>
+          <w:lang w:val="en-US"/>
+        </w:rPr>
+        <w:t>sledeće</w:t>
+      </w:r>
+      <w:proofErr w:type="spellEnd"/>
+      <w:r>
+        <w:rPr>
+          <w:lang w:val="en-US"/>
+        </w:rPr>
+        <w:t xml:space="preserve"> </w:t>
+      </w:r>
+      <w:proofErr w:type="spellStart"/>
+      <w:r>
+        <w:rPr>
+          <w:lang w:val="en-US"/>
+        </w:rPr>
+        <w:t>operatore</w:t>
+      </w:r>
+      <w:proofErr w:type="spellEnd"/>
+      <w:r>
+        <w:rPr>
+          <w:lang w:val="en-US"/>
+        </w:rPr>
+        <w:t xml:space="preserve">: </w:t>
+      </w:r>
+    </w:p>
+    <w:p>
+      <w:pPr>
+        <w:ind w:firstLine="0"/>
+        <w:rPr>
+          <w:lang w:val="en-US"/>
+        </w:rPr>
+      </w:pPr>
+    </w:p>
+    <w:p>
+      <w:pPr>
+        <w:ind w:firstLine="0"/>
+        <w:rPr>
+          <w:lang w:val="en-US"/>
+        </w:rPr>
+      </w:pPr>
+      <w:r>
+        <w:rPr>
+          <w:lang w:val="en-US"/>
+        </w:rPr>
+        <w:drawing>
+          <wp:inline distT="0" distB="0" distL="0" distR="0" wp14:anchorId="2E1B55A7" wp14:editId="02DA1844">
+            <wp:extent cx="5731510" cy="4800600"/>
+            <wp:effectExtent l="0" t="0" r="2540" b="0"/>
+            <wp:docPr id="28" name="Picture 28"/>
+            <wp:cNvGraphicFramePr>
+              <a:graphicFrameLocks xmlns:a="http://schemas.openxmlformats.org/drawingml/2006/main" noChangeAspect="1"/>
+            </wp:cNvGraphicFramePr>
+            <a:graphic xmlns:a="http://schemas.openxmlformats.org/drawingml/2006/main">
+              <a:graphicData uri="http://schemas.openxmlformats.org/drawingml/2006/picture">
+                <pic:pic xmlns:pic="http://schemas.openxmlformats.org/drawingml/2006/picture">
+                  <pic:nvPicPr>
+                    <pic:cNvPr id="1" name=""/>
+                    <pic:cNvPicPr/>
+                  </pic:nvPicPr>
+                  <pic:blipFill>
+                    <a:blip r:embed="rId33"/>
+                    <a:stretch>
+                      <a:fillRect/>
+                    </a:stretch>
+                  </pic:blipFill>
+                  <pic:spPr>
+                    <a:xfrm>
+                      <a:off x="0" y="0"/>
+                      <a:ext cx="5731510" cy="4800600"/>
+                    </a:xfrm>
+                    <a:prstGeom prst="rect">
+                      <a:avLst/>
+                    </a:prstGeom>
+                  </pic:spPr>
+                </pic:pic>
+              </a:graphicData>
+            </a:graphic>
+          </wp:inline>
+        </w:drawing>
+      </w:r>
+    </w:p>
+    <w:p>
+      <w:pPr>
+        <w:ind w:firstLine="0"/>
+        <w:rPr>
+          <w:lang w:val="en-US"/>
+        </w:rPr>
+      </w:pPr>
+    </w:p>
+    <w:p>
+      <w:pPr>
+        <w:tabs>
+          <w:tab w:val="left" w:pos="1995"/>
+        </w:tabs>
+        <w:ind w:firstLine="0"/>
+        <w:rPr>
+          <w:lang w:val="en-GB"/>
+        </w:rPr>
+      </w:pPr>
+      <w:r>
+        <w:rPr>
+          <w:lang w:val="en-GB"/>
+        </w:rPr>
+        <w:t xml:space="preserve">U </w:t>
+      </w:r>
+      <w:proofErr w:type="spellStart"/>
+      <w:r>
+        <w:rPr>
+          <w:lang w:val="en-GB"/>
+        </w:rPr>
+        <w:t>ovom</w:t>
+      </w:r>
+      <w:proofErr w:type="spellEnd"/>
+      <w:r>
+        <w:rPr>
+          <w:lang w:val="en-GB"/>
+        </w:rPr>
+        <w:t xml:space="preserve"> </w:t>
+      </w:r>
+      <w:proofErr w:type="spellStart"/>
+      <w:r>
+        <w:rPr>
+          <w:lang w:val="en-GB"/>
+        </w:rPr>
+        <w:t>primeru</w:t>
+      </w:r>
+      <w:proofErr w:type="spellEnd"/>
+      <w:r>
+        <w:rPr>
+          <w:lang w:val="en-GB"/>
+        </w:rPr>
+        <w:t xml:space="preserve"> </w:t>
+      </w:r>
+      <w:proofErr w:type="spellStart"/>
+      <w:r>
+        <w:rPr>
+          <w:lang w:val="en-GB"/>
+        </w:rPr>
+        <w:t>prikazaćemo</w:t>
+      </w:r>
+      <w:proofErr w:type="spellEnd"/>
+      <w:r>
+        <w:rPr>
+          <w:lang w:val="en-GB"/>
+        </w:rPr>
+        <w:t xml:space="preserve"> rad GIST </w:t>
+      </w:r>
+      <w:proofErr w:type="spellStart"/>
+      <w:r>
+        <w:rPr>
+          <w:lang w:val="en-GB"/>
+        </w:rPr>
+        <w:t>indeksa</w:t>
+      </w:r>
+      <w:proofErr w:type="spellEnd"/>
+      <w:r>
+        <w:rPr>
+          <w:lang w:val="en-GB"/>
+        </w:rPr>
+        <w:t xml:space="preserve"> </w:t>
+      </w:r>
+      <w:proofErr w:type="spellStart"/>
+      <w:r>
+        <w:rPr>
+          <w:lang w:val="en-GB"/>
+        </w:rPr>
+        <w:t>na</w:t>
+      </w:r>
+      <w:proofErr w:type="spellEnd"/>
+      <w:r>
+        <w:rPr>
+          <w:lang w:val="en-GB"/>
+        </w:rPr>
+        <w:t xml:space="preserve"> </w:t>
+      </w:r>
+      <w:proofErr w:type="spellStart"/>
+      <w:r>
+        <w:rPr>
+          <w:lang w:val="en-GB"/>
+        </w:rPr>
+        <w:t>skupu</w:t>
+      </w:r>
+      <w:proofErr w:type="spellEnd"/>
+      <w:r>
+        <w:rPr>
+          <w:lang w:val="en-GB"/>
+        </w:rPr>
+        <w:t xml:space="preserve"> </w:t>
+      </w:r>
+      <w:proofErr w:type="spellStart"/>
+      <w:r>
+        <w:rPr>
+          <w:lang w:val="en-GB"/>
+        </w:rPr>
+        <w:t>realnih</w:t>
+      </w:r>
+      <w:proofErr w:type="spellEnd"/>
+      <w:r>
+        <w:rPr>
+          <w:lang w:val="en-GB"/>
+        </w:rPr>
+        <w:t xml:space="preserve"> </w:t>
+      </w:r>
+      <w:proofErr w:type="spellStart"/>
+      <w:r>
+        <w:rPr>
+          <w:lang w:val="en-GB"/>
+        </w:rPr>
+        <w:t>podataka</w:t>
+      </w:r>
+      <w:proofErr w:type="spellEnd"/>
+      <w:r>
+        <w:rPr>
+          <w:lang w:val="en-GB"/>
+        </w:rPr>
+        <w:t xml:space="preserve"> — </w:t>
+      </w:r>
+      <w:proofErr w:type="spellStart"/>
+      <w:r>
+        <w:rPr>
+          <w:lang w:val="en-GB"/>
+        </w:rPr>
+        <w:t>tekstualnom</w:t>
+      </w:r>
+      <w:proofErr w:type="spellEnd"/>
+      <w:r>
+        <w:rPr>
+          <w:lang w:val="en-GB"/>
+        </w:rPr>
+        <w:t xml:space="preserve"> </w:t>
+      </w:r>
+      <w:proofErr w:type="spellStart"/>
+      <w:r>
+        <w:rPr>
+          <w:lang w:val="en-GB"/>
+        </w:rPr>
+        <w:t>fajlu</w:t>
+      </w:r>
+      <w:proofErr w:type="spellEnd"/>
+      <w:r>
+        <w:rPr>
+          <w:lang w:val="en-GB"/>
+        </w:rPr>
+        <w:t xml:space="preserve"> koji </w:t>
+      </w:r>
+      <w:proofErr w:type="spellStart"/>
+      <w:r>
+        <w:rPr>
+          <w:lang w:val="en-GB"/>
+        </w:rPr>
+        <w:t>sadrži</w:t>
+      </w:r>
+      <w:proofErr w:type="spellEnd"/>
+      <w:r>
+        <w:rPr>
+          <w:lang w:val="en-GB"/>
+        </w:rPr>
+        <w:t xml:space="preserve"> </w:t>
+      </w:r>
+      <w:proofErr w:type="spellStart"/>
+      <w:r>
+        <w:rPr>
+          <w:lang w:val="en-GB"/>
+        </w:rPr>
+        <w:t>sve</w:t>
+      </w:r>
+      <w:proofErr w:type="spellEnd"/>
+      <w:r>
+        <w:rPr>
+          <w:lang w:val="en-GB"/>
+        </w:rPr>
+        <w:t xml:space="preserve"> </w:t>
+      </w:r>
+      <w:proofErr w:type="spellStart"/>
+      <w:r>
+        <w:rPr>
+          <w:lang w:val="en-GB"/>
+        </w:rPr>
+        <w:t>gradove</w:t>
+      </w:r>
+      <w:proofErr w:type="spellEnd"/>
+      <w:r>
+        <w:rPr>
+          <w:lang w:val="en-GB"/>
+        </w:rPr>
+        <w:t xml:space="preserve"> </w:t>
+      </w:r>
+      <w:proofErr w:type="spellStart"/>
+      <w:r>
+        <w:rPr>
+          <w:lang w:val="en-GB"/>
+        </w:rPr>
+        <w:t>sveta</w:t>
+      </w:r>
+      <w:proofErr w:type="spellEnd"/>
+      <w:r>
+        <w:rPr>
+          <w:lang w:val="en-GB"/>
+        </w:rPr>
+        <w:t xml:space="preserve"> </w:t>
+      </w:r>
+      <w:proofErr w:type="spellStart"/>
+      <w:r>
+        <w:rPr>
+          <w:lang w:val="en-GB"/>
+        </w:rPr>
+        <w:t>sa</w:t>
+      </w:r>
+      <w:proofErr w:type="spellEnd"/>
+      <w:r>
+        <w:rPr>
+          <w:lang w:val="en-GB"/>
+        </w:rPr>
+        <w:t xml:space="preserve"> </w:t>
+      </w:r>
+      <w:proofErr w:type="spellStart"/>
+      <w:r>
+        <w:rPr>
+          <w:lang w:val="en-GB"/>
+        </w:rPr>
+        <w:t>više</w:t>
+      </w:r>
+      <w:proofErr w:type="spellEnd"/>
+      <w:r>
+        <w:rPr>
+          <w:lang w:val="en-GB"/>
+        </w:rPr>
+        <w:t xml:space="preserve"> od 5000 </w:t>
+      </w:r>
+      <w:proofErr w:type="spellStart"/>
+      <w:r>
+        <w:rPr>
+          <w:lang w:val="en-GB"/>
+        </w:rPr>
+        <w:t>stanovnika</w:t>
+      </w:r>
+      <w:proofErr w:type="spellEnd"/>
+      <w:r>
+        <w:rPr>
+          <w:lang w:val="en-GB"/>
+        </w:rPr>
+        <w:t xml:space="preserve"> (</w:t>
+      </w:r>
+      <w:proofErr w:type="spellStart"/>
+      <w:r>
+        <w:rPr>
+          <w:lang w:val="en-GB"/>
+        </w:rPr>
+        <w:t>GeoNames</w:t>
+      </w:r>
+      <w:proofErr w:type="spellEnd"/>
+      <w:r>
+        <w:rPr>
+          <w:lang w:val="en-GB"/>
+        </w:rPr>
+        <w:t xml:space="preserve"> cities5000 dataset, ~68.000 </w:t>
+      </w:r>
+      <w:proofErr w:type="spellStart"/>
+      <w:r>
+        <w:rPr>
+          <w:lang w:val="en-GB"/>
+        </w:rPr>
+        <w:t>gradova</w:t>
+      </w:r>
+      <w:proofErr w:type="spellEnd"/>
+      <w:r>
+        <w:rPr>
+          <w:lang w:val="en-GB"/>
+        </w:rPr>
+        <w:t>).</w:t>
+      </w:r>
+    </w:p>
+    <w:p>
+      <w:pPr>
+        <w:tabs>
+          <w:tab w:val="left" w:pos="1995"/>
+        </w:tabs>
+        <w:ind w:firstLine="0"/>
+      </w:pPr>
+      <w:r>
+        <w:rPr>
+          <w:lang w:val="en-GB"/>
+        </w:rPr>
+        <w:t xml:space="preserve">Pre </w:t>
+      </w:r>
+      <w:proofErr w:type="spellStart"/>
+      <w:r>
+        <w:rPr>
+          <w:lang w:val="en-GB"/>
+        </w:rPr>
+        <w:t>nego</w:t>
+      </w:r>
+      <w:proofErr w:type="spellEnd"/>
+      <w:r>
+        <w:rPr>
+          <w:lang w:val="en-GB"/>
+        </w:rPr>
+        <w:t xml:space="preserve"> </w:t>
+      </w:r>
+      <w:proofErr w:type="spellStart"/>
+      <w:r>
+        <w:rPr>
+          <w:lang w:val="en-GB"/>
+        </w:rPr>
+        <w:t>što</w:t>
+      </w:r>
+      <w:proofErr w:type="spellEnd"/>
+      <w:r>
+        <w:rPr>
+          <w:lang w:val="en-GB"/>
+        </w:rPr>
+        <w:t xml:space="preserve"> </w:t>
+      </w:r>
+      <w:proofErr w:type="spellStart"/>
+      <w:r>
+        <w:rPr>
+          <w:lang w:val="en-GB"/>
+        </w:rPr>
+        <w:t>počnemo</w:t>
+      </w:r>
+      <w:proofErr w:type="spellEnd"/>
+      <w:r>
+        <w:rPr>
+          <w:lang w:val="en-GB"/>
+        </w:rPr>
+        <w:t xml:space="preserve">, </w:t>
+      </w:r>
+      <w:proofErr w:type="spellStart"/>
+      <w:r>
+        <w:rPr>
+          <w:lang w:val="en-GB"/>
+        </w:rPr>
+        <w:t>potrebno</w:t>
+      </w:r>
+      <w:proofErr w:type="spellEnd"/>
+      <w:r>
+        <w:rPr>
+          <w:lang w:val="en-GB"/>
+        </w:rPr>
+        <w:t xml:space="preserve"> je </w:t>
+      </w:r>
+      <w:proofErr w:type="spellStart"/>
+      <w:r>
+        <w:rPr>
+          <w:lang w:val="en-GB"/>
+        </w:rPr>
+        <w:t>instalirati</w:t>
+      </w:r>
+      <w:proofErr w:type="spellEnd"/>
+      <w:r>
+        <w:rPr>
+          <w:lang w:val="en-GB"/>
+        </w:rPr>
+        <w:t xml:space="preserve"> </w:t>
+      </w:r>
+      <w:proofErr w:type="spellStart"/>
+      <w:r>
+        <w:rPr>
+          <w:lang w:val="en-GB"/>
+        </w:rPr>
+        <w:t>ekstenziju</w:t>
+      </w:r>
+      <w:proofErr w:type="spellEnd"/>
+      <w:r>
+        <w:rPr>
+          <w:lang w:val="en-GB"/>
+        </w:rPr>
+        <w:t xml:space="preserve"> </w:t>
+      </w:r>
+      <w:proofErr w:type="spellStart"/>
+      <w:r>
+        <w:rPr>
+          <w:lang w:val="en-GB"/>
+        </w:rPr>
+        <w:t>PostGIS</w:t>
+      </w:r>
+      <w:proofErr w:type="spellEnd"/>
+      <w:r>
+        <w:rPr>
+          <w:lang w:val="en-GB"/>
+        </w:rPr>
+        <w:t xml:space="preserve"> </w:t>
+      </w:r>
+      <w:proofErr w:type="spellStart"/>
+      <w:r>
+        <w:rPr>
+          <w:lang w:val="en-GB"/>
+        </w:rPr>
+        <w:t>koja</w:t>
+      </w:r>
+      <w:proofErr w:type="spellEnd"/>
+      <w:r>
+        <w:rPr>
+          <w:lang w:val="en-GB"/>
+        </w:rPr>
+        <w:t xml:space="preserve"> </w:t>
+      </w:r>
+      <w:proofErr w:type="spellStart"/>
+      <w:r>
+        <w:rPr>
+          <w:lang w:val="en-GB"/>
+        </w:rPr>
+        <w:t>dodaje</w:t>
+      </w:r>
+      <w:proofErr w:type="spellEnd"/>
+      <w:r>
+        <w:rPr>
+          <w:lang w:val="en-GB"/>
+        </w:rPr>
+        <w:t xml:space="preserve"> </w:t>
+      </w:r>
+      <w:proofErr w:type="spellStart"/>
+      <w:r>
+        <w:rPr>
+          <w:lang w:val="en-GB"/>
+        </w:rPr>
+        <w:t>podršku</w:t>
+      </w:r>
+      <w:proofErr w:type="spellEnd"/>
+      <w:r>
+        <w:rPr>
+          <w:lang w:val="en-GB"/>
+        </w:rPr>
+        <w:t xml:space="preserve"> za </w:t>
+      </w:r>
+      <w:proofErr w:type="spellStart"/>
+      <w:r>
+        <w:rPr>
+          <w:lang w:val="en-GB"/>
+        </w:rPr>
+        <w:t>prostorne</w:t>
+      </w:r>
+      <w:proofErr w:type="spellEnd"/>
+      <w:r>
+        <w:rPr>
+          <w:lang w:val="en-GB"/>
+        </w:rPr>
+        <w:t xml:space="preserve"> </w:t>
+      </w:r>
+      <w:proofErr w:type="spellStart"/>
+      <w:r>
+        <w:rPr>
+          <w:lang w:val="en-GB"/>
+        </w:rPr>
+        <w:t>tipove</w:t>
+      </w:r>
+      <w:proofErr w:type="spellEnd"/>
+      <w:r>
+        <w:rPr>
+          <w:lang w:val="en-GB"/>
+        </w:rPr>
+        <w:t xml:space="preserve"> </w:t>
+      </w:r>
+      <w:proofErr w:type="spellStart"/>
+      <w:r>
+        <w:rPr>
+          <w:lang w:val="en-GB"/>
+        </w:rPr>
+        <w:t>podataka</w:t>
+      </w:r>
+      <w:proofErr w:type="spellEnd"/>
+      <w:r>
+        <w:rPr>
+          <w:lang w:val="en-GB"/>
+        </w:rPr>
+        <w:t xml:space="preserve"> (geometry, geography) </w:t>
+      </w:r>
+      <w:r>
+        <w:t>i funkcije poput ST_DWithin, ST_Distance, ST_MakePoint. Instalira se preko Stack Builder alata koji dolazi uz PostgreSQL.</w:t>
+      </w:r>
+    </w:p>
+    <w:p>
+      <w:pPr>
+        <w:tabs>
+          <w:tab w:val="left" w:pos="1995"/>
+        </w:tabs>
+        <w:ind w:firstLine="0"/>
+      </w:pPr>
+    </w:p>
+    <w:p>
+      <w:pPr>
+        <w:tabs>
+          <w:tab w:val="left" w:pos="1995"/>
+        </w:tabs>
+        <w:ind w:firstLine="0"/>
+      </w:pPr>
+      <w:r>
+        <w:lastRenderedPageBreak/>
+        <w:t xml:space="preserve">Na narednoj slici dat je prikaz kako su podaci iz tekstualnog fajla upisani u tabelu. </w:t>
+      </w:r>
+    </w:p>
+    <w:p>
+      <w:pPr>
+        <w:tabs>
+          <w:tab w:val="left" w:pos="1995"/>
+        </w:tabs>
+        <w:ind w:firstLine="0"/>
+      </w:pPr>
+    </w:p>
+    <w:p>
+      <w:pPr>
+        <w:tabs>
+          <w:tab w:val="left" w:pos="1995"/>
+        </w:tabs>
+        <w:ind w:firstLine="0"/>
+      </w:pPr>
+      <w:r>
+        <w:drawing>
+          <wp:inline distT="0" distB="0" distL="0" distR="0" wp14:anchorId="70683490" wp14:editId="399C05D9">
+            <wp:extent cx="5731510" cy="5393690"/>
+            <wp:effectExtent l="0" t="0" r="2540" b="0"/>
+            <wp:docPr id="25" name="Picture 25"/>
+            <wp:cNvGraphicFramePr>
+              <a:graphicFrameLocks xmlns:a="http://schemas.openxmlformats.org/drawingml/2006/main" noChangeAspect="1"/>
+            </wp:cNvGraphicFramePr>
+            <a:graphic xmlns:a="http://schemas.openxmlformats.org/drawingml/2006/main">
+              <a:graphicData uri="http://schemas.openxmlformats.org/drawingml/2006/picture">
+                <pic:pic xmlns:pic="http://schemas.openxmlformats.org/drawingml/2006/picture">
+                  <pic:nvPicPr>
+                    <pic:cNvPr id="1" name=""/>
+                    <pic:cNvPicPr/>
+                  </pic:nvPicPr>
+                  <pic:blipFill>
+                    <a:blip r:embed="rId34"/>
+                    <a:stretch>
+                      <a:fillRect/>
+                    </a:stretch>
+                  </pic:blipFill>
+                  <pic:spPr>
+                    <a:xfrm>
+                      <a:off x="0" y="0"/>
+                      <a:ext cx="5731510" cy="5393690"/>
+                    </a:xfrm>
+                    <a:prstGeom prst="rect">
+                      <a:avLst/>
+                    </a:prstGeom>
+                  </pic:spPr>
+                </pic:pic>
+              </a:graphicData>
+            </a:graphic>
+          </wp:inline>
+        </w:drawing>
+      </w:r>
+    </w:p>
+    <w:p>
+      <w:pPr>
+        <w:tabs>
+          <w:tab w:val="left" w:pos="1995"/>
+        </w:tabs>
+        <w:ind w:firstLine="0"/>
+      </w:pPr>
+    </w:p>
+    <w:p>
+      <w:pPr>
+        <w:tabs>
+          <w:tab w:val="left" w:pos="1995"/>
+        </w:tabs>
+        <w:ind w:firstLine="0"/>
+      </w:pPr>
+      <w:r>
+        <w:t xml:space="preserve">Prvo je bilo neophodno kreirati tabelu, koja odgovara podacima iz tekstualnog fajla. </w:t>
+      </w:r>
+      <w:r>
+        <w:t xml:space="preserve">Interesantna je ovde kolona geom, koja je tipa Geometry(Point, 4326). Geometry je PostGIS tip podataka koji može da čuva različite oblike Point, LineString, Polygon... Point ograničava kolonu da prima samo tačke, odnosno par koordinata (X, Y), u našem slučaju geografsku širinu i dužinu za svaki grad.  Broj 4326 </w:t>
+      </w:r>
+      <w:r>
+        <w:t xml:space="preserve">predstavlja oznaku koordinatnog sistema WGS84 koji se koristi. Isti koordinatni sistem koristi i GPS. </w:t>
+      </w:r>
+    </w:p>
+    <w:p>
+      <w:pPr>
+        <w:tabs>
+          <w:tab w:val="left" w:pos="1995"/>
+        </w:tabs>
+        <w:ind w:firstLine="0"/>
+      </w:pPr>
+    </w:p>
+    <w:p>
+      <w:pPr>
+        <w:tabs>
+          <w:tab w:val="left" w:pos="1995"/>
+        </w:tabs>
+        <w:ind w:firstLine="0"/>
+      </w:pPr>
+      <w:r>
+        <w:t xml:space="preserve">Nakon toga je bilo neophodno kreirati indeks nad odgovarajućom kolonom i izvršiti kopiranje podataka u tabelu. Obzirom da su podaci u fajlu sadržali odvojene kolone za geografsku širinu i dužinu geom kolona je bila prazna pa je bilo neophodno izvršiti ažuriranje tabele. </w:t>
+      </w:r>
+    </w:p>
+    <w:p>
+      <w:pPr>
+        <w:tabs>
+          <w:tab w:val="left" w:pos="1995"/>
+        </w:tabs>
+        <w:ind w:firstLine="0"/>
+      </w:pPr>
+    </w:p>
+    <w:p>
+      <w:pPr>
+        <w:pStyle w:val="ListParagraph"/>
+        <w:numPr>
+          <w:ilvl w:val="0"/>
+          <w:numId w:val="36"/>
+        </w:numPr>
+        <w:tabs>
+          <w:tab w:val="left" w:pos="1995"/>
+        </w:tabs>
+      </w:pPr>
+      <w:r>
+        <w:t xml:space="preserve">ST_MakePoint - funkcija pravi Point objekat od 2 broja. </w:t>
+      </w:r>
+    </w:p>
+    <w:p>
+      <w:pPr>
+        <w:pStyle w:val="ListParagraph"/>
+        <w:numPr>
+          <w:ilvl w:val="0"/>
+          <w:numId w:val="36"/>
+        </w:numPr>
+        <w:tabs>
+          <w:tab w:val="left" w:pos="1995"/>
+        </w:tabs>
+      </w:pPr>
+      <w:r>
+        <w:t xml:space="preserve">ST_SetSRID - </w:t>
+      </w:r>
+      <w:r>
+        <w:t>dodeljuje koordinatni sistem WGS84 geometrijskom objektu</w:t>
+      </w:r>
+    </w:p>
+    <w:p>
+      <w:pPr>
+        <w:tabs>
+          <w:tab w:val="left" w:pos="1995"/>
+        </w:tabs>
+        <w:ind w:firstLine="0"/>
+      </w:pPr>
+    </w:p>
+    <w:p>
+      <w:pPr>
+        <w:tabs>
+          <w:tab w:val="left" w:pos="1995"/>
+        </w:tabs>
+        <w:ind w:firstLine="0"/>
+      </w:pPr>
+    </w:p>
+    <w:p>
+      <w:pPr>
+        <w:tabs>
+          <w:tab w:val="left" w:pos="1995"/>
+        </w:tabs>
+        <w:ind w:firstLine="0"/>
+      </w:pPr>
+    </w:p>
+    <w:p>
+      <w:pPr>
+        <w:tabs>
+          <w:tab w:val="left" w:pos="1995"/>
+        </w:tabs>
+        <w:ind w:firstLine="0"/>
+      </w:pPr>
+    </w:p>
+    <w:p>
+      <w:pPr>
+        <w:tabs>
+          <w:tab w:val="left" w:pos="1995"/>
+        </w:tabs>
+        <w:ind w:firstLine="0"/>
+      </w:pPr>
+    </w:p>
+    <w:p>
+      <w:pPr>
+        <w:tabs>
+          <w:tab w:val="left" w:pos="1995"/>
+        </w:tabs>
+        <w:ind w:firstLine="0"/>
+      </w:pPr>
+      <w:r>
+        <w:rPr>
+          <w:lang w:val="en-GB"/>
+        </w:rPr>
+        <w:t xml:space="preserve">Za </w:t>
+      </w:r>
+      <w:proofErr w:type="spellStart"/>
+      <w:r>
+        <w:rPr>
+          <w:lang w:val="en-GB"/>
+        </w:rPr>
+        <w:t>razliku</w:t>
+      </w:r>
+      <w:proofErr w:type="spellEnd"/>
+      <w:r>
+        <w:rPr>
+          <w:lang w:val="en-GB"/>
+        </w:rPr>
+        <w:t xml:space="preserve"> od B </w:t>
+      </w:r>
+      <w:proofErr w:type="spellStart"/>
+      <w:r>
+        <w:rPr>
+          <w:lang w:val="en-GB"/>
+        </w:rPr>
+        <w:t>indeksa</w:t>
+      </w:r>
+      <w:proofErr w:type="spellEnd"/>
+      <w:r>
+        <w:rPr>
+          <w:lang w:val="en-GB"/>
+        </w:rPr>
+        <w:t xml:space="preserve"> GIST </w:t>
+      </w:r>
+      <w:proofErr w:type="spellStart"/>
+      <w:r>
+        <w:rPr>
+          <w:lang w:val="en-GB"/>
+        </w:rPr>
+        <w:t>nema</w:t>
+      </w:r>
+      <w:proofErr w:type="spellEnd"/>
+      <w:r>
+        <w:rPr>
+          <w:lang w:val="en-GB"/>
+        </w:rPr>
+        <w:t xml:space="preserve"> </w:t>
+      </w:r>
+      <w:proofErr w:type="spellStart"/>
+      <w:r>
+        <w:rPr>
+          <w:lang w:val="en-GB"/>
+        </w:rPr>
+        <w:t>mestranicu</w:t>
+      </w:r>
+      <w:proofErr w:type="spellEnd"/>
+      <w:r>
+        <w:rPr>
+          <w:lang w:val="en-GB"/>
+        </w:rPr>
+        <w:t xml:space="preserve"> I </w:t>
+      </w:r>
+      <w:proofErr w:type="spellStart"/>
+      <w:r>
+        <w:rPr>
+          <w:lang w:val="en-GB"/>
+        </w:rPr>
+        <w:t>stranica</w:t>
+      </w:r>
+      <w:proofErr w:type="spellEnd"/>
+      <w:r>
+        <w:rPr>
+          <w:lang w:val="en-GB"/>
+        </w:rPr>
+        <w:t xml:space="preserve"> </w:t>
+      </w:r>
+      <w:proofErr w:type="spellStart"/>
+      <w:r>
+        <w:rPr>
+          <w:lang w:val="en-GB"/>
+        </w:rPr>
+        <w:t>broj</w:t>
+      </w:r>
+      <w:proofErr w:type="spellEnd"/>
+      <w:r>
+        <w:rPr>
+          <w:lang w:val="en-GB"/>
+        </w:rPr>
+        <w:t xml:space="preserve"> 0 je </w:t>
+      </w:r>
+      <w:proofErr w:type="spellStart"/>
+      <w:r>
+        <w:rPr>
+          <w:lang w:val="en-GB"/>
+        </w:rPr>
+        <w:t>uvek</w:t>
+      </w:r>
+      <w:proofErr w:type="spellEnd"/>
+      <w:r>
+        <w:rPr>
+          <w:lang w:val="en-GB"/>
+        </w:rPr>
+        <w:t xml:space="preserve"> </w:t>
+      </w:r>
+      <w:proofErr w:type="spellStart"/>
+      <w:r>
+        <w:rPr>
+          <w:lang w:val="en-GB"/>
+        </w:rPr>
+        <w:t>koren</w:t>
+      </w:r>
+      <w:proofErr w:type="spellEnd"/>
+      <w:r>
+        <w:rPr>
+          <w:lang w:val="en-GB"/>
+        </w:rPr>
+        <w:t xml:space="preserve"> stable. </w:t>
+      </w:r>
+      <w:proofErr w:type="spellStart"/>
+      <w:r>
+        <w:rPr>
+          <w:lang w:val="en-GB"/>
+        </w:rPr>
+        <w:t>Ako</w:t>
+      </w:r>
+      <w:proofErr w:type="spellEnd"/>
+      <w:r>
+        <w:rPr>
+          <w:lang w:val="en-GB"/>
+        </w:rPr>
+        <w:t xml:space="preserve"> do</w:t>
+      </w:r>
+      <w:r>
+        <w:t xml:space="preserve">đe do deljenja korena stabla, stari koren se pomera u novu stranicu, a novi zauzima njegovo mesto. Na narednoj slici dat je prikaz kako izgleda koren stabla za ovaj primer. </w:t>
+      </w:r>
+    </w:p>
+    <w:p>
+      <w:pPr>
+        <w:tabs>
+          <w:tab w:val="left" w:pos="1995"/>
+        </w:tabs>
+        <w:ind w:firstLine="0"/>
+      </w:pPr>
+    </w:p>
+    <w:p>
+      <w:pPr>
+        <w:tabs>
+          <w:tab w:val="left" w:pos="1995"/>
+        </w:tabs>
+        <w:ind w:firstLine="0"/>
+        <w:rPr>
+          <w:lang w:val="en-GB"/>
+        </w:rPr>
+      </w:pPr>
+      <w:r>
+        <w:rPr>
+          <w:lang w:val="en-GB"/>
+        </w:rPr>
+        <w:drawing>
+          <wp:inline distT="0" distB="0" distL="0" distR="0" wp14:anchorId="31BE705A" wp14:editId="79BFF587">
+            <wp:extent cx="5731510" cy="1760220"/>
+            <wp:effectExtent l="0" t="0" r="2540" b="0"/>
+            <wp:docPr id="26" name="Picture 26"/>
+            <wp:cNvGraphicFramePr>
+              <a:graphicFrameLocks xmlns:a="http://schemas.openxmlformats.org/drawingml/2006/main" noChangeAspect="1"/>
+            </wp:cNvGraphicFramePr>
+            <a:graphic xmlns:a="http://schemas.openxmlformats.org/drawingml/2006/main">
+              <a:graphicData uri="http://schemas.openxmlformats.org/drawingml/2006/picture">
+                <pic:pic xmlns:pic="http://schemas.openxmlformats.org/drawingml/2006/picture">
+                  <pic:nvPicPr>
+                    <pic:cNvPr id="1" name=""/>
+                    <pic:cNvPicPr/>
+                  </pic:nvPicPr>
+                  <pic:blipFill>
+                    <a:blip r:embed="rId35"/>
+                    <a:stretch>
+                      <a:fillRect/>
+                    </a:stretch>
+                  </pic:blipFill>
+                  <pic:spPr>
+                    <a:xfrm>
+                      <a:off x="0" y="0"/>
+                      <a:ext cx="5731510" cy="1760220"/>
+                    </a:xfrm>
+                    <a:prstGeom prst="rect">
+                      <a:avLst/>
+                    </a:prstGeom>
+                  </pic:spPr>
+                </pic:pic>
+              </a:graphicData>
+            </a:graphic>
+          </wp:inline>
+        </w:drawing>
+      </w:r>
+      <w:r>
+        <w:rPr>
+          <w:lang w:val="en-GB"/>
+        </w:rPr>
+        <w:t xml:space="preserve"> </w:t>
+      </w:r>
+    </w:p>
+    <w:p>
+      <w:pPr>
+        <w:tabs>
+          <w:tab w:val="left" w:pos="1995"/>
+        </w:tabs>
+        <w:ind w:firstLine="0"/>
+        <w:rPr>
+          <w:lang w:val="en-GB"/>
+        </w:rPr>
+      </w:pPr>
+    </w:p>
+    <w:p>
+      <w:pPr>
+        <w:tabs>
+          <w:tab w:val="left" w:pos="1995"/>
+        </w:tabs>
+        <w:ind w:firstLine="0"/>
+        <w:rPr>
+          <w:lang w:val="en-GB"/>
+        </w:rPr>
+      </w:pPr>
+      <w:proofErr w:type="spellStart"/>
+      <w:r>
+        <w:rPr>
+          <w:lang w:val="en-GB"/>
+        </w:rPr>
+        <w:t>Funkcija</w:t>
+      </w:r>
+      <w:proofErr w:type="spellEnd"/>
+      <w:r>
+        <w:rPr>
+          <w:lang w:val="en-GB"/>
+        </w:rPr>
+        <w:t xml:space="preserve"> </w:t>
+      </w:r>
+      <w:proofErr w:type="spellStart"/>
+      <w:r>
+        <w:rPr>
+          <w:lang w:val="en-GB"/>
+        </w:rPr>
+        <w:t>get_raw_page</w:t>
+      </w:r>
+      <w:proofErr w:type="spellEnd"/>
+      <w:r>
+        <w:rPr>
+          <w:lang w:val="en-GB"/>
+        </w:rPr>
+        <w:t xml:space="preserve"> </w:t>
+      </w:r>
+      <w:proofErr w:type="spellStart"/>
+      <w:r>
+        <w:rPr>
+          <w:lang w:val="en-GB"/>
+        </w:rPr>
+        <w:t>čita</w:t>
+      </w:r>
+      <w:proofErr w:type="spellEnd"/>
+      <w:r>
+        <w:rPr>
+          <w:lang w:val="en-GB"/>
+        </w:rPr>
+        <w:t xml:space="preserve"> </w:t>
+      </w:r>
+      <w:proofErr w:type="spellStart"/>
+      <w:r>
+        <w:rPr>
+          <w:lang w:val="en-GB"/>
+        </w:rPr>
+        <w:t>sirove</w:t>
+      </w:r>
+      <w:proofErr w:type="spellEnd"/>
+      <w:r>
+        <w:rPr>
+          <w:lang w:val="en-GB"/>
+        </w:rPr>
+        <w:t xml:space="preserve"> </w:t>
+      </w:r>
+      <w:proofErr w:type="spellStart"/>
+      <w:r>
+        <w:rPr>
+          <w:lang w:val="en-GB"/>
+        </w:rPr>
+        <w:t>binarne</w:t>
+      </w:r>
+      <w:proofErr w:type="spellEnd"/>
+      <w:r>
+        <w:rPr>
+          <w:lang w:val="en-GB"/>
+        </w:rPr>
+        <w:t xml:space="preserve"> </w:t>
+      </w:r>
+      <w:proofErr w:type="spellStart"/>
+      <w:r>
+        <w:rPr>
+          <w:lang w:val="en-GB"/>
+        </w:rPr>
+        <w:t>podatke</w:t>
+      </w:r>
+      <w:proofErr w:type="spellEnd"/>
+      <w:r>
+        <w:rPr>
+          <w:lang w:val="en-GB"/>
+        </w:rPr>
+        <w:t xml:space="preserve"> </w:t>
+      </w:r>
+      <w:proofErr w:type="spellStart"/>
+      <w:r>
+        <w:rPr>
+          <w:lang w:val="en-GB"/>
+        </w:rPr>
+        <w:t>sa</w:t>
+      </w:r>
+      <w:proofErr w:type="spellEnd"/>
+      <w:r>
+        <w:rPr>
+          <w:lang w:val="en-GB"/>
+        </w:rPr>
+        <w:t xml:space="preserve"> </w:t>
+      </w:r>
+      <w:proofErr w:type="spellStart"/>
+      <w:r>
+        <w:rPr>
+          <w:lang w:val="en-GB"/>
+        </w:rPr>
+        <w:t>stranice</w:t>
+      </w:r>
+      <w:proofErr w:type="spellEnd"/>
+      <w:r>
+        <w:rPr>
+          <w:lang w:val="en-GB"/>
+        </w:rPr>
+        <w:t xml:space="preserve"> 0 </w:t>
+      </w:r>
+      <w:proofErr w:type="spellStart"/>
+      <w:r>
+        <w:rPr>
+          <w:lang w:val="en-GB"/>
+        </w:rPr>
+        <w:t>iz</w:t>
+      </w:r>
+      <w:proofErr w:type="spellEnd"/>
+      <w:r>
+        <w:rPr>
+          <w:lang w:val="en-GB"/>
+        </w:rPr>
+        <w:t xml:space="preserve"> </w:t>
+      </w:r>
+      <w:proofErr w:type="spellStart"/>
+      <w:r>
+        <w:rPr>
+          <w:lang w:val="en-GB"/>
+        </w:rPr>
+        <w:t>indeksa</w:t>
+      </w:r>
+      <w:proofErr w:type="spellEnd"/>
+      <w:r>
+        <w:rPr>
+          <w:lang w:val="en-GB"/>
+        </w:rPr>
+        <w:t xml:space="preserve">, </w:t>
+      </w:r>
+      <w:proofErr w:type="spellStart"/>
+      <w:r>
+        <w:rPr>
+          <w:lang w:val="en-GB"/>
+        </w:rPr>
+        <w:t>dok</w:t>
+      </w:r>
+      <w:proofErr w:type="spellEnd"/>
+      <w:r>
+        <w:rPr>
+          <w:lang w:val="en-GB"/>
+        </w:rPr>
+        <w:t xml:space="preserve"> </w:t>
+      </w:r>
+      <w:proofErr w:type="spellStart"/>
+      <w:r>
+        <w:rPr>
+          <w:lang w:val="en-GB"/>
+        </w:rPr>
+        <w:t>funkcija</w:t>
+      </w:r>
+      <w:proofErr w:type="spellEnd"/>
+      <w:r>
+        <w:rPr>
+          <w:lang w:val="en-GB"/>
+        </w:rPr>
+        <w:t xml:space="preserve"> </w:t>
+      </w:r>
+      <w:proofErr w:type="spellStart"/>
+      <w:r>
+        <w:rPr>
+          <w:lang w:val="en-GB"/>
+        </w:rPr>
+        <w:t>gist_page_items</w:t>
+      </w:r>
+      <w:proofErr w:type="spellEnd"/>
+      <w:r>
+        <w:rPr>
+          <w:lang w:val="en-GB"/>
+        </w:rPr>
+        <w:t xml:space="preserve"> </w:t>
+      </w:r>
+      <w:proofErr w:type="spellStart"/>
+      <w:r>
+        <w:rPr>
+          <w:lang w:val="en-GB"/>
+        </w:rPr>
+        <w:t>parsira</w:t>
+      </w:r>
+      <w:proofErr w:type="spellEnd"/>
+      <w:r>
+        <w:rPr>
+          <w:lang w:val="en-GB"/>
+        </w:rPr>
+        <w:t xml:space="preserve"> </w:t>
+      </w:r>
+      <w:proofErr w:type="spellStart"/>
+      <w:r>
+        <w:rPr>
+          <w:lang w:val="en-GB"/>
+        </w:rPr>
+        <w:t>te</w:t>
+      </w:r>
+      <w:proofErr w:type="spellEnd"/>
+      <w:r>
+        <w:rPr>
+          <w:lang w:val="en-GB"/>
+        </w:rPr>
+        <w:t xml:space="preserve"> </w:t>
+      </w:r>
+      <w:proofErr w:type="spellStart"/>
+      <w:r>
+        <w:rPr>
+          <w:lang w:val="en-GB"/>
+        </w:rPr>
+        <w:t>sirove</w:t>
+      </w:r>
+      <w:proofErr w:type="spellEnd"/>
+      <w:r>
+        <w:rPr>
+          <w:lang w:val="en-GB"/>
+        </w:rPr>
+        <w:t xml:space="preserve"> </w:t>
+      </w:r>
+      <w:proofErr w:type="spellStart"/>
+      <w:r>
+        <w:rPr>
+          <w:lang w:val="en-GB"/>
+        </w:rPr>
+        <w:t>podatke</w:t>
+      </w:r>
+      <w:proofErr w:type="spellEnd"/>
+      <w:r>
+        <w:rPr>
+          <w:lang w:val="en-GB"/>
+        </w:rPr>
+        <w:t xml:space="preserve"> </w:t>
+      </w:r>
+      <w:proofErr w:type="spellStart"/>
+      <w:r>
+        <w:rPr>
+          <w:lang w:val="en-GB"/>
+        </w:rPr>
+        <w:t>i</w:t>
+      </w:r>
+      <w:proofErr w:type="spellEnd"/>
+      <w:r>
+        <w:rPr>
+          <w:lang w:val="en-GB"/>
+        </w:rPr>
+        <w:t xml:space="preserve"> </w:t>
+      </w:r>
+      <w:proofErr w:type="spellStart"/>
+      <w:r>
+        <w:rPr>
+          <w:lang w:val="en-GB"/>
+        </w:rPr>
+        <w:t>pretvara</w:t>
+      </w:r>
+      <w:proofErr w:type="spellEnd"/>
+      <w:r>
+        <w:rPr>
+          <w:lang w:val="en-GB"/>
+        </w:rPr>
+        <w:t xml:space="preserve"> </w:t>
+      </w:r>
+      <w:proofErr w:type="spellStart"/>
+      <w:r>
+        <w:rPr>
+          <w:lang w:val="en-GB"/>
+        </w:rPr>
+        <w:t>ih</w:t>
+      </w:r>
+      <w:proofErr w:type="spellEnd"/>
+      <w:r>
+        <w:rPr>
+          <w:lang w:val="en-GB"/>
+        </w:rPr>
+        <w:t xml:space="preserve"> u </w:t>
+      </w:r>
+      <w:proofErr w:type="spellStart"/>
+      <w:r>
+        <w:rPr>
+          <w:lang w:val="en-GB"/>
+        </w:rPr>
+        <w:t>čitljiv</w:t>
+      </w:r>
+      <w:proofErr w:type="spellEnd"/>
+      <w:r>
+        <w:rPr>
+          <w:lang w:val="en-GB"/>
+        </w:rPr>
+        <w:t xml:space="preserve"> format, mora da se </w:t>
+      </w:r>
+      <w:proofErr w:type="spellStart"/>
+      <w:r>
+        <w:rPr>
+          <w:lang w:val="en-GB"/>
+        </w:rPr>
+        <w:t>zna</w:t>
+      </w:r>
+      <w:proofErr w:type="spellEnd"/>
+      <w:r>
+        <w:rPr>
+          <w:lang w:val="en-GB"/>
+        </w:rPr>
+        <w:t xml:space="preserve"> </w:t>
+      </w:r>
+      <w:proofErr w:type="spellStart"/>
+      <w:r>
+        <w:rPr>
+          <w:lang w:val="en-GB"/>
+        </w:rPr>
+        <w:t>ime</w:t>
+      </w:r>
+      <w:proofErr w:type="spellEnd"/>
+      <w:r>
+        <w:rPr>
+          <w:lang w:val="en-GB"/>
+        </w:rPr>
+        <w:t xml:space="preserve"> </w:t>
+      </w:r>
+      <w:proofErr w:type="spellStart"/>
+      <w:r>
+        <w:rPr>
+          <w:lang w:val="en-GB"/>
+        </w:rPr>
+        <w:t>indeksa</w:t>
+      </w:r>
+      <w:proofErr w:type="spellEnd"/>
+      <w:r>
+        <w:rPr>
+          <w:lang w:val="en-GB"/>
+        </w:rPr>
+        <w:t xml:space="preserve"> </w:t>
+      </w:r>
+      <w:proofErr w:type="spellStart"/>
+      <w:r>
+        <w:rPr>
+          <w:lang w:val="en-GB"/>
+        </w:rPr>
+        <w:t>kako</w:t>
+      </w:r>
+      <w:proofErr w:type="spellEnd"/>
+      <w:r>
+        <w:rPr>
+          <w:lang w:val="en-GB"/>
+        </w:rPr>
+        <w:t xml:space="preserve"> bi DBMS znao </w:t>
+      </w:r>
+      <w:proofErr w:type="spellStart"/>
+      <w:r>
+        <w:rPr>
+          <w:lang w:val="en-GB"/>
+        </w:rPr>
+        <w:t>kako</w:t>
+      </w:r>
+      <w:proofErr w:type="spellEnd"/>
+      <w:r>
+        <w:rPr>
+          <w:lang w:val="en-GB"/>
+        </w:rPr>
+        <w:t xml:space="preserve"> da </w:t>
+      </w:r>
+      <w:proofErr w:type="spellStart"/>
+      <w:r>
+        <w:rPr>
+          <w:lang w:val="en-GB"/>
+        </w:rPr>
+        <w:t>interpretira</w:t>
+      </w:r>
+      <w:proofErr w:type="spellEnd"/>
+      <w:r>
+        <w:rPr>
+          <w:lang w:val="en-GB"/>
+        </w:rPr>
+        <w:t xml:space="preserve"> </w:t>
+      </w:r>
+      <w:proofErr w:type="spellStart"/>
+      <w:r>
+        <w:rPr>
+          <w:lang w:val="en-GB"/>
+        </w:rPr>
+        <w:t>podatke</w:t>
+      </w:r>
+      <w:proofErr w:type="spellEnd"/>
+      <w:r>
+        <w:rPr>
+          <w:lang w:val="en-GB"/>
+        </w:rPr>
+        <w:t xml:space="preserve">. </w:t>
+      </w:r>
+      <w:proofErr w:type="spellStart"/>
+      <w:r>
+        <w:rPr>
+          <w:lang w:val="en-GB"/>
+        </w:rPr>
+        <w:t>Kolona</w:t>
+      </w:r>
+      <w:proofErr w:type="spellEnd"/>
+      <w:r>
+        <w:rPr>
+          <w:lang w:val="en-GB"/>
+        </w:rPr>
+        <w:t xml:space="preserve"> </w:t>
+      </w:r>
+      <w:proofErr w:type="spellStart"/>
+      <w:r>
+        <w:rPr>
+          <w:lang w:val="en-GB"/>
+        </w:rPr>
+        <w:t>ctid</w:t>
+      </w:r>
+      <w:proofErr w:type="spellEnd"/>
+      <w:r>
+        <w:rPr>
+          <w:lang w:val="en-GB"/>
+        </w:rPr>
+        <w:t xml:space="preserve">, </w:t>
+      </w:r>
+      <w:proofErr w:type="spellStart"/>
+      <w:r>
+        <w:rPr>
+          <w:lang w:val="en-GB"/>
+        </w:rPr>
+        <w:t>kao</w:t>
+      </w:r>
+      <w:proofErr w:type="spellEnd"/>
+      <w:r>
+        <w:rPr>
+          <w:lang w:val="en-GB"/>
+        </w:rPr>
+        <w:t xml:space="preserve"> </w:t>
+      </w:r>
+      <w:proofErr w:type="spellStart"/>
+      <w:r>
+        <w:rPr>
+          <w:lang w:val="en-GB"/>
+        </w:rPr>
+        <w:t>što</w:t>
+      </w:r>
+      <w:proofErr w:type="spellEnd"/>
+      <w:r>
+        <w:rPr>
+          <w:lang w:val="en-GB"/>
+        </w:rPr>
+        <w:t xml:space="preserve"> je </w:t>
+      </w:r>
+      <w:proofErr w:type="spellStart"/>
+      <w:r>
+        <w:rPr>
+          <w:lang w:val="en-GB"/>
+        </w:rPr>
+        <w:t>već</w:t>
+      </w:r>
+      <w:proofErr w:type="spellEnd"/>
+      <w:r>
+        <w:rPr>
+          <w:lang w:val="en-GB"/>
+        </w:rPr>
+        <w:t xml:space="preserve"> </w:t>
+      </w:r>
+      <w:proofErr w:type="spellStart"/>
+      <w:r>
+        <w:rPr>
+          <w:lang w:val="en-GB"/>
+        </w:rPr>
+        <w:t>poznato</w:t>
+      </w:r>
+      <w:proofErr w:type="spellEnd"/>
+      <w:r>
+        <w:rPr>
+          <w:lang w:val="en-GB"/>
+        </w:rPr>
+        <w:t xml:space="preserve"> </w:t>
+      </w:r>
+      <w:proofErr w:type="spellStart"/>
+      <w:r>
+        <w:rPr>
+          <w:lang w:val="en-GB"/>
+        </w:rPr>
+        <w:t>predstavlja</w:t>
+      </w:r>
+      <w:proofErr w:type="spellEnd"/>
+      <w:r>
+        <w:rPr>
+          <w:lang w:val="en-GB"/>
+        </w:rPr>
+        <w:t xml:space="preserve"> </w:t>
+      </w:r>
+      <w:proofErr w:type="spellStart"/>
+      <w:r>
+        <w:rPr>
+          <w:lang w:val="en-GB"/>
+        </w:rPr>
+        <w:t>broj</w:t>
+      </w:r>
+      <w:proofErr w:type="spellEnd"/>
+      <w:r>
+        <w:rPr>
+          <w:lang w:val="en-GB"/>
+        </w:rPr>
+        <w:t xml:space="preserve"> </w:t>
+      </w:r>
+      <w:proofErr w:type="spellStart"/>
+      <w:r>
+        <w:rPr>
+          <w:lang w:val="en-GB"/>
+        </w:rPr>
+        <w:t>stranice</w:t>
+      </w:r>
+      <w:proofErr w:type="spellEnd"/>
+      <w:r>
+        <w:rPr>
+          <w:lang w:val="en-GB"/>
+        </w:rPr>
+        <w:t xml:space="preserve"> I offset </w:t>
+      </w:r>
+      <w:proofErr w:type="spellStart"/>
+      <w:r>
+        <w:rPr>
+          <w:lang w:val="en-GB"/>
+        </w:rPr>
+        <w:t>unutar</w:t>
+      </w:r>
+      <w:proofErr w:type="spellEnd"/>
+      <w:r>
+        <w:rPr>
+          <w:lang w:val="en-GB"/>
+        </w:rPr>
+        <w:t xml:space="preserve"> </w:t>
+      </w:r>
+      <w:proofErr w:type="spellStart"/>
+      <w:r>
+        <w:rPr>
+          <w:lang w:val="en-GB"/>
+        </w:rPr>
+        <w:t>stranice</w:t>
+      </w:r>
+      <w:proofErr w:type="spellEnd"/>
+      <w:r>
+        <w:rPr>
+          <w:lang w:val="en-GB"/>
+        </w:rPr>
+        <w:t xml:space="preserve">, </w:t>
+      </w:r>
+      <w:proofErr w:type="spellStart"/>
+      <w:r>
+        <w:rPr>
+          <w:lang w:val="en-GB"/>
+        </w:rPr>
+        <w:t>dok</w:t>
+      </w:r>
+      <w:proofErr w:type="spellEnd"/>
+      <w:r>
+        <w:rPr>
+          <w:lang w:val="en-GB"/>
+        </w:rPr>
+        <w:t xml:space="preserve"> </w:t>
+      </w:r>
+      <w:proofErr w:type="spellStart"/>
+      <w:r>
+        <w:rPr>
+          <w:lang w:val="en-GB"/>
+        </w:rPr>
+        <w:t>kolona</w:t>
+      </w:r>
+      <w:proofErr w:type="spellEnd"/>
+      <w:r>
+        <w:rPr>
+          <w:lang w:val="en-GB"/>
+        </w:rPr>
+        <w:t xml:space="preserve"> keys </w:t>
+      </w:r>
+      <w:proofErr w:type="spellStart"/>
+      <w:r>
+        <w:rPr>
+          <w:lang w:val="en-GB"/>
+        </w:rPr>
+        <w:t>predstavlja</w:t>
+      </w:r>
+      <w:proofErr w:type="spellEnd"/>
+      <w:r>
+        <w:rPr>
+          <w:lang w:val="en-GB"/>
+        </w:rPr>
+        <w:t xml:space="preserve"> coordinate </w:t>
+      </w:r>
+      <w:proofErr w:type="spellStart"/>
+      <w:r>
+        <w:rPr>
+          <w:lang w:val="en-GB"/>
+        </w:rPr>
+        <w:t>pravougaonika</w:t>
+      </w:r>
+      <w:proofErr w:type="spellEnd"/>
+      <w:r>
+        <w:rPr>
+          <w:lang w:val="en-GB"/>
+        </w:rPr>
+        <w:t xml:space="preserve"> koji </w:t>
+      </w:r>
+      <w:proofErr w:type="spellStart"/>
+      <w:r>
+        <w:rPr>
+          <w:lang w:val="en-GB"/>
+        </w:rPr>
+        <w:t>obuhvata</w:t>
+      </w:r>
+      <w:proofErr w:type="spellEnd"/>
+      <w:r>
+        <w:rPr>
+          <w:lang w:val="en-GB"/>
+        </w:rPr>
+        <w:t xml:space="preserve"> </w:t>
+      </w:r>
+      <w:proofErr w:type="spellStart"/>
+      <w:r>
+        <w:rPr>
+          <w:lang w:val="en-GB"/>
+        </w:rPr>
+        <w:t>sve</w:t>
+      </w:r>
+      <w:proofErr w:type="spellEnd"/>
+      <w:r>
+        <w:rPr>
+          <w:lang w:val="en-GB"/>
+        </w:rPr>
+        <w:t xml:space="preserve"> coordinate u tom </w:t>
+      </w:r>
+      <w:proofErr w:type="spellStart"/>
+      <w:r>
+        <w:rPr>
+          <w:lang w:val="en-GB"/>
+        </w:rPr>
+        <w:t>podstablu</w:t>
+      </w:r>
+      <w:proofErr w:type="spellEnd"/>
+      <w:r>
+        <w:rPr>
+          <w:lang w:val="en-GB"/>
+        </w:rPr>
+        <w:t xml:space="preserve">. </w:t>
+      </w:r>
+    </w:p>
+    <w:p>
+      <w:pPr>
+        <w:tabs>
+          <w:tab w:val="left" w:pos="1995"/>
+        </w:tabs>
+        <w:ind w:firstLine="0"/>
+        <w:rPr>
+          <w:lang w:val="en-GB"/>
+        </w:rPr>
+      </w:pPr>
+    </w:p>
+    <w:p>
+      <w:pPr>
+        <w:tabs>
+          <w:tab w:val="left" w:pos="1995"/>
+        </w:tabs>
+        <w:ind w:firstLine="0"/>
+      </w:pPr>
+      <w:proofErr w:type="spellStart"/>
+      <w:r>
+        <w:rPr>
+          <w:lang w:val="en-GB"/>
+        </w:rPr>
+        <w:t>Slede</w:t>
+      </w:r>
+      <w:proofErr w:type="spellEnd"/>
+      <w:r>
+        <w:t>ći upit daje 10 gradova koji su najbliži Nišu uključujući i Niš.</w:t>
+      </w:r>
+    </w:p>
+    <w:p>
+      <w:pPr>
+        <w:tabs>
+          <w:tab w:val="left" w:pos="1995"/>
+        </w:tabs>
+        <w:ind w:firstLine="0"/>
+      </w:pPr>
+    </w:p>
+    <w:p>
+      <w:pPr>
+        <w:tabs>
+          <w:tab w:val="left" w:pos="1995"/>
+        </w:tabs>
+        <w:ind w:firstLine="0"/>
+      </w:pPr>
+      <w:r>
+        <w:drawing>
+          <wp:inline distT="0" distB="0" distL="0" distR="0" wp14:anchorId="166F3602" wp14:editId="6D67FF75">
+            <wp:extent cx="5731510" cy="3571875"/>
+            <wp:effectExtent l="0" t="0" r="2540" b="9525"/>
+            <wp:docPr id="29" name="Picture 29"/>
+            <wp:cNvGraphicFramePr>
+              <a:graphicFrameLocks xmlns:a="http://schemas.openxmlformats.org/drawingml/2006/main" noChangeAspect="1"/>
+            </wp:cNvGraphicFramePr>
+            <a:graphic xmlns:a="http://schemas.openxmlformats.org/drawingml/2006/main">
+              <a:graphicData uri="http://schemas.openxmlformats.org/drawingml/2006/picture">
+                <pic:pic xmlns:pic="http://schemas.openxmlformats.org/drawingml/2006/picture">
+                  <pic:nvPicPr>
+                    <pic:cNvPr id="1" name=""/>
+                    <pic:cNvPicPr/>
+                  </pic:nvPicPr>
+                  <pic:blipFill>
+                    <a:blip r:embed="rId36"/>
+                    <a:stretch>
+                      <a:fillRect/>
+                    </a:stretch>
+                  </pic:blipFill>
+                  <pic:spPr>
+                    <a:xfrm>
+                      <a:off x="0" y="0"/>
+                      <a:ext cx="5731510" cy="3571875"/>
+                    </a:xfrm>
+                    <a:prstGeom prst="rect">
+                      <a:avLst/>
+                    </a:prstGeom>
+                  </pic:spPr>
+                </pic:pic>
+              </a:graphicData>
+            </a:graphic>
+          </wp:inline>
+        </w:drawing>
+      </w:r>
+    </w:p>
     <w:sectPr>
-      <w:footerReference w:type="default" r:id="rId32"/>
+      <w:footerReference w:type="default" r:id="rId37"/>
       <w:pgSz w:w="11906" w:h="16838"/>
       <w:pgMar w:top="1440" w:right="1440" w:bottom="1440" w:left="1440" w:header="708" w:footer="708" w:gutter="0"/>
       <w:cols w:space="708"/>
@@ -41108,6 +45924,268 @@
     </w:lvl>
   </w:abstractNum>
   <w:abstractNum w:abstractNumId="9" w15:restartNumberingAfterBreak="0">
+    <w:nsid w:val="158A76EA"/>
+    <w:multiLevelType w:val="hybridMultilevel"/>
+    <w:tmpl w:val="60C85176"/>
+    <w:lvl w:ilvl="0" w:tplc="08090001">
+      <w:start w:val="1"/>
+      <w:numFmt w:val="bullet"/>
+      <w:lvlText w:val=""/>
+      <w:lvlJc w:val="left"/>
+      <w:pPr>
+        <w:ind w:left="720" w:hanging="360"/>
+      </w:pPr>
+      <w:rPr>
+        <w:rFonts w:ascii="Symbol" w:hAnsi="Symbol" w:hint="default"/>
+      </w:rPr>
+    </w:lvl>
+    <w:lvl w:ilvl="1" w:tplc="08090003" w:tentative="1">
+      <w:start w:val="1"/>
+      <w:numFmt w:val="bullet"/>
+      <w:lvlText w:val="o"/>
+      <w:lvlJc w:val="left"/>
+      <w:pPr>
+        <w:ind w:left="1440" w:hanging="360"/>
+      </w:pPr>
+      <w:rPr>
+        <w:rFonts w:ascii="Courier New" w:hAnsi="Courier New" w:cs="Courier New" w:hint="default"/>
+      </w:rPr>
+    </w:lvl>
+    <w:lvl w:ilvl="2" w:tplc="08090005" w:tentative="1">
+      <w:start w:val="1"/>
+      <w:numFmt w:val="bullet"/>
+      <w:lvlText w:val=""/>
+      <w:lvlJc w:val="left"/>
+      <w:pPr>
+        <w:ind w:left="2160" w:hanging="360"/>
+      </w:pPr>
+      <w:rPr>
+        <w:rFonts w:ascii="Wingdings" w:hAnsi="Wingdings" w:hint="default"/>
+      </w:rPr>
+    </w:lvl>
+    <w:lvl w:ilvl="3" w:tplc="08090001" w:tentative="1">
+      <w:start w:val="1"/>
+      <w:numFmt w:val="bullet"/>
+      <w:lvlText w:val=""/>
+      <w:lvlJc w:val="left"/>
+      <w:pPr>
+        <w:ind w:left="2880" w:hanging="360"/>
+      </w:pPr>
+      <w:rPr>
+        <w:rFonts w:ascii="Symbol" w:hAnsi="Symbol" w:hint="default"/>
+      </w:rPr>
+    </w:lvl>
+    <w:lvl w:ilvl="4" w:tplc="08090003" w:tentative="1">
+      <w:start w:val="1"/>
+      <w:numFmt w:val="bullet"/>
+      <w:lvlText w:val="o"/>
+      <w:lvlJc w:val="left"/>
+      <w:pPr>
+        <w:ind w:left="3600" w:hanging="360"/>
+      </w:pPr>
+      <w:rPr>
+        <w:rFonts w:ascii="Courier New" w:hAnsi="Courier New" w:cs="Courier New" w:hint="default"/>
+      </w:rPr>
+    </w:lvl>
+    <w:lvl w:ilvl="5" w:tplc="08090005" w:tentative="1">
+      <w:start w:val="1"/>
+      <w:numFmt w:val="bullet"/>
+      <w:lvlText w:val=""/>
+      <w:lvlJc w:val="left"/>
+      <w:pPr>
+        <w:ind w:left="4320" w:hanging="360"/>
+      </w:pPr>
+      <w:rPr>
+        <w:rFonts w:ascii="Wingdings" w:hAnsi="Wingdings" w:hint="default"/>
+      </w:rPr>
+    </w:lvl>
+    <w:lvl w:ilvl="6" w:tplc="08090001" w:tentative="1">
+      <w:start w:val="1"/>
+      <w:numFmt w:val="bullet"/>
+      <w:lvlText w:val=""/>
+      <w:lvlJc w:val="left"/>
+      <w:pPr>
+        <w:ind w:left="5040" w:hanging="360"/>
+      </w:pPr>
+      <w:rPr>
+        <w:rFonts w:ascii="Symbol" w:hAnsi="Symbol" w:hint="default"/>
+      </w:rPr>
+    </w:lvl>
+    <w:lvl w:ilvl="7" w:tplc="08090003" w:tentative="1">
+      <w:start w:val="1"/>
+      <w:numFmt w:val="bullet"/>
+      <w:lvlText w:val="o"/>
+      <w:lvlJc w:val="left"/>
+      <w:pPr>
+        <w:ind w:left="5760" w:hanging="360"/>
+      </w:pPr>
+      <w:rPr>
+        <w:rFonts w:ascii="Courier New" w:hAnsi="Courier New" w:cs="Courier New" w:hint="default"/>
+      </w:rPr>
+    </w:lvl>
+    <w:lvl w:ilvl="8" w:tplc="08090005" w:tentative="1">
+      <w:start w:val="1"/>
+      <w:numFmt w:val="bullet"/>
+      <w:lvlText w:val=""/>
+      <w:lvlJc w:val="left"/>
+      <w:pPr>
+        <w:ind w:left="6480" w:hanging="360"/>
+      </w:pPr>
+      <w:rPr>
+        <w:rFonts w:ascii="Wingdings" w:hAnsi="Wingdings" w:hint="default"/>
+      </w:rPr>
+    </w:lvl>
+  </w:abstractNum>
+  <w:abstractNum w:abstractNumId="10" w15:restartNumberingAfterBreak="0">
+    <w:nsid w:val="194B1969"/>
+    <w:multiLevelType w:val="multilevel"/>
+    <w:tmpl w:val="EECA69D6"/>
+    <w:lvl w:ilvl="0">
+      <w:start w:val="1"/>
+      <w:numFmt w:val="bullet"/>
+      <w:lvlText w:val=""/>
+      <w:lvlJc w:val="left"/>
+      <w:pPr>
+        <w:tabs>
+          <w:tab w:val="num" w:pos="720"/>
+        </w:tabs>
+        <w:ind w:left="720" w:hanging="360"/>
+      </w:pPr>
+      <w:rPr>
+        <w:rFonts w:ascii="Symbol" w:hAnsi="Symbol" w:hint="default"/>
+        <w:sz w:val="20"/>
+      </w:rPr>
+    </w:lvl>
+    <w:lvl w:ilvl="1" w:tentative="1">
+      <w:start w:val="1"/>
+      <w:numFmt w:val="bullet"/>
+      <w:lvlText w:val="o"/>
+      <w:lvlJc w:val="left"/>
+      <w:pPr>
+        <w:tabs>
+          <w:tab w:val="num" w:pos="1440"/>
+        </w:tabs>
+        <w:ind w:left="1440" w:hanging="360"/>
+      </w:pPr>
+      <w:rPr>
+        <w:rFonts w:ascii="Courier New" w:hAnsi="Courier New" w:hint="default"/>
+        <w:sz w:val="20"/>
+      </w:rPr>
+    </w:lvl>
+    <w:lvl w:ilvl="2" w:tentative="1">
+      <w:start w:val="1"/>
+      <w:numFmt w:val="bullet"/>
+      <w:lvlText w:val=""/>
+      <w:lvlJc w:val="left"/>
+      <w:pPr>
+        <w:tabs>
+          <w:tab w:val="num" w:pos="2160"/>
+        </w:tabs>
+        <w:ind w:left="2160" w:hanging="360"/>
+      </w:pPr>
+      <w:rPr>
+        <w:rFonts w:ascii="Wingdings" w:hAnsi="Wingdings" w:hint="default"/>
+        <w:sz w:val="20"/>
+      </w:rPr>
+    </w:lvl>
+    <w:lvl w:ilvl="3" w:tentative="1">
+      <w:start w:val="1"/>
+      <w:numFmt w:val="bullet"/>
+      <w:lvlText w:val=""/>
+      <w:lvlJc w:val="left"/>
+      <w:pPr>
+        <w:tabs>
+          <w:tab w:val="num" w:pos="2880"/>
+        </w:tabs>
+        <w:ind w:left="2880" w:hanging="360"/>
+      </w:pPr>
+      <w:rPr>
+        <w:rFonts w:ascii="Wingdings" w:hAnsi="Wingdings" w:hint="default"/>
+        <w:sz w:val="20"/>
+      </w:rPr>
+    </w:lvl>
+    <w:lvl w:ilvl="4" w:tentative="1">
+      <w:start w:val="1"/>
+      <w:numFmt w:val="bullet"/>
+      <w:lvlText w:val=""/>
+      <w:lvlJc w:val="left"/>
+      <w:pPr>
+        <w:tabs>
+          <w:tab w:val="num" w:pos="3600"/>
+        </w:tabs>
+        <w:ind w:left="3600" w:hanging="360"/>
+      </w:pPr>
+      <w:rPr>
+        <w:rFonts w:ascii="Wingdings" w:hAnsi="Wingdings" w:hint="default"/>
+        <w:sz w:val="20"/>
+      </w:rPr>
+    </w:lvl>
+    <w:lvl w:ilvl="5" w:tentative="1">
+      <w:start w:val="1"/>
+      <w:numFmt w:val="bullet"/>
+      <w:lvlText w:val=""/>
+      <w:lvlJc w:val="left"/>
+      <w:pPr>
+        <w:tabs>
+          <w:tab w:val="num" w:pos="4320"/>
+        </w:tabs>
+        <w:ind w:left="4320" w:hanging="360"/>
+      </w:pPr>
+      <w:rPr>
+        <w:rFonts w:ascii="Wingdings" w:hAnsi="Wingdings" w:hint="default"/>
+        <w:sz w:val="20"/>
+      </w:rPr>
+    </w:lvl>
+    <w:lvl w:ilvl="6" w:tentative="1">
+      <w:start w:val="1"/>
+      <w:numFmt w:val="bullet"/>
+      <w:lvlText w:val=""/>
+      <w:lvlJc w:val="left"/>
+      <w:pPr>
+        <w:tabs>
+          <w:tab w:val="num" w:pos="5040"/>
+        </w:tabs>
+        <w:ind w:left="5040" w:hanging="360"/>
+      </w:pPr>
+      <w:rPr>
+        <w:rFonts w:ascii="Wingdings" w:hAnsi="Wingdings" w:hint="default"/>
+        <w:sz w:val="20"/>
+      </w:rPr>
+    </w:lvl>
+    <w:lvl w:ilvl="7" w:tentative="1">
+      <w:start w:val="1"/>
+      <w:numFmt w:val="bullet"/>
+      <w:lvlText w:val=""/>
+      <w:lvlJc w:val="left"/>
+      <w:pPr>
+        <w:tabs>
+          <w:tab w:val="num" w:pos="5760"/>
+        </w:tabs>
+        <w:ind w:left="5760" w:hanging="360"/>
+      </w:pPr>
+      <w:rPr>
+        <w:rFonts w:ascii="Wingdings" w:hAnsi="Wingdings" w:hint="default"/>
+        <w:sz w:val="20"/>
+      </w:rPr>
+    </w:lvl>
+    <w:lvl w:ilvl="8" w:tentative="1">
+      <w:start w:val="1"/>
+      <w:numFmt w:val="bullet"/>
+      <w:lvlText w:val=""/>
+      <w:lvlJc w:val="left"/>
+      <w:pPr>
+        <w:tabs>
+          <w:tab w:val="num" w:pos="6480"/>
+        </w:tabs>
+        <w:ind w:left="6480" w:hanging="360"/>
+      </w:pPr>
+      <w:rPr>
+        <w:rFonts w:ascii="Wingdings" w:hAnsi="Wingdings" w:hint="default"/>
+        <w:sz w:val="20"/>
+      </w:rPr>
+    </w:lvl>
+  </w:abstractNum>
+  <w:abstractNum w:abstractNumId="11" w15:restartNumberingAfterBreak="0">
     <w:nsid w:val="19C96AC5"/>
     <w:multiLevelType w:val="multilevel"/>
     <w:tmpl w:val="C9C2A1E0"/>
@@ -41220,7 +46298,7 @@
       </w:rPr>
     </w:lvl>
   </w:abstractNum>
-  <w:abstractNum w:abstractNumId="10" w15:restartNumberingAfterBreak="0">
+  <w:abstractNum w:abstractNumId="12" w15:restartNumberingAfterBreak="0">
     <w:nsid w:val="1A3927B6"/>
     <w:multiLevelType w:val="multilevel"/>
     <w:tmpl w:val="F5101CD4"/>
@@ -41343,7 +46421,7 @@
       </w:rPr>
     </w:lvl>
   </w:abstractNum>
-  <w:abstractNum w:abstractNumId="11" w15:restartNumberingAfterBreak="0">
+  <w:abstractNum w:abstractNumId="13" w15:restartNumberingAfterBreak="0">
     <w:nsid w:val="215B5888"/>
     <w:multiLevelType w:val="hybridMultilevel"/>
     <w:tmpl w:val="3758B96C"/>
@@ -41456,7 +46534,7 @@
       </w:rPr>
     </w:lvl>
   </w:abstractNum>
-  <w:abstractNum w:abstractNumId="12" w15:restartNumberingAfterBreak="0">
+  <w:abstractNum w:abstractNumId="14" w15:restartNumberingAfterBreak="0">
     <w:nsid w:val="254463F1"/>
     <w:multiLevelType w:val="multilevel"/>
     <w:tmpl w:val="E29C21AE"/>
@@ -41605,7 +46683,7 @@
       </w:rPr>
     </w:lvl>
   </w:abstractNum>
-  <w:abstractNum w:abstractNumId="13" w15:restartNumberingAfterBreak="0">
+  <w:abstractNum w:abstractNumId="15" w15:restartNumberingAfterBreak="0">
     <w:nsid w:val="2AA407D2"/>
     <w:multiLevelType w:val="multilevel"/>
     <w:tmpl w:val="F5101CD4"/>
@@ -41728,7 +46806,7 @@
       </w:rPr>
     </w:lvl>
   </w:abstractNum>
-  <w:abstractNum w:abstractNumId="14" w15:restartNumberingAfterBreak="0">
+  <w:abstractNum w:abstractNumId="16" w15:restartNumberingAfterBreak="0">
     <w:nsid w:val="2E035B16"/>
     <w:multiLevelType w:val="hybridMultilevel"/>
     <w:tmpl w:val="53F8AF56"/>
@@ -41817,7 +46895,7 @@
       </w:pPr>
     </w:lvl>
   </w:abstractNum>
-  <w:abstractNum w:abstractNumId="15" w15:restartNumberingAfterBreak="0">
+  <w:abstractNum w:abstractNumId="17" w15:restartNumberingAfterBreak="0">
     <w:nsid w:val="2E326A4B"/>
     <w:multiLevelType w:val="hybridMultilevel"/>
     <w:tmpl w:val="A6524326"/>
@@ -41906,7 +46984,7 @@
       </w:pPr>
     </w:lvl>
   </w:abstractNum>
-  <w:abstractNum w:abstractNumId="16" w15:restartNumberingAfterBreak="0">
+  <w:abstractNum w:abstractNumId="18" w15:restartNumberingAfterBreak="0">
     <w:nsid w:val="2E496C22"/>
     <w:multiLevelType w:val="hybridMultilevel"/>
     <w:tmpl w:val="B464ED60"/>
@@ -41995,7 +47073,7 @@
       </w:pPr>
     </w:lvl>
   </w:abstractNum>
-  <w:abstractNum w:abstractNumId="17" w15:restartNumberingAfterBreak="0">
+  <w:abstractNum w:abstractNumId="19" w15:restartNumberingAfterBreak="0">
     <w:nsid w:val="328A02D0"/>
     <w:multiLevelType w:val="hybridMultilevel"/>
     <w:tmpl w:val="3C0CFEE6"/>
@@ -42084,7 +47162,7 @@
       </w:pPr>
     </w:lvl>
   </w:abstractNum>
-  <w:abstractNum w:abstractNumId="18" w15:restartNumberingAfterBreak="0">
+  <w:abstractNum w:abstractNumId="20" w15:restartNumberingAfterBreak="0">
     <w:nsid w:val="33B85573"/>
     <w:multiLevelType w:val="hybridMultilevel"/>
     <w:tmpl w:val="CC0678B8"/>
@@ -42197,10 +47275,10 @@
       </w:rPr>
     </w:lvl>
   </w:abstractNum>
-  <w:abstractNum w:abstractNumId="19" w15:restartNumberingAfterBreak="0">
-    <w:nsid w:val="3D5C2FAF"/>
+  <w:abstractNum w:abstractNumId="21" w15:restartNumberingAfterBreak="0">
+    <w:nsid w:val="36121CD3"/>
     <w:multiLevelType w:val="multilevel"/>
-    <w:tmpl w:val="296EB8FC"/>
+    <w:tmpl w:val="FDC4D74A"/>
     <w:lvl w:ilvl="0">
       <w:start w:val="1"/>
       <w:numFmt w:val="bullet"/>
@@ -42346,10 +47424,10 @@
       </w:rPr>
     </w:lvl>
   </w:abstractNum>
-  <w:abstractNum w:abstractNumId="20" w15:restartNumberingAfterBreak="0">
-    <w:nsid w:val="4AC53EA4"/>
+  <w:abstractNum w:abstractNumId="22" w15:restartNumberingAfterBreak="0">
+    <w:nsid w:val="3D5C2FAF"/>
     <w:multiLevelType w:val="multilevel"/>
-    <w:tmpl w:val="C02037DA"/>
+    <w:tmpl w:val="296EB8FC"/>
     <w:lvl w:ilvl="0">
       <w:start w:val="1"/>
       <w:numFmt w:val="bullet"/>
@@ -42495,7 +47573,156 @@
       </w:rPr>
     </w:lvl>
   </w:abstractNum>
-  <w:abstractNum w:abstractNumId="21" w15:restartNumberingAfterBreak="0">
+  <w:abstractNum w:abstractNumId="23" w15:restartNumberingAfterBreak="0">
+    <w:nsid w:val="4AC53EA4"/>
+    <w:multiLevelType w:val="multilevel"/>
+    <w:tmpl w:val="C02037DA"/>
+    <w:lvl w:ilvl="0">
+      <w:start w:val="1"/>
+      <w:numFmt w:val="bullet"/>
+      <w:lvlText w:val=""/>
+      <w:lvlJc w:val="left"/>
+      <w:pPr>
+        <w:tabs>
+          <w:tab w:val="num" w:pos="720"/>
+        </w:tabs>
+        <w:ind w:left="720" w:hanging="360"/>
+      </w:pPr>
+      <w:rPr>
+        <w:rFonts w:ascii="Symbol" w:hAnsi="Symbol" w:hint="default"/>
+        <w:sz w:val="20"/>
+      </w:rPr>
+    </w:lvl>
+    <w:lvl w:ilvl="1" w:tentative="1">
+      <w:start w:val="1"/>
+      <w:numFmt w:val="bullet"/>
+      <w:lvlText w:val="o"/>
+      <w:lvlJc w:val="left"/>
+      <w:pPr>
+        <w:tabs>
+          <w:tab w:val="num" w:pos="1440"/>
+        </w:tabs>
+        <w:ind w:left="1440" w:hanging="360"/>
+      </w:pPr>
+      <w:rPr>
+        <w:rFonts w:ascii="Courier New" w:hAnsi="Courier New" w:hint="default"/>
+        <w:sz w:val="20"/>
+      </w:rPr>
+    </w:lvl>
+    <w:lvl w:ilvl="2" w:tentative="1">
+      <w:start w:val="1"/>
+      <w:numFmt w:val="bullet"/>
+      <w:lvlText w:val=""/>
+      <w:lvlJc w:val="left"/>
+      <w:pPr>
+        <w:tabs>
+          <w:tab w:val="num" w:pos="2160"/>
+        </w:tabs>
+        <w:ind w:left="2160" w:hanging="360"/>
+      </w:pPr>
+      <w:rPr>
+        <w:rFonts w:ascii="Wingdings" w:hAnsi="Wingdings" w:hint="default"/>
+        <w:sz w:val="20"/>
+      </w:rPr>
+    </w:lvl>
+    <w:lvl w:ilvl="3" w:tentative="1">
+      <w:start w:val="1"/>
+      <w:numFmt w:val="bullet"/>
+      <w:lvlText w:val=""/>
+      <w:lvlJc w:val="left"/>
+      <w:pPr>
+        <w:tabs>
+          <w:tab w:val="num" w:pos="2880"/>
+        </w:tabs>
+        <w:ind w:left="2880" w:hanging="360"/>
+      </w:pPr>
+      <w:rPr>
+        <w:rFonts w:ascii="Wingdings" w:hAnsi="Wingdings" w:hint="default"/>
+        <w:sz w:val="20"/>
+      </w:rPr>
+    </w:lvl>
+    <w:lvl w:ilvl="4" w:tentative="1">
+      <w:start w:val="1"/>
+      <w:numFmt w:val="bullet"/>
+      <w:lvlText w:val=""/>
+      <w:lvlJc w:val="left"/>
+      <w:pPr>
+        <w:tabs>
+          <w:tab w:val="num" w:pos="3600"/>
+        </w:tabs>
+        <w:ind w:left="3600" w:hanging="360"/>
+      </w:pPr>
+      <w:rPr>
+        <w:rFonts w:ascii="Wingdings" w:hAnsi="Wingdings" w:hint="default"/>
+        <w:sz w:val="20"/>
+      </w:rPr>
+    </w:lvl>
+    <w:lvl w:ilvl="5" w:tentative="1">
+      <w:start w:val="1"/>
+      <w:numFmt w:val="bullet"/>
+      <w:lvlText w:val=""/>
+      <w:lvlJc w:val="left"/>
+      <w:pPr>
+        <w:tabs>
+          <w:tab w:val="num" w:pos="4320"/>
+        </w:tabs>
+        <w:ind w:left="4320" w:hanging="360"/>
+      </w:pPr>
+      <w:rPr>
+        <w:rFonts w:ascii="Wingdings" w:hAnsi="Wingdings" w:hint="default"/>
+        <w:sz w:val="20"/>
+      </w:rPr>
+    </w:lvl>
+    <w:lvl w:ilvl="6" w:tentative="1">
+      <w:start w:val="1"/>
+      <w:numFmt w:val="bullet"/>
+      <w:lvlText w:val=""/>
+      <w:lvlJc w:val="left"/>
+      <w:pPr>
+        <w:tabs>
+          <w:tab w:val="num" w:pos="5040"/>
+        </w:tabs>
+        <w:ind w:left="5040" w:hanging="360"/>
+      </w:pPr>
+      <w:rPr>
+        <w:rFonts w:ascii="Wingdings" w:hAnsi="Wingdings" w:hint="default"/>
+        <w:sz w:val="20"/>
+      </w:rPr>
+    </w:lvl>
+    <w:lvl w:ilvl="7" w:tentative="1">
+      <w:start w:val="1"/>
+      <w:numFmt w:val="bullet"/>
+      <w:lvlText w:val=""/>
+      <w:lvlJc w:val="left"/>
+      <w:pPr>
+        <w:tabs>
+          <w:tab w:val="num" w:pos="5760"/>
+        </w:tabs>
+        <w:ind w:left="5760" w:hanging="360"/>
+      </w:pPr>
+      <w:rPr>
+        <w:rFonts w:ascii="Wingdings" w:hAnsi="Wingdings" w:hint="default"/>
+        <w:sz w:val="20"/>
+      </w:rPr>
+    </w:lvl>
+    <w:lvl w:ilvl="8" w:tentative="1">
+      <w:start w:val="1"/>
+      <w:numFmt w:val="bullet"/>
+      <w:lvlText w:val=""/>
+      <w:lvlJc w:val="left"/>
+      <w:pPr>
+        <w:tabs>
+          <w:tab w:val="num" w:pos="6480"/>
+        </w:tabs>
+        <w:ind w:left="6480" w:hanging="360"/>
+      </w:pPr>
+      <w:rPr>
+        <w:rFonts w:ascii="Wingdings" w:hAnsi="Wingdings" w:hint="default"/>
+        <w:sz w:val="20"/>
+      </w:rPr>
+    </w:lvl>
+  </w:abstractNum>
+  <w:abstractNum w:abstractNumId="24" w15:restartNumberingAfterBreak="0">
     <w:nsid w:val="4F552E14"/>
     <w:multiLevelType w:val="multilevel"/>
     <w:tmpl w:val="F5101CD4"/>
@@ -42618,7 +47845,7 @@
       </w:rPr>
     </w:lvl>
   </w:abstractNum>
-  <w:abstractNum w:abstractNumId="22" w15:restartNumberingAfterBreak="0">
+  <w:abstractNum w:abstractNumId="25" w15:restartNumberingAfterBreak="0">
     <w:nsid w:val="4FF93DAD"/>
     <w:multiLevelType w:val="multilevel"/>
     <w:tmpl w:val="94B0A6DA"/>
@@ -42767,7 +47994,7 @@
       </w:rPr>
     </w:lvl>
   </w:abstractNum>
-  <w:abstractNum w:abstractNumId="23" w15:restartNumberingAfterBreak="0">
+  <w:abstractNum w:abstractNumId="26" w15:restartNumberingAfterBreak="0">
     <w:nsid w:val="541576B8"/>
     <w:multiLevelType w:val="hybridMultilevel"/>
     <w:tmpl w:val="827A1F0E"/>
@@ -42853,7 +48080,7 @@
       </w:pPr>
     </w:lvl>
   </w:abstractNum>
-  <w:abstractNum w:abstractNumId="24" w15:restartNumberingAfterBreak="0">
+  <w:abstractNum w:abstractNumId="27" w15:restartNumberingAfterBreak="0">
     <w:nsid w:val="5DA42969"/>
     <w:multiLevelType w:val="multilevel"/>
     <w:tmpl w:val="C02037DA"/>
@@ -43002,7 +48229,7 @@
       </w:rPr>
     </w:lvl>
   </w:abstractNum>
-  <w:abstractNum w:abstractNumId="25" w15:restartNumberingAfterBreak="0">
+  <w:abstractNum w:abstractNumId="28" w15:restartNumberingAfterBreak="0">
     <w:nsid w:val="5E604800"/>
     <w:multiLevelType w:val="multilevel"/>
     <w:tmpl w:val="F6E2C680"/>
@@ -43151,7 +48378,7 @@
       </w:rPr>
     </w:lvl>
   </w:abstractNum>
-  <w:abstractNum w:abstractNumId="26" w15:restartNumberingAfterBreak="0">
+  <w:abstractNum w:abstractNumId="29" w15:restartNumberingAfterBreak="0">
     <w:nsid w:val="5F797752"/>
     <w:multiLevelType w:val="multilevel"/>
     <w:tmpl w:val="BD66A04A"/>
@@ -43300,7 +48527,7 @@
       </w:rPr>
     </w:lvl>
   </w:abstractNum>
-  <w:abstractNum w:abstractNumId="27" w15:restartNumberingAfterBreak="0">
+  <w:abstractNum w:abstractNumId="30" w15:restartNumberingAfterBreak="0">
     <w:nsid w:val="69CA2A5F"/>
     <w:multiLevelType w:val="multilevel"/>
     <w:tmpl w:val="C02037DA"/>
@@ -43449,7 +48676,7 @@
       </w:rPr>
     </w:lvl>
   </w:abstractNum>
-  <w:abstractNum w:abstractNumId="28" w15:restartNumberingAfterBreak="0">
+  <w:abstractNum w:abstractNumId="31" w15:restartNumberingAfterBreak="0">
     <w:nsid w:val="6A1F073F"/>
     <w:multiLevelType w:val="hybridMultilevel"/>
     <w:tmpl w:val="615A0EE6"/>
@@ -43562,7 +48789,7 @@
       </w:rPr>
     </w:lvl>
   </w:abstractNum>
-  <w:abstractNum w:abstractNumId="29" w15:restartNumberingAfterBreak="0">
+  <w:abstractNum w:abstractNumId="32" w15:restartNumberingAfterBreak="0">
     <w:nsid w:val="6FE208EC"/>
     <w:multiLevelType w:val="multilevel"/>
     <w:tmpl w:val="0758030E"/>
@@ -43675,7 +48902,7 @@
       </w:pPr>
     </w:lvl>
   </w:abstractNum>
-  <w:abstractNum w:abstractNumId="30" w15:restartNumberingAfterBreak="0">
+  <w:abstractNum w:abstractNumId="33" w15:restartNumberingAfterBreak="0">
     <w:nsid w:val="724928E0"/>
     <w:multiLevelType w:val="multilevel"/>
     <w:tmpl w:val="116848DE"/>
@@ -43797,7 +49024,7 @@
       </w:rPr>
     </w:lvl>
   </w:abstractNum>
-  <w:abstractNum w:abstractNumId="31" w15:restartNumberingAfterBreak="0">
+  <w:abstractNum w:abstractNumId="34" w15:restartNumberingAfterBreak="0">
     <w:nsid w:val="750D4FF0"/>
     <w:multiLevelType w:val="multilevel"/>
     <w:tmpl w:val="C02037DA"/>
@@ -43946,7 +49173,7 @@
       </w:rPr>
     </w:lvl>
   </w:abstractNum>
-  <w:abstractNum w:abstractNumId="32" w15:restartNumberingAfterBreak="0">
+  <w:abstractNum w:abstractNumId="35" w15:restartNumberingAfterBreak="0">
     <w:nsid w:val="79297C06"/>
     <w:multiLevelType w:val="multilevel"/>
     <w:tmpl w:val="720EED7E"/>
@@ -44059,7 +49286,7 @@
       </w:pPr>
     </w:lvl>
   </w:abstractNum>
-  <w:abstractNum w:abstractNumId="33" w15:restartNumberingAfterBreak="0">
+  <w:abstractNum w:abstractNumId="36" w15:restartNumberingAfterBreak="0">
     <w:nsid w:val="7CF8135B"/>
     <w:multiLevelType w:val="hybridMultilevel"/>
     <w:tmpl w:val="872878F0"/>
@@ -44149,19 +49376,19 @@
     </w:lvl>
   </w:abstractNum>
   <w:num w:numId="1" w16cid:durableId="874775772">
-    <w:abstractNumId w:val="14"/>
+    <w:abstractNumId w:val="16"/>
   </w:num>
   <w:num w:numId="2" w16cid:durableId="200673344">
-    <w:abstractNumId w:val="10"/>
+    <w:abstractNumId w:val="12"/>
   </w:num>
   <w:num w:numId="3" w16cid:durableId="404300880">
-    <w:abstractNumId w:val="17"/>
+    <w:abstractNumId w:val="19"/>
   </w:num>
   <w:num w:numId="4" w16cid:durableId="1705322885">
-    <w:abstractNumId w:val="30"/>
+    <w:abstractNumId w:val="33"/>
   </w:num>
   <w:num w:numId="5" w16cid:durableId="1072890321">
-    <w:abstractNumId w:val="28"/>
+    <w:abstractNumId w:val="31"/>
   </w:num>
   <w:num w:numId="6" w16cid:durableId="708535264">
     <w:abstractNumId w:val="7"/>
@@ -44170,22 +49397,22 @@
     <w:abstractNumId w:val="4"/>
   </w:num>
   <w:num w:numId="8" w16cid:durableId="1682586750">
-    <w:abstractNumId w:val="26"/>
+    <w:abstractNumId w:val="29"/>
   </w:num>
   <w:num w:numId="9" w16cid:durableId="624123181">
     <w:abstractNumId w:val="8"/>
   </w:num>
   <w:num w:numId="10" w16cid:durableId="885064436">
-    <w:abstractNumId w:val="13"/>
+    <w:abstractNumId w:val="15"/>
   </w:num>
   <w:num w:numId="11" w16cid:durableId="2057386929">
-    <w:abstractNumId w:val="21"/>
+    <w:abstractNumId w:val="24"/>
   </w:num>
   <w:num w:numId="12" w16cid:durableId="1263953142">
-    <w:abstractNumId w:val="32"/>
+    <w:abstractNumId w:val="35"/>
   </w:num>
   <w:num w:numId="13" w16cid:durableId="1645814471">
-    <w:abstractNumId w:val="23"/>
+    <w:abstractNumId w:val="26"/>
   </w:num>
   <w:num w:numId="14" w16cid:durableId="617107437">
     <w:abstractNumId w:val="0"/>
@@ -44194,61 +49421,70 @@
     <w:abstractNumId w:val="1"/>
   </w:num>
   <w:num w:numId="16" w16cid:durableId="1093672422">
-    <w:abstractNumId w:val="18"/>
+    <w:abstractNumId w:val="20"/>
   </w:num>
   <w:num w:numId="17" w16cid:durableId="2101094680">
     <w:abstractNumId w:val="5"/>
   </w:num>
   <w:num w:numId="18" w16cid:durableId="213393653">
-    <w:abstractNumId w:val="19"/>
+    <w:abstractNumId w:val="22"/>
   </w:num>
   <w:num w:numId="19" w16cid:durableId="1443375979">
-    <w:abstractNumId w:val="22"/>
+    <w:abstractNumId w:val="25"/>
   </w:num>
   <w:num w:numId="20" w16cid:durableId="1081485887">
     <w:abstractNumId w:val="2"/>
   </w:num>
   <w:num w:numId="21" w16cid:durableId="1938244715">
-    <w:abstractNumId w:val="33"/>
+    <w:abstractNumId w:val="36"/>
   </w:num>
   <w:num w:numId="22" w16cid:durableId="1443453536">
-    <w:abstractNumId w:val="15"/>
+    <w:abstractNumId w:val="17"/>
   </w:num>
   <w:num w:numId="23" w16cid:durableId="1297953730">
-    <w:abstractNumId w:val="16"/>
+    <w:abstractNumId w:val="18"/>
   </w:num>
   <w:num w:numId="24" w16cid:durableId="97263542">
-    <w:abstractNumId w:val="24"/>
+    <w:abstractNumId w:val="27"/>
   </w:num>
   <w:num w:numId="25" w16cid:durableId="1662538957">
     <w:abstractNumId w:val="3"/>
   </w:num>
   <w:num w:numId="26" w16cid:durableId="726803100">
-    <w:abstractNumId w:val="27"/>
+    <w:abstractNumId w:val="30"/>
   </w:num>
   <w:num w:numId="27" w16cid:durableId="1605846330">
-    <w:abstractNumId w:val="20"/>
+    <w:abstractNumId w:val="23"/>
   </w:num>
   <w:num w:numId="28" w16cid:durableId="1379623012">
     <w:abstractNumId w:val="6"/>
   </w:num>
   <w:num w:numId="29" w16cid:durableId="1078601663">
-    <w:abstractNumId w:val="29"/>
+    <w:abstractNumId w:val="32"/>
   </w:num>
   <w:num w:numId="30" w16cid:durableId="1078670816">
+    <w:abstractNumId w:val="11"/>
+  </w:num>
+  <w:num w:numId="31" w16cid:durableId="1798988582">
+    <w:abstractNumId w:val="34"/>
+  </w:num>
+  <w:num w:numId="32" w16cid:durableId="883785398">
+    <w:abstractNumId w:val="14"/>
+  </w:num>
+  <w:num w:numId="33" w16cid:durableId="1335256653">
+    <w:abstractNumId w:val="28"/>
+  </w:num>
+  <w:num w:numId="34" w16cid:durableId="906496591">
+    <w:abstractNumId w:val="13"/>
+  </w:num>
+  <w:num w:numId="35" w16cid:durableId="1380786164">
+    <w:abstractNumId w:val="10"/>
+  </w:num>
+  <w:num w:numId="36" w16cid:durableId="763719947">
     <w:abstractNumId w:val="9"/>
   </w:num>
-  <w:num w:numId="31" w16cid:durableId="1798988582">
-    <w:abstractNumId w:val="31"/>
-  </w:num>
-  <w:num w:numId="32" w16cid:durableId="883785398">
-    <w:abstractNumId w:val="12"/>
-  </w:num>
-  <w:num w:numId="33" w16cid:durableId="1335256653">
-    <w:abstractNumId w:val="25"/>
-  </w:num>
-  <w:num w:numId="34" w16cid:durableId="906496591">
-    <w:abstractNumId w:val="11"/>
+  <w:num w:numId="37" w16cid:durableId="1577089795">
+    <w:abstractNumId w:val="21"/>
   </w:num>
 </w:numbering>
 </file>
@@ -45324,6 +50560,19 @@
       <w:lang w:val="en-GB" w:eastAsia="en-GB"/>
     </w:rPr>
   </w:style>
+  <w:style w:type="paragraph" w:styleId="TOC3">
+    <w:name w:val="toc 3"/>
+    <w:basedOn w:val="Normal"/>
+    <w:next w:val="Normal"/>
+    <w:autoRedefine/>
+    <w:uiPriority w:val="39"/>
+    <w:unhideWhenUsed/>
+    <w:rsid w:val="00921343"/>
+    <w:pPr>
+      <w:spacing w:after="100"/>
+      <w:ind w:left="480"/>
+    </w:pPr>
+  </w:style>
 </w:styles>
 </file>
 

--- a/Interna struktura i organizacija indeksa kod Postgres baze podataka.docx
+++ b/Interna struktura i organizacija indeksa kod Postgres baze podataka.docx
@@ -19,7 +19,7 @@
           <w:noProof/>
         </w:rPr>
         <w:drawing>
-          <wp:anchor distT="114300" distB="114300" distL="114300" distR="114300" simplePos="0" relativeHeight="251659264" behindDoc="1" locked="0" layoutInCell="1" allowOverlap="1" wp14:anchorId="53E2288F" wp14:editId="220C1646">
+          <wp:anchor distT="114300" distB="114300" distL="114300" distR="114300" simplePos="0" relativeHeight="251659264" behindDoc="1" locked="0" layoutInCell="1" allowOverlap="1" wp14:anchorId="53E2288F" wp14:editId="6C2A7901">
             <wp:simplePos x="0" y="0"/>
             <wp:positionH relativeFrom="margin">
               <wp:align>right</wp:align>
@@ -899,7 +899,7 @@
           <w:r>
             <w:fldChar w:fldCharType="separate"/>
           </w:r>
-          <w:hyperlink w:anchor="_Toc225971378" w:history="1">
+          <w:hyperlink w:anchor="_Toc225980589" w:history="1">
             <w:r>
               <w:rPr>
                 <w:rStyle w:val="Hyperlink"/>
@@ -948,7 +948,7 @@
                 <w:noProof/>
                 <w:webHidden/>
               </w:rPr>
-              <w:instrText xml:space="preserve"> PAGEREF _Toc225971378 \h </w:instrText>
+              <w:instrText xml:space="preserve"> PAGEREF _Toc225980589 \h </w:instrText>
             </w:r>
             <w:r>
               <w:rPr>
@@ -995,7 +995,7 @@
               <w14:ligatures w14:val="standardContextual"/>
             </w:rPr>
           </w:pPr>
-          <w:hyperlink w:anchor="_Toc225971379" w:history="1">
+          <w:hyperlink w:anchor="_Toc225980590" w:history="1">
             <w:r>
               <w:rPr>
                 <w:rStyle w:val="Hyperlink"/>
@@ -1052,7 +1052,7 @@
                 <w:noProof/>
                 <w:webHidden/>
               </w:rPr>
-              <w:instrText xml:space="preserve"> PAGEREF _Toc225971379 \h </w:instrText>
+              <w:instrText xml:space="preserve"> PAGEREF _Toc225980590 \h </w:instrText>
             </w:r>
             <w:r>
               <w:rPr>
@@ -1072,7 +1072,7 @@
                 <w:noProof/>
                 <w:webHidden/>
               </w:rPr>
-              <w:t>4</w:t>
+              <w:t>3</w:t>
             </w:r>
             <w:r>
               <w:rPr>
@@ -1099,7 +1099,7 @@
               <w14:ligatures w14:val="standardContextual"/>
             </w:rPr>
           </w:pPr>
-          <w:hyperlink w:anchor="_Toc225971380" w:history="1">
+          <w:hyperlink w:anchor="_Toc225980591" w:history="1">
             <w:r>
               <w:rPr>
                 <w:rStyle w:val="Hyperlink"/>
@@ -1146,7 +1146,7 @@
                 <w:noProof/>
                 <w:webHidden/>
               </w:rPr>
-              <w:instrText xml:space="preserve"> PAGEREF _Toc225971380 \h </w:instrText>
+              <w:instrText xml:space="preserve"> PAGEREF _Toc225980591 \h </w:instrText>
             </w:r>
             <w:r>
               <w:rPr>
@@ -1193,7 +1193,7 @@
               <w14:ligatures w14:val="standardContextual"/>
             </w:rPr>
           </w:pPr>
-          <w:hyperlink w:anchor="_Toc225971381" w:history="1">
+          <w:hyperlink w:anchor="_Toc225980592" w:history="1">
             <w:r>
               <w:rPr>
                 <w:rStyle w:val="Hyperlink"/>
@@ -1240,7 +1240,7 @@
                 <w:noProof/>
                 <w:webHidden/>
               </w:rPr>
-              <w:instrText xml:space="preserve"> PAGEREF _Toc225971381 \h </w:instrText>
+              <w:instrText xml:space="preserve"> PAGEREF _Toc225980592 \h </w:instrText>
             </w:r>
             <w:r>
               <w:rPr>
@@ -1287,7 +1287,7 @@
               <w14:ligatures w14:val="standardContextual"/>
             </w:rPr>
           </w:pPr>
-          <w:hyperlink w:anchor="_Toc225971382" w:history="1">
+          <w:hyperlink w:anchor="_Toc225980593" w:history="1">
             <w:r>
               <w:rPr>
                 <w:rStyle w:val="Hyperlink"/>
@@ -1336,7 +1336,7 @@
                 <w:noProof/>
                 <w:webHidden/>
               </w:rPr>
-              <w:instrText xml:space="preserve"> PAGEREF _Toc225971382 \h </w:instrText>
+              <w:instrText xml:space="preserve"> PAGEREF _Toc225980593 \h </w:instrText>
             </w:r>
             <w:r>
               <w:rPr>
@@ -1383,7 +1383,7 @@
               <w14:ligatures w14:val="standardContextual"/>
             </w:rPr>
           </w:pPr>
-          <w:hyperlink w:anchor="_Toc225971383" w:history="1">
+          <w:hyperlink w:anchor="_Toc225980594" w:history="1">
             <w:r>
               <w:rPr>
                 <w:rStyle w:val="Hyperlink"/>
@@ -1441,7 +1441,7 @@
                 <w:noProof/>
                 <w:webHidden/>
               </w:rPr>
-              <w:instrText xml:space="preserve"> PAGEREF _Toc225971383 \h </w:instrText>
+              <w:instrText xml:space="preserve"> PAGEREF _Toc225980594 \h </w:instrText>
             </w:r>
             <w:r>
               <w:rPr>
@@ -1488,7 +1488,7 @@
               <w14:ligatures w14:val="standardContextual"/>
             </w:rPr>
           </w:pPr>
-          <w:hyperlink w:anchor="_Toc225971384" w:history="1">
+          <w:hyperlink w:anchor="_Toc225980595" w:history="1">
             <w:r>
               <w:rPr>
                 <w:rStyle w:val="Hyperlink"/>
@@ -1537,7 +1537,7 @@
                 <w:noProof/>
                 <w:webHidden/>
               </w:rPr>
-              <w:instrText xml:space="preserve"> PAGEREF _Toc225971384 \h </w:instrText>
+              <w:instrText xml:space="preserve"> PAGEREF _Toc225980595 \h </w:instrText>
             </w:r>
             <w:r>
               <w:rPr>
@@ -1584,7 +1584,7 @@
               <w14:ligatures w14:val="standardContextual"/>
             </w:rPr>
           </w:pPr>
-          <w:hyperlink w:anchor="_Toc225971385" w:history="1">
+          <w:hyperlink w:anchor="_Toc225980596" w:history="1">
             <w:r>
               <w:rPr>
                 <w:rStyle w:val="Hyperlink"/>
@@ -1631,7 +1631,7 @@
                 <w:noProof/>
                 <w:webHidden/>
               </w:rPr>
-              <w:instrText xml:space="preserve"> PAGEREF _Toc225971385 \h </w:instrText>
+              <w:instrText xml:space="preserve"> PAGEREF _Toc225980596 \h </w:instrText>
             </w:r>
             <w:r>
               <w:rPr>
@@ -1678,7 +1678,7 @@
               <w14:ligatures w14:val="standardContextual"/>
             </w:rPr>
           </w:pPr>
-          <w:hyperlink w:anchor="_Toc225971386" w:history="1">
+          <w:hyperlink w:anchor="_Toc225980597" w:history="1">
             <w:r>
               <w:rPr>
                 <w:rStyle w:val="Hyperlink"/>
@@ -1727,7 +1727,7 @@
                 <w:noProof/>
                 <w:webHidden/>
               </w:rPr>
-              <w:instrText xml:space="preserve"> PAGEREF _Toc225971386 \h </w:instrText>
+              <w:instrText xml:space="preserve"> PAGEREF _Toc225980597 \h </w:instrText>
             </w:r>
             <w:r>
               <w:rPr>
@@ -1774,7 +1774,7 @@
               <w14:ligatures w14:val="standardContextual"/>
             </w:rPr>
           </w:pPr>
-          <w:hyperlink w:anchor="_Toc225971387" w:history="1">
+          <w:hyperlink w:anchor="_Toc225980598" w:history="1">
             <w:r>
               <w:rPr>
                 <w:rStyle w:val="Hyperlink"/>
@@ -1823,7 +1823,7 @@
                 <w:noProof/>
                 <w:webHidden/>
               </w:rPr>
-              <w:instrText xml:space="preserve"> PAGEREF _Toc225971387 \h </w:instrText>
+              <w:instrText xml:space="preserve"> PAGEREF _Toc225980598 \h </w:instrText>
             </w:r>
             <w:r>
               <w:rPr>
@@ -1870,7 +1870,7 @@
               <w14:ligatures w14:val="standardContextual"/>
             </w:rPr>
           </w:pPr>
-          <w:hyperlink w:anchor="_Toc225971388" w:history="1">
+          <w:hyperlink w:anchor="_Toc225980599" w:history="1">
             <w:r>
               <w:rPr>
                 <w:rStyle w:val="Hyperlink"/>
@@ -1919,7 +1919,7 @@
                 <w:noProof/>
                 <w:webHidden/>
               </w:rPr>
-              <w:instrText xml:space="preserve"> PAGEREF _Toc225971388 \h </w:instrText>
+              <w:instrText xml:space="preserve"> PAGEREF _Toc225980599 \h </w:instrText>
             </w:r>
             <w:r>
               <w:rPr>
@@ -1965,7 +1965,7 @@
               <w14:ligatures w14:val="standardContextual"/>
             </w:rPr>
           </w:pPr>
-          <w:hyperlink w:anchor="_Toc225971389" w:history="1">
+          <w:hyperlink w:anchor="_Toc225980600" w:history="1">
             <w:r>
               <w:rPr>
                 <w:rStyle w:val="Hyperlink"/>
@@ -2000,7 +2000,7 @@
                 <w:noProof/>
                 <w:webHidden/>
               </w:rPr>
-              <w:instrText xml:space="preserve"> PAGEREF _Toc225971389 \h </w:instrText>
+              <w:instrText xml:space="preserve"> PAGEREF _Toc225980600 \h </w:instrText>
             </w:r>
             <w:r>
               <w:rPr>
@@ -2046,7 +2046,7 @@
               <w14:ligatures w14:val="standardContextual"/>
             </w:rPr>
           </w:pPr>
-          <w:hyperlink w:anchor="_Toc225971390" w:history="1">
+          <w:hyperlink w:anchor="_Toc225980601" w:history="1">
             <w:r>
               <w:rPr>
                 <w:rStyle w:val="Hyperlink"/>
@@ -2075,7 +2075,7 @@
                 <w:noProof/>
                 <w:webHidden/>
               </w:rPr>
-              <w:instrText xml:space="preserve"> PAGEREF _Toc225971390 \h </w:instrText>
+              <w:instrText xml:space="preserve"> PAGEREF _Toc225980601 \h </w:instrText>
             </w:r>
             <w:r>
               <w:rPr>
@@ -2122,7 +2122,7 @@
               <w14:ligatures w14:val="standardContextual"/>
             </w:rPr>
           </w:pPr>
-          <w:hyperlink w:anchor="_Toc225971391" w:history="1">
+          <w:hyperlink w:anchor="_Toc225980602" w:history="1">
             <w:r>
               <w:rPr>
                 <w:rStyle w:val="Hyperlink"/>
@@ -2171,7 +2171,7 @@
                 <w:noProof/>
                 <w:webHidden/>
               </w:rPr>
-              <w:instrText xml:space="preserve"> PAGEREF _Toc225971391 \h </w:instrText>
+              <w:instrText xml:space="preserve"> PAGEREF _Toc225980602 \h </w:instrText>
             </w:r>
             <w:r>
               <w:rPr>
@@ -2217,7 +2217,7 @@
               <w14:ligatures w14:val="standardContextual"/>
             </w:rPr>
           </w:pPr>
-          <w:hyperlink w:anchor="_Toc225971392" w:history="1">
+          <w:hyperlink w:anchor="_Toc225980603" w:history="1">
             <w:r>
               <w:rPr>
                 <w:rStyle w:val="Hyperlink"/>
@@ -2246,7 +2246,7 @@
                 <w:noProof/>
                 <w:webHidden/>
               </w:rPr>
-              <w:instrText xml:space="preserve"> PAGEREF _Toc225971392 \h </w:instrText>
+              <w:instrText xml:space="preserve"> PAGEREF _Toc225980603 \h </w:instrText>
             </w:r>
             <w:r>
               <w:rPr>
@@ -2292,7 +2292,7 @@
               <w14:ligatures w14:val="standardContextual"/>
             </w:rPr>
           </w:pPr>
-          <w:hyperlink w:anchor="_Toc225971393" w:history="1">
+          <w:hyperlink w:anchor="_Toc225980604" w:history="1">
             <w:r>
               <w:rPr>
                 <w:rStyle w:val="Hyperlink"/>
@@ -2321,7 +2321,7 @@
                 <w:noProof/>
                 <w:webHidden/>
               </w:rPr>
-              <w:instrText xml:space="preserve"> PAGEREF _Toc225971393 \h </w:instrText>
+              <w:instrText xml:space="preserve"> PAGEREF _Toc225980604 \h </w:instrText>
             </w:r>
             <w:r>
               <w:rPr>
@@ -2367,7 +2367,7 @@
               <w14:ligatures w14:val="standardContextual"/>
             </w:rPr>
           </w:pPr>
-          <w:hyperlink w:anchor="_Toc225971394" w:history="1">
+          <w:hyperlink w:anchor="_Toc225980605" w:history="1">
             <w:r>
               <w:rPr>
                 <w:rStyle w:val="Hyperlink"/>
@@ -2375,7 +2375,7 @@
                 <w:noProof/>
                 <w:lang w:val="en-US"/>
               </w:rPr>
-              <w:t>5.1. R stablo</w:t>
+              <w:t>5.3. GIST</w:t>
             </w:r>
             <w:r>
               <w:rPr>
@@ -2396,7 +2396,7 @@
                 <w:noProof/>
                 <w:webHidden/>
               </w:rPr>
-              <w:instrText xml:space="preserve"> PAGEREF _Toc225971394 \h </w:instrText>
+              <w:instrText xml:space="preserve"> PAGEREF _Toc225980605 \h </w:instrText>
             </w:r>
             <w:r>
               <w:rPr>
@@ -2416,7 +2416,7 @@
                 <w:noProof/>
                 <w:webHidden/>
               </w:rPr>
-              <w:t>23</w:t>
+              <w:t>26</w:t>
             </w:r>
             <w:r>
               <w:rPr>
@@ -2456,29 +2456,11 @@
     <w:p/>
     <w:p/>
     <w:p/>
-    <w:p/>
-    <w:p/>
-    <w:p/>
-    <w:p/>
-    <w:p/>
-    <w:p/>
-    <w:p/>
-    <w:p/>
-    <w:p/>
-    <w:p/>
     <w:p>
       <w:pPr>
         <w:ind w:firstLine="0"/>
       </w:pPr>
     </w:p>
-    <w:p>
-      <w:pPr>
-        <w:rPr>
-          <w:color w:val="000000" w:themeColor="text1"/>
-        </w:rPr>
-      </w:pPr>
-    </w:p>
-    <w:p/>
     <w:p>
       <w:pPr>
         <w:pStyle w:val="Heading1"/>
@@ -2492,7 +2474,7 @@
           <w:lang w:val="en-US"/>
         </w:rPr>
       </w:pPr>
-      <w:bookmarkStart w:id="3" w:name="_Toc225971378"/>
+      <w:bookmarkStart w:id="3" w:name="_Toc225980589"/>
       <w:proofErr w:type="spellStart"/>
       <w:r>
         <w:rPr>
@@ -2500,6 +2482,7 @@
           <w:color w:val="000000" w:themeColor="text1"/>
           <w:lang w:val="en-US"/>
         </w:rPr>
+        <w:lastRenderedPageBreak/>
         <w:t>Uvod</w:t>
       </w:r>
       <w:bookmarkEnd w:id="3"/>
@@ -2643,6 +2626,63 @@
     </w:p>
     <w:p>
       <w:pPr>
+        <w:ind w:firstLine="0"/>
+        <w:rPr>
+          <w:lang w:val="en-US"/>
+        </w:rPr>
+      </w:pPr>
+    </w:p>
+    <w:p>
+      <w:pPr>
+        <w:ind w:firstLine="0"/>
+        <w:rPr>
+          <w:lang w:val="en-US"/>
+        </w:rPr>
+      </w:pPr>
+    </w:p>
+    <w:p>
+      <w:pPr>
+        <w:ind w:firstLine="0"/>
+        <w:rPr>
+          <w:lang w:val="en-US"/>
+        </w:rPr>
+      </w:pPr>
+    </w:p>
+    <w:p>
+      <w:pPr>
+        <w:ind w:firstLine="0"/>
+        <w:rPr>
+          <w:lang w:val="en-US"/>
+        </w:rPr>
+      </w:pPr>
+    </w:p>
+    <w:p>
+      <w:pPr>
+        <w:ind w:firstLine="0"/>
+        <w:rPr>
+          <w:lang w:val="en-US"/>
+        </w:rPr>
+      </w:pPr>
+    </w:p>
+    <w:p>
+      <w:pPr>
+        <w:ind w:firstLine="0"/>
+        <w:rPr>
+          <w:lang w:val="en-US"/>
+        </w:rPr>
+      </w:pPr>
+    </w:p>
+    <w:p>
+      <w:pPr>
+        <w:ind w:firstLine="0"/>
+        <w:rPr>
+          <w:lang w:val="en-US"/>
+        </w:rPr>
+      </w:pPr>
+    </w:p>
+    <w:p>
+      <w:pPr>
+        <w:ind w:firstLine="0"/>
         <w:rPr>
           <w:lang w:val="en-US"/>
         </w:rPr>
@@ -2671,7 +2711,7 @@
           <w:lang w:val="sr-Latn-BA"/>
         </w:rPr>
       </w:pPr>
-      <w:bookmarkStart w:id="4" w:name="_Toc225971379"/>
+      <w:bookmarkStart w:id="4" w:name="_Toc225980590"/>
       <w:r>
         <w:rPr>
           <w:rFonts w:ascii="Times New Roman" w:hAnsi="Times New Roman" w:cs="Times New Roman"/>
@@ -2679,6 +2719,7 @@
           <w:sz w:val="32"/>
           <w:szCs w:val="32"/>
         </w:rPr>
+        <w:lastRenderedPageBreak/>
         <w:t>Op</w:t>
       </w:r>
       <w:r>
@@ -4152,6 +4193,7 @@
       </w:pPr>
       <w:proofErr w:type="spellStart"/>
       <w:r>
+        <w:lastRenderedPageBreak/>
         <w:t>Karakteristike</w:t>
       </w:r>
       <w:proofErr w:type="spellEnd"/>
@@ -4393,7 +4435,7 @@
           <w:szCs w:val="32"/>
         </w:rPr>
       </w:pPr>
-      <w:bookmarkStart w:id="5" w:name="_Toc225971380"/>
+      <w:bookmarkStart w:id="5" w:name="_Toc225980591"/>
       <w:r>
         <w:rPr>
           <w:rFonts w:ascii="Times New Roman" w:hAnsi="Times New Roman" w:cs="Times New Roman"/>
@@ -4507,7 +4549,7 @@
           <w:color w:val="000000" w:themeColor="text1"/>
         </w:rPr>
       </w:pPr>
-      <w:bookmarkStart w:id="6" w:name="_Toc225971381"/>
+      <w:bookmarkStart w:id="6" w:name="_Toc225980592"/>
       <w:r>
         <w:rPr>
           <w:rFonts w:ascii="Times New Roman" w:hAnsi="Times New Roman" w:cs="Times New Roman"/>
@@ -6641,6 +6683,7 @@
         <w:rPr>
           <w:noProof/>
         </w:rPr>
+        <w:lastRenderedPageBreak/>
         <w:drawing>
           <wp:inline distT="0" distB="0" distL="0" distR="0" wp14:anchorId="527E3FA8" wp14:editId="3541DC08">
             <wp:extent cx="5731510" cy="4733925"/>
@@ -6735,7 +6778,7 @@
           <w:lang w:val="en-US"/>
         </w:rPr>
       </w:pPr>
-      <w:bookmarkStart w:id="7" w:name="_Toc225971382"/>
+      <w:bookmarkStart w:id="7" w:name="_Toc225980593"/>
       <w:proofErr w:type="spellStart"/>
       <w:r>
         <w:rPr>
@@ -8414,7 +8457,6 @@
           <w:bCs/>
           <w:lang w:val="en-GB"/>
         </w:rPr>
-        <w:lastRenderedPageBreak/>
         <w:t>Ključ</w:t>
       </w:r>
       <w:proofErr w:type="spellEnd"/>
@@ -8562,6 +8604,7 @@
           <w:bCs/>
           <w:lang w:val="en-GB"/>
         </w:rPr>
+        <w:lastRenderedPageBreak/>
         <w:t>Pokazivač</w:t>
       </w:r>
       <w:proofErr w:type="spellEnd"/>
@@ -11045,7 +11088,7 @@
           <w:lang w:val="sr-Latn-BA"/>
         </w:rPr>
       </w:pPr>
-      <w:bookmarkStart w:id="8" w:name="_Toc225971383"/>
+      <w:bookmarkStart w:id="8" w:name="_Toc225980594"/>
       <w:proofErr w:type="spellStart"/>
       <w:r>
         <w:rPr>
@@ -11247,7 +11290,7 @@
           <w:lang w:val="en-US"/>
         </w:rPr>
       </w:pPr>
-      <w:bookmarkStart w:id="9" w:name="_Toc225971384"/>
+      <w:bookmarkStart w:id="9" w:name="_Toc225980595"/>
       <w:proofErr w:type="spellStart"/>
       <w:r>
         <w:rPr>
@@ -11281,7 +11324,7 @@
         </w:rPr>
         <w:t xml:space="preserve"> </w:t>
       </w:r>
-      <w:bookmarkStart w:id="10" w:name="_Toc225971385"/>
+      <w:bookmarkStart w:id="10" w:name="_Toc225980596"/>
       <w:r>
         <w:rPr>
           <w:rStyle w:val="Heading2Char"/>
@@ -15647,6 +15690,14 @@
     </w:p>
     <w:p>
       <w:pPr>
+        <w:rPr>
+          <w:lang w:val="en-US"/>
+        </w:rPr>
+      </w:pPr>
+    </w:p>
+    <w:p>
+      <w:pPr>
+        <w:ind w:firstLine="0"/>
         <w:rPr>
           <w:lang w:val="en-US"/>
         </w:rPr>
@@ -15685,9 +15736,10 @@
           <w:color w:val="000000" w:themeColor="text1"/>
           <w:lang w:val="en-US"/>
         </w:rPr>
-        <w:t xml:space="preserve"> </w:t>
-      </w:r>
-      <w:bookmarkStart w:id="11" w:name="_Toc225971386"/>
+        <w:lastRenderedPageBreak/>
+        <w:t xml:space="preserve"> </w:t>
+      </w:r>
+      <w:bookmarkStart w:id="11" w:name="_Toc225980597"/>
       <w:proofErr w:type="spellStart"/>
       <w:r>
         <w:rPr>
@@ -15731,7 +15783,6 @@
         <w:ind w:firstLine="0"/>
       </w:pPr>
       <w:r>
-        <w:lastRenderedPageBreak/>
         <w:t>Invertovani indeks predstavlja jednu od ključnih struktura podataka u oblasti pretrage informacija, čija je osnovna namena efikasno pronalaženje dokumenata koji sadrže određene termine. U savremenim informacionim sistemima, gde se obrađuju velike količine tekstualnih podataka, linearno pretraživanje svih dokumenata postaje neefikasno i vremenski zahtevno. Upravo zbog toga se koristi invertovani indeks, koji omogućava direktan pristup relevantnim dokumentima.</w:t>
       </w:r>
     </w:p>
@@ -18925,9 +18976,10 @@
           <w:color w:val="000000" w:themeColor="text1"/>
           <w:lang w:val="en-US"/>
         </w:rPr>
-        <w:t xml:space="preserve"> </w:t>
-      </w:r>
-      <w:bookmarkStart w:id="12" w:name="_Toc225971387"/>
+        <w:lastRenderedPageBreak/>
+        <w:t xml:space="preserve"> </w:t>
+      </w:r>
+      <w:bookmarkStart w:id="12" w:name="_Toc225980598"/>
       <w:r>
         <w:rPr>
           <w:rFonts w:ascii="Times New Roman" w:hAnsi="Times New Roman" w:cs="Times New Roman"/>
@@ -19254,7 +19306,6 @@
         <w:rPr>
           <w:lang w:val="en-GB"/>
         </w:rPr>
-        <w:lastRenderedPageBreak/>
         <w:t>različitih</w:t>
       </w:r>
       <w:proofErr w:type="spellEnd"/>
@@ -21088,10 +21139,9 @@
           <w:color w:val="000000" w:themeColor="text1"/>
           <w:lang w:val="en-US"/>
         </w:rPr>
-        <w:lastRenderedPageBreak/>
-        <w:t xml:space="preserve"> </w:t>
-      </w:r>
-      <w:bookmarkStart w:id="13" w:name="_Toc225971388"/>
+        <w:t xml:space="preserve"> </w:t>
+      </w:r>
+      <w:bookmarkStart w:id="13" w:name="_Toc225980599"/>
       <w:r>
         <w:rPr>
           <w:rFonts w:ascii="Times New Roman" w:hAnsi="Times New Roman" w:cs="Times New Roman"/>
@@ -22296,7 +22346,11 @@
         <w:ind w:firstLine="0"/>
       </w:pPr>
       <w:r>
-        <w:t>B-stabla se koriste za implementaciju indeksa tako što se čvorovi organizuju prema vrednostima ključa za pretragu, pri čemu svaki zapis u čvoru sadrži i pokazivač na odgovarajući slog u bazi podataka. Ipak, u praksi se češće koriste B+ stabla. Kod njih se svi stvarni podaci nalaze isključivo u listovima, dok unutrašnji (neterminalni) čvorovi sadrže samo vrednosti ključeva i pokazivače ka drugim čvorovima.</w:t>
+        <w:t xml:space="preserve">B-stabla se koriste za implementaciju indeksa tako što se čvorovi organizuju prema vrednostima ključa za pretragu, pri čemu svaki zapis u čvoru sadrži i pokazivač na odgovarajući </w:t>
+      </w:r>
+      <w:r>
+        <w:lastRenderedPageBreak/>
+        <w:t>slog u bazi podataka. Ipak, u praksi se češće koriste B+ stabla. Kod njih se svi stvarni podaci nalaze isključivo u listovima, dok unutrašnji (neterminalni) čvorovi sadrže samo vrednosti ključeva i pokazivače ka drugim čvorovima.</w:t>
       </w:r>
     </w:p>
     <w:p>
@@ -22310,7 +22364,6 @@
         <w:rPr>
           <w:lang w:val="en-GB"/>
         </w:rPr>
-        <w:lastRenderedPageBreak/>
         <w:t xml:space="preserve">B+ </w:t>
       </w:r>
       <w:proofErr w:type="spellStart"/>
@@ -25476,6 +25529,7 @@
         <w:rPr>
           <w:lang w:val="en-GB"/>
         </w:rPr>
+        <w:lastRenderedPageBreak/>
         <w:t>Ukoliko</w:t>
       </w:r>
       <w:proofErr w:type="spellEnd"/>
@@ -25896,7 +25950,6 @@
         <w:rPr>
           <w:lang w:val="en-GB"/>
         </w:rPr>
-        <w:lastRenderedPageBreak/>
         <w:t>Ovaj</w:t>
       </w:r>
       <w:proofErr w:type="spellEnd"/>
@@ -28321,7 +28374,7 @@
           <w:color w:val="auto"/>
         </w:rPr>
       </w:pPr>
-      <w:bookmarkStart w:id="14" w:name="_Toc225971389"/>
+      <w:bookmarkStart w:id="14" w:name="_Toc225980600"/>
       <w:r>
         <w:rPr>
           <w:color w:val="auto"/>
@@ -30206,7 +30259,6 @@
         <w:rPr>
           <w:lang w:val="en-GB"/>
         </w:rPr>
-        <w:lastRenderedPageBreak/>
         <w:t>Zbog</w:t>
       </w:r>
       <w:proofErr w:type="spellEnd"/>
@@ -30598,7 +30650,7 @@
           <w:lang w:val="en-GB"/>
         </w:rPr>
       </w:pPr>
-      <w:bookmarkStart w:id="15" w:name="_Toc225971390"/>
+      <w:bookmarkStart w:id="15" w:name="_Toc225980601"/>
       <w:r>
         <w:rPr>
           <w:rFonts w:ascii="Times New Roman" w:hAnsi="Times New Roman" w:cs="Times New Roman"/>
@@ -33019,7 +33071,7 @@
           <w:lang w:val="en-US"/>
         </w:rPr>
       </w:pPr>
-      <w:bookmarkStart w:id="16" w:name="_Toc225971391"/>
+      <w:bookmarkStart w:id="16" w:name="_Toc225980602"/>
       <w:proofErr w:type="spellStart"/>
       <w:r>
         <w:rPr>
@@ -33084,7 +33136,7 @@
           <w:lang w:val="en-US"/>
         </w:rPr>
       </w:pPr>
-      <w:bookmarkStart w:id="17" w:name="_Toc225971392"/>
+      <w:bookmarkStart w:id="17" w:name="_Toc225980603"/>
       <w:r>
         <w:rPr>
           <w:rFonts w:ascii="Times New Roman" w:hAnsi="Times New Roman" w:cs="Times New Roman"/>
@@ -38169,7 +38221,7 @@
           <w:lang w:val="en-US"/>
         </w:rPr>
       </w:pPr>
-      <w:bookmarkStart w:id="18" w:name="_Toc225971393"/>
+      <w:bookmarkStart w:id="18" w:name="_Toc225980604"/>
       <w:r>
         <w:rPr>
           <w:rFonts w:ascii="Times New Roman" w:hAnsi="Times New Roman" w:cs="Times New Roman"/>
@@ -40099,7 +40151,7 @@
           <w:lang w:val="en-US"/>
         </w:rPr>
       </w:pPr>
-      <w:bookmarkStart w:id="19" w:name="_Toc225971394"/>
+      <w:bookmarkStart w:id="19" w:name="_Toc225980605"/>
       <w:r>
         <w:rPr>
           <w:rFonts w:ascii="Times New Roman" w:hAnsi="Times New Roman" w:cs="Times New Roman"/>
@@ -40133,7 +40185,6 @@
         </w:rPr>
         <w:t xml:space="preserve">. </w:t>
       </w:r>
-      <w:bookmarkEnd w:id="19"/>
       <w:r>
         <w:rPr>
           <w:rFonts w:ascii="Times New Roman" w:hAnsi="Times New Roman" w:cs="Times New Roman"/>
@@ -40142,6 +40193,7 @@
         </w:rPr>
         <w:t>GIST</w:t>
       </w:r>
+      <w:bookmarkEnd w:id="19"/>
     </w:p>
     <w:p>
       <w:pPr>
@@ -41670,6 +41722,7 @@
       </w:pPr>
       <w:r>
         <w:rPr>
+          <w:noProof/>
           <w:lang w:val="en-US"/>
         </w:rPr>
         <w:drawing>
@@ -43096,6 +43149,7 @@
       </w:pPr>
       <w:r>
         <w:rPr>
+          <w:noProof/>
           <w:lang w:val="en-US"/>
         </w:rPr>
         <w:drawing>
@@ -43661,6 +43715,9 @@
         <w:ind w:firstLine="0"/>
       </w:pPr>
       <w:r>
+        <w:rPr>
+          <w:noProof/>
+        </w:rPr>
         <w:drawing>
           <wp:inline distT="0" distB="0" distL="0" distR="0" wp14:anchorId="70683490" wp14:editId="399C05D9">
             <wp:extent cx="5731510" cy="5393690"/>
@@ -43986,6 +44043,7 @@
       </w:pPr>
       <w:r>
         <w:rPr>
+          <w:noProof/>
           <w:lang w:val="en-GB"/>
         </w:rPr>
         <w:drawing>
@@ -44400,7 +44458,21 @@
         <w:rPr>
           <w:lang w:val="en-GB"/>
         </w:rPr>
-        <w:t xml:space="preserve"> bi DBMS znao </w:t>
+        <w:t xml:space="preserve"> bi DBMS </w:t>
+      </w:r>
+      <w:proofErr w:type="spellStart"/>
+      <w:r>
+        <w:rPr>
+          <w:lang w:val="en-GB"/>
+        </w:rPr>
+        <w:t>znao</w:t>
+      </w:r>
+      <w:proofErr w:type="spellEnd"/>
+      <w:r>
+        <w:rPr>
+          <w:lang w:val="en-GB"/>
+        </w:rPr>
+        <w:t xml:space="preserve"> </w:t>
       </w:r>
       <w:proofErr w:type="spellStart"/>
       <w:r>
@@ -44743,6 +44815,9 @@
         <w:ind w:firstLine="0"/>
       </w:pPr>
       <w:r>
+        <w:rPr>
+          <w:noProof/>
+        </w:rPr>
         <w:drawing>
           <wp:inline distT="0" distB="0" distL="0" distR="0" wp14:anchorId="166F3602" wp14:editId="6D67FF75">
             <wp:extent cx="5731510" cy="3571875"/>
@@ -44780,8 +44855,4149 @@
         </w:drawing>
       </w:r>
     </w:p>
+    <w:p>
+      <w:pPr>
+        <w:tabs>
+          <w:tab w:val="left" w:pos="1995"/>
+        </w:tabs>
+        <w:ind w:firstLine="0"/>
+      </w:pPr>
+    </w:p>
+    <w:p>
+      <w:pPr>
+        <w:tabs>
+          <w:tab w:val="left" w:pos="1995"/>
+        </w:tabs>
+        <w:ind w:firstLine="0"/>
+      </w:pPr>
+    </w:p>
+    <w:p>
+      <w:pPr>
+        <w:tabs>
+          <w:tab w:val="left" w:pos="1995"/>
+        </w:tabs>
+        <w:ind w:firstLine="0"/>
+      </w:pPr>
+    </w:p>
+    <w:p>
+      <w:pPr>
+        <w:tabs>
+          <w:tab w:val="left" w:pos="1995"/>
+        </w:tabs>
+        <w:ind w:firstLine="0"/>
+      </w:pPr>
+    </w:p>
+    <w:p>
+      <w:pPr>
+        <w:tabs>
+          <w:tab w:val="left" w:pos="1995"/>
+        </w:tabs>
+        <w:ind w:firstLine="0"/>
+      </w:pPr>
+    </w:p>
+    <w:p>
+      <w:pPr>
+        <w:pStyle w:val="Heading2"/>
+        <w:ind w:firstLine="0"/>
+        <w:rPr>
+          <w:rFonts w:ascii="Times New Roman" w:hAnsi="Times New Roman" w:cs="Times New Roman"/>
+          <w:color w:val="000000" w:themeColor="text1"/>
+          <w:lang w:val="en-US"/>
+        </w:rPr>
+      </w:pPr>
+      <w:r>
+        <w:rPr>
+          <w:rFonts w:ascii="Times New Roman" w:hAnsi="Times New Roman" w:cs="Times New Roman"/>
+          <w:color w:val="000000" w:themeColor="text1"/>
+          <w:lang w:val="en-US"/>
+        </w:rPr>
+        <w:lastRenderedPageBreak/>
+        <w:t>5</w:t>
+      </w:r>
+      <w:r>
+        <w:rPr>
+          <w:rFonts w:ascii="Times New Roman" w:hAnsi="Times New Roman" w:cs="Times New Roman"/>
+          <w:color w:val="000000" w:themeColor="text1"/>
+          <w:lang w:val="en-US"/>
+        </w:rPr>
+        <w:t>.</w:t>
+      </w:r>
+      <w:r>
+        <w:rPr>
+          <w:rFonts w:ascii="Times New Roman" w:hAnsi="Times New Roman" w:cs="Times New Roman"/>
+          <w:color w:val="000000" w:themeColor="text1"/>
+          <w:lang w:val="en-US"/>
+        </w:rPr>
+        <w:t>5</w:t>
+      </w:r>
+      <w:r>
+        <w:rPr>
+          <w:rFonts w:ascii="Times New Roman" w:hAnsi="Times New Roman" w:cs="Times New Roman"/>
+          <w:color w:val="000000" w:themeColor="text1"/>
+          <w:lang w:val="en-US"/>
+        </w:rPr>
+        <w:t xml:space="preserve">. </w:t>
+      </w:r>
+      <w:r>
+        <w:rPr>
+          <w:rFonts w:ascii="Times New Roman" w:hAnsi="Times New Roman" w:cs="Times New Roman"/>
+          <w:color w:val="000000" w:themeColor="text1"/>
+          <w:lang w:val="en-US"/>
+        </w:rPr>
+        <w:t>GIN</w:t>
+      </w:r>
+    </w:p>
+    <w:p>
+      <w:pPr>
+        <w:ind w:firstLine="0"/>
+        <w:rPr>
+          <w:lang w:val="en-US"/>
+        </w:rPr>
+      </w:pPr>
+    </w:p>
+    <w:p>
+      <w:pPr>
+        <w:ind w:firstLine="0"/>
+      </w:pPr>
+      <w:r>
+        <w:t xml:space="preserve">GIN (Generalized Inverted Index) je tip indeksa u PostgreSQL koji je namenjen za rad sa složenim, neatomskim podacima, odnosno vrednostima koje se sastoje iz više elemenata, kao što su dokumenti (tekst) ili nizovi. Za razliku od B-tree indeksa koji indeksira celu vrednost kao jednu celinu, GIN indeks razbija vrednost na pojedinačne elemente i indeksira svaki od njih posebno. Osnovna ideja ovog indeksa zasniva se na </w:t>
+      </w:r>
+      <w:r>
+        <w:t>invertovanom indeksu</w:t>
+      </w:r>
+      <w:r>
+        <w:t>, slično indeksu u knjizi, gde se za svaki element čuva lista svih redova u kojima se taj element pojavljuje. Ta lista se naziva posting lista.</w:t>
+      </w:r>
+      <w:r>
+        <w:rPr>
+          <w:lang w:val="en-US"/>
+        </w:rPr>
+        <w:t xml:space="preserve"> </w:t>
+      </w:r>
+      <w:r>
+        <w:t>Jedna od ključnih karakteristika GIN indeksa jeste da se svaki element čuva samo jednom, dok se svi njegovi pojavni oblici nalaze u jednoj listi, što ga čini efikasnim za podatke sa čestim ponavljanjima.</w:t>
+      </w:r>
+    </w:p>
+    <w:p>
+      <w:pPr>
+        <w:ind w:firstLine="0"/>
+      </w:pPr>
+    </w:p>
+    <w:p>
+      <w:pPr>
+        <w:ind w:firstLine="0"/>
+        <w:rPr>
+          <w:lang w:val="en-US"/>
+        </w:rPr>
+      </w:pPr>
+      <w:r>
+        <w:t>Na narednoj slici prikazan je primer organizacije</w:t>
+      </w:r>
+      <w:r>
+        <w:t xml:space="preserve"> GIN indeksa u PostgreSQL-u. </w:t>
+      </w:r>
+    </w:p>
+    <w:p>
+      <w:pPr>
+        <w:tabs>
+          <w:tab w:val="left" w:pos="1995"/>
+        </w:tabs>
+        <w:ind w:firstLine="0"/>
+      </w:pPr>
+      <w:r>
+        <w:drawing>
+          <wp:inline distT="0" distB="0" distL="0" distR="0" wp14:anchorId="1496ACCF" wp14:editId="3513885B">
+            <wp:extent cx="5731510" cy="4914900"/>
+            <wp:effectExtent l="0" t="0" r="2540" b="0"/>
+            <wp:docPr id="8" name="Picture 8"/>
+            <wp:cNvGraphicFramePr>
+              <a:graphicFrameLocks xmlns:a="http://schemas.openxmlformats.org/drawingml/2006/main" noChangeAspect="1"/>
+            </wp:cNvGraphicFramePr>
+            <a:graphic xmlns:a="http://schemas.openxmlformats.org/drawingml/2006/main">
+              <a:graphicData uri="http://schemas.openxmlformats.org/drawingml/2006/picture">
+                <pic:pic xmlns:pic="http://schemas.openxmlformats.org/drawingml/2006/picture">
+                  <pic:nvPicPr>
+                    <pic:cNvPr id="1" name=""/>
+                    <pic:cNvPicPr/>
+                  </pic:nvPicPr>
+                  <pic:blipFill>
+                    <a:blip r:embed="rId37"/>
+                    <a:stretch>
+                      <a:fillRect/>
+                    </a:stretch>
+                  </pic:blipFill>
+                  <pic:spPr>
+                    <a:xfrm>
+                      <a:off x="0" y="0"/>
+                      <a:ext cx="5731510" cy="4914900"/>
+                    </a:xfrm>
+                    <a:prstGeom prst="rect">
+                      <a:avLst/>
+                    </a:prstGeom>
+                  </pic:spPr>
+                </pic:pic>
+              </a:graphicData>
+            </a:graphic>
+          </wp:inline>
+        </w:drawing>
+      </w:r>
+    </w:p>
+    <w:p>
+      <w:pPr>
+        <w:tabs>
+          <w:tab w:val="left" w:pos="1995"/>
+        </w:tabs>
+        <w:ind w:firstLine="0"/>
+      </w:pPr>
+    </w:p>
+    <w:p>
+      <w:pPr>
+        <w:tabs>
+          <w:tab w:val="left" w:pos="1995"/>
+        </w:tabs>
+        <w:ind w:firstLine="0"/>
+        <w:rPr>
+          <w:lang w:val="en-GB"/>
+        </w:rPr>
+      </w:pPr>
+      <w:r>
+        <w:rPr>
+          <w:lang w:val="en-GB"/>
+        </w:rPr>
+        <w:t xml:space="preserve">GIN </w:t>
+      </w:r>
+      <w:proofErr w:type="spellStart"/>
+      <w:r>
+        <w:rPr>
+          <w:lang w:val="en-GB"/>
+        </w:rPr>
+        <w:t>indeks</w:t>
+      </w:r>
+      <w:proofErr w:type="spellEnd"/>
+      <w:r>
+        <w:rPr>
+          <w:lang w:val="en-GB"/>
+        </w:rPr>
+        <w:t xml:space="preserve"> </w:t>
+      </w:r>
+      <w:proofErr w:type="spellStart"/>
+      <w:r>
+        <w:rPr>
+          <w:lang w:val="en-GB"/>
+        </w:rPr>
+        <w:t>funkcioniše</w:t>
+      </w:r>
+      <w:proofErr w:type="spellEnd"/>
+      <w:r>
+        <w:rPr>
+          <w:lang w:val="en-GB"/>
+        </w:rPr>
+        <w:t xml:space="preserve"> </w:t>
+      </w:r>
+      <w:proofErr w:type="spellStart"/>
+      <w:r>
+        <w:rPr>
+          <w:lang w:val="en-GB"/>
+        </w:rPr>
+        <w:t>kao</w:t>
+      </w:r>
+      <w:proofErr w:type="spellEnd"/>
+      <w:r>
+        <w:rPr>
+          <w:lang w:val="en-GB"/>
+        </w:rPr>
+        <w:t xml:space="preserve"> </w:t>
+      </w:r>
+      <w:proofErr w:type="spellStart"/>
+      <w:r>
+        <w:rPr>
+          <w:lang w:val="en-GB"/>
+        </w:rPr>
+        <w:t>invertovani</w:t>
+      </w:r>
+      <w:proofErr w:type="spellEnd"/>
+      <w:r>
+        <w:rPr>
+          <w:lang w:val="en-GB"/>
+        </w:rPr>
+        <w:t xml:space="preserve"> </w:t>
+      </w:r>
+      <w:proofErr w:type="spellStart"/>
+      <w:r>
+        <w:rPr>
+          <w:lang w:val="en-GB"/>
+        </w:rPr>
+        <w:t>indeks</w:t>
+      </w:r>
+      <w:proofErr w:type="spellEnd"/>
+      <w:r>
+        <w:rPr>
+          <w:lang w:val="en-GB"/>
+        </w:rPr>
+        <w:t xml:space="preserve"> — </w:t>
+      </w:r>
+      <w:proofErr w:type="spellStart"/>
+      <w:r>
+        <w:rPr>
+          <w:lang w:val="en-GB"/>
+        </w:rPr>
+        <w:t>umesto</w:t>
+      </w:r>
+      <w:proofErr w:type="spellEnd"/>
+      <w:r>
+        <w:rPr>
+          <w:lang w:val="en-GB"/>
+        </w:rPr>
+        <w:t xml:space="preserve"> da za </w:t>
+      </w:r>
+      <w:proofErr w:type="spellStart"/>
+      <w:r>
+        <w:rPr>
+          <w:lang w:val="en-GB"/>
+        </w:rPr>
+        <w:t>svaki</w:t>
+      </w:r>
+      <w:proofErr w:type="spellEnd"/>
+      <w:r>
+        <w:rPr>
+          <w:lang w:val="en-GB"/>
+        </w:rPr>
+        <w:t xml:space="preserve"> red </w:t>
+      </w:r>
+      <w:proofErr w:type="spellStart"/>
+      <w:r>
+        <w:rPr>
+          <w:lang w:val="en-GB"/>
+        </w:rPr>
+        <w:t>čuva</w:t>
+      </w:r>
+      <w:proofErr w:type="spellEnd"/>
+      <w:r>
+        <w:rPr>
+          <w:lang w:val="en-GB"/>
+        </w:rPr>
+        <w:t xml:space="preserve"> </w:t>
+      </w:r>
+      <w:proofErr w:type="spellStart"/>
+      <w:r>
+        <w:rPr>
+          <w:lang w:val="en-GB"/>
+        </w:rPr>
+        <w:t>ključ</w:t>
+      </w:r>
+      <w:proofErr w:type="spellEnd"/>
+      <w:r>
+        <w:rPr>
+          <w:lang w:val="en-GB"/>
+        </w:rPr>
+        <w:t xml:space="preserve"> koji </w:t>
+      </w:r>
+      <w:proofErr w:type="spellStart"/>
+      <w:r>
+        <w:rPr>
+          <w:lang w:val="en-GB"/>
+        </w:rPr>
+        <w:t>pokazuje</w:t>
+      </w:r>
+      <w:proofErr w:type="spellEnd"/>
+      <w:r>
+        <w:rPr>
+          <w:lang w:val="en-GB"/>
+        </w:rPr>
+        <w:t xml:space="preserve"> </w:t>
+      </w:r>
+      <w:proofErr w:type="spellStart"/>
+      <w:r>
+        <w:rPr>
+          <w:lang w:val="en-GB"/>
+        </w:rPr>
+        <w:t>na</w:t>
+      </w:r>
+      <w:proofErr w:type="spellEnd"/>
+      <w:r>
+        <w:rPr>
+          <w:lang w:val="en-GB"/>
+        </w:rPr>
+        <w:t xml:space="preserve"> </w:t>
+      </w:r>
+      <w:proofErr w:type="spellStart"/>
+      <w:r>
+        <w:rPr>
+          <w:lang w:val="en-GB"/>
+        </w:rPr>
+        <w:t>vrednosti</w:t>
+      </w:r>
+      <w:proofErr w:type="spellEnd"/>
+      <w:r>
+        <w:rPr>
+          <w:lang w:val="en-GB"/>
+        </w:rPr>
+        <w:t xml:space="preserve">, </w:t>
+      </w:r>
+      <w:proofErr w:type="spellStart"/>
+      <w:r>
+        <w:rPr>
+          <w:lang w:val="en-GB"/>
+        </w:rPr>
+        <w:t>radi</w:t>
+      </w:r>
+      <w:proofErr w:type="spellEnd"/>
+      <w:r>
+        <w:rPr>
+          <w:lang w:val="en-GB"/>
+        </w:rPr>
+        <w:t xml:space="preserve"> </w:t>
+      </w:r>
+      <w:proofErr w:type="spellStart"/>
+      <w:r>
+        <w:rPr>
+          <w:lang w:val="en-GB"/>
+        </w:rPr>
+        <w:t>obrnuto</w:t>
+      </w:r>
+      <w:proofErr w:type="spellEnd"/>
+      <w:r>
+        <w:rPr>
+          <w:lang w:val="en-GB"/>
+        </w:rPr>
+        <w:t xml:space="preserve">: za </w:t>
+      </w:r>
+      <w:proofErr w:type="spellStart"/>
+      <w:r>
+        <w:rPr>
+          <w:lang w:val="en-GB"/>
+        </w:rPr>
+        <w:t>svaku</w:t>
+      </w:r>
+      <w:proofErr w:type="spellEnd"/>
+      <w:r>
+        <w:rPr>
+          <w:lang w:val="en-GB"/>
+        </w:rPr>
+        <w:t xml:space="preserve"> </w:t>
+      </w:r>
+      <w:proofErr w:type="spellStart"/>
+      <w:r>
+        <w:rPr>
+          <w:lang w:val="en-GB"/>
+        </w:rPr>
+        <w:t>jedinstvenu</w:t>
+      </w:r>
+      <w:proofErr w:type="spellEnd"/>
+      <w:r>
+        <w:rPr>
+          <w:lang w:val="en-GB"/>
+        </w:rPr>
+        <w:t xml:space="preserve"> </w:t>
+      </w:r>
+      <w:proofErr w:type="spellStart"/>
+      <w:r>
+        <w:rPr>
+          <w:lang w:val="en-GB"/>
+        </w:rPr>
+        <w:t>vrednost</w:t>
+      </w:r>
+      <w:proofErr w:type="spellEnd"/>
+      <w:r>
+        <w:rPr>
+          <w:lang w:val="en-GB"/>
+        </w:rPr>
+        <w:t xml:space="preserve"> (</w:t>
+      </w:r>
+      <w:proofErr w:type="spellStart"/>
+      <w:r>
+        <w:rPr>
+          <w:lang w:val="en-GB"/>
+        </w:rPr>
+        <w:t>ključ</w:t>
+      </w:r>
+      <w:proofErr w:type="spellEnd"/>
+      <w:r>
+        <w:rPr>
+          <w:lang w:val="en-GB"/>
+        </w:rPr>
+        <w:t xml:space="preserve">) </w:t>
+      </w:r>
+      <w:proofErr w:type="spellStart"/>
+      <w:r>
+        <w:rPr>
+          <w:lang w:val="en-GB"/>
+        </w:rPr>
+        <w:t>čuva</w:t>
+      </w:r>
+      <w:proofErr w:type="spellEnd"/>
+      <w:r>
+        <w:rPr>
+          <w:lang w:val="en-GB"/>
+        </w:rPr>
+        <w:t xml:space="preserve"> </w:t>
+      </w:r>
+      <w:proofErr w:type="spellStart"/>
+      <w:r>
+        <w:rPr>
+          <w:lang w:val="en-GB"/>
+        </w:rPr>
+        <w:t>listu</w:t>
+      </w:r>
+      <w:proofErr w:type="spellEnd"/>
+      <w:r>
+        <w:rPr>
+          <w:lang w:val="en-GB"/>
+        </w:rPr>
+        <w:t xml:space="preserve"> </w:t>
+      </w:r>
+      <w:proofErr w:type="spellStart"/>
+      <w:r>
+        <w:rPr>
+          <w:lang w:val="en-GB"/>
+        </w:rPr>
+        <w:t>redova</w:t>
+      </w:r>
+      <w:proofErr w:type="spellEnd"/>
+      <w:r>
+        <w:rPr>
+          <w:lang w:val="en-GB"/>
+        </w:rPr>
+        <w:t xml:space="preserve"> u </w:t>
+      </w:r>
+      <w:proofErr w:type="spellStart"/>
+      <w:r>
+        <w:rPr>
+          <w:lang w:val="en-GB"/>
+        </w:rPr>
+        <w:t>kojima</w:t>
+      </w:r>
+      <w:proofErr w:type="spellEnd"/>
+      <w:r>
+        <w:rPr>
+          <w:lang w:val="en-GB"/>
+        </w:rPr>
+        <w:t xml:space="preserve"> </w:t>
+      </w:r>
+      <w:proofErr w:type="spellStart"/>
+      <w:r>
+        <w:rPr>
+          <w:lang w:val="en-GB"/>
+        </w:rPr>
+        <w:t>se ta</w:t>
+      </w:r>
+      <w:proofErr w:type="spellEnd"/>
+      <w:r>
+        <w:rPr>
+          <w:lang w:val="en-GB"/>
+        </w:rPr>
+        <w:t xml:space="preserve"> </w:t>
+      </w:r>
+      <w:proofErr w:type="spellStart"/>
+      <w:r>
+        <w:rPr>
+          <w:lang w:val="en-GB"/>
+        </w:rPr>
+        <w:t>vrednost</w:t>
+      </w:r>
+      <w:proofErr w:type="spellEnd"/>
+      <w:r>
+        <w:rPr>
+          <w:lang w:val="en-GB"/>
+        </w:rPr>
+        <w:t xml:space="preserve"> </w:t>
+      </w:r>
+      <w:proofErr w:type="spellStart"/>
+      <w:r>
+        <w:rPr>
+          <w:lang w:val="en-GB"/>
+        </w:rPr>
+        <w:t>pojavljuje</w:t>
+      </w:r>
+      <w:proofErr w:type="spellEnd"/>
+      <w:r>
+        <w:rPr>
+          <w:lang w:val="en-GB"/>
+        </w:rPr>
+        <w:t>.</w:t>
+      </w:r>
+    </w:p>
+    <w:p>
+      <w:pPr>
+        <w:tabs>
+          <w:tab w:val="left" w:pos="1995"/>
+        </w:tabs>
+        <w:ind w:firstLine="0"/>
+        <w:rPr>
+          <w:lang w:val="en-GB"/>
+        </w:rPr>
+      </w:pPr>
+      <w:proofErr w:type="spellStart"/>
+      <w:r>
+        <w:rPr>
+          <w:lang w:val="en-GB"/>
+        </w:rPr>
+        <w:t>Struktura</w:t>
+      </w:r>
+      <w:proofErr w:type="spellEnd"/>
+      <w:r>
+        <w:rPr>
+          <w:lang w:val="en-GB"/>
+        </w:rPr>
+        <w:t xml:space="preserve"> se </w:t>
+      </w:r>
+      <w:proofErr w:type="spellStart"/>
+      <w:r>
+        <w:rPr>
+          <w:lang w:val="en-GB"/>
+        </w:rPr>
+        <w:t>sastoji</w:t>
+      </w:r>
+      <w:proofErr w:type="spellEnd"/>
+      <w:r>
+        <w:rPr>
+          <w:lang w:val="en-GB"/>
+        </w:rPr>
+        <w:t xml:space="preserve"> </w:t>
+      </w:r>
+      <w:proofErr w:type="spellStart"/>
+      <w:r>
+        <w:rPr>
+          <w:lang w:val="en-GB"/>
+        </w:rPr>
+        <w:t>od</w:t>
+      </w:r>
+      <w:proofErr w:type="spellEnd"/>
+      <w:r>
+        <w:rPr>
+          <w:lang w:val="en-GB"/>
+        </w:rPr>
+        <w:t xml:space="preserve"> </w:t>
+      </w:r>
+      <w:proofErr w:type="spellStart"/>
+      <w:r>
+        <w:rPr>
+          <w:lang w:val="en-GB"/>
+        </w:rPr>
+        <w:t>nekoliko</w:t>
+      </w:r>
+      <w:proofErr w:type="spellEnd"/>
+      <w:r>
+        <w:rPr>
+          <w:lang w:val="en-GB"/>
+        </w:rPr>
+        <w:t xml:space="preserve"> </w:t>
+      </w:r>
+      <w:proofErr w:type="spellStart"/>
+      <w:r>
+        <w:rPr>
+          <w:lang w:val="en-GB"/>
+        </w:rPr>
+        <w:t>nivoa</w:t>
+      </w:r>
+      <w:proofErr w:type="spellEnd"/>
+      <w:r>
+        <w:rPr>
+          <w:lang w:val="en-GB"/>
+        </w:rPr>
+        <w:t>:</w:t>
+      </w:r>
+    </w:p>
+    <w:p>
+      <w:pPr>
+        <w:numPr>
+          <w:ilvl w:val="0"/>
+          <w:numId w:val="38"/>
+        </w:numPr>
+        <w:tabs>
+          <w:tab w:val="left" w:pos="1995"/>
+        </w:tabs>
+        <w:rPr>
+          <w:lang w:val="en-GB"/>
+        </w:rPr>
+      </w:pPr>
+      <w:proofErr w:type="spellStart"/>
+      <w:r>
+        <w:rPr>
+          <w:b/>
+          <w:bCs/>
+          <w:lang w:val="en-GB"/>
+        </w:rPr>
+        <w:t>Metapage</w:t>
+      </w:r>
+      <w:proofErr w:type="spellEnd"/>
+      <w:r>
+        <w:rPr>
+          <w:lang w:val="en-GB"/>
+        </w:rPr>
+        <w:t xml:space="preserve"> — </w:t>
+      </w:r>
+      <w:proofErr w:type="spellStart"/>
+      <w:r>
+        <w:rPr>
+          <w:lang w:val="en-GB"/>
+        </w:rPr>
+        <w:t>prva</w:t>
+      </w:r>
+      <w:proofErr w:type="spellEnd"/>
+      <w:r>
+        <w:rPr>
+          <w:lang w:val="en-GB"/>
+        </w:rPr>
+        <w:t xml:space="preserve"> </w:t>
+      </w:r>
+      <w:proofErr w:type="spellStart"/>
+      <w:r>
+        <w:rPr>
+          <w:lang w:val="en-GB"/>
+        </w:rPr>
+        <w:t>stranica</w:t>
+      </w:r>
+      <w:proofErr w:type="spellEnd"/>
+      <w:r>
+        <w:rPr>
+          <w:lang w:val="en-GB"/>
+        </w:rPr>
+        <w:t xml:space="preserve"> </w:t>
+      </w:r>
+      <w:proofErr w:type="spellStart"/>
+      <w:r>
+        <w:rPr>
+          <w:lang w:val="en-GB"/>
+        </w:rPr>
+        <w:t>svakog</w:t>
+      </w:r>
+      <w:proofErr w:type="spellEnd"/>
+      <w:r>
+        <w:rPr>
+          <w:lang w:val="en-GB"/>
+        </w:rPr>
+        <w:t xml:space="preserve"> GIN </w:t>
+      </w:r>
+      <w:proofErr w:type="spellStart"/>
+      <w:r>
+        <w:rPr>
+          <w:lang w:val="en-GB"/>
+        </w:rPr>
+        <w:t>indeksa</w:t>
+      </w:r>
+      <w:proofErr w:type="spellEnd"/>
+      <w:r>
+        <w:rPr>
+          <w:lang w:val="en-GB"/>
+        </w:rPr>
+        <w:t xml:space="preserve">, </w:t>
+      </w:r>
+      <w:proofErr w:type="spellStart"/>
+      <w:r>
+        <w:rPr>
+          <w:lang w:val="en-GB"/>
+        </w:rPr>
+        <w:t>čuva</w:t>
+      </w:r>
+      <w:proofErr w:type="spellEnd"/>
+      <w:r>
+        <w:rPr>
+          <w:lang w:val="en-GB"/>
+        </w:rPr>
+        <w:t xml:space="preserve"> </w:t>
+      </w:r>
+      <w:proofErr w:type="spellStart"/>
+      <w:r>
+        <w:rPr>
+          <w:lang w:val="en-GB"/>
+        </w:rPr>
+        <w:t>metapodatke</w:t>
+      </w:r>
+      <w:proofErr w:type="spellEnd"/>
+      <w:r>
+        <w:rPr>
+          <w:lang w:val="en-GB"/>
+        </w:rPr>
+        <w:t xml:space="preserve"> o </w:t>
+      </w:r>
+      <w:proofErr w:type="spellStart"/>
+      <w:r>
+        <w:rPr>
+          <w:lang w:val="en-GB"/>
+        </w:rPr>
+        <w:t>celoj</w:t>
+      </w:r>
+      <w:proofErr w:type="spellEnd"/>
+      <w:r>
+        <w:rPr>
+          <w:lang w:val="en-GB"/>
+        </w:rPr>
+        <w:t xml:space="preserve"> </w:t>
+      </w:r>
+      <w:proofErr w:type="spellStart"/>
+      <w:r>
+        <w:rPr>
+          <w:lang w:val="en-GB"/>
+        </w:rPr>
+        <w:t>strukturi</w:t>
+      </w:r>
+      <w:proofErr w:type="spellEnd"/>
+    </w:p>
+    <w:p>
+      <w:pPr>
+        <w:numPr>
+          <w:ilvl w:val="0"/>
+          <w:numId w:val="38"/>
+        </w:numPr>
+        <w:tabs>
+          <w:tab w:val="left" w:pos="1995"/>
+        </w:tabs>
+        <w:rPr>
+          <w:lang w:val="en-GB"/>
+        </w:rPr>
+      </w:pPr>
+      <w:r>
+        <w:rPr>
+          <w:b/>
+          <w:bCs/>
+          <w:lang w:val="en-GB"/>
+        </w:rPr>
+        <w:lastRenderedPageBreak/>
+        <w:t>B-</w:t>
+      </w:r>
+      <w:proofErr w:type="spellStart"/>
+      <w:r>
+        <w:rPr>
+          <w:b/>
+          <w:bCs/>
+          <w:lang w:val="en-GB"/>
+        </w:rPr>
+        <w:t>stablo</w:t>
+      </w:r>
+      <w:proofErr w:type="spellEnd"/>
+      <w:r>
+        <w:rPr>
+          <w:b/>
+          <w:bCs/>
+          <w:lang w:val="en-GB"/>
+        </w:rPr>
+        <w:t xml:space="preserve"> </w:t>
+      </w:r>
+      <w:proofErr w:type="spellStart"/>
+      <w:r>
+        <w:rPr>
+          <w:b/>
+          <w:bCs/>
+          <w:lang w:val="en-GB"/>
+        </w:rPr>
+        <w:t>ključeva</w:t>
+      </w:r>
+      <w:proofErr w:type="spellEnd"/>
+      <w:r>
+        <w:rPr>
+          <w:lang w:val="en-GB"/>
+        </w:rPr>
+        <w:t xml:space="preserve"> — </w:t>
+      </w:r>
+      <w:proofErr w:type="spellStart"/>
+      <w:r>
+        <w:rPr>
+          <w:lang w:val="en-GB"/>
+        </w:rPr>
+        <w:t>srednji</w:t>
+      </w:r>
+      <w:proofErr w:type="spellEnd"/>
+      <w:r>
+        <w:rPr>
+          <w:lang w:val="en-GB"/>
+        </w:rPr>
+        <w:t xml:space="preserve"> deo </w:t>
+      </w:r>
+      <w:proofErr w:type="spellStart"/>
+      <w:r>
+        <w:rPr>
+          <w:lang w:val="en-GB"/>
+        </w:rPr>
+        <w:t>slike</w:t>
+      </w:r>
+      <w:proofErr w:type="spellEnd"/>
+      <w:r>
+        <w:rPr>
+          <w:lang w:val="en-GB"/>
+        </w:rPr>
+        <w:t xml:space="preserve"> </w:t>
+      </w:r>
+      <w:proofErr w:type="spellStart"/>
+      <w:r>
+        <w:rPr>
+          <w:lang w:val="en-GB"/>
+        </w:rPr>
+        <w:t>prikazuje</w:t>
+      </w:r>
+      <w:proofErr w:type="spellEnd"/>
+      <w:r>
+        <w:rPr>
+          <w:lang w:val="en-GB"/>
+        </w:rPr>
+        <w:t xml:space="preserve"> B-</w:t>
+      </w:r>
+      <w:proofErr w:type="spellStart"/>
+      <w:r>
+        <w:rPr>
+          <w:lang w:val="en-GB"/>
+        </w:rPr>
+        <w:t>stablo</w:t>
+      </w:r>
+      <w:proofErr w:type="spellEnd"/>
+      <w:r>
+        <w:rPr>
+          <w:lang w:val="en-GB"/>
+        </w:rPr>
+        <w:t xml:space="preserve"> </w:t>
+      </w:r>
+      <w:proofErr w:type="spellStart"/>
+      <w:r>
+        <w:rPr>
+          <w:lang w:val="en-GB"/>
+        </w:rPr>
+        <w:t>koje</w:t>
+      </w:r>
+      <w:proofErr w:type="spellEnd"/>
+      <w:r>
+        <w:rPr>
+          <w:lang w:val="en-GB"/>
+        </w:rPr>
+        <w:t xml:space="preserve"> </w:t>
+      </w:r>
+      <w:proofErr w:type="spellStart"/>
+      <w:r>
+        <w:rPr>
+          <w:lang w:val="en-GB"/>
+        </w:rPr>
+        <w:t>sadrži</w:t>
+      </w:r>
+      <w:proofErr w:type="spellEnd"/>
+      <w:r>
+        <w:rPr>
+          <w:lang w:val="en-GB"/>
+        </w:rPr>
+        <w:t xml:space="preserve"> </w:t>
+      </w:r>
+      <w:proofErr w:type="spellStart"/>
+      <w:r>
+        <w:rPr>
+          <w:lang w:val="en-GB"/>
+        </w:rPr>
+        <w:t>sve</w:t>
+      </w:r>
+      <w:proofErr w:type="spellEnd"/>
+      <w:r>
+        <w:rPr>
+          <w:lang w:val="en-GB"/>
+        </w:rPr>
+        <w:t xml:space="preserve"> </w:t>
+      </w:r>
+      <w:proofErr w:type="spellStart"/>
+      <w:r>
+        <w:rPr>
+          <w:lang w:val="en-GB"/>
+        </w:rPr>
+        <w:t>jedinstvene</w:t>
+      </w:r>
+      <w:proofErr w:type="spellEnd"/>
+      <w:r>
+        <w:rPr>
+          <w:lang w:val="en-GB"/>
+        </w:rPr>
+        <w:t xml:space="preserve"> </w:t>
+      </w:r>
+      <w:proofErr w:type="spellStart"/>
+      <w:r>
+        <w:rPr>
+          <w:lang w:val="en-GB"/>
+        </w:rPr>
+        <w:t>ključeve</w:t>
+      </w:r>
+      <w:proofErr w:type="spellEnd"/>
+      <w:r>
+        <w:rPr>
+          <w:lang w:val="en-GB"/>
+        </w:rPr>
+        <w:t xml:space="preserve"> (chick, cluck, cow, farm, </w:t>
+      </w:r>
+      <w:proofErr w:type="spellStart"/>
+      <w:r>
+        <w:rPr>
+          <w:lang w:val="en-GB"/>
+        </w:rPr>
+        <w:t>macdonald</w:t>
+      </w:r>
+      <w:proofErr w:type="spellEnd"/>
+      <w:r>
+        <w:rPr>
+          <w:lang w:val="en-GB"/>
+        </w:rPr>
+        <w:t xml:space="preserve">, moo, oink, old, pig...). Ovo </w:t>
+      </w:r>
+      <w:proofErr w:type="spellStart"/>
+      <w:r>
+        <w:rPr>
+          <w:lang w:val="en-GB"/>
+        </w:rPr>
+        <w:t>stablo</w:t>
+      </w:r>
+      <w:proofErr w:type="spellEnd"/>
+      <w:r>
+        <w:rPr>
+          <w:lang w:val="en-GB"/>
+        </w:rPr>
+        <w:t xml:space="preserve"> je </w:t>
+      </w:r>
+      <w:proofErr w:type="spellStart"/>
+      <w:r>
+        <w:rPr>
+          <w:lang w:val="en-GB"/>
+        </w:rPr>
+        <w:t>sortirano</w:t>
+      </w:r>
+      <w:proofErr w:type="spellEnd"/>
+      <w:r>
+        <w:rPr>
+          <w:lang w:val="en-GB"/>
+        </w:rPr>
+        <w:t xml:space="preserve"> </w:t>
+      </w:r>
+      <w:proofErr w:type="spellStart"/>
+      <w:r>
+        <w:rPr>
+          <w:lang w:val="en-GB"/>
+        </w:rPr>
+        <w:t>i</w:t>
+      </w:r>
+      <w:proofErr w:type="spellEnd"/>
+      <w:r>
+        <w:rPr>
+          <w:lang w:val="en-GB"/>
+        </w:rPr>
+        <w:t xml:space="preserve"> </w:t>
+      </w:r>
+      <w:proofErr w:type="spellStart"/>
+      <w:r>
+        <w:rPr>
+          <w:lang w:val="en-GB"/>
+        </w:rPr>
+        <w:t>omogućava</w:t>
+      </w:r>
+      <w:proofErr w:type="spellEnd"/>
+      <w:r>
+        <w:rPr>
+          <w:lang w:val="en-GB"/>
+        </w:rPr>
+        <w:t xml:space="preserve"> </w:t>
+      </w:r>
+      <w:proofErr w:type="spellStart"/>
+      <w:r>
+        <w:rPr>
+          <w:lang w:val="en-GB"/>
+        </w:rPr>
+        <w:t>brzo</w:t>
+      </w:r>
+      <w:proofErr w:type="spellEnd"/>
+      <w:r>
+        <w:rPr>
+          <w:lang w:val="en-GB"/>
+        </w:rPr>
+        <w:t xml:space="preserve"> </w:t>
+      </w:r>
+      <w:proofErr w:type="spellStart"/>
+      <w:r>
+        <w:rPr>
+          <w:lang w:val="en-GB"/>
+        </w:rPr>
+        <w:t>pronalaženje</w:t>
+      </w:r>
+      <w:proofErr w:type="spellEnd"/>
+      <w:r>
+        <w:rPr>
+          <w:lang w:val="en-GB"/>
+        </w:rPr>
+        <w:t xml:space="preserve"> </w:t>
+      </w:r>
+      <w:proofErr w:type="spellStart"/>
+      <w:r>
+        <w:rPr>
+          <w:lang w:val="en-GB"/>
+        </w:rPr>
+        <w:t>ključa</w:t>
+      </w:r>
+      <w:proofErr w:type="spellEnd"/>
+    </w:p>
+    <w:p>
+      <w:pPr>
+        <w:numPr>
+          <w:ilvl w:val="0"/>
+          <w:numId w:val="38"/>
+        </w:numPr>
+        <w:tabs>
+          <w:tab w:val="left" w:pos="1995"/>
+        </w:tabs>
+        <w:rPr>
+          <w:lang w:val="en-GB"/>
+        </w:rPr>
+      </w:pPr>
+      <w:r>
+        <w:rPr>
+          <w:b/>
+          <w:bCs/>
+          <w:lang w:val="en-GB"/>
+        </w:rPr>
+        <w:t xml:space="preserve">Posting </w:t>
+      </w:r>
+      <w:proofErr w:type="spellStart"/>
+      <w:r>
+        <w:rPr>
+          <w:b/>
+          <w:bCs/>
+          <w:lang w:val="en-GB"/>
+        </w:rPr>
+        <w:t>lista</w:t>
+      </w:r>
+      <w:proofErr w:type="spellEnd"/>
+      <w:r>
+        <w:rPr>
+          <w:lang w:val="en-GB"/>
+        </w:rPr>
+        <w:t xml:space="preserve"> — </w:t>
+      </w:r>
+      <w:proofErr w:type="spellStart"/>
+      <w:r>
+        <w:rPr>
+          <w:lang w:val="en-GB"/>
+        </w:rPr>
+        <w:t>uz</w:t>
+      </w:r>
+      <w:proofErr w:type="spellEnd"/>
+      <w:r>
+        <w:rPr>
+          <w:lang w:val="en-GB"/>
+        </w:rPr>
+        <w:t xml:space="preserve"> </w:t>
+      </w:r>
+      <w:proofErr w:type="spellStart"/>
+      <w:r>
+        <w:rPr>
+          <w:lang w:val="en-GB"/>
+        </w:rPr>
+        <w:t>svaki</w:t>
+      </w:r>
+      <w:proofErr w:type="spellEnd"/>
+      <w:r>
+        <w:rPr>
+          <w:lang w:val="en-GB"/>
+        </w:rPr>
+        <w:t xml:space="preserve"> </w:t>
+      </w:r>
+      <w:proofErr w:type="spellStart"/>
+      <w:r>
+        <w:rPr>
+          <w:lang w:val="en-GB"/>
+        </w:rPr>
+        <w:t>ključ</w:t>
+      </w:r>
+      <w:proofErr w:type="spellEnd"/>
+      <w:r>
+        <w:rPr>
+          <w:lang w:val="en-GB"/>
+        </w:rPr>
+        <w:t xml:space="preserve"> </w:t>
+      </w:r>
+      <w:proofErr w:type="spellStart"/>
+      <w:r>
+        <w:rPr>
+          <w:lang w:val="en-GB"/>
+        </w:rPr>
+        <w:t>stoji</w:t>
+      </w:r>
+      <w:proofErr w:type="spellEnd"/>
+      <w:r>
+        <w:rPr>
+          <w:lang w:val="en-GB"/>
+        </w:rPr>
+        <w:t xml:space="preserve"> </w:t>
+      </w:r>
+      <w:proofErr w:type="spellStart"/>
+      <w:r>
+        <w:rPr>
+          <w:lang w:val="en-GB"/>
+        </w:rPr>
+        <w:t>lista</w:t>
+      </w:r>
+      <w:proofErr w:type="spellEnd"/>
+      <w:r>
+        <w:rPr>
+          <w:lang w:val="en-GB"/>
+        </w:rPr>
+        <w:t xml:space="preserve"> </w:t>
+      </w:r>
+      <w:proofErr w:type="spellStart"/>
+      <w:r>
+        <w:rPr>
+          <w:lang w:val="en-GB"/>
+        </w:rPr>
+        <w:t>ctid</w:t>
+      </w:r>
+      <w:proofErr w:type="spellEnd"/>
+      <w:r>
+        <w:rPr>
+          <w:lang w:val="en-GB"/>
+        </w:rPr>
+        <w:t xml:space="preserve"> </w:t>
+      </w:r>
+      <w:proofErr w:type="spellStart"/>
+      <w:r>
+        <w:rPr>
+          <w:lang w:val="en-GB"/>
+        </w:rPr>
+        <w:t>vrednosti</w:t>
+      </w:r>
+      <w:proofErr w:type="spellEnd"/>
+      <w:r>
+        <w:rPr>
+          <w:lang w:val="en-GB"/>
+        </w:rPr>
+        <w:t xml:space="preserve"> (</w:t>
+      </w:r>
+      <w:proofErr w:type="spellStart"/>
+      <w:r>
+        <w:rPr>
+          <w:lang w:val="en-GB"/>
+        </w:rPr>
+        <w:t>npr</w:t>
+      </w:r>
+      <w:proofErr w:type="spellEnd"/>
+      <w:r>
+        <w:rPr>
+          <w:lang w:val="en-GB"/>
+        </w:rPr>
+        <w:t xml:space="preserve">. 0,1, 1,2, 2,4...) </w:t>
+      </w:r>
+      <w:proofErr w:type="spellStart"/>
+      <w:r>
+        <w:rPr>
+          <w:lang w:val="en-GB"/>
+        </w:rPr>
+        <w:t>koje</w:t>
+      </w:r>
+      <w:proofErr w:type="spellEnd"/>
+      <w:r>
+        <w:rPr>
+          <w:lang w:val="en-GB"/>
+        </w:rPr>
+        <w:t xml:space="preserve"> </w:t>
+      </w:r>
+      <w:proofErr w:type="spellStart"/>
+      <w:r>
+        <w:rPr>
+          <w:lang w:val="en-GB"/>
+        </w:rPr>
+        <w:t>predstavljaju</w:t>
+      </w:r>
+      <w:proofErr w:type="spellEnd"/>
+      <w:r>
+        <w:rPr>
+          <w:lang w:val="en-GB"/>
+        </w:rPr>
+        <w:t xml:space="preserve"> </w:t>
+      </w:r>
+      <w:proofErr w:type="spellStart"/>
+      <w:r>
+        <w:rPr>
+          <w:lang w:val="en-GB"/>
+        </w:rPr>
+        <w:t>fizičke</w:t>
+      </w:r>
+      <w:proofErr w:type="spellEnd"/>
+      <w:r>
+        <w:rPr>
+          <w:lang w:val="en-GB"/>
+        </w:rPr>
+        <w:t xml:space="preserve"> </w:t>
+      </w:r>
+      <w:proofErr w:type="spellStart"/>
+      <w:r>
+        <w:rPr>
+          <w:lang w:val="en-GB"/>
+        </w:rPr>
+        <w:t>adrese</w:t>
+      </w:r>
+      <w:proofErr w:type="spellEnd"/>
+      <w:r>
+        <w:rPr>
+          <w:lang w:val="en-GB"/>
+        </w:rPr>
+        <w:t xml:space="preserve"> </w:t>
+      </w:r>
+      <w:proofErr w:type="spellStart"/>
+      <w:r>
+        <w:rPr>
+          <w:lang w:val="en-GB"/>
+        </w:rPr>
+        <w:t>redova</w:t>
+      </w:r>
+      <w:proofErr w:type="spellEnd"/>
+      <w:r>
+        <w:rPr>
+          <w:lang w:val="en-GB"/>
+        </w:rPr>
+        <w:t xml:space="preserve"> u </w:t>
+      </w:r>
+      <w:proofErr w:type="spellStart"/>
+      <w:r>
+        <w:rPr>
+          <w:lang w:val="en-GB"/>
+        </w:rPr>
+        <w:t>tabeli</w:t>
+      </w:r>
+      <w:proofErr w:type="spellEnd"/>
+      <w:r>
+        <w:rPr>
+          <w:lang w:val="en-GB"/>
+        </w:rPr>
+        <w:t xml:space="preserve"> koji </w:t>
+      </w:r>
+      <w:proofErr w:type="spellStart"/>
+      <w:r>
+        <w:rPr>
+          <w:lang w:val="en-GB"/>
+        </w:rPr>
+        <w:t>sadrže</w:t>
+      </w:r>
+      <w:proofErr w:type="spellEnd"/>
+      <w:r>
+        <w:rPr>
+          <w:lang w:val="en-GB"/>
+        </w:rPr>
+        <w:t xml:space="preserve"> taj </w:t>
+      </w:r>
+      <w:proofErr w:type="spellStart"/>
+      <w:r>
+        <w:rPr>
+          <w:lang w:val="en-GB"/>
+        </w:rPr>
+        <w:t>ključ</w:t>
+      </w:r>
+      <w:proofErr w:type="spellEnd"/>
+    </w:p>
+    <w:p>
+      <w:pPr>
+        <w:numPr>
+          <w:ilvl w:val="0"/>
+          <w:numId w:val="38"/>
+        </w:numPr>
+        <w:tabs>
+          <w:tab w:val="left" w:pos="1995"/>
+        </w:tabs>
+        <w:rPr>
+          <w:lang w:val="en-GB"/>
+        </w:rPr>
+      </w:pPr>
+      <w:r>
+        <w:rPr>
+          <w:b/>
+          <w:bCs/>
+          <w:lang w:val="en-GB"/>
+        </w:rPr>
+        <w:t xml:space="preserve">Posting </w:t>
+      </w:r>
+      <w:proofErr w:type="spellStart"/>
+      <w:r>
+        <w:rPr>
+          <w:b/>
+          <w:bCs/>
+          <w:lang w:val="en-GB"/>
+        </w:rPr>
+        <w:t>stablo</w:t>
+      </w:r>
+      <w:proofErr w:type="spellEnd"/>
+      <w:r>
+        <w:rPr>
+          <w:lang w:val="en-GB"/>
+        </w:rPr>
+        <w:t xml:space="preserve"> — </w:t>
+      </w:r>
+      <w:proofErr w:type="spellStart"/>
+      <w:r>
+        <w:rPr>
+          <w:lang w:val="en-GB"/>
+        </w:rPr>
+        <w:t>kada</w:t>
+      </w:r>
+      <w:proofErr w:type="spellEnd"/>
+      <w:r>
+        <w:rPr>
+          <w:lang w:val="en-GB"/>
+        </w:rPr>
+        <w:t xml:space="preserve"> </w:t>
+      </w:r>
+      <w:proofErr w:type="spellStart"/>
+      <w:r>
+        <w:rPr>
+          <w:lang w:val="en-GB"/>
+        </w:rPr>
+        <w:t>lista</w:t>
+      </w:r>
+      <w:proofErr w:type="spellEnd"/>
+      <w:r>
+        <w:rPr>
+          <w:lang w:val="en-GB"/>
+        </w:rPr>
+        <w:t xml:space="preserve"> </w:t>
+      </w:r>
+      <w:proofErr w:type="spellStart"/>
+      <w:r>
+        <w:rPr>
+          <w:lang w:val="en-GB"/>
+        </w:rPr>
+        <w:t>postane</w:t>
+      </w:r>
+      <w:proofErr w:type="spellEnd"/>
+      <w:r>
+        <w:rPr>
+          <w:lang w:val="en-GB"/>
+        </w:rPr>
+        <w:t xml:space="preserve"> </w:t>
+      </w:r>
+      <w:proofErr w:type="spellStart"/>
+      <w:r>
+        <w:rPr>
+          <w:lang w:val="en-GB"/>
+        </w:rPr>
+        <w:t>predugačka</w:t>
+      </w:r>
+      <w:proofErr w:type="spellEnd"/>
+      <w:r>
+        <w:rPr>
+          <w:lang w:val="en-GB"/>
+        </w:rPr>
+        <w:t xml:space="preserve"> da </w:t>
+      </w:r>
+      <w:proofErr w:type="spellStart"/>
+      <w:r>
+        <w:rPr>
+          <w:lang w:val="en-GB"/>
+        </w:rPr>
+        <w:t>stane</w:t>
+      </w:r>
+      <w:proofErr w:type="spellEnd"/>
+      <w:r>
+        <w:rPr>
+          <w:lang w:val="en-GB"/>
+        </w:rPr>
+        <w:t xml:space="preserve"> </w:t>
+      </w:r>
+      <w:proofErr w:type="spellStart"/>
+      <w:r>
+        <w:rPr>
+          <w:lang w:val="en-GB"/>
+        </w:rPr>
+        <w:t>uz</w:t>
+      </w:r>
+      <w:proofErr w:type="spellEnd"/>
+      <w:r>
+        <w:rPr>
+          <w:lang w:val="en-GB"/>
+        </w:rPr>
+        <w:t xml:space="preserve"> </w:t>
+      </w:r>
+      <w:proofErr w:type="spellStart"/>
+      <w:r>
+        <w:rPr>
+          <w:lang w:val="en-GB"/>
+        </w:rPr>
+        <w:t>ključ</w:t>
+      </w:r>
+      <w:proofErr w:type="spellEnd"/>
+      <w:r>
+        <w:rPr>
+          <w:lang w:val="en-GB"/>
+        </w:rPr>
+        <w:t xml:space="preserve">, </w:t>
+      </w:r>
+      <w:proofErr w:type="spellStart"/>
+      <w:r>
+        <w:rPr>
+          <w:lang w:val="en-GB"/>
+        </w:rPr>
+        <w:t>pretvara</w:t>
+      </w:r>
+      <w:proofErr w:type="spellEnd"/>
+      <w:r>
+        <w:rPr>
+          <w:lang w:val="en-GB"/>
+        </w:rPr>
+        <w:t xml:space="preserve"> se u </w:t>
+      </w:r>
+      <w:proofErr w:type="spellStart"/>
+      <w:r>
+        <w:rPr>
+          <w:lang w:val="en-GB"/>
+        </w:rPr>
+        <w:t>posebno</w:t>
+      </w:r>
+      <w:proofErr w:type="spellEnd"/>
+      <w:r>
+        <w:rPr>
+          <w:lang w:val="en-GB"/>
+        </w:rPr>
+        <w:t xml:space="preserve"> B-</w:t>
+      </w:r>
+      <w:proofErr w:type="spellStart"/>
+      <w:r>
+        <w:rPr>
+          <w:lang w:val="en-GB"/>
+        </w:rPr>
+        <w:t>stablo</w:t>
+      </w:r>
+      <w:proofErr w:type="spellEnd"/>
+      <w:r>
+        <w:rPr>
+          <w:lang w:val="en-GB"/>
+        </w:rPr>
+        <w:t xml:space="preserve"> (</w:t>
+      </w:r>
+      <w:proofErr w:type="spellStart"/>
+      <w:r>
+        <w:rPr>
+          <w:lang w:val="en-GB"/>
+        </w:rPr>
+        <w:t>vidljivo</w:t>
+      </w:r>
+      <w:proofErr w:type="spellEnd"/>
+      <w:r>
+        <w:rPr>
+          <w:lang w:val="en-GB"/>
+        </w:rPr>
+        <w:t xml:space="preserve"> u </w:t>
+      </w:r>
+      <w:proofErr w:type="spellStart"/>
+      <w:r>
+        <w:rPr>
+          <w:lang w:val="en-GB"/>
+        </w:rPr>
+        <w:t>donjem</w:t>
+      </w:r>
+      <w:proofErr w:type="spellEnd"/>
+      <w:r>
+        <w:rPr>
+          <w:lang w:val="en-GB"/>
+        </w:rPr>
+        <w:t xml:space="preserve"> </w:t>
+      </w:r>
+      <w:proofErr w:type="spellStart"/>
+      <w:r>
+        <w:rPr>
+          <w:lang w:val="en-GB"/>
+        </w:rPr>
+        <w:t>delu</w:t>
+      </w:r>
+      <w:proofErr w:type="spellEnd"/>
+      <w:r>
+        <w:rPr>
+          <w:lang w:val="en-GB"/>
+        </w:rPr>
+        <w:t xml:space="preserve"> </w:t>
+      </w:r>
+      <w:proofErr w:type="spellStart"/>
+      <w:r>
+        <w:rPr>
+          <w:lang w:val="en-GB"/>
+        </w:rPr>
+        <w:t>slike</w:t>
+      </w:r>
+      <w:proofErr w:type="spellEnd"/>
+      <w:r>
+        <w:rPr>
+          <w:lang w:val="en-GB"/>
+        </w:rPr>
+        <w:t xml:space="preserve"> </w:t>
+      </w:r>
+      <w:proofErr w:type="spellStart"/>
+      <w:r>
+        <w:rPr>
+          <w:lang w:val="en-GB"/>
+        </w:rPr>
+        <w:t>kod</w:t>
+      </w:r>
+      <w:proofErr w:type="spellEnd"/>
+      <w:r>
+        <w:rPr>
+          <w:lang w:val="en-GB"/>
+        </w:rPr>
+        <w:t xml:space="preserve"> </w:t>
+      </w:r>
+      <w:proofErr w:type="spellStart"/>
+      <w:r>
+        <w:rPr>
+          <w:lang w:val="en-GB"/>
+        </w:rPr>
+        <w:t>ključa</w:t>
+      </w:r>
+      <w:proofErr w:type="spellEnd"/>
+      <w:r>
+        <w:rPr>
+          <w:lang w:val="en-GB"/>
+        </w:rPr>
+        <w:t xml:space="preserve"> </w:t>
+      </w:r>
+      <w:r>
+        <w:rPr>
+          <w:lang w:val="en-GB"/>
+        </w:rPr>
+        <w:t>farm</w:t>
+      </w:r>
+      <w:r>
+        <w:rPr>
+          <w:lang w:val="en-GB"/>
+        </w:rPr>
+        <w:t>)</w:t>
+      </w:r>
+    </w:p>
+    <w:p>
+      <w:pPr>
+        <w:tabs>
+          <w:tab w:val="left" w:pos="1995"/>
+        </w:tabs>
+        <w:ind w:firstLine="0"/>
+      </w:pPr>
+    </w:p>
+    <w:p>
+      <w:pPr>
+        <w:tabs>
+          <w:tab w:val="left" w:pos="1995"/>
+        </w:tabs>
+        <w:ind w:firstLine="0"/>
+        <w:rPr>
+          <w:lang w:val="en-GB"/>
+        </w:rPr>
+      </w:pPr>
+      <w:proofErr w:type="spellStart"/>
+      <w:r>
+        <w:rPr>
+          <w:lang w:val="en-GB"/>
+        </w:rPr>
+        <w:t>Vredi</w:t>
+      </w:r>
+      <w:proofErr w:type="spellEnd"/>
+      <w:r>
+        <w:rPr>
+          <w:lang w:val="en-GB"/>
+        </w:rPr>
+        <w:t xml:space="preserve"> </w:t>
+      </w:r>
+      <w:proofErr w:type="spellStart"/>
+      <w:r>
+        <w:rPr>
+          <w:lang w:val="en-GB"/>
+        </w:rPr>
+        <w:t>napomenuti</w:t>
+      </w:r>
+      <w:proofErr w:type="spellEnd"/>
+      <w:r>
+        <w:rPr>
+          <w:lang w:val="en-GB"/>
+        </w:rPr>
+        <w:t xml:space="preserve"> </w:t>
+      </w:r>
+      <w:proofErr w:type="spellStart"/>
+      <w:r>
+        <w:rPr>
+          <w:lang w:val="en-GB"/>
+        </w:rPr>
+        <w:t>nekoliko</w:t>
+      </w:r>
+      <w:proofErr w:type="spellEnd"/>
+      <w:r>
+        <w:rPr>
+          <w:lang w:val="en-GB"/>
+        </w:rPr>
+        <w:t xml:space="preserve"> </w:t>
+      </w:r>
+      <w:proofErr w:type="spellStart"/>
+      <w:r>
+        <w:rPr>
+          <w:lang w:val="en-GB"/>
+        </w:rPr>
+        <w:t>razlika</w:t>
+      </w:r>
+      <w:proofErr w:type="spellEnd"/>
+      <w:r>
+        <w:rPr>
+          <w:lang w:val="en-GB"/>
+        </w:rPr>
+        <w:t xml:space="preserve"> u </w:t>
+      </w:r>
+      <w:proofErr w:type="spellStart"/>
+      <w:r>
+        <w:rPr>
+          <w:lang w:val="en-GB"/>
+        </w:rPr>
+        <w:t>odnosu</w:t>
+      </w:r>
+      <w:proofErr w:type="spellEnd"/>
+      <w:r>
+        <w:rPr>
+          <w:lang w:val="en-GB"/>
+        </w:rPr>
+        <w:t xml:space="preserve"> </w:t>
+      </w:r>
+      <w:proofErr w:type="spellStart"/>
+      <w:r>
+        <w:rPr>
+          <w:lang w:val="en-GB"/>
+        </w:rPr>
+        <w:t>na</w:t>
+      </w:r>
+      <w:proofErr w:type="spellEnd"/>
+      <w:r>
+        <w:rPr>
+          <w:lang w:val="en-GB"/>
+        </w:rPr>
+        <w:t xml:space="preserve"> </w:t>
+      </w:r>
+      <w:proofErr w:type="spellStart"/>
+      <w:r>
+        <w:rPr>
+          <w:lang w:val="en-GB"/>
+        </w:rPr>
+        <w:t>regularni</w:t>
+      </w:r>
+      <w:proofErr w:type="spellEnd"/>
+      <w:r>
+        <w:rPr>
+          <w:lang w:val="en-GB"/>
+        </w:rPr>
+        <w:t xml:space="preserve"> B-</w:t>
+      </w:r>
+      <w:proofErr w:type="spellStart"/>
+      <w:r>
+        <w:rPr>
+          <w:lang w:val="en-GB"/>
+        </w:rPr>
+        <w:t>stablo</w:t>
+      </w:r>
+      <w:proofErr w:type="spellEnd"/>
+      <w:r>
+        <w:rPr>
+          <w:lang w:val="en-GB"/>
+        </w:rPr>
+        <w:t xml:space="preserve"> </w:t>
+      </w:r>
+      <w:proofErr w:type="spellStart"/>
+      <w:r>
+        <w:rPr>
+          <w:lang w:val="en-GB"/>
+        </w:rPr>
+        <w:t>indeks</w:t>
+      </w:r>
+      <w:proofErr w:type="spellEnd"/>
+      <w:r>
+        <w:rPr>
+          <w:lang w:val="en-GB"/>
+        </w:rPr>
+        <w:t>:</w:t>
+      </w:r>
+    </w:p>
+    <w:p>
+      <w:pPr>
+        <w:numPr>
+          <w:ilvl w:val="0"/>
+          <w:numId w:val="39"/>
+        </w:numPr>
+        <w:tabs>
+          <w:tab w:val="left" w:pos="1995"/>
+        </w:tabs>
+        <w:rPr>
+          <w:lang w:val="en-GB"/>
+        </w:rPr>
+      </w:pPr>
+      <w:proofErr w:type="spellStart"/>
+      <w:r>
+        <w:rPr>
+          <w:lang w:val="en-GB"/>
+        </w:rPr>
+        <w:t>Krajnje</w:t>
+      </w:r>
+      <w:proofErr w:type="spellEnd"/>
+      <w:r>
+        <w:rPr>
+          <w:lang w:val="en-GB"/>
+        </w:rPr>
+        <w:t xml:space="preserve"> </w:t>
+      </w:r>
+      <w:proofErr w:type="spellStart"/>
+      <w:r>
+        <w:rPr>
+          <w:lang w:val="en-GB"/>
+        </w:rPr>
+        <w:t>levi</w:t>
+      </w:r>
+      <w:proofErr w:type="spellEnd"/>
+      <w:r>
+        <w:rPr>
+          <w:lang w:val="en-GB"/>
+        </w:rPr>
+        <w:t xml:space="preserve"> </w:t>
+      </w:r>
+      <w:proofErr w:type="spellStart"/>
+      <w:r>
+        <w:rPr>
+          <w:lang w:val="en-GB"/>
+        </w:rPr>
+        <w:t>ključevi</w:t>
+      </w:r>
+      <w:proofErr w:type="spellEnd"/>
+      <w:r>
+        <w:rPr>
+          <w:lang w:val="en-GB"/>
+        </w:rPr>
+        <w:t xml:space="preserve"> u </w:t>
+      </w:r>
+      <w:proofErr w:type="spellStart"/>
+      <w:r>
+        <w:rPr>
+          <w:lang w:val="en-GB"/>
+        </w:rPr>
+        <w:t>unutrašnjim</w:t>
+      </w:r>
+      <w:proofErr w:type="spellEnd"/>
+      <w:r>
+        <w:rPr>
+          <w:lang w:val="en-GB"/>
+        </w:rPr>
+        <w:t xml:space="preserve"> </w:t>
+      </w:r>
+      <w:proofErr w:type="spellStart"/>
+      <w:r>
+        <w:rPr>
+          <w:lang w:val="en-GB"/>
+        </w:rPr>
+        <w:t>čvorovima</w:t>
+      </w:r>
+      <w:proofErr w:type="spellEnd"/>
+      <w:r>
+        <w:rPr>
+          <w:lang w:val="en-GB"/>
+        </w:rPr>
+        <w:t xml:space="preserve"> B-</w:t>
+      </w:r>
+      <w:proofErr w:type="spellStart"/>
+      <w:r>
+        <w:rPr>
+          <w:lang w:val="en-GB"/>
+        </w:rPr>
+        <w:t>stabla</w:t>
+      </w:r>
+      <w:proofErr w:type="spellEnd"/>
+      <w:r>
+        <w:rPr>
+          <w:lang w:val="en-GB"/>
+        </w:rPr>
+        <w:t xml:space="preserve"> </w:t>
+      </w:r>
+      <w:proofErr w:type="spellStart"/>
+      <w:r>
+        <w:rPr>
+          <w:lang w:val="en-GB"/>
+        </w:rPr>
+        <w:t>su</w:t>
+      </w:r>
+      <w:proofErr w:type="spellEnd"/>
+      <w:r>
+        <w:rPr>
+          <w:lang w:val="en-GB"/>
+        </w:rPr>
+        <w:t xml:space="preserve"> </w:t>
+      </w:r>
+      <w:proofErr w:type="spellStart"/>
+      <w:r>
+        <w:rPr>
+          <w:lang w:val="en-GB"/>
+        </w:rPr>
+        <w:t>prazni</w:t>
+      </w:r>
+      <w:proofErr w:type="spellEnd"/>
+      <w:r>
+        <w:rPr>
+          <w:lang w:val="en-GB"/>
+        </w:rPr>
+        <w:t xml:space="preserve"> </w:t>
+      </w:r>
+      <w:proofErr w:type="spellStart"/>
+      <w:r>
+        <w:rPr>
+          <w:lang w:val="en-GB"/>
+        </w:rPr>
+        <w:t>jer</w:t>
+      </w:r>
+      <w:proofErr w:type="spellEnd"/>
+      <w:r>
+        <w:rPr>
+          <w:lang w:val="en-GB"/>
+        </w:rPr>
+        <w:t xml:space="preserve"> </w:t>
+      </w:r>
+      <w:proofErr w:type="spellStart"/>
+      <w:r>
+        <w:rPr>
+          <w:lang w:val="en-GB"/>
+        </w:rPr>
+        <w:t>su</w:t>
+      </w:r>
+      <w:proofErr w:type="spellEnd"/>
+      <w:r>
+        <w:rPr>
+          <w:lang w:val="en-GB"/>
+        </w:rPr>
+        <w:t xml:space="preserve"> </w:t>
+      </w:r>
+      <w:proofErr w:type="spellStart"/>
+      <w:r>
+        <w:rPr>
+          <w:lang w:val="en-GB"/>
+        </w:rPr>
+        <w:t>redundantni</w:t>
+      </w:r>
+      <w:proofErr w:type="spellEnd"/>
+      <w:r>
+        <w:rPr>
+          <w:lang w:val="en-GB"/>
+        </w:rPr>
+        <w:t xml:space="preserve"> — GIN </w:t>
+      </w:r>
+      <w:proofErr w:type="spellStart"/>
+      <w:r>
+        <w:rPr>
+          <w:lang w:val="en-GB"/>
+        </w:rPr>
+        <w:t>ih</w:t>
+      </w:r>
+      <w:proofErr w:type="spellEnd"/>
+      <w:r>
+        <w:rPr>
+          <w:lang w:val="en-GB"/>
+        </w:rPr>
+        <w:t xml:space="preserve"> </w:t>
+      </w:r>
+      <w:proofErr w:type="spellStart"/>
+      <w:r>
+        <w:rPr>
+          <w:lang w:val="en-GB"/>
+        </w:rPr>
+        <w:t>uopšte</w:t>
+      </w:r>
+      <w:proofErr w:type="spellEnd"/>
+      <w:r>
+        <w:rPr>
+          <w:lang w:val="en-GB"/>
+        </w:rPr>
+        <w:t xml:space="preserve"> ne </w:t>
+      </w:r>
+      <w:proofErr w:type="spellStart"/>
+      <w:r>
+        <w:rPr>
+          <w:lang w:val="en-GB"/>
+        </w:rPr>
+        <w:t>čuva</w:t>
+      </w:r>
+      <w:proofErr w:type="spellEnd"/>
+      <w:r>
+        <w:rPr>
+          <w:lang w:val="en-GB"/>
+        </w:rPr>
+        <w:t xml:space="preserve">. </w:t>
+      </w:r>
+      <w:proofErr w:type="spellStart"/>
+      <w:r>
+        <w:rPr>
+          <w:lang w:val="en-GB"/>
+        </w:rPr>
+        <w:t>Iz</w:t>
+      </w:r>
+      <w:proofErr w:type="spellEnd"/>
+      <w:r>
+        <w:rPr>
+          <w:lang w:val="en-GB"/>
+        </w:rPr>
+        <w:t xml:space="preserve"> tog </w:t>
+      </w:r>
+      <w:proofErr w:type="spellStart"/>
+      <w:r>
+        <w:rPr>
+          <w:lang w:val="en-GB"/>
+        </w:rPr>
+        <w:t>razloga</w:t>
+      </w:r>
+      <w:proofErr w:type="spellEnd"/>
+      <w:r>
+        <w:rPr>
+          <w:lang w:val="en-GB"/>
+        </w:rPr>
+        <w:t xml:space="preserve"> </w:t>
+      </w:r>
+      <w:proofErr w:type="spellStart"/>
+      <w:r>
+        <w:rPr>
+          <w:lang w:val="en-GB"/>
+        </w:rPr>
+        <w:t>su</w:t>
+      </w:r>
+      <w:proofErr w:type="spellEnd"/>
+      <w:r>
+        <w:rPr>
+          <w:lang w:val="en-GB"/>
+        </w:rPr>
+        <w:t xml:space="preserve"> </w:t>
+      </w:r>
+      <w:proofErr w:type="spellStart"/>
+      <w:r>
+        <w:rPr>
+          <w:lang w:val="en-GB"/>
+        </w:rPr>
+        <w:t>i</w:t>
+      </w:r>
+      <w:proofErr w:type="spellEnd"/>
+      <w:r>
+        <w:rPr>
+          <w:lang w:val="en-GB"/>
+        </w:rPr>
+        <w:t xml:space="preserve"> reference </w:t>
+      </w:r>
+      <w:proofErr w:type="spellStart"/>
+      <w:r>
+        <w:rPr>
+          <w:lang w:val="en-GB"/>
+        </w:rPr>
+        <w:t>na</w:t>
+      </w:r>
+      <w:proofErr w:type="spellEnd"/>
+      <w:r>
+        <w:rPr>
+          <w:lang w:val="en-GB"/>
+        </w:rPr>
+        <w:t xml:space="preserve"> child </w:t>
+      </w:r>
+      <w:proofErr w:type="spellStart"/>
+      <w:r>
+        <w:rPr>
+          <w:lang w:val="en-GB"/>
+        </w:rPr>
+        <w:t>čvorove</w:t>
+      </w:r>
+      <w:proofErr w:type="spellEnd"/>
+      <w:r>
+        <w:rPr>
+          <w:lang w:val="en-GB"/>
+        </w:rPr>
+        <w:t xml:space="preserve"> </w:t>
+      </w:r>
+      <w:proofErr w:type="spellStart"/>
+      <w:r>
+        <w:rPr>
+          <w:lang w:val="en-GB"/>
+        </w:rPr>
+        <w:t>pomerene</w:t>
+      </w:r>
+      <w:proofErr w:type="spellEnd"/>
+    </w:p>
+    <w:p>
+      <w:pPr>
+        <w:numPr>
+          <w:ilvl w:val="0"/>
+          <w:numId w:val="39"/>
+        </w:numPr>
+        <w:tabs>
+          <w:tab w:val="left" w:pos="1995"/>
+        </w:tabs>
+        <w:rPr>
+          <w:lang w:val="en-GB"/>
+        </w:rPr>
+      </w:pPr>
+      <w:r>
+        <w:rPr>
+          <w:lang w:val="en-GB"/>
+        </w:rPr>
+        <w:t xml:space="preserve">High key </w:t>
+      </w:r>
+      <w:proofErr w:type="spellStart"/>
+      <w:r>
+        <w:rPr>
+          <w:lang w:val="en-GB"/>
+        </w:rPr>
+        <w:t>postoji</w:t>
+      </w:r>
+      <w:proofErr w:type="spellEnd"/>
+      <w:r>
+        <w:rPr>
+          <w:lang w:val="en-GB"/>
+        </w:rPr>
+        <w:t xml:space="preserve"> u oba </w:t>
+      </w:r>
+      <w:proofErr w:type="spellStart"/>
+      <w:r>
+        <w:rPr>
+          <w:lang w:val="en-GB"/>
+        </w:rPr>
+        <w:t>indeksa</w:t>
+      </w:r>
+      <w:proofErr w:type="spellEnd"/>
+      <w:r>
+        <w:rPr>
+          <w:lang w:val="en-GB"/>
+        </w:rPr>
+        <w:t xml:space="preserve">, </w:t>
+      </w:r>
+      <w:proofErr w:type="spellStart"/>
+      <w:r>
+        <w:rPr>
+          <w:lang w:val="en-GB"/>
+        </w:rPr>
+        <w:t>ali</w:t>
+      </w:r>
+      <w:proofErr w:type="spellEnd"/>
+      <w:r>
+        <w:rPr>
+          <w:lang w:val="en-GB"/>
+        </w:rPr>
+        <w:t xml:space="preserve"> u GIN-u </w:t>
+      </w:r>
+      <w:proofErr w:type="spellStart"/>
+      <w:r>
+        <w:rPr>
+          <w:lang w:val="en-GB"/>
+        </w:rPr>
+        <w:t>zauzima</w:t>
+      </w:r>
+      <w:proofErr w:type="spellEnd"/>
+      <w:r>
+        <w:rPr>
+          <w:lang w:val="en-GB"/>
+        </w:rPr>
+        <w:t xml:space="preserve"> </w:t>
+      </w:r>
+      <w:proofErr w:type="spellStart"/>
+      <w:r>
+        <w:rPr>
+          <w:lang w:val="en-GB"/>
+        </w:rPr>
+        <w:t>svoju</w:t>
+      </w:r>
+      <w:proofErr w:type="spellEnd"/>
+      <w:r>
+        <w:rPr>
+          <w:lang w:val="en-GB"/>
+        </w:rPr>
+        <w:t xml:space="preserve"> </w:t>
+      </w:r>
+      <w:proofErr w:type="spellStart"/>
+      <w:r>
+        <w:rPr>
+          <w:lang w:val="en-GB"/>
+        </w:rPr>
+        <w:t>prirodnu</w:t>
+      </w:r>
+      <w:proofErr w:type="spellEnd"/>
+      <w:r>
+        <w:rPr>
+          <w:lang w:val="en-GB"/>
+        </w:rPr>
+        <w:t xml:space="preserve"> </w:t>
+      </w:r>
+      <w:proofErr w:type="spellStart"/>
+      <w:r>
+        <w:rPr>
+          <w:lang w:val="en-GB"/>
+        </w:rPr>
+        <w:t>krajnju</w:t>
+      </w:r>
+      <w:proofErr w:type="spellEnd"/>
+      <w:r>
+        <w:rPr>
+          <w:lang w:val="en-GB"/>
+        </w:rPr>
+        <w:t xml:space="preserve"> </w:t>
+      </w:r>
+      <w:proofErr w:type="spellStart"/>
+      <w:r>
+        <w:rPr>
+          <w:lang w:val="en-GB"/>
+        </w:rPr>
+        <w:t>desnu</w:t>
+      </w:r>
+      <w:proofErr w:type="spellEnd"/>
+      <w:r>
+        <w:rPr>
+          <w:lang w:val="en-GB"/>
+        </w:rPr>
+        <w:t xml:space="preserve"> </w:t>
+      </w:r>
+      <w:proofErr w:type="spellStart"/>
+      <w:r>
+        <w:rPr>
+          <w:lang w:val="en-GB"/>
+        </w:rPr>
+        <w:t>poziciju</w:t>
+      </w:r>
+      <w:proofErr w:type="spellEnd"/>
+    </w:p>
+    <w:p>
+      <w:pPr>
+        <w:numPr>
+          <w:ilvl w:val="0"/>
+          <w:numId w:val="39"/>
+        </w:numPr>
+        <w:tabs>
+          <w:tab w:val="left" w:pos="1995"/>
+        </w:tabs>
+        <w:rPr>
+          <w:lang w:val="en-GB"/>
+        </w:rPr>
+      </w:pPr>
+      <w:proofErr w:type="spellStart"/>
+      <w:r>
+        <w:rPr>
+          <w:lang w:val="en-GB"/>
+        </w:rPr>
+        <w:t>Čvorovi</w:t>
+      </w:r>
+      <w:proofErr w:type="spellEnd"/>
+      <w:r>
+        <w:rPr>
+          <w:lang w:val="en-GB"/>
+        </w:rPr>
+        <w:t xml:space="preserve"> </w:t>
+      </w:r>
+      <w:proofErr w:type="spellStart"/>
+      <w:r>
+        <w:rPr>
+          <w:lang w:val="en-GB"/>
+        </w:rPr>
+        <w:t>na</w:t>
+      </w:r>
+      <w:proofErr w:type="spellEnd"/>
+      <w:r>
+        <w:rPr>
+          <w:lang w:val="en-GB"/>
+        </w:rPr>
+        <w:t xml:space="preserve"> </w:t>
+      </w:r>
+      <w:proofErr w:type="spellStart"/>
+      <w:r>
+        <w:rPr>
+          <w:lang w:val="en-GB"/>
+        </w:rPr>
+        <w:t>istom</w:t>
+      </w:r>
+      <w:proofErr w:type="spellEnd"/>
+      <w:r>
+        <w:rPr>
+          <w:lang w:val="en-GB"/>
+        </w:rPr>
+        <w:t xml:space="preserve"> </w:t>
+      </w:r>
+      <w:proofErr w:type="spellStart"/>
+      <w:r>
+        <w:rPr>
+          <w:lang w:val="en-GB"/>
+        </w:rPr>
+        <w:t>nivou</w:t>
+      </w:r>
+      <w:proofErr w:type="spellEnd"/>
+      <w:r>
+        <w:rPr>
+          <w:lang w:val="en-GB"/>
+        </w:rPr>
+        <w:t xml:space="preserve"> u B-</w:t>
+      </w:r>
+      <w:proofErr w:type="spellStart"/>
+      <w:r>
+        <w:rPr>
+          <w:lang w:val="en-GB"/>
+        </w:rPr>
+        <w:t>stablu</w:t>
+      </w:r>
+      <w:proofErr w:type="spellEnd"/>
+      <w:r>
+        <w:rPr>
+          <w:lang w:val="en-GB"/>
+        </w:rPr>
+        <w:t xml:space="preserve"> </w:t>
+      </w:r>
+      <w:proofErr w:type="spellStart"/>
+      <w:r>
+        <w:rPr>
+          <w:lang w:val="en-GB"/>
+        </w:rPr>
+        <w:t>su</w:t>
+      </w:r>
+      <w:proofErr w:type="spellEnd"/>
+      <w:r>
+        <w:rPr>
+          <w:lang w:val="en-GB"/>
+        </w:rPr>
+        <w:t xml:space="preserve"> </w:t>
+      </w:r>
+      <w:proofErr w:type="spellStart"/>
+      <w:r>
+        <w:rPr>
+          <w:lang w:val="en-GB"/>
+        </w:rPr>
+        <w:t>povezani</w:t>
+      </w:r>
+      <w:proofErr w:type="spellEnd"/>
+      <w:r>
+        <w:rPr>
+          <w:lang w:val="en-GB"/>
+        </w:rPr>
+        <w:t> </w:t>
+      </w:r>
+      <w:proofErr w:type="spellStart"/>
+      <w:r>
+        <w:rPr>
+          <w:lang w:val="en-GB"/>
+        </w:rPr>
+        <w:t>dvosmernom</w:t>
+      </w:r>
+      <w:proofErr w:type="spellEnd"/>
+      <w:r>
+        <w:rPr>
+          <w:lang w:val="en-GB"/>
+        </w:rPr>
+        <w:t xml:space="preserve"> </w:t>
+      </w:r>
+      <w:proofErr w:type="spellStart"/>
+      <w:r>
+        <w:rPr>
+          <w:lang w:val="en-GB"/>
+        </w:rPr>
+        <w:t>listom</w:t>
+      </w:r>
+      <w:proofErr w:type="spellEnd"/>
+      <w:r>
+        <w:rPr>
+          <w:lang w:val="en-GB"/>
+        </w:rPr>
+        <w:t xml:space="preserve">, </w:t>
+      </w:r>
+      <w:proofErr w:type="spellStart"/>
+      <w:r>
+        <w:rPr>
+          <w:lang w:val="en-GB"/>
+        </w:rPr>
+        <w:t>dok</w:t>
+      </w:r>
+      <w:proofErr w:type="spellEnd"/>
+      <w:r>
+        <w:rPr>
+          <w:lang w:val="en-GB"/>
+        </w:rPr>
+        <w:t xml:space="preserve"> GIN </w:t>
+      </w:r>
+      <w:proofErr w:type="spellStart"/>
+      <w:r>
+        <w:rPr>
+          <w:lang w:val="en-GB"/>
+        </w:rPr>
+        <w:t>koristi</w:t>
+      </w:r>
+      <w:proofErr w:type="spellEnd"/>
+      <w:r>
+        <w:rPr>
+          <w:lang w:val="en-GB"/>
+        </w:rPr>
+        <w:t> </w:t>
+      </w:r>
+      <w:proofErr w:type="spellStart"/>
+      <w:r>
+        <w:rPr>
+          <w:lang w:val="en-GB"/>
+        </w:rPr>
+        <w:t>jednosmernu</w:t>
+      </w:r>
+      <w:proofErr w:type="spellEnd"/>
+      <w:r>
+        <w:rPr>
+          <w:lang w:val="en-GB"/>
+        </w:rPr>
+        <w:t xml:space="preserve"> </w:t>
+      </w:r>
+      <w:proofErr w:type="spellStart"/>
+      <w:r>
+        <w:rPr>
+          <w:lang w:val="en-GB"/>
+        </w:rPr>
+        <w:t>listu</w:t>
+      </w:r>
+      <w:proofErr w:type="spellEnd"/>
+      <w:r>
+        <w:rPr>
+          <w:lang w:val="en-GB"/>
+        </w:rPr>
+        <w:t xml:space="preserve"> — s </w:t>
+      </w:r>
+      <w:proofErr w:type="spellStart"/>
+      <w:r>
+        <w:rPr>
+          <w:lang w:val="en-GB"/>
+        </w:rPr>
+        <w:t>obzirom</w:t>
+      </w:r>
+      <w:proofErr w:type="spellEnd"/>
+      <w:r>
+        <w:rPr>
+          <w:lang w:val="en-GB"/>
+        </w:rPr>
+        <w:t xml:space="preserve"> da se </w:t>
+      </w:r>
+      <w:proofErr w:type="spellStart"/>
+      <w:r>
+        <w:rPr>
+          <w:lang w:val="en-GB"/>
+        </w:rPr>
+        <w:t>stablo</w:t>
+      </w:r>
+      <w:proofErr w:type="spellEnd"/>
+      <w:r>
+        <w:rPr>
+          <w:lang w:val="en-GB"/>
+        </w:rPr>
+        <w:t xml:space="preserve"> </w:t>
+      </w:r>
+      <w:proofErr w:type="spellStart"/>
+      <w:r>
+        <w:rPr>
+          <w:lang w:val="en-GB"/>
+        </w:rPr>
+        <w:t>uvek</w:t>
+      </w:r>
+      <w:proofErr w:type="spellEnd"/>
+      <w:r>
+        <w:rPr>
+          <w:lang w:val="en-GB"/>
+        </w:rPr>
+        <w:t xml:space="preserve"> </w:t>
+      </w:r>
+      <w:proofErr w:type="spellStart"/>
+      <w:r>
+        <w:rPr>
+          <w:lang w:val="en-GB"/>
+        </w:rPr>
+        <w:t>obilazi</w:t>
+      </w:r>
+      <w:proofErr w:type="spellEnd"/>
+      <w:r>
+        <w:rPr>
+          <w:lang w:val="en-GB"/>
+        </w:rPr>
+        <w:t xml:space="preserve"> </w:t>
+      </w:r>
+      <w:proofErr w:type="spellStart"/>
+      <w:r>
+        <w:rPr>
+          <w:lang w:val="en-GB"/>
+        </w:rPr>
+        <w:t>samo</w:t>
+      </w:r>
+      <w:proofErr w:type="spellEnd"/>
+      <w:r>
+        <w:rPr>
+          <w:lang w:val="en-GB"/>
+        </w:rPr>
+        <w:t xml:space="preserve"> u </w:t>
+      </w:r>
+      <w:proofErr w:type="spellStart"/>
+      <w:r>
+        <w:rPr>
+          <w:lang w:val="en-GB"/>
+        </w:rPr>
+        <w:t>jednom</w:t>
+      </w:r>
+      <w:proofErr w:type="spellEnd"/>
+      <w:r>
+        <w:rPr>
+          <w:lang w:val="en-GB"/>
+        </w:rPr>
+        <w:t xml:space="preserve"> </w:t>
+      </w:r>
+      <w:proofErr w:type="spellStart"/>
+      <w:r>
+        <w:rPr>
+          <w:lang w:val="en-GB"/>
+        </w:rPr>
+        <w:t>smeru</w:t>
+      </w:r>
+      <w:proofErr w:type="spellEnd"/>
+    </w:p>
+    <w:p>
+      <w:pPr>
+        <w:tabs>
+          <w:tab w:val="left" w:pos="1995"/>
+        </w:tabs>
+        <w:ind w:firstLine="0"/>
+      </w:pPr>
+    </w:p>
+    <w:p>
+      <w:pPr>
+        <w:tabs>
+          <w:tab w:val="left" w:pos="1995"/>
+        </w:tabs>
+        <w:ind w:firstLine="0"/>
+      </w:pPr>
+      <w:r>
+        <w:t xml:space="preserve">Naredni upit prikazuje skup funkcija podrške koje definišu ponašanje </w:t>
+      </w:r>
+      <w:r>
+        <w:t>GIN indeksa</w:t>
+      </w:r>
+    </w:p>
+    <w:p>
+      <w:pPr>
+        <w:tabs>
+          <w:tab w:val="left" w:pos="1995"/>
+        </w:tabs>
+        <w:ind w:firstLine="0"/>
+      </w:pPr>
+    </w:p>
+    <w:p>
+      <w:pPr>
+        <w:tabs>
+          <w:tab w:val="left" w:pos="1995"/>
+        </w:tabs>
+        <w:ind w:firstLine="0"/>
+      </w:pPr>
+      <w:r>
+        <w:t>Operator klase u okviru GIN indeksa u PostgreSQL definišu način na koji indeks obrađuje i pretražuje složene podatke. One obezbeđuju skup pomoćnih funkcija koje omogućavaju razlaganje vrednosti na elemente, njihovo poređenje, kao i proveru da li dati red zadovoljava uslove upita.</w:t>
+      </w:r>
+    </w:p>
+    <w:p>
+      <w:pPr>
+        <w:tabs>
+          <w:tab w:val="left" w:pos="1995"/>
+        </w:tabs>
+        <w:ind w:firstLine="0"/>
+      </w:pPr>
+    </w:p>
+    <w:p>
+      <w:pPr>
+        <w:tabs>
+          <w:tab w:val="left" w:pos="1995"/>
+        </w:tabs>
+        <w:ind w:firstLine="0"/>
+        <w:rPr>
+          <w:lang w:val="en-GB"/>
+        </w:rPr>
+      </w:pPr>
+      <w:r>
+        <w:rPr>
+          <w:lang w:val="en-GB"/>
+        </w:rPr>
+        <w:t xml:space="preserve">Operator </w:t>
+      </w:r>
+      <w:proofErr w:type="spellStart"/>
+      <w:r>
+        <w:rPr>
+          <w:lang w:val="en-GB"/>
+        </w:rPr>
+        <w:t>klasa</w:t>
+      </w:r>
+      <w:proofErr w:type="spellEnd"/>
+      <w:r>
+        <w:rPr>
+          <w:lang w:val="en-GB"/>
+        </w:rPr>
+        <w:t xml:space="preserve"> </w:t>
+      </w:r>
+      <w:proofErr w:type="spellStart"/>
+      <w:r>
+        <w:rPr>
+          <w:lang w:val="en-GB"/>
+        </w:rPr>
+        <w:t>tsvector_ops</w:t>
+      </w:r>
+      <w:proofErr w:type="spellEnd"/>
+      <w:r>
+        <w:rPr>
+          <w:lang w:val="en-GB"/>
+        </w:rPr>
+        <w:t xml:space="preserve"> za GIN </w:t>
+      </w:r>
+      <w:proofErr w:type="spellStart"/>
+      <w:r>
+        <w:rPr>
+          <w:lang w:val="en-GB"/>
+        </w:rPr>
+        <w:t>indeks</w:t>
+      </w:r>
+      <w:proofErr w:type="spellEnd"/>
+      <w:r>
+        <w:rPr>
+          <w:lang w:val="en-GB"/>
+        </w:rPr>
+        <w:t xml:space="preserve"> u PostgreSQL </w:t>
+      </w:r>
+      <w:proofErr w:type="spellStart"/>
+      <w:r>
+        <w:rPr>
+          <w:lang w:val="en-GB"/>
+        </w:rPr>
+        <w:t>koristi</w:t>
+      </w:r>
+      <w:proofErr w:type="spellEnd"/>
+      <w:r>
+        <w:rPr>
+          <w:lang w:val="en-GB"/>
+        </w:rPr>
+        <w:t xml:space="preserve"> </w:t>
+      </w:r>
+      <w:proofErr w:type="spellStart"/>
+      <w:r>
+        <w:rPr>
+          <w:lang w:val="en-GB"/>
+        </w:rPr>
+        <w:t>sledeće</w:t>
+      </w:r>
+      <w:proofErr w:type="spellEnd"/>
+      <w:r>
+        <w:rPr>
+          <w:lang w:val="en-GB"/>
+        </w:rPr>
+        <w:t xml:space="preserve"> </w:t>
+      </w:r>
+      <w:proofErr w:type="spellStart"/>
+      <w:r>
+        <w:rPr>
+          <w:lang w:val="en-GB"/>
+        </w:rPr>
+        <w:t>pomoćne</w:t>
+      </w:r>
+      <w:proofErr w:type="spellEnd"/>
+      <w:r>
+        <w:rPr>
+          <w:lang w:val="en-GB"/>
+        </w:rPr>
+        <w:t xml:space="preserve"> </w:t>
+      </w:r>
+      <w:proofErr w:type="spellStart"/>
+      <w:r>
+        <w:rPr>
+          <w:lang w:val="en-GB"/>
+        </w:rPr>
+        <w:t>funkcije</w:t>
+      </w:r>
+      <w:proofErr w:type="spellEnd"/>
+      <w:r>
+        <w:rPr>
+          <w:lang w:val="en-GB"/>
+        </w:rPr>
+        <w:t>:</w:t>
+      </w:r>
+    </w:p>
+    <w:p>
+      <w:pPr>
+        <w:numPr>
+          <w:ilvl w:val="0"/>
+          <w:numId w:val="40"/>
+        </w:numPr>
+        <w:tabs>
+          <w:tab w:val="left" w:pos="1995"/>
+        </w:tabs>
+        <w:rPr>
+          <w:lang w:val="en-GB"/>
+        </w:rPr>
+      </w:pPr>
+      <w:proofErr w:type="spellStart"/>
+      <w:r>
+        <w:rPr>
+          <w:b/>
+          <w:bCs/>
+          <w:lang w:val="en-GB"/>
+        </w:rPr>
+        <w:t>gin_cmp_tslexeme</w:t>
+      </w:r>
+      <w:proofErr w:type="spellEnd"/>
+      <w:r>
+        <w:rPr>
+          <w:lang w:val="en-GB"/>
+        </w:rPr>
+        <w:br/>
+      </w:r>
+      <w:proofErr w:type="spellStart"/>
+      <w:r>
+        <w:rPr>
+          <w:lang w:val="en-GB"/>
+        </w:rPr>
+        <w:t>Funkcija</w:t>
+      </w:r>
+      <w:proofErr w:type="spellEnd"/>
+      <w:r>
+        <w:rPr>
+          <w:lang w:val="en-GB"/>
+        </w:rPr>
+        <w:t xml:space="preserve"> za </w:t>
+      </w:r>
+      <w:proofErr w:type="spellStart"/>
+      <w:r>
+        <w:rPr>
+          <w:lang w:val="en-GB"/>
+        </w:rPr>
+        <w:t>poređenje</w:t>
+      </w:r>
+      <w:proofErr w:type="spellEnd"/>
+      <w:r>
+        <w:rPr>
+          <w:lang w:val="en-GB"/>
+        </w:rPr>
+        <w:t xml:space="preserve"> </w:t>
+      </w:r>
+      <w:proofErr w:type="spellStart"/>
+      <w:r>
+        <w:rPr>
+          <w:lang w:val="en-GB"/>
+        </w:rPr>
+        <w:t>dva</w:t>
+      </w:r>
+      <w:proofErr w:type="spellEnd"/>
+      <w:r>
+        <w:rPr>
+          <w:lang w:val="en-GB"/>
+        </w:rPr>
+        <w:t xml:space="preserve"> </w:t>
+      </w:r>
+      <w:proofErr w:type="spellStart"/>
+      <w:r>
+        <w:rPr>
+          <w:lang w:val="en-GB"/>
+        </w:rPr>
+        <w:t>elementa</w:t>
+      </w:r>
+      <w:proofErr w:type="spellEnd"/>
+      <w:r>
+        <w:rPr>
+          <w:lang w:val="en-GB"/>
+        </w:rPr>
+        <w:t xml:space="preserve"> (</w:t>
+      </w:r>
+      <w:proofErr w:type="spellStart"/>
+      <w:r>
+        <w:rPr>
+          <w:lang w:val="en-GB"/>
+        </w:rPr>
+        <w:t>leksema</w:t>
+      </w:r>
+      <w:proofErr w:type="spellEnd"/>
+      <w:r>
+        <w:rPr>
+          <w:lang w:val="en-GB"/>
+        </w:rPr>
+        <w:t xml:space="preserve">). </w:t>
+      </w:r>
+      <w:proofErr w:type="spellStart"/>
+      <w:r>
+        <w:rPr>
+          <w:lang w:val="en-GB"/>
+        </w:rPr>
+        <w:t>Koristi</w:t>
+      </w:r>
+      <w:proofErr w:type="spellEnd"/>
+      <w:r>
+        <w:rPr>
+          <w:lang w:val="en-GB"/>
+        </w:rPr>
+        <w:t xml:space="preserve"> se za </w:t>
+      </w:r>
+      <w:proofErr w:type="spellStart"/>
+      <w:r>
+        <w:rPr>
+          <w:lang w:val="en-GB"/>
+        </w:rPr>
+        <w:t>sortiranje</w:t>
+      </w:r>
+      <w:proofErr w:type="spellEnd"/>
+      <w:r>
+        <w:rPr>
+          <w:lang w:val="en-GB"/>
+        </w:rPr>
+        <w:t xml:space="preserve"> </w:t>
+      </w:r>
+      <w:proofErr w:type="spellStart"/>
+      <w:r>
+        <w:rPr>
+          <w:lang w:val="en-GB"/>
+        </w:rPr>
+        <w:t>elemenata</w:t>
+      </w:r>
+      <w:proofErr w:type="spellEnd"/>
+      <w:r>
+        <w:rPr>
+          <w:lang w:val="en-GB"/>
+        </w:rPr>
+        <w:t xml:space="preserve"> u </w:t>
+      </w:r>
+      <w:proofErr w:type="spellStart"/>
+      <w:r>
+        <w:rPr>
+          <w:lang w:val="en-GB"/>
+        </w:rPr>
+        <w:t>indeksu</w:t>
+      </w:r>
+      <w:proofErr w:type="spellEnd"/>
+      <w:r>
+        <w:rPr>
+          <w:lang w:val="en-GB"/>
+        </w:rPr>
+        <w:t xml:space="preserve">, </w:t>
+      </w:r>
+      <w:proofErr w:type="spellStart"/>
+      <w:r>
+        <w:rPr>
+          <w:lang w:val="en-GB"/>
+        </w:rPr>
+        <w:t>što</w:t>
+      </w:r>
+      <w:proofErr w:type="spellEnd"/>
+      <w:r>
+        <w:rPr>
+          <w:lang w:val="en-GB"/>
+        </w:rPr>
+        <w:t xml:space="preserve"> je </w:t>
+      </w:r>
+      <w:proofErr w:type="spellStart"/>
+      <w:r>
+        <w:rPr>
+          <w:lang w:val="en-GB"/>
+        </w:rPr>
+        <w:t>neophodno</w:t>
+      </w:r>
+      <w:proofErr w:type="spellEnd"/>
+      <w:r>
+        <w:rPr>
+          <w:lang w:val="en-GB"/>
+        </w:rPr>
+        <w:t xml:space="preserve"> za </w:t>
+      </w:r>
+      <w:proofErr w:type="spellStart"/>
+      <w:r>
+        <w:rPr>
+          <w:lang w:val="en-GB"/>
+        </w:rPr>
+        <w:t>efikasno</w:t>
+      </w:r>
+      <w:proofErr w:type="spellEnd"/>
+      <w:r>
+        <w:rPr>
+          <w:lang w:val="en-GB"/>
+        </w:rPr>
+        <w:t xml:space="preserve"> </w:t>
+      </w:r>
+      <w:proofErr w:type="spellStart"/>
+      <w:r>
+        <w:rPr>
+          <w:lang w:val="en-GB"/>
+        </w:rPr>
+        <w:t>pretraživanje</w:t>
+      </w:r>
+      <w:proofErr w:type="spellEnd"/>
+      <w:r>
+        <w:rPr>
+          <w:lang w:val="en-GB"/>
+        </w:rPr>
+        <w:t xml:space="preserve">. </w:t>
+      </w:r>
+    </w:p>
+    <w:p>
+      <w:pPr>
+        <w:numPr>
+          <w:ilvl w:val="0"/>
+          <w:numId w:val="40"/>
+        </w:numPr>
+        <w:tabs>
+          <w:tab w:val="left" w:pos="1995"/>
+        </w:tabs>
+        <w:rPr>
+          <w:lang w:val="en-GB"/>
+        </w:rPr>
+      </w:pPr>
+      <w:proofErr w:type="spellStart"/>
+      <w:r>
+        <w:rPr>
+          <w:b/>
+          <w:bCs/>
+          <w:lang w:val="en-GB"/>
+        </w:rPr>
+        <w:t>gin_extract_tsvector</w:t>
+      </w:r>
+      <w:proofErr w:type="spellEnd"/>
+      <w:r>
+        <w:rPr>
+          <w:lang w:val="en-GB"/>
+        </w:rPr>
+        <w:br/>
+      </w:r>
+      <w:proofErr w:type="spellStart"/>
+      <w:r>
+        <w:rPr>
+          <w:lang w:val="en-GB"/>
+        </w:rPr>
+        <w:t>Izdvaja</w:t>
+      </w:r>
+      <w:proofErr w:type="spellEnd"/>
+      <w:r>
+        <w:rPr>
+          <w:lang w:val="en-GB"/>
+        </w:rPr>
+        <w:t xml:space="preserve"> </w:t>
+      </w:r>
+      <w:proofErr w:type="spellStart"/>
+      <w:r>
+        <w:rPr>
+          <w:lang w:val="en-GB"/>
+        </w:rPr>
+        <w:t>lekseme</w:t>
+      </w:r>
+      <w:proofErr w:type="spellEnd"/>
+      <w:r>
+        <w:rPr>
+          <w:lang w:val="en-GB"/>
+        </w:rPr>
+        <w:t xml:space="preserve"> </w:t>
+      </w:r>
+      <w:proofErr w:type="spellStart"/>
+      <w:r>
+        <w:rPr>
+          <w:lang w:val="en-GB"/>
+        </w:rPr>
+        <w:t>iz</w:t>
+      </w:r>
+      <w:proofErr w:type="spellEnd"/>
+      <w:r>
+        <w:rPr>
+          <w:lang w:val="en-GB"/>
+        </w:rPr>
+        <w:t xml:space="preserve"> </w:t>
+      </w:r>
+      <w:proofErr w:type="spellStart"/>
+      <w:r>
+        <w:rPr>
+          <w:lang w:val="en-GB"/>
+        </w:rPr>
+        <w:t>dokumenta</w:t>
+      </w:r>
+      <w:proofErr w:type="spellEnd"/>
+      <w:r>
+        <w:rPr>
+          <w:lang w:val="en-GB"/>
+        </w:rPr>
+        <w:t xml:space="preserve"> </w:t>
+      </w:r>
+      <w:proofErr w:type="spellStart"/>
+      <w:r>
+        <w:rPr>
+          <w:lang w:val="en-GB"/>
+        </w:rPr>
+        <w:t>tipa</w:t>
+      </w:r>
+      <w:proofErr w:type="spellEnd"/>
+      <w:r>
+        <w:rPr>
+          <w:lang w:val="en-GB"/>
+        </w:rPr>
+        <w:t xml:space="preserve"> </w:t>
+      </w:r>
+      <w:proofErr w:type="spellStart"/>
+      <w:r>
+        <w:rPr>
+          <w:lang w:val="en-GB"/>
+        </w:rPr>
+        <w:t>tsvector</w:t>
+      </w:r>
+      <w:proofErr w:type="spellEnd"/>
+      <w:r>
+        <w:rPr>
+          <w:lang w:val="en-GB"/>
+        </w:rPr>
+        <w:t xml:space="preserve">. Ova </w:t>
+      </w:r>
+      <w:proofErr w:type="spellStart"/>
+      <w:r>
+        <w:rPr>
+          <w:lang w:val="en-GB"/>
+        </w:rPr>
+        <w:t>funkcija</w:t>
+      </w:r>
+      <w:proofErr w:type="spellEnd"/>
+      <w:r>
+        <w:rPr>
+          <w:lang w:val="en-GB"/>
+        </w:rPr>
+        <w:t xml:space="preserve"> </w:t>
+      </w:r>
+      <w:proofErr w:type="spellStart"/>
+      <w:r>
+        <w:rPr>
+          <w:lang w:val="en-GB"/>
+        </w:rPr>
+        <w:t>razlaže</w:t>
+      </w:r>
+      <w:proofErr w:type="spellEnd"/>
+      <w:r>
+        <w:rPr>
+          <w:lang w:val="en-GB"/>
+        </w:rPr>
+        <w:t xml:space="preserve"> </w:t>
+      </w:r>
+      <w:proofErr w:type="spellStart"/>
+      <w:r>
+        <w:rPr>
+          <w:lang w:val="en-GB"/>
+        </w:rPr>
+        <w:t>tekst</w:t>
+      </w:r>
+      <w:proofErr w:type="spellEnd"/>
+      <w:r>
+        <w:rPr>
+          <w:lang w:val="en-GB"/>
+        </w:rPr>
+        <w:t xml:space="preserve"> </w:t>
+      </w:r>
+      <w:proofErr w:type="spellStart"/>
+      <w:r>
+        <w:rPr>
+          <w:lang w:val="en-GB"/>
+        </w:rPr>
+        <w:t>na</w:t>
+      </w:r>
+      <w:proofErr w:type="spellEnd"/>
+      <w:r>
+        <w:rPr>
+          <w:lang w:val="en-GB"/>
+        </w:rPr>
+        <w:t xml:space="preserve"> </w:t>
+      </w:r>
+      <w:proofErr w:type="spellStart"/>
+      <w:r>
+        <w:rPr>
+          <w:lang w:val="en-GB"/>
+        </w:rPr>
+        <w:t>pojedinačne</w:t>
+      </w:r>
+      <w:proofErr w:type="spellEnd"/>
+      <w:r>
+        <w:rPr>
+          <w:lang w:val="en-GB"/>
+        </w:rPr>
+        <w:t xml:space="preserve"> </w:t>
+      </w:r>
+      <w:proofErr w:type="spellStart"/>
+      <w:r>
+        <w:rPr>
+          <w:lang w:val="en-GB"/>
+        </w:rPr>
+        <w:t>elemente</w:t>
+      </w:r>
+      <w:proofErr w:type="spellEnd"/>
+      <w:r>
+        <w:rPr>
+          <w:lang w:val="en-GB"/>
+        </w:rPr>
+        <w:t xml:space="preserve"> koji </w:t>
+      </w:r>
+      <w:proofErr w:type="spellStart"/>
+      <w:r>
+        <w:rPr>
+          <w:lang w:val="en-GB"/>
+        </w:rPr>
+        <w:t>će</w:t>
+      </w:r>
+      <w:proofErr w:type="spellEnd"/>
+      <w:r>
+        <w:rPr>
+          <w:lang w:val="en-GB"/>
+        </w:rPr>
+        <w:t xml:space="preserve"> </w:t>
+      </w:r>
+      <w:proofErr w:type="spellStart"/>
+      <w:r>
+        <w:rPr>
+          <w:lang w:val="en-GB"/>
+        </w:rPr>
+        <w:t>biti</w:t>
+      </w:r>
+      <w:proofErr w:type="spellEnd"/>
+      <w:r>
+        <w:rPr>
+          <w:lang w:val="en-GB"/>
+        </w:rPr>
+        <w:t xml:space="preserve"> </w:t>
+      </w:r>
+      <w:proofErr w:type="spellStart"/>
+      <w:r>
+        <w:rPr>
+          <w:lang w:val="en-GB"/>
+        </w:rPr>
+        <w:t>indeksirani</w:t>
+      </w:r>
+      <w:proofErr w:type="spellEnd"/>
+      <w:r>
+        <w:rPr>
+          <w:lang w:val="en-GB"/>
+        </w:rPr>
+        <w:t xml:space="preserve">. </w:t>
+      </w:r>
+    </w:p>
+    <w:p>
+      <w:pPr>
+        <w:numPr>
+          <w:ilvl w:val="0"/>
+          <w:numId w:val="40"/>
+        </w:numPr>
+        <w:tabs>
+          <w:tab w:val="left" w:pos="1995"/>
+        </w:tabs>
+        <w:rPr>
+          <w:lang w:val="en-GB"/>
+        </w:rPr>
+      </w:pPr>
+      <w:proofErr w:type="spellStart"/>
+      <w:r>
+        <w:rPr>
+          <w:b/>
+          <w:bCs/>
+          <w:lang w:val="en-GB"/>
+        </w:rPr>
+        <w:t>gin_extract_tsquery</w:t>
+      </w:r>
+      <w:proofErr w:type="spellEnd"/>
+      <w:r>
+        <w:rPr>
+          <w:lang w:val="en-GB"/>
+        </w:rPr>
+        <w:br/>
+      </w:r>
+      <w:proofErr w:type="spellStart"/>
+      <w:r>
+        <w:rPr>
+          <w:lang w:val="en-GB"/>
+        </w:rPr>
+        <w:t>Izdvaja</w:t>
+      </w:r>
+      <w:proofErr w:type="spellEnd"/>
+      <w:r>
+        <w:rPr>
+          <w:lang w:val="en-GB"/>
+        </w:rPr>
+        <w:t xml:space="preserve"> </w:t>
+      </w:r>
+      <w:proofErr w:type="spellStart"/>
+      <w:r>
+        <w:rPr>
+          <w:lang w:val="en-GB"/>
+        </w:rPr>
+        <w:t>lekseme</w:t>
+      </w:r>
+      <w:proofErr w:type="spellEnd"/>
+      <w:r>
+        <w:rPr>
+          <w:lang w:val="en-GB"/>
+        </w:rPr>
+        <w:t xml:space="preserve"> </w:t>
+      </w:r>
+      <w:proofErr w:type="spellStart"/>
+      <w:r>
+        <w:rPr>
+          <w:lang w:val="en-GB"/>
+        </w:rPr>
+        <w:t>iz</w:t>
+      </w:r>
+      <w:proofErr w:type="spellEnd"/>
+      <w:r>
+        <w:rPr>
+          <w:lang w:val="en-GB"/>
+        </w:rPr>
+        <w:t xml:space="preserve"> </w:t>
+      </w:r>
+      <w:proofErr w:type="spellStart"/>
+      <w:r>
+        <w:rPr>
+          <w:lang w:val="en-GB"/>
+        </w:rPr>
+        <w:t>upita</w:t>
+      </w:r>
+      <w:proofErr w:type="spellEnd"/>
+      <w:r>
+        <w:rPr>
+          <w:lang w:val="en-GB"/>
+        </w:rPr>
+        <w:t xml:space="preserve"> </w:t>
+      </w:r>
+      <w:proofErr w:type="spellStart"/>
+      <w:r>
+        <w:rPr>
+          <w:lang w:val="en-GB"/>
+        </w:rPr>
+        <w:t>tipa</w:t>
+      </w:r>
+      <w:proofErr w:type="spellEnd"/>
+      <w:r>
+        <w:rPr>
+          <w:lang w:val="en-GB"/>
+        </w:rPr>
+        <w:t xml:space="preserve"> </w:t>
+      </w:r>
+      <w:proofErr w:type="spellStart"/>
+      <w:r>
+        <w:rPr>
+          <w:lang w:val="en-GB"/>
+        </w:rPr>
+        <w:t>tsquery</w:t>
+      </w:r>
+      <w:proofErr w:type="spellEnd"/>
+      <w:r>
+        <w:rPr>
+          <w:lang w:val="en-GB"/>
+        </w:rPr>
+        <w:t xml:space="preserve">. </w:t>
+      </w:r>
+      <w:proofErr w:type="spellStart"/>
+      <w:r>
+        <w:rPr>
+          <w:lang w:val="en-GB"/>
+        </w:rPr>
+        <w:t>Takođe</w:t>
+      </w:r>
+      <w:proofErr w:type="spellEnd"/>
+      <w:r>
+        <w:rPr>
+          <w:lang w:val="en-GB"/>
+        </w:rPr>
+        <w:t xml:space="preserve"> </w:t>
+      </w:r>
+      <w:proofErr w:type="spellStart"/>
+      <w:r>
+        <w:rPr>
+          <w:lang w:val="en-GB"/>
+        </w:rPr>
+        <w:t>određuje</w:t>
+      </w:r>
+      <w:proofErr w:type="spellEnd"/>
+      <w:r>
+        <w:rPr>
+          <w:lang w:val="en-GB"/>
+        </w:rPr>
+        <w:t xml:space="preserve"> </w:t>
+      </w:r>
+      <w:proofErr w:type="spellStart"/>
+      <w:r>
+        <w:rPr>
+          <w:lang w:val="en-GB"/>
+        </w:rPr>
+        <w:t>način</w:t>
+      </w:r>
+      <w:proofErr w:type="spellEnd"/>
+      <w:r>
+        <w:rPr>
+          <w:lang w:val="en-GB"/>
+        </w:rPr>
+        <w:t xml:space="preserve"> </w:t>
+      </w:r>
+      <w:proofErr w:type="spellStart"/>
+      <w:r>
+        <w:rPr>
+          <w:lang w:val="en-GB"/>
+        </w:rPr>
+        <w:t>pretrage</w:t>
+      </w:r>
+      <w:proofErr w:type="spellEnd"/>
+      <w:r>
+        <w:rPr>
+          <w:lang w:val="en-GB"/>
+        </w:rPr>
+        <w:t xml:space="preserve">, </w:t>
+      </w:r>
+      <w:proofErr w:type="spellStart"/>
+      <w:r>
+        <w:rPr>
+          <w:lang w:val="en-GB"/>
+        </w:rPr>
+        <w:t>odnosno</w:t>
+      </w:r>
+      <w:proofErr w:type="spellEnd"/>
+      <w:r>
+        <w:rPr>
+          <w:lang w:val="en-GB"/>
+        </w:rPr>
+        <w:t xml:space="preserve"> </w:t>
+      </w:r>
+      <w:proofErr w:type="spellStart"/>
+      <w:r>
+        <w:rPr>
+          <w:lang w:val="en-GB"/>
+        </w:rPr>
+        <w:t>kako</w:t>
+      </w:r>
+      <w:proofErr w:type="spellEnd"/>
+      <w:r>
+        <w:rPr>
+          <w:lang w:val="en-GB"/>
+        </w:rPr>
+        <w:t xml:space="preserve"> </w:t>
+      </w:r>
+      <w:proofErr w:type="spellStart"/>
+      <w:r>
+        <w:rPr>
+          <w:lang w:val="en-GB"/>
+        </w:rPr>
+        <w:t>će</w:t>
+      </w:r>
+      <w:proofErr w:type="spellEnd"/>
+      <w:r>
+        <w:rPr>
+          <w:lang w:val="en-GB"/>
+        </w:rPr>
+        <w:t xml:space="preserve"> se </w:t>
+      </w:r>
+      <w:proofErr w:type="spellStart"/>
+      <w:r>
+        <w:rPr>
+          <w:lang w:val="en-GB"/>
+        </w:rPr>
+        <w:t>elementi</w:t>
+      </w:r>
+      <w:proofErr w:type="spellEnd"/>
+      <w:r>
+        <w:rPr>
+          <w:lang w:val="en-GB"/>
+        </w:rPr>
+        <w:t xml:space="preserve"> </w:t>
+      </w:r>
+      <w:proofErr w:type="spellStart"/>
+      <w:r>
+        <w:rPr>
+          <w:lang w:val="en-GB"/>
+        </w:rPr>
+        <w:t>iz</w:t>
+      </w:r>
+      <w:proofErr w:type="spellEnd"/>
+      <w:r>
+        <w:rPr>
+          <w:lang w:val="en-GB"/>
+        </w:rPr>
+        <w:t xml:space="preserve"> </w:t>
+      </w:r>
+      <w:proofErr w:type="spellStart"/>
+      <w:r>
+        <w:rPr>
+          <w:lang w:val="en-GB"/>
+        </w:rPr>
+        <w:t>upita</w:t>
+      </w:r>
+      <w:proofErr w:type="spellEnd"/>
+      <w:r>
+        <w:rPr>
+          <w:lang w:val="en-GB"/>
+        </w:rPr>
+        <w:t xml:space="preserve"> </w:t>
+      </w:r>
+      <w:proofErr w:type="spellStart"/>
+      <w:r>
+        <w:rPr>
+          <w:lang w:val="en-GB"/>
+        </w:rPr>
+        <w:t>koristiti</w:t>
+      </w:r>
+      <w:proofErr w:type="spellEnd"/>
+      <w:r>
+        <w:rPr>
+          <w:lang w:val="en-GB"/>
+        </w:rPr>
+        <w:t xml:space="preserve"> za </w:t>
+      </w:r>
+      <w:proofErr w:type="spellStart"/>
+      <w:r>
+        <w:rPr>
+          <w:lang w:val="en-GB"/>
+        </w:rPr>
+        <w:t>pronalaženje</w:t>
+      </w:r>
+      <w:proofErr w:type="spellEnd"/>
+      <w:r>
+        <w:rPr>
+          <w:lang w:val="en-GB"/>
+        </w:rPr>
+        <w:t xml:space="preserve"> </w:t>
+      </w:r>
+      <w:proofErr w:type="spellStart"/>
+      <w:r>
+        <w:rPr>
+          <w:lang w:val="en-GB"/>
+        </w:rPr>
+        <w:t>odgovarajućih</w:t>
+      </w:r>
+      <w:proofErr w:type="spellEnd"/>
+      <w:r>
+        <w:rPr>
+          <w:lang w:val="en-GB"/>
+        </w:rPr>
+        <w:t xml:space="preserve"> </w:t>
+      </w:r>
+      <w:proofErr w:type="spellStart"/>
+      <w:r>
+        <w:rPr>
+          <w:lang w:val="en-GB"/>
+        </w:rPr>
+        <w:t>dokumenata</w:t>
+      </w:r>
+      <w:proofErr w:type="spellEnd"/>
+      <w:r>
+        <w:rPr>
+          <w:lang w:val="en-GB"/>
+        </w:rPr>
+        <w:t xml:space="preserve">. </w:t>
+      </w:r>
+    </w:p>
+    <w:p>
+      <w:pPr>
+        <w:numPr>
+          <w:ilvl w:val="0"/>
+          <w:numId w:val="40"/>
+        </w:numPr>
+        <w:tabs>
+          <w:tab w:val="left" w:pos="1995"/>
+        </w:tabs>
+        <w:rPr>
+          <w:lang w:val="en-GB"/>
+        </w:rPr>
+      </w:pPr>
+      <w:proofErr w:type="spellStart"/>
+      <w:r>
+        <w:rPr>
+          <w:b/>
+          <w:bCs/>
+          <w:lang w:val="en-GB"/>
+        </w:rPr>
+        <w:t>gin_tsquery_consistent</w:t>
+      </w:r>
+      <w:proofErr w:type="spellEnd"/>
+      <w:r>
+        <w:rPr>
+          <w:lang w:val="en-GB"/>
+        </w:rPr>
+        <w:br/>
+      </w:r>
+      <w:proofErr w:type="spellStart"/>
+      <w:r>
+        <w:rPr>
+          <w:lang w:val="en-GB"/>
+        </w:rPr>
+        <w:t>Funkcija</w:t>
+      </w:r>
+      <w:proofErr w:type="spellEnd"/>
+      <w:r>
+        <w:rPr>
+          <w:lang w:val="en-GB"/>
+        </w:rPr>
+        <w:t xml:space="preserve"> za </w:t>
+      </w:r>
+      <w:proofErr w:type="spellStart"/>
+      <w:r>
+        <w:rPr>
+          <w:lang w:val="en-GB"/>
+        </w:rPr>
+        <w:t>proveru</w:t>
+      </w:r>
+      <w:proofErr w:type="spellEnd"/>
+      <w:r>
+        <w:rPr>
+          <w:lang w:val="en-GB"/>
+        </w:rPr>
+        <w:t xml:space="preserve"> da li </w:t>
+      </w:r>
+      <w:proofErr w:type="spellStart"/>
+      <w:r>
+        <w:rPr>
+          <w:lang w:val="en-GB"/>
+        </w:rPr>
+        <w:t>dokument</w:t>
+      </w:r>
+      <w:proofErr w:type="spellEnd"/>
+      <w:r>
+        <w:rPr>
+          <w:lang w:val="en-GB"/>
+        </w:rPr>
+        <w:t xml:space="preserve"> </w:t>
+      </w:r>
+      <w:proofErr w:type="spellStart"/>
+      <w:r>
+        <w:rPr>
+          <w:lang w:val="en-GB"/>
+        </w:rPr>
+        <w:t>zadovoljava</w:t>
+      </w:r>
+      <w:proofErr w:type="spellEnd"/>
+      <w:r>
+        <w:rPr>
+          <w:lang w:val="en-GB"/>
+        </w:rPr>
+        <w:t xml:space="preserve"> </w:t>
+      </w:r>
+      <w:proofErr w:type="spellStart"/>
+      <w:r>
+        <w:rPr>
+          <w:lang w:val="en-GB"/>
+        </w:rPr>
+        <w:t>uslove</w:t>
+      </w:r>
+      <w:proofErr w:type="spellEnd"/>
+      <w:r>
+        <w:rPr>
+          <w:lang w:val="en-GB"/>
+        </w:rPr>
+        <w:t xml:space="preserve"> </w:t>
+      </w:r>
+      <w:proofErr w:type="spellStart"/>
+      <w:r>
+        <w:rPr>
+          <w:lang w:val="en-GB"/>
+        </w:rPr>
+        <w:t>upita</w:t>
+      </w:r>
+      <w:proofErr w:type="spellEnd"/>
+      <w:r>
+        <w:rPr>
+          <w:lang w:val="en-GB"/>
+        </w:rPr>
+        <w:t xml:space="preserve">. </w:t>
+      </w:r>
+      <w:proofErr w:type="spellStart"/>
+      <w:r>
+        <w:rPr>
+          <w:lang w:val="en-GB"/>
+        </w:rPr>
+        <w:t>Radi</w:t>
+      </w:r>
+      <w:proofErr w:type="spellEnd"/>
+      <w:r>
+        <w:rPr>
+          <w:lang w:val="en-GB"/>
+        </w:rPr>
+        <w:t xml:space="preserve"> </w:t>
+      </w:r>
+      <w:proofErr w:type="spellStart"/>
+      <w:r>
+        <w:rPr>
+          <w:lang w:val="en-GB"/>
+        </w:rPr>
+        <w:t>sa</w:t>
+      </w:r>
+      <w:proofErr w:type="spellEnd"/>
+      <w:r>
+        <w:rPr>
+          <w:lang w:val="en-GB"/>
+        </w:rPr>
+        <w:t xml:space="preserve"> </w:t>
+      </w:r>
+      <w:proofErr w:type="spellStart"/>
+      <w:r>
+        <w:rPr>
+          <w:lang w:val="en-GB"/>
+        </w:rPr>
+        <w:t>tačnim</w:t>
+      </w:r>
+      <w:proofErr w:type="spellEnd"/>
+      <w:r>
+        <w:rPr>
+          <w:lang w:val="en-GB"/>
+        </w:rPr>
+        <w:t xml:space="preserve"> </w:t>
+      </w:r>
+      <w:proofErr w:type="spellStart"/>
+      <w:r>
+        <w:rPr>
+          <w:lang w:val="en-GB"/>
+        </w:rPr>
+        <w:t>informacijama</w:t>
+      </w:r>
+      <w:proofErr w:type="spellEnd"/>
+      <w:r>
+        <w:rPr>
+          <w:lang w:val="en-GB"/>
+        </w:rPr>
+        <w:t xml:space="preserve"> o tome koji se </w:t>
+      </w:r>
+      <w:proofErr w:type="spellStart"/>
+      <w:r>
+        <w:rPr>
+          <w:lang w:val="en-GB"/>
+        </w:rPr>
+        <w:t>leksemi</w:t>
+      </w:r>
+      <w:proofErr w:type="spellEnd"/>
+      <w:r>
+        <w:rPr>
+          <w:lang w:val="en-GB"/>
+        </w:rPr>
+        <w:t xml:space="preserve"> </w:t>
+      </w:r>
+      <w:proofErr w:type="spellStart"/>
+      <w:r>
+        <w:rPr>
+          <w:lang w:val="en-GB"/>
+        </w:rPr>
+        <w:t>nalaze</w:t>
+      </w:r>
+      <w:proofErr w:type="spellEnd"/>
+      <w:r>
+        <w:rPr>
+          <w:lang w:val="en-GB"/>
+        </w:rPr>
+        <w:t xml:space="preserve"> u </w:t>
+      </w:r>
+      <w:proofErr w:type="spellStart"/>
+      <w:r>
+        <w:rPr>
+          <w:lang w:val="en-GB"/>
+        </w:rPr>
+        <w:t>dokumentu</w:t>
+      </w:r>
+      <w:proofErr w:type="spellEnd"/>
+      <w:r>
+        <w:rPr>
+          <w:lang w:val="en-GB"/>
+        </w:rPr>
+        <w:t xml:space="preserve">. </w:t>
+      </w:r>
+    </w:p>
+    <w:p>
+      <w:pPr>
+        <w:numPr>
+          <w:ilvl w:val="0"/>
+          <w:numId w:val="40"/>
+        </w:numPr>
+        <w:tabs>
+          <w:tab w:val="left" w:pos="1995"/>
+        </w:tabs>
+        <w:rPr>
+          <w:lang w:val="en-GB"/>
+        </w:rPr>
+      </w:pPr>
+      <w:proofErr w:type="spellStart"/>
+      <w:r>
+        <w:rPr>
+          <w:b/>
+          <w:bCs/>
+          <w:lang w:val="en-GB"/>
+        </w:rPr>
+        <w:t>gin_cmp_prefix</w:t>
+      </w:r>
+      <w:proofErr w:type="spellEnd"/>
+      <w:r>
+        <w:rPr>
+          <w:lang w:val="en-GB"/>
+        </w:rPr>
+        <w:br/>
+      </w:r>
+      <w:proofErr w:type="spellStart"/>
+      <w:r>
+        <w:rPr>
+          <w:lang w:val="en-GB"/>
+        </w:rPr>
+        <w:t>Opcionalna</w:t>
+      </w:r>
+      <w:proofErr w:type="spellEnd"/>
+      <w:r>
+        <w:rPr>
+          <w:lang w:val="en-GB"/>
+        </w:rPr>
+        <w:t xml:space="preserve"> </w:t>
+      </w:r>
+      <w:proofErr w:type="spellStart"/>
+      <w:r>
+        <w:rPr>
+          <w:lang w:val="en-GB"/>
+        </w:rPr>
+        <w:t>funkcija</w:t>
+      </w:r>
+      <w:proofErr w:type="spellEnd"/>
+      <w:r>
+        <w:rPr>
+          <w:lang w:val="en-GB"/>
+        </w:rPr>
+        <w:t xml:space="preserve"> </w:t>
+      </w:r>
+      <w:proofErr w:type="spellStart"/>
+      <w:r>
+        <w:rPr>
+          <w:lang w:val="en-GB"/>
+        </w:rPr>
+        <w:t>koja</w:t>
+      </w:r>
+      <w:proofErr w:type="spellEnd"/>
+      <w:r>
+        <w:rPr>
+          <w:lang w:val="en-GB"/>
+        </w:rPr>
+        <w:t xml:space="preserve"> </w:t>
+      </w:r>
+      <w:proofErr w:type="spellStart"/>
+      <w:r>
+        <w:rPr>
+          <w:lang w:val="en-GB"/>
+        </w:rPr>
+        <w:t>omogućava</w:t>
+      </w:r>
+      <w:proofErr w:type="spellEnd"/>
+      <w:r>
+        <w:rPr>
+          <w:lang w:val="en-GB"/>
+        </w:rPr>
+        <w:t xml:space="preserve"> </w:t>
+      </w:r>
+      <w:proofErr w:type="spellStart"/>
+      <w:r>
+        <w:rPr>
+          <w:lang w:val="en-GB"/>
+        </w:rPr>
+        <w:t>parcijalno</w:t>
+      </w:r>
+      <w:proofErr w:type="spellEnd"/>
+      <w:r>
+        <w:rPr>
+          <w:lang w:val="en-GB"/>
+        </w:rPr>
+        <w:t xml:space="preserve"> </w:t>
+      </w:r>
+      <w:proofErr w:type="spellStart"/>
+      <w:r>
+        <w:rPr>
+          <w:lang w:val="en-GB"/>
+        </w:rPr>
+        <w:t>poklapanje</w:t>
+      </w:r>
+      <w:proofErr w:type="spellEnd"/>
+      <w:r>
+        <w:rPr>
+          <w:lang w:val="en-GB"/>
+        </w:rPr>
+        <w:t xml:space="preserve">, </w:t>
+      </w:r>
+      <w:proofErr w:type="spellStart"/>
+      <w:r>
+        <w:rPr>
+          <w:lang w:val="en-GB"/>
+        </w:rPr>
+        <w:t>odnosno</w:t>
+      </w:r>
+      <w:proofErr w:type="spellEnd"/>
+      <w:r>
+        <w:rPr>
+          <w:lang w:val="en-GB"/>
+        </w:rPr>
+        <w:t xml:space="preserve"> </w:t>
+      </w:r>
+      <w:proofErr w:type="spellStart"/>
+      <w:r>
+        <w:rPr>
+          <w:lang w:val="en-GB"/>
+        </w:rPr>
+        <w:t>pretragu</w:t>
+      </w:r>
+      <w:proofErr w:type="spellEnd"/>
+      <w:r>
+        <w:rPr>
+          <w:lang w:val="en-GB"/>
+        </w:rPr>
+        <w:t xml:space="preserve"> po </w:t>
+      </w:r>
+      <w:proofErr w:type="spellStart"/>
+      <w:r>
+        <w:rPr>
+          <w:lang w:val="en-GB"/>
+        </w:rPr>
+        <w:t>prefiksu</w:t>
+      </w:r>
+      <w:proofErr w:type="spellEnd"/>
+      <w:r>
+        <w:rPr>
+          <w:lang w:val="en-GB"/>
+        </w:rPr>
+        <w:t xml:space="preserve"> (</w:t>
+      </w:r>
+      <w:proofErr w:type="spellStart"/>
+      <w:r>
+        <w:rPr>
+          <w:lang w:val="en-GB"/>
+        </w:rPr>
+        <w:t>npr</w:t>
+      </w:r>
+      <w:proofErr w:type="spellEnd"/>
+      <w:r>
+        <w:rPr>
+          <w:lang w:val="en-GB"/>
+        </w:rPr>
+        <w:t>. „</w:t>
+      </w:r>
+      <w:proofErr w:type="gramStart"/>
+      <w:r>
+        <w:rPr>
+          <w:lang w:val="en-GB"/>
+        </w:rPr>
+        <w:t>c:*</w:t>
+      </w:r>
+      <w:proofErr w:type="gramEnd"/>
+      <w:r>
+        <w:rPr>
+          <w:lang w:val="en-GB"/>
+        </w:rPr>
+        <w:t xml:space="preserve">“ za </w:t>
+      </w:r>
+      <w:proofErr w:type="spellStart"/>
+      <w:r>
+        <w:rPr>
+          <w:lang w:val="en-GB"/>
+        </w:rPr>
+        <w:t>sve</w:t>
+      </w:r>
+      <w:proofErr w:type="spellEnd"/>
+      <w:r>
+        <w:rPr>
+          <w:lang w:val="en-GB"/>
+        </w:rPr>
+        <w:t xml:space="preserve"> </w:t>
+      </w:r>
+      <w:proofErr w:type="spellStart"/>
+      <w:r>
+        <w:rPr>
+          <w:lang w:val="en-GB"/>
+        </w:rPr>
+        <w:t>reči</w:t>
+      </w:r>
+      <w:proofErr w:type="spellEnd"/>
+      <w:r>
+        <w:rPr>
+          <w:lang w:val="en-GB"/>
+        </w:rPr>
+        <w:t xml:space="preserve"> </w:t>
+      </w:r>
+      <w:proofErr w:type="spellStart"/>
+      <w:r>
+        <w:rPr>
+          <w:lang w:val="en-GB"/>
+        </w:rPr>
+        <w:t>koje</w:t>
+      </w:r>
+      <w:proofErr w:type="spellEnd"/>
+      <w:r>
+        <w:rPr>
+          <w:lang w:val="en-GB"/>
+        </w:rPr>
+        <w:t xml:space="preserve"> </w:t>
+      </w:r>
+      <w:proofErr w:type="spellStart"/>
+      <w:r>
+        <w:rPr>
+          <w:lang w:val="en-GB"/>
+        </w:rPr>
+        <w:t>počinju</w:t>
+      </w:r>
+      <w:proofErr w:type="spellEnd"/>
+      <w:r>
+        <w:rPr>
+          <w:lang w:val="en-GB"/>
+        </w:rPr>
+        <w:t xml:space="preserve"> </w:t>
+      </w:r>
+      <w:proofErr w:type="spellStart"/>
+      <w:r>
+        <w:rPr>
+          <w:lang w:val="en-GB"/>
+        </w:rPr>
+        <w:t>na</w:t>
+      </w:r>
+      <w:proofErr w:type="spellEnd"/>
+      <w:r>
+        <w:rPr>
+          <w:lang w:val="en-GB"/>
+        </w:rPr>
+        <w:t xml:space="preserve"> </w:t>
+      </w:r>
+      <w:proofErr w:type="spellStart"/>
+      <w:r>
+        <w:rPr>
+          <w:lang w:val="en-GB"/>
+        </w:rPr>
+        <w:t>slovo</w:t>
+      </w:r>
+      <w:proofErr w:type="spellEnd"/>
+      <w:r>
+        <w:rPr>
+          <w:lang w:val="en-GB"/>
+        </w:rPr>
+        <w:t xml:space="preserve"> „c“). </w:t>
+      </w:r>
+    </w:p>
+    <w:p>
+      <w:pPr>
+        <w:numPr>
+          <w:ilvl w:val="0"/>
+          <w:numId w:val="40"/>
+        </w:numPr>
+        <w:tabs>
+          <w:tab w:val="left" w:pos="1995"/>
+        </w:tabs>
+        <w:rPr>
+          <w:lang w:val="en-GB"/>
+        </w:rPr>
+      </w:pPr>
+      <w:proofErr w:type="spellStart"/>
+      <w:r>
+        <w:rPr>
+          <w:b/>
+          <w:bCs/>
+          <w:lang w:val="en-GB"/>
+        </w:rPr>
+        <w:t>gin_tsquery_triconsistent</w:t>
+      </w:r>
+      <w:proofErr w:type="spellEnd"/>
+      <w:r>
+        <w:rPr>
+          <w:lang w:val="en-GB"/>
+        </w:rPr>
+        <w:br/>
+      </w:r>
+      <w:proofErr w:type="spellStart"/>
+      <w:r>
+        <w:rPr>
+          <w:lang w:val="en-GB"/>
+        </w:rPr>
+        <w:t>Napredna</w:t>
+      </w:r>
+      <w:proofErr w:type="spellEnd"/>
+      <w:r>
+        <w:rPr>
+          <w:lang w:val="en-GB"/>
+        </w:rPr>
+        <w:t xml:space="preserve"> </w:t>
+      </w:r>
+      <w:proofErr w:type="spellStart"/>
+      <w:r>
+        <w:rPr>
+          <w:lang w:val="en-GB"/>
+        </w:rPr>
+        <w:t>funkcija</w:t>
+      </w:r>
+      <w:proofErr w:type="spellEnd"/>
+      <w:r>
+        <w:rPr>
+          <w:lang w:val="en-GB"/>
+        </w:rPr>
+        <w:t xml:space="preserve"> za </w:t>
+      </w:r>
+      <w:proofErr w:type="spellStart"/>
+      <w:r>
+        <w:rPr>
+          <w:lang w:val="en-GB"/>
+        </w:rPr>
+        <w:t>proveru</w:t>
+      </w:r>
+      <w:proofErr w:type="spellEnd"/>
+      <w:r>
+        <w:rPr>
+          <w:lang w:val="en-GB"/>
+        </w:rPr>
+        <w:t xml:space="preserve"> </w:t>
+      </w:r>
+      <w:proofErr w:type="spellStart"/>
+      <w:r>
+        <w:rPr>
+          <w:lang w:val="en-GB"/>
+        </w:rPr>
+        <w:t>uslova</w:t>
+      </w:r>
+      <w:proofErr w:type="spellEnd"/>
+      <w:r>
+        <w:rPr>
+          <w:lang w:val="en-GB"/>
+        </w:rPr>
+        <w:t xml:space="preserve"> u </w:t>
+      </w:r>
+      <w:proofErr w:type="spellStart"/>
+      <w:r>
+        <w:rPr>
+          <w:lang w:val="en-GB"/>
+        </w:rPr>
+        <w:t>situacijama</w:t>
+      </w:r>
+      <w:proofErr w:type="spellEnd"/>
+      <w:r>
+        <w:rPr>
+          <w:lang w:val="en-GB"/>
+        </w:rPr>
+        <w:t xml:space="preserve"> </w:t>
+      </w:r>
+      <w:proofErr w:type="spellStart"/>
+      <w:r>
+        <w:rPr>
+          <w:lang w:val="en-GB"/>
+        </w:rPr>
+        <w:t>kada</w:t>
+      </w:r>
+      <w:proofErr w:type="spellEnd"/>
+      <w:r>
+        <w:rPr>
+          <w:lang w:val="en-GB"/>
+        </w:rPr>
+        <w:t xml:space="preserve"> </w:t>
+      </w:r>
+      <w:proofErr w:type="spellStart"/>
+      <w:r>
+        <w:rPr>
+          <w:lang w:val="en-GB"/>
+        </w:rPr>
+        <w:t>nije</w:t>
+      </w:r>
+      <w:proofErr w:type="spellEnd"/>
+      <w:r>
+        <w:rPr>
+          <w:lang w:val="en-GB"/>
+        </w:rPr>
+        <w:t xml:space="preserve"> </w:t>
+      </w:r>
+      <w:proofErr w:type="spellStart"/>
+      <w:r>
+        <w:rPr>
+          <w:lang w:val="en-GB"/>
+        </w:rPr>
+        <w:t>potpuno</w:t>
+      </w:r>
+      <w:proofErr w:type="spellEnd"/>
+      <w:r>
+        <w:rPr>
+          <w:lang w:val="en-GB"/>
+        </w:rPr>
+        <w:t xml:space="preserve"> </w:t>
+      </w:r>
+      <w:proofErr w:type="spellStart"/>
+      <w:r>
+        <w:rPr>
+          <w:lang w:val="en-GB"/>
+        </w:rPr>
+        <w:t>poznato</w:t>
+      </w:r>
+      <w:proofErr w:type="spellEnd"/>
+      <w:r>
+        <w:rPr>
+          <w:lang w:val="en-GB"/>
+        </w:rPr>
+        <w:t xml:space="preserve"> da li </w:t>
+      </w:r>
+      <w:proofErr w:type="spellStart"/>
+      <w:r>
+        <w:rPr>
+          <w:lang w:val="en-GB"/>
+        </w:rPr>
+        <w:t>su</w:t>
+      </w:r>
+      <w:proofErr w:type="spellEnd"/>
+      <w:r>
+        <w:rPr>
+          <w:lang w:val="en-GB"/>
+        </w:rPr>
+        <w:t xml:space="preserve"> </w:t>
+      </w:r>
+      <w:proofErr w:type="spellStart"/>
+      <w:r>
+        <w:rPr>
+          <w:lang w:val="en-GB"/>
+        </w:rPr>
+        <w:t>svi</w:t>
+      </w:r>
+      <w:proofErr w:type="spellEnd"/>
+      <w:r>
+        <w:rPr>
+          <w:lang w:val="en-GB"/>
+        </w:rPr>
+        <w:t xml:space="preserve"> </w:t>
+      </w:r>
+      <w:proofErr w:type="spellStart"/>
+      <w:r>
+        <w:rPr>
+          <w:lang w:val="en-GB"/>
+        </w:rPr>
+        <w:t>leksemi</w:t>
+      </w:r>
+      <w:proofErr w:type="spellEnd"/>
+      <w:r>
+        <w:rPr>
+          <w:lang w:val="en-GB"/>
+        </w:rPr>
+        <w:t xml:space="preserve"> </w:t>
+      </w:r>
+      <w:proofErr w:type="spellStart"/>
+      <w:r>
+        <w:rPr>
+          <w:lang w:val="en-GB"/>
+        </w:rPr>
+        <w:t>prisutni</w:t>
+      </w:r>
+      <w:proofErr w:type="spellEnd"/>
+      <w:r>
+        <w:rPr>
+          <w:lang w:val="en-GB"/>
+        </w:rPr>
+        <w:t xml:space="preserve">. </w:t>
+      </w:r>
+      <w:proofErr w:type="spellStart"/>
+      <w:r>
+        <w:rPr>
+          <w:lang w:val="en-GB"/>
+        </w:rPr>
+        <w:t>Koristi</w:t>
+      </w:r>
+      <w:proofErr w:type="spellEnd"/>
+      <w:r>
+        <w:rPr>
+          <w:lang w:val="en-GB"/>
+        </w:rPr>
+        <w:t xml:space="preserve"> se za </w:t>
+      </w:r>
+      <w:proofErr w:type="spellStart"/>
+      <w:r>
+        <w:rPr>
+          <w:lang w:val="en-GB"/>
+        </w:rPr>
+        <w:t>optimizaciju</w:t>
+      </w:r>
+      <w:proofErr w:type="spellEnd"/>
+      <w:r>
+        <w:rPr>
+          <w:lang w:val="en-GB"/>
+        </w:rPr>
+        <w:t xml:space="preserve"> </w:t>
+      </w:r>
+      <w:proofErr w:type="spellStart"/>
+      <w:r>
+        <w:rPr>
+          <w:lang w:val="en-GB"/>
+        </w:rPr>
+        <w:t>pretrage</w:t>
+      </w:r>
+      <w:proofErr w:type="spellEnd"/>
+      <w:r>
+        <w:rPr>
+          <w:lang w:val="en-GB"/>
+        </w:rPr>
+        <w:t>.</w:t>
+      </w:r>
+    </w:p>
+    <w:p>
+      <w:pPr>
+        <w:tabs>
+          <w:tab w:val="left" w:pos="1995"/>
+        </w:tabs>
+        <w:ind w:firstLine="0"/>
+      </w:pPr>
+    </w:p>
     <w:sectPr>
-      <w:footerReference w:type="default" r:id="rId37"/>
+      <w:footerReference w:type="default" r:id="rId38"/>
       <w:pgSz w:w="11906" w:h="16838"/>
       <w:pgMar w:top="1440" w:right="1440" w:bottom="1440" w:left="1440" w:header="708" w:footer="708" w:gutter="0"/>
       <w:cols w:space="708"/>
@@ -44877,410 +49093,9 @@
 <file path=word/numbering.xml><?xml version="1.0" encoding="utf-8"?>
 <w:numbering xmlns:wpc="http://schemas.microsoft.com/office/word/2010/wordprocessingCanvas" xmlns:cx="http://schemas.microsoft.com/office/drawing/2014/chartex" xmlns:cx1="http://schemas.microsoft.com/office/drawing/2015/9/8/chartex" xmlns:cx2="http://schemas.microsoft.com/office/drawing/2015/10/21/chartex" xmlns:cx3="http://schemas.microsoft.com/office/drawing/2016/5/9/chartex" xmlns:cx4="http://schemas.microsoft.com/office/drawing/2016/5/10/chartex" xmlns:cx5="http://schemas.microsoft.com/office/drawing/2016/5/11/chartex" xmlns:cx6="http://schemas.microsoft.com/office/drawing/2016/5/12/chartex" xmlns:cx7="http://schemas.microsoft.com/office/drawing/2016/5/13/chartex" xmlns:cx8="http://schemas.microsoft.com/office/drawing/2016/5/14/chartex" xmlns:mc="http://schemas.openxmlformats.org/markup-compatibility/2006" xmlns:aink="http://schemas.microsoft.com/office/drawing/2016/ink" xmlns:am3d="http://schemas.microsoft.com/office/drawing/2017/model3d" xmlns:o="urn:schemas-microsoft-com:office:office" xmlns:oel="http://schemas.microsoft.com/office/2019/extlst" xmlns:r="http://schemas.openxmlformats.org/officeDocument/2006/relationships" xmlns:m="http://schemas.openxmlformats.org/officeDocument/2006/math" xmlns:v="urn:schemas-microsoft-com:vml" xmlns:wp14="http://schemas.microsoft.com/office/word/2010/wordprocessingDrawing" xmlns:wp="http://schemas.openxmlformats.org/drawingml/2006/wordprocessingDrawing" xmlns:w10="urn:schemas-microsoft-com:office:word" xmlns:w="http://schemas.openxmlformats.org/wordprocessingml/2006/main" xmlns:w14="http://schemas.microsoft.com/office/word/2010/wordml" xmlns:w15="http://schemas.microsoft.com/office/word/2012/wordml" xmlns:w16cex="http://schemas.microsoft.com/office/word/2018/wordml/cex" xmlns:w16cid="http://schemas.microsoft.com/office/word/2016/wordml/cid" xmlns:w16="http://schemas.microsoft.com/office/word/2018/wordml" xmlns:w16sdtdh="http://schemas.microsoft.com/office/word/2020/wordml/sdtdatahash" xmlns:w16se="http://schemas.microsoft.com/office/word/2015/wordml/symex" xmlns:wpg="http://schemas.microsoft.com/office/word/2010/wordprocessingGroup" xmlns:wpi="http://schemas.microsoft.com/office/word/2010/wordprocessingInk" xmlns:wne="http://schemas.microsoft.com/office/word/2006/wordml" xmlns:wps="http://schemas.microsoft.com/office/word/2010/wordprocessingShape" mc:Ignorable="w14 w15 w16se w16cid w16 w16cex w16sdtdh wp14">
   <w:abstractNum w:abstractNumId="0" w15:restartNumberingAfterBreak="0">
-    <w:nsid w:val="02367566"/>
-    <w:multiLevelType w:val="hybridMultilevel"/>
-    <w:tmpl w:val="2FC0638E"/>
-    <w:lvl w:ilvl="0" w:tplc="08090001">
-      <w:start w:val="1"/>
-      <w:numFmt w:val="bullet"/>
-      <w:lvlText w:val=""/>
-      <w:lvlJc w:val="left"/>
-      <w:pPr>
-        <w:ind w:left="720" w:hanging="360"/>
-      </w:pPr>
-      <w:rPr>
-        <w:rFonts w:ascii="Symbol" w:hAnsi="Symbol" w:hint="default"/>
-      </w:rPr>
-    </w:lvl>
-    <w:lvl w:ilvl="1" w:tplc="08090003" w:tentative="1">
-      <w:start w:val="1"/>
-      <w:numFmt w:val="bullet"/>
-      <w:lvlText w:val="o"/>
-      <w:lvlJc w:val="left"/>
-      <w:pPr>
-        <w:ind w:left="1440" w:hanging="360"/>
-      </w:pPr>
-      <w:rPr>
-        <w:rFonts w:ascii="Courier New" w:hAnsi="Courier New" w:cs="Courier New" w:hint="default"/>
-      </w:rPr>
-    </w:lvl>
-    <w:lvl w:ilvl="2" w:tplc="08090005" w:tentative="1">
-      <w:start w:val="1"/>
-      <w:numFmt w:val="bullet"/>
-      <w:lvlText w:val=""/>
-      <w:lvlJc w:val="left"/>
-      <w:pPr>
-        <w:ind w:left="2160" w:hanging="360"/>
-      </w:pPr>
-      <w:rPr>
-        <w:rFonts w:ascii="Wingdings" w:hAnsi="Wingdings" w:hint="default"/>
-      </w:rPr>
-    </w:lvl>
-    <w:lvl w:ilvl="3" w:tplc="08090001" w:tentative="1">
-      <w:start w:val="1"/>
-      <w:numFmt w:val="bullet"/>
-      <w:lvlText w:val=""/>
-      <w:lvlJc w:val="left"/>
-      <w:pPr>
-        <w:ind w:left="2880" w:hanging="360"/>
-      </w:pPr>
-      <w:rPr>
-        <w:rFonts w:ascii="Symbol" w:hAnsi="Symbol" w:hint="default"/>
-      </w:rPr>
-    </w:lvl>
-    <w:lvl w:ilvl="4" w:tplc="08090003" w:tentative="1">
-      <w:start w:val="1"/>
-      <w:numFmt w:val="bullet"/>
-      <w:lvlText w:val="o"/>
-      <w:lvlJc w:val="left"/>
-      <w:pPr>
-        <w:ind w:left="3600" w:hanging="360"/>
-      </w:pPr>
-      <w:rPr>
-        <w:rFonts w:ascii="Courier New" w:hAnsi="Courier New" w:cs="Courier New" w:hint="default"/>
-      </w:rPr>
-    </w:lvl>
-    <w:lvl w:ilvl="5" w:tplc="08090005" w:tentative="1">
-      <w:start w:val="1"/>
-      <w:numFmt w:val="bullet"/>
-      <w:lvlText w:val=""/>
-      <w:lvlJc w:val="left"/>
-      <w:pPr>
-        <w:ind w:left="4320" w:hanging="360"/>
-      </w:pPr>
-      <w:rPr>
-        <w:rFonts w:ascii="Wingdings" w:hAnsi="Wingdings" w:hint="default"/>
-      </w:rPr>
-    </w:lvl>
-    <w:lvl w:ilvl="6" w:tplc="08090001" w:tentative="1">
-      <w:start w:val="1"/>
-      <w:numFmt w:val="bullet"/>
-      <w:lvlText w:val=""/>
-      <w:lvlJc w:val="left"/>
-      <w:pPr>
-        <w:ind w:left="5040" w:hanging="360"/>
-      </w:pPr>
-      <w:rPr>
-        <w:rFonts w:ascii="Symbol" w:hAnsi="Symbol" w:hint="default"/>
-      </w:rPr>
-    </w:lvl>
-    <w:lvl w:ilvl="7" w:tplc="08090003" w:tentative="1">
-      <w:start w:val="1"/>
-      <w:numFmt w:val="bullet"/>
-      <w:lvlText w:val="o"/>
-      <w:lvlJc w:val="left"/>
-      <w:pPr>
-        <w:ind w:left="5760" w:hanging="360"/>
-      </w:pPr>
-      <w:rPr>
-        <w:rFonts w:ascii="Courier New" w:hAnsi="Courier New" w:cs="Courier New" w:hint="default"/>
-      </w:rPr>
-    </w:lvl>
-    <w:lvl w:ilvl="8" w:tplc="08090005" w:tentative="1">
-      <w:start w:val="1"/>
-      <w:numFmt w:val="bullet"/>
-      <w:lvlText w:val=""/>
-      <w:lvlJc w:val="left"/>
-      <w:pPr>
-        <w:ind w:left="6480" w:hanging="360"/>
-      </w:pPr>
-      <w:rPr>
-        <w:rFonts w:ascii="Wingdings" w:hAnsi="Wingdings" w:hint="default"/>
-      </w:rPr>
-    </w:lvl>
-  </w:abstractNum>
-  <w:abstractNum w:abstractNumId="1" w15:restartNumberingAfterBreak="0">
-    <w:nsid w:val="097A30AB"/>
-    <w:multiLevelType w:val="hybridMultilevel"/>
-    <w:tmpl w:val="AF2A68CC"/>
-    <w:lvl w:ilvl="0" w:tplc="08090001">
-      <w:start w:val="1"/>
-      <w:numFmt w:val="bullet"/>
-      <w:lvlText w:val=""/>
-      <w:lvlJc w:val="left"/>
-      <w:pPr>
-        <w:ind w:left="1080" w:hanging="360"/>
-      </w:pPr>
-      <w:rPr>
-        <w:rFonts w:ascii="Symbol" w:hAnsi="Symbol" w:hint="default"/>
-      </w:rPr>
-    </w:lvl>
-    <w:lvl w:ilvl="1" w:tplc="08090003" w:tentative="1">
-      <w:start w:val="1"/>
-      <w:numFmt w:val="bullet"/>
-      <w:lvlText w:val="o"/>
-      <w:lvlJc w:val="left"/>
-      <w:pPr>
-        <w:ind w:left="1800" w:hanging="360"/>
-      </w:pPr>
-      <w:rPr>
-        <w:rFonts w:ascii="Courier New" w:hAnsi="Courier New" w:cs="Courier New" w:hint="default"/>
-      </w:rPr>
-    </w:lvl>
-    <w:lvl w:ilvl="2" w:tplc="08090005" w:tentative="1">
-      <w:start w:val="1"/>
-      <w:numFmt w:val="bullet"/>
-      <w:lvlText w:val=""/>
-      <w:lvlJc w:val="left"/>
-      <w:pPr>
-        <w:ind w:left="2520" w:hanging="360"/>
-      </w:pPr>
-      <w:rPr>
-        <w:rFonts w:ascii="Wingdings" w:hAnsi="Wingdings" w:hint="default"/>
-      </w:rPr>
-    </w:lvl>
-    <w:lvl w:ilvl="3" w:tplc="08090001" w:tentative="1">
-      <w:start w:val="1"/>
-      <w:numFmt w:val="bullet"/>
-      <w:lvlText w:val=""/>
-      <w:lvlJc w:val="left"/>
-      <w:pPr>
-        <w:ind w:left="3240" w:hanging="360"/>
-      </w:pPr>
-      <w:rPr>
-        <w:rFonts w:ascii="Symbol" w:hAnsi="Symbol" w:hint="default"/>
-      </w:rPr>
-    </w:lvl>
-    <w:lvl w:ilvl="4" w:tplc="08090003" w:tentative="1">
-      <w:start w:val="1"/>
-      <w:numFmt w:val="bullet"/>
-      <w:lvlText w:val="o"/>
-      <w:lvlJc w:val="left"/>
-      <w:pPr>
-        <w:ind w:left="3960" w:hanging="360"/>
-      </w:pPr>
-      <w:rPr>
-        <w:rFonts w:ascii="Courier New" w:hAnsi="Courier New" w:cs="Courier New" w:hint="default"/>
-      </w:rPr>
-    </w:lvl>
-    <w:lvl w:ilvl="5" w:tplc="08090005" w:tentative="1">
-      <w:start w:val="1"/>
-      <w:numFmt w:val="bullet"/>
-      <w:lvlText w:val=""/>
-      <w:lvlJc w:val="left"/>
-      <w:pPr>
-        <w:ind w:left="4680" w:hanging="360"/>
-      </w:pPr>
-      <w:rPr>
-        <w:rFonts w:ascii="Wingdings" w:hAnsi="Wingdings" w:hint="default"/>
-      </w:rPr>
-    </w:lvl>
-    <w:lvl w:ilvl="6" w:tplc="08090001" w:tentative="1">
-      <w:start w:val="1"/>
-      <w:numFmt w:val="bullet"/>
-      <w:lvlText w:val=""/>
-      <w:lvlJc w:val="left"/>
-      <w:pPr>
-        <w:ind w:left="5400" w:hanging="360"/>
-      </w:pPr>
-      <w:rPr>
-        <w:rFonts w:ascii="Symbol" w:hAnsi="Symbol" w:hint="default"/>
-      </w:rPr>
-    </w:lvl>
-    <w:lvl w:ilvl="7" w:tplc="08090003" w:tentative="1">
-      <w:start w:val="1"/>
-      <w:numFmt w:val="bullet"/>
-      <w:lvlText w:val="o"/>
-      <w:lvlJc w:val="left"/>
-      <w:pPr>
-        <w:ind w:left="6120" w:hanging="360"/>
-      </w:pPr>
-      <w:rPr>
-        <w:rFonts w:ascii="Courier New" w:hAnsi="Courier New" w:cs="Courier New" w:hint="default"/>
-      </w:rPr>
-    </w:lvl>
-    <w:lvl w:ilvl="8" w:tplc="08090005" w:tentative="1">
-      <w:start w:val="1"/>
-      <w:numFmt w:val="bullet"/>
-      <w:lvlText w:val=""/>
-      <w:lvlJc w:val="left"/>
-      <w:pPr>
-        <w:ind w:left="6840" w:hanging="360"/>
-      </w:pPr>
-      <w:rPr>
-        <w:rFonts w:ascii="Wingdings" w:hAnsi="Wingdings" w:hint="default"/>
-      </w:rPr>
-    </w:lvl>
-  </w:abstractNum>
-  <w:abstractNum w:abstractNumId="2" w15:restartNumberingAfterBreak="0">
-    <w:nsid w:val="0A85394B"/>
-    <w:multiLevelType w:val="hybridMultilevel"/>
-    <w:tmpl w:val="FC90A4A0"/>
-    <w:lvl w:ilvl="0" w:tplc="C8C26E76">
-      <w:start w:val="1"/>
-      <w:numFmt w:val="decimal"/>
-      <w:lvlText w:val="%1."/>
-      <w:lvlJc w:val="left"/>
-      <w:pPr>
-        <w:ind w:left="1440" w:hanging="360"/>
-      </w:pPr>
-      <w:rPr>
-        <w:rFonts w:hint="default"/>
-      </w:rPr>
-    </w:lvl>
-    <w:lvl w:ilvl="1" w:tplc="08090019" w:tentative="1">
-      <w:start w:val="1"/>
-      <w:numFmt w:val="lowerLetter"/>
-      <w:lvlText w:val="%2."/>
-      <w:lvlJc w:val="left"/>
-      <w:pPr>
-        <w:ind w:left="2160" w:hanging="360"/>
-      </w:pPr>
-    </w:lvl>
-    <w:lvl w:ilvl="2" w:tplc="0809001B" w:tentative="1">
-      <w:start w:val="1"/>
-      <w:numFmt w:val="lowerRoman"/>
-      <w:lvlText w:val="%3."/>
-      <w:lvlJc w:val="right"/>
-      <w:pPr>
-        <w:ind w:left="2880" w:hanging="180"/>
-      </w:pPr>
-    </w:lvl>
-    <w:lvl w:ilvl="3" w:tplc="0809000F" w:tentative="1">
-      <w:start w:val="1"/>
-      <w:numFmt w:val="decimal"/>
-      <w:lvlText w:val="%4."/>
-      <w:lvlJc w:val="left"/>
-      <w:pPr>
-        <w:ind w:left="3600" w:hanging="360"/>
-      </w:pPr>
-    </w:lvl>
-    <w:lvl w:ilvl="4" w:tplc="08090019" w:tentative="1">
-      <w:start w:val="1"/>
-      <w:numFmt w:val="lowerLetter"/>
-      <w:lvlText w:val="%5."/>
-      <w:lvlJc w:val="left"/>
-      <w:pPr>
-        <w:ind w:left="4320" w:hanging="360"/>
-      </w:pPr>
-    </w:lvl>
-    <w:lvl w:ilvl="5" w:tplc="0809001B" w:tentative="1">
-      <w:start w:val="1"/>
-      <w:numFmt w:val="lowerRoman"/>
-      <w:lvlText w:val="%6."/>
-      <w:lvlJc w:val="right"/>
-      <w:pPr>
-        <w:ind w:left="5040" w:hanging="180"/>
-      </w:pPr>
-    </w:lvl>
-    <w:lvl w:ilvl="6" w:tplc="0809000F" w:tentative="1">
-      <w:start w:val="1"/>
-      <w:numFmt w:val="decimal"/>
-      <w:lvlText w:val="%7."/>
-      <w:lvlJc w:val="left"/>
-      <w:pPr>
-        <w:ind w:left="5760" w:hanging="360"/>
-      </w:pPr>
-    </w:lvl>
-    <w:lvl w:ilvl="7" w:tplc="08090019" w:tentative="1">
-      <w:start w:val="1"/>
-      <w:numFmt w:val="lowerLetter"/>
-      <w:lvlText w:val="%8."/>
-      <w:lvlJc w:val="left"/>
-      <w:pPr>
-        <w:ind w:left="6480" w:hanging="360"/>
-      </w:pPr>
-    </w:lvl>
-    <w:lvl w:ilvl="8" w:tplc="0809001B" w:tentative="1">
-      <w:start w:val="1"/>
-      <w:numFmt w:val="lowerRoman"/>
-      <w:lvlText w:val="%9."/>
-      <w:lvlJc w:val="right"/>
-      <w:pPr>
-        <w:ind w:left="7200" w:hanging="180"/>
-      </w:pPr>
-    </w:lvl>
-  </w:abstractNum>
-  <w:abstractNum w:abstractNumId="3" w15:restartNumberingAfterBreak="0">
-    <w:nsid w:val="0D2613E1"/>
-    <w:multiLevelType w:val="hybridMultilevel"/>
-    <w:tmpl w:val="1ADA8D02"/>
-    <w:lvl w:ilvl="0" w:tplc="08090017">
-      <w:start w:val="1"/>
-      <w:numFmt w:val="lowerLetter"/>
-      <w:lvlText w:val="%1)"/>
-      <w:lvlJc w:val="left"/>
-      <w:pPr>
-        <w:ind w:left="720" w:hanging="360"/>
-      </w:pPr>
-    </w:lvl>
-    <w:lvl w:ilvl="1" w:tplc="08090019" w:tentative="1">
-      <w:start w:val="1"/>
-      <w:numFmt w:val="lowerLetter"/>
-      <w:lvlText w:val="%2."/>
-      <w:lvlJc w:val="left"/>
-      <w:pPr>
-        <w:ind w:left="1440" w:hanging="360"/>
-      </w:pPr>
-    </w:lvl>
-    <w:lvl w:ilvl="2" w:tplc="0809001B" w:tentative="1">
-      <w:start w:val="1"/>
-      <w:numFmt w:val="lowerRoman"/>
-      <w:lvlText w:val="%3."/>
-      <w:lvlJc w:val="right"/>
-      <w:pPr>
-        <w:ind w:left="2160" w:hanging="180"/>
-      </w:pPr>
-    </w:lvl>
-    <w:lvl w:ilvl="3" w:tplc="0809000F" w:tentative="1">
-      <w:start w:val="1"/>
-      <w:numFmt w:val="decimal"/>
-      <w:lvlText w:val="%4."/>
-      <w:lvlJc w:val="left"/>
-      <w:pPr>
-        <w:ind w:left="2880" w:hanging="360"/>
-      </w:pPr>
-    </w:lvl>
-    <w:lvl w:ilvl="4" w:tplc="08090019" w:tentative="1">
-      <w:start w:val="1"/>
-      <w:numFmt w:val="lowerLetter"/>
-      <w:lvlText w:val="%5."/>
-      <w:lvlJc w:val="left"/>
-      <w:pPr>
-        <w:ind w:left="3600" w:hanging="360"/>
-      </w:pPr>
-    </w:lvl>
-    <w:lvl w:ilvl="5" w:tplc="0809001B" w:tentative="1">
-      <w:start w:val="1"/>
-      <w:numFmt w:val="lowerRoman"/>
-      <w:lvlText w:val="%6."/>
-      <w:lvlJc w:val="right"/>
-      <w:pPr>
-        <w:ind w:left="4320" w:hanging="180"/>
-      </w:pPr>
-    </w:lvl>
-    <w:lvl w:ilvl="6" w:tplc="0809000F" w:tentative="1">
-      <w:start w:val="1"/>
-      <w:numFmt w:val="decimal"/>
-      <w:lvlText w:val="%7."/>
-      <w:lvlJc w:val="left"/>
-      <w:pPr>
-        <w:ind w:left="5040" w:hanging="360"/>
-      </w:pPr>
-    </w:lvl>
-    <w:lvl w:ilvl="7" w:tplc="08090019" w:tentative="1">
-      <w:start w:val="1"/>
-      <w:numFmt w:val="lowerLetter"/>
-      <w:lvlText w:val="%8."/>
-      <w:lvlJc w:val="left"/>
-      <w:pPr>
-        <w:ind w:left="5760" w:hanging="360"/>
-      </w:pPr>
-    </w:lvl>
-    <w:lvl w:ilvl="8" w:tplc="0809001B" w:tentative="1">
-      <w:start w:val="1"/>
-      <w:numFmt w:val="lowerRoman"/>
-      <w:lvlText w:val="%9."/>
-      <w:lvlJc w:val="right"/>
-      <w:pPr>
-        <w:ind w:left="6480" w:hanging="180"/>
-      </w:pPr>
-    </w:lvl>
-  </w:abstractNum>
-  <w:abstractNum w:abstractNumId="4" w15:restartNumberingAfterBreak="0">
-    <w:nsid w:val="0E743795"/>
+    <w:nsid w:val="006E3946"/>
     <w:multiLevelType w:val="multilevel"/>
-    <w:tmpl w:val="0E5650D0"/>
+    <w:tmpl w:val="084CCA76"/>
     <w:lvl w:ilvl="0">
       <w:start w:val="1"/>
       <w:numFmt w:val="bullet"/>
@@ -45426,10 +49241,411 @@
       </w:rPr>
     </w:lvl>
   </w:abstractNum>
+  <w:abstractNum w:abstractNumId="1" w15:restartNumberingAfterBreak="0">
+    <w:nsid w:val="02367566"/>
+    <w:multiLevelType w:val="hybridMultilevel"/>
+    <w:tmpl w:val="2FC0638E"/>
+    <w:lvl w:ilvl="0" w:tplc="08090001">
+      <w:start w:val="1"/>
+      <w:numFmt w:val="bullet"/>
+      <w:lvlText w:val=""/>
+      <w:lvlJc w:val="left"/>
+      <w:pPr>
+        <w:ind w:left="720" w:hanging="360"/>
+      </w:pPr>
+      <w:rPr>
+        <w:rFonts w:ascii="Symbol" w:hAnsi="Symbol" w:hint="default"/>
+      </w:rPr>
+    </w:lvl>
+    <w:lvl w:ilvl="1" w:tplc="08090003" w:tentative="1">
+      <w:start w:val="1"/>
+      <w:numFmt w:val="bullet"/>
+      <w:lvlText w:val="o"/>
+      <w:lvlJc w:val="left"/>
+      <w:pPr>
+        <w:ind w:left="1440" w:hanging="360"/>
+      </w:pPr>
+      <w:rPr>
+        <w:rFonts w:ascii="Courier New" w:hAnsi="Courier New" w:cs="Courier New" w:hint="default"/>
+      </w:rPr>
+    </w:lvl>
+    <w:lvl w:ilvl="2" w:tplc="08090005" w:tentative="1">
+      <w:start w:val="1"/>
+      <w:numFmt w:val="bullet"/>
+      <w:lvlText w:val=""/>
+      <w:lvlJc w:val="left"/>
+      <w:pPr>
+        <w:ind w:left="2160" w:hanging="360"/>
+      </w:pPr>
+      <w:rPr>
+        <w:rFonts w:ascii="Wingdings" w:hAnsi="Wingdings" w:hint="default"/>
+      </w:rPr>
+    </w:lvl>
+    <w:lvl w:ilvl="3" w:tplc="08090001" w:tentative="1">
+      <w:start w:val="1"/>
+      <w:numFmt w:val="bullet"/>
+      <w:lvlText w:val=""/>
+      <w:lvlJc w:val="left"/>
+      <w:pPr>
+        <w:ind w:left="2880" w:hanging="360"/>
+      </w:pPr>
+      <w:rPr>
+        <w:rFonts w:ascii="Symbol" w:hAnsi="Symbol" w:hint="default"/>
+      </w:rPr>
+    </w:lvl>
+    <w:lvl w:ilvl="4" w:tplc="08090003" w:tentative="1">
+      <w:start w:val="1"/>
+      <w:numFmt w:val="bullet"/>
+      <w:lvlText w:val="o"/>
+      <w:lvlJc w:val="left"/>
+      <w:pPr>
+        <w:ind w:left="3600" w:hanging="360"/>
+      </w:pPr>
+      <w:rPr>
+        <w:rFonts w:ascii="Courier New" w:hAnsi="Courier New" w:cs="Courier New" w:hint="default"/>
+      </w:rPr>
+    </w:lvl>
+    <w:lvl w:ilvl="5" w:tplc="08090005" w:tentative="1">
+      <w:start w:val="1"/>
+      <w:numFmt w:val="bullet"/>
+      <w:lvlText w:val=""/>
+      <w:lvlJc w:val="left"/>
+      <w:pPr>
+        <w:ind w:left="4320" w:hanging="360"/>
+      </w:pPr>
+      <w:rPr>
+        <w:rFonts w:ascii="Wingdings" w:hAnsi="Wingdings" w:hint="default"/>
+      </w:rPr>
+    </w:lvl>
+    <w:lvl w:ilvl="6" w:tplc="08090001" w:tentative="1">
+      <w:start w:val="1"/>
+      <w:numFmt w:val="bullet"/>
+      <w:lvlText w:val=""/>
+      <w:lvlJc w:val="left"/>
+      <w:pPr>
+        <w:ind w:left="5040" w:hanging="360"/>
+      </w:pPr>
+      <w:rPr>
+        <w:rFonts w:ascii="Symbol" w:hAnsi="Symbol" w:hint="default"/>
+      </w:rPr>
+    </w:lvl>
+    <w:lvl w:ilvl="7" w:tplc="08090003" w:tentative="1">
+      <w:start w:val="1"/>
+      <w:numFmt w:val="bullet"/>
+      <w:lvlText w:val="o"/>
+      <w:lvlJc w:val="left"/>
+      <w:pPr>
+        <w:ind w:left="5760" w:hanging="360"/>
+      </w:pPr>
+      <w:rPr>
+        <w:rFonts w:ascii="Courier New" w:hAnsi="Courier New" w:cs="Courier New" w:hint="default"/>
+      </w:rPr>
+    </w:lvl>
+    <w:lvl w:ilvl="8" w:tplc="08090005" w:tentative="1">
+      <w:start w:val="1"/>
+      <w:numFmt w:val="bullet"/>
+      <w:lvlText w:val=""/>
+      <w:lvlJc w:val="left"/>
+      <w:pPr>
+        <w:ind w:left="6480" w:hanging="360"/>
+      </w:pPr>
+      <w:rPr>
+        <w:rFonts w:ascii="Wingdings" w:hAnsi="Wingdings" w:hint="default"/>
+      </w:rPr>
+    </w:lvl>
+  </w:abstractNum>
+  <w:abstractNum w:abstractNumId="2" w15:restartNumberingAfterBreak="0">
+    <w:nsid w:val="097A30AB"/>
+    <w:multiLevelType w:val="hybridMultilevel"/>
+    <w:tmpl w:val="AF2A68CC"/>
+    <w:lvl w:ilvl="0" w:tplc="08090001">
+      <w:start w:val="1"/>
+      <w:numFmt w:val="bullet"/>
+      <w:lvlText w:val=""/>
+      <w:lvlJc w:val="left"/>
+      <w:pPr>
+        <w:ind w:left="1080" w:hanging="360"/>
+      </w:pPr>
+      <w:rPr>
+        <w:rFonts w:ascii="Symbol" w:hAnsi="Symbol" w:hint="default"/>
+      </w:rPr>
+    </w:lvl>
+    <w:lvl w:ilvl="1" w:tplc="08090003" w:tentative="1">
+      <w:start w:val="1"/>
+      <w:numFmt w:val="bullet"/>
+      <w:lvlText w:val="o"/>
+      <w:lvlJc w:val="left"/>
+      <w:pPr>
+        <w:ind w:left="1800" w:hanging="360"/>
+      </w:pPr>
+      <w:rPr>
+        <w:rFonts w:ascii="Courier New" w:hAnsi="Courier New" w:cs="Courier New" w:hint="default"/>
+      </w:rPr>
+    </w:lvl>
+    <w:lvl w:ilvl="2" w:tplc="08090005" w:tentative="1">
+      <w:start w:val="1"/>
+      <w:numFmt w:val="bullet"/>
+      <w:lvlText w:val=""/>
+      <w:lvlJc w:val="left"/>
+      <w:pPr>
+        <w:ind w:left="2520" w:hanging="360"/>
+      </w:pPr>
+      <w:rPr>
+        <w:rFonts w:ascii="Wingdings" w:hAnsi="Wingdings" w:hint="default"/>
+      </w:rPr>
+    </w:lvl>
+    <w:lvl w:ilvl="3" w:tplc="08090001" w:tentative="1">
+      <w:start w:val="1"/>
+      <w:numFmt w:val="bullet"/>
+      <w:lvlText w:val=""/>
+      <w:lvlJc w:val="left"/>
+      <w:pPr>
+        <w:ind w:left="3240" w:hanging="360"/>
+      </w:pPr>
+      <w:rPr>
+        <w:rFonts w:ascii="Symbol" w:hAnsi="Symbol" w:hint="default"/>
+      </w:rPr>
+    </w:lvl>
+    <w:lvl w:ilvl="4" w:tplc="08090003" w:tentative="1">
+      <w:start w:val="1"/>
+      <w:numFmt w:val="bullet"/>
+      <w:lvlText w:val="o"/>
+      <w:lvlJc w:val="left"/>
+      <w:pPr>
+        <w:ind w:left="3960" w:hanging="360"/>
+      </w:pPr>
+      <w:rPr>
+        <w:rFonts w:ascii="Courier New" w:hAnsi="Courier New" w:cs="Courier New" w:hint="default"/>
+      </w:rPr>
+    </w:lvl>
+    <w:lvl w:ilvl="5" w:tplc="08090005" w:tentative="1">
+      <w:start w:val="1"/>
+      <w:numFmt w:val="bullet"/>
+      <w:lvlText w:val=""/>
+      <w:lvlJc w:val="left"/>
+      <w:pPr>
+        <w:ind w:left="4680" w:hanging="360"/>
+      </w:pPr>
+      <w:rPr>
+        <w:rFonts w:ascii="Wingdings" w:hAnsi="Wingdings" w:hint="default"/>
+      </w:rPr>
+    </w:lvl>
+    <w:lvl w:ilvl="6" w:tplc="08090001" w:tentative="1">
+      <w:start w:val="1"/>
+      <w:numFmt w:val="bullet"/>
+      <w:lvlText w:val=""/>
+      <w:lvlJc w:val="left"/>
+      <w:pPr>
+        <w:ind w:left="5400" w:hanging="360"/>
+      </w:pPr>
+      <w:rPr>
+        <w:rFonts w:ascii="Symbol" w:hAnsi="Symbol" w:hint="default"/>
+      </w:rPr>
+    </w:lvl>
+    <w:lvl w:ilvl="7" w:tplc="08090003" w:tentative="1">
+      <w:start w:val="1"/>
+      <w:numFmt w:val="bullet"/>
+      <w:lvlText w:val="o"/>
+      <w:lvlJc w:val="left"/>
+      <w:pPr>
+        <w:ind w:left="6120" w:hanging="360"/>
+      </w:pPr>
+      <w:rPr>
+        <w:rFonts w:ascii="Courier New" w:hAnsi="Courier New" w:cs="Courier New" w:hint="default"/>
+      </w:rPr>
+    </w:lvl>
+    <w:lvl w:ilvl="8" w:tplc="08090005" w:tentative="1">
+      <w:start w:val="1"/>
+      <w:numFmt w:val="bullet"/>
+      <w:lvlText w:val=""/>
+      <w:lvlJc w:val="left"/>
+      <w:pPr>
+        <w:ind w:left="6840" w:hanging="360"/>
+      </w:pPr>
+      <w:rPr>
+        <w:rFonts w:ascii="Wingdings" w:hAnsi="Wingdings" w:hint="default"/>
+      </w:rPr>
+    </w:lvl>
+  </w:abstractNum>
+  <w:abstractNum w:abstractNumId="3" w15:restartNumberingAfterBreak="0">
+    <w:nsid w:val="0A85394B"/>
+    <w:multiLevelType w:val="hybridMultilevel"/>
+    <w:tmpl w:val="FC90A4A0"/>
+    <w:lvl w:ilvl="0" w:tplc="C8C26E76">
+      <w:start w:val="1"/>
+      <w:numFmt w:val="decimal"/>
+      <w:lvlText w:val="%1."/>
+      <w:lvlJc w:val="left"/>
+      <w:pPr>
+        <w:ind w:left="1440" w:hanging="360"/>
+      </w:pPr>
+      <w:rPr>
+        <w:rFonts w:hint="default"/>
+      </w:rPr>
+    </w:lvl>
+    <w:lvl w:ilvl="1" w:tplc="08090019" w:tentative="1">
+      <w:start w:val="1"/>
+      <w:numFmt w:val="lowerLetter"/>
+      <w:lvlText w:val="%2."/>
+      <w:lvlJc w:val="left"/>
+      <w:pPr>
+        <w:ind w:left="2160" w:hanging="360"/>
+      </w:pPr>
+    </w:lvl>
+    <w:lvl w:ilvl="2" w:tplc="0809001B" w:tentative="1">
+      <w:start w:val="1"/>
+      <w:numFmt w:val="lowerRoman"/>
+      <w:lvlText w:val="%3."/>
+      <w:lvlJc w:val="right"/>
+      <w:pPr>
+        <w:ind w:left="2880" w:hanging="180"/>
+      </w:pPr>
+    </w:lvl>
+    <w:lvl w:ilvl="3" w:tplc="0809000F" w:tentative="1">
+      <w:start w:val="1"/>
+      <w:numFmt w:val="decimal"/>
+      <w:lvlText w:val="%4."/>
+      <w:lvlJc w:val="left"/>
+      <w:pPr>
+        <w:ind w:left="3600" w:hanging="360"/>
+      </w:pPr>
+    </w:lvl>
+    <w:lvl w:ilvl="4" w:tplc="08090019" w:tentative="1">
+      <w:start w:val="1"/>
+      <w:numFmt w:val="lowerLetter"/>
+      <w:lvlText w:val="%5."/>
+      <w:lvlJc w:val="left"/>
+      <w:pPr>
+        <w:ind w:left="4320" w:hanging="360"/>
+      </w:pPr>
+    </w:lvl>
+    <w:lvl w:ilvl="5" w:tplc="0809001B" w:tentative="1">
+      <w:start w:val="1"/>
+      <w:numFmt w:val="lowerRoman"/>
+      <w:lvlText w:val="%6."/>
+      <w:lvlJc w:val="right"/>
+      <w:pPr>
+        <w:ind w:left="5040" w:hanging="180"/>
+      </w:pPr>
+    </w:lvl>
+    <w:lvl w:ilvl="6" w:tplc="0809000F" w:tentative="1">
+      <w:start w:val="1"/>
+      <w:numFmt w:val="decimal"/>
+      <w:lvlText w:val="%7."/>
+      <w:lvlJc w:val="left"/>
+      <w:pPr>
+        <w:ind w:left="5760" w:hanging="360"/>
+      </w:pPr>
+    </w:lvl>
+    <w:lvl w:ilvl="7" w:tplc="08090019" w:tentative="1">
+      <w:start w:val="1"/>
+      <w:numFmt w:val="lowerLetter"/>
+      <w:lvlText w:val="%8."/>
+      <w:lvlJc w:val="left"/>
+      <w:pPr>
+        <w:ind w:left="6480" w:hanging="360"/>
+      </w:pPr>
+    </w:lvl>
+    <w:lvl w:ilvl="8" w:tplc="0809001B" w:tentative="1">
+      <w:start w:val="1"/>
+      <w:numFmt w:val="lowerRoman"/>
+      <w:lvlText w:val="%9."/>
+      <w:lvlJc w:val="right"/>
+      <w:pPr>
+        <w:ind w:left="7200" w:hanging="180"/>
+      </w:pPr>
+    </w:lvl>
+  </w:abstractNum>
+  <w:abstractNum w:abstractNumId="4" w15:restartNumberingAfterBreak="0">
+    <w:nsid w:val="0D2613E1"/>
+    <w:multiLevelType w:val="hybridMultilevel"/>
+    <w:tmpl w:val="1ADA8D02"/>
+    <w:lvl w:ilvl="0" w:tplc="08090017">
+      <w:start w:val="1"/>
+      <w:numFmt w:val="lowerLetter"/>
+      <w:lvlText w:val="%1)"/>
+      <w:lvlJc w:val="left"/>
+      <w:pPr>
+        <w:ind w:left="720" w:hanging="360"/>
+      </w:pPr>
+    </w:lvl>
+    <w:lvl w:ilvl="1" w:tplc="08090019" w:tentative="1">
+      <w:start w:val="1"/>
+      <w:numFmt w:val="lowerLetter"/>
+      <w:lvlText w:val="%2."/>
+      <w:lvlJc w:val="left"/>
+      <w:pPr>
+        <w:ind w:left="1440" w:hanging="360"/>
+      </w:pPr>
+    </w:lvl>
+    <w:lvl w:ilvl="2" w:tplc="0809001B" w:tentative="1">
+      <w:start w:val="1"/>
+      <w:numFmt w:val="lowerRoman"/>
+      <w:lvlText w:val="%3."/>
+      <w:lvlJc w:val="right"/>
+      <w:pPr>
+        <w:ind w:left="2160" w:hanging="180"/>
+      </w:pPr>
+    </w:lvl>
+    <w:lvl w:ilvl="3" w:tplc="0809000F" w:tentative="1">
+      <w:start w:val="1"/>
+      <w:numFmt w:val="decimal"/>
+      <w:lvlText w:val="%4."/>
+      <w:lvlJc w:val="left"/>
+      <w:pPr>
+        <w:ind w:left="2880" w:hanging="360"/>
+      </w:pPr>
+    </w:lvl>
+    <w:lvl w:ilvl="4" w:tplc="08090019" w:tentative="1">
+      <w:start w:val="1"/>
+      <w:numFmt w:val="lowerLetter"/>
+      <w:lvlText w:val="%5."/>
+      <w:lvlJc w:val="left"/>
+      <w:pPr>
+        <w:ind w:left="3600" w:hanging="360"/>
+      </w:pPr>
+    </w:lvl>
+    <w:lvl w:ilvl="5" w:tplc="0809001B" w:tentative="1">
+      <w:start w:val="1"/>
+      <w:numFmt w:val="lowerRoman"/>
+      <w:lvlText w:val="%6."/>
+      <w:lvlJc w:val="right"/>
+      <w:pPr>
+        <w:ind w:left="4320" w:hanging="180"/>
+      </w:pPr>
+    </w:lvl>
+    <w:lvl w:ilvl="6" w:tplc="0809000F" w:tentative="1">
+      <w:start w:val="1"/>
+      <w:numFmt w:val="decimal"/>
+      <w:lvlText w:val="%7."/>
+      <w:lvlJc w:val="left"/>
+      <w:pPr>
+        <w:ind w:left="5040" w:hanging="360"/>
+      </w:pPr>
+    </w:lvl>
+    <w:lvl w:ilvl="7" w:tplc="08090019" w:tentative="1">
+      <w:start w:val="1"/>
+      <w:numFmt w:val="lowerLetter"/>
+      <w:lvlText w:val="%8."/>
+      <w:lvlJc w:val="left"/>
+      <w:pPr>
+        <w:ind w:left="5760" w:hanging="360"/>
+      </w:pPr>
+    </w:lvl>
+    <w:lvl w:ilvl="8" w:tplc="0809001B" w:tentative="1">
+      <w:start w:val="1"/>
+      <w:numFmt w:val="lowerRoman"/>
+      <w:lvlText w:val="%9."/>
+      <w:lvlJc w:val="right"/>
+      <w:pPr>
+        <w:ind w:left="6480" w:hanging="180"/>
+      </w:pPr>
+    </w:lvl>
+  </w:abstractNum>
   <w:abstractNum w:abstractNumId="5" w15:restartNumberingAfterBreak="0">
-    <w:nsid w:val="1081675D"/>
+    <w:nsid w:val="0E743795"/>
     <w:multiLevelType w:val="multilevel"/>
-    <w:tmpl w:val="71D2E328"/>
+    <w:tmpl w:val="0E5650D0"/>
     <w:lvl w:ilvl="0">
       <w:start w:val="1"/>
       <w:numFmt w:val="bullet"/>
@@ -45576,6 +49792,304 @@
     </w:lvl>
   </w:abstractNum>
   <w:abstractNum w:abstractNumId="6" w15:restartNumberingAfterBreak="0">
+    <w:nsid w:val="0F4A3CAA"/>
+    <w:multiLevelType w:val="multilevel"/>
+    <w:tmpl w:val="EB9C855A"/>
+    <w:lvl w:ilvl="0">
+      <w:start w:val="1"/>
+      <w:numFmt w:val="bullet"/>
+      <w:lvlText w:val=""/>
+      <w:lvlJc w:val="left"/>
+      <w:pPr>
+        <w:tabs>
+          <w:tab w:val="num" w:pos="720"/>
+        </w:tabs>
+        <w:ind w:left="720" w:hanging="360"/>
+      </w:pPr>
+      <w:rPr>
+        <w:rFonts w:ascii="Symbol" w:hAnsi="Symbol" w:hint="default"/>
+        <w:sz w:val="20"/>
+      </w:rPr>
+    </w:lvl>
+    <w:lvl w:ilvl="1" w:tentative="1">
+      <w:start w:val="1"/>
+      <w:numFmt w:val="bullet"/>
+      <w:lvlText w:val="o"/>
+      <w:lvlJc w:val="left"/>
+      <w:pPr>
+        <w:tabs>
+          <w:tab w:val="num" w:pos="1440"/>
+        </w:tabs>
+        <w:ind w:left="1440" w:hanging="360"/>
+      </w:pPr>
+      <w:rPr>
+        <w:rFonts w:ascii="Courier New" w:hAnsi="Courier New" w:hint="default"/>
+        <w:sz w:val="20"/>
+      </w:rPr>
+    </w:lvl>
+    <w:lvl w:ilvl="2" w:tentative="1">
+      <w:start w:val="1"/>
+      <w:numFmt w:val="bullet"/>
+      <w:lvlText w:val=""/>
+      <w:lvlJc w:val="left"/>
+      <w:pPr>
+        <w:tabs>
+          <w:tab w:val="num" w:pos="2160"/>
+        </w:tabs>
+        <w:ind w:left="2160" w:hanging="360"/>
+      </w:pPr>
+      <w:rPr>
+        <w:rFonts w:ascii="Wingdings" w:hAnsi="Wingdings" w:hint="default"/>
+        <w:sz w:val="20"/>
+      </w:rPr>
+    </w:lvl>
+    <w:lvl w:ilvl="3" w:tentative="1">
+      <w:start w:val="1"/>
+      <w:numFmt w:val="bullet"/>
+      <w:lvlText w:val=""/>
+      <w:lvlJc w:val="left"/>
+      <w:pPr>
+        <w:tabs>
+          <w:tab w:val="num" w:pos="2880"/>
+        </w:tabs>
+        <w:ind w:left="2880" w:hanging="360"/>
+      </w:pPr>
+      <w:rPr>
+        <w:rFonts w:ascii="Wingdings" w:hAnsi="Wingdings" w:hint="default"/>
+        <w:sz w:val="20"/>
+      </w:rPr>
+    </w:lvl>
+    <w:lvl w:ilvl="4" w:tentative="1">
+      <w:start w:val="1"/>
+      <w:numFmt w:val="bullet"/>
+      <w:lvlText w:val=""/>
+      <w:lvlJc w:val="left"/>
+      <w:pPr>
+        <w:tabs>
+          <w:tab w:val="num" w:pos="3600"/>
+        </w:tabs>
+        <w:ind w:left="3600" w:hanging="360"/>
+      </w:pPr>
+      <w:rPr>
+        <w:rFonts w:ascii="Wingdings" w:hAnsi="Wingdings" w:hint="default"/>
+        <w:sz w:val="20"/>
+      </w:rPr>
+    </w:lvl>
+    <w:lvl w:ilvl="5" w:tentative="1">
+      <w:start w:val="1"/>
+      <w:numFmt w:val="bullet"/>
+      <w:lvlText w:val=""/>
+      <w:lvlJc w:val="left"/>
+      <w:pPr>
+        <w:tabs>
+          <w:tab w:val="num" w:pos="4320"/>
+        </w:tabs>
+        <w:ind w:left="4320" w:hanging="360"/>
+      </w:pPr>
+      <w:rPr>
+        <w:rFonts w:ascii="Wingdings" w:hAnsi="Wingdings" w:hint="default"/>
+        <w:sz w:val="20"/>
+      </w:rPr>
+    </w:lvl>
+    <w:lvl w:ilvl="6" w:tentative="1">
+      <w:start w:val="1"/>
+      <w:numFmt w:val="bullet"/>
+      <w:lvlText w:val=""/>
+      <w:lvlJc w:val="left"/>
+      <w:pPr>
+        <w:tabs>
+          <w:tab w:val="num" w:pos="5040"/>
+        </w:tabs>
+        <w:ind w:left="5040" w:hanging="360"/>
+      </w:pPr>
+      <w:rPr>
+        <w:rFonts w:ascii="Wingdings" w:hAnsi="Wingdings" w:hint="default"/>
+        <w:sz w:val="20"/>
+      </w:rPr>
+    </w:lvl>
+    <w:lvl w:ilvl="7" w:tentative="1">
+      <w:start w:val="1"/>
+      <w:numFmt w:val="bullet"/>
+      <w:lvlText w:val=""/>
+      <w:lvlJc w:val="left"/>
+      <w:pPr>
+        <w:tabs>
+          <w:tab w:val="num" w:pos="5760"/>
+        </w:tabs>
+        <w:ind w:left="5760" w:hanging="360"/>
+      </w:pPr>
+      <w:rPr>
+        <w:rFonts w:ascii="Wingdings" w:hAnsi="Wingdings" w:hint="default"/>
+        <w:sz w:val="20"/>
+      </w:rPr>
+    </w:lvl>
+    <w:lvl w:ilvl="8" w:tentative="1">
+      <w:start w:val="1"/>
+      <w:numFmt w:val="bullet"/>
+      <w:lvlText w:val=""/>
+      <w:lvlJc w:val="left"/>
+      <w:pPr>
+        <w:tabs>
+          <w:tab w:val="num" w:pos="6480"/>
+        </w:tabs>
+        <w:ind w:left="6480" w:hanging="360"/>
+      </w:pPr>
+      <w:rPr>
+        <w:rFonts w:ascii="Wingdings" w:hAnsi="Wingdings" w:hint="default"/>
+        <w:sz w:val="20"/>
+      </w:rPr>
+    </w:lvl>
+  </w:abstractNum>
+  <w:abstractNum w:abstractNumId="7" w15:restartNumberingAfterBreak="0">
+    <w:nsid w:val="1081675D"/>
+    <w:multiLevelType w:val="multilevel"/>
+    <w:tmpl w:val="71D2E328"/>
+    <w:lvl w:ilvl="0">
+      <w:start w:val="1"/>
+      <w:numFmt w:val="bullet"/>
+      <w:lvlText w:val=""/>
+      <w:lvlJc w:val="left"/>
+      <w:pPr>
+        <w:tabs>
+          <w:tab w:val="num" w:pos="720"/>
+        </w:tabs>
+        <w:ind w:left="720" w:hanging="360"/>
+      </w:pPr>
+      <w:rPr>
+        <w:rFonts w:ascii="Symbol" w:hAnsi="Symbol" w:hint="default"/>
+        <w:sz w:val="20"/>
+      </w:rPr>
+    </w:lvl>
+    <w:lvl w:ilvl="1" w:tentative="1">
+      <w:start w:val="1"/>
+      <w:numFmt w:val="bullet"/>
+      <w:lvlText w:val="o"/>
+      <w:lvlJc w:val="left"/>
+      <w:pPr>
+        <w:tabs>
+          <w:tab w:val="num" w:pos="1440"/>
+        </w:tabs>
+        <w:ind w:left="1440" w:hanging="360"/>
+      </w:pPr>
+      <w:rPr>
+        <w:rFonts w:ascii="Courier New" w:hAnsi="Courier New" w:hint="default"/>
+        <w:sz w:val="20"/>
+      </w:rPr>
+    </w:lvl>
+    <w:lvl w:ilvl="2" w:tentative="1">
+      <w:start w:val="1"/>
+      <w:numFmt w:val="bullet"/>
+      <w:lvlText w:val=""/>
+      <w:lvlJc w:val="left"/>
+      <w:pPr>
+        <w:tabs>
+          <w:tab w:val="num" w:pos="2160"/>
+        </w:tabs>
+        <w:ind w:left="2160" w:hanging="360"/>
+      </w:pPr>
+      <w:rPr>
+        <w:rFonts w:ascii="Wingdings" w:hAnsi="Wingdings" w:hint="default"/>
+        <w:sz w:val="20"/>
+      </w:rPr>
+    </w:lvl>
+    <w:lvl w:ilvl="3" w:tentative="1">
+      <w:start w:val="1"/>
+      <w:numFmt w:val="bullet"/>
+      <w:lvlText w:val=""/>
+      <w:lvlJc w:val="left"/>
+      <w:pPr>
+        <w:tabs>
+          <w:tab w:val="num" w:pos="2880"/>
+        </w:tabs>
+        <w:ind w:left="2880" w:hanging="360"/>
+      </w:pPr>
+      <w:rPr>
+        <w:rFonts w:ascii="Wingdings" w:hAnsi="Wingdings" w:hint="default"/>
+        <w:sz w:val="20"/>
+      </w:rPr>
+    </w:lvl>
+    <w:lvl w:ilvl="4" w:tentative="1">
+      <w:start w:val="1"/>
+      <w:numFmt w:val="bullet"/>
+      <w:lvlText w:val=""/>
+      <w:lvlJc w:val="left"/>
+      <w:pPr>
+        <w:tabs>
+          <w:tab w:val="num" w:pos="3600"/>
+        </w:tabs>
+        <w:ind w:left="3600" w:hanging="360"/>
+      </w:pPr>
+      <w:rPr>
+        <w:rFonts w:ascii="Wingdings" w:hAnsi="Wingdings" w:hint="default"/>
+        <w:sz w:val="20"/>
+      </w:rPr>
+    </w:lvl>
+    <w:lvl w:ilvl="5" w:tentative="1">
+      <w:start w:val="1"/>
+      <w:numFmt w:val="bullet"/>
+      <w:lvlText w:val=""/>
+      <w:lvlJc w:val="left"/>
+      <w:pPr>
+        <w:tabs>
+          <w:tab w:val="num" w:pos="4320"/>
+        </w:tabs>
+        <w:ind w:left="4320" w:hanging="360"/>
+      </w:pPr>
+      <w:rPr>
+        <w:rFonts w:ascii="Wingdings" w:hAnsi="Wingdings" w:hint="default"/>
+        <w:sz w:val="20"/>
+      </w:rPr>
+    </w:lvl>
+    <w:lvl w:ilvl="6" w:tentative="1">
+      <w:start w:val="1"/>
+      <w:numFmt w:val="bullet"/>
+      <w:lvlText w:val=""/>
+      <w:lvlJc w:val="left"/>
+      <w:pPr>
+        <w:tabs>
+          <w:tab w:val="num" w:pos="5040"/>
+        </w:tabs>
+        <w:ind w:left="5040" w:hanging="360"/>
+      </w:pPr>
+      <w:rPr>
+        <w:rFonts w:ascii="Wingdings" w:hAnsi="Wingdings" w:hint="default"/>
+        <w:sz w:val="20"/>
+      </w:rPr>
+    </w:lvl>
+    <w:lvl w:ilvl="7" w:tentative="1">
+      <w:start w:val="1"/>
+      <w:numFmt w:val="bullet"/>
+      <w:lvlText w:val=""/>
+      <w:lvlJc w:val="left"/>
+      <w:pPr>
+        <w:tabs>
+          <w:tab w:val="num" w:pos="5760"/>
+        </w:tabs>
+        <w:ind w:left="5760" w:hanging="360"/>
+      </w:pPr>
+      <w:rPr>
+        <w:rFonts w:ascii="Wingdings" w:hAnsi="Wingdings" w:hint="default"/>
+        <w:sz w:val="20"/>
+      </w:rPr>
+    </w:lvl>
+    <w:lvl w:ilvl="8" w:tentative="1">
+      <w:start w:val="1"/>
+      <w:numFmt w:val="bullet"/>
+      <w:lvlText w:val=""/>
+      <w:lvlJc w:val="left"/>
+      <w:pPr>
+        <w:tabs>
+          <w:tab w:val="num" w:pos="6480"/>
+        </w:tabs>
+        <w:ind w:left="6480" w:hanging="360"/>
+      </w:pPr>
+      <w:rPr>
+        <w:rFonts w:ascii="Wingdings" w:hAnsi="Wingdings" w:hint="default"/>
+        <w:sz w:val="20"/>
+      </w:rPr>
+    </w:lvl>
+  </w:abstractNum>
+  <w:abstractNum w:abstractNumId="8" w15:restartNumberingAfterBreak="0">
     <w:nsid w:val="119F367A"/>
     <w:multiLevelType w:val="multilevel"/>
     <w:tmpl w:val="48A41018"/>
@@ -45688,7 +50202,7 @@
       </w:pPr>
     </w:lvl>
   </w:abstractNum>
-  <w:abstractNum w:abstractNumId="7" w15:restartNumberingAfterBreak="0">
+  <w:abstractNum w:abstractNumId="9" w15:restartNumberingAfterBreak="0">
     <w:nsid w:val="12806269"/>
     <w:multiLevelType w:val="multilevel"/>
     <w:tmpl w:val="A4ACF84E"/>
@@ -45810,7 +50324,7 @@
       </w:rPr>
     </w:lvl>
   </w:abstractNum>
-  <w:abstractNum w:abstractNumId="8" w15:restartNumberingAfterBreak="0">
+  <w:abstractNum w:abstractNumId="10" w15:restartNumberingAfterBreak="0">
     <w:nsid w:val="14BF1E47"/>
     <w:multiLevelType w:val="multilevel"/>
     <w:tmpl w:val="75D031DC"/>
@@ -45923,7 +50437,7 @@
       </w:pPr>
     </w:lvl>
   </w:abstractNum>
-  <w:abstractNum w:abstractNumId="9" w15:restartNumberingAfterBreak="0">
+  <w:abstractNum w:abstractNumId="11" w15:restartNumberingAfterBreak="0">
     <w:nsid w:val="158A76EA"/>
     <w:multiLevelType w:val="hybridMultilevel"/>
     <w:tmpl w:val="60C85176"/>
@@ -46036,7 +50550,7 @@
       </w:rPr>
     </w:lvl>
   </w:abstractNum>
-  <w:abstractNum w:abstractNumId="10" w15:restartNumberingAfterBreak="0">
+  <w:abstractNum w:abstractNumId="12" w15:restartNumberingAfterBreak="0">
     <w:nsid w:val="194B1969"/>
     <w:multiLevelType w:val="multilevel"/>
     <w:tmpl w:val="EECA69D6"/>
@@ -46185,7 +50699,7 @@
       </w:rPr>
     </w:lvl>
   </w:abstractNum>
-  <w:abstractNum w:abstractNumId="11" w15:restartNumberingAfterBreak="0">
+  <w:abstractNum w:abstractNumId="13" w15:restartNumberingAfterBreak="0">
     <w:nsid w:val="19C96AC5"/>
     <w:multiLevelType w:val="multilevel"/>
     <w:tmpl w:val="C9C2A1E0"/>
@@ -46298,7 +50812,7 @@
       </w:rPr>
     </w:lvl>
   </w:abstractNum>
-  <w:abstractNum w:abstractNumId="12" w15:restartNumberingAfterBreak="0">
+  <w:abstractNum w:abstractNumId="14" w15:restartNumberingAfterBreak="0">
     <w:nsid w:val="1A3927B6"/>
     <w:multiLevelType w:val="multilevel"/>
     <w:tmpl w:val="F5101CD4"/>
@@ -46421,7 +50935,7 @@
       </w:rPr>
     </w:lvl>
   </w:abstractNum>
-  <w:abstractNum w:abstractNumId="13" w15:restartNumberingAfterBreak="0">
+  <w:abstractNum w:abstractNumId="15" w15:restartNumberingAfterBreak="0">
     <w:nsid w:val="215B5888"/>
     <w:multiLevelType w:val="hybridMultilevel"/>
     <w:tmpl w:val="3758B96C"/>
@@ -46534,7 +51048,7 @@
       </w:rPr>
     </w:lvl>
   </w:abstractNum>
-  <w:abstractNum w:abstractNumId="14" w15:restartNumberingAfterBreak="0">
+  <w:abstractNum w:abstractNumId="16" w15:restartNumberingAfterBreak="0">
     <w:nsid w:val="254463F1"/>
     <w:multiLevelType w:val="multilevel"/>
     <w:tmpl w:val="E29C21AE"/>
@@ -46683,7 +51197,7 @@
       </w:rPr>
     </w:lvl>
   </w:abstractNum>
-  <w:abstractNum w:abstractNumId="15" w15:restartNumberingAfterBreak="0">
+  <w:abstractNum w:abstractNumId="17" w15:restartNumberingAfterBreak="0">
     <w:nsid w:val="2AA407D2"/>
     <w:multiLevelType w:val="multilevel"/>
     <w:tmpl w:val="F5101CD4"/>
@@ -46806,7 +51320,7 @@
       </w:rPr>
     </w:lvl>
   </w:abstractNum>
-  <w:abstractNum w:abstractNumId="16" w15:restartNumberingAfterBreak="0">
+  <w:abstractNum w:abstractNumId="18" w15:restartNumberingAfterBreak="0">
     <w:nsid w:val="2E035B16"/>
     <w:multiLevelType w:val="hybridMultilevel"/>
     <w:tmpl w:val="53F8AF56"/>
@@ -46895,7 +51409,7 @@
       </w:pPr>
     </w:lvl>
   </w:abstractNum>
-  <w:abstractNum w:abstractNumId="17" w15:restartNumberingAfterBreak="0">
+  <w:abstractNum w:abstractNumId="19" w15:restartNumberingAfterBreak="0">
     <w:nsid w:val="2E326A4B"/>
     <w:multiLevelType w:val="hybridMultilevel"/>
     <w:tmpl w:val="A6524326"/>
@@ -46984,7 +51498,7 @@
       </w:pPr>
     </w:lvl>
   </w:abstractNum>
-  <w:abstractNum w:abstractNumId="18" w15:restartNumberingAfterBreak="0">
+  <w:abstractNum w:abstractNumId="20" w15:restartNumberingAfterBreak="0">
     <w:nsid w:val="2E496C22"/>
     <w:multiLevelType w:val="hybridMultilevel"/>
     <w:tmpl w:val="B464ED60"/>
@@ -47073,7 +51587,7 @@
       </w:pPr>
     </w:lvl>
   </w:abstractNum>
-  <w:abstractNum w:abstractNumId="19" w15:restartNumberingAfterBreak="0">
+  <w:abstractNum w:abstractNumId="21" w15:restartNumberingAfterBreak="0">
     <w:nsid w:val="328A02D0"/>
     <w:multiLevelType w:val="hybridMultilevel"/>
     <w:tmpl w:val="3C0CFEE6"/>
@@ -47162,7 +51676,7 @@
       </w:pPr>
     </w:lvl>
   </w:abstractNum>
-  <w:abstractNum w:abstractNumId="20" w15:restartNumberingAfterBreak="0">
+  <w:abstractNum w:abstractNumId="22" w15:restartNumberingAfterBreak="0">
     <w:nsid w:val="33B85573"/>
     <w:multiLevelType w:val="hybridMultilevel"/>
     <w:tmpl w:val="CC0678B8"/>
@@ -47275,7 +51789,7 @@
       </w:rPr>
     </w:lvl>
   </w:abstractNum>
-  <w:abstractNum w:abstractNumId="21" w15:restartNumberingAfterBreak="0">
+  <w:abstractNum w:abstractNumId="23" w15:restartNumberingAfterBreak="0">
     <w:nsid w:val="36121CD3"/>
     <w:multiLevelType w:val="multilevel"/>
     <w:tmpl w:val="FDC4D74A"/>
@@ -47424,7 +51938,7 @@
       </w:rPr>
     </w:lvl>
   </w:abstractNum>
-  <w:abstractNum w:abstractNumId="22" w15:restartNumberingAfterBreak="0">
+  <w:abstractNum w:abstractNumId="24" w15:restartNumberingAfterBreak="0">
     <w:nsid w:val="3D5C2FAF"/>
     <w:multiLevelType w:val="multilevel"/>
     <w:tmpl w:val="296EB8FC"/>
@@ -47573,7 +52087,7 @@
       </w:rPr>
     </w:lvl>
   </w:abstractNum>
-  <w:abstractNum w:abstractNumId="23" w15:restartNumberingAfterBreak="0">
+  <w:abstractNum w:abstractNumId="25" w15:restartNumberingAfterBreak="0">
     <w:nsid w:val="4AC53EA4"/>
     <w:multiLevelType w:val="multilevel"/>
     <w:tmpl w:val="C02037DA"/>
@@ -47722,7 +52236,7 @@
       </w:rPr>
     </w:lvl>
   </w:abstractNum>
-  <w:abstractNum w:abstractNumId="24" w15:restartNumberingAfterBreak="0">
+  <w:abstractNum w:abstractNumId="26" w15:restartNumberingAfterBreak="0">
     <w:nsid w:val="4F552E14"/>
     <w:multiLevelType w:val="multilevel"/>
     <w:tmpl w:val="F5101CD4"/>
@@ -47845,7 +52359,7 @@
       </w:rPr>
     </w:lvl>
   </w:abstractNum>
-  <w:abstractNum w:abstractNumId="25" w15:restartNumberingAfterBreak="0">
+  <w:abstractNum w:abstractNumId="27" w15:restartNumberingAfterBreak="0">
     <w:nsid w:val="4FF93DAD"/>
     <w:multiLevelType w:val="multilevel"/>
     <w:tmpl w:val="94B0A6DA"/>
@@ -47994,7 +52508,7 @@
       </w:rPr>
     </w:lvl>
   </w:abstractNum>
-  <w:abstractNum w:abstractNumId="26" w15:restartNumberingAfterBreak="0">
+  <w:abstractNum w:abstractNumId="28" w15:restartNumberingAfterBreak="0">
     <w:nsid w:val="541576B8"/>
     <w:multiLevelType w:val="hybridMultilevel"/>
     <w:tmpl w:val="827A1F0E"/>
@@ -48080,7 +52594,7 @@
       </w:pPr>
     </w:lvl>
   </w:abstractNum>
-  <w:abstractNum w:abstractNumId="27" w15:restartNumberingAfterBreak="0">
+  <w:abstractNum w:abstractNumId="29" w15:restartNumberingAfterBreak="0">
     <w:nsid w:val="5DA42969"/>
     <w:multiLevelType w:val="multilevel"/>
     <w:tmpl w:val="C02037DA"/>
@@ -48229,7 +52743,7 @@
       </w:rPr>
     </w:lvl>
   </w:abstractNum>
-  <w:abstractNum w:abstractNumId="28" w15:restartNumberingAfterBreak="0">
+  <w:abstractNum w:abstractNumId="30" w15:restartNumberingAfterBreak="0">
     <w:nsid w:val="5E604800"/>
     <w:multiLevelType w:val="multilevel"/>
     <w:tmpl w:val="F6E2C680"/>
@@ -48378,7 +52892,7 @@
       </w:rPr>
     </w:lvl>
   </w:abstractNum>
-  <w:abstractNum w:abstractNumId="29" w15:restartNumberingAfterBreak="0">
+  <w:abstractNum w:abstractNumId="31" w15:restartNumberingAfterBreak="0">
     <w:nsid w:val="5F797752"/>
     <w:multiLevelType w:val="multilevel"/>
     <w:tmpl w:val="BD66A04A"/>
@@ -48527,7 +53041,7 @@
       </w:rPr>
     </w:lvl>
   </w:abstractNum>
-  <w:abstractNum w:abstractNumId="30" w15:restartNumberingAfterBreak="0">
+  <w:abstractNum w:abstractNumId="32" w15:restartNumberingAfterBreak="0">
     <w:nsid w:val="69CA2A5F"/>
     <w:multiLevelType w:val="multilevel"/>
     <w:tmpl w:val="C02037DA"/>
@@ -48676,7 +53190,7 @@
       </w:rPr>
     </w:lvl>
   </w:abstractNum>
-  <w:abstractNum w:abstractNumId="31" w15:restartNumberingAfterBreak="0">
+  <w:abstractNum w:abstractNumId="33" w15:restartNumberingAfterBreak="0">
     <w:nsid w:val="6A1F073F"/>
     <w:multiLevelType w:val="hybridMultilevel"/>
     <w:tmpl w:val="615A0EE6"/>
@@ -48789,7 +53303,7 @@
       </w:rPr>
     </w:lvl>
   </w:abstractNum>
-  <w:abstractNum w:abstractNumId="32" w15:restartNumberingAfterBreak="0">
+  <w:abstractNum w:abstractNumId="34" w15:restartNumberingAfterBreak="0">
     <w:nsid w:val="6FE208EC"/>
     <w:multiLevelType w:val="multilevel"/>
     <w:tmpl w:val="0758030E"/>
@@ -48902,7 +53416,7 @@
       </w:pPr>
     </w:lvl>
   </w:abstractNum>
-  <w:abstractNum w:abstractNumId="33" w15:restartNumberingAfterBreak="0">
+  <w:abstractNum w:abstractNumId="35" w15:restartNumberingAfterBreak="0">
     <w:nsid w:val="724928E0"/>
     <w:multiLevelType w:val="multilevel"/>
     <w:tmpl w:val="116848DE"/>
@@ -49024,10 +53538,10 @@
       </w:rPr>
     </w:lvl>
   </w:abstractNum>
-  <w:abstractNum w:abstractNumId="34" w15:restartNumberingAfterBreak="0">
-    <w:nsid w:val="750D4FF0"/>
+  <w:abstractNum w:abstractNumId="36" w15:restartNumberingAfterBreak="0">
+    <w:nsid w:val="73A255F2"/>
     <w:multiLevelType w:val="multilevel"/>
-    <w:tmpl w:val="C02037DA"/>
+    <w:tmpl w:val="D536213A"/>
     <w:lvl w:ilvl="0">
       <w:start w:val="1"/>
       <w:numFmt w:val="bullet"/>
@@ -49173,7 +53687,156 @@
       </w:rPr>
     </w:lvl>
   </w:abstractNum>
-  <w:abstractNum w:abstractNumId="35" w15:restartNumberingAfterBreak="0">
+  <w:abstractNum w:abstractNumId="37" w15:restartNumberingAfterBreak="0">
+    <w:nsid w:val="750D4FF0"/>
+    <w:multiLevelType w:val="multilevel"/>
+    <w:tmpl w:val="C02037DA"/>
+    <w:lvl w:ilvl="0">
+      <w:start w:val="1"/>
+      <w:numFmt w:val="bullet"/>
+      <w:lvlText w:val=""/>
+      <w:lvlJc w:val="left"/>
+      <w:pPr>
+        <w:tabs>
+          <w:tab w:val="num" w:pos="720"/>
+        </w:tabs>
+        <w:ind w:left="720" w:hanging="360"/>
+      </w:pPr>
+      <w:rPr>
+        <w:rFonts w:ascii="Symbol" w:hAnsi="Symbol" w:hint="default"/>
+        <w:sz w:val="20"/>
+      </w:rPr>
+    </w:lvl>
+    <w:lvl w:ilvl="1" w:tentative="1">
+      <w:start w:val="1"/>
+      <w:numFmt w:val="bullet"/>
+      <w:lvlText w:val="o"/>
+      <w:lvlJc w:val="left"/>
+      <w:pPr>
+        <w:tabs>
+          <w:tab w:val="num" w:pos="1440"/>
+        </w:tabs>
+        <w:ind w:left="1440" w:hanging="360"/>
+      </w:pPr>
+      <w:rPr>
+        <w:rFonts w:ascii="Courier New" w:hAnsi="Courier New" w:hint="default"/>
+        <w:sz w:val="20"/>
+      </w:rPr>
+    </w:lvl>
+    <w:lvl w:ilvl="2" w:tentative="1">
+      <w:start w:val="1"/>
+      <w:numFmt w:val="bullet"/>
+      <w:lvlText w:val=""/>
+      <w:lvlJc w:val="left"/>
+      <w:pPr>
+        <w:tabs>
+          <w:tab w:val="num" w:pos="2160"/>
+        </w:tabs>
+        <w:ind w:left="2160" w:hanging="360"/>
+      </w:pPr>
+      <w:rPr>
+        <w:rFonts w:ascii="Wingdings" w:hAnsi="Wingdings" w:hint="default"/>
+        <w:sz w:val="20"/>
+      </w:rPr>
+    </w:lvl>
+    <w:lvl w:ilvl="3" w:tentative="1">
+      <w:start w:val="1"/>
+      <w:numFmt w:val="bullet"/>
+      <w:lvlText w:val=""/>
+      <w:lvlJc w:val="left"/>
+      <w:pPr>
+        <w:tabs>
+          <w:tab w:val="num" w:pos="2880"/>
+        </w:tabs>
+        <w:ind w:left="2880" w:hanging="360"/>
+      </w:pPr>
+      <w:rPr>
+        <w:rFonts w:ascii="Wingdings" w:hAnsi="Wingdings" w:hint="default"/>
+        <w:sz w:val="20"/>
+      </w:rPr>
+    </w:lvl>
+    <w:lvl w:ilvl="4" w:tentative="1">
+      <w:start w:val="1"/>
+      <w:numFmt w:val="bullet"/>
+      <w:lvlText w:val=""/>
+      <w:lvlJc w:val="left"/>
+      <w:pPr>
+        <w:tabs>
+          <w:tab w:val="num" w:pos="3600"/>
+        </w:tabs>
+        <w:ind w:left="3600" w:hanging="360"/>
+      </w:pPr>
+      <w:rPr>
+        <w:rFonts w:ascii="Wingdings" w:hAnsi="Wingdings" w:hint="default"/>
+        <w:sz w:val="20"/>
+      </w:rPr>
+    </w:lvl>
+    <w:lvl w:ilvl="5" w:tentative="1">
+      <w:start w:val="1"/>
+      <w:numFmt w:val="bullet"/>
+      <w:lvlText w:val=""/>
+      <w:lvlJc w:val="left"/>
+      <w:pPr>
+        <w:tabs>
+          <w:tab w:val="num" w:pos="4320"/>
+        </w:tabs>
+        <w:ind w:left="4320" w:hanging="360"/>
+      </w:pPr>
+      <w:rPr>
+        <w:rFonts w:ascii="Wingdings" w:hAnsi="Wingdings" w:hint="default"/>
+        <w:sz w:val="20"/>
+      </w:rPr>
+    </w:lvl>
+    <w:lvl w:ilvl="6" w:tentative="1">
+      <w:start w:val="1"/>
+      <w:numFmt w:val="bullet"/>
+      <w:lvlText w:val=""/>
+      <w:lvlJc w:val="left"/>
+      <w:pPr>
+        <w:tabs>
+          <w:tab w:val="num" w:pos="5040"/>
+        </w:tabs>
+        <w:ind w:left="5040" w:hanging="360"/>
+      </w:pPr>
+      <w:rPr>
+        <w:rFonts w:ascii="Wingdings" w:hAnsi="Wingdings" w:hint="default"/>
+        <w:sz w:val="20"/>
+      </w:rPr>
+    </w:lvl>
+    <w:lvl w:ilvl="7" w:tentative="1">
+      <w:start w:val="1"/>
+      <w:numFmt w:val="bullet"/>
+      <w:lvlText w:val=""/>
+      <w:lvlJc w:val="left"/>
+      <w:pPr>
+        <w:tabs>
+          <w:tab w:val="num" w:pos="5760"/>
+        </w:tabs>
+        <w:ind w:left="5760" w:hanging="360"/>
+      </w:pPr>
+      <w:rPr>
+        <w:rFonts w:ascii="Wingdings" w:hAnsi="Wingdings" w:hint="default"/>
+        <w:sz w:val="20"/>
+      </w:rPr>
+    </w:lvl>
+    <w:lvl w:ilvl="8" w:tentative="1">
+      <w:start w:val="1"/>
+      <w:numFmt w:val="bullet"/>
+      <w:lvlText w:val=""/>
+      <w:lvlJc w:val="left"/>
+      <w:pPr>
+        <w:tabs>
+          <w:tab w:val="num" w:pos="6480"/>
+        </w:tabs>
+        <w:ind w:left="6480" w:hanging="360"/>
+      </w:pPr>
+      <w:rPr>
+        <w:rFonts w:ascii="Wingdings" w:hAnsi="Wingdings" w:hint="default"/>
+        <w:sz w:val="20"/>
+      </w:rPr>
+    </w:lvl>
+  </w:abstractNum>
+  <w:abstractNum w:abstractNumId="38" w15:restartNumberingAfterBreak="0">
     <w:nsid w:val="79297C06"/>
     <w:multiLevelType w:val="multilevel"/>
     <w:tmpl w:val="720EED7E"/>
@@ -49286,7 +53949,7 @@
       </w:pPr>
     </w:lvl>
   </w:abstractNum>
-  <w:abstractNum w:abstractNumId="36" w15:restartNumberingAfterBreak="0">
+  <w:abstractNum w:abstractNumId="39" w15:restartNumberingAfterBreak="0">
     <w:nsid w:val="7CF8135B"/>
     <w:multiLevelType w:val="hybridMultilevel"/>
     <w:tmpl w:val="872878F0"/>
@@ -49376,115 +54039,124 @@
     </w:lvl>
   </w:abstractNum>
   <w:num w:numId="1" w16cid:durableId="874775772">
+    <w:abstractNumId w:val="18"/>
+  </w:num>
+  <w:num w:numId="2" w16cid:durableId="200673344">
+    <w:abstractNumId w:val="14"/>
+  </w:num>
+  <w:num w:numId="3" w16cid:durableId="404300880">
+    <w:abstractNumId w:val="21"/>
+  </w:num>
+  <w:num w:numId="4" w16cid:durableId="1705322885">
+    <w:abstractNumId w:val="35"/>
+  </w:num>
+  <w:num w:numId="5" w16cid:durableId="1072890321">
+    <w:abstractNumId w:val="33"/>
+  </w:num>
+  <w:num w:numId="6" w16cid:durableId="708535264">
+    <w:abstractNumId w:val="9"/>
+  </w:num>
+  <w:num w:numId="7" w16cid:durableId="1193957821">
+    <w:abstractNumId w:val="5"/>
+  </w:num>
+  <w:num w:numId="8" w16cid:durableId="1682586750">
+    <w:abstractNumId w:val="31"/>
+  </w:num>
+  <w:num w:numId="9" w16cid:durableId="624123181">
+    <w:abstractNumId w:val="10"/>
+  </w:num>
+  <w:num w:numId="10" w16cid:durableId="885064436">
+    <w:abstractNumId w:val="17"/>
+  </w:num>
+  <w:num w:numId="11" w16cid:durableId="2057386929">
+    <w:abstractNumId w:val="26"/>
+  </w:num>
+  <w:num w:numId="12" w16cid:durableId="1263953142">
+    <w:abstractNumId w:val="38"/>
+  </w:num>
+  <w:num w:numId="13" w16cid:durableId="1645814471">
+    <w:abstractNumId w:val="28"/>
+  </w:num>
+  <w:num w:numId="14" w16cid:durableId="617107437">
+    <w:abstractNumId w:val="1"/>
+  </w:num>
+  <w:num w:numId="15" w16cid:durableId="953443304">
+    <w:abstractNumId w:val="2"/>
+  </w:num>
+  <w:num w:numId="16" w16cid:durableId="1093672422">
+    <w:abstractNumId w:val="22"/>
+  </w:num>
+  <w:num w:numId="17" w16cid:durableId="2101094680">
+    <w:abstractNumId w:val="7"/>
+  </w:num>
+  <w:num w:numId="18" w16cid:durableId="213393653">
+    <w:abstractNumId w:val="24"/>
+  </w:num>
+  <w:num w:numId="19" w16cid:durableId="1443375979">
+    <w:abstractNumId w:val="27"/>
+  </w:num>
+  <w:num w:numId="20" w16cid:durableId="1081485887">
+    <w:abstractNumId w:val="3"/>
+  </w:num>
+  <w:num w:numId="21" w16cid:durableId="1938244715">
+    <w:abstractNumId w:val="39"/>
+  </w:num>
+  <w:num w:numId="22" w16cid:durableId="1443453536">
+    <w:abstractNumId w:val="19"/>
+  </w:num>
+  <w:num w:numId="23" w16cid:durableId="1297953730">
+    <w:abstractNumId w:val="20"/>
+  </w:num>
+  <w:num w:numId="24" w16cid:durableId="97263542">
+    <w:abstractNumId w:val="29"/>
+  </w:num>
+  <w:num w:numId="25" w16cid:durableId="1662538957">
+    <w:abstractNumId w:val="4"/>
+  </w:num>
+  <w:num w:numId="26" w16cid:durableId="726803100">
+    <w:abstractNumId w:val="32"/>
+  </w:num>
+  <w:num w:numId="27" w16cid:durableId="1605846330">
+    <w:abstractNumId w:val="25"/>
+  </w:num>
+  <w:num w:numId="28" w16cid:durableId="1379623012">
+    <w:abstractNumId w:val="8"/>
+  </w:num>
+  <w:num w:numId="29" w16cid:durableId="1078601663">
+    <w:abstractNumId w:val="34"/>
+  </w:num>
+  <w:num w:numId="30" w16cid:durableId="1078670816">
+    <w:abstractNumId w:val="13"/>
+  </w:num>
+  <w:num w:numId="31" w16cid:durableId="1798988582">
+    <w:abstractNumId w:val="37"/>
+  </w:num>
+  <w:num w:numId="32" w16cid:durableId="883785398">
     <w:abstractNumId w:val="16"/>
   </w:num>
-  <w:num w:numId="2" w16cid:durableId="200673344">
+  <w:num w:numId="33" w16cid:durableId="1335256653">
+    <w:abstractNumId w:val="30"/>
+  </w:num>
+  <w:num w:numId="34" w16cid:durableId="906496591">
+    <w:abstractNumId w:val="15"/>
+  </w:num>
+  <w:num w:numId="35" w16cid:durableId="1380786164">
     <w:abstractNumId w:val="12"/>
   </w:num>
-  <w:num w:numId="3" w16cid:durableId="404300880">
-    <w:abstractNumId w:val="19"/>
+  <w:num w:numId="36" w16cid:durableId="763719947">
+    <w:abstractNumId w:val="11"/>
   </w:num>
-  <w:num w:numId="4" w16cid:durableId="1705322885">
-    <w:abstractNumId w:val="33"/>
+  <w:num w:numId="37" w16cid:durableId="1577089795">
+    <w:abstractNumId w:val="23"/>
   </w:num>
-  <w:num w:numId="5" w16cid:durableId="1072890321">
-    <w:abstractNumId w:val="31"/>
-  </w:num>
-  <w:num w:numId="6" w16cid:durableId="708535264">
-    <w:abstractNumId w:val="7"/>
-  </w:num>
-  <w:num w:numId="7" w16cid:durableId="1193957821">
-    <w:abstractNumId w:val="4"/>
-  </w:num>
-  <w:num w:numId="8" w16cid:durableId="1682586750">
-    <w:abstractNumId w:val="29"/>
-  </w:num>
-  <w:num w:numId="9" w16cid:durableId="624123181">
-    <w:abstractNumId w:val="8"/>
-  </w:num>
-  <w:num w:numId="10" w16cid:durableId="885064436">
-    <w:abstractNumId w:val="15"/>
-  </w:num>
-  <w:num w:numId="11" w16cid:durableId="2057386929">
-    <w:abstractNumId w:val="24"/>
-  </w:num>
-  <w:num w:numId="12" w16cid:durableId="1263953142">
-    <w:abstractNumId w:val="35"/>
-  </w:num>
-  <w:num w:numId="13" w16cid:durableId="1645814471">
-    <w:abstractNumId w:val="26"/>
-  </w:num>
-  <w:num w:numId="14" w16cid:durableId="617107437">
+  <w:num w:numId="38" w16cid:durableId="1136947351">
     <w:abstractNumId w:val="0"/>
   </w:num>
-  <w:num w:numId="15" w16cid:durableId="953443304">
-    <w:abstractNumId w:val="1"/>
-  </w:num>
-  <w:num w:numId="16" w16cid:durableId="1093672422">
-    <w:abstractNumId w:val="20"/>
-  </w:num>
-  <w:num w:numId="17" w16cid:durableId="2101094680">
-    <w:abstractNumId w:val="5"/>
-  </w:num>
-  <w:num w:numId="18" w16cid:durableId="213393653">
-    <w:abstractNumId w:val="22"/>
-  </w:num>
-  <w:num w:numId="19" w16cid:durableId="1443375979">
-    <w:abstractNumId w:val="25"/>
-  </w:num>
-  <w:num w:numId="20" w16cid:durableId="1081485887">
-    <w:abstractNumId w:val="2"/>
-  </w:num>
-  <w:num w:numId="21" w16cid:durableId="1938244715">
+  <w:num w:numId="39" w16cid:durableId="295571099">
     <w:abstractNumId w:val="36"/>
   </w:num>
-  <w:num w:numId="22" w16cid:durableId="1443453536">
-    <w:abstractNumId w:val="17"/>
-  </w:num>
-  <w:num w:numId="23" w16cid:durableId="1297953730">
-    <w:abstractNumId w:val="18"/>
-  </w:num>
-  <w:num w:numId="24" w16cid:durableId="97263542">
-    <w:abstractNumId w:val="27"/>
-  </w:num>
-  <w:num w:numId="25" w16cid:durableId="1662538957">
-    <w:abstractNumId w:val="3"/>
-  </w:num>
-  <w:num w:numId="26" w16cid:durableId="726803100">
-    <w:abstractNumId w:val="30"/>
-  </w:num>
-  <w:num w:numId="27" w16cid:durableId="1605846330">
-    <w:abstractNumId w:val="23"/>
-  </w:num>
-  <w:num w:numId="28" w16cid:durableId="1379623012">
+  <w:num w:numId="40" w16cid:durableId="616259164">
     <w:abstractNumId w:val="6"/>
-  </w:num>
-  <w:num w:numId="29" w16cid:durableId="1078601663">
-    <w:abstractNumId w:val="32"/>
-  </w:num>
-  <w:num w:numId="30" w16cid:durableId="1078670816">
-    <w:abstractNumId w:val="11"/>
-  </w:num>
-  <w:num w:numId="31" w16cid:durableId="1798988582">
-    <w:abstractNumId w:val="34"/>
-  </w:num>
-  <w:num w:numId="32" w16cid:durableId="883785398">
-    <w:abstractNumId w:val="14"/>
-  </w:num>
-  <w:num w:numId="33" w16cid:durableId="1335256653">
-    <w:abstractNumId w:val="28"/>
-  </w:num>
-  <w:num w:numId="34" w16cid:durableId="906496591">
-    <w:abstractNumId w:val="13"/>
-  </w:num>
-  <w:num w:numId="35" w16cid:durableId="1380786164">
-    <w:abstractNumId w:val="10"/>
-  </w:num>
-  <w:num w:numId="36" w16cid:durableId="763719947">
-    <w:abstractNumId w:val="9"/>
-  </w:num>
-  <w:num w:numId="37" w16cid:durableId="1577089795">
-    <w:abstractNumId w:val="21"/>
   </w:num>
 </w:numbering>
 </file>

--- a/Interna struktura i organizacija indeksa kod Postgres baze podataka.docx
+++ b/Interna struktura i organizacija indeksa kod Postgres baze podataka.docx
@@ -19,7 +19,7 @@
           <w:noProof/>
         </w:rPr>
         <w:drawing>
-          <wp:anchor distT="114300" distB="114300" distL="114300" distR="114300" simplePos="0" relativeHeight="251659264" behindDoc="1" locked="0" layoutInCell="1" allowOverlap="1" wp14:anchorId="53E2288F" wp14:editId="6EA3C004">
+          <wp:anchor distT="114300" distB="114300" distL="114300" distR="114300" simplePos="0" relativeHeight="251659264" behindDoc="1" locked="0" layoutInCell="1" allowOverlap="1" wp14:anchorId="53E2288F" wp14:editId="26D37F1C">
             <wp:simplePos x="0" y="0"/>
             <wp:positionH relativeFrom="margin">
               <wp:align>right</wp:align>
@@ -21396,7 +21396,21 @@
         <w:rPr>
           <w:lang w:val="en-GB"/>
         </w:rPr>
-        <w:t xml:space="preserve"> biti </w:t>
+        <w:t xml:space="preserve"> </w:t>
+      </w:r>
+      <w:proofErr w:type="spellStart"/>
+      <w:r>
+        <w:rPr>
+          <w:lang w:val="en-GB"/>
+        </w:rPr>
+        <w:t>biti</w:t>
+      </w:r>
+      <w:proofErr w:type="spellEnd"/>
+      <w:r>
+        <w:rPr>
+          <w:lang w:val="en-GB"/>
+        </w:rPr>
+        <w:t xml:space="preserve"> </w:t>
       </w:r>
       <w:proofErr w:type="spellStart"/>
       <w:r>
@@ -50891,6 +50905,9 @@
         <w:jc w:val="center"/>
       </w:pPr>
       <w:r>
+        <w:rPr>
+          <w:noProof/>
+        </w:rPr>
         <w:drawing>
           <wp:inline distT="0" distB="0" distL="0" distR="0" wp14:anchorId="6E6585F0" wp14:editId="54ED332F">
             <wp:extent cx="4400550" cy="4019550"/>
@@ -52007,6 +52024,7 @@
       </w:pPr>
       <w:r>
         <w:rPr>
+          <w:noProof/>
           <w:lang w:val="en-GB"/>
         </w:rPr>
         <w:drawing>
@@ -52142,6 +52160,9 @@
         <w:jc w:val="center"/>
       </w:pPr>
       <w:r>
+        <w:rPr>
+          <w:noProof/>
+        </w:rPr>
         <w:drawing>
           <wp:inline distT="0" distB="0" distL="0" distR="0" wp14:anchorId="181CA6B3" wp14:editId="31C70A95">
             <wp:extent cx="5731510" cy="2324100"/>
@@ -52245,6 +52266,7 @@
       </w:pPr>
       <w:r>
         <w:rPr>
+          <w:noProof/>
           <w:lang w:val="en-GB"/>
         </w:rPr>
         <w:lastRenderedPageBreak/>
@@ -55427,6 +55449,7 @@
       </w:pPr>
       <w:r>
         <w:rPr>
+          <w:noProof/>
           <w:lang w:val="en-US"/>
         </w:rPr>
         <w:drawing>
@@ -55524,6 +55547,9 @@
         <w:jc w:val="center"/>
       </w:pPr>
       <w:r>
+        <w:rPr>
+          <w:noProof/>
+        </w:rPr>
         <w:drawing>
           <wp:inline distT="0" distB="0" distL="0" distR="0" wp14:anchorId="05A69F40" wp14:editId="20F8E888">
             <wp:extent cx="5731510" cy="1839595"/>
@@ -55613,6 +55639,9 @@
         <w:jc w:val="center"/>
       </w:pPr>
       <w:r>
+        <w:rPr>
+          <w:noProof/>
+        </w:rPr>
         <w:drawing>
           <wp:inline distT="0" distB="0" distL="0" distR="0" wp14:anchorId="73862758" wp14:editId="6286097F">
             <wp:extent cx="5731510" cy="1281430"/>
@@ -57108,6 +57137,9 @@
         <w:jc w:val="center"/>
       </w:pPr>
       <w:r>
+        <w:rPr>
+          <w:noProof/>
+        </w:rPr>
         <w:drawing>
           <wp:inline distT="0" distB="0" distL="0" distR="0" wp14:anchorId="4D4CC2C9" wp14:editId="14D97B07">
             <wp:extent cx="5296639" cy="4029637"/>
@@ -57200,6 +57232,9 @@
         <w:jc w:val="center"/>
       </w:pPr>
       <w:r>
+        <w:rPr>
+          <w:noProof/>
+        </w:rPr>
         <w:lastRenderedPageBreak/>
         <w:drawing>
           <wp:inline distT="0" distB="0" distL="0" distR="0" wp14:anchorId="492ABA19" wp14:editId="078CFCC6">
@@ -57290,6 +57325,9 @@
         <w:jc w:val="center"/>
       </w:pPr>
       <w:r>
+        <w:rPr>
+          <w:noProof/>
+        </w:rPr>
         <w:drawing>
           <wp:inline distT="0" distB="0" distL="0" distR="0" wp14:anchorId="22D94AD6" wp14:editId="6E782366">
             <wp:extent cx="5731510" cy="1741805"/>
@@ -57696,6 +57734,9 @@
         <w:jc w:val="center"/>
       </w:pPr>
       <w:r>
+        <w:rPr>
+          <w:noProof/>
+        </w:rPr>
         <w:drawing>
           <wp:inline distT="0" distB="0" distL="0" distR="0" wp14:anchorId="1D2F4840" wp14:editId="39F3781F">
             <wp:extent cx="4820323" cy="1943371"/>
@@ -57767,6 +57808,9 @@
         <w:jc w:val="center"/>
       </w:pPr>
       <w:r>
+        <w:rPr>
+          <w:noProof/>
+        </w:rPr>
         <w:drawing>
           <wp:inline distT="0" distB="0" distL="0" distR="0" wp14:anchorId="5A2914BC" wp14:editId="750D46C3">
             <wp:extent cx="5325218" cy="1971950"/>
@@ -57838,6 +57882,9 @@
         <w:jc w:val="center"/>
       </w:pPr>
       <w:r>
+        <w:rPr>
+          <w:noProof/>
+        </w:rPr>
         <w:lastRenderedPageBreak/>
         <w:drawing>
           <wp:inline distT="0" distB="0" distL="0" distR="0" wp14:anchorId="3EA918FE" wp14:editId="745A7337">
@@ -57910,6 +57957,9 @@
         <w:jc w:val="center"/>
       </w:pPr>
       <w:r>
+        <w:rPr>
+          <w:noProof/>
+        </w:rPr>
         <w:drawing>
           <wp:inline distT="0" distB="0" distL="0" distR="0" wp14:anchorId="46BBE85C" wp14:editId="44F1E3DB">
             <wp:extent cx="5731510" cy="1993900"/>
@@ -59577,6 +59627,132 @@
         <w:rPr>
           <w:lang w:val="en-GB"/>
         </w:rPr>
+        <w:t xml:space="preserve"> i quadtree-a </w:t>
+      </w:r>
+      <w:proofErr w:type="spellStart"/>
+      <w:r>
+        <w:rPr>
+          <w:lang w:val="en-GB"/>
+        </w:rPr>
+        <w:t>omogućavaju</w:t>
+      </w:r>
+      <w:proofErr w:type="spellEnd"/>
+      <w:r>
+        <w:rPr>
+          <w:lang w:val="en-GB"/>
+        </w:rPr>
+        <w:t xml:space="preserve"> rad </w:t>
+      </w:r>
+      <w:proofErr w:type="spellStart"/>
+      <w:r>
+        <w:rPr>
+          <w:lang w:val="en-GB"/>
+        </w:rPr>
+        <w:t>sa</w:t>
+      </w:r>
+      <w:proofErr w:type="spellEnd"/>
+      <w:r>
+        <w:rPr>
+          <w:lang w:val="en-GB"/>
+        </w:rPr>
+        <w:t xml:space="preserve"> </w:t>
+      </w:r>
+      <w:proofErr w:type="spellStart"/>
+      <w:r>
+        <w:rPr>
+          <w:lang w:val="en-GB"/>
+        </w:rPr>
+        <w:t>složenijim</w:t>
+      </w:r>
+      <w:proofErr w:type="spellEnd"/>
+      <w:r>
+        <w:rPr>
+          <w:lang w:val="en-GB"/>
+        </w:rPr>
+        <w:t xml:space="preserve"> </w:t>
+      </w:r>
+      <w:proofErr w:type="spellStart"/>
+      <w:r>
+        <w:rPr>
+          <w:lang w:val="en-GB"/>
+        </w:rPr>
+        <w:t>tipovima</w:t>
+      </w:r>
+      <w:proofErr w:type="spellEnd"/>
+      <w:r>
+        <w:rPr>
+          <w:lang w:val="en-GB"/>
+        </w:rPr>
+        <w:t xml:space="preserve"> </w:t>
+      </w:r>
+      <w:proofErr w:type="spellStart"/>
+      <w:r>
+        <w:rPr>
+          <w:lang w:val="en-GB"/>
+        </w:rPr>
+        <w:t>podataka</w:t>
+      </w:r>
+      <w:proofErr w:type="spellEnd"/>
+      <w:r>
+        <w:rPr>
+          <w:lang w:val="en-GB"/>
+        </w:rPr>
+        <w:t xml:space="preserve">, </w:t>
+      </w:r>
+      <w:proofErr w:type="spellStart"/>
+      <w:r>
+        <w:rPr>
+          <w:lang w:val="en-GB"/>
+        </w:rPr>
+        <w:t>kao</w:t>
+      </w:r>
+      <w:proofErr w:type="spellEnd"/>
+      <w:r>
+        <w:rPr>
+          <w:lang w:val="en-GB"/>
+        </w:rPr>
+        <w:t xml:space="preserve"> </w:t>
+      </w:r>
+      <w:proofErr w:type="spellStart"/>
+      <w:r>
+        <w:rPr>
+          <w:lang w:val="en-GB"/>
+        </w:rPr>
+        <w:t>što</w:t>
+      </w:r>
+      <w:proofErr w:type="spellEnd"/>
+      <w:r>
+        <w:rPr>
+          <w:lang w:val="en-GB"/>
+        </w:rPr>
+        <w:t xml:space="preserve"> </w:t>
+      </w:r>
+      <w:proofErr w:type="spellStart"/>
+      <w:r>
+        <w:rPr>
+          <w:lang w:val="en-GB"/>
+        </w:rPr>
+        <w:t>su</w:t>
+      </w:r>
+      <w:proofErr w:type="spellEnd"/>
+      <w:r>
+        <w:rPr>
+          <w:lang w:val="en-GB"/>
+        </w:rPr>
+        <w:t xml:space="preserve"> </w:t>
+      </w:r>
+      <w:proofErr w:type="spellStart"/>
+      <w:r>
+        <w:rPr>
+          <w:lang w:val="en-GB"/>
+        </w:rPr>
+        <w:t>prostorni</w:t>
+      </w:r>
+      <w:proofErr w:type="spellEnd"/>
+      <w:r>
+        <w:rPr>
+          <w:lang w:val="en-GB"/>
+        </w:rPr>
         <w:t xml:space="preserve"> </w:t>
       </w:r>
       <w:proofErr w:type="spellStart"/>
@@ -59591,7 +59767,489 @@
         <w:rPr>
           <w:lang w:val="en-GB"/>
         </w:rPr>
-        <w:t xml:space="preserve"> quadtree-a </w:t>
+        <w:t xml:space="preserve"> </w:t>
+      </w:r>
+      <w:proofErr w:type="spellStart"/>
+      <w:r>
+        <w:rPr>
+          <w:lang w:val="en-GB"/>
+        </w:rPr>
+        <w:t>tekstualni</w:t>
+      </w:r>
+      <w:proofErr w:type="spellEnd"/>
+      <w:r>
+        <w:rPr>
+          <w:lang w:val="en-GB"/>
+        </w:rPr>
+        <w:t xml:space="preserve"> </w:t>
+      </w:r>
+      <w:proofErr w:type="spellStart"/>
+      <w:r>
+        <w:rPr>
+          <w:lang w:val="en-GB"/>
+        </w:rPr>
+        <w:t>podaci</w:t>
+      </w:r>
+      <w:proofErr w:type="spellEnd"/>
+      <w:r>
+        <w:rPr>
+          <w:lang w:val="en-GB"/>
+        </w:rPr>
+        <w:t xml:space="preserve">, </w:t>
+      </w:r>
+      <w:proofErr w:type="spellStart"/>
+      <w:r>
+        <w:rPr>
+          <w:lang w:val="en-GB"/>
+        </w:rPr>
+        <w:t>čime</w:t>
+      </w:r>
+      <w:proofErr w:type="spellEnd"/>
+      <w:r>
+        <w:rPr>
+          <w:lang w:val="en-GB"/>
+        </w:rPr>
+        <w:t xml:space="preserve"> se </w:t>
+      </w:r>
+      <w:proofErr w:type="spellStart"/>
+      <w:r>
+        <w:rPr>
+          <w:lang w:val="en-GB"/>
+        </w:rPr>
+        <w:t>dodatno</w:t>
+      </w:r>
+      <w:proofErr w:type="spellEnd"/>
+      <w:r>
+        <w:rPr>
+          <w:lang w:val="en-GB"/>
+        </w:rPr>
+        <w:t xml:space="preserve"> </w:t>
+      </w:r>
+      <w:proofErr w:type="spellStart"/>
+      <w:r>
+        <w:rPr>
+          <w:lang w:val="en-GB"/>
+        </w:rPr>
+        <w:t>proširuje</w:t>
+      </w:r>
+      <w:proofErr w:type="spellEnd"/>
+      <w:r>
+        <w:rPr>
+          <w:lang w:val="en-GB"/>
+        </w:rPr>
+        <w:t xml:space="preserve"> </w:t>
+      </w:r>
+      <w:proofErr w:type="spellStart"/>
+      <w:r>
+        <w:rPr>
+          <w:lang w:val="en-GB"/>
+        </w:rPr>
+        <w:t>primena</w:t>
+      </w:r>
+      <w:proofErr w:type="spellEnd"/>
+      <w:r>
+        <w:rPr>
+          <w:lang w:val="en-GB"/>
+        </w:rPr>
+        <w:t xml:space="preserve"> </w:t>
+      </w:r>
+      <w:proofErr w:type="spellStart"/>
+      <w:r>
+        <w:rPr>
+          <w:lang w:val="en-GB"/>
+        </w:rPr>
+        <w:t>indeksiranja</w:t>
+      </w:r>
+      <w:proofErr w:type="spellEnd"/>
+      <w:r>
+        <w:rPr>
+          <w:lang w:val="en-GB"/>
+        </w:rPr>
+        <w:t xml:space="preserve"> u </w:t>
+      </w:r>
+      <w:proofErr w:type="spellStart"/>
+      <w:r>
+        <w:rPr>
+          <w:lang w:val="en-GB"/>
+        </w:rPr>
+        <w:t>savremenim</w:t>
+      </w:r>
+      <w:proofErr w:type="spellEnd"/>
+      <w:r>
+        <w:rPr>
+          <w:lang w:val="en-GB"/>
+        </w:rPr>
+        <w:t xml:space="preserve"> </w:t>
+      </w:r>
+      <w:proofErr w:type="spellStart"/>
+      <w:r>
+        <w:rPr>
+          <w:lang w:val="en-GB"/>
+        </w:rPr>
+        <w:t>aplikacijama</w:t>
+      </w:r>
+      <w:proofErr w:type="spellEnd"/>
+      <w:r>
+        <w:rPr>
+          <w:lang w:val="en-GB"/>
+        </w:rPr>
+        <w:t>.</w:t>
+      </w:r>
+    </w:p>
+    <w:p>
+      <w:pPr>
+        <w:ind w:firstLine="0"/>
+        <w:rPr>
+          <w:lang w:val="en-GB"/>
+        </w:rPr>
+      </w:pPr>
+    </w:p>
+    <w:p>
+      <w:pPr>
+        <w:ind w:firstLine="0"/>
+        <w:rPr>
+          <w:lang w:val="en-GB"/>
+        </w:rPr>
+      </w:pPr>
+      <w:proofErr w:type="spellStart"/>
+      <w:r>
+        <w:rPr>
+          <w:lang w:val="en-GB"/>
+        </w:rPr>
+        <w:t>Poseban</w:t>
+      </w:r>
+      <w:proofErr w:type="spellEnd"/>
+      <w:r>
+        <w:rPr>
+          <w:lang w:val="en-GB"/>
+        </w:rPr>
+        <w:t xml:space="preserve"> </w:t>
+      </w:r>
+      <w:proofErr w:type="spellStart"/>
+      <w:r>
+        <w:rPr>
+          <w:lang w:val="en-GB"/>
+        </w:rPr>
+        <w:t>fokus</w:t>
+      </w:r>
+      <w:proofErr w:type="spellEnd"/>
+      <w:r>
+        <w:rPr>
+          <w:lang w:val="en-GB"/>
+        </w:rPr>
+        <w:t xml:space="preserve"> </w:t>
+      </w:r>
+      <w:proofErr w:type="spellStart"/>
+      <w:r>
+        <w:rPr>
+          <w:lang w:val="en-GB"/>
+        </w:rPr>
+        <w:t>rada</w:t>
+      </w:r>
+      <w:proofErr w:type="spellEnd"/>
+      <w:r>
+        <w:rPr>
+          <w:lang w:val="en-GB"/>
+        </w:rPr>
+        <w:t xml:space="preserve"> </w:t>
+      </w:r>
+      <w:proofErr w:type="spellStart"/>
+      <w:r>
+        <w:rPr>
+          <w:lang w:val="en-GB"/>
+        </w:rPr>
+        <w:t>stavljen</w:t>
+      </w:r>
+      <w:proofErr w:type="spellEnd"/>
+      <w:r>
+        <w:rPr>
+          <w:lang w:val="en-GB"/>
+        </w:rPr>
+        <w:t xml:space="preserve"> je </w:t>
+      </w:r>
+      <w:proofErr w:type="spellStart"/>
+      <w:r>
+        <w:rPr>
+          <w:lang w:val="en-GB"/>
+        </w:rPr>
+        <w:t>na</w:t>
+      </w:r>
+      <w:proofErr w:type="spellEnd"/>
+      <w:r>
+        <w:rPr>
+          <w:lang w:val="en-GB"/>
+        </w:rPr>
+        <w:t xml:space="preserve"> </w:t>
+      </w:r>
+      <w:proofErr w:type="spellStart"/>
+      <w:r>
+        <w:rPr>
+          <w:lang w:val="en-GB"/>
+        </w:rPr>
+        <w:t>implementaciju</w:t>
+      </w:r>
+      <w:proofErr w:type="spellEnd"/>
+      <w:r>
+        <w:rPr>
+          <w:lang w:val="en-GB"/>
+        </w:rPr>
+        <w:t xml:space="preserve"> </w:t>
+      </w:r>
+      <w:proofErr w:type="spellStart"/>
+      <w:r>
+        <w:rPr>
+          <w:lang w:val="en-GB"/>
+        </w:rPr>
+        <w:t>indeksa</w:t>
+      </w:r>
+      <w:proofErr w:type="spellEnd"/>
+      <w:r>
+        <w:rPr>
+          <w:lang w:val="en-GB"/>
+        </w:rPr>
+        <w:t xml:space="preserve"> u </w:t>
+      </w:r>
+      <w:proofErr w:type="spellStart"/>
+      <w:r>
+        <w:rPr>
+          <w:lang w:val="en-GB"/>
+        </w:rPr>
+        <w:t>okviru</w:t>
+      </w:r>
+      <w:proofErr w:type="spellEnd"/>
+      <w:r>
+        <w:rPr>
+          <w:lang w:val="en-GB"/>
+        </w:rPr>
+        <w:t xml:space="preserve"> </w:t>
+      </w:r>
+      <w:proofErr w:type="spellStart"/>
+      <w:r>
+        <w:rPr>
+          <w:lang w:val="en-GB"/>
+        </w:rPr>
+        <w:t>sistema</w:t>
+      </w:r>
+      <w:proofErr w:type="spellEnd"/>
+      <w:r>
+        <w:rPr>
+          <w:lang w:val="en-GB"/>
+        </w:rPr>
+        <w:t xml:space="preserve"> PostgreSQL, </w:t>
+      </w:r>
+      <w:proofErr w:type="spellStart"/>
+      <w:r>
+        <w:rPr>
+          <w:lang w:val="en-GB"/>
+        </w:rPr>
+        <w:t>gde</w:t>
+      </w:r>
+      <w:proofErr w:type="spellEnd"/>
+      <w:r>
+        <w:rPr>
+          <w:lang w:val="en-GB"/>
+        </w:rPr>
+        <w:t xml:space="preserve"> </w:t>
+      </w:r>
+      <w:proofErr w:type="spellStart"/>
+      <w:r>
+        <w:rPr>
+          <w:lang w:val="en-GB"/>
+        </w:rPr>
+        <w:t>su</w:t>
+      </w:r>
+      <w:proofErr w:type="spellEnd"/>
+      <w:r>
+        <w:rPr>
+          <w:lang w:val="en-GB"/>
+        </w:rPr>
+        <w:t xml:space="preserve"> </w:t>
+      </w:r>
+      <w:proofErr w:type="spellStart"/>
+      <w:r>
+        <w:rPr>
+          <w:lang w:val="en-GB"/>
+        </w:rPr>
+        <w:t>detaljno</w:t>
+      </w:r>
+      <w:proofErr w:type="spellEnd"/>
+      <w:r>
+        <w:rPr>
+          <w:lang w:val="en-GB"/>
+        </w:rPr>
+        <w:t xml:space="preserve"> </w:t>
+      </w:r>
+      <w:proofErr w:type="spellStart"/>
+      <w:r>
+        <w:rPr>
+          <w:lang w:val="en-GB"/>
+        </w:rPr>
+        <w:t>prikazani</w:t>
+      </w:r>
+      <w:proofErr w:type="spellEnd"/>
+      <w:r>
+        <w:rPr>
+          <w:lang w:val="en-GB"/>
+        </w:rPr>
+        <w:t xml:space="preserve"> </w:t>
+      </w:r>
+      <w:proofErr w:type="spellStart"/>
+      <w:r>
+        <w:rPr>
+          <w:lang w:val="en-GB"/>
+        </w:rPr>
+        <w:t>različiti</w:t>
+      </w:r>
+      <w:proofErr w:type="spellEnd"/>
+      <w:r>
+        <w:rPr>
+          <w:lang w:val="en-GB"/>
+        </w:rPr>
+        <w:t xml:space="preserve"> </w:t>
+      </w:r>
+      <w:proofErr w:type="spellStart"/>
+      <w:r>
+        <w:rPr>
+          <w:lang w:val="en-GB"/>
+        </w:rPr>
+        <w:t>tipovi</w:t>
+      </w:r>
+      <w:proofErr w:type="spellEnd"/>
+      <w:r>
+        <w:rPr>
+          <w:lang w:val="en-GB"/>
+        </w:rPr>
+        <w:t xml:space="preserve"> </w:t>
+      </w:r>
+      <w:proofErr w:type="spellStart"/>
+      <w:r>
+        <w:rPr>
+          <w:lang w:val="en-GB"/>
+        </w:rPr>
+        <w:t>indeksa</w:t>
+      </w:r>
+      <w:proofErr w:type="spellEnd"/>
+      <w:r>
+        <w:rPr>
+          <w:lang w:val="en-GB"/>
+        </w:rPr>
+        <w:t xml:space="preserve"> </w:t>
+      </w:r>
+      <w:proofErr w:type="spellStart"/>
+      <w:r>
+        <w:rPr>
+          <w:lang w:val="en-GB"/>
+        </w:rPr>
+        <w:t>kao</w:t>
+      </w:r>
+      <w:proofErr w:type="spellEnd"/>
+      <w:r>
+        <w:rPr>
+          <w:lang w:val="en-GB"/>
+        </w:rPr>
+        <w:t xml:space="preserve"> </w:t>
+      </w:r>
+      <w:proofErr w:type="spellStart"/>
+      <w:r>
+        <w:rPr>
+          <w:lang w:val="en-GB"/>
+        </w:rPr>
+        <w:t>što</w:t>
+      </w:r>
+      <w:proofErr w:type="spellEnd"/>
+      <w:r>
+        <w:rPr>
+          <w:lang w:val="en-GB"/>
+        </w:rPr>
+        <w:t xml:space="preserve"> </w:t>
+      </w:r>
+      <w:proofErr w:type="spellStart"/>
+      <w:r>
+        <w:rPr>
+          <w:lang w:val="en-GB"/>
+        </w:rPr>
+        <w:t>su</w:t>
+      </w:r>
+      <w:proofErr w:type="spellEnd"/>
+      <w:r>
+        <w:rPr>
+          <w:lang w:val="en-GB"/>
+        </w:rPr>
+        <w:t xml:space="preserve"> B-tree, Hash, </w:t>
+      </w:r>
+      <w:proofErr w:type="spellStart"/>
+      <w:r>
+        <w:rPr>
+          <w:lang w:val="en-GB"/>
+        </w:rPr>
+        <w:t>GiST</w:t>
+      </w:r>
+      <w:proofErr w:type="spellEnd"/>
+      <w:r>
+        <w:rPr>
+          <w:lang w:val="en-GB"/>
+        </w:rPr>
+        <w:t>, SP-</w:t>
+      </w:r>
+      <w:proofErr w:type="spellStart"/>
+      <w:proofErr w:type="gramStart"/>
+      <w:r>
+        <w:rPr>
+          <w:lang w:val="en-GB"/>
+        </w:rPr>
+        <w:t>GiST</w:t>
+      </w:r>
+      <w:proofErr w:type="spellEnd"/>
+      <w:r>
+        <w:rPr>
+          <w:lang w:val="en-GB"/>
+        </w:rPr>
+        <w:t xml:space="preserve"> </w:t>
+      </w:r>
+      <w:r>
+        <w:rPr>
+          <w:lang w:val="en-GB"/>
+        </w:rPr>
+        <w:t>,</w:t>
+      </w:r>
+      <w:proofErr w:type="gramEnd"/>
+      <w:r>
+        <w:rPr>
+          <w:lang w:val="en-GB"/>
+        </w:rPr>
+        <w:t xml:space="preserve"> </w:t>
+      </w:r>
+      <w:r>
+        <w:rPr>
+          <w:lang w:val="en-GB"/>
+        </w:rPr>
+        <w:t>GIN</w:t>
+      </w:r>
+      <w:r>
+        <w:rPr>
+          <w:lang w:val="en-GB"/>
+        </w:rPr>
+        <w:t xml:space="preserve"> I BRIN</w:t>
+      </w:r>
+      <w:r>
+        <w:rPr>
+          <w:lang w:val="en-GB"/>
+        </w:rPr>
+        <w:t xml:space="preserve">. Ovi </w:t>
+      </w:r>
+      <w:proofErr w:type="spellStart"/>
+      <w:r>
+        <w:rPr>
+          <w:lang w:val="en-GB"/>
+        </w:rPr>
+        <w:t>indeksi</w:t>
+      </w:r>
+      <w:proofErr w:type="spellEnd"/>
+      <w:r>
+        <w:rPr>
+          <w:lang w:val="en-GB"/>
+        </w:rPr>
+        <w:t xml:space="preserve"> </w:t>
       </w:r>
       <w:proofErr w:type="spellStart"/>
       <w:r>
@@ -59605,28 +60263,84 @@
         <w:rPr>
           <w:lang w:val="en-GB"/>
         </w:rPr>
-        <w:t xml:space="preserve"> rad </w:t>
-      </w:r>
-      <w:proofErr w:type="spellStart"/>
-      <w:r>
-        <w:rPr>
-          <w:lang w:val="en-GB"/>
-        </w:rPr>
-        <w:t>sa</w:t>
-      </w:r>
-      <w:proofErr w:type="spellEnd"/>
-      <w:r>
-        <w:rPr>
-          <w:lang w:val="en-GB"/>
-        </w:rPr>
-        <w:t xml:space="preserve"> </w:t>
-      </w:r>
-      <w:proofErr w:type="spellStart"/>
-      <w:r>
-        <w:rPr>
-          <w:lang w:val="en-GB"/>
-        </w:rPr>
-        <w:t>složenijim</w:t>
+        <w:t xml:space="preserve"> </w:t>
+      </w:r>
+      <w:proofErr w:type="spellStart"/>
+      <w:r>
+        <w:rPr>
+          <w:lang w:val="en-GB"/>
+        </w:rPr>
+        <w:t>visok</w:t>
+      </w:r>
+      <w:proofErr w:type="spellEnd"/>
+      <w:r>
+        <w:rPr>
+          <w:lang w:val="en-GB"/>
+        </w:rPr>
+        <w:t xml:space="preserve"> </w:t>
+      </w:r>
+      <w:proofErr w:type="spellStart"/>
+      <w:r>
+        <w:rPr>
+          <w:lang w:val="en-GB"/>
+        </w:rPr>
+        <w:t>nivo</w:t>
+      </w:r>
+      <w:proofErr w:type="spellEnd"/>
+      <w:r>
+        <w:rPr>
+          <w:lang w:val="en-GB"/>
+        </w:rPr>
+        <w:t xml:space="preserve"> </w:t>
+      </w:r>
+      <w:proofErr w:type="spellStart"/>
+      <w:r>
+        <w:rPr>
+          <w:lang w:val="en-GB"/>
+        </w:rPr>
+        <w:t>fleksibilnosti</w:t>
+      </w:r>
+      <w:proofErr w:type="spellEnd"/>
+      <w:r>
+        <w:rPr>
+          <w:lang w:val="en-GB"/>
+        </w:rPr>
+        <w:t xml:space="preserve"> </w:t>
+      </w:r>
+      <w:proofErr w:type="spellStart"/>
+      <w:r>
+        <w:rPr>
+          <w:lang w:val="en-GB"/>
+        </w:rPr>
+        <w:t>i</w:t>
+      </w:r>
+      <w:proofErr w:type="spellEnd"/>
+      <w:r>
+        <w:rPr>
+          <w:lang w:val="en-GB"/>
+        </w:rPr>
+        <w:t xml:space="preserve"> </w:t>
+      </w:r>
+      <w:proofErr w:type="spellStart"/>
+      <w:r>
+        <w:rPr>
+          <w:lang w:val="en-GB"/>
+        </w:rPr>
+        <w:t>prilagodljivosti</w:t>
+      </w:r>
+      <w:proofErr w:type="spellEnd"/>
+      <w:r>
+        <w:rPr>
+          <w:lang w:val="en-GB"/>
+        </w:rPr>
+        <w:t xml:space="preserve"> </w:t>
+      </w:r>
+      <w:proofErr w:type="spellStart"/>
+      <w:r>
+        <w:rPr>
+          <w:lang w:val="en-GB"/>
+        </w:rPr>
+        <w:t>različitim</w:t>
       </w:r>
       <w:proofErr w:type="spellEnd"/>
       <w:r>
@@ -59654,6 +60368,470 @@
         <w:rPr>
           <w:lang w:val="en-GB"/>
         </w:rPr>
+        <w:t>upita</w:t>
+      </w:r>
+      <w:proofErr w:type="spellEnd"/>
+      <w:r>
+        <w:rPr>
+          <w:lang w:val="en-GB"/>
+        </w:rPr>
+        <w:t xml:space="preserve"> – od </w:t>
+      </w:r>
+      <w:proofErr w:type="spellStart"/>
+      <w:r>
+        <w:rPr>
+          <w:lang w:val="en-GB"/>
+        </w:rPr>
+        <w:t>jednostavnih</w:t>
+      </w:r>
+      <w:proofErr w:type="spellEnd"/>
+      <w:r>
+        <w:rPr>
+          <w:lang w:val="en-GB"/>
+        </w:rPr>
+        <w:t xml:space="preserve"> </w:t>
+      </w:r>
+      <w:proofErr w:type="spellStart"/>
+      <w:r>
+        <w:rPr>
+          <w:lang w:val="en-GB"/>
+        </w:rPr>
+        <w:t>pretraga</w:t>
+      </w:r>
+      <w:proofErr w:type="spellEnd"/>
+      <w:r>
+        <w:rPr>
+          <w:lang w:val="en-GB"/>
+        </w:rPr>
+        <w:t xml:space="preserve"> do </w:t>
+      </w:r>
+      <w:proofErr w:type="spellStart"/>
+      <w:r>
+        <w:rPr>
+          <w:lang w:val="en-GB"/>
+        </w:rPr>
+        <w:t>kompleksnih</w:t>
+      </w:r>
+      <w:proofErr w:type="spellEnd"/>
+      <w:r>
+        <w:rPr>
+          <w:lang w:val="en-GB"/>
+        </w:rPr>
+        <w:t xml:space="preserve"> </w:t>
+      </w:r>
+      <w:proofErr w:type="spellStart"/>
+      <w:r>
+        <w:rPr>
+          <w:lang w:val="en-GB"/>
+        </w:rPr>
+        <w:t>operacija</w:t>
+      </w:r>
+      <w:proofErr w:type="spellEnd"/>
+      <w:r>
+        <w:rPr>
+          <w:lang w:val="en-GB"/>
+        </w:rPr>
+        <w:t xml:space="preserve"> </w:t>
+      </w:r>
+      <w:proofErr w:type="spellStart"/>
+      <w:r>
+        <w:rPr>
+          <w:lang w:val="en-GB"/>
+        </w:rPr>
+        <w:t>nad</w:t>
+      </w:r>
+      <w:proofErr w:type="spellEnd"/>
+      <w:r>
+        <w:rPr>
+          <w:lang w:val="en-GB"/>
+        </w:rPr>
+        <w:t xml:space="preserve"> </w:t>
+      </w:r>
+      <w:proofErr w:type="spellStart"/>
+      <w:r>
+        <w:rPr>
+          <w:lang w:val="en-GB"/>
+        </w:rPr>
+        <w:t>tekstualnim</w:t>
+      </w:r>
+      <w:proofErr w:type="spellEnd"/>
+      <w:r>
+        <w:rPr>
+          <w:lang w:val="en-GB"/>
+        </w:rPr>
+        <w:t xml:space="preserve"> </w:t>
+      </w:r>
+      <w:proofErr w:type="spellStart"/>
+      <w:r>
+        <w:rPr>
+          <w:lang w:val="en-GB"/>
+        </w:rPr>
+        <w:t>i</w:t>
+      </w:r>
+      <w:proofErr w:type="spellEnd"/>
+      <w:r>
+        <w:rPr>
+          <w:lang w:val="en-GB"/>
+        </w:rPr>
+        <w:t xml:space="preserve"> </w:t>
+      </w:r>
+      <w:proofErr w:type="spellStart"/>
+      <w:r>
+        <w:rPr>
+          <w:lang w:val="en-GB"/>
+        </w:rPr>
+        <w:t>višedimenzionalnim</w:t>
+      </w:r>
+      <w:proofErr w:type="spellEnd"/>
+      <w:r>
+        <w:rPr>
+          <w:lang w:val="en-GB"/>
+        </w:rPr>
+        <w:t xml:space="preserve"> </w:t>
+      </w:r>
+      <w:proofErr w:type="spellStart"/>
+      <w:r>
+        <w:rPr>
+          <w:lang w:val="en-GB"/>
+        </w:rPr>
+        <w:t>podacima</w:t>
+      </w:r>
+      <w:proofErr w:type="spellEnd"/>
+      <w:r>
+        <w:rPr>
+          <w:lang w:val="en-GB"/>
+        </w:rPr>
+        <w:t xml:space="preserve">. Time PostgreSQL </w:t>
+      </w:r>
+      <w:proofErr w:type="spellStart"/>
+      <w:r>
+        <w:rPr>
+          <w:lang w:val="en-GB"/>
+        </w:rPr>
+        <w:t>pokazuje</w:t>
+      </w:r>
+      <w:proofErr w:type="spellEnd"/>
+      <w:r>
+        <w:rPr>
+          <w:lang w:val="en-GB"/>
+        </w:rPr>
+        <w:t xml:space="preserve"> </w:t>
+      </w:r>
+      <w:proofErr w:type="spellStart"/>
+      <w:r>
+        <w:rPr>
+          <w:lang w:val="en-GB"/>
+        </w:rPr>
+        <w:t>kako</w:t>
+      </w:r>
+      <w:proofErr w:type="spellEnd"/>
+      <w:r>
+        <w:rPr>
+          <w:lang w:val="en-GB"/>
+        </w:rPr>
+        <w:t xml:space="preserve"> </w:t>
+      </w:r>
+      <w:proofErr w:type="spellStart"/>
+      <w:r>
+        <w:rPr>
+          <w:lang w:val="en-GB"/>
+        </w:rPr>
+        <w:t>savremeni</w:t>
+      </w:r>
+      <w:proofErr w:type="spellEnd"/>
+      <w:r>
+        <w:rPr>
+          <w:lang w:val="en-GB"/>
+        </w:rPr>
+        <w:t xml:space="preserve"> DBMS </w:t>
+      </w:r>
+      <w:proofErr w:type="spellStart"/>
+      <w:r>
+        <w:rPr>
+          <w:lang w:val="en-GB"/>
+        </w:rPr>
+        <w:t>sistemi</w:t>
+      </w:r>
+      <w:proofErr w:type="spellEnd"/>
+      <w:r>
+        <w:rPr>
+          <w:lang w:val="en-GB"/>
+        </w:rPr>
+        <w:t xml:space="preserve"> </w:t>
+      </w:r>
+      <w:proofErr w:type="spellStart"/>
+      <w:r>
+        <w:rPr>
+          <w:lang w:val="en-GB"/>
+        </w:rPr>
+        <w:t>integrišu</w:t>
+      </w:r>
+      <w:proofErr w:type="spellEnd"/>
+      <w:r>
+        <w:rPr>
+          <w:lang w:val="en-GB"/>
+        </w:rPr>
+        <w:t xml:space="preserve"> </w:t>
+      </w:r>
+      <w:proofErr w:type="spellStart"/>
+      <w:r>
+        <w:rPr>
+          <w:lang w:val="en-GB"/>
+        </w:rPr>
+        <w:t>različite</w:t>
+      </w:r>
+      <w:proofErr w:type="spellEnd"/>
+      <w:r>
+        <w:rPr>
+          <w:lang w:val="en-GB"/>
+        </w:rPr>
+        <w:t xml:space="preserve"> </w:t>
+      </w:r>
+      <w:proofErr w:type="spellStart"/>
+      <w:r>
+        <w:rPr>
+          <w:lang w:val="en-GB"/>
+        </w:rPr>
+        <w:t>algoritamske</w:t>
+      </w:r>
+      <w:proofErr w:type="spellEnd"/>
+      <w:r>
+        <w:rPr>
+          <w:lang w:val="en-GB"/>
+        </w:rPr>
+        <w:t xml:space="preserve"> </w:t>
+      </w:r>
+      <w:proofErr w:type="spellStart"/>
+      <w:r>
+        <w:rPr>
+          <w:lang w:val="en-GB"/>
+        </w:rPr>
+        <w:t>pristupe</w:t>
+      </w:r>
+      <w:proofErr w:type="spellEnd"/>
+      <w:r>
+        <w:rPr>
+          <w:lang w:val="en-GB"/>
+        </w:rPr>
+        <w:t xml:space="preserve"> </w:t>
+      </w:r>
+      <w:proofErr w:type="spellStart"/>
+      <w:r>
+        <w:rPr>
+          <w:lang w:val="en-GB"/>
+        </w:rPr>
+        <w:t>kako</w:t>
+      </w:r>
+      <w:proofErr w:type="spellEnd"/>
+      <w:r>
+        <w:rPr>
+          <w:lang w:val="en-GB"/>
+        </w:rPr>
+        <w:t xml:space="preserve"> bi </w:t>
+      </w:r>
+      <w:proofErr w:type="spellStart"/>
+      <w:r>
+        <w:rPr>
+          <w:lang w:val="en-GB"/>
+        </w:rPr>
+        <w:t>obezbedili</w:t>
+      </w:r>
+      <w:proofErr w:type="spellEnd"/>
+      <w:r>
+        <w:rPr>
+          <w:lang w:val="en-GB"/>
+        </w:rPr>
+        <w:t xml:space="preserve"> </w:t>
+      </w:r>
+      <w:proofErr w:type="spellStart"/>
+      <w:r>
+        <w:rPr>
+          <w:lang w:val="en-GB"/>
+        </w:rPr>
+        <w:t>optimalne</w:t>
+      </w:r>
+      <w:proofErr w:type="spellEnd"/>
+      <w:r>
+        <w:rPr>
+          <w:lang w:val="en-GB"/>
+        </w:rPr>
+        <w:t xml:space="preserve"> </w:t>
+      </w:r>
+      <w:proofErr w:type="spellStart"/>
+      <w:r>
+        <w:rPr>
+          <w:lang w:val="en-GB"/>
+        </w:rPr>
+        <w:t>performanse</w:t>
+      </w:r>
+      <w:proofErr w:type="spellEnd"/>
+      <w:r>
+        <w:rPr>
+          <w:lang w:val="en-GB"/>
+        </w:rPr>
+        <w:t>.</w:t>
+      </w:r>
+    </w:p>
+    <w:p>
+      <w:pPr>
+        <w:ind w:firstLine="0"/>
+        <w:rPr>
+          <w:lang w:val="en-GB"/>
+        </w:rPr>
+      </w:pPr>
+    </w:p>
+    <w:p>
+      <w:pPr>
+        <w:ind w:firstLine="0"/>
+        <w:rPr>
+          <w:lang w:val="en-GB"/>
+        </w:rPr>
+      </w:pPr>
+      <w:proofErr w:type="spellStart"/>
+      <w:r>
+        <w:rPr>
+          <w:lang w:val="en-GB"/>
+        </w:rPr>
+        <w:t>Takođe</w:t>
+      </w:r>
+      <w:proofErr w:type="spellEnd"/>
+      <w:r>
+        <w:rPr>
+          <w:lang w:val="en-GB"/>
+        </w:rPr>
+        <w:t xml:space="preserve">, </w:t>
+      </w:r>
+      <w:proofErr w:type="spellStart"/>
+      <w:r>
+        <w:rPr>
+          <w:lang w:val="en-GB"/>
+        </w:rPr>
+        <w:t>kroz</w:t>
+      </w:r>
+      <w:proofErr w:type="spellEnd"/>
+      <w:r>
+        <w:rPr>
+          <w:lang w:val="en-GB"/>
+        </w:rPr>
+        <w:t xml:space="preserve"> rad se </w:t>
+      </w:r>
+      <w:proofErr w:type="spellStart"/>
+      <w:r>
+        <w:rPr>
+          <w:lang w:val="en-GB"/>
+        </w:rPr>
+        <w:t>jasno</w:t>
+      </w:r>
+      <w:proofErr w:type="spellEnd"/>
+      <w:r>
+        <w:rPr>
+          <w:lang w:val="en-GB"/>
+        </w:rPr>
+        <w:t xml:space="preserve"> </w:t>
+      </w:r>
+      <w:proofErr w:type="spellStart"/>
+      <w:r>
+        <w:rPr>
+          <w:lang w:val="en-GB"/>
+        </w:rPr>
+        <w:t>vidi</w:t>
+      </w:r>
+      <w:proofErr w:type="spellEnd"/>
+      <w:r>
+        <w:rPr>
+          <w:lang w:val="en-GB"/>
+        </w:rPr>
+        <w:t xml:space="preserve"> da </w:t>
+      </w:r>
+      <w:proofErr w:type="spellStart"/>
+      <w:r>
+        <w:rPr>
+          <w:lang w:val="en-GB"/>
+        </w:rPr>
+        <w:t>pravilna</w:t>
+      </w:r>
+      <w:proofErr w:type="spellEnd"/>
+      <w:r>
+        <w:rPr>
+          <w:lang w:val="en-GB"/>
+        </w:rPr>
+        <w:t xml:space="preserve"> </w:t>
+      </w:r>
+      <w:proofErr w:type="spellStart"/>
+      <w:r>
+        <w:rPr>
+          <w:lang w:val="en-GB"/>
+        </w:rPr>
+        <w:t>primena</w:t>
+      </w:r>
+      <w:proofErr w:type="spellEnd"/>
+      <w:r>
+        <w:rPr>
+          <w:lang w:val="en-GB"/>
+        </w:rPr>
+        <w:t xml:space="preserve"> </w:t>
+      </w:r>
+      <w:proofErr w:type="spellStart"/>
+      <w:r>
+        <w:rPr>
+          <w:lang w:val="en-GB"/>
+        </w:rPr>
+        <w:t>indeksa</w:t>
+      </w:r>
+      <w:proofErr w:type="spellEnd"/>
+      <w:r>
+        <w:rPr>
+          <w:lang w:val="en-GB"/>
+        </w:rPr>
+        <w:t xml:space="preserve"> </w:t>
+      </w:r>
+      <w:proofErr w:type="spellStart"/>
+      <w:r>
+        <w:rPr>
+          <w:lang w:val="en-GB"/>
+        </w:rPr>
+        <w:t>zahteva</w:t>
+      </w:r>
+      <w:proofErr w:type="spellEnd"/>
+      <w:r>
+        <w:rPr>
+          <w:lang w:val="en-GB"/>
+        </w:rPr>
+        <w:t xml:space="preserve"> dobro </w:t>
+      </w:r>
+      <w:proofErr w:type="spellStart"/>
+      <w:r>
+        <w:rPr>
+          <w:lang w:val="en-GB"/>
+        </w:rPr>
+        <w:t>razumevanje</w:t>
+      </w:r>
+      <w:proofErr w:type="spellEnd"/>
+      <w:r>
+        <w:rPr>
+          <w:lang w:val="en-GB"/>
+        </w:rPr>
+        <w:t xml:space="preserve"> </w:t>
+      </w:r>
+      <w:proofErr w:type="spellStart"/>
+      <w:r>
+        <w:rPr>
+          <w:lang w:val="en-GB"/>
+        </w:rPr>
+        <w:t>strukture</w:t>
+      </w:r>
+      <w:proofErr w:type="spellEnd"/>
+      <w:r>
+        <w:rPr>
+          <w:lang w:val="en-GB"/>
+        </w:rPr>
+        <w:t xml:space="preserve"> </w:t>
+      </w:r>
+      <w:proofErr w:type="spellStart"/>
+      <w:r>
+        <w:rPr>
+          <w:lang w:val="en-GB"/>
+        </w:rPr>
         <w:t>podataka</w:t>
       </w:r>
       <w:proofErr w:type="spellEnd"/>
@@ -59668,1148 +60846,6 @@
         <w:rPr>
           <w:lang w:val="en-GB"/>
         </w:rPr>
-        <w:t>kao</w:t>
-      </w:r>
-      <w:proofErr w:type="spellEnd"/>
-      <w:r>
-        <w:rPr>
-          <w:lang w:val="en-GB"/>
-        </w:rPr>
-        <w:t xml:space="preserve"> </w:t>
-      </w:r>
-      <w:proofErr w:type="spellStart"/>
-      <w:r>
-        <w:rPr>
-          <w:lang w:val="en-GB"/>
-        </w:rPr>
-        <w:t>što</w:t>
-      </w:r>
-      <w:proofErr w:type="spellEnd"/>
-      <w:r>
-        <w:rPr>
-          <w:lang w:val="en-GB"/>
-        </w:rPr>
-        <w:t xml:space="preserve"> </w:t>
-      </w:r>
-      <w:proofErr w:type="spellStart"/>
-      <w:r>
-        <w:rPr>
-          <w:lang w:val="en-GB"/>
-        </w:rPr>
-        <w:t>su</w:t>
-      </w:r>
-      <w:proofErr w:type="spellEnd"/>
-      <w:r>
-        <w:rPr>
-          <w:lang w:val="en-GB"/>
-        </w:rPr>
-        <w:t xml:space="preserve"> </w:t>
-      </w:r>
-      <w:proofErr w:type="spellStart"/>
-      <w:r>
-        <w:rPr>
-          <w:lang w:val="en-GB"/>
-        </w:rPr>
-        <w:t>prostorni</w:t>
-      </w:r>
-      <w:proofErr w:type="spellEnd"/>
-      <w:r>
-        <w:rPr>
-          <w:lang w:val="en-GB"/>
-        </w:rPr>
-        <w:t xml:space="preserve"> </w:t>
-      </w:r>
-      <w:proofErr w:type="spellStart"/>
-      <w:r>
-        <w:rPr>
-          <w:lang w:val="en-GB"/>
-        </w:rPr>
-        <w:t>i</w:t>
-      </w:r>
-      <w:proofErr w:type="spellEnd"/>
-      <w:r>
-        <w:rPr>
-          <w:lang w:val="en-GB"/>
-        </w:rPr>
-        <w:t xml:space="preserve"> </w:t>
-      </w:r>
-      <w:proofErr w:type="spellStart"/>
-      <w:r>
-        <w:rPr>
-          <w:lang w:val="en-GB"/>
-        </w:rPr>
-        <w:t>tekstualni</w:t>
-      </w:r>
-      <w:proofErr w:type="spellEnd"/>
-      <w:r>
-        <w:rPr>
-          <w:lang w:val="en-GB"/>
-        </w:rPr>
-        <w:t xml:space="preserve"> </w:t>
-      </w:r>
-      <w:proofErr w:type="spellStart"/>
-      <w:r>
-        <w:rPr>
-          <w:lang w:val="en-GB"/>
-        </w:rPr>
-        <w:t>podaci</w:t>
-      </w:r>
-      <w:proofErr w:type="spellEnd"/>
-      <w:r>
-        <w:rPr>
-          <w:lang w:val="en-GB"/>
-        </w:rPr>
-        <w:t xml:space="preserve">, </w:t>
-      </w:r>
-      <w:proofErr w:type="spellStart"/>
-      <w:r>
-        <w:rPr>
-          <w:lang w:val="en-GB"/>
-        </w:rPr>
-        <w:t>čime</w:t>
-      </w:r>
-      <w:proofErr w:type="spellEnd"/>
-      <w:r>
-        <w:rPr>
-          <w:lang w:val="en-GB"/>
-        </w:rPr>
-        <w:t xml:space="preserve"> se </w:t>
-      </w:r>
-      <w:proofErr w:type="spellStart"/>
-      <w:r>
-        <w:rPr>
-          <w:lang w:val="en-GB"/>
-        </w:rPr>
-        <w:t>dodatno</w:t>
-      </w:r>
-      <w:proofErr w:type="spellEnd"/>
-      <w:r>
-        <w:rPr>
-          <w:lang w:val="en-GB"/>
-        </w:rPr>
-        <w:t xml:space="preserve"> </w:t>
-      </w:r>
-      <w:proofErr w:type="spellStart"/>
-      <w:r>
-        <w:rPr>
-          <w:lang w:val="en-GB"/>
-        </w:rPr>
-        <w:t>proširuje</w:t>
-      </w:r>
-      <w:proofErr w:type="spellEnd"/>
-      <w:r>
-        <w:rPr>
-          <w:lang w:val="en-GB"/>
-        </w:rPr>
-        <w:t xml:space="preserve"> </w:t>
-      </w:r>
-      <w:proofErr w:type="spellStart"/>
-      <w:r>
-        <w:rPr>
-          <w:lang w:val="en-GB"/>
-        </w:rPr>
-        <w:t>primena</w:t>
-      </w:r>
-      <w:proofErr w:type="spellEnd"/>
-      <w:r>
-        <w:rPr>
-          <w:lang w:val="en-GB"/>
-        </w:rPr>
-        <w:t xml:space="preserve"> </w:t>
-      </w:r>
-      <w:proofErr w:type="spellStart"/>
-      <w:r>
-        <w:rPr>
-          <w:lang w:val="en-GB"/>
-        </w:rPr>
-        <w:t>indeksiranja</w:t>
-      </w:r>
-      <w:proofErr w:type="spellEnd"/>
-      <w:r>
-        <w:rPr>
-          <w:lang w:val="en-GB"/>
-        </w:rPr>
-        <w:t xml:space="preserve"> u </w:t>
-      </w:r>
-      <w:proofErr w:type="spellStart"/>
-      <w:r>
-        <w:rPr>
-          <w:lang w:val="en-GB"/>
-        </w:rPr>
-        <w:t>savremenim</w:t>
-      </w:r>
-      <w:proofErr w:type="spellEnd"/>
-      <w:r>
-        <w:rPr>
-          <w:lang w:val="en-GB"/>
-        </w:rPr>
-        <w:t xml:space="preserve"> </w:t>
-      </w:r>
-      <w:proofErr w:type="spellStart"/>
-      <w:r>
-        <w:rPr>
-          <w:lang w:val="en-GB"/>
-        </w:rPr>
-        <w:t>aplikacijama</w:t>
-      </w:r>
-      <w:proofErr w:type="spellEnd"/>
-      <w:r>
-        <w:rPr>
-          <w:lang w:val="en-GB"/>
-        </w:rPr>
-        <w:t>.</w:t>
-      </w:r>
-    </w:p>
-    <w:p>
-      <w:pPr>
-        <w:ind w:firstLine="0"/>
-        <w:rPr>
-          <w:lang w:val="en-GB"/>
-        </w:rPr>
-      </w:pPr>
-    </w:p>
-    <w:p>
-      <w:pPr>
-        <w:ind w:firstLine="0"/>
-        <w:rPr>
-          <w:lang w:val="en-GB"/>
-        </w:rPr>
-      </w:pPr>
-      <w:proofErr w:type="spellStart"/>
-      <w:r>
-        <w:rPr>
-          <w:lang w:val="en-GB"/>
-        </w:rPr>
-        <w:t>Poseban</w:t>
-      </w:r>
-      <w:proofErr w:type="spellEnd"/>
-      <w:r>
-        <w:rPr>
-          <w:lang w:val="en-GB"/>
-        </w:rPr>
-        <w:t xml:space="preserve"> </w:t>
-      </w:r>
-      <w:proofErr w:type="spellStart"/>
-      <w:r>
-        <w:rPr>
-          <w:lang w:val="en-GB"/>
-        </w:rPr>
-        <w:t>fokus</w:t>
-      </w:r>
-      <w:proofErr w:type="spellEnd"/>
-      <w:r>
-        <w:rPr>
-          <w:lang w:val="en-GB"/>
-        </w:rPr>
-        <w:t xml:space="preserve"> </w:t>
-      </w:r>
-      <w:proofErr w:type="spellStart"/>
-      <w:r>
-        <w:rPr>
-          <w:lang w:val="en-GB"/>
-        </w:rPr>
-        <w:t>rada</w:t>
-      </w:r>
-      <w:proofErr w:type="spellEnd"/>
-      <w:r>
-        <w:rPr>
-          <w:lang w:val="en-GB"/>
-        </w:rPr>
-        <w:t xml:space="preserve"> </w:t>
-      </w:r>
-      <w:proofErr w:type="spellStart"/>
-      <w:r>
-        <w:rPr>
-          <w:lang w:val="en-GB"/>
-        </w:rPr>
-        <w:t>stavljen</w:t>
-      </w:r>
-      <w:proofErr w:type="spellEnd"/>
-      <w:r>
-        <w:rPr>
-          <w:lang w:val="en-GB"/>
-        </w:rPr>
-        <w:t xml:space="preserve"> je </w:t>
-      </w:r>
-      <w:proofErr w:type="spellStart"/>
-      <w:r>
-        <w:rPr>
-          <w:lang w:val="en-GB"/>
-        </w:rPr>
-        <w:t>na</w:t>
-      </w:r>
-      <w:proofErr w:type="spellEnd"/>
-      <w:r>
-        <w:rPr>
-          <w:lang w:val="en-GB"/>
-        </w:rPr>
-        <w:t xml:space="preserve"> </w:t>
-      </w:r>
-      <w:proofErr w:type="spellStart"/>
-      <w:r>
-        <w:rPr>
-          <w:lang w:val="en-GB"/>
-        </w:rPr>
-        <w:t>implementaciju</w:t>
-      </w:r>
-      <w:proofErr w:type="spellEnd"/>
-      <w:r>
-        <w:rPr>
-          <w:lang w:val="en-GB"/>
-        </w:rPr>
-        <w:t xml:space="preserve"> </w:t>
-      </w:r>
-      <w:proofErr w:type="spellStart"/>
-      <w:r>
-        <w:rPr>
-          <w:lang w:val="en-GB"/>
-        </w:rPr>
-        <w:t>indeksa</w:t>
-      </w:r>
-      <w:proofErr w:type="spellEnd"/>
-      <w:r>
-        <w:rPr>
-          <w:lang w:val="en-GB"/>
-        </w:rPr>
-        <w:t xml:space="preserve"> u </w:t>
-      </w:r>
-      <w:proofErr w:type="spellStart"/>
-      <w:r>
-        <w:rPr>
-          <w:lang w:val="en-GB"/>
-        </w:rPr>
-        <w:t>okviru</w:t>
-      </w:r>
-      <w:proofErr w:type="spellEnd"/>
-      <w:r>
-        <w:rPr>
-          <w:lang w:val="en-GB"/>
-        </w:rPr>
-        <w:t xml:space="preserve"> </w:t>
-      </w:r>
-      <w:proofErr w:type="spellStart"/>
-      <w:r>
-        <w:rPr>
-          <w:lang w:val="en-GB"/>
-        </w:rPr>
-        <w:t>sistema</w:t>
-      </w:r>
-      <w:proofErr w:type="spellEnd"/>
-      <w:r>
-        <w:rPr>
-          <w:lang w:val="en-GB"/>
-        </w:rPr>
-        <w:t xml:space="preserve"> PostgreSQL, </w:t>
-      </w:r>
-      <w:proofErr w:type="spellStart"/>
-      <w:r>
-        <w:rPr>
-          <w:lang w:val="en-GB"/>
-        </w:rPr>
-        <w:t>gde</w:t>
-      </w:r>
-      <w:proofErr w:type="spellEnd"/>
-      <w:r>
-        <w:rPr>
-          <w:lang w:val="en-GB"/>
-        </w:rPr>
-        <w:t xml:space="preserve"> </w:t>
-      </w:r>
-      <w:proofErr w:type="spellStart"/>
-      <w:r>
-        <w:rPr>
-          <w:lang w:val="en-GB"/>
-        </w:rPr>
-        <w:t>su</w:t>
-      </w:r>
-      <w:proofErr w:type="spellEnd"/>
-      <w:r>
-        <w:rPr>
-          <w:lang w:val="en-GB"/>
-        </w:rPr>
-        <w:t xml:space="preserve"> </w:t>
-      </w:r>
-      <w:proofErr w:type="spellStart"/>
-      <w:r>
-        <w:rPr>
-          <w:lang w:val="en-GB"/>
-        </w:rPr>
-        <w:t>detaljno</w:t>
-      </w:r>
-      <w:proofErr w:type="spellEnd"/>
-      <w:r>
-        <w:rPr>
-          <w:lang w:val="en-GB"/>
-        </w:rPr>
-        <w:t xml:space="preserve"> </w:t>
-      </w:r>
-      <w:proofErr w:type="spellStart"/>
-      <w:r>
-        <w:rPr>
-          <w:lang w:val="en-GB"/>
-        </w:rPr>
-        <w:t>prikazani</w:t>
-      </w:r>
-      <w:proofErr w:type="spellEnd"/>
-      <w:r>
-        <w:rPr>
-          <w:lang w:val="en-GB"/>
-        </w:rPr>
-        <w:t xml:space="preserve"> </w:t>
-      </w:r>
-      <w:proofErr w:type="spellStart"/>
-      <w:r>
-        <w:rPr>
-          <w:lang w:val="en-GB"/>
-        </w:rPr>
-        <w:t>različiti</w:t>
-      </w:r>
-      <w:proofErr w:type="spellEnd"/>
-      <w:r>
-        <w:rPr>
-          <w:lang w:val="en-GB"/>
-        </w:rPr>
-        <w:t xml:space="preserve"> </w:t>
-      </w:r>
-      <w:proofErr w:type="spellStart"/>
-      <w:r>
-        <w:rPr>
-          <w:lang w:val="en-GB"/>
-        </w:rPr>
-        <w:t>tipovi</w:t>
-      </w:r>
-      <w:proofErr w:type="spellEnd"/>
-      <w:r>
-        <w:rPr>
-          <w:lang w:val="en-GB"/>
-        </w:rPr>
-        <w:t xml:space="preserve"> </w:t>
-      </w:r>
-      <w:proofErr w:type="spellStart"/>
-      <w:r>
-        <w:rPr>
-          <w:lang w:val="en-GB"/>
-        </w:rPr>
-        <w:t>indeksa</w:t>
-      </w:r>
-      <w:proofErr w:type="spellEnd"/>
-      <w:r>
-        <w:rPr>
-          <w:lang w:val="en-GB"/>
-        </w:rPr>
-        <w:t xml:space="preserve"> </w:t>
-      </w:r>
-      <w:proofErr w:type="spellStart"/>
-      <w:r>
-        <w:rPr>
-          <w:lang w:val="en-GB"/>
-        </w:rPr>
-        <w:t>kao</w:t>
-      </w:r>
-      <w:proofErr w:type="spellEnd"/>
-      <w:r>
-        <w:rPr>
-          <w:lang w:val="en-GB"/>
-        </w:rPr>
-        <w:t xml:space="preserve"> </w:t>
-      </w:r>
-      <w:proofErr w:type="spellStart"/>
-      <w:r>
-        <w:rPr>
-          <w:lang w:val="en-GB"/>
-        </w:rPr>
-        <w:t>što</w:t>
-      </w:r>
-      <w:proofErr w:type="spellEnd"/>
-      <w:r>
-        <w:rPr>
-          <w:lang w:val="en-GB"/>
-        </w:rPr>
-        <w:t xml:space="preserve"> </w:t>
-      </w:r>
-      <w:proofErr w:type="spellStart"/>
-      <w:r>
-        <w:rPr>
-          <w:lang w:val="en-GB"/>
-        </w:rPr>
-        <w:t>su</w:t>
-      </w:r>
-      <w:proofErr w:type="spellEnd"/>
-      <w:r>
-        <w:rPr>
-          <w:lang w:val="en-GB"/>
-        </w:rPr>
-        <w:t xml:space="preserve"> B-tree, Hash, </w:t>
-      </w:r>
-      <w:proofErr w:type="spellStart"/>
-      <w:r>
-        <w:rPr>
-          <w:lang w:val="en-GB"/>
-        </w:rPr>
-        <w:t>GiST</w:t>
-      </w:r>
-      <w:proofErr w:type="spellEnd"/>
-      <w:r>
-        <w:rPr>
-          <w:lang w:val="en-GB"/>
-        </w:rPr>
-        <w:t>, SP-</w:t>
-      </w:r>
-      <w:proofErr w:type="spellStart"/>
-      <w:proofErr w:type="gramStart"/>
-      <w:r>
-        <w:rPr>
-          <w:lang w:val="en-GB"/>
-        </w:rPr>
-        <w:t>GiST</w:t>
-      </w:r>
-      <w:proofErr w:type="spellEnd"/>
-      <w:r>
-        <w:rPr>
-          <w:lang w:val="en-GB"/>
-        </w:rPr>
-        <w:t xml:space="preserve"> </w:t>
-      </w:r>
-      <w:r>
-        <w:rPr>
-          <w:lang w:val="en-GB"/>
-        </w:rPr>
-        <w:t>,</w:t>
-      </w:r>
-      <w:proofErr w:type="gramEnd"/>
-      <w:r>
-        <w:rPr>
-          <w:lang w:val="en-GB"/>
-        </w:rPr>
-        <w:t xml:space="preserve"> </w:t>
-      </w:r>
-      <w:r>
-        <w:rPr>
-          <w:lang w:val="en-GB"/>
-        </w:rPr>
-        <w:t>GIN</w:t>
-      </w:r>
-      <w:r>
-        <w:rPr>
-          <w:lang w:val="en-GB"/>
-        </w:rPr>
-        <w:t xml:space="preserve"> I BRIN</w:t>
-      </w:r>
-      <w:r>
-        <w:rPr>
-          <w:lang w:val="en-GB"/>
-        </w:rPr>
-        <w:t>. Ovi i</w:t>
-      </w:r>
-      <w:proofErr w:type="spellStart"/>
-      <w:r>
-        <w:rPr>
-          <w:lang w:val="en-GB"/>
-        </w:rPr>
-        <w:t>ndeksi</w:t>
-      </w:r>
-      <w:proofErr w:type="spellEnd"/>
-      <w:r>
-        <w:rPr>
-          <w:lang w:val="en-GB"/>
-        </w:rPr>
-        <w:t xml:space="preserve"> </w:t>
-      </w:r>
-      <w:proofErr w:type="spellStart"/>
-      <w:r>
-        <w:rPr>
-          <w:lang w:val="en-GB"/>
-        </w:rPr>
-        <w:t>omogućavaju</w:t>
-      </w:r>
-      <w:proofErr w:type="spellEnd"/>
-      <w:r>
-        <w:rPr>
-          <w:lang w:val="en-GB"/>
-        </w:rPr>
-        <w:t xml:space="preserve"> </w:t>
-      </w:r>
-      <w:proofErr w:type="spellStart"/>
-      <w:r>
-        <w:rPr>
-          <w:lang w:val="en-GB"/>
-        </w:rPr>
-        <w:t>visok</w:t>
-      </w:r>
-      <w:proofErr w:type="spellEnd"/>
-      <w:r>
-        <w:rPr>
-          <w:lang w:val="en-GB"/>
-        </w:rPr>
-        <w:t xml:space="preserve"> </w:t>
-      </w:r>
-      <w:proofErr w:type="spellStart"/>
-      <w:r>
-        <w:rPr>
-          <w:lang w:val="en-GB"/>
-        </w:rPr>
-        <w:t>nivo</w:t>
-      </w:r>
-      <w:proofErr w:type="spellEnd"/>
-      <w:r>
-        <w:rPr>
-          <w:lang w:val="en-GB"/>
-        </w:rPr>
-        <w:t xml:space="preserve"> </w:t>
-      </w:r>
-      <w:proofErr w:type="spellStart"/>
-      <w:r>
-        <w:rPr>
-          <w:lang w:val="en-GB"/>
-        </w:rPr>
-        <w:t>fleksibilnosti</w:t>
-      </w:r>
-      <w:proofErr w:type="spellEnd"/>
-      <w:r>
-        <w:rPr>
-          <w:lang w:val="en-GB"/>
-        </w:rPr>
-        <w:t xml:space="preserve"> </w:t>
-      </w:r>
-      <w:proofErr w:type="spellStart"/>
-      <w:r>
-        <w:rPr>
-          <w:lang w:val="en-GB"/>
-        </w:rPr>
-        <w:t>i</w:t>
-      </w:r>
-      <w:proofErr w:type="spellEnd"/>
-      <w:r>
-        <w:rPr>
-          <w:lang w:val="en-GB"/>
-        </w:rPr>
-        <w:t xml:space="preserve"> </w:t>
-      </w:r>
-      <w:proofErr w:type="spellStart"/>
-      <w:r>
-        <w:rPr>
-          <w:lang w:val="en-GB"/>
-        </w:rPr>
-        <w:t>prilagodljivosti</w:t>
-      </w:r>
-      <w:proofErr w:type="spellEnd"/>
-      <w:r>
-        <w:rPr>
-          <w:lang w:val="en-GB"/>
-        </w:rPr>
-        <w:t xml:space="preserve"> </w:t>
-      </w:r>
-      <w:proofErr w:type="spellStart"/>
-      <w:r>
-        <w:rPr>
-          <w:lang w:val="en-GB"/>
-        </w:rPr>
-        <w:t>različitim</w:t>
-      </w:r>
-      <w:proofErr w:type="spellEnd"/>
-      <w:r>
-        <w:rPr>
-          <w:lang w:val="en-GB"/>
-        </w:rPr>
-        <w:t xml:space="preserve"> </w:t>
-      </w:r>
-      <w:proofErr w:type="spellStart"/>
-      <w:r>
-        <w:rPr>
-          <w:lang w:val="en-GB"/>
-        </w:rPr>
-        <w:t>tipovima</w:t>
-      </w:r>
-      <w:proofErr w:type="spellEnd"/>
-      <w:r>
-        <w:rPr>
-          <w:lang w:val="en-GB"/>
-        </w:rPr>
-        <w:t xml:space="preserve"> </w:t>
-      </w:r>
-      <w:proofErr w:type="spellStart"/>
-      <w:r>
-        <w:rPr>
-          <w:lang w:val="en-GB"/>
-        </w:rPr>
-        <w:t>upita</w:t>
-      </w:r>
-      <w:proofErr w:type="spellEnd"/>
-      <w:r>
-        <w:rPr>
-          <w:lang w:val="en-GB"/>
-        </w:rPr>
-        <w:t xml:space="preserve"> – od </w:t>
-      </w:r>
-      <w:proofErr w:type="spellStart"/>
-      <w:r>
-        <w:rPr>
-          <w:lang w:val="en-GB"/>
-        </w:rPr>
-        <w:t>jednostavnih</w:t>
-      </w:r>
-      <w:proofErr w:type="spellEnd"/>
-      <w:r>
-        <w:rPr>
-          <w:lang w:val="en-GB"/>
-        </w:rPr>
-        <w:t xml:space="preserve"> </w:t>
-      </w:r>
-      <w:proofErr w:type="spellStart"/>
-      <w:r>
-        <w:rPr>
-          <w:lang w:val="en-GB"/>
-        </w:rPr>
-        <w:t>pretraga</w:t>
-      </w:r>
-      <w:proofErr w:type="spellEnd"/>
-      <w:r>
-        <w:rPr>
-          <w:lang w:val="en-GB"/>
-        </w:rPr>
-        <w:t xml:space="preserve"> do </w:t>
-      </w:r>
-      <w:proofErr w:type="spellStart"/>
-      <w:r>
-        <w:rPr>
-          <w:lang w:val="en-GB"/>
-        </w:rPr>
-        <w:t>kompleksnih</w:t>
-      </w:r>
-      <w:proofErr w:type="spellEnd"/>
-      <w:r>
-        <w:rPr>
-          <w:lang w:val="en-GB"/>
-        </w:rPr>
-        <w:t xml:space="preserve"> </w:t>
-      </w:r>
-      <w:proofErr w:type="spellStart"/>
-      <w:r>
-        <w:rPr>
-          <w:lang w:val="en-GB"/>
-        </w:rPr>
-        <w:t>operacija</w:t>
-      </w:r>
-      <w:proofErr w:type="spellEnd"/>
-      <w:r>
-        <w:rPr>
-          <w:lang w:val="en-GB"/>
-        </w:rPr>
-        <w:t xml:space="preserve"> </w:t>
-      </w:r>
-      <w:proofErr w:type="spellStart"/>
-      <w:r>
-        <w:rPr>
-          <w:lang w:val="en-GB"/>
-        </w:rPr>
-        <w:t>nad</w:t>
-      </w:r>
-      <w:proofErr w:type="spellEnd"/>
-      <w:r>
-        <w:rPr>
-          <w:lang w:val="en-GB"/>
-        </w:rPr>
-        <w:t xml:space="preserve"> </w:t>
-      </w:r>
-      <w:proofErr w:type="spellStart"/>
-      <w:r>
-        <w:rPr>
-          <w:lang w:val="en-GB"/>
-        </w:rPr>
-        <w:t>tekstualnim</w:t>
-      </w:r>
-      <w:proofErr w:type="spellEnd"/>
-      <w:r>
-        <w:rPr>
-          <w:lang w:val="en-GB"/>
-        </w:rPr>
-        <w:t xml:space="preserve"> </w:t>
-      </w:r>
-      <w:proofErr w:type="spellStart"/>
-      <w:r>
-        <w:rPr>
-          <w:lang w:val="en-GB"/>
-        </w:rPr>
-        <w:t>i</w:t>
-      </w:r>
-      <w:proofErr w:type="spellEnd"/>
-      <w:r>
-        <w:rPr>
-          <w:lang w:val="en-GB"/>
-        </w:rPr>
-        <w:t xml:space="preserve"> </w:t>
-      </w:r>
-      <w:proofErr w:type="spellStart"/>
-      <w:r>
-        <w:rPr>
-          <w:lang w:val="en-GB"/>
-        </w:rPr>
-        <w:t>višedimenzionalnim</w:t>
-      </w:r>
-      <w:proofErr w:type="spellEnd"/>
-      <w:r>
-        <w:rPr>
-          <w:lang w:val="en-GB"/>
-        </w:rPr>
-        <w:t xml:space="preserve"> </w:t>
-      </w:r>
-      <w:proofErr w:type="spellStart"/>
-      <w:r>
-        <w:rPr>
-          <w:lang w:val="en-GB"/>
-        </w:rPr>
-        <w:t>podacima</w:t>
-      </w:r>
-      <w:proofErr w:type="spellEnd"/>
-      <w:r>
-        <w:rPr>
-          <w:lang w:val="en-GB"/>
-        </w:rPr>
-        <w:t xml:space="preserve">. Time PostgreSQL </w:t>
-      </w:r>
-      <w:proofErr w:type="spellStart"/>
-      <w:r>
-        <w:rPr>
-          <w:lang w:val="en-GB"/>
-        </w:rPr>
-        <w:t>pokazuje</w:t>
-      </w:r>
-      <w:proofErr w:type="spellEnd"/>
-      <w:r>
-        <w:rPr>
-          <w:lang w:val="en-GB"/>
-        </w:rPr>
-        <w:t xml:space="preserve"> </w:t>
-      </w:r>
-      <w:proofErr w:type="spellStart"/>
-      <w:r>
-        <w:rPr>
-          <w:lang w:val="en-GB"/>
-        </w:rPr>
-        <w:t>kako</w:t>
-      </w:r>
-      <w:proofErr w:type="spellEnd"/>
-      <w:r>
-        <w:rPr>
-          <w:lang w:val="en-GB"/>
-        </w:rPr>
-        <w:t xml:space="preserve"> </w:t>
-      </w:r>
-      <w:proofErr w:type="spellStart"/>
-      <w:r>
-        <w:rPr>
-          <w:lang w:val="en-GB"/>
-        </w:rPr>
-        <w:t>savremeni</w:t>
-      </w:r>
-      <w:proofErr w:type="spellEnd"/>
-      <w:r>
-        <w:rPr>
-          <w:lang w:val="en-GB"/>
-        </w:rPr>
-        <w:t xml:space="preserve"> DBMS </w:t>
-      </w:r>
-      <w:proofErr w:type="spellStart"/>
-      <w:r>
-        <w:rPr>
-          <w:lang w:val="en-GB"/>
-        </w:rPr>
-        <w:t>sistemi</w:t>
-      </w:r>
-      <w:proofErr w:type="spellEnd"/>
-      <w:r>
-        <w:rPr>
-          <w:lang w:val="en-GB"/>
-        </w:rPr>
-        <w:t xml:space="preserve"> </w:t>
-      </w:r>
-      <w:proofErr w:type="spellStart"/>
-      <w:r>
-        <w:rPr>
-          <w:lang w:val="en-GB"/>
-        </w:rPr>
-        <w:t>integrišu</w:t>
-      </w:r>
-      <w:proofErr w:type="spellEnd"/>
-      <w:r>
-        <w:rPr>
-          <w:lang w:val="en-GB"/>
-        </w:rPr>
-        <w:t xml:space="preserve"> </w:t>
-      </w:r>
-      <w:proofErr w:type="spellStart"/>
-      <w:r>
-        <w:rPr>
-          <w:lang w:val="en-GB"/>
-        </w:rPr>
-        <w:t>različite</w:t>
-      </w:r>
-      <w:proofErr w:type="spellEnd"/>
-      <w:r>
-        <w:rPr>
-          <w:lang w:val="en-GB"/>
-        </w:rPr>
-        <w:t xml:space="preserve"> </w:t>
-      </w:r>
-      <w:proofErr w:type="spellStart"/>
-      <w:r>
-        <w:rPr>
-          <w:lang w:val="en-GB"/>
-        </w:rPr>
-        <w:t>algoritamske</w:t>
-      </w:r>
-      <w:proofErr w:type="spellEnd"/>
-      <w:r>
-        <w:rPr>
-          <w:lang w:val="en-GB"/>
-        </w:rPr>
-        <w:t xml:space="preserve"> </w:t>
-      </w:r>
-      <w:proofErr w:type="spellStart"/>
-      <w:r>
-        <w:rPr>
-          <w:lang w:val="en-GB"/>
-        </w:rPr>
-        <w:t>pristupe</w:t>
-      </w:r>
-      <w:proofErr w:type="spellEnd"/>
-      <w:r>
-        <w:rPr>
-          <w:lang w:val="en-GB"/>
-        </w:rPr>
-        <w:t xml:space="preserve"> </w:t>
-      </w:r>
-      <w:proofErr w:type="spellStart"/>
-      <w:r>
-        <w:rPr>
-          <w:lang w:val="en-GB"/>
-        </w:rPr>
-        <w:t>kako</w:t>
-      </w:r>
-      <w:proofErr w:type="spellEnd"/>
-      <w:r>
-        <w:rPr>
-          <w:lang w:val="en-GB"/>
-        </w:rPr>
-        <w:t xml:space="preserve"> bi </w:t>
-      </w:r>
-      <w:proofErr w:type="spellStart"/>
-      <w:r>
-        <w:rPr>
-          <w:lang w:val="en-GB"/>
-        </w:rPr>
-        <w:t>obezbedili</w:t>
-      </w:r>
-      <w:proofErr w:type="spellEnd"/>
-      <w:r>
-        <w:rPr>
-          <w:lang w:val="en-GB"/>
-        </w:rPr>
-        <w:t xml:space="preserve"> </w:t>
-      </w:r>
-      <w:proofErr w:type="spellStart"/>
-      <w:r>
-        <w:rPr>
-          <w:lang w:val="en-GB"/>
-        </w:rPr>
-        <w:t>optimalne</w:t>
-      </w:r>
-      <w:proofErr w:type="spellEnd"/>
-      <w:r>
-        <w:rPr>
-          <w:lang w:val="en-GB"/>
-        </w:rPr>
-        <w:t xml:space="preserve"> </w:t>
-      </w:r>
-      <w:proofErr w:type="spellStart"/>
-      <w:r>
-        <w:rPr>
-          <w:lang w:val="en-GB"/>
-        </w:rPr>
-        <w:t>performanse</w:t>
-      </w:r>
-      <w:proofErr w:type="spellEnd"/>
-      <w:r>
-        <w:rPr>
-          <w:lang w:val="en-GB"/>
-        </w:rPr>
-        <w:t>.</w:t>
-      </w:r>
-    </w:p>
-    <w:p>
-      <w:pPr>
-        <w:ind w:firstLine="0"/>
-        <w:rPr>
-          <w:lang w:val="en-GB"/>
-        </w:rPr>
-      </w:pPr>
-    </w:p>
-    <w:p>
-      <w:pPr>
-        <w:ind w:firstLine="0"/>
-        <w:rPr>
-          <w:lang w:val="en-GB"/>
-        </w:rPr>
-      </w:pPr>
-      <w:proofErr w:type="spellStart"/>
-      <w:r>
-        <w:rPr>
-          <w:lang w:val="en-GB"/>
-        </w:rPr>
-        <w:t>Takođe</w:t>
-      </w:r>
-      <w:proofErr w:type="spellEnd"/>
-      <w:r>
-        <w:rPr>
-          <w:lang w:val="en-GB"/>
-        </w:rPr>
-        <w:t xml:space="preserve">, </w:t>
-      </w:r>
-      <w:proofErr w:type="spellStart"/>
-      <w:r>
-        <w:rPr>
-          <w:lang w:val="en-GB"/>
-        </w:rPr>
-        <w:t>kroz</w:t>
-      </w:r>
-      <w:proofErr w:type="spellEnd"/>
-      <w:r>
-        <w:rPr>
-          <w:lang w:val="en-GB"/>
-        </w:rPr>
-        <w:t xml:space="preserve"> rad se </w:t>
-      </w:r>
-      <w:proofErr w:type="spellStart"/>
-      <w:r>
-        <w:rPr>
-          <w:lang w:val="en-GB"/>
-        </w:rPr>
-        <w:t>jasno</w:t>
-      </w:r>
-      <w:proofErr w:type="spellEnd"/>
-      <w:r>
-        <w:rPr>
-          <w:lang w:val="en-GB"/>
-        </w:rPr>
-        <w:t xml:space="preserve"> </w:t>
-      </w:r>
-      <w:proofErr w:type="spellStart"/>
-      <w:r>
-        <w:rPr>
-          <w:lang w:val="en-GB"/>
-        </w:rPr>
-        <w:t>vidi</w:t>
-      </w:r>
-      <w:proofErr w:type="spellEnd"/>
-      <w:r>
-        <w:rPr>
-          <w:lang w:val="en-GB"/>
-        </w:rPr>
-        <w:t xml:space="preserve"> da </w:t>
-      </w:r>
-      <w:proofErr w:type="spellStart"/>
-      <w:r>
-        <w:rPr>
-          <w:lang w:val="en-GB"/>
-        </w:rPr>
-        <w:t>pravilna</w:t>
-      </w:r>
-      <w:proofErr w:type="spellEnd"/>
-      <w:r>
-        <w:rPr>
-          <w:lang w:val="en-GB"/>
-        </w:rPr>
-        <w:t xml:space="preserve"> </w:t>
-      </w:r>
-      <w:proofErr w:type="spellStart"/>
-      <w:r>
-        <w:rPr>
-          <w:lang w:val="en-GB"/>
-        </w:rPr>
-        <w:t>primena</w:t>
-      </w:r>
-      <w:proofErr w:type="spellEnd"/>
-      <w:r>
-        <w:rPr>
-          <w:lang w:val="en-GB"/>
-        </w:rPr>
-        <w:t xml:space="preserve"> </w:t>
-      </w:r>
-      <w:proofErr w:type="spellStart"/>
-      <w:r>
-        <w:rPr>
-          <w:lang w:val="en-GB"/>
-        </w:rPr>
-        <w:t>indeksa</w:t>
-      </w:r>
-      <w:proofErr w:type="spellEnd"/>
-      <w:r>
-        <w:rPr>
-          <w:lang w:val="en-GB"/>
-        </w:rPr>
-        <w:t xml:space="preserve"> </w:t>
-      </w:r>
-      <w:proofErr w:type="spellStart"/>
-      <w:r>
-        <w:rPr>
-          <w:lang w:val="en-GB"/>
-        </w:rPr>
-        <w:t>zahteva</w:t>
-      </w:r>
-      <w:proofErr w:type="spellEnd"/>
-      <w:r>
-        <w:rPr>
-          <w:lang w:val="en-GB"/>
-        </w:rPr>
-        <w:t xml:space="preserve"> dobro </w:t>
-      </w:r>
-      <w:proofErr w:type="spellStart"/>
-      <w:r>
-        <w:rPr>
-          <w:lang w:val="en-GB"/>
-        </w:rPr>
-        <w:t>razumevanje</w:t>
-      </w:r>
-      <w:proofErr w:type="spellEnd"/>
-      <w:r>
-        <w:rPr>
-          <w:lang w:val="en-GB"/>
-        </w:rPr>
-        <w:t xml:space="preserve"> </w:t>
-      </w:r>
-      <w:proofErr w:type="spellStart"/>
-      <w:r>
-        <w:rPr>
-          <w:lang w:val="en-GB"/>
-        </w:rPr>
-        <w:t>strukture</w:t>
-      </w:r>
-      <w:proofErr w:type="spellEnd"/>
-      <w:r>
-        <w:rPr>
-          <w:lang w:val="en-GB"/>
-        </w:rPr>
-        <w:t xml:space="preserve"> </w:t>
-      </w:r>
-      <w:proofErr w:type="spellStart"/>
-      <w:r>
-        <w:rPr>
-          <w:lang w:val="en-GB"/>
-        </w:rPr>
-        <w:t>podataka</w:t>
-      </w:r>
-      <w:proofErr w:type="spellEnd"/>
-      <w:r>
-        <w:rPr>
-          <w:lang w:val="en-GB"/>
-        </w:rPr>
-        <w:t xml:space="preserve">, </w:t>
-      </w:r>
-      <w:proofErr w:type="spellStart"/>
-      <w:r>
-        <w:rPr>
-          <w:lang w:val="en-GB"/>
-        </w:rPr>
         <w:t>obrazaca</w:t>
       </w:r>
       <w:proofErr w:type="spellEnd"/>
@@ -60831,21 +60867,7 @@
         <w:rPr>
           <w:lang w:val="en-GB"/>
         </w:rPr>
-        <w:t xml:space="preserve"> </w:t>
-      </w:r>
-      <w:proofErr w:type="spellStart"/>
-      <w:r>
-        <w:rPr>
-          <w:lang w:val="en-GB"/>
-        </w:rPr>
-        <w:t>i</w:t>
-      </w:r>
-      <w:proofErr w:type="spellEnd"/>
-      <w:r>
-        <w:rPr>
-          <w:lang w:val="en-GB"/>
-        </w:rPr>
-        <w:t xml:space="preserve"> </w:t>
+        <w:t xml:space="preserve"> i </w:t>
       </w:r>
       <w:proofErr w:type="spellStart"/>
       <w:r>
@@ -61987,6 +62009,7 @@
           <w:ilvl w:val="0"/>
           <w:numId w:val="47"/>
         </w:numPr>
+        <w:jc w:val="left"/>
       </w:pPr>
       <w:r>
         <w:t>PostgreSQL 14 Internals, Egor Rogov.</w:t>
@@ -61999,6 +62022,7 @@
           <w:ilvl w:val="0"/>
           <w:numId w:val="47"/>
         </w:numPr>
+        <w:jc w:val="left"/>
       </w:pPr>
       <w:r>
         <w:t>IBM Documentation – Indexes, dostupno na: https://www.ibm.com/docs/en/ias?topic=objects-indexes</w:t>
@@ -62011,6 +62035,7 @@
           <w:ilvl w:val="0"/>
           <w:numId w:val="47"/>
         </w:numPr>
+        <w:jc w:val="left"/>
       </w:pPr>
       <w:r>
         <w:t>Introduction of B-Tree, dostupno na: https://www.geeksforgeeks.org/dsa/introduction-of-b-tree-2/</w:t>
@@ -62023,6 +62048,7 @@
           <w:ilvl w:val="0"/>
           <w:numId w:val="47"/>
         </w:numPr>
+        <w:jc w:val="left"/>
       </w:pPr>
       <w:r>
         <w:t>Bitmap Indexing in DBMS, dostupno na: https://www.geeksforgeeks.org/dbms/bitmap-indexing-in-dbms/</w:t>
@@ -62035,6 +62061,7 @@
           <w:ilvl w:val="0"/>
           <w:numId w:val="47"/>
         </w:numPr>
+        <w:jc w:val="left"/>
       </w:pPr>
       <w:r>
         <w:t>Inverted Index, dostupno na: https://www.geeksforgeeks.org/dbms/inverted-index/</w:t>
@@ -62047,6 +62074,7 @@
           <w:ilvl w:val="0"/>
           <w:numId w:val="47"/>
         </w:numPr>
+        <w:jc w:val="left"/>
       </w:pPr>
       <w:r>
         <w:t>Hashing in DBMS, dostupno na: https://www.geeksforgeeks.org/dbms/hashing-in-dbms/</w:t>
@@ -62059,6 +62087,7 @@
           <w:ilvl w:val="0"/>
           <w:numId w:val="47"/>
         </w:numPr>
+        <w:jc w:val="left"/>
       </w:pPr>
       <w:r>
         <w:t>Trie Insert and Search, dostupno na: https://www.geeksforgeeks.org/dsa/trie-insert-and-search/</w:t>
@@ -62071,6 +62100,7 @@
           <w:ilvl w:val="0"/>
           <w:numId w:val="47"/>
         </w:numPr>
+        <w:jc w:val="left"/>
       </w:pPr>
       <w:r>
         <w:t>Introduction to R-Tree, dostupno na: https://www.geeksforgeeks.org/dsa/introduction-to-r-tree/</w:t>
@@ -62083,6 +62113,7 @@
           <w:ilvl w:val="0"/>
           <w:numId w:val="47"/>
         </w:numPr>
+        <w:jc w:val="left"/>
       </w:pPr>
       <w:r>
         <w:t>Quad Tree, dostupno na: https://www.geeksforgeeks.org/dsa/quad-tree/</w:t>
@@ -62095,6 +62126,7 @@
           <w:ilvl w:val="0"/>
           <w:numId w:val="47"/>
         </w:numPr>
+        <w:jc w:val="left"/>
       </w:pPr>
       <w:r>
         <w:t>PostgreSQL Documentation – Indexes, dostupno na: https://www.postgresql.org/docs/current/indexes.html</w:t>
@@ -68709,6 +68741,7 @@
   <w:style w:type="character" w:default="1" w:styleId="DefaultParagraphFont">
     <w:name w:val="Default Paragraph Font"/>
     <w:uiPriority w:val="1"/>
+    <w:semiHidden/>
     <w:unhideWhenUsed/>
   </w:style>
   <w:style w:type="table" w:default="1" w:styleId="TableNormal">
